--- a/Documentación/ProyectoIS 2026 CAJAL-FERNANDEZ.docx
+++ b/Documentación/ProyectoIS 2026 CAJAL-FERNANDEZ.docx
@@ -374,7 +374,15 @@
           <w:sz w:val="30"/>
           <w:szCs w:val="30"/>
         </w:rPr>
-        <w:t xml:space="preserve"> DESCRIPCIÓN FUNCIONAL DEL PRODUCTO Y ALCANCE</w:t>
+        <w:t xml:space="preserve"> D</w:t>
+      </w:r>
+      <w:r>
+        <w:rPr>
+          <w:rFonts w:ascii="Times New Roman" w:eastAsia="Times New Roman" w:hAnsi="Times New Roman" w:cs="Times New Roman"/>
+          <w:sz w:val="30"/>
+          <w:szCs w:val="30"/>
+        </w:rPr>
+        <w:t>escripción funcional del producto y alcance</w:t>
       </w:r>
     </w:p>
     <w:p>
@@ -426,23 +434,7 @@
           <w:rFonts w:ascii="Times New Roman" w:eastAsia="Times New Roman" w:hAnsi="Times New Roman" w:cs="Times New Roman"/>
           <w:color w:val="000000"/>
         </w:rPr>
-        <w:t>Registro/</w:t>
-      </w:r>
-      <w:proofErr w:type="spellStart"/>
-      <w:r>
-        <w:rPr>
-          <w:rFonts w:ascii="Times New Roman" w:eastAsia="Times New Roman" w:hAnsi="Times New Roman" w:cs="Times New Roman"/>
-          <w:color w:val="000000"/>
-        </w:rPr>
-        <w:t>LogIn-Out</w:t>
-      </w:r>
-      <w:proofErr w:type="spellEnd"/>
-      <w:r>
-        <w:rPr>
-          <w:rFonts w:ascii="Times New Roman" w:eastAsia="Times New Roman" w:hAnsi="Times New Roman" w:cs="Times New Roman"/>
-          <w:color w:val="000000"/>
-        </w:rPr>
-        <w:t xml:space="preserve"> de Usuarios</w:t>
+        <w:t>Registro/LogIn-Out de Usuarios</w:t>
       </w:r>
     </w:p>
     <w:p>
@@ -518,9 +510,18 @@
           <w:sz w:val="30"/>
           <w:szCs w:val="30"/>
         </w:rPr>
-        <w:t>1.2 DEFINICIONES, ACRÓNIMOS Y ABREVIACIONES</w:t>
+        <w:t>1.2 D</w:t>
+      </w:r>
+      <w:r>
+        <w:rPr>
+          <w:rFonts w:ascii="Times New Roman" w:eastAsia="Times New Roman" w:hAnsi="Times New Roman" w:cs="Times New Roman"/>
+          <w:sz w:val="30"/>
+          <w:szCs w:val="30"/>
+        </w:rPr>
+        <w:t>efiniciones, acrónimos y abreviaciones</w:t>
       </w:r>
     </w:p>
+    <w:p/>
     <w:p>
       <w:pPr>
         <w:rPr>
@@ -537,7 +538,25 @@
           <w:sz w:val="30"/>
           <w:szCs w:val="30"/>
         </w:rPr>
-        <w:t>1.3 Descripción de las personas participantes en el desarrollo del sistema de información y los usuarios (Roles)</w:t>
+        <w:t>1.3 D</w:t>
+      </w:r>
+      <w:r>
+        <w:rPr>
+          <w:rFonts w:ascii="Times New Roman" w:eastAsia="Times New Roman" w:hAnsi="Times New Roman" w:cs="Times New Roman"/>
+          <w:color w:val="0F4761"/>
+          <w:sz w:val="30"/>
+          <w:szCs w:val="30"/>
+        </w:rPr>
+        <w:t>escripción de las personas participantes en el desarrollo del sistema de información y los usuarios</w:t>
+      </w:r>
+      <w:r>
+        <w:rPr>
+          <w:rFonts w:ascii="Times New Roman" w:eastAsia="Times New Roman" w:hAnsi="Times New Roman" w:cs="Times New Roman"/>
+          <w:color w:val="0F4761"/>
+          <w:sz w:val="30"/>
+          <w:szCs w:val="30"/>
+        </w:rPr>
+        <w:t xml:space="preserve"> (Roles)</w:t>
       </w:r>
     </w:p>
     <w:tbl>
@@ -568,7 +587,7 @@
                 <w:b/>
                 <w:bCs/>
               </w:rPr>
-              <w:t>Roles</w:t>
+              <w:t>Rol</w:t>
             </w:r>
           </w:p>
         </w:tc>
@@ -589,7 +608,7 @@
                 <w:b/>
                 <w:bCs/>
               </w:rPr>
-              <w:t>¿Qué puede hacer?</w:t>
+              <w:t>Responsabilidad/Acceso a:</w:t>
             </w:r>
           </w:p>
         </w:tc>
@@ -665,7 +684,6 @@
         </w:tc>
       </w:tr>
     </w:tbl>
-    <w:p/>
     <w:p>
       <w:pPr>
         <w:pStyle w:val="Ttulo2"/>
@@ -683,7 +701,23 @@
           <w:sz w:val="30"/>
           <w:szCs w:val="30"/>
         </w:rPr>
-        <w:t xml:space="preserve">1.4 MÉTODOS ENCRIPTACIÓN/HASH </w:t>
+        <w:t>1.4 M</w:t>
+      </w:r>
+      <w:r>
+        <w:rPr>
+          <w:rFonts w:ascii="Times New Roman" w:eastAsia="Times New Roman" w:hAnsi="Times New Roman" w:cs="Times New Roman"/>
+          <w:sz w:val="30"/>
+          <w:szCs w:val="30"/>
+        </w:rPr>
+        <w:t>étodos Encriptación/Hash</w:t>
+      </w:r>
+      <w:r>
+        <w:rPr>
+          <w:rFonts w:ascii="Times New Roman" w:eastAsia="Times New Roman" w:hAnsi="Times New Roman" w:cs="Times New Roman"/>
+          <w:sz w:val="30"/>
+          <w:szCs w:val="30"/>
+        </w:rPr>
+        <w:t xml:space="preserve"> </w:t>
       </w:r>
     </w:p>
     <w:p>
@@ -704,21 +738,7 @@
         <w:rPr>
           <w:rFonts w:ascii="Times New Roman" w:hAnsi="Times New Roman" w:cs="Times New Roman"/>
         </w:rPr>
-        <w:t xml:space="preserve">Con el objetivo de garantizar la seguridad de las contraseñas de los usuarios, en este proyecto se aplica el algoritmo SHA-256, encargado de transformar una cadena de texto en un valor de longitud determinado, denominado "hash". Este es un algoritmo de </w:t>
-      </w:r>
-      <w:proofErr w:type="spellStart"/>
-      <w:r>
-        <w:rPr>
-          <w:rFonts w:ascii="Times New Roman" w:hAnsi="Times New Roman" w:cs="Times New Roman"/>
-        </w:rPr>
-        <w:t>hashing</w:t>
-      </w:r>
-      <w:proofErr w:type="spellEnd"/>
-      <w:r>
-        <w:rPr>
-          <w:rFonts w:ascii="Times New Roman" w:hAnsi="Times New Roman" w:cs="Times New Roman"/>
-        </w:rPr>
-        <w:t xml:space="preserve"> unidireccional, lo que significa que no es posible desencriptar el hash para obtener la contraseña original. </w:t>
+        <w:t xml:space="preserve">Con el objetivo de garantizar la seguridad de las contraseñas de los usuarios, en este proyecto se aplica el algoritmo SHA-256, encargado de transformar una cadena de texto en un valor de longitud determinado, denominado "hash". Este es un algoritmo de hashing unidireccional, lo que significa que no es posible desencriptar el hash para obtener la contraseña original. </w:t>
       </w:r>
     </w:p>
     <w:p>
@@ -731,42 +751,14 @@
         <w:rPr>
           <w:rFonts w:ascii="Times New Roman" w:hAnsi="Times New Roman" w:cs="Times New Roman"/>
         </w:rPr>
-        <w:t xml:space="preserve">Tanto para la creación de usuarios como para el logueo en el sistema de estos mismos, se deberá ingresar una clave. Esta clave será </w:t>
-      </w:r>
-      <w:proofErr w:type="spellStart"/>
+        <w:t xml:space="preserve">Tanto para la creación de usuarios como para el logueo en el sistema de estos mismos, se deberá ingresar una clave. Esta clave será hasheada por el algoritmo SHA-256 y será guardada en la base de datos. Un usuario que requiera iniciar sesión deberá ingresar su clave, en la interfaz de Inicio de sesión, el valor que coloque como clave, al seleccionar </w:t>
+      </w:r>
       <w:r>
         <w:rPr>
           <w:rFonts w:ascii="Times New Roman" w:hAnsi="Times New Roman" w:cs="Times New Roman"/>
         </w:rPr>
-        <w:t>hasheada</w:t>
-      </w:r>
-      <w:proofErr w:type="spellEnd"/>
-      <w:r>
-        <w:rPr>
-          <w:rFonts w:ascii="Times New Roman" w:hAnsi="Times New Roman" w:cs="Times New Roman"/>
-        </w:rPr>
-        <w:t xml:space="preserve"> por el algoritmo SHA-256 y será guardada en la base de datos. Un usuario que requiera iniciar sesión deberá ingresar su clave, en la interfaz de Inicio de sesión, el valor que coloque como clave, al seleccionar </w:t>
-      </w:r>
-      <w:r>
-        <w:rPr>
-          <w:rFonts w:ascii="Times New Roman" w:hAnsi="Times New Roman" w:cs="Times New Roman"/>
-        </w:rPr>
         <w:lastRenderedPageBreak/>
-        <w:t xml:space="preserve">“Iniciar Sesión” será </w:t>
-      </w:r>
-      <w:proofErr w:type="spellStart"/>
-      <w:r>
-        <w:rPr>
-          <w:rFonts w:ascii="Times New Roman" w:hAnsi="Times New Roman" w:cs="Times New Roman"/>
-        </w:rPr>
-        <w:t>hasheado</w:t>
-      </w:r>
-      <w:proofErr w:type="spellEnd"/>
-      <w:r>
-        <w:rPr>
-          <w:rFonts w:ascii="Times New Roman" w:hAnsi="Times New Roman" w:cs="Times New Roman"/>
-        </w:rPr>
-        <w:t xml:space="preserve"> y comparado con el valor que se encuentre en la base de datos. Si estos valores coinciden, la sesión es iniciada, en el caso contrario donde no coincidan, se mostrará al usuario un error de contraseña incorrecta. </w:t>
+        <w:t xml:space="preserve">“Iniciar Sesión” será hasheado y comparado con el valor que se encuentre en la base de datos. Si estos valores coinciden, la sesión es iniciada, en el caso contrario donde no coincidan, se mostrará al usuario un error de contraseña incorrecta. </w:t>
       </w:r>
     </w:p>
     <w:p>
@@ -788,25 +780,7 @@
           <w:b/>
           <w:bCs/>
         </w:rPr>
-        <w:t xml:space="preserve">Método de la clase </w:t>
-      </w:r>
-      <w:proofErr w:type="spellStart"/>
-      <w:r>
-        <w:rPr>
-          <w:rFonts w:ascii="Times New Roman" w:hAnsi="Times New Roman" w:cs="Times New Roman"/>
-          <w:b/>
-          <w:bCs/>
-        </w:rPr>
-        <w:t>Encriptador</w:t>
-      </w:r>
-      <w:proofErr w:type="spellEnd"/>
-      <w:r>
-        <w:rPr>
-          <w:rFonts w:ascii="Times New Roman" w:hAnsi="Times New Roman" w:cs="Times New Roman"/>
-          <w:b/>
-          <w:bCs/>
-        </w:rPr>
-        <w:t xml:space="preserve">: </w:t>
+        <w:t xml:space="preserve">Método de la clase Encriptador: </w:t>
       </w:r>
     </w:p>
     <w:p>
@@ -819,21 +793,7 @@
         <w:rPr>
           <w:rFonts w:ascii="Times New Roman" w:hAnsi="Times New Roman" w:cs="Times New Roman"/>
         </w:rPr>
-        <w:t>Hash (</w:t>
-      </w:r>
-      <w:proofErr w:type="spellStart"/>
-      <w:r>
-        <w:rPr>
-          <w:rFonts w:ascii="Times New Roman" w:hAnsi="Times New Roman" w:cs="Times New Roman"/>
-        </w:rPr>
-        <w:t>string</w:t>
-      </w:r>
-      <w:proofErr w:type="spellEnd"/>
-      <w:r>
-        <w:rPr>
-          <w:rFonts w:ascii="Times New Roman" w:hAnsi="Times New Roman" w:cs="Times New Roman"/>
-        </w:rPr>
-        <w:t xml:space="preserve"> input): Este método toma una cadena de texto (como una contraseña en texto plano) y la convierte en un hash de 256 bits utilizando el algoritmo SHA-256. </w:t>
+        <w:t xml:space="preserve">Hash (string input): Este método toma una cadena de texto (como una contraseña en texto plano) y la convierte en un hash de 256 bits utilizando el algoritmo SHA-256. </w:t>
       </w:r>
     </w:p>
     <w:p>
@@ -936,6 +896,201 @@
           <w:szCs w:val="30"/>
         </w:rPr>
       </w:pPr>
+      <w:r>
+        <w:rPr>
+          <w:rFonts w:ascii="Times New Roman" w:eastAsia="Times New Roman" w:hAnsi="Times New Roman" w:cs="Times New Roman"/>
+          <w:sz w:val="30"/>
+          <w:szCs w:val="30"/>
+        </w:rPr>
+        <w:t>1.5 B</w:t>
+      </w:r>
+      <w:r>
+        <w:rPr>
+          <w:rFonts w:ascii="Times New Roman" w:eastAsia="Times New Roman" w:hAnsi="Times New Roman" w:cs="Times New Roman"/>
+          <w:sz w:val="30"/>
+          <w:szCs w:val="30"/>
+        </w:rPr>
+        <w:t>itácora</w:t>
+      </w:r>
+      <w:r>
+        <w:rPr>
+          <w:rFonts w:ascii="Times New Roman" w:eastAsia="Times New Roman" w:hAnsi="Times New Roman" w:cs="Times New Roman"/>
+          <w:sz w:val="30"/>
+          <w:szCs w:val="30"/>
+        </w:rPr>
+        <w:t xml:space="preserve"> </w:t>
+      </w:r>
+    </w:p>
+    <w:p>
+      <w:pPr>
+        <w:pStyle w:val="Ttulo3"/>
+        <w:rPr>
+          <w:rFonts w:ascii="Times New Roman" w:eastAsia="Times New Roman" w:hAnsi="Times New Roman" w:cs="Times New Roman"/>
+        </w:rPr>
+      </w:pPr>
+      <w:r>
+        <w:rPr>
+          <w:rFonts w:ascii="Times New Roman" w:eastAsia="Times New Roman" w:hAnsi="Times New Roman" w:cs="Times New Roman"/>
+        </w:rPr>
+        <w:t xml:space="preserve">1.5.1 </w:t>
+      </w:r>
+      <w:r>
+        <w:rPr>
+          <w:rFonts w:ascii="Times New Roman" w:eastAsia="Times New Roman" w:hAnsi="Times New Roman" w:cs="Times New Roman"/>
+        </w:rPr>
+        <w:t xml:space="preserve">Descripción </w:t>
+      </w:r>
+    </w:p>
+    <w:p>
+      <w:pPr>
+        <w:rPr>
+          <w:rFonts w:ascii="Times New Roman" w:hAnsi="Times New Roman" w:cs="Times New Roman"/>
+        </w:rPr>
+      </w:pPr>
+      <w:r>
+        <w:rPr>
+          <w:rFonts w:ascii="Times New Roman" w:hAnsi="Times New Roman" w:cs="Times New Roman"/>
+        </w:rPr>
+        <w:t>La utilización de la bitácora nos permite llevar un registro de las acciones realizadas dentro del sistema por parte de un usuario del mismo. Cada evento registrado en la bitácora va a tener la fecha y hora en la que se realizó, el correo electrónico del usuario de quien la llevo a cabo, la actividad y la información asociada.</w:t>
+      </w:r>
+    </w:p>
+    <w:p>
+      <w:pPr>
+        <w:pStyle w:val="Prrafodelista"/>
+        <w:numPr>
+          <w:ilvl w:val="0"/>
+          <w:numId w:val="19"/>
+        </w:numPr>
+        <w:rPr>
+          <w:rFonts w:ascii="Times New Roman" w:hAnsi="Times New Roman" w:cs="Times New Roman"/>
+        </w:rPr>
+      </w:pPr>
+      <w:r>
+        <w:rPr>
+          <w:rFonts w:ascii="Times New Roman" w:hAnsi="Times New Roman" w:cs="Times New Roman"/>
+        </w:rPr>
+        <w:t>Fecha: Fecha asociada al sistema al momento de la realización del evento.</w:t>
+      </w:r>
+    </w:p>
+    <w:p>
+      <w:pPr>
+        <w:pStyle w:val="Prrafodelista"/>
+        <w:numPr>
+          <w:ilvl w:val="0"/>
+          <w:numId w:val="19"/>
+        </w:numPr>
+        <w:rPr>
+          <w:rFonts w:ascii="Times New Roman" w:hAnsi="Times New Roman" w:cs="Times New Roman"/>
+        </w:rPr>
+      </w:pPr>
+      <w:r>
+        <w:rPr>
+          <w:rFonts w:ascii="Times New Roman" w:hAnsi="Times New Roman" w:cs="Times New Roman"/>
+        </w:rPr>
+        <w:t>Hora: Hora asociada al sistema al momento de la realización del evento.</w:t>
+      </w:r>
+    </w:p>
+    <w:p>
+      <w:pPr>
+        <w:pStyle w:val="Prrafodelista"/>
+        <w:numPr>
+          <w:ilvl w:val="0"/>
+          <w:numId w:val="19"/>
+        </w:numPr>
+        <w:rPr>
+          <w:rFonts w:ascii="Times New Roman" w:hAnsi="Times New Roman" w:cs="Times New Roman"/>
+        </w:rPr>
+      </w:pPr>
+      <w:r>
+        <w:rPr>
+          <w:rFonts w:ascii="Times New Roman" w:hAnsi="Times New Roman" w:cs="Times New Roman"/>
+        </w:rPr>
+        <w:t>Actividad: Nombre de la acción (Inicio de Sesión, Cierre de Sesión, Alta de Usuario)</w:t>
+      </w:r>
+    </w:p>
+    <w:p>
+      <w:pPr>
+        <w:pStyle w:val="Ttulo3"/>
+        <w:rPr>
+          <w:rFonts w:ascii="Times New Roman" w:eastAsia="Times New Roman" w:hAnsi="Times New Roman" w:cs="Times New Roman"/>
+        </w:rPr>
+      </w:pPr>
+      <w:r>
+        <w:rPr>
+          <w:rFonts w:ascii="Times New Roman" w:eastAsia="Times New Roman" w:hAnsi="Times New Roman" w:cs="Times New Roman"/>
+        </w:rPr>
+        <w:lastRenderedPageBreak/>
+        <w:t>1.5.2</w:t>
+      </w:r>
+      <w:r>
+        <w:rPr>
+          <w:rFonts w:ascii="Times New Roman" w:eastAsia="Times New Roman" w:hAnsi="Times New Roman" w:cs="Times New Roman"/>
+        </w:rPr>
+        <w:t xml:space="preserve"> Pantalla</w:t>
+      </w:r>
+      <w:r>
+        <w:rPr>
+          <w:rFonts w:ascii="Times New Roman" w:eastAsia="Times New Roman" w:hAnsi="Times New Roman" w:cs="Times New Roman"/>
+        </w:rPr>
+        <w:t xml:space="preserve"> BITÁCORA</w:t>
+      </w:r>
+    </w:p>
+    <w:p>
+      <w:pPr>
+        <w:rPr>
+          <w:rFonts w:ascii="Times New Roman" w:hAnsi="Times New Roman" w:cs="Times New Roman"/>
+        </w:rPr>
+      </w:pPr>
+      <w:r>
+        <w:rPr>
+          <w:rFonts w:ascii="Times New Roman" w:hAnsi="Times New Roman" w:cs="Times New Roman"/>
+        </w:rPr>
+        <w:drawing>
+          <wp:inline distT="0" distB="0" distL="0" distR="0" wp14:anchorId="4BECD360" wp14:editId="0D3E8A8B">
+            <wp:extent cx="4204003" cy="2613660"/>
+            <wp:effectExtent l="0" t="0" r="6350" b="0"/>
+            <wp:docPr id="99375917" name="Imagen 1"/>
+            <wp:cNvGraphicFramePr>
+              <a:graphicFrameLocks xmlns:a="http://schemas.openxmlformats.org/drawingml/2006/main" noChangeAspect="1"/>
+            </wp:cNvGraphicFramePr>
+            <a:graphic xmlns:a="http://schemas.openxmlformats.org/drawingml/2006/main">
+              <a:graphicData uri="http://schemas.openxmlformats.org/drawingml/2006/picture">
+                <pic:pic xmlns:pic="http://schemas.openxmlformats.org/drawingml/2006/picture">
+                  <pic:nvPicPr>
+                    <pic:cNvPr id="99375917" name=""/>
+                    <pic:cNvPicPr/>
+                  </pic:nvPicPr>
+                  <pic:blipFill>
+                    <a:blip r:embed="rId10"/>
+                    <a:stretch>
+                      <a:fillRect/>
+                    </a:stretch>
+                  </pic:blipFill>
+                  <pic:spPr>
+                    <a:xfrm>
+                      <a:off x="0" y="0"/>
+                      <a:ext cx="4205919" cy="2614851"/>
+                    </a:xfrm>
+                    <a:prstGeom prst="rect">
+                      <a:avLst/>
+                    </a:prstGeom>
+                  </pic:spPr>
+                </pic:pic>
+              </a:graphicData>
+            </a:graphic>
+          </wp:inline>
+        </w:drawing>
+      </w:r>
+    </w:p>
+    <w:p>
+      <w:pPr>
+        <w:pStyle w:val="Ttulo2"/>
+        <w:rPr>
+          <w:rFonts w:ascii="Times New Roman" w:eastAsia="Times New Roman" w:hAnsi="Times New Roman" w:cs="Times New Roman"/>
+          <w:sz w:val="30"/>
+          <w:szCs w:val="30"/>
+        </w:rPr>
+      </w:pPr>
       <w:bookmarkStart w:id="1" w:name="_heading=h.3016uksryk99" w:colFirst="0" w:colLast="0"/>
       <w:bookmarkEnd w:id="1"/>
       <w:r>
@@ -944,8 +1099,39 @@
           <w:sz w:val="30"/>
           <w:szCs w:val="30"/>
         </w:rPr>
-        <w:lastRenderedPageBreak/>
-        <w:t xml:space="preserve">1.5 DIAGRAMA DE COMPONENTES </w:t>
+        <w:t>1.</w:t>
+      </w:r>
+      <w:r>
+        <w:rPr>
+          <w:rFonts w:ascii="Times New Roman" w:eastAsia="Times New Roman" w:hAnsi="Times New Roman" w:cs="Times New Roman"/>
+          <w:sz w:val="30"/>
+          <w:szCs w:val="30"/>
+        </w:rPr>
+        <w:t>6</w:t>
+      </w:r>
+      <w:r>
+        <w:rPr>
+          <w:rFonts w:ascii="Times New Roman" w:eastAsia="Times New Roman" w:hAnsi="Times New Roman" w:cs="Times New Roman"/>
+          <w:sz w:val="30"/>
+          <w:szCs w:val="30"/>
+        </w:rPr>
+        <w:t xml:space="preserve"> </w:t>
+      </w:r>
+      <w:r>
+        <w:rPr>
+          <w:rFonts w:ascii="Times New Roman" w:eastAsia="Times New Roman" w:hAnsi="Times New Roman" w:cs="Times New Roman"/>
+          <w:sz w:val="30"/>
+          <w:szCs w:val="30"/>
+        </w:rPr>
+        <w:t>Diagrama de componentes</w:t>
+      </w:r>
+      <w:r>
+        <w:rPr>
+          <w:rFonts w:ascii="Times New Roman" w:eastAsia="Times New Roman" w:hAnsi="Times New Roman" w:cs="Times New Roman"/>
+          <w:sz w:val="30"/>
+          <w:szCs w:val="30"/>
+        </w:rPr>
+        <w:t xml:space="preserve"> </w:t>
       </w:r>
     </w:p>
     <w:p>
@@ -957,7 +1143,6 @@
           <w:right w:val="nil"/>
           <w:between w:val="nil"/>
         </w:pBdr>
-        <w:ind w:left="360"/>
         <w:rPr>
           <w:rFonts w:ascii="Times New Roman" w:eastAsia="Times New Roman" w:hAnsi="Times New Roman" w:cs="Times New Roman"/>
           <w:color w:val="000000"/>
@@ -987,7 +1172,7 @@
                     </pic:cNvPicPr>
                   </pic:nvPicPr>
                   <pic:blipFill>
-                    <a:blip r:embed="rId10">
+                    <a:blip r:embed="rId11">
                       <a:extLst>
                         <a:ext uri="{28A0092B-C50C-407E-A947-70E740481C1C}">
                           <a14:useLocalDpi xmlns:a14="http://schemas.microsoft.com/office/drawing/2010/main" val="0"/>
@@ -1030,7 +1215,20 @@
         <w:rPr>
           <w:rFonts w:ascii="Times New Roman" w:eastAsia="Times New Roman" w:hAnsi="Times New Roman" w:cs="Times New Roman"/>
         </w:rPr>
-        <w:t xml:space="preserve">1.5.1 </w:t>
+        <w:lastRenderedPageBreak/>
+        <w:t>1.</w:t>
+      </w:r>
+      <w:r>
+        <w:rPr>
+          <w:rFonts w:ascii="Times New Roman" w:eastAsia="Times New Roman" w:hAnsi="Times New Roman" w:cs="Times New Roman"/>
+        </w:rPr>
+        <w:t>6</w:t>
+      </w:r>
+      <w:r>
+        <w:rPr>
+          <w:rFonts w:ascii="Times New Roman" w:eastAsia="Times New Roman" w:hAnsi="Times New Roman" w:cs="Times New Roman"/>
+        </w:rPr>
+        <w:t xml:space="preserve">.1 </w:t>
       </w:r>
       <w:r>
         <w:rPr>
@@ -1060,7 +1258,7 @@
                     <pic:cNvPicPr/>
                   </pic:nvPicPr>
                   <pic:blipFill>
-                    <a:blip r:embed="rId11"/>
+                    <a:blip r:embed="rId12"/>
                     <a:stretch>
                       <a:fillRect/>
                     </a:stretch>
@@ -1251,7 +1449,6 @@
           <w:bCs/>
           <w:color w:val="000000"/>
         </w:rPr>
-        <w:lastRenderedPageBreak/>
         <w:t>SERVICIO:</w:t>
       </w:r>
       <w:r>
@@ -1264,34 +1461,43 @@
     </w:p>
     <w:p>
       <w:pPr>
-        <w:pStyle w:val="Ttulo2"/>
-        <w:rPr>
-          <w:rFonts w:ascii="Times New Roman" w:eastAsia="Times New Roman" w:hAnsi="Times New Roman" w:cs="Times New Roman"/>
-          <w:sz w:val="30"/>
-          <w:szCs w:val="30"/>
-        </w:rPr>
-      </w:pPr>
-      <w:bookmarkStart w:id="2" w:name="_heading=h.5twoj81j1gka" w:colFirst="0" w:colLast="0"/>
-      <w:bookmarkEnd w:id="2"/>
-      <w:r>
-        <w:rPr>
-          <w:rFonts w:ascii="Times New Roman" w:eastAsia="Times New Roman" w:hAnsi="Times New Roman" w:cs="Times New Roman"/>
-          <w:sz w:val="30"/>
-          <w:szCs w:val="30"/>
-        </w:rPr>
-        <w:t>1.6 MENÚ TENTATIVO DE NAVEGACIÓN DEL SISTEMA</w:t>
+        <w:pStyle w:val="Ttulo3"/>
+        <w:rPr>
+          <w:rFonts w:ascii="Times New Roman" w:eastAsia="Times New Roman" w:hAnsi="Times New Roman" w:cs="Times New Roman"/>
+        </w:rPr>
+      </w:pPr>
+      <w:r>
+        <w:rPr>
+          <w:rFonts w:ascii="Times New Roman" w:eastAsia="Times New Roman" w:hAnsi="Times New Roman" w:cs="Times New Roman"/>
+        </w:rPr>
+        <w:t>1.6.2 Diagrama Secuencia del Sistema Persistencia de Datos</w:t>
       </w:r>
     </w:p>
     <w:p>
-      <w:r>
-        <w:rPr>
+      <w:pPr>
+        <w:pBdr>
+          <w:top w:val="nil"/>
+          <w:left w:val="nil"/>
+          <w:bottom w:val="nil"/>
+          <w:right w:val="nil"/>
+          <w:between w:val="nil"/>
+        </w:pBdr>
+        <w:rPr>
+          <w:rFonts w:ascii="Times New Roman" w:eastAsia="Times New Roman" w:hAnsi="Times New Roman" w:cs="Times New Roman"/>
+          <w:color w:val="000000"/>
+        </w:rPr>
+      </w:pPr>
+      <w:r>
+        <w:rPr>
+          <w:rFonts w:ascii="Times New Roman" w:eastAsia="Times New Roman" w:hAnsi="Times New Roman" w:cs="Times New Roman"/>
           <w:noProof/>
+          <w:color w:val="000000"/>
         </w:rPr>
         <w:drawing>
-          <wp:inline distT="0" distB="0" distL="0" distR="0" wp14:anchorId="54FB448B" wp14:editId="0D44397D">
-            <wp:extent cx="4572000" cy="2374049"/>
-            <wp:effectExtent l="0" t="0" r="0" b="7620"/>
-            <wp:docPr id="1218404601" name="Imagen 1"/>
+          <wp:inline distT="0" distB="0" distL="0" distR="0" wp14:anchorId="6EB8EEBB" wp14:editId="6A760582">
+            <wp:extent cx="4800600" cy="3304662"/>
+            <wp:effectExtent l="0" t="0" r="0" b="0"/>
+            <wp:docPr id="1117269562" name="Imagen 7"/>
             <wp:cNvGraphicFramePr>
               <a:graphicFrameLocks xmlns:a="http://schemas.openxmlformats.org/drawingml/2006/main" noChangeAspect="1"/>
             </wp:cNvGraphicFramePr>
@@ -1299,110 +1505,7 @@
               <a:graphicData uri="http://schemas.openxmlformats.org/drawingml/2006/picture">
                 <pic:pic xmlns:pic="http://schemas.openxmlformats.org/drawingml/2006/picture">
                   <pic:nvPicPr>
-                    <pic:cNvPr id="0" name="Picture 1"/>
-                    <pic:cNvPicPr>
-                      <a:picLocks noChangeAspect="1" noChangeArrowheads="1"/>
-                    </pic:cNvPicPr>
-                  </pic:nvPicPr>
-                  <pic:blipFill>
-                    <a:blip r:embed="rId12">
-                      <a:extLst>
-                        <a:ext uri="{28A0092B-C50C-407E-A947-70E740481C1C}">
-                          <a14:useLocalDpi xmlns:a14="http://schemas.microsoft.com/office/drawing/2010/main" val="0"/>
-                        </a:ext>
-                      </a:extLst>
-                    </a:blip>
-                    <a:srcRect/>
-                    <a:stretch>
-                      <a:fillRect/>
-                    </a:stretch>
-                  </pic:blipFill>
-                  <pic:spPr bwMode="auto">
-                    <a:xfrm>
-                      <a:off x="0" y="0"/>
-                      <a:ext cx="4580344" cy="2378382"/>
-                    </a:xfrm>
-                    <a:prstGeom prst="rect">
-                      <a:avLst/>
-                    </a:prstGeom>
-                    <a:noFill/>
-                    <a:ln>
-                      <a:noFill/>
-                    </a:ln>
-                  </pic:spPr>
-                </pic:pic>
-              </a:graphicData>
-            </a:graphic>
-          </wp:inline>
-        </w:drawing>
-      </w:r>
-    </w:p>
-    <w:p>
-      <w:pPr>
-        <w:pStyle w:val="Ttulo2"/>
-        <w:rPr>
-          <w:rFonts w:ascii="Times New Roman" w:eastAsia="Times New Roman" w:hAnsi="Times New Roman" w:cs="Times New Roman"/>
-          <w:sz w:val="30"/>
-          <w:szCs w:val="30"/>
-        </w:rPr>
-      </w:pPr>
-      <w:r>
-        <w:rPr>
-          <w:rFonts w:ascii="Times New Roman" w:eastAsia="Times New Roman" w:hAnsi="Times New Roman" w:cs="Times New Roman"/>
-          <w:sz w:val="30"/>
-          <w:szCs w:val="30"/>
-        </w:rPr>
-        <w:lastRenderedPageBreak/>
-        <w:t>1.</w:t>
-      </w:r>
-      <w:r>
-        <w:rPr>
-          <w:rFonts w:ascii="Times New Roman" w:eastAsia="Times New Roman" w:hAnsi="Times New Roman" w:cs="Times New Roman"/>
-          <w:sz w:val="30"/>
-          <w:szCs w:val="30"/>
-        </w:rPr>
-        <w:t>7</w:t>
-      </w:r>
-      <w:r>
-        <w:rPr>
-          <w:rFonts w:ascii="Times New Roman" w:eastAsia="Times New Roman" w:hAnsi="Times New Roman" w:cs="Times New Roman"/>
-          <w:sz w:val="30"/>
-          <w:szCs w:val="30"/>
-        </w:rPr>
-        <w:t xml:space="preserve"> DIAGRAMA DE CLASES </w:t>
-      </w:r>
-      <w:bookmarkStart w:id="3" w:name="_heading=h.j8wddxeeggtw" w:colFirst="0" w:colLast="0"/>
-      <w:bookmarkEnd w:id="3"/>
-    </w:p>
-    <w:p>
-      <w:pPr>
-        <w:pStyle w:val="Ttulo2"/>
-        <w:rPr>
-          <w:rFonts w:ascii="Times New Roman" w:eastAsia="Times New Roman" w:hAnsi="Times New Roman" w:cs="Times New Roman"/>
-          <w:sz w:val="30"/>
-          <w:szCs w:val="30"/>
-        </w:rPr>
-      </w:pPr>
-      <w:r>
-        <w:rPr>
-          <w:rFonts w:ascii="Times New Roman" w:eastAsia="Times New Roman" w:hAnsi="Times New Roman" w:cs="Times New Roman"/>
-          <w:noProof/>
-          <w:sz w:val="30"/>
-          <w:szCs w:val="30"/>
-        </w:rPr>
-        <w:drawing>
-          <wp:inline distT="0" distB="0" distL="0" distR="0" wp14:anchorId="51A6F019" wp14:editId="6B06AD93">
-            <wp:extent cx="4648200" cy="4770120"/>
-            <wp:effectExtent l="0" t="0" r="0" b="0"/>
-            <wp:docPr id="2082062077" name="Imagen 4"/>
-            <wp:cNvGraphicFramePr>
-              <a:graphicFrameLocks xmlns:a="http://schemas.openxmlformats.org/drawingml/2006/main" noChangeAspect="1"/>
-            </wp:cNvGraphicFramePr>
-            <a:graphic xmlns:a="http://schemas.openxmlformats.org/drawingml/2006/main">
-              <a:graphicData uri="http://schemas.openxmlformats.org/drawingml/2006/picture">
-                <pic:pic xmlns:pic="http://schemas.openxmlformats.org/drawingml/2006/picture">
-                  <pic:nvPicPr>
-                    <pic:cNvPr id="0" name="Picture 4"/>
+                    <pic:cNvPr id="0" name="Picture 7"/>
                     <pic:cNvPicPr>
                       <a:picLocks noChangeAspect="1" noChangeArrowheads="1"/>
                     </pic:cNvPicPr>
@@ -1423,7 +1526,7 @@
                   <pic:spPr bwMode="auto">
                     <a:xfrm>
                       <a:off x="0" y="0"/>
-                      <a:ext cx="4648200" cy="4770120"/>
+                      <a:ext cx="4801958" cy="3305597"/>
                     </a:xfrm>
                     <a:prstGeom prst="rect">
                       <a:avLst/>
@@ -1440,29 +1543,25 @@
         </w:drawing>
       </w:r>
     </w:p>
-    <w:p/>
     <w:p>
       <w:pPr>
         <w:pStyle w:val="Ttulo2"/>
-        <w:rPr>
-          <w:rFonts w:ascii="Times New Roman" w:eastAsia="Times New Roman" w:hAnsi="Times New Roman" w:cs="Times New Roman"/>
-        </w:rPr>
-      </w:pPr>
-      <w:r>
         <w:rPr>
           <w:rFonts w:ascii="Times New Roman" w:eastAsia="Times New Roman" w:hAnsi="Times New Roman" w:cs="Times New Roman"/>
           <w:sz w:val="30"/>
           <w:szCs w:val="30"/>
         </w:rPr>
-        <w:t>1.</w:t>
-      </w:r>
+      </w:pPr>
+      <w:bookmarkStart w:id="2" w:name="_heading=h.5twoj81j1gka" w:colFirst="0" w:colLast="0"/>
+      <w:bookmarkEnd w:id="2"/>
       <w:r>
         <w:rPr>
           <w:rFonts w:ascii="Times New Roman" w:eastAsia="Times New Roman" w:hAnsi="Times New Roman" w:cs="Times New Roman"/>
           <w:sz w:val="30"/>
           <w:szCs w:val="30"/>
         </w:rPr>
-        <w:t>8</w:t>
+        <w:lastRenderedPageBreak/>
+        <w:t>1.</w:t>
       </w:r>
       <w:r>
         <w:rPr>
@@ -1470,24 +1569,338 @@
           <w:sz w:val="30"/>
           <w:szCs w:val="30"/>
         </w:rPr>
-        <w:t xml:space="preserve"> DIAGRAMA EN CAPAS </w:t>
+        <w:t>7</w:t>
+      </w:r>
+      <w:r>
+        <w:rPr>
+          <w:rFonts w:ascii="Times New Roman" w:eastAsia="Times New Roman" w:hAnsi="Times New Roman" w:cs="Times New Roman"/>
+          <w:sz w:val="30"/>
+          <w:szCs w:val="30"/>
+        </w:rPr>
+        <w:t xml:space="preserve"> M</w:t>
+      </w:r>
+      <w:r>
+        <w:rPr>
+          <w:rFonts w:ascii="Times New Roman" w:eastAsia="Times New Roman" w:hAnsi="Times New Roman" w:cs="Times New Roman"/>
+          <w:sz w:val="30"/>
+          <w:szCs w:val="30"/>
+        </w:rPr>
+        <w:t>enú</w:t>
+      </w:r>
+      <w:r>
+        <w:rPr>
+          <w:rFonts w:ascii="Times New Roman" w:eastAsia="Times New Roman" w:hAnsi="Times New Roman" w:cs="Times New Roman"/>
+          <w:sz w:val="30"/>
+          <w:szCs w:val="30"/>
+        </w:rPr>
+        <w:t xml:space="preserve"> </w:t>
+      </w:r>
+      <w:r>
+        <w:rPr>
+          <w:rFonts w:ascii="Times New Roman" w:eastAsia="Times New Roman" w:hAnsi="Times New Roman" w:cs="Times New Roman"/>
+          <w:sz w:val="30"/>
+          <w:szCs w:val="30"/>
+        </w:rPr>
+        <w:t>tentativo de navegación del sistema</w:t>
       </w:r>
     </w:p>
     <w:p>
       <w:pPr>
         <w:rPr>
           <w:rFonts w:ascii="Times New Roman" w:eastAsia="Times New Roman" w:hAnsi="Times New Roman" w:cs="Times New Roman"/>
-        </w:rPr>
-      </w:pPr>
-      <w:r>
-        <w:rPr>
-          <w:rFonts w:ascii="Times New Roman" w:eastAsia="Times New Roman" w:hAnsi="Times New Roman" w:cs="Times New Roman"/>
-        </w:rPr>
-        <w:t>Idem punto anterior por partes utilizando las capas mencionadas en el Diagrama de Componentes</w:t>
+          <w:sz w:val="30"/>
+          <w:szCs w:val="30"/>
+        </w:rPr>
+      </w:pPr>
+      <w:r>
+        <w:rPr>
+          <w:noProof/>
+        </w:rPr>
+        <w:drawing>
+          <wp:inline distT="0" distB="0" distL="0" distR="0" wp14:anchorId="268C9BD2" wp14:editId="72DB25D0">
+            <wp:extent cx="3909060" cy="2029812"/>
+            <wp:effectExtent l="0" t="0" r="0" b="8890"/>
+            <wp:docPr id="1218404601" name="Imagen 1"/>
+            <wp:cNvGraphicFramePr>
+              <a:graphicFrameLocks xmlns:a="http://schemas.openxmlformats.org/drawingml/2006/main" noChangeAspect="1"/>
+            </wp:cNvGraphicFramePr>
+            <a:graphic xmlns:a="http://schemas.openxmlformats.org/drawingml/2006/main">
+              <a:graphicData uri="http://schemas.openxmlformats.org/drawingml/2006/picture">
+                <pic:pic xmlns:pic="http://schemas.openxmlformats.org/drawingml/2006/picture">
+                  <pic:nvPicPr>
+                    <pic:cNvPr id="0" name="Picture 1"/>
+                    <pic:cNvPicPr>
+                      <a:picLocks noChangeAspect="1" noChangeArrowheads="1"/>
+                    </pic:cNvPicPr>
+                  </pic:nvPicPr>
+                  <pic:blipFill>
+                    <a:blip r:embed="rId14">
+                      <a:extLst>
+                        <a:ext uri="{28A0092B-C50C-407E-A947-70E740481C1C}">
+                          <a14:useLocalDpi xmlns:a14="http://schemas.microsoft.com/office/drawing/2010/main" val="0"/>
+                        </a:ext>
+                      </a:extLst>
+                    </a:blip>
+                    <a:srcRect/>
+                    <a:stretch>
+                      <a:fillRect/>
+                    </a:stretch>
+                  </pic:blipFill>
+                  <pic:spPr bwMode="auto">
+                    <a:xfrm>
+                      <a:off x="0" y="0"/>
+                      <a:ext cx="3926110" cy="2038666"/>
+                    </a:xfrm>
+                    <a:prstGeom prst="rect">
+                      <a:avLst/>
+                    </a:prstGeom>
+                    <a:noFill/>
+                    <a:ln>
+                      <a:noFill/>
+                    </a:ln>
+                  </pic:spPr>
+                </pic:pic>
+              </a:graphicData>
+            </a:graphic>
+          </wp:inline>
+        </w:drawing>
       </w:r>
     </w:p>
     <w:p>
       <w:pPr>
+        <w:pStyle w:val="Ttulo2"/>
+        <w:rPr>
+          <w:rFonts w:ascii="Times New Roman" w:eastAsia="Times New Roman" w:hAnsi="Times New Roman" w:cs="Times New Roman"/>
+          <w:sz w:val="30"/>
+          <w:szCs w:val="30"/>
+        </w:rPr>
+      </w:pPr>
+      <w:r>
+        <w:br/>
+      </w:r>
+      <w:r>
+        <w:rPr>
+          <w:rFonts w:ascii="Times New Roman" w:eastAsia="Times New Roman" w:hAnsi="Times New Roman" w:cs="Times New Roman"/>
+          <w:sz w:val="30"/>
+          <w:szCs w:val="30"/>
+        </w:rPr>
+        <w:t>1.</w:t>
+      </w:r>
+      <w:r>
+        <w:rPr>
+          <w:rFonts w:ascii="Times New Roman" w:eastAsia="Times New Roman" w:hAnsi="Times New Roman" w:cs="Times New Roman"/>
+          <w:sz w:val="30"/>
+          <w:szCs w:val="30"/>
+        </w:rPr>
+        <w:t>8</w:t>
+      </w:r>
+      <w:r>
+        <w:rPr>
+          <w:rFonts w:ascii="Times New Roman" w:eastAsia="Times New Roman" w:hAnsi="Times New Roman" w:cs="Times New Roman"/>
+          <w:sz w:val="30"/>
+          <w:szCs w:val="30"/>
+        </w:rPr>
+        <w:t xml:space="preserve"> </w:t>
+      </w:r>
+      <w:r>
+        <w:rPr>
+          <w:rFonts w:ascii="Times New Roman" w:eastAsia="Times New Roman" w:hAnsi="Times New Roman" w:cs="Times New Roman"/>
+          <w:sz w:val="30"/>
+          <w:szCs w:val="30"/>
+        </w:rPr>
+        <w:t>Diagrama de Clases</w:t>
+      </w:r>
+      <w:r>
+        <w:t xml:space="preserve"> </w:t>
+      </w:r>
+      <w:bookmarkStart w:id="3" w:name="_heading=h.j8wddxeeggtw" w:colFirst="0" w:colLast="0"/>
+      <w:bookmarkEnd w:id="3"/>
+    </w:p>
+    <w:p>
+      <w:r>
+        <w:rPr>
+          <w:noProof/>
+        </w:rPr>
+        <w:drawing>
+          <wp:inline distT="0" distB="0" distL="0" distR="0" wp14:anchorId="4B190610" wp14:editId="6480EB4A">
+            <wp:extent cx="4213860" cy="4324388"/>
+            <wp:effectExtent l="0" t="0" r="0" b="0"/>
+            <wp:docPr id="1147981262" name="Imagen 8"/>
+            <wp:cNvGraphicFramePr>
+              <a:graphicFrameLocks xmlns:a="http://schemas.openxmlformats.org/drawingml/2006/main" noChangeAspect="1"/>
+            </wp:cNvGraphicFramePr>
+            <a:graphic xmlns:a="http://schemas.openxmlformats.org/drawingml/2006/main">
+              <a:graphicData uri="http://schemas.openxmlformats.org/drawingml/2006/picture">
+                <pic:pic xmlns:pic="http://schemas.openxmlformats.org/drawingml/2006/picture">
+                  <pic:nvPicPr>
+                    <pic:cNvPr id="0" name="Picture 8"/>
+                    <pic:cNvPicPr>
+                      <a:picLocks noChangeAspect="1" noChangeArrowheads="1"/>
+                    </pic:cNvPicPr>
+                  </pic:nvPicPr>
+                  <pic:blipFill>
+                    <a:blip r:embed="rId15">
+                      <a:extLst>
+                        <a:ext uri="{28A0092B-C50C-407E-A947-70E740481C1C}">
+                          <a14:useLocalDpi xmlns:a14="http://schemas.microsoft.com/office/drawing/2010/main" val="0"/>
+                        </a:ext>
+                      </a:extLst>
+                    </a:blip>
+                    <a:srcRect/>
+                    <a:stretch>
+                      <a:fillRect/>
+                    </a:stretch>
+                  </pic:blipFill>
+                  <pic:spPr bwMode="auto">
+                    <a:xfrm>
+                      <a:off x="0" y="0"/>
+                      <a:ext cx="4222183" cy="4332929"/>
+                    </a:xfrm>
+                    <a:prstGeom prst="rect">
+                      <a:avLst/>
+                    </a:prstGeom>
+                    <a:noFill/>
+                    <a:ln>
+                      <a:noFill/>
+                    </a:ln>
+                  </pic:spPr>
+                </pic:pic>
+              </a:graphicData>
+            </a:graphic>
+          </wp:inline>
+        </w:drawing>
+      </w:r>
+    </w:p>
+    <w:p>
+      <w:pPr>
+        <w:pStyle w:val="Ttulo2"/>
+        <w:rPr>
+          <w:rFonts w:ascii="Times New Roman" w:eastAsia="Times New Roman" w:hAnsi="Times New Roman" w:cs="Times New Roman"/>
+          <w:sz w:val="30"/>
+          <w:szCs w:val="30"/>
+        </w:rPr>
+      </w:pPr>
+      <w:r>
+        <w:rPr>
+          <w:rFonts w:ascii="Times New Roman" w:eastAsia="Times New Roman" w:hAnsi="Times New Roman" w:cs="Times New Roman"/>
+          <w:sz w:val="30"/>
+          <w:szCs w:val="30"/>
+        </w:rPr>
+        <w:lastRenderedPageBreak/>
+        <w:t>1.9 D</w:t>
+      </w:r>
+      <w:r>
+        <w:rPr>
+          <w:rFonts w:ascii="Times New Roman" w:eastAsia="Times New Roman" w:hAnsi="Times New Roman" w:cs="Times New Roman"/>
+          <w:sz w:val="30"/>
+          <w:szCs w:val="30"/>
+        </w:rPr>
+        <w:t>er</w:t>
+      </w:r>
+    </w:p>
+    <w:p>
+      <w:r>
+        <w:drawing>
+          <wp:inline distT="0" distB="0" distL="0" distR="0" wp14:anchorId="2AC78D1F" wp14:editId="49230B1D">
+            <wp:extent cx="1935480" cy="2780297"/>
+            <wp:effectExtent l="0" t="0" r="7620" b="1270"/>
+            <wp:docPr id="87819319" name="Imagen 1"/>
+            <wp:cNvGraphicFramePr>
+              <a:graphicFrameLocks xmlns:a="http://schemas.openxmlformats.org/drawingml/2006/main" noChangeAspect="1"/>
+            </wp:cNvGraphicFramePr>
+            <a:graphic xmlns:a="http://schemas.openxmlformats.org/drawingml/2006/main">
+              <a:graphicData uri="http://schemas.openxmlformats.org/drawingml/2006/picture">
+                <pic:pic xmlns:pic="http://schemas.openxmlformats.org/drawingml/2006/picture">
+                  <pic:nvPicPr>
+                    <pic:cNvPr id="87819319" name=""/>
+                    <pic:cNvPicPr/>
+                  </pic:nvPicPr>
+                  <pic:blipFill rotWithShape="1">
+                    <a:blip r:embed="rId16"/>
+                    <a:srcRect l="4836" t="2789" r="7909" b="5910"/>
+                    <a:stretch>
+                      <a:fillRect/>
+                    </a:stretch>
+                  </pic:blipFill>
+                  <pic:spPr bwMode="auto">
+                    <a:xfrm>
+                      <a:off x="0" y="0"/>
+                      <a:ext cx="1938761" cy="2785009"/>
+                    </a:xfrm>
+                    <a:prstGeom prst="rect">
+                      <a:avLst/>
+                    </a:prstGeom>
+                    <a:ln>
+                      <a:noFill/>
+                    </a:ln>
+                    <a:extLst>
+                      <a:ext uri="{53640926-AAD7-44D8-BBD7-CCE9431645EC}">
+                        <a14:shadowObscured xmlns:a14="http://schemas.microsoft.com/office/drawing/2010/main"/>
+                      </a:ext>
+                    </a:extLst>
+                  </pic:spPr>
+                </pic:pic>
+              </a:graphicData>
+            </a:graphic>
+          </wp:inline>
+        </w:drawing>
+      </w:r>
+    </w:p>
+    <w:p>
+      <w:pPr>
+        <w:pStyle w:val="Ttulo2"/>
+        <w:rPr>
+          <w:rFonts w:ascii="Times New Roman" w:eastAsia="Times New Roman" w:hAnsi="Times New Roman" w:cs="Times New Roman"/>
+        </w:rPr>
+      </w:pPr>
+      <w:r>
+        <w:rPr>
+          <w:rFonts w:ascii="Times New Roman" w:eastAsia="Times New Roman" w:hAnsi="Times New Roman" w:cs="Times New Roman"/>
+          <w:sz w:val="30"/>
+          <w:szCs w:val="30"/>
+        </w:rPr>
+        <w:t>1.</w:t>
+      </w:r>
+      <w:r>
+        <w:rPr>
+          <w:rFonts w:ascii="Times New Roman" w:eastAsia="Times New Roman" w:hAnsi="Times New Roman" w:cs="Times New Roman"/>
+          <w:sz w:val="30"/>
+          <w:szCs w:val="30"/>
+        </w:rPr>
+        <w:t>10</w:t>
+      </w:r>
+      <w:r>
+        <w:rPr>
+          <w:rFonts w:ascii="Times New Roman" w:eastAsia="Times New Roman" w:hAnsi="Times New Roman" w:cs="Times New Roman"/>
+          <w:sz w:val="30"/>
+          <w:szCs w:val="30"/>
+        </w:rPr>
+        <w:t xml:space="preserve"> D</w:t>
+      </w:r>
+      <w:r>
+        <w:rPr>
+          <w:rFonts w:ascii="Times New Roman" w:eastAsia="Times New Roman" w:hAnsi="Times New Roman" w:cs="Times New Roman"/>
+          <w:sz w:val="30"/>
+          <w:szCs w:val="30"/>
+        </w:rPr>
+        <w:t>iagrama en Capas</w:t>
+      </w:r>
+    </w:p>
+    <w:p>
+      <w:pPr>
+        <w:rPr>
+          <w:rFonts w:ascii="Times New Roman" w:eastAsia="Times New Roman" w:hAnsi="Times New Roman" w:cs="Times New Roman"/>
+        </w:rPr>
+      </w:pPr>
+      <w:r>
+        <w:rPr>
+          <w:rFonts w:ascii="Times New Roman" w:eastAsia="Times New Roman" w:hAnsi="Times New Roman" w:cs="Times New Roman"/>
+        </w:rPr>
+        <w:t>Idem punto anterior por partes utilizando las capas mencionadas en el Diagrama de Componentes</w:t>
+      </w:r>
+    </w:p>
+    <w:p>
+      <w:pPr>
         <w:pStyle w:val="Ttulo1"/>
         <w:rPr>
           <w:rFonts w:ascii="Times New Roman" w:eastAsia="Times New Roman" w:hAnsi="Times New Roman" w:cs="Times New Roman"/>
@@ -1499,7 +1912,6 @@
         <w:rPr>
           <w:rFonts w:ascii="Times New Roman" w:eastAsia="Times New Roman" w:hAnsi="Times New Roman" w:cs="Times New Roman"/>
         </w:rPr>
-        <w:lastRenderedPageBreak/>
         <w:t xml:space="preserve">2. GESTIÓN DE LOG IN / LOG OUT DEL SISTEMA </w:t>
       </w:r>
     </w:p>
@@ -1635,7 +2047,15 @@
           <w:rFonts w:ascii="Times New Roman" w:eastAsia="Times New Roman" w:hAnsi="Times New Roman" w:cs="Times New Roman"/>
           <w:color w:val="000000"/>
         </w:rPr>
-        <w:t xml:space="preserve"> Al iniciar el sistema, se carga la interfaz de LogIn y se presenta al usuario como pantalla principal. En esta etapa no hay ninguna sesión activa ni conexión abierta con la base de datos. Por el momento no se realiza ninguna validación de permisos hasta que el usuario intenta autenticarse. Este enfoque busca minimizar el uso de recursos y mantener la seguridad hasta que se confirme la identidad del usuario. </w:t>
+        <w:t xml:space="preserve"> Al iniciar el sistema, se carga la interfaz de LogIn y se presenta al usuario como pantalla principal. En esta etapa no </w:t>
+      </w:r>
+      <w:r>
+        <w:rPr>
+          <w:rFonts w:ascii="Times New Roman" w:eastAsia="Times New Roman" w:hAnsi="Times New Roman" w:cs="Times New Roman"/>
+          <w:color w:val="000000"/>
+        </w:rPr>
+        <w:lastRenderedPageBreak/>
+        <w:t xml:space="preserve">hay ninguna sesión activa ni conexión abierta con la base de datos. Por el momento no se realiza ninguna validación de permisos hasta que el usuario intenta autenticarse. Este enfoque busca minimizar el uso de recursos y mantener la seguridad hasta que se confirme la identidad del usuario. </w:t>
       </w:r>
     </w:p>
     <w:p>
@@ -1889,28 +2309,7 @@
           <w:bCs/>
           <w:color w:val="000000"/>
         </w:rPr>
-        <w:lastRenderedPageBreak/>
-        <w:t>Proceso de Log-</w:t>
-      </w:r>
-      <w:proofErr w:type="spellStart"/>
-      <w:r>
-        <w:rPr>
-          <w:rFonts w:ascii="Times New Roman" w:eastAsia="Times New Roman" w:hAnsi="Times New Roman" w:cs="Times New Roman"/>
-          <w:b/>
-          <w:bCs/>
-          <w:color w:val="000000"/>
-        </w:rPr>
-        <w:t>Out</w:t>
-      </w:r>
-      <w:proofErr w:type="spellEnd"/>
-      <w:r>
-        <w:rPr>
-          <w:rFonts w:ascii="Times New Roman" w:eastAsia="Times New Roman" w:hAnsi="Times New Roman" w:cs="Times New Roman"/>
-          <w:b/>
-          <w:bCs/>
-          <w:color w:val="000000"/>
-        </w:rPr>
-        <w:t>:</w:t>
+        <w:t>Proceso de Log-Out:</w:t>
       </w:r>
       <w:r>
         <w:rPr>
@@ -2011,7 +2410,7 @@
                     </pic:cNvPicPr>
                   </pic:nvPicPr>
                   <pic:blipFill>
-                    <a:blip r:embed="rId14">
+                    <a:blip r:embed="rId17">
                       <a:extLst>
                         <a:ext uri="{28A0092B-C50C-407E-A947-70E740481C1C}">
                           <a14:useLocalDpi xmlns:a14="http://schemas.microsoft.com/office/drawing/2010/main" val="0"/>
@@ -2222,6 +2621,7 @@
                 <w:bCs/>
                 <w:color w:val="000000"/>
               </w:rPr>
+              <w:lastRenderedPageBreak/>
               <w:t xml:space="preserve">DESCRIPCIÓN: </w:t>
             </w:r>
             <w:r>
@@ -2720,27 +3120,7 @@
                 <w:sz w:val="22"/>
                 <w:szCs w:val="22"/>
               </w:rPr>
-              <w:t xml:space="preserve"> </w:t>
-            </w:r>
-            <w:proofErr w:type="gramStart"/>
-            <w:r>
-              <w:rPr>
-                <w:rFonts w:ascii="Times New Roman" w:eastAsia="Times New Roman" w:hAnsi="Times New Roman" w:cs="Times New Roman"/>
-                <w:color w:val="000000"/>
-                <w:sz w:val="22"/>
-                <w:szCs w:val="22"/>
-              </w:rPr>
-              <w:t>del mismo</w:t>
-            </w:r>
-            <w:proofErr w:type="gramEnd"/>
-            <w:r>
-              <w:rPr>
-                <w:rFonts w:ascii="Times New Roman" w:eastAsia="Times New Roman" w:hAnsi="Times New Roman" w:cs="Times New Roman"/>
-                <w:color w:val="000000"/>
-                <w:sz w:val="22"/>
-                <w:szCs w:val="22"/>
-              </w:rPr>
-              <w:t>.</w:t>
+              <w:t xml:space="preserve"> del mismo.</w:t>
             </w:r>
           </w:p>
           <w:p>
@@ -2831,7 +3211,7 @@
                 <w:sz w:val="22"/>
                 <w:szCs w:val="22"/>
               </w:rPr>
-              <w:t>El sistema muestra en pantalla mensaje de “Inicio de sesión exitoso</w:t>
+              <w:t>El sistema muestra en pantalla mensaje de “</w:t>
             </w:r>
             <w:r>
               <w:rPr>
@@ -2840,7 +3220,7 @@
                 <w:sz w:val="22"/>
                 <w:szCs w:val="22"/>
               </w:rPr>
-              <w:t xml:space="preserve">” </w:t>
+              <w:t>El usuario fue logueado exitosamente</w:t>
             </w:r>
             <w:r>
               <w:rPr>
@@ -2849,7 +3229,43 @@
                 <w:sz w:val="22"/>
                 <w:szCs w:val="22"/>
               </w:rPr>
-              <w:t>y se presenta el Menú del sistema</w:t>
+              <w:t xml:space="preserve">” </w:t>
+            </w:r>
+            <w:r>
+              <w:rPr>
+                <w:rFonts w:ascii="Times New Roman" w:eastAsia="Times New Roman" w:hAnsi="Times New Roman" w:cs="Times New Roman"/>
+                <w:color w:val="000000"/>
+                <w:sz w:val="22"/>
+                <w:szCs w:val="22"/>
+              </w:rPr>
+              <w:t>y se presenta el Menú</w:t>
+            </w:r>
+            <w:r>
+              <w:rPr>
+                <w:rFonts w:ascii="Times New Roman" w:eastAsia="Times New Roman" w:hAnsi="Times New Roman" w:cs="Times New Roman"/>
+                <w:color w:val="000000"/>
+                <w:sz w:val="22"/>
+                <w:szCs w:val="22"/>
+              </w:rPr>
+              <w:t xml:space="preserve"> principal</w:t>
+            </w:r>
+            <w:r>
+              <w:rPr>
+                <w:rFonts w:ascii="Times New Roman" w:eastAsia="Times New Roman" w:hAnsi="Times New Roman" w:cs="Times New Roman"/>
+                <w:color w:val="000000"/>
+                <w:sz w:val="22"/>
+                <w:szCs w:val="22"/>
+              </w:rPr>
+              <w:t xml:space="preserve"> del sistema</w:t>
+            </w:r>
+            <w:r>
+              <w:rPr>
+                <w:rFonts w:ascii="Times New Roman" w:eastAsia="Times New Roman" w:hAnsi="Times New Roman" w:cs="Times New Roman"/>
+                <w:color w:val="000000"/>
+                <w:sz w:val="22"/>
+                <w:szCs w:val="22"/>
+              </w:rPr>
+              <w:t>.</w:t>
             </w:r>
           </w:p>
         </w:tc>
@@ -2888,7 +3304,6 @@
                 <w:bCs/>
                 <w:color w:val="000000"/>
               </w:rPr>
-              <w:lastRenderedPageBreak/>
               <w:t>FLUJOS ALTERNATIVO: </w:t>
             </w:r>
           </w:p>
@@ -2968,7 +3383,21 @@
                 <w:rFonts w:ascii="Times New Roman" w:eastAsia="Times New Roman" w:hAnsi="Times New Roman" w:cs="Times New Roman"/>
                 <w:color w:val="000000"/>
               </w:rPr>
-              <w:t>Ingrese un correo electrónico valido</w:t>
+              <w:t>Ingrese un correo electrónico v</w:t>
+            </w:r>
+            <w:r>
+              <w:rPr>
+                <w:rFonts w:ascii="Times New Roman" w:eastAsia="Times New Roman" w:hAnsi="Times New Roman" w:cs="Times New Roman"/>
+                <w:color w:val="000000"/>
+              </w:rPr>
+              <w:t>á</w:t>
+            </w:r>
+            <w:r>
+              <w:rPr>
+                <w:rFonts w:ascii="Times New Roman" w:eastAsia="Times New Roman" w:hAnsi="Times New Roman" w:cs="Times New Roman"/>
+                <w:color w:val="000000"/>
+              </w:rPr>
+              <w:t>lido</w:t>
             </w:r>
             <w:r>
               <w:rPr>
@@ -3031,61 +3460,11 @@
               </w:rPr>
               <w:t xml:space="preserve"> El sistema muestra en pantalla un mensaje de error: “Ingrese una contraseña”</w:t>
             </w:r>
-          </w:p>
-          <w:p>
-            <w:pPr>
-              <w:spacing w:after="0" w:line="240" w:lineRule="auto"/>
-              <w:rPr>
-                <w:rFonts w:ascii="Times New Roman" w:eastAsia="Times New Roman" w:hAnsi="Times New Roman" w:cs="Times New Roman"/>
-                <w:b/>
-                <w:bCs/>
-              </w:rPr>
-            </w:pPr>
-            <w:r>
-              <w:rPr>
-                <w:rFonts w:ascii="Times New Roman" w:eastAsia="Times New Roman" w:hAnsi="Times New Roman" w:cs="Times New Roman"/>
-                <w:b/>
-                <w:bCs/>
-              </w:rPr>
-              <w:t>FA3 – Usuario No encontrado</w:t>
-            </w:r>
-          </w:p>
-          <w:p>
-            <w:pPr>
-              <w:spacing w:after="0" w:line="240" w:lineRule="auto"/>
-              <w:rPr>
-                <w:rFonts w:ascii="Times New Roman" w:eastAsia="Times New Roman" w:hAnsi="Times New Roman" w:cs="Times New Roman"/>
-              </w:rPr>
-            </w:pPr>
-            <w:r>
-              <w:rPr>
-                <w:rFonts w:ascii="Times New Roman" w:eastAsia="Times New Roman" w:hAnsi="Times New Roman" w:cs="Times New Roman"/>
-                <w:b/>
-                <w:bCs/>
-              </w:rPr>
-              <w:t>6</w:t>
-            </w:r>
-            <w:r>
-              <w:rPr>
-                <w:rFonts w:ascii="Times New Roman" w:eastAsia="Times New Roman" w:hAnsi="Times New Roman" w:cs="Times New Roman"/>
-                <w:b/>
-                <w:bCs/>
-              </w:rPr>
-              <w:t>.</w:t>
-            </w:r>
-            <w:r>
-              <w:rPr>
-                <w:rFonts w:ascii="Times New Roman" w:eastAsia="Times New Roman" w:hAnsi="Times New Roman" w:cs="Times New Roman"/>
-                <w:b/>
-                <w:bCs/>
-              </w:rPr>
-              <w:t>1</w:t>
-            </w:r>
-            <w:r>
-              <w:rPr>
-                <w:rFonts w:ascii="Times New Roman" w:eastAsia="Times New Roman" w:hAnsi="Times New Roman" w:cs="Times New Roman"/>
-              </w:rPr>
-              <w:t xml:space="preserve"> El sistema muestra en pantalla un mensaje de error: “No existe el usuario ingresado” </w:t>
+            <w:r>
+              <w:rPr>
+                <w:rFonts w:ascii="Times New Roman" w:eastAsia="Times New Roman" w:hAnsi="Times New Roman" w:cs="Times New Roman"/>
+              </w:rPr>
+              <w:t xml:space="preserve"> </w:t>
             </w:r>
           </w:p>
         </w:tc>
@@ -3137,7 +3516,6 @@
         </w:tc>
       </w:tr>
     </w:tbl>
-    <w:p/>
     <w:p>
       <w:pPr>
         <w:pStyle w:val="Ttulo3"/>
@@ -3149,6 +3527,7 @@
         <w:rPr>
           <w:rFonts w:ascii="Times New Roman" w:eastAsia="Times New Roman" w:hAnsi="Times New Roman" w:cs="Times New Roman"/>
         </w:rPr>
+        <w:lastRenderedPageBreak/>
         <w:t>2.3.</w:t>
       </w:r>
       <w:r>
@@ -3165,93 +3544,15 @@
       </w:r>
     </w:p>
     <w:p>
-      <w:pPr>
-        <w:pStyle w:val="Ttulo3"/>
-        <w:rPr>
-          <w:rFonts w:ascii="Times New Roman" w:eastAsia="Times New Roman" w:hAnsi="Times New Roman" w:cs="Times New Roman"/>
-        </w:rPr>
-      </w:pPr>
-      <w:r>
-        <w:rPr>
-          <w:rFonts w:ascii="Times New Roman" w:eastAsia="Times New Roman" w:hAnsi="Times New Roman" w:cs="Times New Roman"/>
-        </w:rPr>
-        <w:t>2.3.</w:t>
-      </w:r>
-      <w:r>
-        <w:rPr>
-          <w:rFonts w:ascii="Times New Roman" w:eastAsia="Times New Roman" w:hAnsi="Times New Roman" w:cs="Times New Roman"/>
-        </w:rPr>
-        <w:t>4</w:t>
-      </w:r>
-      <w:r>
-        <w:rPr>
-          <w:rFonts w:ascii="Times New Roman" w:eastAsia="Times New Roman" w:hAnsi="Times New Roman" w:cs="Times New Roman"/>
-        </w:rPr>
-        <w:t xml:space="preserve"> Diagrama de Clases</w:t>
-      </w:r>
-    </w:p>
-    <w:p>
-      <w:pPr>
-        <w:pStyle w:val="Ttulo3"/>
-        <w:rPr>
-          <w:rFonts w:ascii="Times New Roman" w:eastAsia="Times New Roman" w:hAnsi="Times New Roman" w:cs="Times New Roman"/>
-        </w:rPr>
-      </w:pPr>
-      <w:r>
-        <w:rPr>
-          <w:rFonts w:ascii="Times New Roman" w:eastAsia="Times New Roman" w:hAnsi="Times New Roman" w:cs="Times New Roman"/>
-        </w:rPr>
-        <w:t>2.3.</w:t>
-      </w:r>
-      <w:r>
-        <w:rPr>
-          <w:rFonts w:ascii="Times New Roman" w:eastAsia="Times New Roman" w:hAnsi="Times New Roman" w:cs="Times New Roman"/>
-        </w:rPr>
-        <w:t>5</w:t>
-      </w:r>
-      <w:r>
-        <w:rPr>
-          <w:rFonts w:ascii="Times New Roman" w:eastAsia="Times New Roman" w:hAnsi="Times New Roman" w:cs="Times New Roman"/>
-        </w:rPr>
-        <w:t xml:space="preserve"> Der</w:t>
-      </w:r>
-    </w:p>
-    <w:p>
-      <w:pPr>
-        <w:pStyle w:val="Ttulo3"/>
-        <w:rPr>
-          <w:rFonts w:ascii="Times New Roman" w:eastAsia="Times New Roman" w:hAnsi="Times New Roman" w:cs="Times New Roman"/>
-        </w:rPr>
-      </w:pPr>
-      <w:r>
-        <w:rPr>
-          <w:rFonts w:ascii="Times New Roman" w:eastAsia="Times New Roman" w:hAnsi="Times New Roman" w:cs="Times New Roman"/>
-        </w:rPr>
-        <w:t>2.3.</w:t>
-      </w:r>
-      <w:r>
-        <w:rPr>
-          <w:rFonts w:ascii="Times New Roman" w:eastAsia="Times New Roman" w:hAnsi="Times New Roman" w:cs="Times New Roman"/>
-        </w:rPr>
-        <w:t>6</w:t>
-      </w:r>
-      <w:r>
-        <w:rPr>
-          <w:rFonts w:ascii="Times New Roman" w:eastAsia="Times New Roman" w:hAnsi="Times New Roman" w:cs="Times New Roman"/>
-        </w:rPr>
-        <w:t xml:space="preserve"> Pantalla GIU</w:t>
-      </w:r>
-    </w:p>
-    <w:p>
       <w:r>
         <w:rPr>
           <w:noProof/>
         </w:rPr>
         <w:drawing>
-          <wp:inline distT="0" distB="0" distL="0" distR="0" wp14:anchorId="4CFE5F68" wp14:editId="5EAFF726">
-            <wp:extent cx="4015740" cy="2623642"/>
-            <wp:effectExtent l="0" t="0" r="3810" b="5715"/>
-            <wp:docPr id="544181637" name="Imagen 1"/>
+          <wp:inline distT="0" distB="0" distL="0" distR="0" wp14:anchorId="4D63AA36" wp14:editId="194D3FD7">
+            <wp:extent cx="6112101" cy="5341620"/>
+            <wp:effectExtent l="0" t="0" r="3175" b="0"/>
+            <wp:docPr id="913282966" name="Imagen 1"/>
             <wp:cNvGraphicFramePr>
               <a:graphicFrameLocks xmlns:a="http://schemas.openxmlformats.org/drawingml/2006/main" noChangeAspect="1"/>
             </wp:cNvGraphicFramePr>
@@ -3259,11 +3560,142 @@
               <a:graphicData uri="http://schemas.openxmlformats.org/drawingml/2006/picture">
                 <pic:pic xmlns:pic="http://schemas.openxmlformats.org/drawingml/2006/picture">
                   <pic:nvPicPr>
-                    <pic:cNvPr id="544181637" name=""/>
+                    <pic:cNvPr id="0" name="Picture 1"/>
+                    <pic:cNvPicPr>
+                      <a:picLocks noChangeAspect="1" noChangeArrowheads="1"/>
+                    </pic:cNvPicPr>
+                  </pic:nvPicPr>
+                  <pic:blipFill>
+                    <a:blip r:embed="rId18">
+                      <a:extLst>
+                        <a:ext uri="{28A0092B-C50C-407E-A947-70E740481C1C}">
+                          <a14:useLocalDpi xmlns:a14="http://schemas.microsoft.com/office/drawing/2010/main" val="0"/>
+                        </a:ext>
+                      </a:extLst>
+                    </a:blip>
+                    <a:srcRect/>
+                    <a:stretch>
+                      <a:fillRect/>
+                    </a:stretch>
+                  </pic:blipFill>
+                  <pic:spPr bwMode="auto">
+                    <a:xfrm>
+                      <a:off x="0" y="0"/>
+                      <a:ext cx="6117174" cy="5346054"/>
+                    </a:xfrm>
+                    <a:prstGeom prst="rect">
+                      <a:avLst/>
+                    </a:prstGeom>
+                    <a:noFill/>
+                    <a:ln>
+                      <a:noFill/>
+                    </a:ln>
+                  </pic:spPr>
+                </pic:pic>
+              </a:graphicData>
+            </a:graphic>
+          </wp:inline>
+        </w:drawing>
+      </w:r>
+    </w:p>
+    <w:p>
+      <w:pPr>
+        <w:pStyle w:val="Ttulo3"/>
+        <w:rPr>
+          <w:rFonts w:ascii="Times New Roman" w:eastAsia="Times New Roman" w:hAnsi="Times New Roman" w:cs="Times New Roman"/>
+        </w:rPr>
+      </w:pPr>
+      <w:r>
+        <w:rPr>
+          <w:rFonts w:ascii="Times New Roman" w:eastAsia="Times New Roman" w:hAnsi="Times New Roman" w:cs="Times New Roman"/>
+        </w:rPr>
+        <w:lastRenderedPageBreak/>
+        <w:t>2.3.</w:t>
+      </w:r>
+      <w:r>
+        <w:rPr>
+          <w:rFonts w:ascii="Times New Roman" w:eastAsia="Times New Roman" w:hAnsi="Times New Roman" w:cs="Times New Roman"/>
+        </w:rPr>
+        <w:t>4</w:t>
+      </w:r>
+      <w:r>
+        <w:rPr>
+          <w:rFonts w:ascii="Times New Roman" w:eastAsia="Times New Roman" w:hAnsi="Times New Roman" w:cs="Times New Roman"/>
+        </w:rPr>
+        <w:t xml:space="preserve"> Diagrama de Clases</w:t>
+      </w:r>
+    </w:p>
+    <w:p>
+      <w:pPr>
+        <w:pStyle w:val="Ttulo3"/>
+        <w:rPr>
+          <w:rFonts w:ascii="Times New Roman" w:eastAsia="Times New Roman" w:hAnsi="Times New Roman" w:cs="Times New Roman"/>
+        </w:rPr>
+      </w:pPr>
+      <w:r>
+        <w:rPr>
+          <w:rFonts w:ascii="Times New Roman" w:eastAsia="Times New Roman" w:hAnsi="Times New Roman" w:cs="Times New Roman"/>
+        </w:rPr>
+        <w:t>2.3.</w:t>
+      </w:r>
+      <w:r>
+        <w:rPr>
+          <w:rFonts w:ascii="Times New Roman" w:eastAsia="Times New Roman" w:hAnsi="Times New Roman" w:cs="Times New Roman"/>
+        </w:rPr>
+        <w:t>5</w:t>
+      </w:r>
+      <w:r>
+        <w:rPr>
+          <w:rFonts w:ascii="Times New Roman" w:eastAsia="Times New Roman" w:hAnsi="Times New Roman" w:cs="Times New Roman"/>
+        </w:rPr>
+        <w:t xml:space="preserve"> Der</w:t>
+      </w:r>
+    </w:p>
+    <w:p>
+      <w:pPr>
+        <w:pStyle w:val="Ttulo3"/>
+        <w:rPr>
+          <w:rFonts w:ascii="Times New Roman" w:eastAsia="Times New Roman" w:hAnsi="Times New Roman" w:cs="Times New Roman"/>
+        </w:rPr>
+      </w:pPr>
+      <w:r>
+        <w:rPr>
+          <w:rFonts w:ascii="Times New Roman" w:eastAsia="Times New Roman" w:hAnsi="Times New Roman" w:cs="Times New Roman"/>
+        </w:rPr>
+        <w:t>2.3.</w:t>
+      </w:r>
+      <w:r>
+        <w:rPr>
+          <w:rFonts w:ascii="Times New Roman" w:eastAsia="Times New Roman" w:hAnsi="Times New Roman" w:cs="Times New Roman"/>
+        </w:rPr>
+        <w:t>6</w:t>
+      </w:r>
+      <w:r>
+        <w:rPr>
+          <w:rFonts w:ascii="Times New Roman" w:eastAsia="Times New Roman" w:hAnsi="Times New Roman" w:cs="Times New Roman"/>
+        </w:rPr>
+        <w:t xml:space="preserve"> Pantalla GIU</w:t>
+      </w:r>
+    </w:p>
+    <w:p>
+      <w:r>
+        <w:drawing>
+          <wp:inline distT="0" distB="0" distL="0" distR="0" wp14:anchorId="4320E766" wp14:editId="73CD3AB2">
+            <wp:extent cx="3525520" cy="2263148"/>
+            <wp:effectExtent l="0" t="0" r="0" b="3810"/>
+            <wp:docPr id="1860607311" name="Imagen 1"/>
+            <wp:cNvGraphicFramePr>
+              <a:graphicFrameLocks xmlns:a="http://schemas.openxmlformats.org/drawingml/2006/main" noChangeAspect="1"/>
+            </wp:cNvGraphicFramePr>
+            <a:graphic xmlns:a="http://schemas.openxmlformats.org/drawingml/2006/main">
+              <a:graphicData uri="http://schemas.openxmlformats.org/drawingml/2006/picture">
+                <pic:pic xmlns:pic="http://schemas.openxmlformats.org/drawingml/2006/picture">
+                  <pic:nvPicPr>
+                    <pic:cNvPr id="1860607311" name=""/>
                     <pic:cNvPicPr/>
                   </pic:nvPicPr>
                   <pic:blipFill>
-                    <a:blip r:embed="rId15"/>
+                    <a:blip r:embed="rId19"/>
                     <a:stretch>
                       <a:fillRect/>
                     </a:stretch>
@@ -3271,7 +3703,7 @@
                   <pic:spPr>
                     <a:xfrm>
                       <a:off x="0" y="0"/>
-                      <a:ext cx="4020922" cy="2627028"/>
+                      <a:ext cx="3536235" cy="2270026"/>
                     </a:xfrm>
                     <a:prstGeom prst="rect">
                       <a:avLst/>
@@ -3300,7 +3732,6 @@
           <w:sz w:val="30"/>
           <w:szCs w:val="30"/>
         </w:rPr>
-        <w:lastRenderedPageBreak/>
         <w:t>2.4 LogOut – CU002 LogOut</w:t>
       </w:r>
     </w:p>
@@ -3353,7 +3784,7 @@
                     </pic:cNvPicPr>
                   </pic:nvPicPr>
                   <pic:blipFill>
-                    <a:blip r:embed="rId16">
+                    <a:blip r:embed="rId20">
                       <a:extLst>
                         <a:ext uri="{28A0092B-C50C-407E-A947-70E740481C1C}">
                           <a14:useLocalDpi xmlns:a14="http://schemas.microsoft.com/office/drawing/2010/main" val="0"/>
@@ -3711,6 +4142,7 @@
                 <w:bCs/>
                 <w:color w:val="000000"/>
               </w:rPr>
+              <w:lastRenderedPageBreak/>
               <w:t xml:space="preserve">PRECONDICIONES: </w:t>
             </w:r>
             <w:r>
@@ -3817,7 +4249,7 @@
       </w:tr>
       <w:tr>
         <w:trPr>
-          <w:trHeight w:val="1759"/>
+          <w:trHeight w:val="1398"/>
         </w:trPr>
         <w:tc>
           <w:tcPr>
@@ -3915,7 +4347,34 @@
                 <w:sz w:val="22"/>
                 <w:szCs w:val="22"/>
               </w:rPr>
-              <w:t>El sistema consulta al usuario si confirma cerrar sesión.</w:t>
+              <w:t xml:space="preserve">El sistema consulta al usuario </w:t>
+            </w:r>
+            <w:r>
+              <w:rPr>
+                <w:rFonts w:ascii="Times New Roman" w:eastAsia="Times New Roman" w:hAnsi="Times New Roman" w:cs="Times New Roman"/>
+                <w:color w:val="000000"/>
+                <w:sz w:val="22"/>
+                <w:szCs w:val="22"/>
+              </w:rPr>
+              <w:t>con un mensaje en pantalla “</w:t>
+            </w:r>
+            <w:r>
+              <w:rPr>
+                <w:rFonts w:ascii="Times New Roman" w:eastAsia="Times New Roman" w:hAnsi="Times New Roman" w:cs="Times New Roman"/>
+                <w:color w:val="000000"/>
+                <w:sz w:val="22"/>
+                <w:szCs w:val="22"/>
+              </w:rPr>
+              <w:t>¿Desea cerrar la sesión?</w:t>
+            </w:r>
+            <w:r>
+              <w:rPr>
+                <w:rFonts w:ascii="Times New Roman" w:eastAsia="Times New Roman" w:hAnsi="Times New Roman" w:cs="Times New Roman"/>
+                <w:color w:val="000000"/>
+                <w:sz w:val="22"/>
+                <w:szCs w:val="22"/>
+              </w:rPr>
+              <w:t xml:space="preserve">” </w:t>
             </w:r>
           </w:p>
           <w:p>
@@ -3963,18 +4422,16 @@
                 <w:sz w:val="22"/>
                 <w:szCs w:val="22"/>
               </w:rPr>
-              <w:t>El sistema informa al usuario mediante mensaje en pantalla “Cierre de sesión exitoso”.</w:t>
-            </w:r>
-            <w:r>
-              <w:rPr>
-                <w:rFonts w:ascii="Times New Roman" w:eastAsia="Times New Roman" w:hAnsi="Times New Roman" w:cs="Times New Roman"/>
-                <w:b/>
-                <w:bCs/>
+              <w:t xml:space="preserve">El sistema </w:t>
+            </w:r>
+            <w:r>
+              <w:rPr>
+                <w:rFonts w:ascii="Times New Roman" w:eastAsia="Times New Roman" w:hAnsi="Times New Roman" w:cs="Times New Roman"/>
                 <w:color w:val="000000"/>
                 <w:sz w:val="22"/>
                 <w:szCs w:val="22"/>
               </w:rPr>
-              <w:t xml:space="preserve"> </w:t>
+              <w:t>cierra la sesión del usuario.</w:t>
             </w:r>
           </w:p>
         </w:tc>
@@ -4114,7 +4571,21 @@
                 <w:rFonts w:ascii="Times New Roman" w:eastAsia="Times New Roman" w:hAnsi="Times New Roman" w:cs="Times New Roman"/>
                 <w:color w:val="000000"/>
               </w:rPr>
-              <w:t>El usuario cierra su sesión y vuelve a la interfaz de LogIn.</w:t>
+              <w:t>El usuario cierra su sesión y</w:t>
+            </w:r>
+            <w:r>
+              <w:rPr>
+                <w:rFonts w:ascii="Times New Roman" w:eastAsia="Times New Roman" w:hAnsi="Times New Roman" w:cs="Times New Roman"/>
+                <w:color w:val="000000"/>
+              </w:rPr>
+              <w:t xml:space="preserve"> cierra el programa</w:t>
+            </w:r>
+            <w:r>
+              <w:rPr>
+                <w:rFonts w:ascii="Times New Roman" w:eastAsia="Times New Roman" w:hAnsi="Times New Roman" w:cs="Times New Roman"/>
+                <w:color w:val="000000"/>
+              </w:rPr>
+              <w:t>.</w:t>
             </w:r>
           </w:p>
         </w:tc>
@@ -4132,7 +4603,6 @@
         <w:rPr>
           <w:rFonts w:ascii="Times New Roman" w:eastAsia="Times New Roman" w:hAnsi="Times New Roman" w:cs="Times New Roman"/>
         </w:rPr>
-        <w:lastRenderedPageBreak/>
         <w:t>2.4.</w:t>
       </w:r>
       <w:r>
@@ -4154,10 +4624,10 @@
           <w:noProof/>
         </w:rPr>
         <w:drawing>
-          <wp:inline distT="0" distB="0" distL="0" distR="0" wp14:anchorId="22D3FEB1" wp14:editId="020222EE">
-            <wp:extent cx="4102100" cy="2875811"/>
-            <wp:effectExtent l="0" t="0" r="0" b="1270"/>
-            <wp:docPr id="1376958252" name="Imagen 1"/>
+          <wp:inline distT="0" distB="0" distL="0" distR="0" wp14:anchorId="574F801F" wp14:editId="7C52FE30">
+            <wp:extent cx="4907280" cy="3368040"/>
+            <wp:effectExtent l="0" t="0" r="7620" b="3810"/>
+            <wp:docPr id="534759127" name="Imagen 6"/>
             <wp:cNvGraphicFramePr>
               <a:graphicFrameLocks xmlns:a="http://schemas.openxmlformats.org/drawingml/2006/main" noChangeAspect="1"/>
             </wp:cNvGraphicFramePr>
@@ -4165,13 +4635,13 @@
               <a:graphicData uri="http://schemas.openxmlformats.org/drawingml/2006/picture">
                 <pic:pic xmlns:pic="http://schemas.openxmlformats.org/drawingml/2006/picture">
                   <pic:nvPicPr>
-                    <pic:cNvPr id="0" name="Picture 1"/>
+                    <pic:cNvPr id="0" name="Picture 6"/>
                     <pic:cNvPicPr>
                       <a:picLocks noChangeAspect="1" noChangeArrowheads="1"/>
                     </pic:cNvPicPr>
                   </pic:nvPicPr>
                   <pic:blipFill>
-                    <a:blip r:embed="rId17">
+                    <a:blip r:embed="rId21">
                       <a:extLst>
                         <a:ext uri="{28A0092B-C50C-407E-A947-70E740481C1C}">
                           <a14:useLocalDpi xmlns:a14="http://schemas.microsoft.com/office/drawing/2010/main" val="0"/>
@@ -4186,7 +4656,7 @@
                   <pic:spPr bwMode="auto">
                     <a:xfrm>
                       <a:off x="0" y="0"/>
-                      <a:ext cx="4107954" cy="2879915"/>
+                      <a:ext cx="4907280" cy="3368040"/>
                     </a:xfrm>
                     <a:prstGeom prst="rect">
                       <a:avLst/>
@@ -4307,14 +4777,13 @@
           <w:rFonts w:ascii="Times New Roman" w:eastAsia="Times New Roman" w:hAnsi="Times New Roman" w:cs="Times New Roman"/>
           <w:b/>
           <w:bCs/>
-          <w:noProof/>
           <w:color w:val="000000"/>
         </w:rPr>
         <w:drawing>
-          <wp:inline distT="0" distB="0" distL="0" distR="0" wp14:anchorId="6E942C35" wp14:editId="7926AEE6">
-            <wp:extent cx="5400040" cy="3612515"/>
-            <wp:effectExtent l="0" t="0" r="0" b="6985"/>
-            <wp:docPr id="233715198" name="Imagen 1"/>
+          <wp:inline distT="0" distB="0" distL="0" distR="0" wp14:anchorId="08DE1210" wp14:editId="4E58B335">
+            <wp:extent cx="5400040" cy="3225800"/>
+            <wp:effectExtent l="0" t="0" r="0" b="0"/>
+            <wp:docPr id="239392437" name="Imagen 1"/>
             <wp:cNvGraphicFramePr>
               <a:graphicFrameLocks xmlns:a="http://schemas.openxmlformats.org/drawingml/2006/main" noChangeAspect="1"/>
             </wp:cNvGraphicFramePr>
@@ -4322,11 +4791,11 @@
               <a:graphicData uri="http://schemas.openxmlformats.org/drawingml/2006/picture">
                 <pic:pic xmlns:pic="http://schemas.openxmlformats.org/drawingml/2006/picture">
                   <pic:nvPicPr>
-                    <pic:cNvPr id="233715198" name=""/>
+                    <pic:cNvPr id="239392437" name=""/>
                     <pic:cNvPicPr/>
                   </pic:nvPicPr>
                   <pic:blipFill>
-                    <a:blip r:embed="rId18"/>
+                    <a:blip r:embed="rId22"/>
                     <a:stretch>
                       <a:fillRect/>
                     </a:stretch>
@@ -4334,7 +4803,7 @@
                   <pic:spPr>
                     <a:xfrm>
                       <a:off x="0" y="0"/>
-                      <a:ext cx="5400040" cy="3612515"/>
+                      <a:ext cx="5400040" cy="3225800"/>
                     </a:xfrm>
                     <a:prstGeom prst="rect">
                       <a:avLst/>
@@ -4346,18 +4815,6 @@
           </wp:inline>
         </w:drawing>
       </w:r>
-    </w:p>
-    <w:p>
-      <w:pPr>
-        <w:spacing w:after="239" w:line="257" w:lineRule="auto"/>
-        <w:ind w:right="76"/>
-        <w:jc w:val="both"/>
-        <w:rPr>
-          <w:rFonts w:ascii="Times New Roman" w:eastAsia="Times New Roman" w:hAnsi="Times New Roman" w:cs="Times New Roman"/>
-          <w:b/>
-          <w:bCs/>
-        </w:rPr>
-      </w:pPr>
     </w:p>
     <w:p>
       <w:pPr>
@@ -4460,7 +4917,7 @@
                     </pic:cNvPicPr>
                   </pic:nvPicPr>
                   <pic:blipFill>
-                    <a:blip r:embed="rId19">
+                    <a:blip r:embed="rId23">
                       <a:extLst>
                         <a:ext uri="{28A0092B-C50C-407E-A947-70E740481C1C}">
                           <a14:useLocalDpi xmlns:a14="http://schemas.microsoft.com/office/drawing/2010/main" val="0"/>
@@ -4531,7 +4988,7 @@
                     <pic:cNvPicPr/>
                   </pic:nvPicPr>
                   <pic:blipFill>
-                    <a:blip r:embed="rId20"/>
+                    <a:blip r:embed="rId24"/>
                     <a:stretch>
                       <a:fillRect/>
                     </a:stretch>
@@ -5451,10 +5908,10 @@
           <w:noProof/>
         </w:rPr>
         <w:drawing>
-          <wp:inline distT="0" distB="0" distL="0" distR="0" wp14:anchorId="2466FE92" wp14:editId="05B62775">
-            <wp:extent cx="6102350" cy="3449435"/>
-            <wp:effectExtent l="0" t="0" r="0" b="0"/>
-            <wp:docPr id="911305908" name="Imagen 2"/>
+          <wp:inline distT="0" distB="0" distL="0" distR="0" wp14:anchorId="32047613" wp14:editId="14C74452">
+            <wp:extent cx="6210300" cy="3901885"/>
+            <wp:effectExtent l="0" t="0" r="0" b="3810"/>
+            <wp:docPr id="1086218720" name="Imagen 5"/>
             <wp:cNvGraphicFramePr>
               <a:graphicFrameLocks xmlns:a="http://schemas.openxmlformats.org/drawingml/2006/main" noChangeAspect="1"/>
             </wp:cNvGraphicFramePr>
@@ -5462,13 +5919,13 @@
               <a:graphicData uri="http://schemas.openxmlformats.org/drawingml/2006/picture">
                 <pic:pic xmlns:pic="http://schemas.openxmlformats.org/drawingml/2006/picture">
                   <pic:nvPicPr>
-                    <pic:cNvPr id="0" name="Picture 2"/>
+                    <pic:cNvPr id="0" name="Picture 5"/>
                     <pic:cNvPicPr>
                       <a:picLocks noChangeAspect="1" noChangeArrowheads="1"/>
                     </pic:cNvPicPr>
                   </pic:nvPicPr>
                   <pic:blipFill>
-                    <a:blip r:embed="rId21">
+                    <a:blip r:embed="rId25">
                       <a:extLst>
                         <a:ext uri="{28A0092B-C50C-407E-A947-70E740481C1C}">
                           <a14:useLocalDpi xmlns:a14="http://schemas.microsoft.com/office/drawing/2010/main" val="0"/>
@@ -5483,7 +5940,7 @@
                   <pic:spPr bwMode="auto">
                     <a:xfrm>
                       <a:off x="0" y="0"/>
-                      <a:ext cx="6105520" cy="3451227"/>
+                      <a:ext cx="6212536" cy="3903290"/>
                     </a:xfrm>
                     <a:prstGeom prst="rect">
                       <a:avLst/>
@@ -5499,16 +5956,6 @@
           </wp:inline>
         </w:drawing>
       </w:r>
-      <w:r>
-        <w:tab/>
-      </w:r>
-    </w:p>
-    <w:p>
-      <w:pPr>
-        <w:tabs>
-          <w:tab w:val="left" w:pos="1752"/>
-        </w:tabs>
-      </w:pPr>
     </w:p>
     <w:p>
       <w:pPr>
@@ -5954,7 +6401,6 @@
                 <w:bCs/>
                 <w:color w:val="000000"/>
               </w:rPr>
-              <w:lastRenderedPageBreak/>
               <w:t>CONDICIÓN:</w:t>
             </w:r>
           </w:p>
@@ -5994,6 +6440,7 @@
                 <w:bCs/>
                 <w:color w:val="000000"/>
               </w:rPr>
+              <w:lastRenderedPageBreak/>
               <w:t>ESCENARIO PRINCIPAL: </w:t>
             </w:r>
           </w:p>
@@ -6333,13 +6780,6 @@
         </w:rPr>
         <w:t xml:space="preserve"> Diagrama Secuencia Sistema </w:t>
       </w:r>
-    </w:p>
-    <w:p>
-      <w:pPr>
-        <w:rPr>
-          <w:rFonts w:ascii="Times New Roman" w:eastAsia="Times New Roman" w:hAnsi="Times New Roman" w:cs="Times New Roman"/>
-        </w:rPr>
-      </w:pPr>
     </w:p>
     <w:p>
       <w:pPr>
@@ -7399,7 +7839,7 @@
                     </pic:cNvPicPr>
                   </pic:nvPicPr>
                   <pic:blipFill>
-                    <a:blip r:embed="rId22">
+                    <a:blip r:embed="rId26">
                       <a:extLst>
                         <a:ext uri="{28A0092B-C50C-407E-A947-70E740481C1C}">
                           <a14:useLocalDpi xmlns:a14="http://schemas.microsoft.com/office/drawing/2010/main" val="0"/>
@@ -7470,7 +7910,7 @@
                     <pic:cNvPicPr/>
                   </pic:nvPicPr>
                   <pic:blipFill>
-                    <a:blip r:embed="rId23"/>
+                    <a:blip r:embed="rId27"/>
                     <a:stretch>
                       <a:fillRect/>
                     </a:stretch>
@@ -8311,40 +8751,33 @@
         </w:tc>
       </w:tr>
     </w:tbl>
+    <w:p>
+      <w:pPr>
+        <w:pStyle w:val="Ttulo3"/>
+        <w:rPr>
+          <w:rFonts w:ascii="Times New Roman" w:eastAsia="Times New Roman" w:hAnsi="Times New Roman" w:cs="Times New Roman"/>
+        </w:rPr>
+      </w:pPr>
+      <w:r>
+        <w:rPr>
+          <w:rFonts w:ascii="Times New Roman" w:eastAsia="Times New Roman" w:hAnsi="Times New Roman" w:cs="Times New Roman"/>
+        </w:rPr>
+        <w:t>4.5.</w:t>
+      </w:r>
+      <w:r>
+        <w:rPr>
+          <w:rFonts w:ascii="Times New Roman" w:eastAsia="Times New Roman" w:hAnsi="Times New Roman" w:cs="Times New Roman"/>
+        </w:rPr>
+        <w:t>2</w:t>
+      </w:r>
+      <w:r>
+        <w:rPr>
+          <w:rFonts w:ascii="Times New Roman" w:eastAsia="Times New Roman" w:hAnsi="Times New Roman" w:cs="Times New Roman"/>
+        </w:rPr>
+        <w:t xml:space="preserve"> Diagrama Secuencia Sistema </w:t>
+      </w:r>
+    </w:p>
     <w:p/>
-    <w:p>
-      <w:pPr>
-        <w:pStyle w:val="Ttulo3"/>
-        <w:rPr>
-          <w:rFonts w:ascii="Times New Roman" w:eastAsia="Times New Roman" w:hAnsi="Times New Roman" w:cs="Times New Roman"/>
-        </w:rPr>
-      </w:pPr>
-      <w:r>
-        <w:rPr>
-          <w:rFonts w:ascii="Times New Roman" w:eastAsia="Times New Roman" w:hAnsi="Times New Roman" w:cs="Times New Roman"/>
-        </w:rPr>
-        <w:t>4.5.</w:t>
-      </w:r>
-      <w:r>
-        <w:rPr>
-          <w:rFonts w:ascii="Times New Roman" w:eastAsia="Times New Roman" w:hAnsi="Times New Roman" w:cs="Times New Roman"/>
-        </w:rPr>
-        <w:t>2</w:t>
-      </w:r>
-      <w:r>
-        <w:rPr>
-          <w:rFonts w:ascii="Times New Roman" w:eastAsia="Times New Roman" w:hAnsi="Times New Roman" w:cs="Times New Roman"/>
-        </w:rPr>
-        <w:t xml:space="preserve"> Diagrama Secuencia Sistema </w:t>
-      </w:r>
-    </w:p>
-    <w:p>
-      <w:pPr>
-        <w:rPr>
-          <w:rFonts w:ascii="Times New Roman" w:eastAsia="Times New Roman" w:hAnsi="Times New Roman" w:cs="Times New Roman"/>
-        </w:rPr>
-      </w:pPr>
-    </w:p>
     <w:p>
       <w:pPr>
         <w:pStyle w:val="Ttulo2"/>
@@ -8496,7 +8929,6 @@
                 <w:bCs/>
                 <w:color w:val="000000"/>
               </w:rPr>
-              <w:lastRenderedPageBreak/>
               <w:t>ESTADO:</w:t>
             </w:r>
             <w:r>
@@ -8543,6 +8975,7 @@
                 <w:bCs/>
                 <w:color w:val="000000"/>
               </w:rPr>
+              <w:lastRenderedPageBreak/>
               <w:t xml:space="preserve">DESCRIPCIÓN: </w:t>
             </w:r>
             <w:r>
@@ -9186,6 +9619,7 @@
         <w:t xml:space="preserve"> Diagrama Secuencia Sistema </w:t>
       </w:r>
     </w:p>
+    <w:p/>
     <w:p>
       <w:pPr>
         <w:pStyle w:val="Ttulo2"/>
@@ -10125,7 +10559,6 @@
         </w:tc>
       </w:tr>
     </w:tbl>
-    <w:p/>
     <w:p>
       <w:pPr>
         <w:pStyle w:val="Ttulo3"/>
@@ -10240,8 +10673,8 @@
       </w:pPr>
     </w:p>
     <w:sectPr>
-      <w:headerReference w:type="default" r:id="rId24"/>
-      <w:footerReference w:type="default" r:id="rId25"/>
+      <w:headerReference w:type="default" r:id="rId28"/>
+      <w:footerReference w:type="default" r:id="rId29"/>
       <w:pgSz w:w="11906" w:h="16838"/>
       <w:pgMar w:top="1417" w:right="1701" w:bottom="1417" w:left="1701" w:header="708" w:footer="708" w:gutter="0"/>
       <w:pgNumType w:start="1"/>
@@ -13061,7 +13494,7 @@
   <w:abstractNum w:abstractNumId="17" w15:restartNumberingAfterBreak="0">
     <w:nsid w:val="62C615B1"/>
     <w:multiLevelType w:val="hybridMultilevel"/>
-    <w:tmpl w:val="9400553A"/>
+    <w:tmpl w:val="69AC4796"/>
     <w:lvl w:ilvl="0" w:tplc="2C0A0001">
       <w:start w:val="1"/>
       <w:numFmt w:val="bullet"/>
@@ -13955,7 +14388,6 @@
   <w:style w:type="character" w:default="1" w:styleId="Fuentedeprrafopredeter">
     <w:name w:val="Default Paragraph Font"/>
     <w:uiPriority w:val="1"/>
-    <w:semiHidden/>
     <w:unhideWhenUsed/>
   </w:style>
   <w:style w:type="table" w:default="1" w:styleId="Tablanormal">

--- a/Documentación/ProyectoIS 2026 CAJAL-FERNANDEZ.docx
+++ b/Documentación/ProyectoIS 2026 CAJAL-FERNANDEZ.docx
@@ -21,7 +21,7 @@
                     <pic:cNvPicPr preferRelativeResize="0"/>
                   </pic:nvPicPr>
                   <pic:blipFill>
-                    <a:blip r:embed="rId8"/>
+                    <a:blip r:embed="rId9"/>
                     <a:srcRect/>
                     <a:stretch>
                       <a:fillRect/>
@@ -291,6 +291,4620 @@
       </w:r>
     </w:p>
     <w:p>
+      <w:r>
+        <w:br w:type="page"/>
+      </w:r>
+    </w:p>
+    <w:sdt>
+      <w:sdtPr>
+        <w:rPr>
+          <w:lang w:val="es-MX"/>
+        </w:rPr>
+        <w:id w:val="1402410819"/>
+        <w:docPartObj>
+          <w:docPartGallery w:val="Table of Contents"/>
+          <w:docPartUnique/>
+        </w:docPartObj>
+      </w:sdtPr>
+      <w:sdtEndPr>
+        <w:rPr>
+          <w:rFonts w:ascii="Aptos" w:eastAsia="Aptos" w:hAnsi="Aptos" w:cs="Aptos"/>
+          <w:b/>
+          <w:bCs/>
+          <w:color w:val="auto"/>
+          <w:sz w:val="24"/>
+          <w:szCs w:val="24"/>
+        </w:rPr>
+      </w:sdtEndPr>
+      <w:sdtContent>
+        <w:p>
+          <w:pPr>
+            <w:pStyle w:val="TtuloTDC"/>
+            <w:rPr>
+              <w:rFonts w:ascii="Times New Roman" w:hAnsi="Times New Roman" w:cs="Times New Roman"/>
+            </w:rPr>
+          </w:pPr>
+          <w:r>
+            <w:rPr>
+              <w:rFonts w:ascii="Times New Roman" w:hAnsi="Times New Roman" w:cs="Times New Roman"/>
+            </w:rPr>
+            <w:t>INDICE</w:t>
+          </w:r>
+        </w:p>
+        <w:p>
+          <w:pPr>
+            <w:pStyle w:val="TDC1"/>
+            <w:tabs>
+              <w:tab w:val="right" w:leader="dot" w:pos="8494"/>
+            </w:tabs>
+            <w:rPr>
+              <w:noProof/>
+            </w:rPr>
+          </w:pPr>
+          <w:r>
+            <w:fldChar w:fldCharType="begin"/>
+          </w:r>
+          <w:r>
+            <w:instrText xml:space="preserve"> TOC \o "1-3" \h \z \u </w:instrText>
+          </w:r>
+          <w:r>
+            <w:fldChar w:fldCharType="separate"/>
+          </w:r>
+          <w:hyperlink w:anchor="_Toc227960327" w:history="1">
+            <w:r>
+              <w:rPr>
+                <w:rStyle w:val="Hipervnculo"/>
+                <w:rFonts w:ascii="Times New Roman" w:eastAsia="Times New Roman" w:hAnsi="Times New Roman" w:cs="Times New Roman"/>
+                <w:noProof/>
+              </w:rPr>
+              <w:t>1. ARQUITECTURA BASE</w:t>
+            </w:r>
+            <w:r>
+              <w:rPr>
+                <w:noProof/>
+                <w:webHidden/>
+              </w:rPr>
+              <w:tab/>
+            </w:r>
+            <w:r>
+              <w:rPr>
+                <w:noProof/>
+                <w:webHidden/>
+              </w:rPr>
+              <w:fldChar w:fldCharType="begin"/>
+            </w:r>
+            <w:r>
+              <w:rPr>
+                <w:noProof/>
+                <w:webHidden/>
+              </w:rPr>
+              <w:instrText xml:space="preserve"> PAGEREF _Toc227960327 \h </w:instrText>
+            </w:r>
+            <w:r>
+              <w:rPr>
+                <w:noProof/>
+                <w:webHidden/>
+              </w:rPr>
+            </w:r>
+            <w:r>
+              <w:rPr>
+                <w:noProof/>
+                <w:webHidden/>
+              </w:rPr>
+              <w:fldChar w:fldCharType="separate"/>
+            </w:r>
+            <w:r>
+              <w:rPr>
+                <w:noProof/>
+                <w:webHidden/>
+              </w:rPr>
+              <w:t>2</w:t>
+            </w:r>
+            <w:r>
+              <w:rPr>
+                <w:noProof/>
+                <w:webHidden/>
+              </w:rPr>
+              <w:fldChar w:fldCharType="end"/>
+            </w:r>
+          </w:hyperlink>
+        </w:p>
+        <w:p>
+          <w:pPr>
+            <w:pStyle w:val="TDC2"/>
+            <w:tabs>
+              <w:tab w:val="right" w:leader="dot" w:pos="8494"/>
+            </w:tabs>
+            <w:rPr>
+              <w:noProof/>
+            </w:rPr>
+          </w:pPr>
+          <w:hyperlink w:anchor="_Toc227960328" w:history="1">
+            <w:r>
+              <w:rPr>
+                <w:rStyle w:val="Hipervnculo"/>
+                <w:rFonts w:ascii="Times New Roman" w:eastAsia="Times New Roman" w:hAnsi="Times New Roman" w:cs="Times New Roman"/>
+                <w:noProof/>
+              </w:rPr>
+              <w:t>1.1 Descripción funcional del producto y alcance</w:t>
+            </w:r>
+            <w:r>
+              <w:rPr>
+                <w:noProof/>
+                <w:webHidden/>
+              </w:rPr>
+              <w:tab/>
+            </w:r>
+            <w:r>
+              <w:rPr>
+                <w:noProof/>
+                <w:webHidden/>
+              </w:rPr>
+              <w:fldChar w:fldCharType="begin"/>
+            </w:r>
+            <w:r>
+              <w:rPr>
+                <w:noProof/>
+                <w:webHidden/>
+              </w:rPr>
+              <w:instrText xml:space="preserve"> PAGEREF _Toc227960328 \h </w:instrText>
+            </w:r>
+            <w:r>
+              <w:rPr>
+                <w:noProof/>
+                <w:webHidden/>
+              </w:rPr>
+            </w:r>
+            <w:r>
+              <w:rPr>
+                <w:noProof/>
+                <w:webHidden/>
+              </w:rPr>
+              <w:fldChar w:fldCharType="separate"/>
+            </w:r>
+            <w:r>
+              <w:rPr>
+                <w:noProof/>
+                <w:webHidden/>
+              </w:rPr>
+              <w:t>2</w:t>
+            </w:r>
+            <w:r>
+              <w:rPr>
+                <w:noProof/>
+                <w:webHidden/>
+              </w:rPr>
+              <w:fldChar w:fldCharType="end"/>
+            </w:r>
+          </w:hyperlink>
+        </w:p>
+        <w:p>
+          <w:pPr>
+            <w:pStyle w:val="TDC2"/>
+            <w:tabs>
+              <w:tab w:val="right" w:leader="dot" w:pos="8494"/>
+            </w:tabs>
+            <w:rPr>
+              <w:noProof/>
+            </w:rPr>
+          </w:pPr>
+          <w:hyperlink w:anchor="_Toc227960329" w:history="1">
+            <w:r>
+              <w:rPr>
+                <w:rStyle w:val="Hipervnculo"/>
+                <w:rFonts w:ascii="Times New Roman" w:eastAsia="Times New Roman" w:hAnsi="Times New Roman" w:cs="Times New Roman"/>
+                <w:noProof/>
+              </w:rPr>
+              <w:t>1.2 Definiciones, acrónimos y abreviaciones</w:t>
+            </w:r>
+            <w:r>
+              <w:rPr>
+                <w:noProof/>
+                <w:webHidden/>
+              </w:rPr>
+              <w:tab/>
+            </w:r>
+            <w:r>
+              <w:rPr>
+                <w:noProof/>
+                <w:webHidden/>
+              </w:rPr>
+              <w:fldChar w:fldCharType="begin"/>
+            </w:r>
+            <w:r>
+              <w:rPr>
+                <w:noProof/>
+                <w:webHidden/>
+              </w:rPr>
+              <w:instrText xml:space="preserve"> PAGEREF _Toc227960329 \h </w:instrText>
+            </w:r>
+            <w:r>
+              <w:rPr>
+                <w:noProof/>
+                <w:webHidden/>
+              </w:rPr>
+            </w:r>
+            <w:r>
+              <w:rPr>
+                <w:noProof/>
+                <w:webHidden/>
+              </w:rPr>
+              <w:fldChar w:fldCharType="separate"/>
+            </w:r>
+            <w:r>
+              <w:rPr>
+                <w:noProof/>
+                <w:webHidden/>
+              </w:rPr>
+              <w:t>2</w:t>
+            </w:r>
+            <w:r>
+              <w:rPr>
+                <w:noProof/>
+                <w:webHidden/>
+              </w:rPr>
+              <w:fldChar w:fldCharType="end"/>
+            </w:r>
+          </w:hyperlink>
+        </w:p>
+        <w:p>
+          <w:pPr>
+            <w:pStyle w:val="TDC2"/>
+            <w:tabs>
+              <w:tab w:val="right" w:leader="dot" w:pos="8494"/>
+            </w:tabs>
+            <w:rPr>
+              <w:noProof/>
+            </w:rPr>
+          </w:pPr>
+          <w:hyperlink w:anchor="_Toc227960330" w:history="1">
+            <w:r>
+              <w:rPr>
+                <w:rStyle w:val="Hipervnculo"/>
+                <w:rFonts w:ascii="Times New Roman" w:eastAsia="Times New Roman" w:hAnsi="Times New Roman" w:cs="Times New Roman"/>
+                <w:noProof/>
+              </w:rPr>
+              <w:t>1.4 Métodos Encriptación/Hash</w:t>
+            </w:r>
+            <w:r>
+              <w:rPr>
+                <w:noProof/>
+                <w:webHidden/>
+              </w:rPr>
+              <w:tab/>
+            </w:r>
+            <w:r>
+              <w:rPr>
+                <w:noProof/>
+                <w:webHidden/>
+              </w:rPr>
+              <w:fldChar w:fldCharType="begin"/>
+            </w:r>
+            <w:r>
+              <w:rPr>
+                <w:noProof/>
+                <w:webHidden/>
+              </w:rPr>
+              <w:instrText xml:space="preserve"> PAGEREF _Toc227960330 \h </w:instrText>
+            </w:r>
+            <w:r>
+              <w:rPr>
+                <w:noProof/>
+                <w:webHidden/>
+              </w:rPr>
+            </w:r>
+            <w:r>
+              <w:rPr>
+                <w:noProof/>
+                <w:webHidden/>
+              </w:rPr>
+              <w:fldChar w:fldCharType="separate"/>
+            </w:r>
+            <w:r>
+              <w:rPr>
+                <w:noProof/>
+                <w:webHidden/>
+              </w:rPr>
+              <w:t>2</w:t>
+            </w:r>
+            <w:r>
+              <w:rPr>
+                <w:noProof/>
+                <w:webHidden/>
+              </w:rPr>
+              <w:fldChar w:fldCharType="end"/>
+            </w:r>
+          </w:hyperlink>
+        </w:p>
+        <w:p>
+          <w:pPr>
+            <w:pStyle w:val="TDC3"/>
+            <w:tabs>
+              <w:tab w:val="right" w:leader="dot" w:pos="8494"/>
+            </w:tabs>
+            <w:rPr>
+              <w:noProof/>
+            </w:rPr>
+          </w:pPr>
+          <w:hyperlink w:anchor="_Toc227960331" w:history="1">
+            <w:r>
+              <w:rPr>
+                <w:rStyle w:val="Hipervnculo"/>
+                <w:noProof/>
+              </w:rPr>
+              <w:t>1.4.1 SHA-256</w:t>
+            </w:r>
+            <w:r>
+              <w:rPr>
+                <w:noProof/>
+                <w:webHidden/>
+              </w:rPr>
+              <w:tab/>
+            </w:r>
+            <w:r>
+              <w:rPr>
+                <w:noProof/>
+                <w:webHidden/>
+              </w:rPr>
+              <w:fldChar w:fldCharType="begin"/>
+            </w:r>
+            <w:r>
+              <w:rPr>
+                <w:noProof/>
+                <w:webHidden/>
+              </w:rPr>
+              <w:instrText xml:space="preserve"> PAGEREF _Toc227960331 \h </w:instrText>
+            </w:r>
+            <w:r>
+              <w:rPr>
+                <w:noProof/>
+                <w:webHidden/>
+              </w:rPr>
+            </w:r>
+            <w:r>
+              <w:rPr>
+                <w:noProof/>
+                <w:webHidden/>
+              </w:rPr>
+              <w:fldChar w:fldCharType="separate"/>
+            </w:r>
+            <w:r>
+              <w:rPr>
+                <w:noProof/>
+                <w:webHidden/>
+              </w:rPr>
+              <w:t>2</w:t>
+            </w:r>
+            <w:r>
+              <w:rPr>
+                <w:noProof/>
+                <w:webHidden/>
+              </w:rPr>
+              <w:fldChar w:fldCharType="end"/>
+            </w:r>
+          </w:hyperlink>
+        </w:p>
+        <w:p>
+          <w:pPr>
+            <w:pStyle w:val="TDC3"/>
+            <w:tabs>
+              <w:tab w:val="right" w:leader="dot" w:pos="8494"/>
+            </w:tabs>
+            <w:rPr>
+              <w:noProof/>
+            </w:rPr>
+          </w:pPr>
+          <w:hyperlink w:anchor="_Toc227960332" w:history="1">
+            <w:r>
+              <w:rPr>
+                <w:rStyle w:val="Hipervnculo"/>
+                <w:noProof/>
+              </w:rPr>
+              <w:t>1.4.2 ¿Cómo visualizaremos esto?</w:t>
+            </w:r>
+            <w:r>
+              <w:rPr>
+                <w:noProof/>
+                <w:webHidden/>
+              </w:rPr>
+              <w:tab/>
+            </w:r>
+            <w:r>
+              <w:rPr>
+                <w:noProof/>
+                <w:webHidden/>
+              </w:rPr>
+              <w:fldChar w:fldCharType="begin"/>
+            </w:r>
+            <w:r>
+              <w:rPr>
+                <w:noProof/>
+                <w:webHidden/>
+              </w:rPr>
+              <w:instrText xml:space="preserve"> PAGEREF _Toc227960332 \h </w:instrText>
+            </w:r>
+            <w:r>
+              <w:rPr>
+                <w:noProof/>
+                <w:webHidden/>
+              </w:rPr>
+            </w:r>
+            <w:r>
+              <w:rPr>
+                <w:noProof/>
+                <w:webHidden/>
+              </w:rPr>
+              <w:fldChar w:fldCharType="separate"/>
+            </w:r>
+            <w:r>
+              <w:rPr>
+                <w:noProof/>
+                <w:webHidden/>
+              </w:rPr>
+              <w:t>3</w:t>
+            </w:r>
+            <w:r>
+              <w:rPr>
+                <w:noProof/>
+                <w:webHidden/>
+              </w:rPr>
+              <w:fldChar w:fldCharType="end"/>
+            </w:r>
+          </w:hyperlink>
+        </w:p>
+        <w:p>
+          <w:pPr>
+            <w:pStyle w:val="TDC2"/>
+            <w:tabs>
+              <w:tab w:val="right" w:leader="dot" w:pos="8494"/>
+            </w:tabs>
+            <w:rPr>
+              <w:noProof/>
+            </w:rPr>
+          </w:pPr>
+          <w:hyperlink w:anchor="_Toc227960333" w:history="1">
+            <w:r>
+              <w:rPr>
+                <w:rStyle w:val="Hipervnculo"/>
+                <w:rFonts w:ascii="Times New Roman" w:eastAsia="Times New Roman" w:hAnsi="Times New Roman" w:cs="Times New Roman"/>
+                <w:noProof/>
+              </w:rPr>
+              <w:t>1.5 Bitácora</w:t>
+            </w:r>
+            <w:r>
+              <w:rPr>
+                <w:noProof/>
+                <w:webHidden/>
+              </w:rPr>
+              <w:tab/>
+            </w:r>
+            <w:r>
+              <w:rPr>
+                <w:noProof/>
+                <w:webHidden/>
+              </w:rPr>
+              <w:fldChar w:fldCharType="begin"/>
+            </w:r>
+            <w:r>
+              <w:rPr>
+                <w:noProof/>
+                <w:webHidden/>
+              </w:rPr>
+              <w:instrText xml:space="preserve"> PAGEREF _Toc227960333 \h </w:instrText>
+            </w:r>
+            <w:r>
+              <w:rPr>
+                <w:noProof/>
+                <w:webHidden/>
+              </w:rPr>
+            </w:r>
+            <w:r>
+              <w:rPr>
+                <w:noProof/>
+                <w:webHidden/>
+              </w:rPr>
+              <w:fldChar w:fldCharType="separate"/>
+            </w:r>
+            <w:r>
+              <w:rPr>
+                <w:noProof/>
+                <w:webHidden/>
+              </w:rPr>
+              <w:t>3</w:t>
+            </w:r>
+            <w:r>
+              <w:rPr>
+                <w:noProof/>
+                <w:webHidden/>
+              </w:rPr>
+              <w:fldChar w:fldCharType="end"/>
+            </w:r>
+          </w:hyperlink>
+        </w:p>
+        <w:p>
+          <w:pPr>
+            <w:pStyle w:val="TDC3"/>
+            <w:tabs>
+              <w:tab w:val="right" w:leader="dot" w:pos="8494"/>
+            </w:tabs>
+            <w:rPr>
+              <w:noProof/>
+            </w:rPr>
+          </w:pPr>
+          <w:hyperlink w:anchor="_Toc227960334" w:history="1">
+            <w:r>
+              <w:rPr>
+                <w:rStyle w:val="Hipervnculo"/>
+                <w:rFonts w:ascii="Times New Roman" w:eastAsia="Times New Roman" w:hAnsi="Times New Roman" w:cs="Times New Roman"/>
+                <w:noProof/>
+              </w:rPr>
+              <w:t>1.5.1 Descripción</w:t>
+            </w:r>
+            <w:r>
+              <w:rPr>
+                <w:noProof/>
+                <w:webHidden/>
+              </w:rPr>
+              <w:tab/>
+            </w:r>
+            <w:r>
+              <w:rPr>
+                <w:noProof/>
+                <w:webHidden/>
+              </w:rPr>
+              <w:fldChar w:fldCharType="begin"/>
+            </w:r>
+            <w:r>
+              <w:rPr>
+                <w:noProof/>
+                <w:webHidden/>
+              </w:rPr>
+              <w:instrText xml:space="preserve"> PAGEREF _Toc227960334 \h </w:instrText>
+            </w:r>
+            <w:r>
+              <w:rPr>
+                <w:noProof/>
+                <w:webHidden/>
+              </w:rPr>
+            </w:r>
+            <w:r>
+              <w:rPr>
+                <w:noProof/>
+                <w:webHidden/>
+              </w:rPr>
+              <w:fldChar w:fldCharType="separate"/>
+            </w:r>
+            <w:r>
+              <w:rPr>
+                <w:noProof/>
+                <w:webHidden/>
+              </w:rPr>
+              <w:t>3</w:t>
+            </w:r>
+            <w:r>
+              <w:rPr>
+                <w:noProof/>
+                <w:webHidden/>
+              </w:rPr>
+              <w:fldChar w:fldCharType="end"/>
+            </w:r>
+          </w:hyperlink>
+        </w:p>
+        <w:p>
+          <w:pPr>
+            <w:pStyle w:val="TDC3"/>
+            <w:tabs>
+              <w:tab w:val="right" w:leader="dot" w:pos="8494"/>
+            </w:tabs>
+            <w:rPr>
+              <w:noProof/>
+            </w:rPr>
+          </w:pPr>
+          <w:hyperlink w:anchor="_Toc227960335" w:history="1">
+            <w:r>
+              <w:rPr>
+                <w:rStyle w:val="Hipervnculo"/>
+                <w:rFonts w:ascii="Times New Roman" w:eastAsia="Times New Roman" w:hAnsi="Times New Roman" w:cs="Times New Roman"/>
+                <w:noProof/>
+              </w:rPr>
+              <w:t>1.5.2 Diagrama de Secuencia del Sistema – Funcionamiento General Bitácora</w:t>
+            </w:r>
+            <w:r>
+              <w:rPr>
+                <w:noProof/>
+                <w:webHidden/>
+              </w:rPr>
+              <w:tab/>
+            </w:r>
+            <w:r>
+              <w:rPr>
+                <w:noProof/>
+                <w:webHidden/>
+              </w:rPr>
+              <w:fldChar w:fldCharType="begin"/>
+            </w:r>
+            <w:r>
+              <w:rPr>
+                <w:noProof/>
+                <w:webHidden/>
+              </w:rPr>
+              <w:instrText xml:space="preserve"> PAGEREF _Toc227960335 \h </w:instrText>
+            </w:r>
+            <w:r>
+              <w:rPr>
+                <w:noProof/>
+                <w:webHidden/>
+              </w:rPr>
+            </w:r>
+            <w:r>
+              <w:rPr>
+                <w:noProof/>
+                <w:webHidden/>
+              </w:rPr>
+              <w:fldChar w:fldCharType="separate"/>
+            </w:r>
+            <w:r>
+              <w:rPr>
+                <w:noProof/>
+                <w:webHidden/>
+              </w:rPr>
+              <w:t>4</w:t>
+            </w:r>
+            <w:r>
+              <w:rPr>
+                <w:noProof/>
+                <w:webHidden/>
+              </w:rPr>
+              <w:fldChar w:fldCharType="end"/>
+            </w:r>
+          </w:hyperlink>
+        </w:p>
+        <w:p>
+          <w:pPr>
+            <w:pStyle w:val="TDC3"/>
+            <w:tabs>
+              <w:tab w:val="right" w:leader="dot" w:pos="8494"/>
+            </w:tabs>
+            <w:rPr>
+              <w:noProof/>
+            </w:rPr>
+          </w:pPr>
+          <w:hyperlink w:anchor="_Toc227960336" w:history="1">
+            <w:r>
+              <w:rPr>
+                <w:rStyle w:val="Hipervnculo"/>
+                <w:rFonts w:ascii="Times New Roman" w:eastAsia="Times New Roman" w:hAnsi="Times New Roman" w:cs="Times New Roman"/>
+                <w:noProof/>
+              </w:rPr>
+              <w:t>1.5.3 Pantalla BITÁCORA</w:t>
+            </w:r>
+            <w:r>
+              <w:rPr>
+                <w:noProof/>
+                <w:webHidden/>
+              </w:rPr>
+              <w:tab/>
+            </w:r>
+            <w:r>
+              <w:rPr>
+                <w:noProof/>
+                <w:webHidden/>
+              </w:rPr>
+              <w:fldChar w:fldCharType="begin"/>
+            </w:r>
+            <w:r>
+              <w:rPr>
+                <w:noProof/>
+                <w:webHidden/>
+              </w:rPr>
+              <w:instrText xml:space="preserve"> PAGEREF _Toc227960336 \h </w:instrText>
+            </w:r>
+            <w:r>
+              <w:rPr>
+                <w:noProof/>
+                <w:webHidden/>
+              </w:rPr>
+            </w:r>
+            <w:r>
+              <w:rPr>
+                <w:noProof/>
+                <w:webHidden/>
+              </w:rPr>
+              <w:fldChar w:fldCharType="separate"/>
+            </w:r>
+            <w:r>
+              <w:rPr>
+                <w:noProof/>
+                <w:webHidden/>
+              </w:rPr>
+              <w:t>4</w:t>
+            </w:r>
+            <w:r>
+              <w:rPr>
+                <w:noProof/>
+                <w:webHidden/>
+              </w:rPr>
+              <w:fldChar w:fldCharType="end"/>
+            </w:r>
+          </w:hyperlink>
+        </w:p>
+        <w:p>
+          <w:pPr>
+            <w:pStyle w:val="TDC2"/>
+            <w:tabs>
+              <w:tab w:val="right" w:leader="dot" w:pos="8494"/>
+            </w:tabs>
+            <w:rPr>
+              <w:noProof/>
+            </w:rPr>
+          </w:pPr>
+          <w:hyperlink w:anchor="_Toc227960337" w:history="1">
+            <w:r>
+              <w:rPr>
+                <w:rStyle w:val="Hipervnculo"/>
+                <w:rFonts w:ascii="Times New Roman" w:eastAsia="Times New Roman" w:hAnsi="Times New Roman" w:cs="Times New Roman"/>
+                <w:noProof/>
+              </w:rPr>
+              <w:t>1.6 Diagrama de componentes</w:t>
+            </w:r>
+            <w:r>
+              <w:rPr>
+                <w:noProof/>
+                <w:webHidden/>
+              </w:rPr>
+              <w:tab/>
+            </w:r>
+            <w:r>
+              <w:rPr>
+                <w:noProof/>
+                <w:webHidden/>
+              </w:rPr>
+              <w:fldChar w:fldCharType="begin"/>
+            </w:r>
+            <w:r>
+              <w:rPr>
+                <w:noProof/>
+                <w:webHidden/>
+              </w:rPr>
+              <w:instrText xml:space="preserve"> PAGEREF _Toc227960337 \h </w:instrText>
+            </w:r>
+            <w:r>
+              <w:rPr>
+                <w:noProof/>
+                <w:webHidden/>
+              </w:rPr>
+            </w:r>
+            <w:r>
+              <w:rPr>
+                <w:noProof/>
+                <w:webHidden/>
+              </w:rPr>
+              <w:fldChar w:fldCharType="separate"/>
+            </w:r>
+            <w:r>
+              <w:rPr>
+                <w:noProof/>
+                <w:webHidden/>
+              </w:rPr>
+              <w:t>5</w:t>
+            </w:r>
+            <w:r>
+              <w:rPr>
+                <w:noProof/>
+                <w:webHidden/>
+              </w:rPr>
+              <w:fldChar w:fldCharType="end"/>
+            </w:r>
+          </w:hyperlink>
+        </w:p>
+        <w:p>
+          <w:pPr>
+            <w:pStyle w:val="TDC3"/>
+            <w:tabs>
+              <w:tab w:val="right" w:leader="dot" w:pos="8494"/>
+            </w:tabs>
+            <w:rPr>
+              <w:noProof/>
+            </w:rPr>
+          </w:pPr>
+          <w:hyperlink w:anchor="_Toc227960338" w:history="1">
+            <w:r>
+              <w:rPr>
+                <w:rStyle w:val="Hipervnculo"/>
+                <w:rFonts w:ascii="Times New Roman" w:eastAsia="Times New Roman" w:hAnsi="Times New Roman" w:cs="Times New Roman"/>
+                <w:noProof/>
+              </w:rPr>
+              <w:t>1.6.1 Descripción</w:t>
+            </w:r>
+            <w:r>
+              <w:rPr>
+                <w:noProof/>
+                <w:webHidden/>
+              </w:rPr>
+              <w:tab/>
+            </w:r>
+            <w:r>
+              <w:rPr>
+                <w:noProof/>
+                <w:webHidden/>
+              </w:rPr>
+              <w:fldChar w:fldCharType="begin"/>
+            </w:r>
+            <w:r>
+              <w:rPr>
+                <w:noProof/>
+                <w:webHidden/>
+              </w:rPr>
+              <w:instrText xml:space="preserve"> PAGEREF _Toc227960338 \h </w:instrText>
+            </w:r>
+            <w:r>
+              <w:rPr>
+                <w:noProof/>
+                <w:webHidden/>
+              </w:rPr>
+            </w:r>
+            <w:r>
+              <w:rPr>
+                <w:noProof/>
+                <w:webHidden/>
+              </w:rPr>
+              <w:fldChar w:fldCharType="separate"/>
+            </w:r>
+            <w:r>
+              <w:rPr>
+                <w:noProof/>
+                <w:webHidden/>
+              </w:rPr>
+              <w:t>5</w:t>
+            </w:r>
+            <w:r>
+              <w:rPr>
+                <w:noProof/>
+                <w:webHidden/>
+              </w:rPr>
+              <w:fldChar w:fldCharType="end"/>
+            </w:r>
+          </w:hyperlink>
+        </w:p>
+        <w:p>
+          <w:pPr>
+            <w:pStyle w:val="TDC3"/>
+            <w:tabs>
+              <w:tab w:val="right" w:leader="dot" w:pos="8494"/>
+            </w:tabs>
+            <w:rPr>
+              <w:noProof/>
+            </w:rPr>
+          </w:pPr>
+          <w:hyperlink w:anchor="_Toc227960339" w:history="1">
+            <w:r>
+              <w:rPr>
+                <w:rStyle w:val="Hipervnculo"/>
+                <w:rFonts w:ascii="Times New Roman" w:eastAsia="Times New Roman" w:hAnsi="Times New Roman" w:cs="Times New Roman"/>
+                <w:noProof/>
+              </w:rPr>
+              <w:t>1.6.2 Diagrama Secuencia del Sistema Persistencia de Datos</w:t>
+            </w:r>
+            <w:r>
+              <w:rPr>
+                <w:noProof/>
+                <w:webHidden/>
+              </w:rPr>
+              <w:tab/>
+            </w:r>
+            <w:r>
+              <w:rPr>
+                <w:noProof/>
+                <w:webHidden/>
+              </w:rPr>
+              <w:fldChar w:fldCharType="begin"/>
+            </w:r>
+            <w:r>
+              <w:rPr>
+                <w:noProof/>
+                <w:webHidden/>
+              </w:rPr>
+              <w:instrText xml:space="preserve"> PAGEREF _Toc227960339 \h </w:instrText>
+            </w:r>
+            <w:r>
+              <w:rPr>
+                <w:noProof/>
+                <w:webHidden/>
+              </w:rPr>
+            </w:r>
+            <w:r>
+              <w:rPr>
+                <w:noProof/>
+                <w:webHidden/>
+              </w:rPr>
+              <w:fldChar w:fldCharType="separate"/>
+            </w:r>
+            <w:r>
+              <w:rPr>
+                <w:noProof/>
+                <w:webHidden/>
+              </w:rPr>
+              <w:t>6</w:t>
+            </w:r>
+            <w:r>
+              <w:rPr>
+                <w:noProof/>
+                <w:webHidden/>
+              </w:rPr>
+              <w:fldChar w:fldCharType="end"/>
+            </w:r>
+          </w:hyperlink>
+        </w:p>
+        <w:p>
+          <w:pPr>
+            <w:pStyle w:val="TDC2"/>
+            <w:tabs>
+              <w:tab w:val="right" w:leader="dot" w:pos="8494"/>
+            </w:tabs>
+            <w:rPr>
+              <w:noProof/>
+            </w:rPr>
+          </w:pPr>
+          <w:hyperlink w:anchor="_Toc227960340" w:history="1">
+            <w:r>
+              <w:rPr>
+                <w:rStyle w:val="Hipervnculo"/>
+                <w:rFonts w:ascii="Times New Roman" w:eastAsia="Times New Roman" w:hAnsi="Times New Roman" w:cs="Times New Roman"/>
+                <w:noProof/>
+              </w:rPr>
+              <w:t>1.7 Menú tentativo de navegación del sistema</w:t>
+            </w:r>
+            <w:r>
+              <w:rPr>
+                <w:noProof/>
+                <w:webHidden/>
+              </w:rPr>
+              <w:tab/>
+            </w:r>
+            <w:r>
+              <w:rPr>
+                <w:noProof/>
+                <w:webHidden/>
+              </w:rPr>
+              <w:fldChar w:fldCharType="begin"/>
+            </w:r>
+            <w:r>
+              <w:rPr>
+                <w:noProof/>
+                <w:webHidden/>
+              </w:rPr>
+              <w:instrText xml:space="preserve"> PAGEREF _Toc227960340 \h </w:instrText>
+            </w:r>
+            <w:r>
+              <w:rPr>
+                <w:noProof/>
+                <w:webHidden/>
+              </w:rPr>
+            </w:r>
+            <w:r>
+              <w:rPr>
+                <w:noProof/>
+                <w:webHidden/>
+              </w:rPr>
+              <w:fldChar w:fldCharType="separate"/>
+            </w:r>
+            <w:r>
+              <w:rPr>
+                <w:noProof/>
+                <w:webHidden/>
+              </w:rPr>
+              <w:t>6</w:t>
+            </w:r>
+            <w:r>
+              <w:rPr>
+                <w:noProof/>
+                <w:webHidden/>
+              </w:rPr>
+              <w:fldChar w:fldCharType="end"/>
+            </w:r>
+          </w:hyperlink>
+        </w:p>
+        <w:p>
+          <w:pPr>
+            <w:pStyle w:val="TDC2"/>
+            <w:tabs>
+              <w:tab w:val="right" w:leader="dot" w:pos="8494"/>
+            </w:tabs>
+            <w:rPr>
+              <w:noProof/>
+            </w:rPr>
+          </w:pPr>
+          <w:hyperlink w:anchor="_Toc227960341" w:history="1">
+            <w:r>
+              <w:rPr>
+                <w:rStyle w:val="Hipervnculo"/>
+                <w:rFonts w:ascii="Times New Roman" w:eastAsia="Times New Roman" w:hAnsi="Times New Roman" w:cs="Times New Roman"/>
+                <w:noProof/>
+              </w:rPr>
+              <w:t>1.8 Diagrama de Clases</w:t>
+            </w:r>
+            <w:r>
+              <w:rPr>
+                <w:noProof/>
+                <w:webHidden/>
+              </w:rPr>
+              <w:tab/>
+            </w:r>
+            <w:r>
+              <w:rPr>
+                <w:noProof/>
+                <w:webHidden/>
+              </w:rPr>
+              <w:fldChar w:fldCharType="begin"/>
+            </w:r>
+            <w:r>
+              <w:rPr>
+                <w:noProof/>
+                <w:webHidden/>
+              </w:rPr>
+              <w:instrText xml:space="preserve"> PAGEREF _Toc227960341 \h </w:instrText>
+            </w:r>
+            <w:r>
+              <w:rPr>
+                <w:noProof/>
+                <w:webHidden/>
+              </w:rPr>
+            </w:r>
+            <w:r>
+              <w:rPr>
+                <w:noProof/>
+                <w:webHidden/>
+              </w:rPr>
+              <w:fldChar w:fldCharType="separate"/>
+            </w:r>
+            <w:r>
+              <w:rPr>
+                <w:noProof/>
+                <w:webHidden/>
+              </w:rPr>
+              <w:t>7</w:t>
+            </w:r>
+            <w:r>
+              <w:rPr>
+                <w:noProof/>
+                <w:webHidden/>
+              </w:rPr>
+              <w:fldChar w:fldCharType="end"/>
+            </w:r>
+          </w:hyperlink>
+        </w:p>
+        <w:p>
+          <w:pPr>
+            <w:pStyle w:val="TDC2"/>
+            <w:tabs>
+              <w:tab w:val="right" w:leader="dot" w:pos="8494"/>
+            </w:tabs>
+            <w:rPr>
+              <w:noProof/>
+            </w:rPr>
+          </w:pPr>
+          <w:hyperlink w:anchor="_Toc227960342" w:history="1">
+            <w:r>
+              <w:rPr>
+                <w:rStyle w:val="Hipervnculo"/>
+                <w:rFonts w:ascii="Times New Roman" w:eastAsia="Times New Roman" w:hAnsi="Times New Roman" w:cs="Times New Roman"/>
+                <w:noProof/>
+              </w:rPr>
+              <w:t>1.9 Diagrama de Clases en Capas</w:t>
+            </w:r>
+            <w:r>
+              <w:rPr>
+                <w:noProof/>
+                <w:webHidden/>
+              </w:rPr>
+              <w:tab/>
+            </w:r>
+            <w:r>
+              <w:rPr>
+                <w:noProof/>
+                <w:webHidden/>
+              </w:rPr>
+              <w:fldChar w:fldCharType="begin"/>
+            </w:r>
+            <w:r>
+              <w:rPr>
+                <w:noProof/>
+                <w:webHidden/>
+              </w:rPr>
+              <w:instrText xml:space="preserve"> PAGEREF _Toc227960342 \h </w:instrText>
+            </w:r>
+            <w:r>
+              <w:rPr>
+                <w:noProof/>
+                <w:webHidden/>
+              </w:rPr>
+            </w:r>
+            <w:r>
+              <w:rPr>
+                <w:noProof/>
+                <w:webHidden/>
+              </w:rPr>
+              <w:fldChar w:fldCharType="separate"/>
+            </w:r>
+            <w:r>
+              <w:rPr>
+                <w:noProof/>
+                <w:webHidden/>
+              </w:rPr>
+              <w:t>7</w:t>
+            </w:r>
+            <w:r>
+              <w:rPr>
+                <w:noProof/>
+                <w:webHidden/>
+              </w:rPr>
+              <w:fldChar w:fldCharType="end"/>
+            </w:r>
+          </w:hyperlink>
+        </w:p>
+        <w:p>
+          <w:pPr>
+            <w:pStyle w:val="TDC3"/>
+            <w:tabs>
+              <w:tab w:val="right" w:leader="dot" w:pos="8494"/>
+            </w:tabs>
+            <w:rPr>
+              <w:noProof/>
+            </w:rPr>
+          </w:pPr>
+          <w:hyperlink w:anchor="_Toc227960343" w:history="1">
+            <w:r>
+              <w:rPr>
+                <w:rStyle w:val="Hipervnculo"/>
+                <w:rFonts w:ascii="Times New Roman" w:eastAsia="Times New Roman" w:hAnsi="Times New Roman" w:cs="Times New Roman"/>
+                <w:noProof/>
+              </w:rPr>
+              <w:t>1.9.1 BE</w:t>
+            </w:r>
+            <w:r>
+              <w:rPr>
+                <w:noProof/>
+                <w:webHidden/>
+              </w:rPr>
+              <w:tab/>
+            </w:r>
+            <w:r>
+              <w:rPr>
+                <w:noProof/>
+                <w:webHidden/>
+              </w:rPr>
+              <w:fldChar w:fldCharType="begin"/>
+            </w:r>
+            <w:r>
+              <w:rPr>
+                <w:noProof/>
+                <w:webHidden/>
+              </w:rPr>
+              <w:instrText xml:space="preserve"> PAGEREF _Toc227960343 \h </w:instrText>
+            </w:r>
+            <w:r>
+              <w:rPr>
+                <w:noProof/>
+                <w:webHidden/>
+              </w:rPr>
+            </w:r>
+            <w:r>
+              <w:rPr>
+                <w:noProof/>
+                <w:webHidden/>
+              </w:rPr>
+              <w:fldChar w:fldCharType="separate"/>
+            </w:r>
+            <w:r>
+              <w:rPr>
+                <w:noProof/>
+                <w:webHidden/>
+              </w:rPr>
+              <w:t>7</w:t>
+            </w:r>
+            <w:r>
+              <w:rPr>
+                <w:noProof/>
+                <w:webHidden/>
+              </w:rPr>
+              <w:fldChar w:fldCharType="end"/>
+            </w:r>
+          </w:hyperlink>
+        </w:p>
+        <w:p>
+          <w:pPr>
+            <w:pStyle w:val="TDC3"/>
+            <w:tabs>
+              <w:tab w:val="right" w:leader="dot" w:pos="8494"/>
+            </w:tabs>
+            <w:rPr>
+              <w:noProof/>
+            </w:rPr>
+          </w:pPr>
+          <w:hyperlink w:anchor="_Toc227960344" w:history="1">
+            <w:r>
+              <w:rPr>
+                <w:rStyle w:val="Hipervnculo"/>
+                <w:rFonts w:ascii="Times New Roman" w:eastAsia="Times New Roman" w:hAnsi="Times New Roman" w:cs="Times New Roman"/>
+                <w:noProof/>
+              </w:rPr>
+              <w:t>1.9.2 BLL</w:t>
+            </w:r>
+            <w:r>
+              <w:rPr>
+                <w:noProof/>
+                <w:webHidden/>
+              </w:rPr>
+              <w:tab/>
+            </w:r>
+            <w:r>
+              <w:rPr>
+                <w:noProof/>
+                <w:webHidden/>
+              </w:rPr>
+              <w:fldChar w:fldCharType="begin"/>
+            </w:r>
+            <w:r>
+              <w:rPr>
+                <w:noProof/>
+                <w:webHidden/>
+              </w:rPr>
+              <w:instrText xml:space="preserve"> PAGEREF _Toc227960344 \h </w:instrText>
+            </w:r>
+            <w:r>
+              <w:rPr>
+                <w:noProof/>
+                <w:webHidden/>
+              </w:rPr>
+            </w:r>
+            <w:r>
+              <w:rPr>
+                <w:noProof/>
+                <w:webHidden/>
+              </w:rPr>
+              <w:fldChar w:fldCharType="separate"/>
+            </w:r>
+            <w:r>
+              <w:rPr>
+                <w:noProof/>
+                <w:webHidden/>
+              </w:rPr>
+              <w:t>8</w:t>
+            </w:r>
+            <w:r>
+              <w:rPr>
+                <w:noProof/>
+                <w:webHidden/>
+              </w:rPr>
+              <w:fldChar w:fldCharType="end"/>
+            </w:r>
+          </w:hyperlink>
+        </w:p>
+        <w:p>
+          <w:pPr>
+            <w:pStyle w:val="TDC3"/>
+            <w:tabs>
+              <w:tab w:val="right" w:leader="dot" w:pos="8494"/>
+            </w:tabs>
+            <w:rPr>
+              <w:noProof/>
+            </w:rPr>
+          </w:pPr>
+          <w:hyperlink w:anchor="_Toc227960345" w:history="1">
+            <w:r>
+              <w:rPr>
+                <w:rStyle w:val="Hipervnculo"/>
+                <w:rFonts w:ascii="Times New Roman" w:eastAsia="Times New Roman" w:hAnsi="Times New Roman" w:cs="Times New Roman"/>
+                <w:noProof/>
+              </w:rPr>
+              <w:t>1.9.3 DAL</w:t>
+            </w:r>
+            <w:r>
+              <w:rPr>
+                <w:noProof/>
+                <w:webHidden/>
+              </w:rPr>
+              <w:tab/>
+            </w:r>
+            <w:r>
+              <w:rPr>
+                <w:noProof/>
+                <w:webHidden/>
+              </w:rPr>
+              <w:fldChar w:fldCharType="begin"/>
+            </w:r>
+            <w:r>
+              <w:rPr>
+                <w:noProof/>
+                <w:webHidden/>
+              </w:rPr>
+              <w:instrText xml:space="preserve"> PAGEREF _Toc227960345 \h </w:instrText>
+            </w:r>
+            <w:r>
+              <w:rPr>
+                <w:noProof/>
+                <w:webHidden/>
+              </w:rPr>
+            </w:r>
+            <w:r>
+              <w:rPr>
+                <w:noProof/>
+                <w:webHidden/>
+              </w:rPr>
+              <w:fldChar w:fldCharType="separate"/>
+            </w:r>
+            <w:r>
+              <w:rPr>
+                <w:noProof/>
+                <w:webHidden/>
+              </w:rPr>
+              <w:t>8</w:t>
+            </w:r>
+            <w:r>
+              <w:rPr>
+                <w:noProof/>
+                <w:webHidden/>
+              </w:rPr>
+              <w:fldChar w:fldCharType="end"/>
+            </w:r>
+          </w:hyperlink>
+        </w:p>
+        <w:p>
+          <w:pPr>
+            <w:pStyle w:val="TDC3"/>
+            <w:tabs>
+              <w:tab w:val="right" w:leader="dot" w:pos="8494"/>
+            </w:tabs>
+            <w:rPr>
+              <w:noProof/>
+            </w:rPr>
+          </w:pPr>
+          <w:hyperlink w:anchor="_Toc227960346" w:history="1">
+            <w:r>
+              <w:rPr>
+                <w:rStyle w:val="Hipervnculo"/>
+                <w:rFonts w:ascii="Times New Roman" w:eastAsia="Times New Roman" w:hAnsi="Times New Roman" w:cs="Times New Roman"/>
+                <w:noProof/>
+              </w:rPr>
+              <w:t>1.9.4 SERVICIOS</w:t>
+            </w:r>
+            <w:r>
+              <w:rPr>
+                <w:noProof/>
+                <w:webHidden/>
+              </w:rPr>
+              <w:tab/>
+            </w:r>
+            <w:r>
+              <w:rPr>
+                <w:noProof/>
+                <w:webHidden/>
+              </w:rPr>
+              <w:fldChar w:fldCharType="begin"/>
+            </w:r>
+            <w:r>
+              <w:rPr>
+                <w:noProof/>
+                <w:webHidden/>
+              </w:rPr>
+              <w:instrText xml:space="preserve"> PAGEREF _Toc227960346 \h </w:instrText>
+            </w:r>
+            <w:r>
+              <w:rPr>
+                <w:noProof/>
+                <w:webHidden/>
+              </w:rPr>
+            </w:r>
+            <w:r>
+              <w:rPr>
+                <w:noProof/>
+                <w:webHidden/>
+              </w:rPr>
+              <w:fldChar w:fldCharType="separate"/>
+            </w:r>
+            <w:r>
+              <w:rPr>
+                <w:noProof/>
+                <w:webHidden/>
+              </w:rPr>
+              <w:t>9</w:t>
+            </w:r>
+            <w:r>
+              <w:rPr>
+                <w:noProof/>
+                <w:webHidden/>
+              </w:rPr>
+              <w:fldChar w:fldCharType="end"/>
+            </w:r>
+          </w:hyperlink>
+        </w:p>
+        <w:p>
+          <w:pPr>
+            <w:pStyle w:val="TDC2"/>
+            <w:tabs>
+              <w:tab w:val="right" w:leader="dot" w:pos="8494"/>
+            </w:tabs>
+            <w:rPr>
+              <w:noProof/>
+            </w:rPr>
+          </w:pPr>
+          <w:hyperlink w:anchor="_Toc227960347" w:history="1">
+            <w:r>
+              <w:rPr>
+                <w:rStyle w:val="Hipervnculo"/>
+                <w:rFonts w:ascii="Times New Roman" w:eastAsia="Times New Roman" w:hAnsi="Times New Roman" w:cs="Times New Roman"/>
+                <w:noProof/>
+              </w:rPr>
+              <w:t>1.10 Der</w:t>
+            </w:r>
+            <w:r>
+              <w:rPr>
+                <w:noProof/>
+                <w:webHidden/>
+              </w:rPr>
+              <w:tab/>
+            </w:r>
+            <w:r>
+              <w:rPr>
+                <w:noProof/>
+                <w:webHidden/>
+              </w:rPr>
+              <w:fldChar w:fldCharType="begin"/>
+            </w:r>
+            <w:r>
+              <w:rPr>
+                <w:noProof/>
+                <w:webHidden/>
+              </w:rPr>
+              <w:instrText xml:space="preserve"> PAGEREF _Toc227960347 \h </w:instrText>
+            </w:r>
+            <w:r>
+              <w:rPr>
+                <w:noProof/>
+                <w:webHidden/>
+              </w:rPr>
+            </w:r>
+            <w:r>
+              <w:rPr>
+                <w:noProof/>
+                <w:webHidden/>
+              </w:rPr>
+              <w:fldChar w:fldCharType="separate"/>
+            </w:r>
+            <w:r>
+              <w:rPr>
+                <w:noProof/>
+                <w:webHidden/>
+              </w:rPr>
+              <w:t>9</w:t>
+            </w:r>
+            <w:r>
+              <w:rPr>
+                <w:noProof/>
+                <w:webHidden/>
+              </w:rPr>
+              <w:fldChar w:fldCharType="end"/>
+            </w:r>
+          </w:hyperlink>
+        </w:p>
+        <w:p>
+          <w:pPr>
+            <w:pStyle w:val="TDC1"/>
+            <w:tabs>
+              <w:tab w:val="right" w:leader="dot" w:pos="8494"/>
+            </w:tabs>
+            <w:rPr>
+              <w:noProof/>
+            </w:rPr>
+          </w:pPr>
+          <w:hyperlink w:anchor="_Toc227960348" w:history="1">
+            <w:r>
+              <w:rPr>
+                <w:rStyle w:val="Hipervnculo"/>
+                <w:rFonts w:ascii="Times New Roman" w:eastAsia="Times New Roman" w:hAnsi="Times New Roman" w:cs="Times New Roman"/>
+                <w:noProof/>
+              </w:rPr>
+              <w:t>2. GESTIÓN DE LOG IN / LOG OUT DEL SISTEMA</w:t>
+            </w:r>
+            <w:r>
+              <w:rPr>
+                <w:noProof/>
+                <w:webHidden/>
+              </w:rPr>
+              <w:tab/>
+            </w:r>
+            <w:r>
+              <w:rPr>
+                <w:noProof/>
+                <w:webHidden/>
+              </w:rPr>
+              <w:fldChar w:fldCharType="begin"/>
+            </w:r>
+            <w:r>
+              <w:rPr>
+                <w:noProof/>
+                <w:webHidden/>
+              </w:rPr>
+              <w:instrText xml:space="preserve"> PAGEREF _Toc227960348 \h </w:instrText>
+            </w:r>
+            <w:r>
+              <w:rPr>
+                <w:noProof/>
+                <w:webHidden/>
+              </w:rPr>
+            </w:r>
+            <w:r>
+              <w:rPr>
+                <w:noProof/>
+                <w:webHidden/>
+              </w:rPr>
+              <w:fldChar w:fldCharType="separate"/>
+            </w:r>
+            <w:r>
+              <w:rPr>
+                <w:noProof/>
+                <w:webHidden/>
+              </w:rPr>
+              <w:t>10</w:t>
+            </w:r>
+            <w:r>
+              <w:rPr>
+                <w:noProof/>
+                <w:webHidden/>
+              </w:rPr>
+              <w:fldChar w:fldCharType="end"/>
+            </w:r>
+          </w:hyperlink>
+        </w:p>
+        <w:p>
+          <w:pPr>
+            <w:pStyle w:val="TDC2"/>
+            <w:tabs>
+              <w:tab w:val="right" w:leader="dot" w:pos="8494"/>
+            </w:tabs>
+            <w:rPr>
+              <w:noProof/>
+            </w:rPr>
+          </w:pPr>
+          <w:hyperlink w:anchor="_Toc227960349" w:history="1">
+            <w:r>
+              <w:rPr>
+                <w:rStyle w:val="Hipervnculo"/>
+                <w:rFonts w:ascii="Times New Roman" w:eastAsia="Times New Roman" w:hAnsi="Times New Roman" w:cs="Times New Roman"/>
+                <w:noProof/>
+              </w:rPr>
+              <w:t>2.1 Objetivo General</w:t>
+            </w:r>
+            <w:r>
+              <w:rPr>
+                <w:noProof/>
+                <w:webHidden/>
+              </w:rPr>
+              <w:tab/>
+            </w:r>
+            <w:r>
+              <w:rPr>
+                <w:noProof/>
+                <w:webHidden/>
+              </w:rPr>
+              <w:fldChar w:fldCharType="begin"/>
+            </w:r>
+            <w:r>
+              <w:rPr>
+                <w:noProof/>
+                <w:webHidden/>
+              </w:rPr>
+              <w:instrText xml:space="preserve"> PAGEREF _Toc227960349 \h </w:instrText>
+            </w:r>
+            <w:r>
+              <w:rPr>
+                <w:noProof/>
+                <w:webHidden/>
+              </w:rPr>
+            </w:r>
+            <w:r>
+              <w:rPr>
+                <w:noProof/>
+                <w:webHidden/>
+              </w:rPr>
+              <w:fldChar w:fldCharType="separate"/>
+            </w:r>
+            <w:r>
+              <w:rPr>
+                <w:noProof/>
+                <w:webHidden/>
+              </w:rPr>
+              <w:t>10</w:t>
+            </w:r>
+            <w:r>
+              <w:rPr>
+                <w:noProof/>
+                <w:webHidden/>
+              </w:rPr>
+              <w:fldChar w:fldCharType="end"/>
+            </w:r>
+          </w:hyperlink>
+        </w:p>
+        <w:p>
+          <w:pPr>
+            <w:pStyle w:val="TDC2"/>
+            <w:tabs>
+              <w:tab w:val="right" w:leader="dot" w:pos="8494"/>
+            </w:tabs>
+            <w:rPr>
+              <w:noProof/>
+            </w:rPr>
+          </w:pPr>
+          <w:hyperlink w:anchor="_Toc227960350" w:history="1">
+            <w:r>
+              <w:rPr>
+                <w:rStyle w:val="Hipervnculo"/>
+                <w:rFonts w:ascii="Times New Roman" w:eastAsia="Times New Roman" w:hAnsi="Times New Roman" w:cs="Times New Roman"/>
+                <w:noProof/>
+              </w:rPr>
+              <w:t>2.2 ¿Cómo funciona?</w:t>
+            </w:r>
+            <w:r>
+              <w:rPr>
+                <w:noProof/>
+                <w:webHidden/>
+              </w:rPr>
+              <w:tab/>
+            </w:r>
+            <w:r>
+              <w:rPr>
+                <w:noProof/>
+                <w:webHidden/>
+              </w:rPr>
+              <w:fldChar w:fldCharType="begin"/>
+            </w:r>
+            <w:r>
+              <w:rPr>
+                <w:noProof/>
+                <w:webHidden/>
+              </w:rPr>
+              <w:instrText xml:space="preserve"> PAGEREF _Toc227960350 \h </w:instrText>
+            </w:r>
+            <w:r>
+              <w:rPr>
+                <w:noProof/>
+                <w:webHidden/>
+              </w:rPr>
+            </w:r>
+            <w:r>
+              <w:rPr>
+                <w:noProof/>
+                <w:webHidden/>
+              </w:rPr>
+              <w:fldChar w:fldCharType="separate"/>
+            </w:r>
+            <w:r>
+              <w:rPr>
+                <w:noProof/>
+                <w:webHidden/>
+              </w:rPr>
+              <w:t>10</w:t>
+            </w:r>
+            <w:r>
+              <w:rPr>
+                <w:noProof/>
+                <w:webHidden/>
+              </w:rPr>
+              <w:fldChar w:fldCharType="end"/>
+            </w:r>
+          </w:hyperlink>
+        </w:p>
+        <w:p>
+          <w:pPr>
+            <w:pStyle w:val="TDC2"/>
+            <w:tabs>
+              <w:tab w:val="right" w:leader="dot" w:pos="8494"/>
+            </w:tabs>
+            <w:rPr>
+              <w:noProof/>
+            </w:rPr>
+          </w:pPr>
+          <w:hyperlink w:anchor="_Toc227960351" w:history="1">
+            <w:r>
+              <w:rPr>
+                <w:rStyle w:val="Hipervnculo"/>
+                <w:rFonts w:ascii="Times New Roman" w:eastAsia="Times New Roman" w:hAnsi="Times New Roman" w:cs="Times New Roman"/>
+                <w:noProof/>
+              </w:rPr>
+              <w:t>2.3 LogIn – CU001 LogIn</w:t>
+            </w:r>
+            <w:r>
+              <w:rPr>
+                <w:noProof/>
+                <w:webHidden/>
+              </w:rPr>
+              <w:tab/>
+            </w:r>
+            <w:r>
+              <w:rPr>
+                <w:noProof/>
+                <w:webHidden/>
+              </w:rPr>
+              <w:fldChar w:fldCharType="begin"/>
+            </w:r>
+            <w:r>
+              <w:rPr>
+                <w:noProof/>
+                <w:webHidden/>
+              </w:rPr>
+              <w:instrText xml:space="preserve"> PAGEREF _Toc227960351 \h </w:instrText>
+            </w:r>
+            <w:r>
+              <w:rPr>
+                <w:noProof/>
+                <w:webHidden/>
+              </w:rPr>
+            </w:r>
+            <w:r>
+              <w:rPr>
+                <w:noProof/>
+                <w:webHidden/>
+              </w:rPr>
+              <w:fldChar w:fldCharType="separate"/>
+            </w:r>
+            <w:r>
+              <w:rPr>
+                <w:noProof/>
+                <w:webHidden/>
+              </w:rPr>
+              <w:t>11</w:t>
+            </w:r>
+            <w:r>
+              <w:rPr>
+                <w:noProof/>
+                <w:webHidden/>
+              </w:rPr>
+              <w:fldChar w:fldCharType="end"/>
+            </w:r>
+          </w:hyperlink>
+        </w:p>
+        <w:p>
+          <w:pPr>
+            <w:pStyle w:val="TDC3"/>
+            <w:tabs>
+              <w:tab w:val="right" w:leader="dot" w:pos="8494"/>
+            </w:tabs>
+            <w:rPr>
+              <w:noProof/>
+            </w:rPr>
+          </w:pPr>
+          <w:hyperlink w:anchor="_Toc227960352" w:history="1">
+            <w:r>
+              <w:rPr>
+                <w:rStyle w:val="Hipervnculo"/>
+                <w:rFonts w:ascii="Times New Roman" w:eastAsia="Times New Roman" w:hAnsi="Times New Roman" w:cs="Times New Roman"/>
+                <w:noProof/>
+              </w:rPr>
+              <w:t>2.3.1 Diagrama LogIn</w:t>
+            </w:r>
+            <w:r>
+              <w:rPr>
+                <w:noProof/>
+                <w:webHidden/>
+              </w:rPr>
+              <w:tab/>
+            </w:r>
+            <w:r>
+              <w:rPr>
+                <w:noProof/>
+                <w:webHidden/>
+              </w:rPr>
+              <w:fldChar w:fldCharType="begin"/>
+            </w:r>
+            <w:r>
+              <w:rPr>
+                <w:noProof/>
+                <w:webHidden/>
+              </w:rPr>
+              <w:instrText xml:space="preserve"> PAGEREF _Toc227960352 \h </w:instrText>
+            </w:r>
+            <w:r>
+              <w:rPr>
+                <w:noProof/>
+                <w:webHidden/>
+              </w:rPr>
+            </w:r>
+            <w:r>
+              <w:rPr>
+                <w:noProof/>
+                <w:webHidden/>
+              </w:rPr>
+              <w:fldChar w:fldCharType="separate"/>
+            </w:r>
+            <w:r>
+              <w:rPr>
+                <w:noProof/>
+                <w:webHidden/>
+              </w:rPr>
+              <w:t>11</w:t>
+            </w:r>
+            <w:r>
+              <w:rPr>
+                <w:noProof/>
+                <w:webHidden/>
+              </w:rPr>
+              <w:fldChar w:fldCharType="end"/>
+            </w:r>
+          </w:hyperlink>
+        </w:p>
+        <w:p>
+          <w:pPr>
+            <w:pStyle w:val="TDC3"/>
+            <w:tabs>
+              <w:tab w:val="right" w:leader="dot" w:pos="8494"/>
+            </w:tabs>
+            <w:rPr>
+              <w:noProof/>
+            </w:rPr>
+          </w:pPr>
+          <w:hyperlink w:anchor="_Toc227960353" w:history="1">
+            <w:r>
+              <w:rPr>
+                <w:rStyle w:val="Hipervnculo"/>
+                <w:rFonts w:ascii="Times New Roman" w:eastAsia="Times New Roman" w:hAnsi="Times New Roman" w:cs="Times New Roman"/>
+                <w:noProof/>
+              </w:rPr>
+              <w:t>2.3.2 Especificación CU</w:t>
+            </w:r>
+            <w:r>
+              <w:rPr>
+                <w:noProof/>
+                <w:webHidden/>
+              </w:rPr>
+              <w:tab/>
+            </w:r>
+            <w:r>
+              <w:rPr>
+                <w:noProof/>
+                <w:webHidden/>
+              </w:rPr>
+              <w:fldChar w:fldCharType="begin"/>
+            </w:r>
+            <w:r>
+              <w:rPr>
+                <w:noProof/>
+                <w:webHidden/>
+              </w:rPr>
+              <w:instrText xml:space="preserve"> PAGEREF _Toc227960353 \h </w:instrText>
+            </w:r>
+            <w:r>
+              <w:rPr>
+                <w:noProof/>
+                <w:webHidden/>
+              </w:rPr>
+            </w:r>
+            <w:r>
+              <w:rPr>
+                <w:noProof/>
+                <w:webHidden/>
+              </w:rPr>
+              <w:fldChar w:fldCharType="separate"/>
+            </w:r>
+            <w:r>
+              <w:rPr>
+                <w:noProof/>
+                <w:webHidden/>
+              </w:rPr>
+              <w:t>11</w:t>
+            </w:r>
+            <w:r>
+              <w:rPr>
+                <w:noProof/>
+                <w:webHidden/>
+              </w:rPr>
+              <w:fldChar w:fldCharType="end"/>
+            </w:r>
+          </w:hyperlink>
+        </w:p>
+        <w:p>
+          <w:pPr>
+            <w:pStyle w:val="TDC3"/>
+            <w:tabs>
+              <w:tab w:val="right" w:leader="dot" w:pos="8494"/>
+            </w:tabs>
+            <w:rPr>
+              <w:noProof/>
+            </w:rPr>
+          </w:pPr>
+          <w:hyperlink w:anchor="_Toc227960354" w:history="1">
+            <w:r>
+              <w:rPr>
+                <w:rStyle w:val="Hipervnculo"/>
+                <w:rFonts w:ascii="Times New Roman" w:eastAsia="Times New Roman" w:hAnsi="Times New Roman" w:cs="Times New Roman"/>
+                <w:noProof/>
+              </w:rPr>
+              <w:t>2.3.3 Diagrama de Secuencia del Sistema</w:t>
+            </w:r>
+            <w:r>
+              <w:rPr>
+                <w:noProof/>
+                <w:webHidden/>
+              </w:rPr>
+              <w:tab/>
+            </w:r>
+            <w:r>
+              <w:rPr>
+                <w:noProof/>
+                <w:webHidden/>
+              </w:rPr>
+              <w:fldChar w:fldCharType="begin"/>
+            </w:r>
+            <w:r>
+              <w:rPr>
+                <w:noProof/>
+                <w:webHidden/>
+              </w:rPr>
+              <w:instrText xml:space="preserve"> PAGEREF _Toc227960354 \h </w:instrText>
+            </w:r>
+            <w:r>
+              <w:rPr>
+                <w:noProof/>
+                <w:webHidden/>
+              </w:rPr>
+            </w:r>
+            <w:r>
+              <w:rPr>
+                <w:noProof/>
+                <w:webHidden/>
+              </w:rPr>
+              <w:fldChar w:fldCharType="separate"/>
+            </w:r>
+            <w:r>
+              <w:rPr>
+                <w:noProof/>
+                <w:webHidden/>
+              </w:rPr>
+              <w:t>13</w:t>
+            </w:r>
+            <w:r>
+              <w:rPr>
+                <w:noProof/>
+                <w:webHidden/>
+              </w:rPr>
+              <w:fldChar w:fldCharType="end"/>
+            </w:r>
+          </w:hyperlink>
+        </w:p>
+        <w:p>
+          <w:pPr>
+            <w:pStyle w:val="TDC3"/>
+            <w:tabs>
+              <w:tab w:val="right" w:leader="dot" w:pos="8494"/>
+            </w:tabs>
+            <w:rPr>
+              <w:noProof/>
+            </w:rPr>
+          </w:pPr>
+          <w:hyperlink w:anchor="_Toc227960355" w:history="1">
+            <w:r>
+              <w:rPr>
+                <w:rStyle w:val="Hipervnculo"/>
+                <w:rFonts w:ascii="Times New Roman" w:eastAsia="Times New Roman" w:hAnsi="Times New Roman" w:cs="Times New Roman"/>
+                <w:noProof/>
+              </w:rPr>
+              <w:t>2.3.4 Diagrama de Clases</w:t>
+            </w:r>
+            <w:r>
+              <w:rPr>
+                <w:noProof/>
+                <w:webHidden/>
+              </w:rPr>
+              <w:tab/>
+            </w:r>
+            <w:r>
+              <w:rPr>
+                <w:noProof/>
+                <w:webHidden/>
+              </w:rPr>
+              <w:fldChar w:fldCharType="begin"/>
+            </w:r>
+            <w:r>
+              <w:rPr>
+                <w:noProof/>
+                <w:webHidden/>
+              </w:rPr>
+              <w:instrText xml:space="preserve"> PAGEREF _Toc227960355 \h </w:instrText>
+            </w:r>
+            <w:r>
+              <w:rPr>
+                <w:noProof/>
+                <w:webHidden/>
+              </w:rPr>
+            </w:r>
+            <w:r>
+              <w:rPr>
+                <w:noProof/>
+                <w:webHidden/>
+              </w:rPr>
+              <w:fldChar w:fldCharType="separate"/>
+            </w:r>
+            <w:r>
+              <w:rPr>
+                <w:noProof/>
+                <w:webHidden/>
+              </w:rPr>
+              <w:t>14</w:t>
+            </w:r>
+            <w:r>
+              <w:rPr>
+                <w:noProof/>
+                <w:webHidden/>
+              </w:rPr>
+              <w:fldChar w:fldCharType="end"/>
+            </w:r>
+          </w:hyperlink>
+        </w:p>
+        <w:p>
+          <w:pPr>
+            <w:pStyle w:val="TDC3"/>
+            <w:tabs>
+              <w:tab w:val="right" w:leader="dot" w:pos="8494"/>
+            </w:tabs>
+            <w:rPr>
+              <w:noProof/>
+            </w:rPr>
+          </w:pPr>
+          <w:hyperlink w:anchor="_Toc227960356" w:history="1">
+            <w:r>
+              <w:rPr>
+                <w:rStyle w:val="Hipervnculo"/>
+                <w:rFonts w:ascii="Times New Roman" w:eastAsia="Times New Roman" w:hAnsi="Times New Roman" w:cs="Times New Roman"/>
+                <w:noProof/>
+              </w:rPr>
+              <w:t>2.3.5 Der</w:t>
+            </w:r>
+            <w:r>
+              <w:rPr>
+                <w:noProof/>
+                <w:webHidden/>
+              </w:rPr>
+              <w:tab/>
+            </w:r>
+            <w:r>
+              <w:rPr>
+                <w:noProof/>
+                <w:webHidden/>
+              </w:rPr>
+              <w:fldChar w:fldCharType="begin"/>
+            </w:r>
+            <w:r>
+              <w:rPr>
+                <w:noProof/>
+                <w:webHidden/>
+              </w:rPr>
+              <w:instrText xml:space="preserve"> PAGEREF _Toc227960356 \h </w:instrText>
+            </w:r>
+            <w:r>
+              <w:rPr>
+                <w:noProof/>
+                <w:webHidden/>
+              </w:rPr>
+            </w:r>
+            <w:r>
+              <w:rPr>
+                <w:noProof/>
+                <w:webHidden/>
+              </w:rPr>
+              <w:fldChar w:fldCharType="separate"/>
+            </w:r>
+            <w:r>
+              <w:rPr>
+                <w:noProof/>
+                <w:webHidden/>
+              </w:rPr>
+              <w:t>14</w:t>
+            </w:r>
+            <w:r>
+              <w:rPr>
+                <w:noProof/>
+                <w:webHidden/>
+              </w:rPr>
+              <w:fldChar w:fldCharType="end"/>
+            </w:r>
+          </w:hyperlink>
+        </w:p>
+        <w:p>
+          <w:pPr>
+            <w:pStyle w:val="TDC3"/>
+            <w:tabs>
+              <w:tab w:val="right" w:leader="dot" w:pos="8494"/>
+            </w:tabs>
+            <w:rPr>
+              <w:noProof/>
+            </w:rPr>
+          </w:pPr>
+          <w:hyperlink w:anchor="_Toc227960357" w:history="1">
+            <w:r>
+              <w:rPr>
+                <w:rStyle w:val="Hipervnculo"/>
+                <w:rFonts w:ascii="Times New Roman" w:eastAsia="Times New Roman" w:hAnsi="Times New Roman" w:cs="Times New Roman"/>
+                <w:noProof/>
+              </w:rPr>
+              <w:t>2.3.6 Pantalla GIU</w:t>
+            </w:r>
+            <w:r>
+              <w:rPr>
+                <w:noProof/>
+                <w:webHidden/>
+              </w:rPr>
+              <w:tab/>
+            </w:r>
+            <w:r>
+              <w:rPr>
+                <w:noProof/>
+                <w:webHidden/>
+              </w:rPr>
+              <w:fldChar w:fldCharType="begin"/>
+            </w:r>
+            <w:r>
+              <w:rPr>
+                <w:noProof/>
+                <w:webHidden/>
+              </w:rPr>
+              <w:instrText xml:space="preserve"> PAGEREF _Toc227960357 \h </w:instrText>
+            </w:r>
+            <w:r>
+              <w:rPr>
+                <w:noProof/>
+                <w:webHidden/>
+              </w:rPr>
+            </w:r>
+            <w:r>
+              <w:rPr>
+                <w:noProof/>
+                <w:webHidden/>
+              </w:rPr>
+              <w:fldChar w:fldCharType="separate"/>
+            </w:r>
+            <w:r>
+              <w:rPr>
+                <w:noProof/>
+                <w:webHidden/>
+              </w:rPr>
+              <w:t>14</w:t>
+            </w:r>
+            <w:r>
+              <w:rPr>
+                <w:noProof/>
+                <w:webHidden/>
+              </w:rPr>
+              <w:fldChar w:fldCharType="end"/>
+            </w:r>
+          </w:hyperlink>
+        </w:p>
+        <w:p>
+          <w:pPr>
+            <w:pStyle w:val="TDC2"/>
+            <w:tabs>
+              <w:tab w:val="right" w:leader="dot" w:pos="8494"/>
+            </w:tabs>
+            <w:rPr>
+              <w:noProof/>
+            </w:rPr>
+          </w:pPr>
+          <w:hyperlink w:anchor="_Toc227960358" w:history="1">
+            <w:r>
+              <w:rPr>
+                <w:rStyle w:val="Hipervnculo"/>
+                <w:rFonts w:ascii="Times New Roman" w:eastAsia="Times New Roman" w:hAnsi="Times New Roman" w:cs="Times New Roman"/>
+                <w:noProof/>
+              </w:rPr>
+              <w:t>2.4 LogOut – CU002 LogOut</w:t>
+            </w:r>
+            <w:r>
+              <w:rPr>
+                <w:noProof/>
+                <w:webHidden/>
+              </w:rPr>
+              <w:tab/>
+            </w:r>
+            <w:r>
+              <w:rPr>
+                <w:noProof/>
+                <w:webHidden/>
+              </w:rPr>
+              <w:fldChar w:fldCharType="begin"/>
+            </w:r>
+            <w:r>
+              <w:rPr>
+                <w:noProof/>
+                <w:webHidden/>
+              </w:rPr>
+              <w:instrText xml:space="preserve"> PAGEREF _Toc227960358 \h </w:instrText>
+            </w:r>
+            <w:r>
+              <w:rPr>
+                <w:noProof/>
+                <w:webHidden/>
+              </w:rPr>
+            </w:r>
+            <w:r>
+              <w:rPr>
+                <w:noProof/>
+                <w:webHidden/>
+              </w:rPr>
+              <w:fldChar w:fldCharType="separate"/>
+            </w:r>
+            <w:r>
+              <w:rPr>
+                <w:noProof/>
+                <w:webHidden/>
+              </w:rPr>
+              <w:t>15</w:t>
+            </w:r>
+            <w:r>
+              <w:rPr>
+                <w:noProof/>
+                <w:webHidden/>
+              </w:rPr>
+              <w:fldChar w:fldCharType="end"/>
+            </w:r>
+          </w:hyperlink>
+        </w:p>
+        <w:p>
+          <w:pPr>
+            <w:pStyle w:val="TDC3"/>
+            <w:tabs>
+              <w:tab w:val="right" w:leader="dot" w:pos="8494"/>
+            </w:tabs>
+            <w:rPr>
+              <w:noProof/>
+            </w:rPr>
+          </w:pPr>
+          <w:hyperlink w:anchor="_Toc227960359" w:history="1">
+            <w:r>
+              <w:rPr>
+                <w:rStyle w:val="Hipervnculo"/>
+                <w:rFonts w:ascii="Times New Roman" w:eastAsia="Times New Roman" w:hAnsi="Times New Roman" w:cs="Times New Roman"/>
+                <w:noProof/>
+              </w:rPr>
+              <w:t>2.4.1 Diagrama LogOut</w:t>
+            </w:r>
+            <w:r>
+              <w:rPr>
+                <w:noProof/>
+                <w:webHidden/>
+              </w:rPr>
+              <w:tab/>
+            </w:r>
+            <w:r>
+              <w:rPr>
+                <w:noProof/>
+                <w:webHidden/>
+              </w:rPr>
+              <w:fldChar w:fldCharType="begin"/>
+            </w:r>
+            <w:r>
+              <w:rPr>
+                <w:noProof/>
+                <w:webHidden/>
+              </w:rPr>
+              <w:instrText xml:space="preserve"> PAGEREF _Toc227960359 \h </w:instrText>
+            </w:r>
+            <w:r>
+              <w:rPr>
+                <w:noProof/>
+                <w:webHidden/>
+              </w:rPr>
+            </w:r>
+            <w:r>
+              <w:rPr>
+                <w:noProof/>
+                <w:webHidden/>
+              </w:rPr>
+              <w:fldChar w:fldCharType="separate"/>
+            </w:r>
+            <w:r>
+              <w:rPr>
+                <w:noProof/>
+                <w:webHidden/>
+              </w:rPr>
+              <w:t>15</w:t>
+            </w:r>
+            <w:r>
+              <w:rPr>
+                <w:noProof/>
+                <w:webHidden/>
+              </w:rPr>
+              <w:fldChar w:fldCharType="end"/>
+            </w:r>
+          </w:hyperlink>
+        </w:p>
+        <w:p>
+          <w:pPr>
+            <w:pStyle w:val="TDC3"/>
+            <w:tabs>
+              <w:tab w:val="right" w:leader="dot" w:pos="8494"/>
+            </w:tabs>
+            <w:rPr>
+              <w:noProof/>
+            </w:rPr>
+          </w:pPr>
+          <w:hyperlink w:anchor="_Toc227960360" w:history="1">
+            <w:r>
+              <w:rPr>
+                <w:rStyle w:val="Hipervnculo"/>
+                <w:rFonts w:ascii="Times New Roman" w:eastAsia="Times New Roman" w:hAnsi="Times New Roman" w:cs="Times New Roman"/>
+                <w:noProof/>
+              </w:rPr>
+              <w:t>2.4.2 Especificación CU</w:t>
+            </w:r>
+            <w:r>
+              <w:rPr>
+                <w:noProof/>
+                <w:webHidden/>
+              </w:rPr>
+              <w:tab/>
+            </w:r>
+            <w:r>
+              <w:rPr>
+                <w:noProof/>
+                <w:webHidden/>
+              </w:rPr>
+              <w:fldChar w:fldCharType="begin"/>
+            </w:r>
+            <w:r>
+              <w:rPr>
+                <w:noProof/>
+                <w:webHidden/>
+              </w:rPr>
+              <w:instrText xml:space="preserve"> PAGEREF _Toc227960360 \h </w:instrText>
+            </w:r>
+            <w:r>
+              <w:rPr>
+                <w:noProof/>
+                <w:webHidden/>
+              </w:rPr>
+            </w:r>
+            <w:r>
+              <w:rPr>
+                <w:noProof/>
+                <w:webHidden/>
+              </w:rPr>
+              <w:fldChar w:fldCharType="separate"/>
+            </w:r>
+            <w:r>
+              <w:rPr>
+                <w:noProof/>
+                <w:webHidden/>
+              </w:rPr>
+              <w:t>15</w:t>
+            </w:r>
+            <w:r>
+              <w:rPr>
+                <w:noProof/>
+                <w:webHidden/>
+              </w:rPr>
+              <w:fldChar w:fldCharType="end"/>
+            </w:r>
+          </w:hyperlink>
+        </w:p>
+        <w:p>
+          <w:pPr>
+            <w:pStyle w:val="TDC3"/>
+            <w:tabs>
+              <w:tab w:val="right" w:leader="dot" w:pos="8494"/>
+            </w:tabs>
+            <w:rPr>
+              <w:noProof/>
+            </w:rPr>
+          </w:pPr>
+          <w:hyperlink w:anchor="_Toc227960361" w:history="1">
+            <w:r>
+              <w:rPr>
+                <w:rStyle w:val="Hipervnculo"/>
+                <w:rFonts w:ascii="Times New Roman" w:eastAsia="Times New Roman" w:hAnsi="Times New Roman" w:cs="Times New Roman"/>
+                <w:noProof/>
+              </w:rPr>
+              <w:t>2.4.3 Diagrama de Secuencia del Sistema</w:t>
+            </w:r>
+            <w:r>
+              <w:rPr>
+                <w:noProof/>
+                <w:webHidden/>
+              </w:rPr>
+              <w:tab/>
+            </w:r>
+            <w:r>
+              <w:rPr>
+                <w:noProof/>
+                <w:webHidden/>
+              </w:rPr>
+              <w:fldChar w:fldCharType="begin"/>
+            </w:r>
+            <w:r>
+              <w:rPr>
+                <w:noProof/>
+                <w:webHidden/>
+              </w:rPr>
+              <w:instrText xml:space="preserve"> PAGEREF _Toc227960361 \h </w:instrText>
+            </w:r>
+            <w:r>
+              <w:rPr>
+                <w:noProof/>
+                <w:webHidden/>
+              </w:rPr>
+            </w:r>
+            <w:r>
+              <w:rPr>
+                <w:noProof/>
+                <w:webHidden/>
+              </w:rPr>
+              <w:fldChar w:fldCharType="separate"/>
+            </w:r>
+            <w:r>
+              <w:rPr>
+                <w:noProof/>
+                <w:webHidden/>
+              </w:rPr>
+              <w:t>16</w:t>
+            </w:r>
+            <w:r>
+              <w:rPr>
+                <w:noProof/>
+                <w:webHidden/>
+              </w:rPr>
+              <w:fldChar w:fldCharType="end"/>
+            </w:r>
+          </w:hyperlink>
+        </w:p>
+        <w:p>
+          <w:pPr>
+            <w:pStyle w:val="TDC3"/>
+            <w:tabs>
+              <w:tab w:val="right" w:leader="dot" w:pos="8494"/>
+            </w:tabs>
+            <w:rPr>
+              <w:noProof/>
+            </w:rPr>
+          </w:pPr>
+          <w:hyperlink w:anchor="_Toc227960362" w:history="1">
+            <w:r>
+              <w:rPr>
+                <w:rStyle w:val="Hipervnculo"/>
+                <w:rFonts w:ascii="Times New Roman" w:eastAsia="Times New Roman" w:hAnsi="Times New Roman" w:cs="Times New Roman"/>
+                <w:noProof/>
+              </w:rPr>
+              <w:t>2.4.4 Diagrama de Clases</w:t>
+            </w:r>
+            <w:r>
+              <w:rPr>
+                <w:noProof/>
+                <w:webHidden/>
+              </w:rPr>
+              <w:tab/>
+            </w:r>
+            <w:r>
+              <w:rPr>
+                <w:noProof/>
+                <w:webHidden/>
+              </w:rPr>
+              <w:fldChar w:fldCharType="begin"/>
+            </w:r>
+            <w:r>
+              <w:rPr>
+                <w:noProof/>
+                <w:webHidden/>
+              </w:rPr>
+              <w:instrText xml:space="preserve"> PAGEREF _Toc227960362 \h </w:instrText>
+            </w:r>
+            <w:r>
+              <w:rPr>
+                <w:noProof/>
+                <w:webHidden/>
+              </w:rPr>
+            </w:r>
+            <w:r>
+              <w:rPr>
+                <w:noProof/>
+                <w:webHidden/>
+              </w:rPr>
+              <w:fldChar w:fldCharType="separate"/>
+            </w:r>
+            <w:r>
+              <w:rPr>
+                <w:noProof/>
+                <w:webHidden/>
+              </w:rPr>
+              <w:t>17</w:t>
+            </w:r>
+            <w:r>
+              <w:rPr>
+                <w:noProof/>
+                <w:webHidden/>
+              </w:rPr>
+              <w:fldChar w:fldCharType="end"/>
+            </w:r>
+          </w:hyperlink>
+        </w:p>
+        <w:p>
+          <w:pPr>
+            <w:pStyle w:val="TDC3"/>
+            <w:tabs>
+              <w:tab w:val="right" w:leader="dot" w:pos="8494"/>
+            </w:tabs>
+            <w:rPr>
+              <w:noProof/>
+            </w:rPr>
+          </w:pPr>
+          <w:hyperlink w:anchor="_Toc227960363" w:history="1">
+            <w:r>
+              <w:rPr>
+                <w:rStyle w:val="Hipervnculo"/>
+                <w:rFonts w:ascii="Times New Roman" w:eastAsia="Times New Roman" w:hAnsi="Times New Roman" w:cs="Times New Roman"/>
+                <w:noProof/>
+              </w:rPr>
+              <w:t>2.4.5 Der</w:t>
+            </w:r>
+            <w:r>
+              <w:rPr>
+                <w:noProof/>
+                <w:webHidden/>
+              </w:rPr>
+              <w:tab/>
+            </w:r>
+            <w:r>
+              <w:rPr>
+                <w:noProof/>
+                <w:webHidden/>
+              </w:rPr>
+              <w:fldChar w:fldCharType="begin"/>
+            </w:r>
+            <w:r>
+              <w:rPr>
+                <w:noProof/>
+                <w:webHidden/>
+              </w:rPr>
+              <w:instrText xml:space="preserve"> PAGEREF _Toc227960363 \h </w:instrText>
+            </w:r>
+            <w:r>
+              <w:rPr>
+                <w:noProof/>
+                <w:webHidden/>
+              </w:rPr>
+            </w:r>
+            <w:r>
+              <w:rPr>
+                <w:noProof/>
+                <w:webHidden/>
+              </w:rPr>
+              <w:fldChar w:fldCharType="separate"/>
+            </w:r>
+            <w:r>
+              <w:rPr>
+                <w:noProof/>
+                <w:webHidden/>
+              </w:rPr>
+              <w:t>18</w:t>
+            </w:r>
+            <w:r>
+              <w:rPr>
+                <w:noProof/>
+                <w:webHidden/>
+              </w:rPr>
+              <w:fldChar w:fldCharType="end"/>
+            </w:r>
+          </w:hyperlink>
+        </w:p>
+        <w:p>
+          <w:pPr>
+            <w:pStyle w:val="TDC3"/>
+            <w:tabs>
+              <w:tab w:val="right" w:leader="dot" w:pos="8494"/>
+            </w:tabs>
+            <w:rPr>
+              <w:noProof/>
+            </w:rPr>
+          </w:pPr>
+          <w:hyperlink w:anchor="_Toc227960364" w:history="1">
+            <w:r>
+              <w:rPr>
+                <w:rStyle w:val="Hipervnculo"/>
+                <w:rFonts w:ascii="Times New Roman" w:eastAsia="Times New Roman" w:hAnsi="Times New Roman" w:cs="Times New Roman"/>
+                <w:noProof/>
+              </w:rPr>
+              <w:t>2.4.6 Pantalla GIU</w:t>
+            </w:r>
+            <w:r>
+              <w:rPr>
+                <w:noProof/>
+                <w:webHidden/>
+              </w:rPr>
+              <w:tab/>
+            </w:r>
+            <w:r>
+              <w:rPr>
+                <w:noProof/>
+                <w:webHidden/>
+              </w:rPr>
+              <w:fldChar w:fldCharType="begin"/>
+            </w:r>
+            <w:r>
+              <w:rPr>
+                <w:noProof/>
+                <w:webHidden/>
+              </w:rPr>
+              <w:instrText xml:space="preserve"> PAGEREF _Toc227960364 \h </w:instrText>
+            </w:r>
+            <w:r>
+              <w:rPr>
+                <w:noProof/>
+                <w:webHidden/>
+              </w:rPr>
+            </w:r>
+            <w:r>
+              <w:rPr>
+                <w:noProof/>
+                <w:webHidden/>
+              </w:rPr>
+              <w:fldChar w:fldCharType="separate"/>
+            </w:r>
+            <w:r>
+              <w:rPr>
+                <w:noProof/>
+                <w:webHidden/>
+              </w:rPr>
+              <w:t>18</w:t>
+            </w:r>
+            <w:r>
+              <w:rPr>
+                <w:noProof/>
+                <w:webHidden/>
+              </w:rPr>
+              <w:fldChar w:fldCharType="end"/>
+            </w:r>
+          </w:hyperlink>
+        </w:p>
+        <w:p>
+          <w:pPr>
+            <w:pStyle w:val="TDC1"/>
+            <w:tabs>
+              <w:tab w:val="right" w:leader="dot" w:pos="8494"/>
+            </w:tabs>
+            <w:rPr>
+              <w:noProof/>
+            </w:rPr>
+          </w:pPr>
+          <w:hyperlink w:anchor="_Toc227960365" w:history="1">
+            <w:r>
+              <w:rPr>
+                <w:rStyle w:val="Hipervnculo"/>
+                <w:rFonts w:ascii="Times New Roman" w:eastAsia="Times New Roman" w:hAnsi="Times New Roman" w:cs="Times New Roman"/>
+                <w:noProof/>
+              </w:rPr>
+              <w:t>3. GESTIÓN ABML USUARIO</w:t>
+            </w:r>
+            <w:r>
+              <w:rPr>
+                <w:noProof/>
+                <w:webHidden/>
+              </w:rPr>
+              <w:tab/>
+            </w:r>
+            <w:r>
+              <w:rPr>
+                <w:noProof/>
+                <w:webHidden/>
+              </w:rPr>
+              <w:fldChar w:fldCharType="begin"/>
+            </w:r>
+            <w:r>
+              <w:rPr>
+                <w:noProof/>
+                <w:webHidden/>
+              </w:rPr>
+              <w:instrText xml:space="preserve"> PAGEREF _Toc227960365 \h </w:instrText>
+            </w:r>
+            <w:r>
+              <w:rPr>
+                <w:noProof/>
+                <w:webHidden/>
+              </w:rPr>
+            </w:r>
+            <w:r>
+              <w:rPr>
+                <w:noProof/>
+                <w:webHidden/>
+              </w:rPr>
+              <w:fldChar w:fldCharType="separate"/>
+            </w:r>
+            <w:r>
+              <w:rPr>
+                <w:noProof/>
+                <w:webHidden/>
+              </w:rPr>
+              <w:t>19</w:t>
+            </w:r>
+            <w:r>
+              <w:rPr>
+                <w:noProof/>
+                <w:webHidden/>
+              </w:rPr>
+              <w:fldChar w:fldCharType="end"/>
+            </w:r>
+          </w:hyperlink>
+        </w:p>
+        <w:p>
+          <w:pPr>
+            <w:pStyle w:val="TDC2"/>
+            <w:tabs>
+              <w:tab w:val="right" w:leader="dot" w:pos="8494"/>
+            </w:tabs>
+            <w:rPr>
+              <w:noProof/>
+            </w:rPr>
+          </w:pPr>
+          <w:hyperlink w:anchor="_Toc227960366" w:history="1">
+            <w:r>
+              <w:rPr>
+                <w:rStyle w:val="Hipervnculo"/>
+                <w:rFonts w:ascii="Times New Roman" w:eastAsia="Times New Roman" w:hAnsi="Times New Roman" w:cs="Times New Roman"/>
+                <w:noProof/>
+              </w:rPr>
+              <w:t>3.1 Objetivo General</w:t>
+            </w:r>
+            <w:r>
+              <w:rPr>
+                <w:noProof/>
+                <w:webHidden/>
+              </w:rPr>
+              <w:tab/>
+            </w:r>
+            <w:r>
+              <w:rPr>
+                <w:noProof/>
+                <w:webHidden/>
+              </w:rPr>
+              <w:fldChar w:fldCharType="begin"/>
+            </w:r>
+            <w:r>
+              <w:rPr>
+                <w:noProof/>
+                <w:webHidden/>
+              </w:rPr>
+              <w:instrText xml:space="preserve"> PAGEREF _Toc227960366 \h </w:instrText>
+            </w:r>
+            <w:r>
+              <w:rPr>
+                <w:noProof/>
+                <w:webHidden/>
+              </w:rPr>
+            </w:r>
+            <w:r>
+              <w:rPr>
+                <w:noProof/>
+                <w:webHidden/>
+              </w:rPr>
+              <w:fldChar w:fldCharType="separate"/>
+            </w:r>
+            <w:r>
+              <w:rPr>
+                <w:noProof/>
+                <w:webHidden/>
+              </w:rPr>
+              <w:t>19</w:t>
+            </w:r>
+            <w:r>
+              <w:rPr>
+                <w:noProof/>
+                <w:webHidden/>
+              </w:rPr>
+              <w:fldChar w:fldCharType="end"/>
+            </w:r>
+          </w:hyperlink>
+        </w:p>
+        <w:p>
+          <w:pPr>
+            <w:pStyle w:val="TDC2"/>
+            <w:tabs>
+              <w:tab w:val="right" w:leader="dot" w:pos="8494"/>
+            </w:tabs>
+            <w:rPr>
+              <w:noProof/>
+            </w:rPr>
+          </w:pPr>
+          <w:hyperlink w:anchor="_Toc227960367" w:history="1">
+            <w:r>
+              <w:rPr>
+                <w:rStyle w:val="Hipervnculo"/>
+                <w:rFonts w:ascii="Times New Roman" w:eastAsia="Times New Roman" w:hAnsi="Times New Roman" w:cs="Times New Roman"/>
+                <w:noProof/>
+              </w:rPr>
+              <w:t>3.2 Diagrama de Clases y DER</w:t>
+            </w:r>
+            <w:r>
+              <w:rPr>
+                <w:noProof/>
+                <w:webHidden/>
+              </w:rPr>
+              <w:tab/>
+            </w:r>
+            <w:r>
+              <w:rPr>
+                <w:noProof/>
+                <w:webHidden/>
+              </w:rPr>
+              <w:fldChar w:fldCharType="begin"/>
+            </w:r>
+            <w:r>
+              <w:rPr>
+                <w:noProof/>
+                <w:webHidden/>
+              </w:rPr>
+              <w:instrText xml:space="preserve"> PAGEREF _Toc227960367 \h </w:instrText>
+            </w:r>
+            <w:r>
+              <w:rPr>
+                <w:noProof/>
+                <w:webHidden/>
+              </w:rPr>
+            </w:r>
+            <w:r>
+              <w:rPr>
+                <w:noProof/>
+                <w:webHidden/>
+              </w:rPr>
+              <w:fldChar w:fldCharType="separate"/>
+            </w:r>
+            <w:r>
+              <w:rPr>
+                <w:noProof/>
+                <w:webHidden/>
+              </w:rPr>
+              <w:t>19</w:t>
+            </w:r>
+            <w:r>
+              <w:rPr>
+                <w:noProof/>
+                <w:webHidden/>
+              </w:rPr>
+              <w:fldChar w:fldCharType="end"/>
+            </w:r>
+          </w:hyperlink>
+        </w:p>
+        <w:p>
+          <w:pPr>
+            <w:pStyle w:val="TDC2"/>
+            <w:tabs>
+              <w:tab w:val="right" w:leader="dot" w:pos="8494"/>
+            </w:tabs>
+            <w:rPr>
+              <w:noProof/>
+            </w:rPr>
+          </w:pPr>
+          <w:hyperlink w:anchor="_Toc227960368" w:history="1">
+            <w:r>
+              <w:rPr>
+                <w:rStyle w:val="Hipervnculo"/>
+                <w:rFonts w:ascii="Times New Roman" w:eastAsia="Times New Roman" w:hAnsi="Times New Roman" w:cs="Times New Roman"/>
+                <w:noProof/>
+              </w:rPr>
+              <w:t>3.3 Diagrama ABML Usuario</w:t>
+            </w:r>
+            <w:r>
+              <w:rPr>
+                <w:noProof/>
+                <w:webHidden/>
+              </w:rPr>
+              <w:tab/>
+            </w:r>
+            <w:r>
+              <w:rPr>
+                <w:noProof/>
+                <w:webHidden/>
+              </w:rPr>
+              <w:fldChar w:fldCharType="begin"/>
+            </w:r>
+            <w:r>
+              <w:rPr>
+                <w:noProof/>
+                <w:webHidden/>
+              </w:rPr>
+              <w:instrText xml:space="preserve"> PAGEREF _Toc227960368 \h </w:instrText>
+            </w:r>
+            <w:r>
+              <w:rPr>
+                <w:noProof/>
+                <w:webHidden/>
+              </w:rPr>
+            </w:r>
+            <w:r>
+              <w:rPr>
+                <w:noProof/>
+                <w:webHidden/>
+              </w:rPr>
+              <w:fldChar w:fldCharType="separate"/>
+            </w:r>
+            <w:r>
+              <w:rPr>
+                <w:noProof/>
+                <w:webHidden/>
+              </w:rPr>
+              <w:t>19</w:t>
+            </w:r>
+            <w:r>
+              <w:rPr>
+                <w:noProof/>
+                <w:webHidden/>
+              </w:rPr>
+              <w:fldChar w:fldCharType="end"/>
+            </w:r>
+          </w:hyperlink>
+        </w:p>
+        <w:p>
+          <w:pPr>
+            <w:pStyle w:val="TDC2"/>
+            <w:tabs>
+              <w:tab w:val="right" w:leader="dot" w:pos="8494"/>
+            </w:tabs>
+            <w:rPr>
+              <w:noProof/>
+            </w:rPr>
+          </w:pPr>
+          <w:hyperlink w:anchor="_Toc227960369" w:history="1">
+            <w:r>
+              <w:rPr>
+                <w:rStyle w:val="Hipervnculo"/>
+                <w:rFonts w:ascii="Times New Roman" w:eastAsia="Times New Roman" w:hAnsi="Times New Roman" w:cs="Times New Roman"/>
+                <w:noProof/>
+              </w:rPr>
+              <w:t>3.4 Pantalla GIU</w:t>
+            </w:r>
+            <w:r>
+              <w:rPr>
+                <w:noProof/>
+                <w:webHidden/>
+              </w:rPr>
+              <w:tab/>
+            </w:r>
+            <w:r>
+              <w:rPr>
+                <w:noProof/>
+                <w:webHidden/>
+              </w:rPr>
+              <w:fldChar w:fldCharType="begin"/>
+            </w:r>
+            <w:r>
+              <w:rPr>
+                <w:noProof/>
+                <w:webHidden/>
+              </w:rPr>
+              <w:instrText xml:space="preserve"> PAGEREF _Toc227960369 \h </w:instrText>
+            </w:r>
+            <w:r>
+              <w:rPr>
+                <w:noProof/>
+                <w:webHidden/>
+              </w:rPr>
+            </w:r>
+            <w:r>
+              <w:rPr>
+                <w:noProof/>
+                <w:webHidden/>
+              </w:rPr>
+              <w:fldChar w:fldCharType="separate"/>
+            </w:r>
+            <w:r>
+              <w:rPr>
+                <w:noProof/>
+                <w:webHidden/>
+              </w:rPr>
+              <w:t>19</w:t>
+            </w:r>
+            <w:r>
+              <w:rPr>
+                <w:noProof/>
+                <w:webHidden/>
+              </w:rPr>
+              <w:fldChar w:fldCharType="end"/>
+            </w:r>
+          </w:hyperlink>
+        </w:p>
+        <w:p>
+          <w:pPr>
+            <w:pStyle w:val="TDC2"/>
+            <w:tabs>
+              <w:tab w:val="right" w:leader="dot" w:pos="8494"/>
+            </w:tabs>
+            <w:rPr>
+              <w:noProof/>
+            </w:rPr>
+          </w:pPr>
+          <w:hyperlink w:anchor="_Toc227960370" w:history="1">
+            <w:r>
+              <w:rPr>
+                <w:rStyle w:val="Hipervnculo"/>
+                <w:rFonts w:ascii="Times New Roman" w:eastAsia="Times New Roman" w:hAnsi="Times New Roman" w:cs="Times New Roman"/>
+                <w:noProof/>
+              </w:rPr>
+              <w:t>3.5 CU003 Registrar Usuario</w:t>
+            </w:r>
+            <w:r>
+              <w:rPr>
+                <w:noProof/>
+                <w:webHidden/>
+              </w:rPr>
+              <w:tab/>
+            </w:r>
+            <w:r>
+              <w:rPr>
+                <w:noProof/>
+                <w:webHidden/>
+              </w:rPr>
+              <w:fldChar w:fldCharType="begin"/>
+            </w:r>
+            <w:r>
+              <w:rPr>
+                <w:noProof/>
+                <w:webHidden/>
+              </w:rPr>
+              <w:instrText xml:space="preserve"> PAGEREF _Toc227960370 \h </w:instrText>
+            </w:r>
+            <w:r>
+              <w:rPr>
+                <w:noProof/>
+                <w:webHidden/>
+              </w:rPr>
+            </w:r>
+            <w:r>
+              <w:rPr>
+                <w:noProof/>
+                <w:webHidden/>
+              </w:rPr>
+              <w:fldChar w:fldCharType="separate"/>
+            </w:r>
+            <w:r>
+              <w:rPr>
+                <w:noProof/>
+                <w:webHidden/>
+              </w:rPr>
+              <w:t>20</w:t>
+            </w:r>
+            <w:r>
+              <w:rPr>
+                <w:noProof/>
+                <w:webHidden/>
+              </w:rPr>
+              <w:fldChar w:fldCharType="end"/>
+            </w:r>
+          </w:hyperlink>
+        </w:p>
+        <w:p>
+          <w:pPr>
+            <w:pStyle w:val="TDC3"/>
+            <w:tabs>
+              <w:tab w:val="right" w:leader="dot" w:pos="8494"/>
+            </w:tabs>
+            <w:rPr>
+              <w:noProof/>
+            </w:rPr>
+          </w:pPr>
+          <w:hyperlink w:anchor="_Toc227960371" w:history="1">
+            <w:r>
+              <w:rPr>
+                <w:rStyle w:val="Hipervnculo"/>
+                <w:rFonts w:ascii="Times New Roman" w:eastAsia="Times New Roman" w:hAnsi="Times New Roman" w:cs="Times New Roman"/>
+                <w:noProof/>
+              </w:rPr>
+              <w:t>3.5.1 Especificación CU</w:t>
+            </w:r>
+            <w:r>
+              <w:rPr>
+                <w:noProof/>
+                <w:webHidden/>
+              </w:rPr>
+              <w:tab/>
+            </w:r>
+            <w:r>
+              <w:rPr>
+                <w:noProof/>
+                <w:webHidden/>
+              </w:rPr>
+              <w:fldChar w:fldCharType="begin"/>
+            </w:r>
+            <w:r>
+              <w:rPr>
+                <w:noProof/>
+                <w:webHidden/>
+              </w:rPr>
+              <w:instrText xml:space="preserve"> PAGEREF _Toc227960371 \h </w:instrText>
+            </w:r>
+            <w:r>
+              <w:rPr>
+                <w:noProof/>
+                <w:webHidden/>
+              </w:rPr>
+            </w:r>
+            <w:r>
+              <w:rPr>
+                <w:noProof/>
+                <w:webHidden/>
+              </w:rPr>
+              <w:fldChar w:fldCharType="separate"/>
+            </w:r>
+            <w:r>
+              <w:rPr>
+                <w:noProof/>
+                <w:webHidden/>
+              </w:rPr>
+              <w:t>20</w:t>
+            </w:r>
+            <w:r>
+              <w:rPr>
+                <w:noProof/>
+                <w:webHidden/>
+              </w:rPr>
+              <w:fldChar w:fldCharType="end"/>
+            </w:r>
+          </w:hyperlink>
+        </w:p>
+        <w:p>
+          <w:pPr>
+            <w:pStyle w:val="TDC3"/>
+            <w:tabs>
+              <w:tab w:val="right" w:leader="dot" w:pos="8494"/>
+            </w:tabs>
+            <w:rPr>
+              <w:noProof/>
+            </w:rPr>
+          </w:pPr>
+          <w:hyperlink w:anchor="_Toc227960372" w:history="1">
+            <w:r>
+              <w:rPr>
+                <w:rStyle w:val="Hipervnculo"/>
+                <w:rFonts w:ascii="Times New Roman" w:eastAsia="Times New Roman" w:hAnsi="Times New Roman" w:cs="Times New Roman"/>
+                <w:noProof/>
+              </w:rPr>
+              <w:t>3.5.2 Diagrama Secuencia Sistema</w:t>
+            </w:r>
+            <w:r>
+              <w:rPr>
+                <w:noProof/>
+                <w:webHidden/>
+              </w:rPr>
+              <w:tab/>
+            </w:r>
+            <w:r>
+              <w:rPr>
+                <w:noProof/>
+                <w:webHidden/>
+              </w:rPr>
+              <w:fldChar w:fldCharType="begin"/>
+            </w:r>
+            <w:r>
+              <w:rPr>
+                <w:noProof/>
+                <w:webHidden/>
+              </w:rPr>
+              <w:instrText xml:space="preserve"> PAGEREF _Toc227960372 \h </w:instrText>
+            </w:r>
+            <w:r>
+              <w:rPr>
+                <w:noProof/>
+                <w:webHidden/>
+              </w:rPr>
+            </w:r>
+            <w:r>
+              <w:rPr>
+                <w:noProof/>
+                <w:webHidden/>
+              </w:rPr>
+              <w:fldChar w:fldCharType="separate"/>
+            </w:r>
+            <w:r>
+              <w:rPr>
+                <w:noProof/>
+                <w:webHidden/>
+              </w:rPr>
+              <w:t>21</w:t>
+            </w:r>
+            <w:r>
+              <w:rPr>
+                <w:noProof/>
+                <w:webHidden/>
+              </w:rPr>
+              <w:fldChar w:fldCharType="end"/>
+            </w:r>
+          </w:hyperlink>
+        </w:p>
+        <w:p>
+          <w:pPr>
+            <w:pStyle w:val="TDC2"/>
+            <w:tabs>
+              <w:tab w:val="right" w:leader="dot" w:pos="8494"/>
+            </w:tabs>
+            <w:rPr>
+              <w:noProof/>
+            </w:rPr>
+          </w:pPr>
+          <w:hyperlink w:anchor="_Toc227960373" w:history="1">
+            <w:r>
+              <w:rPr>
+                <w:rStyle w:val="Hipervnculo"/>
+                <w:rFonts w:ascii="Times New Roman" w:eastAsia="Times New Roman" w:hAnsi="Times New Roman" w:cs="Times New Roman"/>
+                <w:noProof/>
+              </w:rPr>
+              <w:t>3.6 CU004 Baja Usuario</w:t>
+            </w:r>
+            <w:r>
+              <w:rPr>
+                <w:noProof/>
+                <w:webHidden/>
+              </w:rPr>
+              <w:tab/>
+            </w:r>
+            <w:r>
+              <w:rPr>
+                <w:noProof/>
+                <w:webHidden/>
+              </w:rPr>
+              <w:fldChar w:fldCharType="begin"/>
+            </w:r>
+            <w:r>
+              <w:rPr>
+                <w:noProof/>
+                <w:webHidden/>
+              </w:rPr>
+              <w:instrText xml:space="preserve"> PAGEREF _Toc227960373 \h </w:instrText>
+            </w:r>
+            <w:r>
+              <w:rPr>
+                <w:noProof/>
+                <w:webHidden/>
+              </w:rPr>
+            </w:r>
+            <w:r>
+              <w:rPr>
+                <w:noProof/>
+                <w:webHidden/>
+              </w:rPr>
+              <w:fldChar w:fldCharType="separate"/>
+            </w:r>
+            <w:r>
+              <w:rPr>
+                <w:noProof/>
+                <w:webHidden/>
+              </w:rPr>
+              <w:t>21</w:t>
+            </w:r>
+            <w:r>
+              <w:rPr>
+                <w:noProof/>
+                <w:webHidden/>
+              </w:rPr>
+              <w:fldChar w:fldCharType="end"/>
+            </w:r>
+          </w:hyperlink>
+        </w:p>
+        <w:p>
+          <w:pPr>
+            <w:pStyle w:val="TDC3"/>
+            <w:tabs>
+              <w:tab w:val="right" w:leader="dot" w:pos="8494"/>
+            </w:tabs>
+            <w:rPr>
+              <w:noProof/>
+            </w:rPr>
+          </w:pPr>
+          <w:hyperlink w:anchor="_Toc227960374" w:history="1">
+            <w:r>
+              <w:rPr>
+                <w:rStyle w:val="Hipervnculo"/>
+                <w:rFonts w:ascii="Times New Roman" w:eastAsia="Times New Roman" w:hAnsi="Times New Roman" w:cs="Times New Roman"/>
+                <w:noProof/>
+              </w:rPr>
+              <w:t>3.5.1 Especificación CU</w:t>
+            </w:r>
+            <w:r>
+              <w:rPr>
+                <w:noProof/>
+                <w:webHidden/>
+              </w:rPr>
+              <w:tab/>
+            </w:r>
+            <w:r>
+              <w:rPr>
+                <w:noProof/>
+                <w:webHidden/>
+              </w:rPr>
+              <w:fldChar w:fldCharType="begin"/>
+            </w:r>
+            <w:r>
+              <w:rPr>
+                <w:noProof/>
+                <w:webHidden/>
+              </w:rPr>
+              <w:instrText xml:space="preserve"> PAGEREF _Toc227960374 \h </w:instrText>
+            </w:r>
+            <w:r>
+              <w:rPr>
+                <w:noProof/>
+                <w:webHidden/>
+              </w:rPr>
+            </w:r>
+            <w:r>
+              <w:rPr>
+                <w:noProof/>
+                <w:webHidden/>
+              </w:rPr>
+              <w:fldChar w:fldCharType="separate"/>
+            </w:r>
+            <w:r>
+              <w:rPr>
+                <w:noProof/>
+                <w:webHidden/>
+              </w:rPr>
+              <w:t>21</w:t>
+            </w:r>
+            <w:r>
+              <w:rPr>
+                <w:noProof/>
+                <w:webHidden/>
+              </w:rPr>
+              <w:fldChar w:fldCharType="end"/>
+            </w:r>
+          </w:hyperlink>
+        </w:p>
+        <w:p>
+          <w:pPr>
+            <w:pStyle w:val="TDC3"/>
+            <w:tabs>
+              <w:tab w:val="right" w:leader="dot" w:pos="8494"/>
+            </w:tabs>
+            <w:rPr>
+              <w:noProof/>
+            </w:rPr>
+          </w:pPr>
+          <w:hyperlink w:anchor="_Toc227960375" w:history="1">
+            <w:r>
+              <w:rPr>
+                <w:rStyle w:val="Hipervnculo"/>
+                <w:rFonts w:ascii="Times New Roman" w:eastAsia="Times New Roman" w:hAnsi="Times New Roman" w:cs="Times New Roman"/>
+                <w:noProof/>
+              </w:rPr>
+              <w:t>3.5.2 Diagrama Secuencia Sistema</w:t>
+            </w:r>
+            <w:r>
+              <w:rPr>
+                <w:noProof/>
+                <w:webHidden/>
+              </w:rPr>
+              <w:tab/>
+            </w:r>
+            <w:r>
+              <w:rPr>
+                <w:noProof/>
+                <w:webHidden/>
+              </w:rPr>
+              <w:fldChar w:fldCharType="begin"/>
+            </w:r>
+            <w:r>
+              <w:rPr>
+                <w:noProof/>
+                <w:webHidden/>
+              </w:rPr>
+              <w:instrText xml:space="preserve"> PAGEREF _Toc227960375 \h </w:instrText>
+            </w:r>
+            <w:r>
+              <w:rPr>
+                <w:noProof/>
+                <w:webHidden/>
+              </w:rPr>
+            </w:r>
+            <w:r>
+              <w:rPr>
+                <w:noProof/>
+                <w:webHidden/>
+              </w:rPr>
+              <w:fldChar w:fldCharType="separate"/>
+            </w:r>
+            <w:r>
+              <w:rPr>
+                <w:noProof/>
+                <w:webHidden/>
+              </w:rPr>
+              <w:t>22</w:t>
+            </w:r>
+            <w:r>
+              <w:rPr>
+                <w:noProof/>
+                <w:webHidden/>
+              </w:rPr>
+              <w:fldChar w:fldCharType="end"/>
+            </w:r>
+          </w:hyperlink>
+        </w:p>
+        <w:p>
+          <w:pPr>
+            <w:pStyle w:val="TDC2"/>
+            <w:tabs>
+              <w:tab w:val="right" w:leader="dot" w:pos="8494"/>
+            </w:tabs>
+            <w:rPr>
+              <w:noProof/>
+            </w:rPr>
+          </w:pPr>
+          <w:hyperlink w:anchor="_Toc227960376" w:history="1">
+            <w:r>
+              <w:rPr>
+                <w:rStyle w:val="Hipervnculo"/>
+                <w:rFonts w:ascii="Times New Roman" w:eastAsia="Times New Roman" w:hAnsi="Times New Roman" w:cs="Times New Roman"/>
+                <w:noProof/>
+              </w:rPr>
+              <w:t>3.6 CU005 Modificación Usuario</w:t>
+            </w:r>
+            <w:r>
+              <w:rPr>
+                <w:noProof/>
+                <w:webHidden/>
+              </w:rPr>
+              <w:tab/>
+            </w:r>
+            <w:r>
+              <w:rPr>
+                <w:noProof/>
+                <w:webHidden/>
+              </w:rPr>
+              <w:fldChar w:fldCharType="begin"/>
+            </w:r>
+            <w:r>
+              <w:rPr>
+                <w:noProof/>
+                <w:webHidden/>
+              </w:rPr>
+              <w:instrText xml:space="preserve"> PAGEREF _Toc227960376 \h </w:instrText>
+            </w:r>
+            <w:r>
+              <w:rPr>
+                <w:noProof/>
+                <w:webHidden/>
+              </w:rPr>
+            </w:r>
+            <w:r>
+              <w:rPr>
+                <w:noProof/>
+                <w:webHidden/>
+              </w:rPr>
+              <w:fldChar w:fldCharType="separate"/>
+            </w:r>
+            <w:r>
+              <w:rPr>
+                <w:noProof/>
+                <w:webHidden/>
+              </w:rPr>
+              <w:t>22</w:t>
+            </w:r>
+            <w:r>
+              <w:rPr>
+                <w:noProof/>
+                <w:webHidden/>
+              </w:rPr>
+              <w:fldChar w:fldCharType="end"/>
+            </w:r>
+          </w:hyperlink>
+        </w:p>
+        <w:p>
+          <w:pPr>
+            <w:pStyle w:val="TDC3"/>
+            <w:tabs>
+              <w:tab w:val="right" w:leader="dot" w:pos="8494"/>
+            </w:tabs>
+            <w:rPr>
+              <w:noProof/>
+            </w:rPr>
+          </w:pPr>
+          <w:hyperlink w:anchor="_Toc227960377" w:history="1">
+            <w:r>
+              <w:rPr>
+                <w:rStyle w:val="Hipervnculo"/>
+                <w:rFonts w:ascii="Times New Roman" w:eastAsia="Times New Roman" w:hAnsi="Times New Roman" w:cs="Times New Roman"/>
+                <w:noProof/>
+              </w:rPr>
+              <w:t>3.6.1 Especificación CU</w:t>
+            </w:r>
+            <w:r>
+              <w:rPr>
+                <w:noProof/>
+                <w:webHidden/>
+              </w:rPr>
+              <w:tab/>
+            </w:r>
+            <w:r>
+              <w:rPr>
+                <w:noProof/>
+                <w:webHidden/>
+              </w:rPr>
+              <w:fldChar w:fldCharType="begin"/>
+            </w:r>
+            <w:r>
+              <w:rPr>
+                <w:noProof/>
+                <w:webHidden/>
+              </w:rPr>
+              <w:instrText xml:space="preserve"> PAGEREF _Toc227960377 \h </w:instrText>
+            </w:r>
+            <w:r>
+              <w:rPr>
+                <w:noProof/>
+                <w:webHidden/>
+              </w:rPr>
+            </w:r>
+            <w:r>
+              <w:rPr>
+                <w:noProof/>
+                <w:webHidden/>
+              </w:rPr>
+              <w:fldChar w:fldCharType="separate"/>
+            </w:r>
+            <w:r>
+              <w:rPr>
+                <w:noProof/>
+                <w:webHidden/>
+              </w:rPr>
+              <w:t>22</w:t>
+            </w:r>
+            <w:r>
+              <w:rPr>
+                <w:noProof/>
+                <w:webHidden/>
+              </w:rPr>
+              <w:fldChar w:fldCharType="end"/>
+            </w:r>
+          </w:hyperlink>
+        </w:p>
+        <w:p>
+          <w:pPr>
+            <w:pStyle w:val="TDC3"/>
+            <w:tabs>
+              <w:tab w:val="right" w:leader="dot" w:pos="8494"/>
+            </w:tabs>
+            <w:rPr>
+              <w:noProof/>
+            </w:rPr>
+          </w:pPr>
+          <w:hyperlink w:anchor="_Toc227960378" w:history="1">
+            <w:r>
+              <w:rPr>
+                <w:rStyle w:val="Hipervnculo"/>
+                <w:rFonts w:ascii="Times New Roman" w:eastAsia="Times New Roman" w:hAnsi="Times New Roman" w:cs="Times New Roman"/>
+                <w:noProof/>
+              </w:rPr>
+              <w:t>3.6.2 Diagrama Secuencia Sistema</w:t>
+            </w:r>
+            <w:r>
+              <w:rPr>
+                <w:noProof/>
+                <w:webHidden/>
+              </w:rPr>
+              <w:tab/>
+            </w:r>
+            <w:r>
+              <w:rPr>
+                <w:noProof/>
+                <w:webHidden/>
+              </w:rPr>
+              <w:fldChar w:fldCharType="begin"/>
+            </w:r>
+            <w:r>
+              <w:rPr>
+                <w:noProof/>
+                <w:webHidden/>
+              </w:rPr>
+              <w:instrText xml:space="preserve"> PAGEREF _Toc227960378 \h </w:instrText>
+            </w:r>
+            <w:r>
+              <w:rPr>
+                <w:noProof/>
+                <w:webHidden/>
+              </w:rPr>
+            </w:r>
+            <w:r>
+              <w:rPr>
+                <w:noProof/>
+                <w:webHidden/>
+              </w:rPr>
+              <w:fldChar w:fldCharType="separate"/>
+            </w:r>
+            <w:r>
+              <w:rPr>
+                <w:noProof/>
+                <w:webHidden/>
+              </w:rPr>
+              <w:t>24</w:t>
+            </w:r>
+            <w:r>
+              <w:rPr>
+                <w:noProof/>
+                <w:webHidden/>
+              </w:rPr>
+              <w:fldChar w:fldCharType="end"/>
+            </w:r>
+          </w:hyperlink>
+        </w:p>
+        <w:p>
+          <w:pPr>
+            <w:pStyle w:val="TDC1"/>
+            <w:tabs>
+              <w:tab w:val="right" w:leader="dot" w:pos="8494"/>
+            </w:tabs>
+            <w:rPr>
+              <w:noProof/>
+            </w:rPr>
+          </w:pPr>
+          <w:hyperlink w:anchor="_Toc227960379" w:history="1">
+            <w:r>
+              <w:rPr>
+                <w:rStyle w:val="Hipervnculo"/>
+                <w:rFonts w:ascii="Times New Roman" w:eastAsia="Times New Roman" w:hAnsi="Times New Roman" w:cs="Times New Roman"/>
+                <w:noProof/>
+              </w:rPr>
+              <w:t>4. GESTIÓN ABM PRODUCTO</w:t>
+            </w:r>
+            <w:r>
+              <w:rPr>
+                <w:noProof/>
+                <w:webHidden/>
+              </w:rPr>
+              <w:tab/>
+            </w:r>
+            <w:r>
+              <w:rPr>
+                <w:noProof/>
+                <w:webHidden/>
+              </w:rPr>
+              <w:fldChar w:fldCharType="begin"/>
+            </w:r>
+            <w:r>
+              <w:rPr>
+                <w:noProof/>
+                <w:webHidden/>
+              </w:rPr>
+              <w:instrText xml:space="preserve"> PAGEREF _Toc227960379 \h </w:instrText>
+            </w:r>
+            <w:r>
+              <w:rPr>
+                <w:noProof/>
+                <w:webHidden/>
+              </w:rPr>
+            </w:r>
+            <w:r>
+              <w:rPr>
+                <w:noProof/>
+                <w:webHidden/>
+              </w:rPr>
+              <w:fldChar w:fldCharType="separate"/>
+            </w:r>
+            <w:r>
+              <w:rPr>
+                <w:noProof/>
+                <w:webHidden/>
+              </w:rPr>
+              <w:t>24</w:t>
+            </w:r>
+            <w:r>
+              <w:rPr>
+                <w:noProof/>
+                <w:webHidden/>
+              </w:rPr>
+              <w:fldChar w:fldCharType="end"/>
+            </w:r>
+          </w:hyperlink>
+        </w:p>
+        <w:p>
+          <w:pPr>
+            <w:pStyle w:val="TDC2"/>
+            <w:tabs>
+              <w:tab w:val="right" w:leader="dot" w:pos="8494"/>
+            </w:tabs>
+            <w:rPr>
+              <w:noProof/>
+            </w:rPr>
+          </w:pPr>
+          <w:hyperlink w:anchor="_Toc227960380" w:history="1">
+            <w:r>
+              <w:rPr>
+                <w:rStyle w:val="Hipervnculo"/>
+                <w:rFonts w:ascii="Times New Roman" w:eastAsia="Times New Roman" w:hAnsi="Times New Roman" w:cs="Times New Roman"/>
+                <w:noProof/>
+              </w:rPr>
+              <w:t>4.1 Objetivo General</w:t>
+            </w:r>
+            <w:r>
+              <w:rPr>
+                <w:noProof/>
+                <w:webHidden/>
+              </w:rPr>
+              <w:tab/>
+            </w:r>
+            <w:r>
+              <w:rPr>
+                <w:noProof/>
+                <w:webHidden/>
+              </w:rPr>
+              <w:fldChar w:fldCharType="begin"/>
+            </w:r>
+            <w:r>
+              <w:rPr>
+                <w:noProof/>
+                <w:webHidden/>
+              </w:rPr>
+              <w:instrText xml:space="preserve"> PAGEREF _Toc227960380 \h </w:instrText>
+            </w:r>
+            <w:r>
+              <w:rPr>
+                <w:noProof/>
+                <w:webHidden/>
+              </w:rPr>
+            </w:r>
+            <w:r>
+              <w:rPr>
+                <w:noProof/>
+                <w:webHidden/>
+              </w:rPr>
+              <w:fldChar w:fldCharType="separate"/>
+            </w:r>
+            <w:r>
+              <w:rPr>
+                <w:noProof/>
+                <w:webHidden/>
+              </w:rPr>
+              <w:t>24</w:t>
+            </w:r>
+            <w:r>
+              <w:rPr>
+                <w:noProof/>
+                <w:webHidden/>
+              </w:rPr>
+              <w:fldChar w:fldCharType="end"/>
+            </w:r>
+          </w:hyperlink>
+        </w:p>
+        <w:p>
+          <w:pPr>
+            <w:pStyle w:val="TDC2"/>
+            <w:tabs>
+              <w:tab w:val="right" w:leader="dot" w:pos="8494"/>
+            </w:tabs>
+            <w:rPr>
+              <w:noProof/>
+            </w:rPr>
+          </w:pPr>
+          <w:hyperlink w:anchor="_Toc227960381" w:history="1">
+            <w:r>
+              <w:rPr>
+                <w:rStyle w:val="Hipervnculo"/>
+                <w:rFonts w:ascii="Times New Roman" w:eastAsia="Times New Roman" w:hAnsi="Times New Roman" w:cs="Times New Roman"/>
+                <w:noProof/>
+              </w:rPr>
+              <w:t>4.2 Diagrama de Clases y DER</w:t>
+            </w:r>
+            <w:r>
+              <w:rPr>
+                <w:noProof/>
+                <w:webHidden/>
+              </w:rPr>
+              <w:tab/>
+            </w:r>
+            <w:r>
+              <w:rPr>
+                <w:noProof/>
+                <w:webHidden/>
+              </w:rPr>
+              <w:fldChar w:fldCharType="begin"/>
+            </w:r>
+            <w:r>
+              <w:rPr>
+                <w:noProof/>
+                <w:webHidden/>
+              </w:rPr>
+              <w:instrText xml:space="preserve"> PAGEREF _Toc227960381 \h </w:instrText>
+            </w:r>
+            <w:r>
+              <w:rPr>
+                <w:noProof/>
+                <w:webHidden/>
+              </w:rPr>
+            </w:r>
+            <w:r>
+              <w:rPr>
+                <w:noProof/>
+                <w:webHidden/>
+              </w:rPr>
+              <w:fldChar w:fldCharType="separate"/>
+            </w:r>
+            <w:r>
+              <w:rPr>
+                <w:noProof/>
+                <w:webHidden/>
+              </w:rPr>
+              <w:t>24</w:t>
+            </w:r>
+            <w:r>
+              <w:rPr>
+                <w:noProof/>
+                <w:webHidden/>
+              </w:rPr>
+              <w:fldChar w:fldCharType="end"/>
+            </w:r>
+          </w:hyperlink>
+        </w:p>
+        <w:p>
+          <w:pPr>
+            <w:pStyle w:val="TDC2"/>
+            <w:tabs>
+              <w:tab w:val="right" w:leader="dot" w:pos="8494"/>
+            </w:tabs>
+            <w:rPr>
+              <w:noProof/>
+            </w:rPr>
+          </w:pPr>
+          <w:hyperlink w:anchor="_Toc227960382" w:history="1">
+            <w:r>
+              <w:rPr>
+                <w:rStyle w:val="Hipervnculo"/>
+                <w:rFonts w:ascii="Times New Roman" w:eastAsia="Times New Roman" w:hAnsi="Times New Roman" w:cs="Times New Roman"/>
+                <w:noProof/>
+              </w:rPr>
+              <w:t>4.3 Diagrama ABM Producto</w:t>
+            </w:r>
+            <w:r>
+              <w:rPr>
+                <w:noProof/>
+                <w:webHidden/>
+              </w:rPr>
+              <w:tab/>
+            </w:r>
+            <w:r>
+              <w:rPr>
+                <w:noProof/>
+                <w:webHidden/>
+              </w:rPr>
+              <w:fldChar w:fldCharType="begin"/>
+            </w:r>
+            <w:r>
+              <w:rPr>
+                <w:noProof/>
+                <w:webHidden/>
+              </w:rPr>
+              <w:instrText xml:space="preserve"> PAGEREF _Toc227960382 \h </w:instrText>
+            </w:r>
+            <w:r>
+              <w:rPr>
+                <w:noProof/>
+                <w:webHidden/>
+              </w:rPr>
+            </w:r>
+            <w:r>
+              <w:rPr>
+                <w:noProof/>
+                <w:webHidden/>
+              </w:rPr>
+              <w:fldChar w:fldCharType="separate"/>
+            </w:r>
+            <w:r>
+              <w:rPr>
+                <w:noProof/>
+                <w:webHidden/>
+              </w:rPr>
+              <w:t>24</w:t>
+            </w:r>
+            <w:r>
+              <w:rPr>
+                <w:noProof/>
+                <w:webHidden/>
+              </w:rPr>
+              <w:fldChar w:fldCharType="end"/>
+            </w:r>
+          </w:hyperlink>
+        </w:p>
+        <w:p>
+          <w:pPr>
+            <w:pStyle w:val="TDC2"/>
+            <w:tabs>
+              <w:tab w:val="right" w:leader="dot" w:pos="8494"/>
+            </w:tabs>
+            <w:rPr>
+              <w:noProof/>
+            </w:rPr>
+          </w:pPr>
+          <w:hyperlink w:anchor="_Toc227960383" w:history="1">
+            <w:r>
+              <w:rPr>
+                <w:rStyle w:val="Hipervnculo"/>
+                <w:rFonts w:ascii="Times New Roman" w:eastAsia="Times New Roman" w:hAnsi="Times New Roman" w:cs="Times New Roman"/>
+                <w:noProof/>
+              </w:rPr>
+              <w:t>4.4 Pantalla GIU</w:t>
+            </w:r>
+            <w:r>
+              <w:rPr>
+                <w:noProof/>
+                <w:webHidden/>
+              </w:rPr>
+              <w:tab/>
+            </w:r>
+            <w:r>
+              <w:rPr>
+                <w:noProof/>
+                <w:webHidden/>
+              </w:rPr>
+              <w:fldChar w:fldCharType="begin"/>
+            </w:r>
+            <w:r>
+              <w:rPr>
+                <w:noProof/>
+                <w:webHidden/>
+              </w:rPr>
+              <w:instrText xml:space="preserve"> PAGEREF _Toc227960383 \h </w:instrText>
+            </w:r>
+            <w:r>
+              <w:rPr>
+                <w:noProof/>
+                <w:webHidden/>
+              </w:rPr>
+            </w:r>
+            <w:r>
+              <w:rPr>
+                <w:noProof/>
+                <w:webHidden/>
+              </w:rPr>
+              <w:fldChar w:fldCharType="separate"/>
+            </w:r>
+            <w:r>
+              <w:rPr>
+                <w:noProof/>
+                <w:webHidden/>
+              </w:rPr>
+              <w:t>24</w:t>
+            </w:r>
+            <w:r>
+              <w:rPr>
+                <w:noProof/>
+                <w:webHidden/>
+              </w:rPr>
+              <w:fldChar w:fldCharType="end"/>
+            </w:r>
+          </w:hyperlink>
+        </w:p>
+        <w:p>
+          <w:pPr>
+            <w:pStyle w:val="TDC2"/>
+            <w:tabs>
+              <w:tab w:val="right" w:leader="dot" w:pos="8494"/>
+            </w:tabs>
+            <w:rPr>
+              <w:noProof/>
+            </w:rPr>
+          </w:pPr>
+          <w:hyperlink w:anchor="_Toc227960384" w:history="1">
+            <w:r>
+              <w:rPr>
+                <w:rStyle w:val="Hipervnculo"/>
+                <w:rFonts w:ascii="Times New Roman" w:eastAsia="Times New Roman" w:hAnsi="Times New Roman" w:cs="Times New Roman"/>
+                <w:noProof/>
+              </w:rPr>
+              <w:t>4.5 CU006 Alta Producto</w:t>
+            </w:r>
+            <w:r>
+              <w:rPr>
+                <w:noProof/>
+                <w:webHidden/>
+              </w:rPr>
+              <w:tab/>
+            </w:r>
+            <w:r>
+              <w:rPr>
+                <w:noProof/>
+                <w:webHidden/>
+              </w:rPr>
+              <w:fldChar w:fldCharType="begin"/>
+            </w:r>
+            <w:r>
+              <w:rPr>
+                <w:noProof/>
+                <w:webHidden/>
+              </w:rPr>
+              <w:instrText xml:space="preserve"> PAGEREF _Toc227960384 \h </w:instrText>
+            </w:r>
+            <w:r>
+              <w:rPr>
+                <w:noProof/>
+                <w:webHidden/>
+              </w:rPr>
+            </w:r>
+            <w:r>
+              <w:rPr>
+                <w:noProof/>
+                <w:webHidden/>
+              </w:rPr>
+              <w:fldChar w:fldCharType="separate"/>
+            </w:r>
+            <w:r>
+              <w:rPr>
+                <w:noProof/>
+                <w:webHidden/>
+              </w:rPr>
+              <w:t>25</w:t>
+            </w:r>
+            <w:r>
+              <w:rPr>
+                <w:noProof/>
+                <w:webHidden/>
+              </w:rPr>
+              <w:fldChar w:fldCharType="end"/>
+            </w:r>
+          </w:hyperlink>
+        </w:p>
+        <w:p>
+          <w:pPr>
+            <w:pStyle w:val="TDC3"/>
+            <w:tabs>
+              <w:tab w:val="right" w:leader="dot" w:pos="8494"/>
+            </w:tabs>
+            <w:rPr>
+              <w:noProof/>
+            </w:rPr>
+          </w:pPr>
+          <w:hyperlink w:anchor="_Toc227960385" w:history="1">
+            <w:r>
+              <w:rPr>
+                <w:rStyle w:val="Hipervnculo"/>
+                <w:rFonts w:ascii="Times New Roman" w:eastAsia="Times New Roman" w:hAnsi="Times New Roman" w:cs="Times New Roman"/>
+                <w:noProof/>
+              </w:rPr>
+              <w:t>4.5.1 Especificación CU</w:t>
+            </w:r>
+            <w:r>
+              <w:rPr>
+                <w:noProof/>
+                <w:webHidden/>
+              </w:rPr>
+              <w:tab/>
+            </w:r>
+            <w:r>
+              <w:rPr>
+                <w:noProof/>
+                <w:webHidden/>
+              </w:rPr>
+              <w:fldChar w:fldCharType="begin"/>
+            </w:r>
+            <w:r>
+              <w:rPr>
+                <w:noProof/>
+                <w:webHidden/>
+              </w:rPr>
+              <w:instrText xml:space="preserve"> PAGEREF _Toc227960385 \h </w:instrText>
+            </w:r>
+            <w:r>
+              <w:rPr>
+                <w:noProof/>
+                <w:webHidden/>
+              </w:rPr>
+            </w:r>
+            <w:r>
+              <w:rPr>
+                <w:noProof/>
+                <w:webHidden/>
+              </w:rPr>
+              <w:fldChar w:fldCharType="separate"/>
+            </w:r>
+            <w:r>
+              <w:rPr>
+                <w:noProof/>
+                <w:webHidden/>
+              </w:rPr>
+              <w:t>25</w:t>
+            </w:r>
+            <w:r>
+              <w:rPr>
+                <w:noProof/>
+                <w:webHidden/>
+              </w:rPr>
+              <w:fldChar w:fldCharType="end"/>
+            </w:r>
+          </w:hyperlink>
+        </w:p>
+        <w:p>
+          <w:pPr>
+            <w:pStyle w:val="TDC3"/>
+            <w:tabs>
+              <w:tab w:val="right" w:leader="dot" w:pos="8494"/>
+            </w:tabs>
+            <w:rPr>
+              <w:noProof/>
+            </w:rPr>
+          </w:pPr>
+          <w:hyperlink w:anchor="_Toc227960386" w:history="1">
+            <w:r>
+              <w:rPr>
+                <w:rStyle w:val="Hipervnculo"/>
+                <w:rFonts w:ascii="Times New Roman" w:eastAsia="Times New Roman" w:hAnsi="Times New Roman" w:cs="Times New Roman"/>
+                <w:noProof/>
+              </w:rPr>
+              <w:t>4.5.2 Diagrama Secuencia Sistema</w:t>
+            </w:r>
+            <w:r>
+              <w:rPr>
+                <w:noProof/>
+                <w:webHidden/>
+              </w:rPr>
+              <w:tab/>
+            </w:r>
+            <w:r>
+              <w:rPr>
+                <w:noProof/>
+                <w:webHidden/>
+              </w:rPr>
+              <w:fldChar w:fldCharType="begin"/>
+            </w:r>
+            <w:r>
+              <w:rPr>
+                <w:noProof/>
+                <w:webHidden/>
+              </w:rPr>
+              <w:instrText xml:space="preserve"> PAGEREF _Toc227960386 \h </w:instrText>
+            </w:r>
+            <w:r>
+              <w:rPr>
+                <w:noProof/>
+                <w:webHidden/>
+              </w:rPr>
+            </w:r>
+            <w:r>
+              <w:rPr>
+                <w:noProof/>
+                <w:webHidden/>
+              </w:rPr>
+              <w:fldChar w:fldCharType="separate"/>
+            </w:r>
+            <w:r>
+              <w:rPr>
+                <w:noProof/>
+                <w:webHidden/>
+              </w:rPr>
+              <w:t>25</w:t>
+            </w:r>
+            <w:r>
+              <w:rPr>
+                <w:noProof/>
+                <w:webHidden/>
+              </w:rPr>
+              <w:fldChar w:fldCharType="end"/>
+            </w:r>
+          </w:hyperlink>
+        </w:p>
+        <w:p>
+          <w:pPr>
+            <w:pStyle w:val="TDC2"/>
+            <w:tabs>
+              <w:tab w:val="right" w:leader="dot" w:pos="8494"/>
+            </w:tabs>
+            <w:rPr>
+              <w:noProof/>
+            </w:rPr>
+          </w:pPr>
+          <w:hyperlink w:anchor="_Toc227960387" w:history="1">
+            <w:r>
+              <w:rPr>
+                <w:rStyle w:val="Hipervnculo"/>
+                <w:rFonts w:ascii="Times New Roman" w:eastAsia="Times New Roman" w:hAnsi="Times New Roman" w:cs="Times New Roman"/>
+                <w:noProof/>
+              </w:rPr>
+              <w:t>4.6 CU007 Baja Producto</w:t>
+            </w:r>
+            <w:r>
+              <w:rPr>
+                <w:noProof/>
+                <w:webHidden/>
+              </w:rPr>
+              <w:tab/>
+            </w:r>
+            <w:r>
+              <w:rPr>
+                <w:noProof/>
+                <w:webHidden/>
+              </w:rPr>
+              <w:fldChar w:fldCharType="begin"/>
+            </w:r>
+            <w:r>
+              <w:rPr>
+                <w:noProof/>
+                <w:webHidden/>
+              </w:rPr>
+              <w:instrText xml:space="preserve"> PAGEREF _Toc227960387 \h </w:instrText>
+            </w:r>
+            <w:r>
+              <w:rPr>
+                <w:noProof/>
+                <w:webHidden/>
+              </w:rPr>
+            </w:r>
+            <w:r>
+              <w:rPr>
+                <w:noProof/>
+                <w:webHidden/>
+              </w:rPr>
+              <w:fldChar w:fldCharType="separate"/>
+            </w:r>
+            <w:r>
+              <w:rPr>
+                <w:noProof/>
+                <w:webHidden/>
+              </w:rPr>
+              <w:t>25</w:t>
+            </w:r>
+            <w:r>
+              <w:rPr>
+                <w:noProof/>
+                <w:webHidden/>
+              </w:rPr>
+              <w:fldChar w:fldCharType="end"/>
+            </w:r>
+          </w:hyperlink>
+        </w:p>
+        <w:p>
+          <w:pPr>
+            <w:pStyle w:val="TDC3"/>
+            <w:tabs>
+              <w:tab w:val="right" w:leader="dot" w:pos="8494"/>
+            </w:tabs>
+            <w:rPr>
+              <w:noProof/>
+            </w:rPr>
+          </w:pPr>
+          <w:hyperlink w:anchor="_Toc227960388" w:history="1">
+            <w:r>
+              <w:rPr>
+                <w:rStyle w:val="Hipervnculo"/>
+                <w:rFonts w:ascii="Times New Roman" w:eastAsia="Times New Roman" w:hAnsi="Times New Roman" w:cs="Times New Roman"/>
+                <w:noProof/>
+              </w:rPr>
+              <w:t>4.6.1 Especificación CU</w:t>
+            </w:r>
+            <w:r>
+              <w:rPr>
+                <w:noProof/>
+                <w:webHidden/>
+              </w:rPr>
+              <w:tab/>
+            </w:r>
+            <w:r>
+              <w:rPr>
+                <w:noProof/>
+                <w:webHidden/>
+              </w:rPr>
+              <w:fldChar w:fldCharType="begin"/>
+            </w:r>
+            <w:r>
+              <w:rPr>
+                <w:noProof/>
+                <w:webHidden/>
+              </w:rPr>
+              <w:instrText xml:space="preserve"> PAGEREF _Toc227960388 \h </w:instrText>
+            </w:r>
+            <w:r>
+              <w:rPr>
+                <w:noProof/>
+                <w:webHidden/>
+              </w:rPr>
+            </w:r>
+            <w:r>
+              <w:rPr>
+                <w:noProof/>
+                <w:webHidden/>
+              </w:rPr>
+              <w:fldChar w:fldCharType="separate"/>
+            </w:r>
+            <w:r>
+              <w:rPr>
+                <w:noProof/>
+                <w:webHidden/>
+              </w:rPr>
+              <w:t>25</w:t>
+            </w:r>
+            <w:r>
+              <w:rPr>
+                <w:noProof/>
+                <w:webHidden/>
+              </w:rPr>
+              <w:fldChar w:fldCharType="end"/>
+            </w:r>
+          </w:hyperlink>
+        </w:p>
+        <w:p>
+          <w:pPr>
+            <w:pStyle w:val="TDC3"/>
+            <w:tabs>
+              <w:tab w:val="right" w:leader="dot" w:pos="8494"/>
+            </w:tabs>
+            <w:rPr>
+              <w:noProof/>
+            </w:rPr>
+          </w:pPr>
+          <w:hyperlink w:anchor="_Toc227960389" w:history="1">
+            <w:r>
+              <w:rPr>
+                <w:rStyle w:val="Hipervnculo"/>
+                <w:rFonts w:ascii="Times New Roman" w:eastAsia="Times New Roman" w:hAnsi="Times New Roman" w:cs="Times New Roman"/>
+                <w:noProof/>
+              </w:rPr>
+              <w:t>4.6.2 Diagrama Secuencia Sistema</w:t>
+            </w:r>
+            <w:r>
+              <w:rPr>
+                <w:noProof/>
+                <w:webHidden/>
+              </w:rPr>
+              <w:tab/>
+            </w:r>
+            <w:r>
+              <w:rPr>
+                <w:noProof/>
+                <w:webHidden/>
+              </w:rPr>
+              <w:fldChar w:fldCharType="begin"/>
+            </w:r>
+            <w:r>
+              <w:rPr>
+                <w:noProof/>
+                <w:webHidden/>
+              </w:rPr>
+              <w:instrText xml:space="preserve"> PAGEREF _Toc227960389 \h </w:instrText>
+            </w:r>
+            <w:r>
+              <w:rPr>
+                <w:noProof/>
+                <w:webHidden/>
+              </w:rPr>
+            </w:r>
+            <w:r>
+              <w:rPr>
+                <w:noProof/>
+                <w:webHidden/>
+              </w:rPr>
+              <w:fldChar w:fldCharType="separate"/>
+            </w:r>
+            <w:r>
+              <w:rPr>
+                <w:noProof/>
+                <w:webHidden/>
+              </w:rPr>
+              <w:t>26</w:t>
+            </w:r>
+            <w:r>
+              <w:rPr>
+                <w:noProof/>
+                <w:webHidden/>
+              </w:rPr>
+              <w:fldChar w:fldCharType="end"/>
+            </w:r>
+          </w:hyperlink>
+        </w:p>
+        <w:p>
+          <w:pPr>
+            <w:pStyle w:val="TDC2"/>
+            <w:tabs>
+              <w:tab w:val="right" w:leader="dot" w:pos="8494"/>
+            </w:tabs>
+            <w:rPr>
+              <w:noProof/>
+            </w:rPr>
+          </w:pPr>
+          <w:hyperlink w:anchor="_Toc227960390" w:history="1">
+            <w:r>
+              <w:rPr>
+                <w:rStyle w:val="Hipervnculo"/>
+                <w:rFonts w:ascii="Times New Roman" w:eastAsia="Times New Roman" w:hAnsi="Times New Roman" w:cs="Times New Roman"/>
+                <w:noProof/>
+              </w:rPr>
+              <w:t>4.7 CU008 Modificación Producto</w:t>
+            </w:r>
+            <w:r>
+              <w:rPr>
+                <w:noProof/>
+                <w:webHidden/>
+              </w:rPr>
+              <w:tab/>
+            </w:r>
+            <w:r>
+              <w:rPr>
+                <w:noProof/>
+                <w:webHidden/>
+              </w:rPr>
+              <w:fldChar w:fldCharType="begin"/>
+            </w:r>
+            <w:r>
+              <w:rPr>
+                <w:noProof/>
+                <w:webHidden/>
+              </w:rPr>
+              <w:instrText xml:space="preserve"> PAGEREF _Toc227960390 \h </w:instrText>
+            </w:r>
+            <w:r>
+              <w:rPr>
+                <w:noProof/>
+                <w:webHidden/>
+              </w:rPr>
+            </w:r>
+            <w:r>
+              <w:rPr>
+                <w:noProof/>
+                <w:webHidden/>
+              </w:rPr>
+              <w:fldChar w:fldCharType="separate"/>
+            </w:r>
+            <w:r>
+              <w:rPr>
+                <w:noProof/>
+                <w:webHidden/>
+              </w:rPr>
+              <w:t>26</w:t>
+            </w:r>
+            <w:r>
+              <w:rPr>
+                <w:noProof/>
+                <w:webHidden/>
+              </w:rPr>
+              <w:fldChar w:fldCharType="end"/>
+            </w:r>
+          </w:hyperlink>
+        </w:p>
+        <w:p>
+          <w:pPr>
+            <w:pStyle w:val="TDC3"/>
+            <w:tabs>
+              <w:tab w:val="right" w:leader="dot" w:pos="8494"/>
+            </w:tabs>
+            <w:rPr>
+              <w:noProof/>
+            </w:rPr>
+          </w:pPr>
+          <w:hyperlink w:anchor="_Toc227960391" w:history="1">
+            <w:r>
+              <w:rPr>
+                <w:rStyle w:val="Hipervnculo"/>
+                <w:rFonts w:ascii="Times New Roman" w:eastAsia="Times New Roman" w:hAnsi="Times New Roman" w:cs="Times New Roman"/>
+                <w:noProof/>
+              </w:rPr>
+              <w:t>4.7.1 Especificación CU</w:t>
+            </w:r>
+            <w:r>
+              <w:rPr>
+                <w:noProof/>
+                <w:webHidden/>
+              </w:rPr>
+              <w:tab/>
+            </w:r>
+            <w:r>
+              <w:rPr>
+                <w:noProof/>
+                <w:webHidden/>
+              </w:rPr>
+              <w:fldChar w:fldCharType="begin"/>
+            </w:r>
+            <w:r>
+              <w:rPr>
+                <w:noProof/>
+                <w:webHidden/>
+              </w:rPr>
+              <w:instrText xml:space="preserve"> PAGEREF _Toc227960391 \h </w:instrText>
+            </w:r>
+            <w:r>
+              <w:rPr>
+                <w:noProof/>
+                <w:webHidden/>
+              </w:rPr>
+            </w:r>
+            <w:r>
+              <w:rPr>
+                <w:noProof/>
+                <w:webHidden/>
+              </w:rPr>
+              <w:fldChar w:fldCharType="separate"/>
+            </w:r>
+            <w:r>
+              <w:rPr>
+                <w:noProof/>
+                <w:webHidden/>
+              </w:rPr>
+              <w:t>26</w:t>
+            </w:r>
+            <w:r>
+              <w:rPr>
+                <w:noProof/>
+                <w:webHidden/>
+              </w:rPr>
+              <w:fldChar w:fldCharType="end"/>
+            </w:r>
+          </w:hyperlink>
+        </w:p>
+        <w:p>
+          <w:pPr>
+            <w:pStyle w:val="TDC3"/>
+            <w:tabs>
+              <w:tab w:val="right" w:leader="dot" w:pos="8494"/>
+            </w:tabs>
+            <w:rPr>
+              <w:noProof/>
+            </w:rPr>
+          </w:pPr>
+          <w:hyperlink w:anchor="_Toc227960392" w:history="1">
+            <w:r>
+              <w:rPr>
+                <w:rStyle w:val="Hipervnculo"/>
+                <w:rFonts w:ascii="Times New Roman" w:eastAsia="Times New Roman" w:hAnsi="Times New Roman" w:cs="Times New Roman"/>
+                <w:noProof/>
+              </w:rPr>
+              <w:t>4.7.2 Diagrama Secuencia Sistema</w:t>
+            </w:r>
+            <w:r>
+              <w:rPr>
+                <w:noProof/>
+                <w:webHidden/>
+              </w:rPr>
+              <w:tab/>
+            </w:r>
+            <w:r>
+              <w:rPr>
+                <w:noProof/>
+                <w:webHidden/>
+              </w:rPr>
+              <w:fldChar w:fldCharType="begin"/>
+            </w:r>
+            <w:r>
+              <w:rPr>
+                <w:noProof/>
+                <w:webHidden/>
+              </w:rPr>
+              <w:instrText xml:space="preserve"> PAGEREF _Toc227960392 \h </w:instrText>
+            </w:r>
+            <w:r>
+              <w:rPr>
+                <w:noProof/>
+                <w:webHidden/>
+              </w:rPr>
+            </w:r>
+            <w:r>
+              <w:rPr>
+                <w:noProof/>
+                <w:webHidden/>
+              </w:rPr>
+              <w:fldChar w:fldCharType="separate"/>
+            </w:r>
+            <w:r>
+              <w:rPr>
+                <w:noProof/>
+                <w:webHidden/>
+              </w:rPr>
+              <w:t>27</w:t>
+            </w:r>
+            <w:r>
+              <w:rPr>
+                <w:noProof/>
+                <w:webHidden/>
+              </w:rPr>
+              <w:fldChar w:fldCharType="end"/>
+            </w:r>
+          </w:hyperlink>
+        </w:p>
+        <w:p>
+          <w:r>
+            <w:rPr>
+              <w:b/>
+              <w:bCs/>
+              <w:lang w:val="es-MX"/>
+            </w:rPr>
+            <w:fldChar w:fldCharType="end"/>
+          </w:r>
+        </w:p>
+      </w:sdtContent>
+    </w:sdt>
+    <w:p>
       <w:pPr>
         <w:rPr>
           <w:rFonts w:ascii="Times New Roman" w:eastAsia="Times New Roman" w:hAnsi="Times New Roman" w:cs="Times New Roman"/>
@@ -299,6 +4913,11 @@
         </w:rPr>
       </w:pPr>
       <w:r>
+        <w:rPr>
+          <w:rFonts w:ascii="Times New Roman" w:eastAsia="Times New Roman" w:hAnsi="Times New Roman" w:cs="Times New Roman"/>
+          <w:sz w:val="32"/>
+          <w:szCs w:val="32"/>
+        </w:rPr>
         <w:br w:type="page"/>
       </w:r>
     </w:p>
@@ -336,11 +4955,19 @@
           <w:rFonts w:ascii="Times New Roman" w:eastAsia="Times New Roman" w:hAnsi="Times New Roman" w:cs="Times New Roman"/>
         </w:rPr>
       </w:pPr>
-      <w:r>
-        <w:rPr>
-          <w:rFonts w:ascii="Times New Roman" w:eastAsia="Times New Roman" w:hAnsi="Times New Roman" w:cs="Times New Roman"/>
-        </w:rPr>
-        <w:t xml:space="preserve">1. ARQUITECTURA BASE </w:t>
+      <w:bookmarkStart w:id="0" w:name="_Toc227960327"/>
+      <w:r>
+        <w:rPr>
+          <w:rFonts w:ascii="Times New Roman" w:eastAsia="Times New Roman" w:hAnsi="Times New Roman" w:cs="Times New Roman"/>
+        </w:rPr>
+        <w:t>1. ARQUITECTURA BASE</w:t>
+      </w:r>
+      <w:bookmarkEnd w:id="0"/>
+      <w:r>
+        <w:rPr>
+          <w:rFonts w:ascii="Times New Roman" w:eastAsia="Times New Roman" w:hAnsi="Times New Roman" w:cs="Times New Roman"/>
+        </w:rPr>
+        <w:t xml:space="preserve"> </w:t>
       </w:r>
     </w:p>
     <w:p>
@@ -352,6 +4979,7 @@
           <w:szCs w:val="30"/>
         </w:rPr>
       </w:pPr>
+      <w:bookmarkStart w:id="1" w:name="_Toc227960328"/>
       <w:r>
         <w:rPr>
           <w:rFonts w:ascii="Times New Roman" w:eastAsia="Times New Roman" w:hAnsi="Times New Roman" w:cs="Times New Roman"/>
@@ -384,6 +5012,7 @@
         </w:rPr>
         <w:t>escripción funcional del producto y alcance</w:t>
       </w:r>
+      <w:bookmarkEnd w:id="1"/>
     </w:p>
     <w:p>
       <w:pPr>
@@ -434,7 +5063,37 @@
           <w:rFonts w:ascii="Times New Roman" w:eastAsia="Times New Roman" w:hAnsi="Times New Roman" w:cs="Times New Roman"/>
           <w:color w:val="000000"/>
         </w:rPr>
-        <w:t>Registro/LogIn-Out de Usuarios</w:t>
+        <w:t>Gestión de usuarios (</w:t>
+      </w:r>
+      <w:r>
+        <w:rPr>
+          <w:rFonts w:ascii="Times New Roman" w:eastAsia="Times New Roman" w:hAnsi="Times New Roman" w:cs="Times New Roman"/>
+          <w:color w:val="000000"/>
+        </w:rPr>
+        <w:t>Registro/</w:t>
+      </w:r>
+      <w:proofErr w:type="spellStart"/>
+      <w:r>
+        <w:rPr>
+          <w:rFonts w:ascii="Times New Roman" w:eastAsia="Times New Roman" w:hAnsi="Times New Roman" w:cs="Times New Roman"/>
+          <w:color w:val="000000"/>
+        </w:rPr>
+        <w:t>LogIn-Out</w:t>
+      </w:r>
+      <w:proofErr w:type="spellEnd"/>
+      <w:r>
+        <w:rPr>
+          <w:rFonts w:ascii="Times New Roman" w:eastAsia="Times New Roman" w:hAnsi="Times New Roman" w:cs="Times New Roman"/>
+          <w:color w:val="000000"/>
+        </w:rPr>
+        <w:t>/BM)</w:t>
+      </w:r>
+      <w:r>
+        <w:rPr>
+          <w:rFonts w:ascii="Times New Roman" w:eastAsia="Times New Roman" w:hAnsi="Times New Roman" w:cs="Times New Roman"/>
+          <w:color w:val="000000"/>
+        </w:rPr>
+        <w:t xml:space="preserve"> </w:t>
       </w:r>
     </w:p>
     <w:p>
@@ -458,45 +5117,26 @@
       <w:r>
         <w:rPr>
           <w:rFonts w:ascii="Times New Roman" w:eastAsia="Times New Roman" w:hAnsi="Times New Roman" w:cs="Times New Roman"/>
+        </w:rPr>
+        <w:t>Auditoría</w:t>
+      </w:r>
+      <w:r>
+        <w:rPr>
+          <w:rFonts w:ascii="Times New Roman" w:eastAsia="Times New Roman" w:hAnsi="Times New Roman" w:cs="Times New Roman"/>
           <w:color w:val="000000"/>
         </w:rPr>
-        <w:t>ABML Producto</w:t>
+        <w:t xml:space="preserve"> </w:t>
+      </w:r>
+      <w:r>
+        <w:rPr>
+          <w:rFonts w:ascii="Times New Roman" w:eastAsia="Times New Roman" w:hAnsi="Times New Roman" w:cs="Times New Roman"/>
+          <w:color w:val="000000"/>
+        </w:rPr>
+        <w:t>mediante gestión de Bitácora</w:t>
       </w:r>
     </w:p>
     <w:p>
       <w:pPr>
-        <w:numPr>
-          <w:ilvl w:val="1"/>
-          <w:numId w:val="4"/>
-        </w:numPr>
-        <w:pBdr>
-          <w:top w:val="nil"/>
-          <w:left w:val="nil"/>
-          <w:bottom w:val="nil"/>
-          <w:right w:val="nil"/>
-          <w:between w:val="nil"/>
-        </w:pBdr>
-        <w:spacing w:after="0"/>
-        <w:rPr>
-          <w:rFonts w:ascii="Times New Roman" w:eastAsia="Times New Roman" w:hAnsi="Times New Roman" w:cs="Times New Roman"/>
-        </w:rPr>
-      </w:pPr>
-      <w:r>
-        <w:rPr>
-          <w:rFonts w:ascii="Times New Roman" w:eastAsia="Times New Roman" w:hAnsi="Times New Roman" w:cs="Times New Roman"/>
-        </w:rPr>
-        <w:t>Auditoría</w:t>
-      </w:r>
-      <w:r>
-        <w:rPr>
-          <w:rFonts w:ascii="Times New Roman" w:eastAsia="Times New Roman" w:hAnsi="Times New Roman" w:cs="Times New Roman"/>
-          <w:color w:val="000000"/>
-        </w:rPr>
-        <w:t xml:space="preserve"> </w:t>
-      </w:r>
-    </w:p>
-    <w:p>
-      <w:pPr>
         <w:pStyle w:val="Ttulo2"/>
         <w:rPr>
           <w:rFonts w:ascii="Times New Roman" w:eastAsia="Times New Roman" w:hAnsi="Times New Roman" w:cs="Times New Roman"/>
@@ -504,6 +5144,7 @@
           <w:szCs w:val="30"/>
         </w:rPr>
       </w:pPr>
+      <w:bookmarkStart w:id="2" w:name="_Toc227960329"/>
       <w:r>
         <w:rPr>
           <w:rFonts w:ascii="Times New Roman" w:eastAsia="Times New Roman" w:hAnsi="Times New Roman" w:cs="Times New Roman"/>
@@ -520,6 +5161,7 @@
         </w:rPr>
         <w:t>efiniciones, acrónimos y abreviaciones</w:t>
       </w:r>
+      <w:bookmarkEnd w:id="2"/>
     </w:p>
     <w:p/>
     <w:p>
@@ -664,7 +5306,21 @@
               <w:jc w:val="center"/>
             </w:pPr>
             <w:r>
-              <w:t>Login + ABM Usuario-Producto</w:t>
+              <w:t>Login</w:t>
+            </w:r>
+            <w:r>
+              <w:br/>
+              <w:t>Gestión</w:t>
+            </w:r>
+            <w:r>
+              <w:t xml:space="preserve"> Usuario</w:t>
+            </w:r>
+            <w:r>
+              <w:t xml:space="preserve"> </w:t>
+            </w:r>
+            <w:r>
+              <w:br/>
+              <w:t>Gestión Bitácora</w:t>
             </w:r>
           </w:p>
         </w:tc>
@@ -693,8 +5349,9 @@
           <w:szCs w:val="30"/>
         </w:rPr>
       </w:pPr>
-      <w:bookmarkStart w:id="0" w:name="_heading=h.yptozmvsyahi" w:colFirst="0" w:colLast="0"/>
-      <w:bookmarkEnd w:id="0"/>
+      <w:bookmarkStart w:id="3" w:name="_heading=h.yptozmvsyahi" w:colFirst="0" w:colLast="0"/>
+      <w:bookmarkStart w:id="4" w:name="_Toc227960330"/>
+      <w:bookmarkEnd w:id="3"/>
       <w:r>
         <w:rPr>
           <w:rFonts w:ascii="Times New Roman" w:eastAsia="Times New Roman" w:hAnsi="Times New Roman" w:cs="Times New Roman"/>
@@ -711,6 +5368,7 @@
         </w:rPr>
         <w:t>étodos Encriptación/Hash</w:t>
       </w:r>
+      <w:bookmarkEnd w:id="4"/>
       <w:r>
         <w:rPr>
           <w:rFonts w:ascii="Times New Roman" w:eastAsia="Times New Roman" w:hAnsi="Times New Roman" w:cs="Times New Roman"/>
@@ -724,9 +5382,11 @@
       <w:pPr>
         <w:pStyle w:val="Ttulo3"/>
       </w:pPr>
+      <w:bookmarkStart w:id="5" w:name="_Toc227960331"/>
       <w:r>
         <w:t>1.4.1 SHA-256</w:t>
       </w:r>
+      <w:bookmarkEnd w:id="5"/>
     </w:p>
     <w:p>
       <w:pPr>
@@ -738,7 +5398,21 @@
         <w:rPr>
           <w:rFonts w:ascii="Times New Roman" w:hAnsi="Times New Roman" w:cs="Times New Roman"/>
         </w:rPr>
-        <w:t xml:space="preserve">Con el objetivo de garantizar la seguridad de las contraseñas de los usuarios, en este proyecto se aplica el algoritmo SHA-256, encargado de transformar una cadena de texto en un valor de longitud determinado, denominado "hash". Este es un algoritmo de hashing unidireccional, lo que significa que no es posible desencriptar el hash para obtener la contraseña original. </w:t>
+        <w:t xml:space="preserve">Con el objetivo de garantizar la seguridad de las contraseñas de los usuarios, en este proyecto se aplica el algoritmo SHA-256, encargado de transformar una cadena de texto en un valor de longitud determinado, denominado "hash". Este es un algoritmo de </w:t>
+      </w:r>
+      <w:proofErr w:type="spellStart"/>
+      <w:r>
+        <w:rPr>
+          <w:rFonts w:ascii="Times New Roman" w:hAnsi="Times New Roman" w:cs="Times New Roman"/>
+        </w:rPr>
+        <w:t>hashing</w:t>
+      </w:r>
+      <w:proofErr w:type="spellEnd"/>
+      <w:r>
+        <w:rPr>
+          <w:rFonts w:ascii="Times New Roman" w:hAnsi="Times New Roman" w:cs="Times New Roman"/>
+        </w:rPr>
+        <w:t xml:space="preserve"> unidireccional, lo que significa que no es posible desencriptar el hash para obtener la contraseña original. </w:t>
       </w:r>
     </w:p>
     <w:p>
@@ -751,14 +5425,42 @@
         <w:rPr>
           <w:rFonts w:ascii="Times New Roman" w:hAnsi="Times New Roman" w:cs="Times New Roman"/>
         </w:rPr>
-        <w:t xml:space="preserve">Tanto para la creación de usuarios como para el logueo en el sistema de estos mismos, se deberá ingresar una clave. Esta clave será hasheada por el algoritmo SHA-256 y será guardada en la base de datos. Un usuario que requiera iniciar sesión deberá ingresar su clave, en la interfaz de Inicio de sesión, el valor que coloque como clave, al seleccionar </w:t>
-      </w:r>
+        <w:t xml:space="preserve">Tanto para la creación de usuarios como para el logueo en el sistema de estos mismos, se deberá ingresar una clave. Esta clave será </w:t>
+      </w:r>
+      <w:proofErr w:type="spellStart"/>
       <w:r>
         <w:rPr>
           <w:rFonts w:ascii="Times New Roman" w:hAnsi="Times New Roman" w:cs="Times New Roman"/>
         </w:rPr>
+        <w:t>hasheada</w:t>
+      </w:r>
+      <w:proofErr w:type="spellEnd"/>
+      <w:r>
+        <w:rPr>
+          <w:rFonts w:ascii="Times New Roman" w:hAnsi="Times New Roman" w:cs="Times New Roman"/>
+        </w:rPr>
+        <w:t xml:space="preserve"> por el algoritmo SHA-256 y será guardada en la base de datos. Un usuario que requiera iniciar sesión deberá ingresar su </w:t>
+      </w:r>
+      <w:r>
+        <w:rPr>
+          <w:rFonts w:ascii="Times New Roman" w:hAnsi="Times New Roman" w:cs="Times New Roman"/>
+        </w:rPr>
         <w:lastRenderedPageBreak/>
-        <w:t xml:space="preserve">“Iniciar Sesión” será hasheado y comparado con el valor que se encuentre en la base de datos. Si estos valores coinciden, la sesión es iniciada, en el caso contrario donde no coincidan, se mostrará al usuario un error de contraseña incorrecta. </w:t>
+        <w:t xml:space="preserve">clave, en la interfaz de Inicio de sesión, el valor que coloque como clave, al seleccionar “Iniciar Sesión” será </w:t>
+      </w:r>
+      <w:proofErr w:type="spellStart"/>
+      <w:r>
+        <w:rPr>
+          <w:rFonts w:ascii="Times New Roman" w:hAnsi="Times New Roman" w:cs="Times New Roman"/>
+        </w:rPr>
+        <w:t>hasheado</w:t>
+      </w:r>
+      <w:proofErr w:type="spellEnd"/>
+      <w:r>
+        <w:rPr>
+          <w:rFonts w:ascii="Times New Roman" w:hAnsi="Times New Roman" w:cs="Times New Roman"/>
+        </w:rPr>
+        <w:t xml:space="preserve"> y comparado con el valor que se encuentre en la base de datos. Si estos valores coinciden, la sesión es iniciada, en el caso contrario donde no coincidan, se mostrará al usuario un error de contraseña incorrecta. </w:t>
       </w:r>
     </w:p>
     <w:p>
@@ -793,7 +5495,21 @@
         <w:rPr>
           <w:rFonts w:ascii="Times New Roman" w:hAnsi="Times New Roman" w:cs="Times New Roman"/>
         </w:rPr>
-        <w:t xml:space="preserve">Hash (string input): Este método toma una cadena de texto (como una contraseña en texto plano) y la convierte en un hash de 256 bits utilizando el algoritmo SHA-256. </w:t>
+        <w:t>Hash (</w:t>
+      </w:r>
+      <w:proofErr w:type="spellStart"/>
+      <w:r>
+        <w:rPr>
+          <w:rFonts w:ascii="Times New Roman" w:hAnsi="Times New Roman" w:cs="Times New Roman"/>
+        </w:rPr>
+        <w:t>string</w:t>
+      </w:r>
+      <w:proofErr w:type="spellEnd"/>
+      <w:r>
+        <w:rPr>
+          <w:rFonts w:ascii="Times New Roman" w:hAnsi="Times New Roman" w:cs="Times New Roman"/>
+        </w:rPr>
+        <w:t xml:space="preserve"> input): Este método toma una cadena de texto (como una contraseña en texto plano) y la convierte en un hash de 256 bits utilizando el algoritmo SHA-256. </w:t>
       </w:r>
     </w:p>
     <w:p>
@@ -813,9 +5529,11 @@
       <w:pPr>
         <w:pStyle w:val="Ttulo3"/>
       </w:pPr>
+      <w:bookmarkStart w:id="6" w:name="_Toc227960332"/>
       <w:r>
         <w:t>1.4.2 ¿Cómo visualizaremos esto?</w:t>
       </w:r>
+      <w:bookmarkEnd w:id="6"/>
     </w:p>
     <w:p>
       <w:pPr>
@@ -857,7 +5575,7 @@
                     <pic:cNvPicPr/>
                   </pic:nvPicPr>
                   <pic:blipFill rotWithShape="1">
-                    <a:blip r:embed="rId9"/>
+                    <a:blip r:embed="rId10"/>
                     <a:srcRect r="10537" b="-2954"/>
                     <a:stretch>
                       <a:fillRect/>
@@ -896,6 +5614,7 @@
           <w:szCs w:val="30"/>
         </w:rPr>
       </w:pPr>
+      <w:bookmarkStart w:id="7" w:name="_Toc227960333"/>
       <w:r>
         <w:rPr>
           <w:rFonts w:ascii="Times New Roman" w:eastAsia="Times New Roman" w:hAnsi="Times New Roman" w:cs="Times New Roman"/>
@@ -912,6 +5631,7 @@
         </w:rPr>
         <w:t>itácora</w:t>
       </w:r>
+      <w:bookmarkEnd w:id="7"/>
       <w:r>
         <w:rPr>
           <w:rFonts w:ascii="Times New Roman" w:eastAsia="Times New Roman" w:hAnsi="Times New Roman" w:cs="Times New Roman"/>
@@ -928,6 +5648,7 @@
           <w:rFonts w:ascii="Times New Roman" w:eastAsia="Times New Roman" w:hAnsi="Times New Roman" w:cs="Times New Roman"/>
         </w:rPr>
       </w:pPr>
+      <w:bookmarkStart w:id="8" w:name="_Toc227960334"/>
       <w:r>
         <w:rPr>
           <w:rFonts w:ascii="Times New Roman" w:eastAsia="Times New Roman" w:hAnsi="Times New Roman" w:cs="Times New Roman"/>
@@ -938,7 +5659,14 @@
         <w:rPr>
           <w:rFonts w:ascii="Times New Roman" w:eastAsia="Times New Roman" w:hAnsi="Times New Roman" w:cs="Times New Roman"/>
         </w:rPr>
-        <w:t xml:space="preserve">Descripción </w:t>
+        <w:t>Descripción</w:t>
+      </w:r>
+      <w:bookmarkEnd w:id="8"/>
+      <w:r>
+        <w:rPr>
+          <w:rFonts w:ascii="Times New Roman" w:eastAsia="Times New Roman" w:hAnsi="Times New Roman" w:cs="Times New Roman"/>
+        </w:rPr>
+        <w:t xml:space="preserve"> </w:t>
       </w:r>
     </w:p>
     <w:p>
@@ -951,7 +5679,21 @@
         <w:rPr>
           <w:rFonts w:ascii="Times New Roman" w:hAnsi="Times New Roman" w:cs="Times New Roman"/>
         </w:rPr>
-        <w:t>La utilización de la bitácora nos permite llevar un registro de las acciones realizadas dentro del sistema por parte de un usuario del mismo. Cada evento registrado en la bitácora va a tener la fecha y hora en la que se realizó, el correo electrónico del usuario de quien la llevo a cabo, la actividad y la información asociada.</w:t>
+        <w:t xml:space="preserve">La utilización de la bitácora nos permite llevar un registro de las acciones realizadas dentro del sistema por parte de un usuario </w:t>
+      </w:r>
+      <w:proofErr w:type="gramStart"/>
+      <w:r>
+        <w:rPr>
+          <w:rFonts w:ascii="Times New Roman" w:hAnsi="Times New Roman" w:cs="Times New Roman"/>
+        </w:rPr>
+        <w:t>del mismo</w:t>
+      </w:r>
+      <w:proofErr w:type="gramEnd"/>
+      <w:r>
+        <w:rPr>
+          <w:rFonts w:ascii="Times New Roman" w:hAnsi="Times New Roman" w:cs="Times New Roman"/>
+        </w:rPr>
+        <w:t>. Cada evento registrado en la bitácora va a tener la fecha y hora en la que se realizó, el correo electrónico del usuario de quien la llevo a cabo, la actividad y la información asociada.</w:t>
       </w:r>
     </w:p>
     <w:p>
@@ -1005,34 +5747,51 @@
         <w:rPr>
           <w:rFonts w:ascii="Times New Roman" w:hAnsi="Times New Roman" w:cs="Times New Roman"/>
         </w:rPr>
-        <w:t>Actividad: Nombre de la acción (Inicio de Sesión, Cierre de Sesión, Alta de Usuario)</w:t>
+        <w:t>Actividad: Nombre de la acción (</w:t>
+      </w:r>
+      <w:r>
+        <w:rPr>
+          <w:rFonts w:ascii="Times New Roman" w:hAnsi="Times New Roman" w:cs="Times New Roman"/>
+        </w:rPr>
+        <w:t xml:space="preserve">Ej: </w:t>
+      </w:r>
+      <w:r>
+        <w:rPr>
+          <w:rFonts w:ascii="Times New Roman" w:hAnsi="Times New Roman" w:cs="Times New Roman"/>
+        </w:rPr>
+        <w:t>Inicio de Sesión, Cierre de Sesión, Alta de Usuario)</w:t>
       </w:r>
     </w:p>
     <w:p>
       <w:pPr>
-        <w:pStyle w:val="Ttulo3"/>
-        <w:rPr>
-          <w:rFonts w:ascii="Times New Roman" w:eastAsia="Times New Roman" w:hAnsi="Times New Roman" w:cs="Times New Roman"/>
-        </w:rPr>
-      </w:pPr>
-      <w:r>
-        <w:rPr>
-          <w:rFonts w:ascii="Times New Roman" w:eastAsia="Times New Roman" w:hAnsi="Times New Roman" w:cs="Times New Roman"/>
-        </w:rPr>
-        <w:lastRenderedPageBreak/>
-        <w:t>1.5.2</w:t>
-      </w:r>
-      <w:r>
-        <w:rPr>
-          <w:rFonts w:ascii="Times New Roman" w:eastAsia="Times New Roman" w:hAnsi="Times New Roman" w:cs="Times New Roman"/>
-        </w:rPr>
-        <w:t xml:space="preserve"> Pantalla</w:t>
-      </w:r>
-      <w:r>
-        <w:rPr>
-          <w:rFonts w:ascii="Times New Roman" w:eastAsia="Times New Roman" w:hAnsi="Times New Roman" w:cs="Times New Roman"/>
-        </w:rPr>
-        <w:t xml:space="preserve"> BITÁCORA</w:t>
+        <w:pStyle w:val="Prrafodelista"/>
+        <w:numPr>
+          <w:ilvl w:val="0"/>
+          <w:numId w:val="19"/>
+        </w:numPr>
+        <w:rPr>
+          <w:rFonts w:ascii="Times New Roman" w:hAnsi="Times New Roman" w:cs="Times New Roman"/>
+        </w:rPr>
+      </w:pPr>
+      <w:r>
+        <w:rPr>
+          <w:rFonts w:ascii="Times New Roman" w:hAnsi="Times New Roman" w:cs="Times New Roman"/>
+        </w:rPr>
+        <w:t>Información asociada: Leyenda del hecho (Ej: El usuario “x</w:t>
+      </w:r>
+      <w:proofErr w:type="gramStart"/>
+      <w:r>
+        <w:rPr>
+          <w:rFonts w:ascii="Times New Roman" w:hAnsi="Times New Roman" w:cs="Times New Roman"/>
+        </w:rPr>
+        <w:t>”….</w:t>
+      </w:r>
+      <w:proofErr w:type="gramEnd"/>
+      <w:r>
+        <w:rPr>
+          <w:rFonts w:ascii="Times New Roman" w:hAnsi="Times New Roman" w:cs="Times New Roman"/>
+        </w:rPr>
+        <w:t>. tal actividad)</w:t>
       </w:r>
     </w:p>
     <w:p>
@@ -1041,12 +5800,127 @@
           <w:rFonts w:ascii="Times New Roman" w:hAnsi="Times New Roman" w:cs="Times New Roman"/>
         </w:rPr>
       </w:pPr>
-      <w:r>
+    </w:p>
+    <w:p>
+      <w:pPr>
         <w:rPr>
           <w:rFonts w:ascii="Times New Roman" w:hAnsi="Times New Roman" w:cs="Times New Roman"/>
         </w:rPr>
+      </w:pPr>
+    </w:p>
+    <w:p>
+      <w:pPr>
+        <w:pStyle w:val="Ttulo3"/>
+        <w:rPr>
+          <w:rFonts w:ascii="Times New Roman" w:eastAsia="Times New Roman" w:hAnsi="Times New Roman" w:cs="Times New Roman"/>
+        </w:rPr>
+      </w:pPr>
+      <w:bookmarkStart w:id="9" w:name="_Toc227960335"/>
+      <w:r>
+        <w:rPr>
+          <w:rFonts w:ascii="Times New Roman" w:eastAsia="Times New Roman" w:hAnsi="Times New Roman" w:cs="Times New Roman"/>
+        </w:rPr>
+        <w:lastRenderedPageBreak/>
+        <w:t>1.5.2 Diagrama de Secuencia del Sistema – Funcionamiento General Bitácora</w:t>
+      </w:r>
+      <w:bookmarkEnd w:id="9"/>
+    </w:p>
+    <w:p>
+      <w:pPr>
+        <w:rPr>
+          <w:rFonts w:ascii="Times New Roman" w:hAnsi="Times New Roman" w:cs="Times New Roman"/>
+        </w:rPr>
+      </w:pPr>
+      <w:r>
+        <w:rPr>
+          <w:rFonts w:ascii="Times New Roman" w:hAnsi="Times New Roman" w:cs="Times New Roman"/>
+          <w:noProof/>
+        </w:rPr>
         <w:drawing>
-          <wp:inline distT="0" distB="0" distL="0" distR="0" wp14:anchorId="4BECD360" wp14:editId="0D3E8A8B">
+          <wp:inline distT="0" distB="0" distL="0" distR="0" wp14:anchorId="7E4514E9" wp14:editId="2AEF0F3D">
+            <wp:extent cx="5400040" cy="3038475"/>
+            <wp:effectExtent l="0" t="0" r="0" b="9525"/>
+            <wp:docPr id="1187074565" name="Imagen 5"/>
+            <wp:cNvGraphicFramePr>
+              <a:graphicFrameLocks xmlns:a="http://schemas.openxmlformats.org/drawingml/2006/main" noChangeAspect="1"/>
+            </wp:cNvGraphicFramePr>
+            <a:graphic xmlns:a="http://schemas.openxmlformats.org/drawingml/2006/main">
+              <a:graphicData uri="http://schemas.openxmlformats.org/drawingml/2006/picture">
+                <pic:pic xmlns:pic="http://schemas.openxmlformats.org/drawingml/2006/picture">
+                  <pic:nvPicPr>
+                    <pic:cNvPr id="0" name="Picture 5"/>
+                    <pic:cNvPicPr>
+                      <a:picLocks noChangeAspect="1" noChangeArrowheads="1"/>
+                    </pic:cNvPicPr>
+                  </pic:nvPicPr>
+                  <pic:blipFill>
+                    <a:blip r:embed="rId11">
+                      <a:extLst>
+                        <a:ext uri="{28A0092B-C50C-407E-A947-70E740481C1C}">
+                          <a14:useLocalDpi xmlns:a14="http://schemas.microsoft.com/office/drawing/2010/main" val="0"/>
+                        </a:ext>
+                      </a:extLst>
+                    </a:blip>
+                    <a:srcRect/>
+                    <a:stretch>
+                      <a:fillRect/>
+                    </a:stretch>
+                  </pic:blipFill>
+                  <pic:spPr bwMode="auto">
+                    <a:xfrm>
+                      <a:off x="0" y="0"/>
+                      <a:ext cx="5400040" cy="3038475"/>
+                    </a:xfrm>
+                    <a:prstGeom prst="rect">
+                      <a:avLst/>
+                    </a:prstGeom>
+                    <a:noFill/>
+                    <a:ln>
+                      <a:noFill/>
+                    </a:ln>
+                  </pic:spPr>
+                </pic:pic>
+              </a:graphicData>
+            </a:graphic>
+          </wp:inline>
+        </w:drawing>
+      </w:r>
+    </w:p>
+    <w:p>
+      <w:pPr>
+        <w:pStyle w:val="Ttulo3"/>
+        <w:rPr>
+          <w:rFonts w:ascii="Times New Roman" w:eastAsia="Times New Roman" w:hAnsi="Times New Roman" w:cs="Times New Roman"/>
+        </w:rPr>
+      </w:pPr>
+      <w:bookmarkStart w:id="10" w:name="_Toc227960336"/>
+      <w:r>
+        <w:rPr>
+          <w:rFonts w:ascii="Times New Roman" w:eastAsia="Times New Roman" w:hAnsi="Times New Roman" w:cs="Times New Roman"/>
+        </w:rPr>
+        <w:t>1.5.</w:t>
+      </w:r>
+      <w:r>
+        <w:rPr>
+          <w:rFonts w:ascii="Times New Roman" w:eastAsia="Times New Roman" w:hAnsi="Times New Roman" w:cs="Times New Roman"/>
+        </w:rPr>
+        <w:t>3 Pantalla BITÁCORA</w:t>
+      </w:r>
+      <w:bookmarkEnd w:id="10"/>
+    </w:p>
+    <w:p>
+      <w:pPr>
+        <w:rPr>
+          <w:rFonts w:ascii="Times New Roman" w:hAnsi="Times New Roman" w:cs="Times New Roman"/>
+        </w:rPr>
+      </w:pPr>
+      <w:r>
+        <w:rPr>
+          <w:rFonts w:ascii="Times New Roman" w:hAnsi="Times New Roman" w:cs="Times New Roman"/>
+          <w:noProof/>
+        </w:rPr>
+        <w:drawing>
+          <wp:inline distT="0" distB="0" distL="0" distR="0" wp14:anchorId="02D34734" wp14:editId="7E5F5906">
             <wp:extent cx="4204003" cy="2613660"/>
             <wp:effectExtent l="0" t="0" r="6350" b="0"/>
             <wp:docPr id="99375917" name="Imagen 1"/>
@@ -1061,7 +5935,7 @@
                     <pic:cNvPicPr/>
                   </pic:nvPicPr>
                   <pic:blipFill>
-                    <a:blip r:embed="rId10"/>
+                    <a:blip r:embed="rId12"/>
                     <a:stretch>
                       <a:fillRect/>
                     </a:stretch>
@@ -1084,6 +5958,13 @@
     </w:p>
     <w:p>
       <w:pPr>
+        <w:rPr>
+          <w:rFonts w:ascii="Times New Roman" w:hAnsi="Times New Roman" w:cs="Times New Roman"/>
+        </w:rPr>
+      </w:pPr>
+    </w:p>
+    <w:p>
+      <w:pPr>
         <w:pStyle w:val="Ttulo2"/>
         <w:rPr>
           <w:rFonts w:ascii="Times New Roman" w:eastAsia="Times New Roman" w:hAnsi="Times New Roman" w:cs="Times New Roman"/>
@@ -1091,14 +5972,16 @@
           <w:szCs w:val="30"/>
         </w:rPr>
       </w:pPr>
-      <w:bookmarkStart w:id="1" w:name="_heading=h.3016uksryk99" w:colFirst="0" w:colLast="0"/>
-      <w:bookmarkEnd w:id="1"/>
+      <w:bookmarkStart w:id="11" w:name="_heading=h.3016uksryk99" w:colFirst="0" w:colLast="0"/>
+      <w:bookmarkStart w:id="12" w:name="_Toc227960337"/>
+      <w:bookmarkEnd w:id="11"/>
       <w:r>
         <w:rPr>
           <w:rFonts w:ascii="Times New Roman" w:eastAsia="Times New Roman" w:hAnsi="Times New Roman" w:cs="Times New Roman"/>
           <w:sz w:val="30"/>
           <w:szCs w:val="30"/>
         </w:rPr>
+        <w:lastRenderedPageBreak/>
         <w:t>1.</w:t>
       </w:r>
       <w:r>
@@ -1125,6 +6008,7 @@
         </w:rPr>
         <w:t>Diagrama de componentes</w:t>
       </w:r>
+      <w:bookmarkEnd w:id="12"/>
       <w:r>
         <w:rPr>
           <w:rFonts w:ascii="Times New Roman" w:eastAsia="Times New Roman" w:hAnsi="Times New Roman" w:cs="Times New Roman"/>
@@ -1172,7 +6056,7 @@
                     </pic:cNvPicPr>
                   </pic:nvPicPr>
                   <pic:blipFill>
-                    <a:blip r:embed="rId11">
+                    <a:blip r:embed="rId13">
                       <a:extLst>
                         <a:ext uri="{28A0092B-C50C-407E-A947-70E740481C1C}">
                           <a14:useLocalDpi xmlns:a14="http://schemas.microsoft.com/office/drawing/2010/main" val="0"/>
@@ -1211,11 +6095,11 @@
           <w:rFonts w:ascii="Times New Roman" w:eastAsia="Times New Roman" w:hAnsi="Times New Roman" w:cs="Times New Roman"/>
         </w:rPr>
       </w:pPr>
-      <w:r>
-        <w:rPr>
-          <w:rFonts w:ascii="Times New Roman" w:eastAsia="Times New Roman" w:hAnsi="Times New Roman" w:cs="Times New Roman"/>
-        </w:rPr>
-        <w:lastRenderedPageBreak/>
+      <w:bookmarkStart w:id="13" w:name="_Toc227960338"/>
+      <w:r>
+        <w:rPr>
+          <w:rFonts w:ascii="Times New Roman" w:eastAsia="Times New Roman" w:hAnsi="Times New Roman" w:cs="Times New Roman"/>
+        </w:rPr>
         <w:t>1.</w:t>
       </w:r>
       <w:r>
@@ -1234,7 +6118,14 @@
         <w:rPr>
           <w:rFonts w:ascii="Times New Roman" w:eastAsia="Times New Roman" w:hAnsi="Times New Roman" w:cs="Times New Roman"/>
         </w:rPr>
-        <w:t xml:space="preserve">Descripción </w:t>
+        <w:t>Descripción</w:t>
+      </w:r>
+      <w:bookmarkEnd w:id="13"/>
+      <w:r>
+        <w:rPr>
+          <w:rFonts w:ascii="Times New Roman" w:eastAsia="Times New Roman" w:hAnsi="Times New Roman" w:cs="Times New Roman"/>
+        </w:rPr>
+        <w:t xml:space="preserve"> </w:t>
       </w:r>
     </w:p>
     <w:p>
@@ -1258,7 +6149,7 @@
                     <pic:cNvPicPr/>
                   </pic:nvPicPr>
                   <pic:blipFill>
-                    <a:blip r:embed="rId12"/>
+                    <a:blip r:embed="rId14"/>
                     <a:stretch>
                       <a:fillRect/>
                     </a:stretch>
@@ -1449,6 +6340,7 @@
           <w:bCs/>
           <w:color w:val="000000"/>
         </w:rPr>
+        <w:lastRenderedPageBreak/>
         <w:t>SERVICIO:</w:t>
       </w:r>
       <w:r>
@@ -1466,12 +6358,14 @@
           <w:rFonts w:ascii="Times New Roman" w:eastAsia="Times New Roman" w:hAnsi="Times New Roman" w:cs="Times New Roman"/>
         </w:rPr>
       </w:pPr>
+      <w:bookmarkStart w:id="14" w:name="_Toc227960339"/>
       <w:r>
         <w:rPr>
           <w:rFonts w:ascii="Times New Roman" w:eastAsia="Times New Roman" w:hAnsi="Times New Roman" w:cs="Times New Roman"/>
         </w:rPr>
         <w:t>1.6.2 Diagrama Secuencia del Sistema Persistencia de Datos</w:t>
       </w:r>
+      <w:bookmarkEnd w:id="14"/>
     </w:p>
     <w:p>
       <w:pPr>
@@ -1511,7 +6405,7 @@
                     </pic:cNvPicPr>
                   </pic:nvPicPr>
                   <pic:blipFill>
-                    <a:blip r:embed="rId13">
+                    <a:blip r:embed="rId15">
                       <a:extLst>
                         <a:ext uri="{28A0092B-C50C-407E-A947-70E740481C1C}">
                           <a14:useLocalDpi xmlns:a14="http://schemas.microsoft.com/office/drawing/2010/main" val="0"/>
@@ -1552,15 +6446,15 @@
           <w:szCs w:val="30"/>
         </w:rPr>
       </w:pPr>
-      <w:bookmarkStart w:id="2" w:name="_heading=h.5twoj81j1gka" w:colFirst="0" w:colLast="0"/>
-      <w:bookmarkEnd w:id="2"/>
+      <w:bookmarkStart w:id="15" w:name="_heading=h.5twoj81j1gka" w:colFirst="0" w:colLast="0"/>
+      <w:bookmarkStart w:id="16" w:name="_Toc227960340"/>
+      <w:bookmarkEnd w:id="15"/>
       <w:r>
         <w:rPr>
           <w:rFonts w:ascii="Times New Roman" w:eastAsia="Times New Roman" w:hAnsi="Times New Roman" w:cs="Times New Roman"/>
           <w:sz w:val="30"/>
           <w:szCs w:val="30"/>
         </w:rPr>
-        <w:lastRenderedPageBreak/>
         <w:t>1.</w:t>
       </w:r>
       <w:r>
@@ -1603,6 +6497,7 @@
         </w:rPr>
         <w:t>tentativo de navegación del sistema</w:t>
       </w:r>
+      <w:bookmarkEnd w:id="16"/>
     </w:p>
     <w:p>
       <w:pPr>
@@ -1617,9 +6512,9 @@
           <w:noProof/>
         </w:rPr>
         <w:drawing>
-          <wp:inline distT="0" distB="0" distL="0" distR="0" wp14:anchorId="268C9BD2" wp14:editId="72DB25D0">
-            <wp:extent cx="3909060" cy="2029812"/>
-            <wp:effectExtent l="0" t="0" r="0" b="8890"/>
+          <wp:inline distT="0" distB="0" distL="0" distR="0" wp14:anchorId="268C9BD2" wp14:editId="6811BA1E">
+            <wp:extent cx="4373082" cy="2270760"/>
+            <wp:effectExtent l="0" t="0" r="8890" b="0"/>
             <wp:docPr id="1218404601" name="Imagen 1"/>
             <wp:cNvGraphicFramePr>
               <a:graphicFrameLocks xmlns:a="http://schemas.openxmlformats.org/drawingml/2006/main" noChangeAspect="1"/>
@@ -1634,7 +6529,7 @@
                     </pic:cNvPicPr>
                   </pic:nvPicPr>
                   <pic:blipFill>
-                    <a:blip r:embed="rId14">
+                    <a:blip r:embed="rId16">
                       <a:extLst>
                         <a:ext uri="{28A0092B-C50C-407E-A947-70E740481C1C}">
                           <a14:useLocalDpi xmlns:a14="http://schemas.microsoft.com/office/drawing/2010/main" val="0"/>
@@ -1649,7 +6544,7 @@
                   <pic:spPr bwMode="auto">
                     <a:xfrm>
                       <a:off x="0" y="0"/>
-                      <a:ext cx="3926110" cy="2038666"/>
+                      <a:ext cx="4394603" cy="2281935"/>
                     </a:xfrm>
                     <a:prstGeom prst="rect">
                       <a:avLst/>
@@ -1666,6 +6561,8 @@
         </w:drawing>
       </w:r>
     </w:p>
+    <w:p/>
+    <w:p/>
     <w:p>
       <w:pPr>
         <w:pStyle w:val="Ttulo2"/>
@@ -1675,15 +6572,14 @@
           <w:szCs w:val="30"/>
         </w:rPr>
       </w:pPr>
-      <w:r>
-        <w:br/>
-      </w:r>
+      <w:bookmarkStart w:id="17" w:name="_Toc227960341"/>
       <w:r>
         <w:rPr>
           <w:rFonts w:ascii="Times New Roman" w:eastAsia="Times New Roman" w:hAnsi="Times New Roman" w:cs="Times New Roman"/>
           <w:sz w:val="30"/>
           <w:szCs w:val="30"/>
         </w:rPr>
+        <w:lastRenderedPageBreak/>
         <w:t>1.</w:t>
       </w:r>
       <w:r>
@@ -1710,11 +6606,17 @@
         </w:rPr>
         <w:t>Diagrama de Clases</w:t>
       </w:r>
-      <w:r>
+      <w:bookmarkEnd w:id="17"/>
+      <w:r>
+        <w:rPr>
+          <w:rFonts w:ascii="Times New Roman" w:eastAsia="Times New Roman" w:hAnsi="Times New Roman" w:cs="Times New Roman"/>
+          <w:sz w:val="30"/>
+          <w:szCs w:val="30"/>
+        </w:rPr>
         <w:t xml:space="preserve"> </w:t>
       </w:r>
-      <w:bookmarkStart w:id="3" w:name="_heading=h.j8wddxeeggtw" w:colFirst="0" w:colLast="0"/>
-      <w:bookmarkEnd w:id="3"/>
+      <w:bookmarkStart w:id="18" w:name="_heading=h.j8wddxeeggtw" w:colFirst="0" w:colLast="0"/>
+      <w:bookmarkEnd w:id="18"/>
     </w:p>
     <w:p>
       <w:r>
@@ -1722,10 +6624,10 @@
           <w:noProof/>
         </w:rPr>
         <w:drawing>
-          <wp:inline distT="0" distB="0" distL="0" distR="0" wp14:anchorId="4B190610" wp14:editId="6480EB4A">
-            <wp:extent cx="4213860" cy="4324388"/>
-            <wp:effectExtent l="0" t="0" r="0" b="0"/>
-            <wp:docPr id="1147981262" name="Imagen 8"/>
+          <wp:inline distT="0" distB="0" distL="0" distR="0" wp14:anchorId="294802A3" wp14:editId="601523BE">
+            <wp:extent cx="4213860" cy="4436742"/>
+            <wp:effectExtent l="0" t="0" r="0" b="2540"/>
+            <wp:docPr id="1836568615" name="Imagen 3"/>
             <wp:cNvGraphicFramePr>
               <a:graphicFrameLocks xmlns:a="http://schemas.openxmlformats.org/drawingml/2006/main" noChangeAspect="1"/>
             </wp:cNvGraphicFramePr>
@@ -1733,13 +6635,13 @@
               <a:graphicData uri="http://schemas.openxmlformats.org/drawingml/2006/picture">
                 <pic:pic xmlns:pic="http://schemas.openxmlformats.org/drawingml/2006/picture">
                   <pic:nvPicPr>
-                    <pic:cNvPr id="0" name="Picture 8"/>
+                    <pic:cNvPr id="0" name="Picture 3"/>
                     <pic:cNvPicPr>
                       <a:picLocks noChangeAspect="1" noChangeArrowheads="1"/>
                     </pic:cNvPicPr>
                   </pic:nvPicPr>
                   <pic:blipFill>
-                    <a:blip r:embed="rId15">
+                    <a:blip r:embed="rId17">
                       <a:extLst>
                         <a:ext uri="{28A0092B-C50C-407E-A947-70E740481C1C}">
                           <a14:useLocalDpi xmlns:a14="http://schemas.microsoft.com/office/drawing/2010/main" val="0"/>
@@ -1754,7 +6656,7 @@
                   <pic:spPr bwMode="auto">
                     <a:xfrm>
                       <a:off x="0" y="0"/>
-                      <a:ext cx="4222183" cy="4332929"/>
+                      <a:ext cx="4218185" cy="4441296"/>
                     </a:xfrm>
                     <a:prstGeom prst="rect">
                       <a:avLst/>
@@ -1780,14 +6682,14 @@
           <w:szCs w:val="30"/>
         </w:rPr>
       </w:pPr>
+      <w:bookmarkStart w:id="19" w:name="_Toc227960342"/>
       <w:r>
         <w:rPr>
           <w:rFonts w:ascii="Times New Roman" w:eastAsia="Times New Roman" w:hAnsi="Times New Roman" w:cs="Times New Roman"/>
           <w:sz w:val="30"/>
           <w:szCs w:val="30"/>
         </w:rPr>
-        <w:lastRenderedPageBreak/>
-        <w:t>1.9 D</w:t>
+        <w:t xml:space="preserve">1.9 Diagrama </w:t>
       </w:r>
       <w:r>
         <w:rPr>
@@ -1795,16 +6697,44 @@
           <w:sz w:val="30"/>
           <w:szCs w:val="30"/>
         </w:rPr>
-        <w:t>er</w:t>
-      </w:r>
+        <w:t xml:space="preserve">de Clases </w:t>
+      </w:r>
+      <w:r>
+        <w:rPr>
+          <w:rFonts w:ascii="Times New Roman" w:eastAsia="Times New Roman" w:hAnsi="Times New Roman" w:cs="Times New Roman"/>
+          <w:sz w:val="30"/>
+          <w:szCs w:val="30"/>
+        </w:rPr>
+        <w:t>en Capas</w:t>
+      </w:r>
+      <w:bookmarkEnd w:id="19"/>
     </w:p>
     <w:p>
-      <w:r>
+      <w:pPr>
+        <w:pStyle w:val="Ttulo3"/>
+        <w:rPr>
+          <w:rFonts w:ascii="Times New Roman" w:eastAsia="Times New Roman" w:hAnsi="Times New Roman" w:cs="Times New Roman"/>
+        </w:rPr>
+      </w:pPr>
+      <w:bookmarkStart w:id="20" w:name="_Toc227960343"/>
+      <w:r>
+        <w:rPr>
+          <w:rFonts w:ascii="Times New Roman" w:eastAsia="Times New Roman" w:hAnsi="Times New Roman" w:cs="Times New Roman"/>
+        </w:rPr>
+        <w:t>1.9.1 BE</w:t>
+      </w:r>
+      <w:bookmarkEnd w:id="20"/>
+    </w:p>
+    <w:p>
+      <w:r>
+        <w:rPr>
+          <w:noProof/>
+        </w:rPr>
         <w:drawing>
-          <wp:inline distT="0" distB="0" distL="0" distR="0" wp14:anchorId="2AC78D1F" wp14:editId="49230B1D">
-            <wp:extent cx="1935480" cy="2780297"/>
-            <wp:effectExtent l="0" t="0" r="7620" b="1270"/>
-            <wp:docPr id="87819319" name="Imagen 1"/>
+          <wp:inline distT="0" distB="0" distL="0" distR="0" wp14:anchorId="0C6B4F78" wp14:editId="272DACC1">
+            <wp:extent cx="3695700" cy="1558683"/>
+            <wp:effectExtent l="0" t="0" r="0" b="3810"/>
+            <wp:docPr id="904908902" name="Imagen 1"/>
             <wp:cNvGraphicFramePr>
               <a:graphicFrameLocks xmlns:a="http://schemas.openxmlformats.org/drawingml/2006/main" noChangeAspect="1"/>
             </wp:cNvGraphicFramePr>
@@ -1812,12 +6742,20 @@
               <a:graphicData uri="http://schemas.openxmlformats.org/drawingml/2006/picture">
                 <pic:pic xmlns:pic="http://schemas.openxmlformats.org/drawingml/2006/picture">
                   <pic:nvPicPr>
-                    <pic:cNvPr id="87819319" name=""/>
-                    <pic:cNvPicPr/>
+                    <pic:cNvPr id="0" name="Picture 1"/>
+                    <pic:cNvPicPr>
+                      <a:picLocks noChangeAspect="1" noChangeArrowheads="1"/>
+                    </pic:cNvPicPr>
                   </pic:nvPicPr>
-                  <pic:blipFill rotWithShape="1">
-                    <a:blip r:embed="rId16"/>
-                    <a:srcRect l="4836" t="2789" r="7909" b="5910"/>
+                  <pic:blipFill>
+                    <a:blip r:embed="rId18">
+                      <a:extLst>
+                        <a:ext uri="{28A0092B-C50C-407E-A947-70E740481C1C}">
+                          <a14:useLocalDpi xmlns:a14="http://schemas.microsoft.com/office/drawing/2010/main" val="0"/>
+                        </a:ext>
+                      </a:extLst>
+                    </a:blip>
+                    <a:srcRect/>
                     <a:stretch>
                       <a:fillRect/>
                     </a:stretch>
@@ -1825,19 +6763,15 @@
                   <pic:spPr bwMode="auto">
                     <a:xfrm>
                       <a:off x="0" y="0"/>
-                      <a:ext cx="1938761" cy="2785009"/>
+                      <a:ext cx="3699611" cy="1560332"/>
                     </a:xfrm>
                     <a:prstGeom prst="rect">
                       <a:avLst/>
                     </a:prstGeom>
+                    <a:noFill/>
                     <a:ln>
                       <a:noFill/>
                     </a:ln>
-                    <a:extLst>
-                      <a:ext uri="{53640926-AAD7-44D8-BBD7-CCE9431645EC}">
-                        <a14:shadowObscured xmlns:a14="http://schemas.microsoft.com/office/drawing/2010/main"/>
-                      </a:ext>
-                    </a:extLst>
                   </pic:spPr>
                 </pic:pic>
               </a:graphicData>
@@ -1848,26 +6782,233 @@
     </w:p>
     <w:p>
       <w:pPr>
+        <w:pStyle w:val="Ttulo3"/>
+        <w:rPr>
+          <w:rFonts w:ascii="Times New Roman" w:eastAsia="Times New Roman" w:hAnsi="Times New Roman" w:cs="Times New Roman"/>
+        </w:rPr>
+      </w:pPr>
+      <w:bookmarkStart w:id="21" w:name="_Toc227960344"/>
+      <w:r>
+        <w:rPr>
+          <w:rFonts w:ascii="Times New Roman" w:eastAsia="Times New Roman" w:hAnsi="Times New Roman" w:cs="Times New Roman"/>
+        </w:rPr>
+        <w:lastRenderedPageBreak/>
+        <w:t>1.9.2 BLL</w:t>
+      </w:r>
+      <w:bookmarkEnd w:id="21"/>
+    </w:p>
+    <w:p>
+      <w:r>
+        <w:rPr>
+          <w:noProof/>
+        </w:rPr>
+        <w:drawing>
+          <wp:inline distT="0" distB="0" distL="0" distR="0" wp14:anchorId="75FD7AE9" wp14:editId="2BAC8B35">
+            <wp:extent cx="3710940" cy="1820461"/>
+            <wp:effectExtent l="0" t="0" r="3810" b="8890"/>
+            <wp:docPr id="1450649016" name="Imagen 2"/>
+            <wp:cNvGraphicFramePr>
+              <a:graphicFrameLocks xmlns:a="http://schemas.openxmlformats.org/drawingml/2006/main" noChangeAspect="1"/>
+            </wp:cNvGraphicFramePr>
+            <a:graphic xmlns:a="http://schemas.openxmlformats.org/drawingml/2006/main">
+              <a:graphicData uri="http://schemas.openxmlformats.org/drawingml/2006/picture">
+                <pic:pic xmlns:pic="http://schemas.openxmlformats.org/drawingml/2006/picture">
+                  <pic:nvPicPr>
+                    <pic:cNvPr id="0" name="Picture 2"/>
+                    <pic:cNvPicPr>
+                      <a:picLocks noChangeAspect="1" noChangeArrowheads="1"/>
+                    </pic:cNvPicPr>
+                  </pic:nvPicPr>
+                  <pic:blipFill>
+                    <a:blip r:embed="rId19">
+                      <a:extLst>
+                        <a:ext uri="{28A0092B-C50C-407E-A947-70E740481C1C}">
+                          <a14:useLocalDpi xmlns:a14="http://schemas.microsoft.com/office/drawing/2010/main" val="0"/>
+                        </a:ext>
+                      </a:extLst>
+                    </a:blip>
+                    <a:srcRect/>
+                    <a:stretch>
+                      <a:fillRect/>
+                    </a:stretch>
+                  </pic:blipFill>
+                  <pic:spPr bwMode="auto">
+                    <a:xfrm>
+                      <a:off x="0" y="0"/>
+                      <a:ext cx="3714733" cy="1822322"/>
+                    </a:xfrm>
+                    <a:prstGeom prst="rect">
+                      <a:avLst/>
+                    </a:prstGeom>
+                    <a:noFill/>
+                    <a:ln>
+                      <a:noFill/>
+                    </a:ln>
+                  </pic:spPr>
+                </pic:pic>
+              </a:graphicData>
+            </a:graphic>
+          </wp:inline>
+        </w:drawing>
+      </w:r>
+    </w:p>
+    <w:p>
+      <w:pPr>
+        <w:pStyle w:val="Ttulo3"/>
+      </w:pPr>
+      <w:bookmarkStart w:id="22" w:name="_Toc227960345"/>
+      <w:r>
+        <w:rPr>
+          <w:rFonts w:ascii="Times New Roman" w:eastAsia="Times New Roman" w:hAnsi="Times New Roman" w:cs="Times New Roman"/>
+        </w:rPr>
+        <w:t>1.9.3 DAL</w:t>
+      </w:r>
+      <w:bookmarkEnd w:id="22"/>
+    </w:p>
+    <w:p>
+      <w:r>
+        <w:rPr>
+          <w:noProof/>
+        </w:rPr>
+        <w:drawing>
+          <wp:inline distT="0" distB="0" distL="0" distR="0" wp14:anchorId="12BFB9E8" wp14:editId="6F543DBE">
+            <wp:extent cx="3779520" cy="2435551"/>
+            <wp:effectExtent l="0" t="0" r="0" b="3175"/>
+            <wp:docPr id="479997330" name="Imagen 1"/>
+            <wp:cNvGraphicFramePr>
+              <a:graphicFrameLocks xmlns:a="http://schemas.openxmlformats.org/drawingml/2006/main" noChangeAspect="1"/>
+            </wp:cNvGraphicFramePr>
+            <a:graphic xmlns:a="http://schemas.openxmlformats.org/drawingml/2006/main">
+              <a:graphicData uri="http://schemas.openxmlformats.org/drawingml/2006/picture">
+                <pic:pic xmlns:pic="http://schemas.openxmlformats.org/drawingml/2006/picture">
+                  <pic:nvPicPr>
+                    <pic:cNvPr id="0" name="Picture 1"/>
+                    <pic:cNvPicPr>
+                      <a:picLocks noChangeAspect="1" noChangeArrowheads="1"/>
+                    </pic:cNvPicPr>
+                  </pic:nvPicPr>
+                  <pic:blipFill>
+                    <a:blip r:embed="rId20">
+                      <a:extLst>
+                        <a:ext uri="{28A0092B-C50C-407E-A947-70E740481C1C}">
+                          <a14:useLocalDpi xmlns:a14="http://schemas.microsoft.com/office/drawing/2010/main" val="0"/>
+                        </a:ext>
+                      </a:extLst>
+                    </a:blip>
+                    <a:srcRect/>
+                    <a:stretch>
+                      <a:fillRect/>
+                    </a:stretch>
+                  </pic:blipFill>
+                  <pic:spPr bwMode="auto">
+                    <a:xfrm>
+                      <a:off x="0" y="0"/>
+                      <a:ext cx="3804619" cy="2451725"/>
+                    </a:xfrm>
+                    <a:prstGeom prst="rect">
+                      <a:avLst/>
+                    </a:prstGeom>
+                    <a:noFill/>
+                    <a:ln>
+                      <a:noFill/>
+                    </a:ln>
+                  </pic:spPr>
+                </pic:pic>
+              </a:graphicData>
+            </a:graphic>
+          </wp:inline>
+        </w:drawing>
+      </w:r>
+    </w:p>
+    <w:p>
+      <w:pPr>
+        <w:pStyle w:val="Ttulo3"/>
+        <w:rPr>
+          <w:rFonts w:ascii="Times New Roman" w:eastAsia="Times New Roman" w:hAnsi="Times New Roman" w:cs="Times New Roman"/>
+        </w:rPr>
+      </w:pPr>
+      <w:bookmarkStart w:id="23" w:name="_Toc227960346"/>
+      <w:r>
+        <w:rPr>
+          <w:rFonts w:ascii="Times New Roman" w:eastAsia="Times New Roman" w:hAnsi="Times New Roman" w:cs="Times New Roman"/>
+        </w:rPr>
+        <w:lastRenderedPageBreak/>
+        <w:t>1.9.4 SERVICIOS</w:t>
+      </w:r>
+      <w:bookmarkEnd w:id="23"/>
+    </w:p>
+    <w:p>
+      <w:r>
+        <w:rPr>
+          <w:noProof/>
+        </w:rPr>
+        <w:drawing>
+          <wp:inline distT="0" distB="0" distL="0" distR="0" wp14:anchorId="5608BF7F" wp14:editId="063F3091">
+            <wp:extent cx="2674620" cy="2240280"/>
+            <wp:effectExtent l="0" t="0" r="0" b="7620"/>
+            <wp:docPr id="639755981" name="Imagen 3"/>
+            <wp:cNvGraphicFramePr>
+              <a:graphicFrameLocks xmlns:a="http://schemas.openxmlformats.org/drawingml/2006/main" noChangeAspect="1"/>
+            </wp:cNvGraphicFramePr>
+            <a:graphic xmlns:a="http://schemas.openxmlformats.org/drawingml/2006/main">
+              <a:graphicData uri="http://schemas.openxmlformats.org/drawingml/2006/picture">
+                <pic:pic xmlns:pic="http://schemas.openxmlformats.org/drawingml/2006/picture">
+                  <pic:nvPicPr>
+                    <pic:cNvPr id="0" name="Picture 3"/>
+                    <pic:cNvPicPr>
+                      <a:picLocks noChangeAspect="1" noChangeArrowheads="1"/>
+                    </pic:cNvPicPr>
+                  </pic:nvPicPr>
+                  <pic:blipFill>
+                    <a:blip r:embed="rId21">
+                      <a:extLst>
+                        <a:ext uri="{28A0092B-C50C-407E-A947-70E740481C1C}">
+                          <a14:useLocalDpi xmlns:a14="http://schemas.microsoft.com/office/drawing/2010/main" val="0"/>
+                        </a:ext>
+                      </a:extLst>
+                    </a:blip>
+                    <a:srcRect/>
+                    <a:stretch>
+                      <a:fillRect/>
+                    </a:stretch>
+                  </pic:blipFill>
+                  <pic:spPr bwMode="auto">
+                    <a:xfrm>
+                      <a:off x="0" y="0"/>
+                      <a:ext cx="2674620" cy="2240280"/>
+                    </a:xfrm>
+                    <a:prstGeom prst="rect">
+                      <a:avLst/>
+                    </a:prstGeom>
+                    <a:noFill/>
+                    <a:ln>
+                      <a:noFill/>
+                    </a:ln>
+                  </pic:spPr>
+                </pic:pic>
+              </a:graphicData>
+            </a:graphic>
+          </wp:inline>
+        </w:drawing>
+      </w:r>
+    </w:p>
+    <w:p>
+      <w:pPr>
         <w:pStyle w:val="Ttulo2"/>
-        <w:rPr>
-          <w:rFonts w:ascii="Times New Roman" w:eastAsia="Times New Roman" w:hAnsi="Times New Roman" w:cs="Times New Roman"/>
-        </w:rPr>
-      </w:pPr>
-      <w:r>
         <w:rPr>
           <w:rFonts w:ascii="Times New Roman" w:eastAsia="Times New Roman" w:hAnsi="Times New Roman" w:cs="Times New Roman"/>
           <w:sz w:val="30"/>
           <w:szCs w:val="30"/>
         </w:rPr>
-        <w:t>1.</w:t>
-      </w:r>
+      </w:pPr>
+      <w:bookmarkStart w:id="24" w:name="_Toc227960347"/>
       <w:r>
         <w:rPr>
           <w:rFonts w:ascii="Times New Roman" w:eastAsia="Times New Roman" w:hAnsi="Times New Roman" w:cs="Times New Roman"/>
           <w:sz w:val="30"/>
           <w:szCs w:val="30"/>
         </w:rPr>
-        <w:t>10</w:t>
+        <w:t>1.</w:t>
       </w:r>
       <w:r>
         <w:rPr>
@@ -1875,7 +7016,7 @@
           <w:sz w:val="30"/>
           <w:szCs w:val="30"/>
         </w:rPr>
-        <w:t xml:space="preserve"> D</w:t>
+        <w:t>10</w:t>
       </w:r>
       <w:r>
         <w:rPr>
@@ -1883,20 +7024,71 @@
           <w:sz w:val="30"/>
           <w:szCs w:val="30"/>
         </w:rPr>
-        <w:t>iagrama en Capas</w:t>
-      </w:r>
+        <w:t xml:space="preserve"> D</w:t>
+      </w:r>
+      <w:r>
+        <w:rPr>
+          <w:rFonts w:ascii="Times New Roman" w:eastAsia="Times New Roman" w:hAnsi="Times New Roman" w:cs="Times New Roman"/>
+          <w:sz w:val="30"/>
+          <w:szCs w:val="30"/>
+        </w:rPr>
+        <w:t>er</w:t>
+      </w:r>
+      <w:bookmarkEnd w:id="24"/>
     </w:p>
     <w:p>
-      <w:pPr>
-        <w:rPr>
-          <w:rFonts w:ascii="Times New Roman" w:eastAsia="Times New Roman" w:hAnsi="Times New Roman" w:cs="Times New Roman"/>
-        </w:rPr>
-      </w:pPr>
-      <w:r>
-        <w:rPr>
-          <w:rFonts w:ascii="Times New Roman" w:eastAsia="Times New Roman" w:hAnsi="Times New Roman" w:cs="Times New Roman"/>
-        </w:rPr>
-        <w:t>Idem punto anterior por partes utilizando las capas mencionadas en el Diagrama de Componentes</w:t>
+      <w:r>
+        <w:rPr>
+          <w:noProof/>
+        </w:rPr>
+        <w:drawing>
+          <wp:inline distT="0" distB="0" distL="0" distR="0" wp14:anchorId="0A7971C9" wp14:editId="79F58D60">
+            <wp:extent cx="3429000" cy="4015740"/>
+            <wp:effectExtent l="0" t="0" r="0" b="3810"/>
+            <wp:docPr id="425832091" name="Imagen 7"/>
+            <wp:cNvGraphicFramePr>
+              <a:graphicFrameLocks xmlns:a="http://schemas.openxmlformats.org/drawingml/2006/main" noChangeAspect="1"/>
+            </wp:cNvGraphicFramePr>
+            <a:graphic xmlns:a="http://schemas.openxmlformats.org/drawingml/2006/main">
+              <a:graphicData uri="http://schemas.openxmlformats.org/drawingml/2006/picture">
+                <pic:pic xmlns:pic="http://schemas.openxmlformats.org/drawingml/2006/picture">
+                  <pic:nvPicPr>
+                    <pic:cNvPr id="0" name="Picture 7"/>
+                    <pic:cNvPicPr>
+                      <a:picLocks noChangeAspect="1" noChangeArrowheads="1"/>
+                    </pic:cNvPicPr>
+                  </pic:nvPicPr>
+                  <pic:blipFill>
+                    <a:blip r:embed="rId22">
+                      <a:extLst>
+                        <a:ext uri="{28A0092B-C50C-407E-A947-70E740481C1C}">
+                          <a14:useLocalDpi xmlns:a14="http://schemas.microsoft.com/office/drawing/2010/main" val="0"/>
+                        </a:ext>
+                      </a:extLst>
+                    </a:blip>
+                    <a:srcRect/>
+                    <a:stretch>
+                      <a:fillRect/>
+                    </a:stretch>
+                  </pic:blipFill>
+                  <pic:spPr bwMode="auto">
+                    <a:xfrm>
+                      <a:off x="0" y="0"/>
+                      <a:ext cx="3429000" cy="4015740"/>
+                    </a:xfrm>
+                    <a:prstGeom prst="rect">
+                      <a:avLst/>
+                    </a:prstGeom>
+                    <a:noFill/>
+                    <a:ln>
+                      <a:noFill/>
+                    </a:ln>
+                  </pic:spPr>
+                </pic:pic>
+              </a:graphicData>
+            </a:graphic>
+          </wp:inline>
+        </w:drawing>
       </w:r>
     </w:p>
     <w:p>
@@ -1906,13 +7098,22 @@
           <w:rFonts w:ascii="Times New Roman" w:eastAsia="Times New Roman" w:hAnsi="Times New Roman" w:cs="Times New Roman"/>
         </w:rPr>
       </w:pPr>
-      <w:bookmarkStart w:id="4" w:name="_heading=h.bgzivhm4o7hc" w:colFirst="0" w:colLast="0"/>
-      <w:bookmarkEnd w:id="4"/>
-      <w:r>
-        <w:rPr>
-          <w:rFonts w:ascii="Times New Roman" w:eastAsia="Times New Roman" w:hAnsi="Times New Roman" w:cs="Times New Roman"/>
-        </w:rPr>
-        <w:t xml:space="preserve">2. GESTIÓN DE LOG IN / LOG OUT DEL SISTEMA </w:t>
+      <w:bookmarkStart w:id="25" w:name="_heading=h.bgzivhm4o7hc" w:colFirst="0" w:colLast="0"/>
+      <w:bookmarkStart w:id="26" w:name="_Toc227960348"/>
+      <w:bookmarkEnd w:id="25"/>
+      <w:r>
+        <w:rPr>
+          <w:rFonts w:ascii="Times New Roman" w:eastAsia="Times New Roman" w:hAnsi="Times New Roman" w:cs="Times New Roman"/>
+        </w:rPr>
+        <w:lastRenderedPageBreak/>
+        <w:t>2. GESTIÓN DE LOG IN / LOG OUT DEL SISTEMA</w:t>
+      </w:r>
+      <w:bookmarkEnd w:id="26"/>
+      <w:r>
+        <w:rPr>
+          <w:rFonts w:ascii="Times New Roman" w:eastAsia="Times New Roman" w:hAnsi="Times New Roman" w:cs="Times New Roman"/>
+        </w:rPr>
+        <w:t xml:space="preserve"> </w:t>
       </w:r>
     </w:p>
     <w:p>
@@ -1925,6 +7126,7 @@
           <w:szCs w:val="30"/>
         </w:rPr>
       </w:pPr>
+      <w:bookmarkStart w:id="27" w:name="_Toc227960349"/>
       <w:r>
         <w:rPr>
           <w:rFonts w:ascii="Times New Roman" w:eastAsia="Times New Roman" w:hAnsi="Times New Roman" w:cs="Times New Roman"/>
@@ -1933,6 +7135,7 @@
         </w:rPr>
         <w:t>2.1 Objetivo General</w:t>
       </w:r>
+      <w:bookmarkEnd w:id="27"/>
     </w:p>
     <w:p>
       <w:pPr>
@@ -1968,13 +7171,23 @@
           <w:szCs w:val="30"/>
         </w:rPr>
       </w:pPr>
+      <w:bookmarkStart w:id="28" w:name="_Toc227960350"/>
       <w:r>
         <w:rPr>
           <w:rFonts w:ascii="Times New Roman" w:eastAsia="Times New Roman" w:hAnsi="Times New Roman" w:cs="Times New Roman"/>
           <w:sz w:val="30"/>
           <w:szCs w:val="30"/>
         </w:rPr>
-        <w:t xml:space="preserve">2.2 ¿Cómo funciona? </w:t>
+        <w:t>2.2 ¿Cómo funciona?</w:t>
+      </w:r>
+      <w:bookmarkEnd w:id="28"/>
+      <w:r>
+        <w:rPr>
+          <w:rFonts w:ascii="Times New Roman" w:eastAsia="Times New Roman" w:hAnsi="Times New Roman" w:cs="Times New Roman"/>
+          <w:sz w:val="30"/>
+          <w:szCs w:val="30"/>
+        </w:rPr>
+        <w:t xml:space="preserve"> </w:t>
       </w:r>
     </w:p>
     <w:p>
@@ -2047,15 +7260,23 @@
           <w:rFonts w:ascii="Times New Roman" w:eastAsia="Times New Roman" w:hAnsi="Times New Roman" w:cs="Times New Roman"/>
           <w:color w:val="000000"/>
         </w:rPr>
-        <w:t xml:space="preserve"> Al iniciar el sistema, se carga la interfaz de LogIn y se presenta al usuario como pantalla principal. En esta etapa no </w:t>
-      </w:r>
+        <w:t xml:space="preserve"> Al iniciar el sistema, se carga la interfaz de </w:t>
+      </w:r>
+      <w:proofErr w:type="spellStart"/>
       <w:r>
         <w:rPr>
           <w:rFonts w:ascii="Times New Roman" w:eastAsia="Times New Roman" w:hAnsi="Times New Roman" w:cs="Times New Roman"/>
           <w:color w:val="000000"/>
         </w:rPr>
-        <w:lastRenderedPageBreak/>
-        <w:t xml:space="preserve">hay ninguna sesión activa ni conexión abierta con la base de datos. Por el momento no se realiza ninguna validación de permisos hasta que el usuario intenta autenticarse. Este enfoque busca minimizar el uso de recursos y mantener la seguridad hasta que se confirme la identidad del usuario. </w:t>
+        <w:t>LogIn</w:t>
+      </w:r>
+      <w:proofErr w:type="spellEnd"/>
+      <w:r>
+        <w:rPr>
+          <w:rFonts w:ascii="Times New Roman" w:eastAsia="Times New Roman" w:hAnsi="Times New Roman" w:cs="Times New Roman"/>
+          <w:color w:val="000000"/>
+        </w:rPr>
+        <w:t xml:space="preserve"> y se presenta al usuario como pantalla principal. En esta etapa no hay ninguna sesión activa ni conexión abierta con la base de datos. Por el momento no se realiza ninguna validación de permisos hasta que el usuario intenta autenticarse. Este enfoque busca minimizar el uso de recursos y mantener la seguridad hasta que se confirme la identidad del usuario. </w:t>
       </w:r>
     </w:p>
     <w:p>
@@ -2092,7 +7313,21 @@
           <w:rFonts w:ascii="Times New Roman" w:eastAsia="Times New Roman" w:hAnsi="Times New Roman" w:cs="Times New Roman"/>
           <w:color w:val="000000"/>
         </w:rPr>
-        <w:t xml:space="preserve"> Cuando el usuario ingresa su Correo electrónico y contraseña, se verifica que los campos no estén vacíos. La contraseña es transformada mediante un algoritmo de hash (</w:t>
+        <w:t xml:space="preserve"> Cuando el usuario ingresa su Correo electrónico y contraseña, se verifica que los campos no estén vacíos</w:t>
+      </w:r>
+      <w:r>
+        <w:rPr>
+          <w:rFonts w:ascii="Times New Roman" w:eastAsia="Times New Roman" w:hAnsi="Times New Roman" w:cs="Times New Roman"/>
+          <w:color w:val="000000"/>
+        </w:rPr>
+        <w:t xml:space="preserve"> y a su vez que el formato del Correo electrónico sea correcto</w:t>
+      </w:r>
+      <w:r>
+        <w:rPr>
+          <w:rFonts w:ascii="Times New Roman" w:eastAsia="Times New Roman" w:hAnsi="Times New Roman" w:cs="Times New Roman"/>
+          <w:color w:val="000000"/>
+        </w:rPr>
+        <w:t>. La contraseña es transformada mediante un algoritmo de hash (</w:t>
       </w:r>
       <w:r>
         <w:rPr>
@@ -2309,7 +7544,28 @@
           <w:bCs/>
           <w:color w:val="000000"/>
         </w:rPr>
-        <w:t>Proceso de Log-Out:</w:t>
+        <w:lastRenderedPageBreak/>
+        <w:t>Proceso de Log-</w:t>
+      </w:r>
+      <w:proofErr w:type="spellStart"/>
+      <w:r>
+        <w:rPr>
+          <w:rFonts w:ascii="Times New Roman" w:eastAsia="Times New Roman" w:hAnsi="Times New Roman" w:cs="Times New Roman"/>
+          <w:b/>
+          <w:bCs/>
+          <w:color w:val="000000"/>
+        </w:rPr>
+        <w:t>Out</w:t>
+      </w:r>
+      <w:proofErr w:type="spellEnd"/>
+      <w:r>
+        <w:rPr>
+          <w:rFonts w:ascii="Times New Roman" w:eastAsia="Times New Roman" w:hAnsi="Times New Roman" w:cs="Times New Roman"/>
+          <w:b/>
+          <w:bCs/>
+          <w:color w:val="000000"/>
+        </w:rPr>
+        <w:t>:</w:t>
       </w:r>
       <w:r>
         <w:rPr>
@@ -2346,14 +7602,44 @@
           <w:szCs w:val="30"/>
         </w:rPr>
       </w:pPr>
+      <w:bookmarkStart w:id="29" w:name="_Toc227960351"/>
       <w:r>
         <w:rPr>
           <w:rFonts w:ascii="Times New Roman" w:eastAsia="Times New Roman" w:hAnsi="Times New Roman" w:cs="Times New Roman"/>
           <w:sz w:val="30"/>
           <w:szCs w:val="30"/>
         </w:rPr>
-        <w:t>2.3 LogIn – CU001 LogIn</w:t>
-      </w:r>
+        <w:t xml:space="preserve">2.3 </w:t>
+      </w:r>
+      <w:proofErr w:type="spellStart"/>
+      <w:r>
+        <w:rPr>
+          <w:rFonts w:ascii="Times New Roman" w:eastAsia="Times New Roman" w:hAnsi="Times New Roman" w:cs="Times New Roman"/>
+          <w:sz w:val="30"/>
+          <w:szCs w:val="30"/>
+        </w:rPr>
+        <w:t>LogIn</w:t>
+      </w:r>
+      <w:proofErr w:type="spellEnd"/>
+      <w:r>
+        <w:rPr>
+          <w:rFonts w:ascii="Times New Roman" w:eastAsia="Times New Roman" w:hAnsi="Times New Roman" w:cs="Times New Roman"/>
+          <w:sz w:val="30"/>
+          <w:szCs w:val="30"/>
+        </w:rPr>
+        <w:t xml:space="preserve"> – CU001 </w:t>
+      </w:r>
+      <w:proofErr w:type="spellStart"/>
+      <w:r>
+        <w:rPr>
+          <w:rFonts w:ascii="Times New Roman" w:eastAsia="Times New Roman" w:hAnsi="Times New Roman" w:cs="Times New Roman"/>
+          <w:sz w:val="30"/>
+          <w:szCs w:val="30"/>
+        </w:rPr>
+        <w:t>LogIn</w:t>
+      </w:r>
+      <w:bookmarkEnd w:id="29"/>
+      <w:proofErr w:type="spellEnd"/>
     </w:p>
     <w:p>
       <w:pPr>
@@ -2362,6 +7648,7 @@
           <w:rFonts w:ascii="Times New Roman" w:eastAsia="Times New Roman" w:hAnsi="Times New Roman" w:cs="Times New Roman"/>
         </w:rPr>
       </w:pPr>
+      <w:bookmarkStart w:id="30" w:name="_Toc227960352"/>
       <w:r>
         <w:rPr>
           <w:rFonts w:ascii="Times New Roman" w:eastAsia="Times New Roman" w:hAnsi="Times New Roman" w:cs="Times New Roman"/>
@@ -2378,7 +7665,14 @@
         <w:rPr>
           <w:rFonts w:ascii="Times New Roman" w:eastAsia="Times New Roman" w:hAnsi="Times New Roman" w:cs="Times New Roman"/>
         </w:rPr>
-        <w:t xml:space="preserve"> Diagrama LogI</w:t>
+        <w:t xml:space="preserve"> Diagrama </w:t>
+      </w:r>
+      <w:proofErr w:type="spellStart"/>
+      <w:r>
+        <w:rPr>
+          <w:rFonts w:ascii="Times New Roman" w:eastAsia="Times New Roman" w:hAnsi="Times New Roman" w:cs="Times New Roman"/>
+        </w:rPr>
+        <w:t>LogI</w:t>
       </w:r>
       <w:r>
         <w:rPr>
@@ -2386,6 +7680,8 @@
         </w:rPr>
         <w:t>n</w:t>
       </w:r>
+      <w:bookmarkEnd w:id="30"/>
+      <w:proofErr w:type="spellEnd"/>
     </w:p>
     <w:p>
       <w:r>
@@ -2410,7 +7706,7 @@
                     </pic:cNvPicPr>
                   </pic:nvPicPr>
                   <pic:blipFill>
-                    <a:blip r:embed="rId17">
+                    <a:blip r:embed="rId23">
                       <a:extLst>
                         <a:ext uri="{28A0092B-C50C-407E-A947-70E740481C1C}">
                           <a14:useLocalDpi xmlns:a14="http://schemas.microsoft.com/office/drawing/2010/main" val="0"/>
@@ -2449,6 +7745,7 @@
           <w:rFonts w:ascii="Times New Roman" w:eastAsia="Times New Roman" w:hAnsi="Times New Roman" w:cs="Times New Roman"/>
         </w:rPr>
       </w:pPr>
+      <w:bookmarkStart w:id="31" w:name="_Toc227960353"/>
       <w:r>
         <w:rPr>
           <w:rFonts w:ascii="Times New Roman" w:eastAsia="Times New Roman" w:hAnsi="Times New Roman" w:cs="Times New Roman"/>
@@ -2467,6 +7764,7 @@
         </w:rPr>
         <w:t xml:space="preserve"> Especificación CU</w:t>
       </w:r>
+      <w:bookmarkEnd w:id="31"/>
     </w:p>
     <w:tbl>
       <w:tblPr>
@@ -2520,8 +7818,17 @@
                 <w:rFonts w:ascii="Times New Roman" w:eastAsia="Times New Roman" w:hAnsi="Times New Roman" w:cs="Times New Roman"/>
                 <w:color w:val="000000"/>
               </w:rPr>
-              <w:t>CU 001 – LogIn</w:t>
-            </w:r>
+              <w:t xml:space="preserve">CU 001 – </w:t>
+            </w:r>
+            <w:proofErr w:type="spellStart"/>
+            <w:r>
+              <w:rPr>
+                <w:rFonts w:ascii="Times New Roman" w:eastAsia="Times New Roman" w:hAnsi="Times New Roman" w:cs="Times New Roman"/>
+                <w:color w:val="000000"/>
+              </w:rPr>
+              <w:t>LogIn</w:t>
+            </w:r>
+            <w:proofErr w:type="spellEnd"/>
             <w:r>
               <w:rPr>
                 <w:rFonts w:ascii="Times New Roman" w:eastAsia="Times New Roman" w:hAnsi="Times New Roman" w:cs="Times New Roman"/>
@@ -2621,7 +7928,6 @@
                 <w:bCs/>
                 <w:color w:val="000000"/>
               </w:rPr>
-              <w:lastRenderedPageBreak/>
               <w:t xml:space="preserve">DESCRIPCIÓN: </w:t>
             </w:r>
             <w:r>
@@ -2937,7 +8243,27 @@
                 <w:sz w:val="22"/>
                 <w:szCs w:val="22"/>
               </w:rPr>
-              <w:t>El usuario ingresa al sistema y se le presenta la pantalla principal del mismo “LogIn”.</w:t>
+              <w:t>El usuario ingresa al sistema y se le presenta la pantalla principal del mismo “</w:t>
+            </w:r>
+            <w:proofErr w:type="spellStart"/>
+            <w:r>
+              <w:rPr>
+                <w:rFonts w:ascii="Times New Roman" w:eastAsia="Times New Roman" w:hAnsi="Times New Roman" w:cs="Times New Roman"/>
+                <w:color w:val="000000"/>
+                <w:sz w:val="22"/>
+                <w:szCs w:val="22"/>
+              </w:rPr>
+              <w:t>LogIn</w:t>
+            </w:r>
+            <w:proofErr w:type="spellEnd"/>
+            <w:r>
+              <w:rPr>
+                <w:rFonts w:ascii="Times New Roman" w:eastAsia="Times New Roman" w:hAnsi="Times New Roman" w:cs="Times New Roman"/>
+                <w:color w:val="000000"/>
+                <w:sz w:val="22"/>
+                <w:szCs w:val="22"/>
+              </w:rPr>
+              <w:t>”.</w:t>
             </w:r>
           </w:p>
           <w:p>
@@ -3026,15 +8352,16 @@
                 <w:sz w:val="22"/>
                 <w:szCs w:val="22"/>
               </w:rPr>
-              <w:t xml:space="preserve">El sistema recibe las credenciales y las </w:t>
-            </w:r>
-            <w:r>
-              <w:rPr>
-                <w:rFonts w:ascii="Times New Roman" w:eastAsia="Times New Roman" w:hAnsi="Times New Roman" w:cs="Times New Roman"/>
+              <w:t>El sistema recibe las credenciales</w:t>
+            </w:r>
+            <w:r>
+              <w:rPr>
+                <w:rFonts w:ascii="Times New Roman" w:eastAsia="Times New Roman" w:hAnsi="Times New Roman" w:cs="Times New Roman"/>
+                <w:color w:val="000000"/>
                 <w:sz w:val="22"/>
                 <w:szCs w:val="22"/>
               </w:rPr>
-              <w:t>válida</w:t>
+              <w:t xml:space="preserve"> del usuario y </w:t>
             </w:r>
             <w:r>
               <w:rPr>
@@ -3043,7 +8370,7 @@
                 <w:sz w:val="22"/>
                 <w:szCs w:val="22"/>
               </w:rPr>
-              <w:t xml:space="preserve">. </w:t>
+              <w:t>las válida.</w:t>
             </w:r>
           </w:p>
           <w:p>
@@ -3067,7 +8394,7 @@
                 <w:sz w:val="22"/>
                 <w:szCs w:val="22"/>
               </w:rPr>
-              <w:t>El sistema busca al usuario en la b</w:t>
+              <w:t xml:space="preserve">El sistema </w:t>
             </w:r>
             <w:r>
               <w:rPr>
@@ -3076,51 +8403,7 @@
                 <w:sz w:val="22"/>
                 <w:szCs w:val="22"/>
               </w:rPr>
-              <w:t xml:space="preserve">ase </w:t>
-            </w:r>
-            <w:r>
-              <w:rPr>
-                <w:rFonts w:ascii="Times New Roman" w:eastAsia="Times New Roman" w:hAnsi="Times New Roman" w:cs="Times New Roman"/>
-                <w:color w:val="000000"/>
-                <w:sz w:val="22"/>
-                <w:szCs w:val="22"/>
-              </w:rPr>
-              <w:t>d</w:t>
-            </w:r>
-            <w:r>
-              <w:rPr>
-                <w:rFonts w:ascii="Times New Roman" w:eastAsia="Times New Roman" w:hAnsi="Times New Roman" w:cs="Times New Roman"/>
-                <w:color w:val="000000"/>
-                <w:sz w:val="22"/>
-                <w:szCs w:val="22"/>
-              </w:rPr>
-              <w:t>e datos</w:t>
-            </w:r>
-            <w:r>
-              <w:rPr>
-                <w:rFonts w:ascii="Times New Roman" w:eastAsia="Times New Roman" w:hAnsi="Times New Roman" w:cs="Times New Roman"/>
-                <w:color w:val="000000"/>
-                <w:sz w:val="22"/>
-                <w:szCs w:val="22"/>
-              </w:rPr>
-              <w:t xml:space="preserve"> y </w:t>
-            </w:r>
-            <w:r>
-              <w:rPr>
-                <w:rFonts w:ascii="Times New Roman" w:eastAsia="Times New Roman" w:hAnsi="Times New Roman" w:cs="Times New Roman"/>
-                <w:sz w:val="22"/>
-                <w:szCs w:val="22"/>
-              </w:rPr>
-              <w:t>corrobora la existencia</w:t>
-            </w:r>
-            <w:r>
-              <w:rPr>
-                <w:rFonts w:ascii="Times New Roman" w:eastAsia="Times New Roman" w:hAnsi="Times New Roman" w:cs="Times New Roman"/>
-                <w:color w:val="000000"/>
-                <w:sz w:val="22"/>
-                <w:szCs w:val="22"/>
-              </w:rPr>
-              <w:t xml:space="preserve"> del mismo.</w:t>
+              <w:t>verifica estado de la sesión.</w:t>
             </w:r>
           </w:p>
           <w:p>
@@ -3144,15 +8427,7 @@
                 <w:sz w:val="22"/>
                 <w:szCs w:val="22"/>
               </w:rPr>
-              <w:t xml:space="preserve">El sistema </w:t>
-            </w:r>
-            <w:r>
-              <w:rPr>
-                <w:rFonts w:ascii="Times New Roman" w:eastAsia="Times New Roman" w:hAnsi="Times New Roman" w:cs="Times New Roman"/>
-                <w:sz w:val="22"/>
-                <w:szCs w:val="22"/>
-              </w:rPr>
-              <w:t>confirma la existencia</w:t>
+              <w:t>El sistema busca al usuario</w:t>
             </w:r>
             <w:r>
               <w:rPr>
@@ -3295,15 +8570,19 @@
               <w:spacing w:after="0" w:line="240" w:lineRule="auto"/>
               <w:rPr>
                 <w:rFonts w:ascii="Times New Roman" w:eastAsia="Times New Roman" w:hAnsi="Times New Roman" w:cs="Times New Roman"/>
-              </w:rPr>
-            </w:pPr>
-            <w:r>
-              <w:rPr>
-                <w:rFonts w:ascii="Times New Roman" w:eastAsia="Times New Roman" w:hAnsi="Times New Roman" w:cs="Times New Roman"/>
                 <w:b/>
                 <w:bCs/>
                 <w:color w:val="000000"/>
               </w:rPr>
+            </w:pPr>
+            <w:r>
+              <w:rPr>
+                <w:rFonts w:ascii="Times New Roman" w:eastAsia="Times New Roman" w:hAnsi="Times New Roman" w:cs="Times New Roman"/>
+                <w:b/>
+                <w:bCs/>
+                <w:color w:val="000000"/>
+              </w:rPr>
+              <w:lastRenderedPageBreak/>
               <w:t>FLUJOS ALTERNATIVO: </w:t>
             </w:r>
           </w:p>
@@ -3324,7 +8603,7 @@
                 <w:bCs/>
                 <w:color w:val="000000"/>
               </w:rPr>
-              <w:t>FA1</w:t>
+              <w:t>FA</w:t>
             </w:r>
             <w:r>
               <w:rPr>
@@ -3333,7 +8612,7 @@
                 <w:bCs/>
                 <w:color w:val="000000"/>
               </w:rPr>
-              <w:t xml:space="preserve"> </w:t>
+              <w:t>1</w:t>
             </w:r>
             <w:r>
               <w:rPr>
@@ -3342,7 +8621,7 @@
                 <w:bCs/>
                 <w:color w:val="000000"/>
               </w:rPr>
-              <w:t xml:space="preserve">- </w:t>
+              <w:t xml:space="preserve"> - Correo electrónico</w:t>
             </w:r>
             <w:r>
               <w:rPr>
@@ -3351,7 +8630,25 @@
                 <w:bCs/>
                 <w:color w:val="000000"/>
               </w:rPr>
-              <w:t xml:space="preserve">Correo electrónico invalido o vacío </w:t>
+              <w:t xml:space="preserve"> Inválido</w:t>
+            </w:r>
+            <w:r>
+              <w:rPr>
+                <w:rFonts w:ascii="Times New Roman" w:eastAsia="Times New Roman" w:hAnsi="Times New Roman" w:cs="Times New Roman"/>
+                <w:b/>
+                <w:bCs/>
+                <w:color w:val="000000"/>
+              </w:rPr>
+              <w:t xml:space="preserve"> </w:t>
+            </w:r>
+            <w:r>
+              <w:rPr>
+                <w:rFonts w:ascii="Times New Roman" w:eastAsia="Times New Roman" w:hAnsi="Times New Roman" w:cs="Times New Roman"/>
+                <w:b/>
+                <w:bCs/>
+                <w:color w:val="000000"/>
+              </w:rPr>
+              <w:t>| Contraseña Inválida</w:t>
             </w:r>
           </w:p>
           <w:p>
@@ -3376,42 +8673,14 @@
                 <w:rFonts w:ascii="Times New Roman" w:eastAsia="Times New Roman" w:hAnsi="Times New Roman" w:cs="Times New Roman"/>
                 <w:color w:val="000000"/>
               </w:rPr>
-              <w:t>El sistema muestra en pantalla un mensaje de error: “</w:t>
-            </w:r>
-            <w:r>
-              <w:rPr>
-                <w:rFonts w:ascii="Times New Roman" w:eastAsia="Times New Roman" w:hAnsi="Times New Roman" w:cs="Times New Roman"/>
-                <w:color w:val="000000"/>
-              </w:rPr>
-              <w:t>Ingrese un correo electrónico v</w:t>
-            </w:r>
-            <w:r>
-              <w:rPr>
-                <w:rFonts w:ascii="Times New Roman" w:eastAsia="Times New Roman" w:hAnsi="Times New Roman" w:cs="Times New Roman"/>
-                <w:color w:val="000000"/>
-              </w:rPr>
-              <w:t>á</w:t>
-            </w:r>
-            <w:r>
-              <w:rPr>
-                <w:rFonts w:ascii="Times New Roman" w:eastAsia="Times New Roman" w:hAnsi="Times New Roman" w:cs="Times New Roman"/>
-                <w:color w:val="000000"/>
-              </w:rPr>
-              <w:t>lido</w:t>
-            </w:r>
-            <w:r>
-              <w:rPr>
-                <w:rFonts w:ascii="Times New Roman" w:eastAsia="Times New Roman" w:hAnsi="Times New Roman" w:cs="Times New Roman"/>
-                <w:color w:val="000000"/>
-              </w:rPr>
-              <w:t>”</w:t>
-            </w:r>
-            <w:r>
-              <w:rPr>
-                <w:rFonts w:ascii="Times New Roman" w:eastAsia="Times New Roman" w:hAnsi="Times New Roman" w:cs="Times New Roman"/>
-                <w:color w:val="000000"/>
-              </w:rPr>
-              <w:t xml:space="preserve"> </w:t>
+              <w:t xml:space="preserve">El sistema muestra en pantalla un mensaje de error: “Ingrese un correo electrónico válido” </w:t>
+            </w:r>
+            <w:r>
+              <w:rPr>
+                <w:rFonts w:ascii="Times New Roman" w:eastAsia="Times New Roman" w:hAnsi="Times New Roman" w:cs="Times New Roman"/>
+                <w:color w:val="000000"/>
+              </w:rPr>
+              <w:t xml:space="preserve">| “Ingrese una contraseña válida” </w:t>
             </w:r>
           </w:p>
           <w:p>
@@ -3431,7 +8700,25 @@
                 <w:bCs/>
                 <w:color w:val="000000"/>
               </w:rPr>
-              <w:t xml:space="preserve">FA2 – Contraseña vacía </w:t>
+              <w:t>FA</w:t>
+            </w:r>
+            <w:r>
+              <w:rPr>
+                <w:rFonts w:ascii="Times New Roman" w:eastAsia="Times New Roman" w:hAnsi="Times New Roman" w:cs="Times New Roman"/>
+                <w:b/>
+                <w:bCs/>
+                <w:color w:val="000000"/>
+              </w:rPr>
+              <w:t>2</w:t>
+            </w:r>
+            <w:r>
+              <w:rPr>
+                <w:rFonts w:ascii="Times New Roman" w:eastAsia="Times New Roman" w:hAnsi="Times New Roman" w:cs="Times New Roman"/>
+                <w:b/>
+                <w:bCs/>
+                <w:color w:val="000000"/>
+              </w:rPr>
+              <w:t xml:space="preserve"> – Usuario ya tiene una sesión activa </w:t>
             </w:r>
           </w:p>
           <w:p>
@@ -3451,20 +8738,139 @@
                 <w:bCs/>
                 <w:color w:val="000000"/>
               </w:rPr>
-              <w:t>4.1</w:t>
-            </w:r>
-            <w:r>
-              <w:rPr>
-                <w:rFonts w:ascii="Times New Roman" w:eastAsia="Times New Roman" w:hAnsi="Times New Roman" w:cs="Times New Roman"/>
-                <w:color w:val="000000"/>
-              </w:rPr>
-              <w:t xml:space="preserve"> El sistema muestra en pantalla un mensaje de error: “Ingrese una contraseña”</w:t>
-            </w:r>
-            <w:r>
-              <w:rPr>
-                <w:rFonts w:ascii="Times New Roman" w:eastAsia="Times New Roman" w:hAnsi="Times New Roman" w:cs="Times New Roman"/>
+              <w:t>5</w:t>
+            </w:r>
+            <w:r>
+              <w:rPr>
+                <w:rFonts w:ascii="Times New Roman" w:eastAsia="Times New Roman" w:hAnsi="Times New Roman" w:cs="Times New Roman"/>
+                <w:b/>
+                <w:bCs/>
+                <w:color w:val="000000"/>
+              </w:rPr>
+              <w:t xml:space="preserve">.1 </w:t>
+            </w:r>
+            <w:r>
+              <w:rPr>
+                <w:rFonts w:ascii="Times New Roman" w:eastAsia="Times New Roman" w:hAnsi="Times New Roman" w:cs="Times New Roman"/>
+                <w:color w:val="000000"/>
+              </w:rPr>
+              <w:t>El sistema muestra en pantalla “Ya hay una sesión iniciada”</w:t>
+            </w:r>
+            <w:r>
+              <w:rPr>
+                <w:rFonts w:ascii="Times New Roman" w:eastAsia="Times New Roman" w:hAnsi="Times New Roman" w:cs="Times New Roman"/>
+                <w:b/>
+                <w:bCs/>
+                <w:color w:val="000000"/>
               </w:rPr>
               <w:t xml:space="preserve"> </w:t>
+            </w:r>
+          </w:p>
+          <w:p>
+            <w:pPr>
+              <w:spacing w:after="0" w:line="240" w:lineRule="auto"/>
+              <w:rPr>
+                <w:rFonts w:ascii="Times New Roman" w:eastAsia="Times New Roman" w:hAnsi="Times New Roman" w:cs="Times New Roman"/>
+                <w:color w:val="000000"/>
+              </w:rPr>
+            </w:pPr>
+            <w:r>
+              <w:rPr>
+                <w:rFonts w:ascii="Times New Roman" w:eastAsia="Times New Roman" w:hAnsi="Times New Roman" w:cs="Times New Roman"/>
+                <w:b/>
+                <w:bCs/>
+                <w:color w:val="000000"/>
+              </w:rPr>
+              <w:t>5</w:t>
+            </w:r>
+            <w:r>
+              <w:rPr>
+                <w:rFonts w:ascii="Times New Roman" w:eastAsia="Times New Roman" w:hAnsi="Times New Roman" w:cs="Times New Roman"/>
+                <w:b/>
+                <w:bCs/>
+                <w:color w:val="000000"/>
+              </w:rPr>
+              <w:t xml:space="preserve">.2 </w:t>
+            </w:r>
+            <w:r>
+              <w:rPr>
+                <w:rFonts w:ascii="Times New Roman" w:eastAsia="Times New Roman" w:hAnsi="Times New Roman" w:cs="Times New Roman"/>
+                <w:color w:val="000000"/>
+              </w:rPr>
+              <w:t>El sistema cancela la operación.</w:t>
+            </w:r>
+          </w:p>
+          <w:p>
+            <w:pPr>
+              <w:spacing w:after="0" w:line="240" w:lineRule="auto"/>
+              <w:rPr>
+                <w:rFonts w:ascii="Times New Roman" w:eastAsia="Times New Roman" w:hAnsi="Times New Roman" w:cs="Times New Roman"/>
+              </w:rPr>
+            </w:pPr>
+          </w:p>
+          <w:p>
+            <w:pPr>
+              <w:spacing w:after="0" w:line="240" w:lineRule="auto"/>
+              <w:rPr>
+                <w:rFonts w:ascii="Times New Roman" w:eastAsia="Times New Roman" w:hAnsi="Times New Roman" w:cs="Times New Roman"/>
+                <w:b/>
+                <w:bCs/>
+              </w:rPr>
+            </w:pPr>
+            <w:r>
+              <w:rPr>
+                <w:rFonts w:ascii="Times New Roman" w:eastAsia="Times New Roman" w:hAnsi="Times New Roman" w:cs="Times New Roman"/>
+                <w:b/>
+                <w:bCs/>
+              </w:rPr>
+              <w:t>FA3- Usuario No Encontrado</w:t>
+            </w:r>
+          </w:p>
+          <w:p>
+            <w:pPr>
+              <w:spacing w:after="0" w:line="240" w:lineRule="auto"/>
+              <w:rPr>
+                <w:rFonts w:ascii="Times New Roman" w:eastAsia="Times New Roman" w:hAnsi="Times New Roman" w:cs="Times New Roman"/>
+              </w:rPr>
+            </w:pPr>
+            <w:r>
+              <w:rPr>
+                <w:rFonts w:ascii="Times New Roman" w:eastAsia="Times New Roman" w:hAnsi="Times New Roman" w:cs="Times New Roman"/>
+                <w:b/>
+                <w:bCs/>
+              </w:rPr>
+              <w:t>6.1</w:t>
+            </w:r>
+            <w:r>
+              <w:rPr>
+                <w:rFonts w:ascii="Times New Roman" w:eastAsia="Times New Roman" w:hAnsi="Times New Roman" w:cs="Times New Roman"/>
+              </w:rPr>
+              <w:t xml:space="preserve"> El sistema no encuentra al usuario</w:t>
+            </w:r>
+          </w:p>
+          <w:p>
+            <w:pPr>
+              <w:spacing w:after="0" w:line="240" w:lineRule="auto"/>
+              <w:rPr>
+                <w:rFonts w:ascii="Times New Roman" w:eastAsia="Times New Roman" w:hAnsi="Times New Roman" w:cs="Times New Roman"/>
+                <w:b/>
+                <w:bCs/>
+                <w:color w:val="000000"/>
+              </w:rPr>
+            </w:pPr>
+            <w:r>
+              <w:rPr>
+                <w:rFonts w:ascii="Times New Roman" w:eastAsia="Times New Roman" w:hAnsi="Times New Roman" w:cs="Times New Roman"/>
+                <w:b/>
+                <w:bCs/>
+              </w:rPr>
+              <w:t>6.2</w:t>
+            </w:r>
+            <w:r>
+              <w:rPr>
+                <w:rFonts w:ascii="Times New Roman" w:eastAsia="Times New Roman" w:hAnsi="Times New Roman" w:cs="Times New Roman"/>
+              </w:rPr>
+              <w:t xml:space="preserve"> El sistema muestra en pantalla “Usuario no encontrado”</w:t>
             </w:r>
           </w:p>
         </w:tc>
@@ -3510,7 +8916,23 @@
                 <w:rFonts w:ascii="Times New Roman" w:eastAsia="Times New Roman" w:hAnsi="Times New Roman" w:cs="Times New Roman"/>
                 <w:color w:val="000000"/>
               </w:rPr>
-              <w:t>El usuario queda autenticado en el sistema e inicia su sesión, se registran los permisos del mismo.</w:t>
+              <w:t xml:space="preserve">El usuario queda autenticado en el sistema e inicia su sesión, se registran los permisos </w:t>
+            </w:r>
+            <w:proofErr w:type="gramStart"/>
+            <w:r>
+              <w:rPr>
+                <w:rFonts w:ascii="Times New Roman" w:eastAsia="Times New Roman" w:hAnsi="Times New Roman" w:cs="Times New Roman"/>
+                <w:color w:val="000000"/>
+              </w:rPr>
+              <w:t>del mismo</w:t>
+            </w:r>
+            <w:proofErr w:type="gramEnd"/>
+            <w:r>
+              <w:rPr>
+                <w:rFonts w:ascii="Times New Roman" w:eastAsia="Times New Roman" w:hAnsi="Times New Roman" w:cs="Times New Roman"/>
+                <w:color w:val="000000"/>
+              </w:rPr>
+              <w:t>.</w:t>
             </w:r>
           </w:p>
         </w:tc>
@@ -3523,6 +8945,7 @@
           <w:rFonts w:ascii="Times New Roman" w:eastAsia="Times New Roman" w:hAnsi="Times New Roman" w:cs="Times New Roman"/>
         </w:rPr>
       </w:pPr>
+      <w:bookmarkStart w:id="32" w:name="_Toc227960354"/>
       <w:r>
         <w:rPr>
           <w:rFonts w:ascii="Times New Roman" w:eastAsia="Times New Roman" w:hAnsi="Times New Roman" w:cs="Times New Roman"/>
@@ -3540,7 +8963,14 @@
         <w:rPr>
           <w:rFonts w:ascii="Times New Roman" w:eastAsia="Times New Roman" w:hAnsi="Times New Roman" w:cs="Times New Roman"/>
         </w:rPr>
-        <w:t xml:space="preserve"> Diagrama de Secuencia del Sistema </w:t>
+        <w:t xml:space="preserve"> Diagrama de Secuencia del Sistema</w:t>
+      </w:r>
+      <w:bookmarkEnd w:id="32"/>
+      <w:r>
+        <w:rPr>
+          <w:rFonts w:ascii="Times New Roman" w:eastAsia="Times New Roman" w:hAnsi="Times New Roman" w:cs="Times New Roman"/>
+        </w:rPr>
+        <w:t xml:space="preserve"> </w:t>
       </w:r>
     </w:p>
     <w:p>
@@ -3549,10 +8979,10 @@
           <w:noProof/>
         </w:rPr>
         <w:drawing>
-          <wp:inline distT="0" distB="0" distL="0" distR="0" wp14:anchorId="4D63AA36" wp14:editId="194D3FD7">
-            <wp:extent cx="6112101" cy="5341620"/>
-            <wp:effectExtent l="0" t="0" r="3175" b="0"/>
-            <wp:docPr id="913282966" name="Imagen 1"/>
+          <wp:inline distT="0" distB="0" distL="0" distR="0" wp14:anchorId="4115FBCC" wp14:editId="414593DA">
+            <wp:extent cx="5400040" cy="5443855"/>
+            <wp:effectExtent l="0" t="0" r="0" b="4445"/>
+            <wp:docPr id="923997488" name="Imagen 2"/>
             <wp:cNvGraphicFramePr>
               <a:graphicFrameLocks xmlns:a="http://schemas.openxmlformats.org/drawingml/2006/main" noChangeAspect="1"/>
             </wp:cNvGraphicFramePr>
@@ -3560,13 +8990,13 @@
               <a:graphicData uri="http://schemas.openxmlformats.org/drawingml/2006/picture">
                 <pic:pic xmlns:pic="http://schemas.openxmlformats.org/drawingml/2006/picture">
                   <pic:nvPicPr>
-                    <pic:cNvPr id="0" name="Picture 1"/>
+                    <pic:cNvPr id="0" name="Picture 2"/>
                     <pic:cNvPicPr>
                       <a:picLocks noChangeAspect="1" noChangeArrowheads="1"/>
                     </pic:cNvPicPr>
                   </pic:nvPicPr>
                   <pic:blipFill>
-                    <a:blip r:embed="rId18">
+                    <a:blip r:embed="rId24">
                       <a:extLst>
                         <a:ext uri="{28A0092B-C50C-407E-A947-70E740481C1C}">
                           <a14:useLocalDpi xmlns:a14="http://schemas.microsoft.com/office/drawing/2010/main" val="0"/>
@@ -3581,7 +9011,7 @@
                   <pic:spPr bwMode="auto">
                     <a:xfrm>
                       <a:off x="0" y="0"/>
-                      <a:ext cx="6117174" cy="5346054"/>
+                      <a:ext cx="5400040" cy="5443855"/>
                     </a:xfrm>
                     <a:prstGeom prst="rect">
                       <a:avLst/>
@@ -3605,6 +9035,7 @@
           <w:rFonts w:ascii="Times New Roman" w:eastAsia="Times New Roman" w:hAnsi="Times New Roman" w:cs="Times New Roman"/>
         </w:rPr>
       </w:pPr>
+      <w:bookmarkStart w:id="33" w:name="_Toc227960355"/>
       <w:r>
         <w:rPr>
           <w:rFonts w:ascii="Times New Roman" w:eastAsia="Times New Roman" w:hAnsi="Times New Roman" w:cs="Times New Roman"/>
@@ -3624,31 +9055,61 @@
         </w:rPr>
         <w:t xml:space="preserve"> Diagrama de Clases</w:t>
       </w:r>
+      <w:bookmarkEnd w:id="33"/>
     </w:p>
     <w:p>
-      <w:pPr>
-        <w:pStyle w:val="Ttulo3"/>
-        <w:rPr>
-          <w:rFonts w:ascii="Times New Roman" w:eastAsia="Times New Roman" w:hAnsi="Times New Roman" w:cs="Times New Roman"/>
-        </w:rPr>
-      </w:pPr>
-      <w:r>
-        <w:rPr>
-          <w:rFonts w:ascii="Times New Roman" w:eastAsia="Times New Roman" w:hAnsi="Times New Roman" w:cs="Times New Roman"/>
-        </w:rPr>
-        <w:t>2.3.</w:t>
-      </w:r>
-      <w:r>
-        <w:rPr>
-          <w:rFonts w:ascii="Times New Roman" w:eastAsia="Times New Roman" w:hAnsi="Times New Roman" w:cs="Times New Roman"/>
-        </w:rPr>
-        <w:t>5</w:t>
-      </w:r>
-      <w:r>
-        <w:rPr>
-          <w:rFonts w:ascii="Times New Roman" w:eastAsia="Times New Roman" w:hAnsi="Times New Roman" w:cs="Times New Roman"/>
-        </w:rPr>
-        <w:t xml:space="preserve"> Der</w:t>
+      <w:r>
+        <w:rPr>
+          <w:noProof/>
+        </w:rPr>
+        <w:drawing>
+          <wp:inline distT="0" distB="0" distL="0" distR="0" wp14:anchorId="5756F843" wp14:editId="048DB4B7">
+            <wp:extent cx="3390300" cy="3569622"/>
+            <wp:effectExtent l="0" t="0" r="635" b="0"/>
+            <wp:docPr id="1393417997" name="Imagen 3"/>
+            <wp:cNvGraphicFramePr>
+              <a:graphicFrameLocks xmlns:a="http://schemas.openxmlformats.org/drawingml/2006/main" noChangeAspect="1"/>
+            </wp:cNvGraphicFramePr>
+            <a:graphic xmlns:a="http://schemas.openxmlformats.org/drawingml/2006/main">
+              <a:graphicData uri="http://schemas.openxmlformats.org/drawingml/2006/picture">
+                <pic:pic xmlns:pic="http://schemas.openxmlformats.org/drawingml/2006/picture">
+                  <pic:nvPicPr>
+                    <pic:cNvPr id="0" name="Picture 3"/>
+                    <pic:cNvPicPr>
+                      <a:picLocks noChangeAspect="1" noChangeArrowheads="1"/>
+                    </pic:cNvPicPr>
+                  </pic:nvPicPr>
+                  <pic:blipFill>
+                    <a:blip r:embed="rId17">
+                      <a:extLst>
+                        <a:ext uri="{28A0092B-C50C-407E-A947-70E740481C1C}">
+                          <a14:useLocalDpi xmlns:a14="http://schemas.microsoft.com/office/drawing/2010/main" val="0"/>
+                        </a:ext>
+                      </a:extLst>
+                    </a:blip>
+                    <a:srcRect/>
+                    <a:stretch>
+                      <a:fillRect/>
+                    </a:stretch>
+                  </pic:blipFill>
+                  <pic:spPr bwMode="auto">
+                    <a:xfrm>
+                      <a:off x="0" y="0"/>
+                      <a:ext cx="3405408" cy="3585529"/>
+                    </a:xfrm>
+                    <a:prstGeom prst="rect">
+                      <a:avLst/>
+                    </a:prstGeom>
+                    <a:noFill/>
+                    <a:ln>
+                      <a:noFill/>
+                    </a:ln>
+                  </pic:spPr>
+                </pic:pic>
+              </a:graphicData>
+            </a:graphic>
+          </wp:inline>
+        </w:drawing>
       </w:r>
     </w:p>
     <w:p>
@@ -3658,6 +9119,7 @@
           <w:rFonts w:ascii="Times New Roman" w:eastAsia="Times New Roman" w:hAnsi="Times New Roman" w:cs="Times New Roman"/>
         </w:rPr>
       </w:pPr>
+      <w:bookmarkStart w:id="34" w:name="_Toc227960356"/>
       <w:r>
         <w:rPr>
           <w:rFonts w:ascii="Times New Roman" w:eastAsia="Times New Roman" w:hAnsi="Times New Roman" w:cs="Times New Roman"/>
@@ -3668,17 +9130,49 @@
         <w:rPr>
           <w:rFonts w:ascii="Times New Roman" w:eastAsia="Times New Roman" w:hAnsi="Times New Roman" w:cs="Times New Roman"/>
         </w:rPr>
-        <w:t>6</w:t>
-      </w:r>
-      <w:r>
-        <w:rPr>
-          <w:rFonts w:ascii="Times New Roman" w:eastAsia="Times New Roman" w:hAnsi="Times New Roman" w:cs="Times New Roman"/>
-        </w:rPr>
-        <w:t xml:space="preserve"> Pantalla GIU</w:t>
-      </w:r>
+        <w:t>5</w:t>
+      </w:r>
+      <w:r>
+        <w:rPr>
+          <w:rFonts w:ascii="Times New Roman" w:eastAsia="Times New Roman" w:hAnsi="Times New Roman" w:cs="Times New Roman"/>
+        </w:rPr>
+        <w:t xml:space="preserve"> Der</w:t>
+      </w:r>
+      <w:bookmarkEnd w:id="34"/>
     </w:p>
     <w:p>
-      <w:r>
+      <w:pPr>
+        <w:pStyle w:val="Ttulo3"/>
+        <w:rPr>
+          <w:rFonts w:ascii="Times New Roman" w:eastAsia="Times New Roman" w:hAnsi="Times New Roman" w:cs="Times New Roman"/>
+        </w:rPr>
+      </w:pPr>
+      <w:bookmarkStart w:id="35" w:name="_Toc227960357"/>
+      <w:r>
+        <w:rPr>
+          <w:rFonts w:ascii="Times New Roman" w:eastAsia="Times New Roman" w:hAnsi="Times New Roman" w:cs="Times New Roman"/>
+        </w:rPr>
+        <w:t>2.3.</w:t>
+      </w:r>
+      <w:r>
+        <w:rPr>
+          <w:rFonts w:ascii="Times New Roman" w:eastAsia="Times New Roman" w:hAnsi="Times New Roman" w:cs="Times New Roman"/>
+        </w:rPr>
+        <w:t>6</w:t>
+      </w:r>
+      <w:r>
+        <w:rPr>
+          <w:rFonts w:ascii="Times New Roman" w:eastAsia="Times New Roman" w:hAnsi="Times New Roman" w:cs="Times New Roman"/>
+        </w:rPr>
+        <w:t xml:space="preserve"> Pantalla GIU</w:t>
+      </w:r>
+      <w:bookmarkEnd w:id="35"/>
+    </w:p>
+    <w:p>
+      <w:r>
+        <w:rPr>
+          <w:noProof/>
+        </w:rPr>
         <w:drawing>
           <wp:inline distT="0" distB="0" distL="0" distR="0" wp14:anchorId="4320E766" wp14:editId="73CD3AB2">
             <wp:extent cx="3525520" cy="2263148"/>
@@ -3695,7 +9189,7 @@
                     <pic:cNvPicPr/>
                   </pic:nvPicPr>
                   <pic:blipFill>
-                    <a:blip r:embed="rId19"/>
+                    <a:blip r:embed="rId25"/>
                     <a:stretch>
                       <a:fillRect/>
                     </a:stretch>
@@ -3726,14 +9220,17 @@
           <w:szCs w:val="30"/>
         </w:rPr>
       </w:pPr>
+      <w:bookmarkStart w:id="36" w:name="_Toc227960358"/>
       <w:r>
         <w:rPr>
           <w:rFonts w:ascii="Times New Roman" w:eastAsia="Times New Roman" w:hAnsi="Times New Roman" w:cs="Times New Roman"/>
           <w:sz w:val="30"/>
           <w:szCs w:val="30"/>
         </w:rPr>
+        <w:lastRenderedPageBreak/>
         <w:t>2.4 LogOut – CU002 LogOut</w:t>
       </w:r>
+      <w:bookmarkEnd w:id="36"/>
     </w:p>
     <w:p>
       <w:pPr>
@@ -3742,6 +9239,7 @@
           <w:rFonts w:ascii="Times New Roman" w:eastAsia="Times New Roman" w:hAnsi="Times New Roman" w:cs="Times New Roman"/>
         </w:rPr>
       </w:pPr>
+      <w:bookmarkStart w:id="37" w:name="_Toc227960359"/>
       <w:r>
         <w:rPr>
           <w:rFonts w:ascii="Times New Roman" w:eastAsia="Times New Roman" w:hAnsi="Times New Roman" w:cs="Times New Roman"/>
@@ -3760,6 +9258,7 @@
         </w:rPr>
         <w:t xml:space="preserve"> Diagrama LogOut</w:t>
       </w:r>
+      <w:bookmarkEnd w:id="37"/>
     </w:p>
     <w:p>
       <w:r>
@@ -3784,7 +9283,7 @@
                     </pic:cNvPicPr>
                   </pic:nvPicPr>
                   <pic:blipFill>
-                    <a:blip r:embed="rId20">
+                    <a:blip r:embed="rId26">
                       <a:extLst>
                         <a:ext uri="{28A0092B-C50C-407E-A947-70E740481C1C}">
                           <a14:useLocalDpi xmlns:a14="http://schemas.microsoft.com/office/drawing/2010/main" val="0"/>
@@ -3823,6 +9322,7 @@
           <w:rFonts w:ascii="Times New Roman" w:eastAsia="Times New Roman" w:hAnsi="Times New Roman" w:cs="Times New Roman"/>
         </w:rPr>
       </w:pPr>
+      <w:bookmarkStart w:id="38" w:name="_Toc227960360"/>
       <w:r>
         <w:rPr>
           <w:rFonts w:ascii="Times New Roman" w:eastAsia="Times New Roman" w:hAnsi="Times New Roman" w:cs="Times New Roman"/>
@@ -3841,6 +9341,7 @@
         </w:rPr>
         <w:t xml:space="preserve"> Especificación CU</w:t>
       </w:r>
+      <w:bookmarkEnd w:id="38"/>
     </w:p>
     <w:tbl>
       <w:tblPr>
@@ -4142,7 +9643,6 @@
                 <w:bCs/>
                 <w:color w:val="000000"/>
               </w:rPr>
-              <w:lastRenderedPageBreak/>
               <w:t xml:space="preserve">PRECONDICIONES: </w:t>
             </w:r>
             <w:r>
@@ -4578,7 +10078,21 @@
                 <w:rFonts w:ascii="Times New Roman" w:eastAsia="Times New Roman" w:hAnsi="Times New Roman" w:cs="Times New Roman"/>
                 <w:color w:val="000000"/>
               </w:rPr>
-              <w:t xml:space="preserve"> cierra el programa</w:t>
+              <w:t xml:space="preserve"> </w:t>
+            </w:r>
+            <w:r>
+              <w:rPr>
+                <w:rFonts w:ascii="Times New Roman" w:eastAsia="Times New Roman" w:hAnsi="Times New Roman" w:cs="Times New Roman"/>
+                <w:color w:val="000000"/>
+              </w:rPr>
+              <w:t xml:space="preserve">se </w:t>
+            </w:r>
+            <w:r>
+              <w:rPr>
+                <w:rFonts w:ascii="Times New Roman" w:eastAsia="Times New Roman" w:hAnsi="Times New Roman" w:cs="Times New Roman"/>
+                <w:color w:val="000000"/>
+              </w:rPr>
+              <w:t>cierra el programa</w:t>
             </w:r>
             <w:r>
               <w:rPr>
@@ -4599,10 +10113,12 @@
           <w:rFonts w:ascii="Times New Roman" w:eastAsia="Times New Roman" w:hAnsi="Times New Roman" w:cs="Times New Roman"/>
         </w:rPr>
       </w:pPr>
-      <w:r>
-        <w:rPr>
-          <w:rFonts w:ascii="Times New Roman" w:eastAsia="Times New Roman" w:hAnsi="Times New Roman" w:cs="Times New Roman"/>
-        </w:rPr>
+      <w:bookmarkStart w:id="39" w:name="_Toc227960361"/>
+      <w:r>
+        <w:rPr>
+          <w:rFonts w:ascii="Times New Roman" w:eastAsia="Times New Roman" w:hAnsi="Times New Roman" w:cs="Times New Roman"/>
+        </w:rPr>
+        <w:lastRenderedPageBreak/>
         <w:t>2.4.</w:t>
       </w:r>
       <w:r>
@@ -4615,7 +10131,14 @@
         <w:rPr>
           <w:rFonts w:ascii="Times New Roman" w:eastAsia="Times New Roman" w:hAnsi="Times New Roman" w:cs="Times New Roman"/>
         </w:rPr>
-        <w:t xml:space="preserve"> Diagrama de Secuencia del Sistema </w:t>
+        <w:t xml:space="preserve"> Diagrama de Secuencia del Sistema</w:t>
+      </w:r>
+      <w:bookmarkEnd w:id="39"/>
+      <w:r>
+        <w:rPr>
+          <w:rFonts w:ascii="Times New Roman" w:eastAsia="Times New Roman" w:hAnsi="Times New Roman" w:cs="Times New Roman"/>
+        </w:rPr>
+        <w:t xml:space="preserve"> </w:t>
       </w:r>
     </w:p>
     <w:p>
@@ -4624,10 +10147,10 @@
           <w:noProof/>
         </w:rPr>
         <w:drawing>
-          <wp:inline distT="0" distB="0" distL="0" distR="0" wp14:anchorId="574F801F" wp14:editId="7C52FE30">
-            <wp:extent cx="4907280" cy="3368040"/>
-            <wp:effectExtent l="0" t="0" r="7620" b="3810"/>
-            <wp:docPr id="534759127" name="Imagen 6"/>
+          <wp:inline distT="0" distB="0" distL="0" distR="0" wp14:anchorId="595748D0" wp14:editId="6B4729BB">
+            <wp:extent cx="5400040" cy="3974465"/>
+            <wp:effectExtent l="0" t="0" r="0" b="6985"/>
+            <wp:docPr id="1237775139" name="Imagen 3"/>
             <wp:cNvGraphicFramePr>
               <a:graphicFrameLocks xmlns:a="http://schemas.openxmlformats.org/drawingml/2006/main" noChangeAspect="1"/>
             </wp:cNvGraphicFramePr>
@@ -4635,13 +10158,13 @@
               <a:graphicData uri="http://schemas.openxmlformats.org/drawingml/2006/picture">
                 <pic:pic xmlns:pic="http://schemas.openxmlformats.org/drawingml/2006/picture">
                   <pic:nvPicPr>
-                    <pic:cNvPr id="0" name="Picture 6"/>
+                    <pic:cNvPr id="0" name="Picture 3"/>
                     <pic:cNvPicPr>
                       <a:picLocks noChangeAspect="1" noChangeArrowheads="1"/>
                     </pic:cNvPicPr>
                   </pic:nvPicPr>
                   <pic:blipFill>
-                    <a:blip r:embed="rId21">
+                    <a:blip r:embed="rId27">
                       <a:extLst>
                         <a:ext uri="{28A0092B-C50C-407E-A947-70E740481C1C}">
                           <a14:useLocalDpi xmlns:a14="http://schemas.microsoft.com/office/drawing/2010/main" val="0"/>
@@ -4656,7 +10179,7 @@
                   <pic:spPr bwMode="auto">
                     <a:xfrm>
                       <a:off x="0" y="0"/>
-                      <a:ext cx="4907280" cy="3368040"/>
+                      <a:ext cx="5400040" cy="3974465"/>
                     </a:xfrm>
                     <a:prstGeom prst="rect">
                       <a:avLst/>
@@ -4680,6 +10203,7 @@
           <w:rFonts w:ascii="Times New Roman" w:eastAsia="Times New Roman" w:hAnsi="Times New Roman" w:cs="Times New Roman"/>
         </w:rPr>
       </w:pPr>
+      <w:bookmarkStart w:id="40" w:name="_Toc227960362"/>
       <w:r>
         <w:rPr>
           <w:rFonts w:ascii="Times New Roman" w:eastAsia="Times New Roman" w:hAnsi="Times New Roman" w:cs="Times New Roman"/>
@@ -4699,31 +10223,61 @@
         </w:rPr>
         <w:t xml:space="preserve"> Diagrama de Clases</w:t>
       </w:r>
+      <w:bookmarkEnd w:id="40"/>
     </w:p>
     <w:p>
-      <w:pPr>
-        <w:pStyle w:val="Ttulo3"/>
-        <w:rPr>
-          <w:rFonts w:ascii="Times New Roman" w:eastAsia="Times New Roman" w:hAnsi="Times New Roman" w:cs="Times New Roman"/>
-        </w:rPr>
-      </w:pPr>
-      <w:r>
-        <w:rPr>
-          <w:rFonts w:ascii="Times New Roman" w:eastAsia="Times New Roman" w:hAnsi="Times New Roman" w:cs="Times New Roman"/>
-        </w:rPr>
-        <w:t>2.4.</w:t>
-      </w:r>
-      <w:r>
-        <w:rPr>
-          <w:rFonts w:ascii="Times New Roman" w:eastAsia="Times New Roman" w:hAnsi="Times New Roman" w:cs="Times New Roman"/>
-        </w:rPr>
-        <w:t>5</w:t>
-      </w:r>
-      <w:r>
-        <w:rPr>
-          <w:rFonts w:ascii="Times New Roman" w:eastAsia="Times New Roman" w:hAnsi="Times New Roman" w:cs="Times New Roman"/>
-        </w:rPr>
-        <w:t xml:space="preserve"> Der</w:t>
+      <w:r>
+        <w:rPr>
+          <w:noProof/>
+        </w:rPr>
+        <w:drawing>
+          <wp:inline distT="0" distB="0" distL="0" distR="0" wp14:anchorId="30FE83FE" wp14:editId="6B79BC66">
+            <wp:extent cx="3954780" cy="4085517"/>
+            <wp:effectExtent l="0" t="0" r="7620" b="0"/>
+            <wp:docPr id="1804708162" name="Imagen 4"/>
+            <wp:cNvGraphicFramePr>
+              <a:graphicFrameLocks xmlns:a="http://schemas.openxmlformats.org/drawingml/2006/main" noChangeAspect="1"/>
+            </wp:cNvGraphicFramePr>
+            <a:graphic xmlns:a="http://schemas.openxmlformats.org/drawingml/2006/main">
+              <a:graphicData uri="http://schemas.openxmlformats.org/drawingml/2006/picture">
+                <pic:pic xmlns:pic="http://schemas.openxmlformats.org/drawingml/2006/picture">
+                  <pic:nvPicPr>
+                    <pic:cNvPr id="0" name="Picture 4"/>
+                    <pic:cNvPicPr>
+                      <a:picLocks noChangeAspect="1" noChangeArrowheads="1"/>
+                    </pic:cNvPicPr>
+                  </pic:nvPicPr>
+                  <pic:blipFill>
+                    <a:blip r:embed="rId28">
+                      <a:extLst>
+                        <a:ext uri="{28A0092B-C50C-407E-A947-70E740481C1C}">
+                          <a14:useLocalDpi xmlns:a14="http://schemas.microsoft.com/office/drawing/2010/main" val="0"/>
+                        </a:ext>
+                      </a:extLst>
+                    </a:blip>
+                    <a:srcRect/>
+                    <a:stretch>
+                      <a:fillRect/>
+                    </a:stretch>
+                  </pic:blipFill>
+                  <pic:spPr bwMode="auto">
+                    <a:xfrm>
+                      <a:off x="0" y="0"/>
+                      <a:ext cx="3961775" cy="4092743"/>
+                    </a:xfrm>
+                    <a:prstGeom prst="rect">
+                      <a:avLst/>
+                    </a:prstGeom>
+                    <a:noFill/>
+                    <a:ln>
+                      <a:noFill/>
+                    </a:ln>
+                  </pic:spPr>
+                </pic:pic>
+              </a:graphicData>
+            </a:graphic>
+          </wp:inline>
+        </w:drawing>
       </w:r>
     </w:p>
     <w:p>
@@ -4731,9 +10285,39 @@
         <w:pStyle w:val="Ttulo3"/>
         <w:rPr>
           <w:rFonts w:ascii="Times New Roman" w:eastAsia="Times New Roman" w:hAnsi="Times New Roman" w:cs="Times New Roman"/>
+        </w:rPr>
+      </w:pPr>
+      <w:bookmarkStart w:id="41" w:name="_Toc227960363"/>
+      <w:r>
+        <w:rPr>
+          <w:rFonts w:ascii="Times New Roman" w:eastAsia="Times New Roman" w:hAnsi="Times New Roman" w:cs="Times New Roman"/>
+        </w:rPr>
+        <w:lastRenderedPageBreak/>
+        <w:t>2.4.</w:t>
+      </w:r>
+      <w:r>
+        <w:rPr>
+          <w:rFonts w:ascii="Times New Roman" w:eastAsia="Times New Roman" w:hAnsi="Times New Roman" w:cs="Times New Roman"/>
+        </w:rPr>
+        <w:t>5</w:t>
+      </w:r>
+      <w:r>
+        <w:rPr>
+          <w:rFonts w:ascii="Times New Roman" w:eastAsia="Times New Roman" w:hAnsi="Times New Roman" w:cs="Times New Roman"/>
+        </w:rPr>
+        <w:t xml:space="preserve"> Der</w:t>
+      </w:r>
+      <w:bookmarkEnd w:id="41"/>
+    </w:p>
+    <w:p>
+      <w:pPr>
+        <w:pStyle w:val="Ttulo3"/>
+        <w:rPr>
+          <w:rFonts w:ascii="Times New Roman" w:eastAsia="Times New Roman" w:hAnsi="Times New Roman" w:cs="Times New Roman"/>
           <w:color w:val="000000"/>
         </w:rPr>
       </w:pPr>
+      <w:bookmarkStart w:id="42" w:name="_Toc227960364"/>
       <w:r>
         <w:rPr>
           <w:rFonts w:ascii="Times New Roman" w:eastAsia="Times New Roman" w:hAnsi="Times New Roman" w:cs="Times New Roman"/>
@@ -4752,6 +10336,7 @@
         </w:rPr>
         <w:t xml:space="preserve"> Pantalla GIU</w:t>
       </w:r>
+      <w:bookmarkEnd w:id="42"/>
     </w:p>
     <w:p>
       <w:pPr>
@@ -4777,6 +10362,7 @@
           <w:rFonts w:ascii="Times New Roman" w:eastAsia="Times New Roman" w:hAnsi="Times New Roman" w:cs="Times New Roman"/>
           <w:b/>
           <w:bCs/>
+          <w:noProof/>
           <w:color w:val="000000"/>
         </w:rPr>
         <w:drawing>
@@ -4795,7 +10381,7 @@
                     <pic:cNvPicPr/>
                   </pic:nvPicPr>
                   <pic:blipFill>
-                    <a:blip r:embed="rId22"/>
+                    <a:blip r:embed="rId29"/>
                     <a:stretch>
                       <a:fillRect/>
                     </a:stretch>
@@ -4823,8 +10409,9 @@
           <w:rFonts w:ascii="Times New Roman" w:eastAsia="Times New Roman" w:hAnsi="Times New Roman" w:cs="Times New Roman"/>
         </w:rPr>
       </w:pPr>
-      <w:bookmarkStart w:id="5" w:name="_heading=h.j92yilbr9zt7" w:colFirst="0" w:colLast="0"/>
-      <w:bookmarkEnd w:id="5"/>
+      <w:bookmarkStart w:id="43" w:name="_heading=h.j92yilbr9zt7" w:colFirst="0" w:colLast="0"/>
+      <w:bookmarkStart w:id="44" w:name="_Toc227960365"/>
+      <w:bookmarkEnd w:id="43"/>
       <w:r>
         <w:rPr>
           <w:rFonts w:ascii="Times New Roman" w:eastAsia="Times New Roman" w:hAnsi="Times New Roman" w:cs="Times New Roman"/>
@@ -4832,6 +10419,7 @@
         <w:lastRenderedPageBreak/>
         <w:t>3. GESTIÓN ABML USUARIO</w:t>
       </w:r>
+      <w:bookmarkEnd w:id="44"/>
     </w:p>
     <w:p>
       <w:pPr>
@@ -4842,6 +10430,7 @@
           <w:szCs w:val="30"/>
         </w:rPr>
       </w:pPr>
+      <w:bookmarkStart w:id="45" w:name="_Toc227960366"/>
       <w:r>
         <w:rPr>
           <w:rFonts w:ascii="Times New Roman" w:eastAsia="Times New Roman" w:hAnsi="Times New Roman" w:cs="Times New Roman"/>
@@ -4850,6 +10439,7 @@
         </w:rPr>
         <w:t>3.1 Objetivo General</w:t>
       </w:r>
+      <w:bookmarkEnd w:id="45"/>
     </w:p>
     <w:p>
       <w:pPr>
@@ -4860,6 +10450,7 @@
           <w:szCs w:val="30"/>
         </w:rPr>
       </w:pPr>
+      <w:bookmarkStart w:id="46" w:name="_Toc227960367"/>
       <w:r>
         <w:rPr>
           <w:rFonts w:ascii="Times New Roman" w:eastAsia="Times New Roman" w:hAnsi="Times New Roman" w:cs="Times New Roman"/>
@@ -4868,6 +10459,7 @@
         </w:rPr>
         <w:t>3.2 Diagrama de Clases y DER</w:t>
       </w:r>
+      <w:bookmarkEnd w:id="46"/>
     </w:p>
     <w:p>
       <w:pPr>
@@ -4878,13 +10470,23 @@
           <w:szCs w:val="30"/>
         </w:rPr>
       </w:pPr>
+      <w:bookmarkStart w:id="47" w:name="_Toc227960368"/>
       <w:r>
         <w:rPr>
           <w:rFonts w:ascii="Times New Roman" w:eastAsia="Times New Roman" w:hAnsi="Times New Roman" w:cs="Times New Roman"/>
           <w:sz w:val="30"/>
           <w:szCs w:val="30"/>
         </w:rPr>
-        <w:t xml:space="preserve">3.3 Diagrama ABML Usuario </w:t>
+        <w:t>3.3 Diagrama ABML Usuario</w:t>
+      </w:r>
+      <w:bookmarkEnd w:id="47"/>
+      <w:r>
+        <w:rPr>
+          <w:rFonts w:ascii="Times New Roman" w:eastAsia="Times New Roman" w:hAnsi="Times New Roman" w:cs="Times New Roman"/>
+          <w:sz w:val="30"/>
+          <w:szCs w:val="30"/>
+        </w:rPr>
+        <w:t xml:space="preserve"> </w:t>
       </w:r>
     </w:p>
     <w:p>
@@ -4917,7 +10519,7 @@
                     </pic:cNvPicPr>
                   </pic:nvPicPr>
                   <pic:blipFill>
-                    <a:blip r:embed="rId23">
+                    <a:blip r:embed="rId30">
                       <a:extLst>
                         <a:ext uri="{28A0092B-C50C-407E-A947-70E740481C1C}">
                           <a14:useLocalDpi xmlns:a14="http://schemas.microsoft.com/office/drawing/2010/main" val="0"/>
@@ -4958,6 +10560,7 @@
           <w:szCs w:val="30"/>
         </w:rPr>
       </w:pPr>
+      <w:bookmarkStart w:id="48" w:name="_Toc227960369"/>
       <w:r>
         <w:rPr>
           <w:rFonts w:ascii="Times New Roman" w:eastAsia="Times New Roman" w:hAnsi="Times New Roman" w:cs="Times New Roman"/>
@@ -4966,6 +10569,7 @@
         </w:rPr>
         <w:t>3.4 Pantalla GIU</w:t>
       </w:r>
+      <w:bookmarkEnd w:id="48"/>
     </w:p>
     <w:p>
       <w:r>
@@ -4988,7 +10592,7 @@
                     <pic:cNvPicPr/>
                   </pic:nvPicPr>
                   <pic:blipFill>
-                    <a:blip r:embed="rId24"/>
+                    <a:blip r:embed="rId31"/>
                     <a:stretch>
                       <a:fillRect/>
                     </a:stretch>
@@ -5018,6 +10622,7 @@
           <w:szCs w:val="30"/>
         </w:rPr>
       </w:pPr>
+      <w:bookmarkStart w:id="49" w:name="_Toc227960370"/>
       <w:r>
         <w:rPr>
           <w:rFonts w:ascii="Times New Roman" w:eastAsia="Times New Roman" w:hAnsi="Times New Roman" w:cs="Times New Roman"/>
@@ -5043,6 +10648,7 @@
         </w:rPr>
         <w:t xml:space="preserve"> Usuario</w:t>
       </w:r>
+      <w:bookmarkEnd w:id="49"/>
     </w:p>
     <w:p>
       <w:pPr>
@@ -5051,6 +10657,7 @@
           <w:rFonts w:ascii="Times New Roman" w:eastAsia="Times New Roman" w:hAnsi="Times New Roman" w:cs="Times New Roman"/>
         </w:rPr>
       </w:pPr>
+      <w:bookmarkStart w:id="50" w:name="_Toc227960371"/>
       <w:r>
         <w:rPr>
           <w:rFonts w:ascii="Times New Roman" w:eastAsia="Times New Roman" w:hAnsi="Times New Roman" w:cs="Times New Roman"/>
@@ -5067,7 +10674,14 @@
         <w:rPr>
           <w:rFonts w:ascii="Times New Roman" w:eastAsia="Times New Roman" w:hAnsi="Times New Roman" w:cs="Times New Roman"/>
         </w:rPr>
-        <w:t xml:space="preserve"> Especificación CU </w:t>
+        <w:t xml:space="preserve"> Especificación CU</w:t>
+      </w:r>
+      <w:bookmarkEnd w:id="50"/>
+      <w:r>
+        <w:rPr>
+          <w:rFonts w:ascii="Times New Roman" w:eastAsia="Times New Roman" w:hAnsi="Times New Roman" w:cs="Times New Roman"/>
+        </w:rPr>
+        <w:t xml:space="preserve"> </w:t>
       </w:r>
     </w:p>
     <w:tbl>
@@ -5877,6 +11491,7 @@
           <w:rFonts w:ascii="Times New Roman" w:eastAsia="Times New Roman" w:hAnsi="Times New Roman" w:cs="Times New Roman"/>
         </w:rPr>
       </w:pPr>
+      <w:bookmarkStart w:id="51" w:name="_Toc227960372"/>
       <w:r>
         <w:rPr>
           <w:rFonts w:ascii="Times New Roman" w:eastAsia="Times New Roman" w:hAnsi="Times New Roman" w:cs="Times New Roman"/>
@@ -5894,7 +11509,14 @@
         <w:rPr>
           <w:rFonts w:ascii="Times New Roman" w:eastAsia="Times New Roman" w:hAnsi="Times New Roman" w:cs="Times New Roman"/>
         </w:rPr>
-        <w:t xml:space="preserve"> Diagrama Secuencia Sistema </w:t>
+        <w:t xml:space="preserve"> Diagrama Secuencia Sistema</w:t>
+      </w:r>
+      <w:bookmarkEnd w:id="51"/>
+      <w:r>
+        <w:rPr>
+          <w:rFonts w:ascii="Times New Roman" w:eastAsia="Times New Roman" w:hAnsi="Times New Roman" w:cs="Times New Roman"/>
+        </w:rPr>
+        <w:t xml:space="preserve"> </w:t>
       </w:r>
     </w:p>
     <w:p>
@@ -5908,10 +11530,10 @@
           <w:noProof/>
         </w:rPr>
         <w:drawing>
-          <wp:inline distT="0" distB="0" distL="0" distR="0" wp14:anchorId="32047613" wp14:editId="14C74452">
-            <wp:extent cx="6210300" cy="3901885"/>
-            <wp:effectExtent l="0" t="0" r="0" b="3810"/>
-            <wp:docPr id="1086218720" name="Imagen 5"/>
+          <wp:inline distT="0" distB="0" distL="0" distR="0" wp14:anchorId="13660E2F" wp14:editId="5A68F94D">
+            <wp:extent cx="5400040" cy="3719830"/>
+            <wp:effectExtent l="0" t="0" r="0" b="0"/>
+            <wp:docPr id="1992154255" name="Imagen 5"/>
             <wp:cNvGraphicFramePr>
               <a:graphicFrameLocks xmlns:a="http://schemas.openxmlformats.org/drawingml/2006/main" noChangeAspect="1"/>
             </wp:cNvGraphicFramePr>
@@ -5925,7 +11547,7 @@
                     </pic:cNvPicPr>
                   </pic:nvPicPr>
                   <pic:blipFill>
-                    <a:blip r:embed="rId25">
+                    <a:blip r:embed="rId32">
                       <a:extLst>
                         <a:ext uri="{28A0092B-C50C-407E-A947-70E740481C1C}">
                           <a14:useLocalDpi xmlns:a14="http://schemas.microsoft.com/office/drawing/2010/main" val="0"/>
@@ -5940,7 +11562,7 @@
                   <pic:spPr bwMode="auto">
                     <a:xfrm>
                       <a:off x="0" y="0"/>
-                      <a:ext cx="6212536" cy="3903290"/>
+                      <a:ext cx="5400040" cy="3719830"/>
                     </a:xfrm>
                     <a:prstGeom prst="rect">
                       <a:avLst/>
@@ -5966,6 +11588,7 @@
           <w:szCs w:val="30"/>
         </w:rPr>
       </w:pPr>
+      <w:bookmarkStart w:id="52" w:name="_Toc227960373"/>
       <w:r>
         <w:rPr>
           <w:rFonts w:ascii="Times New Roman" w:eastAsia="Times New Roman" w:hAnsi="Times New Roman" w:cs="Times New Roman"/>
@@ -5974,6 +11597,7 @@
         </w:rPr>
         <w:t>3.6 CU004 Baja Usuario</w:t>
       </w:r>
+      <w:bookmarkEnd w:id="52"/>
     </w:p>
     <w:p>
       <w:pPr>
@@ -5982,6 +11606,7 @@
           <w:rFonts w:ascii="Times New Roman" w:eastAsia="Times New Roman" w:hAnsi="Times New Roman" w:cs="Times New Roman"/>
         </w:rPr>
       </w:pPr>
+      <w:bookmarkStart w:id="53" w:name="_Toc227960374"/>
       <w:r>
         <w:rPr>
           <w:rFonts w:ascii="Times New Roman" w:eastAsia="Times New Roman" w:hAnsi="Times New Roman" w:cs="Times New Roman"/>
@@ -5998,7 +11623,14 @@
         <w:rPr>
           <w:rFonts w:ascii="Times New Roman" w:eastAsia="Times New Roman" w:hAnsi="Times New Roman" w:cs="Times New Roman"/>
         </w:rPr>
-        <w:t xml:space="preserve"> Especificación CU </w:t>
+        <w:t xml:space="preserve"> Especificación CU</w:t>
+      </w:r>
+      <w:bookmarkEnd w:id="53"/>
+      <w:r>
+        <w:rPr>
+          <w:rFonts w:ascii="Times New Roman" w:eastAsia="Times New Roman" w:hAnsi="Times New Roman" w:cs="Times New Roman"/>
+        </w:rPr>
+        <w:t xml:space="preserve"> </w:t>
       </w:r>
     </w:p>
     <w:tbl>
@@ -6762,6 +12394,7 @@
           <w:rFonts w:ascii="Times New Roman" w:eastAsia="Times New Roman" w:hAnsi="Times New Roman" w:cs="Times New Roman"/>
         </w:rPr>
       </w:pPr>
+      <w:bookmarkStart w:id="54" w:name="_Toc227960375"/>
       <w:r>
         <w:rPr>
           <w:rFonts w:ascii="Times New Roman" w:eastAsia="Times New Roman" w:hAnsi="Times New Roman" w:cs="Times New Roman"/>
@@ -6778,7 +12411,14 @@
         <w:rPr>
           <w:rFonts w:ascii="Times New Roman" w:eastAsia="Times New Roman" w:hAnsi="Times New Roman" w:cs="Times New Roman"/>
         </w:rPr>
-        <w:t xml:space="preserve"> Diagrama Secuencia Sistema </w:t>
+        <w:t xml:space="preserve"> Diagrama Secuencia Sistema</w:t>
+      </w:r>
+      <w:bookmarkEnd w:id="54"/>
+      <w:r>
+        <w:rPr>
+          <w:rFonts w:ascii="Times New Roman" w:eastAsia="Times New Roman" w:hAnsi="Times New Roman" w:cs="Times New Roman"/>
+        </w:rPr>
+        <w:t xml:space="preserve"> </w:t>
       </w:r>
     </w:p>
     <w:p>
@@ -6797,6 +12437,7 @@
           <w:szCs w:val="30"/>
         </w:rPr>
       </w:pPr>
+      <w:bookmarkStart w:id="55" w:name="_Toc227960376"/>
       <w:r>
         <w:rPr>
           <w:rFonts w:ascii="Times New Roman" w:eastAsia="Times New Roman" w:hAnsi="Times New Roman" w:cs="Times New Roman"/>
@@ -6805,6 +12446,7 @@
         </w:rPr>
         <w:t>3.6 CU005 Modificación Usuario</w:t>
       </w:r>
+      <w:bookmarkEnd w:id="55"/>
     </w:p>
     <w:p>
       <w:pPr>
@@ -6813,6 +12455,7 @@
           <w:rFonts w:ascii="Times New Roman" w:eastAsia="Times New Roman" w:hAnsi="Times New Roman" w:cs="Times New Roman"/>
         </w:rPr>
       </w:pPr>
+      <w:bookmarkStart w:id="56" w:name="_Toc227960377"/>
       <w:r>
         <w:rPr>
           <w:rFonts w:ascii="Times New Roman" w:eastAsia="Times New Roman" w:hAnsi="Times New Roman" w:cs="Times New Roman"/>
@@ -6829,7 +12472,14 @@
         <w:rPr>
           <w:rFonts w:ascii="Times New Roman" w:eastAsia="Times New Roman" w:hAnsi="Times New Roman" w:cs="Times New Roman"/>
         </w:rPr>
-        <w:t xml:space="preserve"> Especificación CU </w:t>
+        <w:t xml:space="preserve"> Especificación CU</w:t>
+      </w:r>
+      <w:bookmarkEnd w:id="56"/>
+      <w:r>
+        <w:rPr>
+          <w:rFonts w:ascii="Times New Roman" w:eastAsia="Times New Roman" w:hAnsi="Times New Roman" w:cs="Times New Roman"/>
+        </w:rPr>
+        <w:t xml:space="preserve"> </w:t>
       </w:r>
     </w:p>
     <w:tbl>
@@ -7723,6 +13373,7 @@
           <w:rFonts w:ascii="Times New Roman" w:eastAsia="Times New Roman" w:hAnsi="Times New Roman" w:cs="Times New Roman"/>
         </w:rPr>
       </w:pPr>
+      <w:bookmarkStart w:id="57" w:name="_Toc227960378"/>
       <w:r>
         <w:rPr>
           <w:rFonts w:ascii="Times New Roman" w:eastAsia="Times New Roman" w:hAnsi="Times New Roman" w:cs="Times New Roman"/>
@@ -7740,7 +13391,14 @@
         <w:rPr>
           <w:rFonts w:ascii="Times New Roman" w:eastAsia="Times New Roman" w:hAnsi="Times New Roman" w:cs="Times New Roman"/>
         </w:rPr>
-        <w:t xml:space="preserve"> Diagrama Secuencia Sistema </w:t>
+        <w:t xml:space="preserve"> Diagrama Secuencia Sistema</w:t>
+      </w:r>
+      <w:bookmarkEnd w:id="57"/>
+      <w:r>
+        <w:rPr>
+          <w:rFonts w:ascii="Times New Roman" w:eastAsia="Times New Roman" w:hAnsi="Times New Roman" w:cs="Times New Roman"/>
+        </w:rPr>
+        <w:t xml:space="preserve"> </w:t>
       </w:r>
     </w:p>
     <w:p>
@@ -7750,14 +13408,16 @@
           <w:rFonts w:ascii="Times New Roman" w:eastAsia="Times New Roman" w:hAnsi="Times New Roman" w:cs="Times New Roman"/>
         </w:rPr>
       </w:pPr>
-      <w:bookmarkStart w:id="6" w:name="_heading=h.n4iuualoax76" w:colFirst="0" w:colLast="0"/>
-      <w:bookmarkEnd w:id="6"/>
+      <w:bookmarkStart w:id="58" w:name="_heading=h.n4iuualoax76" w:colFirst="0" w:colLast="0"/>
+      <w:bookmarkStart w:id="59" w:name="_Toc227960379"/>
+      <w:bookmarkEnd w:id="58"/>
       <w:r>
         <w:rPr>
           <w:rFonts w:ascii="Times New Roman" w:eastAsia="Times New Roman" w:hAnsi="Times New Roman" w:cs="Times New Roman"/>
         </w:rPr>
         <w:t>4. GESTIÓN ABM PRODUCTO</w:t>
       </w:r>
+      <w:bookmarkEnd w:id="59"/>
     </w:p>
     <w:p>
       <w:pPr>
@@ -7768,6 +13428,7 @@
           <w:szCs w:val="30"/>
         </w:rPr>
       </w:pPr>
+      <w:bookmarkStart w:id="60" w:name="_Toc227960380"/>
       <w:r>
         <w:rPr>
           <w:rFonts w:ascii="Times New Roman" w:eastAsia="Times New Roman" w:hAnsi="Times New Roman" w:cs="Times New Roman"/>
@@ -7776,6 +13437,7 @@
         </w:rPr>
         <w:t>4.1 Objetivo General</w:t>
       </w:r>
+      <w:bookmarkEnd w:id="60"/>
     </w:p>
     <w:p>
       <w:pPr>
@@ -7786,6 +13448,7 @@
           <w:szCs w:val="30"/>
         </w:rPr>
       </w:pPr>
+      <w:bookmarkStart w:id="61" w:name="_Toc227960381"/>
       <w:r>
         <w:rPr>
           <w:rFonts w:ascii="Times New Roman" w:eastAsia="Times New Roman" w:hAnsi="Times New Roman" w:cs="Times New Roman"/>
@@ -7794,6 +13457,7 @@
         </w:rPr>
         <w:t>4.2 Diagrama de Clases y DER</w:t>
       </w:r>
+      <w:bookmarkEnd w:id="61"/>
     </w:p>
     <w:p>
       <w:pPr>
@@ -7804,6 +13468,7 @@
           <w:szCs w:val="30"/>
         </w:rPr>
       </w:pPr>
+      <w:bookmarkStart w:id="62" w:name="_Toc227960382"/>
       <w:r>
         <w:rPr>
           <w:rFonts w:ascii="Times New Roman" w:eastAsia="Times New Roman" w:hAnsi="Times New Roman" w:cs="Times New Roman"/>
@@ -7812,6 +13477,7 @@
         </w:rPr>
         <w:t>4.3 Diagrama ABM Producto</w:t>
       </w:r>
+      <w:bookmarkEnd w:id="62"/>
     </w:p>
     <w:p>
       <w:r>
@@ -7839,7 +13505,7 @@
                     </pic:cNvPicPr>
                   </pic:nvPicPr>
                   <pic:blipFill>
-                    <a:blip r:embed="rId26">
+                    <a:blip r:embed="rId33">
                       <a:extLst>
                         <a:ext uri="{28A0092B-C50C-407E-A947-70E740481C1C}">
                           <a14:useLocalDpi xmlns:a14="http://schemas.microsoft.com/office/drawing/2010/main" val="0"/>
@@ -7880,6 +13546,7 @@
           <w:szCs w:val="30"/>
         </w:rPr>
       </w:pPr>
+      <w:bookmarkStart w:id="63" w:name="_Toc227960383"/>
       <w:r>
         <w:rPr>
           <w:rFonts w:ascii="Times New Roman" w:eastAsia="Times New Roman" w:hAnsi="Times New Roman" w:cs="Times New Roman"/>
@@ -7888,6 +13555,7 @@
         </w:rPr>
         <w:t>4.4 Pantalla GIU</w:t>
       </w:r>
+      <w:bookmarkEnd w:id="63"/>
     </w:p>
     <w:p>
       <w:r>
@@ -7910,7 +13578,7 @@
                     <pic:cNvPicPr/>
                   </pic:nvPicPr>
                   <pic:blipFill>
-                    <a:blip r:embed="rId27"/>
+                    <a:blip r:embed="rId34"/>
                     <a:stretch>
                       <a:fillRect/>
                     </a:stretch>
@@ -7940,6 +13608,7 @@
           <w:szCs w:val="30"/>
         </w:rPr>
       </w:pPr>
+      <w:bookmarkStart w:id="64" w:name="_Toc227960384"/>
       <w:r>
         <w:rPr>
           <w:rFonts w:ascii="Times New Roman" w:eastAsia="Times New Roman" w:hAnsi="Times New Roman" w:cs="Times New Roman"/>
@@ -7965,6 +13634,7 @@
         </w:rPr>
         <w:t xml:space="preserve"> Alta Producto</w:t>
       </w:r>
+      <w:bookmarkEnd w:id="64"/>
     </w:p>
     <w:p>
       <w:pPr>
@@ -7973,6 +13643,7 @@
           <w:rFonts w:ascii="Times New Roman" w:eastAsia="Times New Roman" w:hAnsi="Times New Roman" w:cs="Times New Roman"/>
         </w:rPr>
       </w:pPr>
+      <w:bookmarkStart w:id="65" w:name="_Toc227960385"/>
       <w:r>
         <w:rPr>
           <w:rFonts w:ascii="Times New Roman" w:eastAsia="Times New Roman" w:hAnsi="Times New Roman" w:cs="Times New Roman"/>
@@ -7989,7 +13660,14 @@
         <w:rPr>
           <w:rFonts w:ascii="Times New Roman" w:eastAsia="Times New Roman" w:hAnsi="Times New Roman" w:cs="Times New Roman"/>
         </w:rPr>
-        <w:t xml:space="preserve"> Especificación CU </w:t>
+        <w:t xml:space="preserve"> Especificación CU</w:t>
+      </w:r>
+      <w:bookmarkEnd w:id="65"/>
+      <w:r>
+        <w:rPr>
+          <w:rFonts w:ascii="Times New Roman" w:eastAsia="Times New Roman" w:hAnsi="Times New Roman" w:cs="Times New Roman"/>
+        </w:rPr>
+        <w:t xml:space="preserve"> </w:t>
       </w:r>
     </w:p>
     <w:tbl>
@@ -8758,6 +14436,7 @@
           <w:rFonts w:ascii="Times New Roman" w:eastAsia="Times New Roman" w:hAnsi="Times New Roman" w:cs="Times New Roman"/>
         </w:rPr>
       </w:pPr>
+      <w:bookmarkStart w:id="66" w:name="_Toc227960386"/>
       <w:r>
         <w:rPr>
           <w:rFonts w:ascii="Times New Roman" w:eastAsia="Times New Roman" w:hAnsi="Times New Roman" w:cs="Times New Roman"/>
@@ -8774,7 +14453,14 @@
         <w:rPr>
           <w:rFonts w:ascii="Times New Roman" w:eastAsia="Times New Roman" w:hAnsi="Times New Roman" w:cs="Times New Roman"/>
         </w:rPr>
-        <w:t xml:space="preserve"> Diagrama Secuencia Sistema </w:t>
+        <w:t xml:space="preserve"> Diagrama Secuencia Sistema</w:t>
+      </w:r>
+      <w:bookmarkEnd w:id="66"/>
+      <w:r>
+        <w:rPr>
+          <w:rFonts w:ascii="Times New Roman" w:eastAsia="Times New Roman" w:hAnsi="Times New Roman" w:cs="Times New Roman"/>
+        </w:rPr>
+        <w:t xml:space="preserve"> </w:t>
       </w:r>
     </w:p>
     <w:p/>
@@ -8787,6 +14473,7 @@
           <w:szCs w:val="30"/>
         </w:rPr>
       </w:pPr>
+      <w:bookmarkStart w:id="67" w:name="_Toc227960387"/>
       <w:r>
         <w:rPr>
           <w:rFonts w:ascii="Times New Roman" w:eastAsia="Times New Roman" w:hAnsi="Times New Roman" w:cs="Times New Roman"/>
@@ -8811,6 +14498,7 @@
         </w:rPr>
         <w:t xml:space="preserve"> Baja Producto</w:t>
       </w:r>
+      <w:bookmarkEnd w:id="67"/>
     </w:p>
     <w:p>
       <w:pPr>
@@ -8819,6 +14507,7 @@
           <w:rFonts w:ascii="Times New Roman" w:eastAsia="Times New Roman" w:hAnsi="Times New Roman" w:cs="Times New Roman"/>
         </w:rPr>
       </w:pPr>
+      <w:bookmarkStart w:id="68" w:name="_Toc227960388"/>
       <w:r>
         <w:rPr>
           <w:rFonts w:ascii="Times New Roman" w:eastAsia="Times New Roman" w:hAnsi="Times New Roman" w:cs="Times New Roman"/>
@@ -8835,7 +14524,14 @@
         <w:rPr>
           <w:rFonts w:ascii="Times New Roman" w:eastAsia="Times New Roman" w:hAnsi="Times New Roman" w:cs="Times New Roman"/>
         </w:rPr>
-        <w:t xml:space="preserve"> Especificación CU </w:t>
+        <w:t xml:space="preserve"> Especificación CU</w:t>
+      </w:r>
+      <w:bookmarkEnd w:id="68"/>
+      <w:r>
+        <w:rPr>
+          <w:rFonts w:ascii="Times New Roman" w:eastAsia="Times New Roman" w:hAnsi="Times New Roman" w:cs="Times New Roman"/>
+        </w:rPr>
+        <w:t xml:space="preserve"> </w:t>
       </w:r>
     </w:p>
     <w:tbl>
@@ -9600,6 +15296,7 @@
           <w:rFonts w:ascii="Times New Roman" w:eastAsia="Times New Roman" w:hAnsi="Times New Roman" w:cs="Times New Roman"/>
         </w:rPr>
       </w:pPr>
+      <w:bookmarkStart w:id="69" w:name="_Toc227960389"/>
       <w:r>
         <w:rPr>
           <w:rFonts w:ascii="Times New Roman" w:eastAsia="Times New Roman" w:hAnsi="Times New Roman" w:cs="Times New Roman"/>
@@ -9616,7 +15313,14 @@
         <w:rPr>
           <w:rFonts w:ascii="Times New Roman" w:eastAsia="Times New Roman" w:hAnsi="Times New Roman" w:cs="Times New Roman"/>
         </w:rPr>
-        <w:t xml:space="preserve"> Diagrama Secuencia Sistema </w:t>
+        <w:t xml:space="preserve"> Diagrama Secuencia Sistema</w:t>
+      </w:r>
+      <w:bookmarkEnd w:id="69"/>
+      <w:r>
+        <w:rPr>
+          <w:rFonts w:ascii="Times New Roman" w:eastAsia="Times New Roman" w:hAnsi="Times New Roman" w:cs="Times New Roman"/>
+        </w:rPr>
+        <w:t xml:space="preserve"> </w:t>
       </w:r>
     </w:p>
     <w:p/>
@@ -9629,6 +15333,7 @@
           <w:szCs w:val="30"/>
         </w:rPr>
       </w:pPr>
+      <w:bookmarkStart w:id="70" w:name="_Toc227960390"/>
       <w:r>
         <w:rPr>
           <w:rFonts w:ascii="Times New Roman" w:eastAsia="Times New Roman" w:hAnsi="Times New Roman" w:cs="Times New Roman"/>
@@ -9653,6 +15358,7 @@
         </w:rPr>
         <w:t xml:space="preserve"> Modificación Producto</w:t>
       </w:r>
+      <w:bookmarkEnd w:id="70"/>
     </w:p>
     <w:p>
       <w:pPr>
@@ -9661,6 +15367,7 @@
           <w:rFonts w:ascii="Times New Roman" w:eastAsia="Times New Roman" w:hAnsi="Times New Roman" w:cs="Times New Roman"/>
         </w:rPr>
       </w:pPr>
+      <w:bookmarkStart w:id="71" w:name="_Toc227960391"/>
       <w:r>
         <w:rPr>
           <w:rFonts w:ascii="Times New Roman" w:eastAsia="Times New Roman" w:hAnsi="Times New Roman" w:cs="Times New Roman"/>
@@ -9677,7 +15384,14 @@
         <w:rPr>
           <w:rFonts w:ascii="Times New Roman" w:eastAsia="Times New Roman" w:hAnsi="Times New Roman" w:cs="Times New Roman"/>
         </w:rPr>
-        <w:t xml:space="preserve"> Especificación CU </w:t>
+        <w:t xml:space="preserve"> Especificación CU</w:t>
+      </w:r>
+      <w:bookmarkEnd w:id="71"/>
+      <w:r>
+        <w:rPr>
+          <w:rFonts w:ascii="Times New Roman" w:eastAsia="Times New Roman" w:hAnsi="Times New Roman" w:cs="Times New Roman"/>
+        </w:rPr>
+        <w:t xml:space="preserve"> </w:t>
       </w:r>
     </w:p>
     <w:tbl>
@@ -10566,6 +16280,7 @@
           <w:rFonts w:ascii="Times New Roman" w:eastAsia="Times New Roman" w:hAnsi="Times New Roman" w:cs="Times New Roman"/>
         </w:rPr>
       </w:pPr>
+      <w:bookmarkStart w:id="72" w:name="_Toc227960392"/>
       <w:r>
         <w:rPr>
           <w:rFonts w:ascii="Times New Roman" w:eastAsia="Times New Roman" w:hAnsi="Times New Roman" w:cs="Times New Roman"/>
@@ -10582,7 +16297,14 @@
         <w:rPr>
           <w:rFonts w:ascii="Times New Roman" w:eastAsia="Times New Roman" w:hAnsi="Times New Roman" w:cs="Times New Roman"/>
         </w:rPr>
-        <w:t xml:space="preserve"> Diagrama Secuencia Sistema </w:t>
+        <w:t xml:space="preserve"> Diagrama Secuencia Sistema</w:t>
+      </w:r>
+      <w:bookmarkEnd w:id="72"/>
+      <w:r>
+        <w:rPr>
+          <w:rFonts w:ascii="Times New Roman" w:eastAsia="Times New Roman" w:hAnsi="Times New Roman" w:cs="Times New Roman"/>
+        </w:rPr>
+        <w:t xml:space="preserve"> </w:t>
       </w:r>
     </w:p>
     <w:p>
@@ -10611,8 +16333,8 @@
           <w:rFonts w:ascii="Times New Roman" w:eastAsia="Times New Roman" w:hAnsi="Times New Roman" w:cs="Times New Roman"/>
         </w:rPr>
       </w:pPr>
-      <w:bookmarkStart w:id="7" w:name="_heading=h.1i76v4y45w99" w:colFirst="0" w:colLast="0"/>
-      <w:bookmarkEnd w:id="7"/>
+      <w:bookmarkStart w:id="73" w:name="_heading=h.1i76v4y45w99" w:colFirst="0" w:colLast="0"/>
+      <w:bookmarkEnd w:id="73"/>
       <w:r>
         <w:rPr>
           <w:rFonts w:ascii="Times New Roman" w:eastAsia="Times New Roman" w:hAnsi="Times New Roman" w:cs="Times New Roman"/>
@@ -10626,8 +16348,8 @@
           <w:rFonts w:ascii="Times New Roman" w:eastAsia="Times New Roman" w:hAnsi="Times New Roman" w:cs="Times New Roman"/>
         </w:rPr>
       </w:pPr>
-      <w:bookmarkStart w:id="8" w:name="_heading=h.hhqoi4rm2sb1" w:colFirst="0" w:colLast="0"/>
-      <w:bookmarkEnd w:id="8"/>
+      <w:bookmarkStart w:id="74" w:name="_heading=h.hhqoi4rm2sb1" w:colFirst="0" w:colLast="0"/>
+      <w:bookmarkEnd w:id="74"/>
       <w:r>
         <w:rPr>
           <w:rFonts w:ascii="Times New Roman" w:eastAsia="Times New Roman" w:hAnsi="Times New Roman" w:cs="Times New Roman"/>
@@ -10641,8 +16363,8 @@
           <w:rFonts w:ascii="Times New Roman" w:eastAsia="Times New Roman" w:hAnsi="Times New Roman" w:cs="Times New Roman"/>
         </w:rPr>
       </w:pPr>
-      <w:bookmarkStart w:id="9" w:name="_heading=h.lauevyhhs0nn" w:colFirst="0" w:colLast="0"/>
-      <w:bookmarkEnd w:id="9"/>
+      <w:bookmarkStart w:id="75" w:name="_heading=h.lauevyhhs0nn" w:colFirst="0" w:colLast="0"/>
+      <w:bookmarkEnd w:id="75"/>
       <w:r>
         <w:rPr>
           <w:rFonts w:ascii="Times New Roman" w:eastAsia="Times New Roman" w:hAnsi="Times New Roman" w:cs="Times New Roman"/>
@@ -10656,8 +16378,8 @@
           <w:rFonts w:ascii="Times New Roman" w:eastAsia="Times New Roman" w:hAnsi="Times New Roman" w:cs="Times New Roman"/>
         </w:rPr>
       </w:pPr>
-      <w:bookmarkStart w:id="10" w:name="_heading=h.296gxyxbbv0m" w:colFirst="0" w:colLast="0"/>
-      <w:bookmarkEnd w:id="10"/>
+      <w:bookmarkStart w:id="76" w:name="_heading=h.296gxyxbbv0m" w:colFirst="0" w:colLast="0"/>
+      <w:bookmarkEnd w:id="76"/>
       <w:r>
         <w:rPr>
           <w:rFonts w:ascii="Times New Roman" w:eastAsia="Times New Roman" w:hAnsi="Times New Roman" w:cs="Times New Roman"/>
@@ -10673,8 +16395,8 @@
       </w:pPr>
     </w:p>
     <w:sectPr>
-      <w:headerReference w:type="default" r:id="rId28"/>
-      <w:footerReference w:type="default" r:id="rId29"/>
+      <w:headerReference w:type="default" r:id="rId35"/>
+      <w:footerReference w:type="default" r:id="rId36"/>
       <w:pgSz w:w="11906" w:h="16838"/>
       <w:pgMar w:top="1417" w:right="1701" w:bottom="1417" w:left="1701" w:header="708" w:footer="708" w:gutter="0"/>
       <w:pgNumType w:start="1"/>
@@ -14640,6 +20362,74 @@
       </w:tblBorders>
     </w:tblPr>
   </w:style>
+  <w:style w:type="paragraph" w:styleId="TtuloTDC">
+    <w:name w:val="TOC Heading"/>
+    <w:basedOn w:val="Ttulo1"/>
+    <w:next w:val="Normal"/>
+    <w:uiPriority w:val="39"/>
+    <w:unhideWhenUsed/>
+    <w:qFormat/>
+    <w:rsid w:val="007A128D"/>
+    <w:pPr>
+      <w:spacing w:before="240" w:after="0" w:line="259" w:lineRule="auto"/>
+      <w:outlineLvl w:val="9"/>
+    </w:pPr>
+    <w:rPr>
+      <w:rFonts w:asciiTheme="majorHAnsi" w:eastAsiaTheme="majorEastAsia" w:hAnsiTheme="majorHAnsi" w:cstheme="majorBidi"/>
+      <w:color w:val="365F91" w:themeColor="accent1" w:themeShade="BF"/>
+      <w:sz w:val="32"/>
+      <w:szCs w:val="32"/>
+    </w:rPr>
+  </w:style>
+  <w:style w:type="paragraph" w:styleId="TDC1">
+    <w:name w:val="toc 1"/>
+    <w:basedOn w:val="Normal"/>
+    <w:next w:val="Normal"/>
+    <w:autoRedefine/>
+    <w:uiPriority w:val="39"/>
+    <w:unhideWhenUsed/>
+    <w:rsid w:val="007A128D"/>
+    <w:pPr>
+      <w:spacing w:after="100"/>
+    </w:pPr>
+  </w:style>
+  <w:style w:type="paragraph" w:styleId="TDC2">
+    <w:name w:val="toc 2"/>
+    <w:basedOn w:val="Normal"/>
+    <w:next w:val="Normal"/>
+    <w:autoRedefine/>
+    <w:uiPriority w:val="39"/>
+    <w:unhideWhenUsed/>
+    <w:rsid w:val="007A128D"/>
+    <w:pPr>
+      <w:spacing w:after="100"/>
+      <w:ind w:left="240"/>
+    </w:pPr>
+  </w:style>
+  <w:style w:type="paragraph" w:styleId="TDC3">
+    <w:name w:val="toc 3"/>
+    <w:basedOn w:val="Normal"/>
+    <w:next w:val="Normal"/>
+    <w:autoRedefine/>
+    <w:uiPriority w:val="39"/>
+    <w:unhideWhenUsed/>
+    <w:rsid w:val="007A128D"/>
+    <w:pPr>
+      <w:spacing w:after="100"/>
+      <w:ind w:left="480"/>
+    </w:pPr>
+  </w:style>
+  <w:style w:type="character" w:styleId="Hipervnculo">
+    <w:name w:val="Hyperlink"/>
+    <w:basedOn w:val="Fuentedeprrafopredeter"/>
+    <w:uiPriority w:val="99"/>
+    <w:unhideWhenUsed/>
+    <w:rsid w:val="007A128D"/>
+    <w:rPr>
+      <w:color w:val="0000FF" w:themeColor="hyperlink"/>
+      <w:u w:val="single"/>
+    </w:rPr>
+  </w:style>
 </w:styles>
 </file>
 
@@ -14969,6 +20759,10 @@
 </go:gDocsCustomXmlDataStorage>
 </file>
 
+<file path=customXml/item2.xml><?xml version="1.0" encoding="utf-8"?>
+<b:Sources xmlns:b="http://schemas.openxmlformats.org/officeDocument/2006/bibliography" xmlns="http://schemas.openxmlformats.org/officeDocument/2006/bibliography" SelectedStyle="\APASixthEditionOfficeOnline.xsl" StyleName="APA" Version="6"/>
+</file>
+
 <file path=customXml/itemProps1.xml><?xml version="1.0" encoding="utf-8"?>
 <ds:datastoreItem xmlns:ds="http://schemas.openxmlformats.org/officeDocument/2006/customXml" ds:itemID="{11111111-1234-1234-1234-123412341234}">
   <ds:schemaRefs>
@@ -14976,4 +20770,12 @@
     <ds:schemaRef ds:uri="http://schemas.openxmlformats.org/officeDocument/2006/relationships"/>
   </ds:schemaRefs>
 </ds:datastoreItem>
+</file>
+
+<file path=customXml/itemProps2.xml><?xml version="1.0" encoding="utf-8"?>
+<ds:datastoreItem xmlns:ds="http://schemas.openxmlformats.org/officeDocument/2006/customXml" ds:itemID="{98C402C2-0B0B-45E1-8B8A-FD895BAD112E}">
+  <ds:schemaRefs>
+    <ds:schemaRef ds:uri="http://schemas.openxmlformats.org/officeDocument/2006/bibliography"/>
+  </ds:schemaRefs>
+</ds:datastoreItem>
 </file>
--- a/Documentación/ProyectoIS 2026 CAJAL-FERNANDEZ.docx
+++ b/Documentación/ProyectoIS 2026 CAJAL-FERNANDEZ.docx
@@ -358,7 +358,7 @@
               <w:tab w:val="right" w:leader="dot" w:pos="8494"/>
             </w:tabs>
             <w:rPr>
-              <w:rFonts w:ascii="Times New Roman" w:eastAsiaTheme="minorEastAsia" w:hAnsi="Times New Roman" w:cs="Times New Roman"/>
+              <w:rFonts w:asciiTheme="minorHAnsi" w:eastAsiaTheme="minorEastAsia" w:hAnsiTheme="minorHAnsi" w:cstheme="minorBidi"/>
               <w:noProof/>
               <w:kern w:val="2"/>
               <w14:ligatures w14:val="standardContextual"/>
@@ -382,7 +382,7 @@
             </w:rPr>
             <w:fldChar w:fldCharType="separate"/>
           </w:r>
-          <w:hyperlink w:anchor="_Toc228264950" w:history="1">
+          <w:hyperlink w:anchor="_Toc228301996" w:history="1">
             <w:r>
               <w:rPr>
                 <w:rStyle w:val="Hipervnculo"/>
@@ -393,7 +393,6 @@
             </w:r>
             <w:r>
               <w:rPr>
-                <w:rFonts w:ascii="Times New Roman" w:hAnsi="Times New Roman" w:cs="Times New Roman"/>
                 <w:noProof/>
                 <w:webHidden/>
               </w:rPr>
@@ -401,7 +400,6 @@
             </w:r>
             <w:r>
               <w:rPr>
-                <w:rFonts w:ascii="Times New Roman" w:hAnsi="Times New Roman" w:cs="Times New Roman"/>
                 <w:noProof/>
                 <w:webHidden/>
               </w:rPr>
@@ -409,22 +407,19 @@
             </w:r>
             <w:r>
               <w:rPr>
-                <w:rFonts w:ascii="Times New Roman" w:hAnsi="Times New Roman" w:cs="Times New Roman"/>
-                <w:noProof/>
-                <w:webHidden/>
-              </w:rPr>
-              <w:instrText xml:space="preserve"> PAGEREF _Toc228264950 \h </w:instrText>
-            </w:r>
-            <w:r>
-              <w:rPr>
-                <w:rFonts w:ascii="Times New Roman" w:hAnsi="Times New Roman" w:cs="Times New Roman"/>
-                <w:noProof/>
-                <w:webHidden/>
-              </w:rPr>
-            </w:r>
-            <w:r>
-              <w:rPr>
-                <w:rFonts w:ascii="Times New Roman" w:hAnsi="Times New Roman" w:cs="Times New Roman"/>
+                <w:noProof/>
+                <w:webHidden/>
+              </w:rPr>
+              <w:instrText xml:space="preserve"> PAGEREF _Toc228301996 \h </w:instrText>
+            </w:r>
+            <w:r>
+              <w:rPr>
+                <w:noProof/>
+                <w:webHidden/>
+              </w:rPr>
+            </w:r>
+            <w:r>
+              <w:rPr>
                 <w:noProof/>
                 <w:webHidden/>
               </w:rPr>
@@ -432,7 +427,6 @@
             </w:r>
             <w:r>
               <w:rPr>
-                <w:rFonts w:ascii="Times New Roman" w:hAnsi="Times New Roman" w:cs="Times New Roman"/>
                 <w:noProof/>
                 <w:webHidden/>
               </w:rPr>
@@ -440,7 +434,6 @@
             </w:r>
             <w:r>
               <w:rPr>
-                <w:rFonts w:ascii="Times New Roman" w:hAnsi="Times New Roman" w:cs="Times New Roman"/>
                 <w:noProof/>
                 <w:webHidden/>
               </w:rPr>
@@ -455,13 +448,13 @@
               <w:tab w:val="right" w:leader="dot" w:pos="8494"/>
             </w:tabs>
             <w:rPr>
-              <w:rFonts w:ascii="Times New Roman" w:eastAsiaTheme="minorEastAsia" w:hAnsi="Times New Roman" w:cs="Times New Roman"/>
+              <w:rFonts w:asciiTheme="minorHAnsi" w:eastAsiaTheme="minorEastAsia" w:hAnsiTheme="minorHAnsi" w:cstheme="minorBidi"/>
               <w:noProof/>
               <w:kern w:val="2"/>
               <w14:ligatures w14:val="standardContextual"/>
             </w:rPr>
           </w:pPr>
-          <w:hyperlink w:anchor="_Toc228264951" w:history="1">
+          <w:hyperlink w:anchor="_Toc228301997" w:history="1">
             <w:r>
               <w:rPr>
                 <w:rStyle w:val="Hipervnculo"/>
@@ -472,7 +465,6 @@
             </w:r>
             <w:r>
               <w:rPr>
-                <w:rFonts w:ascii="Times New Roman" w:hAnsi="Times New Roman" w:cs="Times New Roman"/>
                 <w:noProof/>
                 <w:webHidden/>
               </w:rPr>
@@ -480,7 +472,6 @@
             </w:r>
             <w:r>
               <w:rPr>
-                <w:rFonts w:ascii="Times New Roman" w:hAnsi="Times New Roman" w:cs="Times New Roman"/>
                 <w:noProof/>
                 <w:webHidden/>
               </w:rPr>
@@ -488,22 +479,19 @@
             </w:r>
             <w:r>
               <w:rPr>
-                <w:rFonts w:ascii="Times New Roman" w:hAnsi="Times New Roman" w:cs="Times New Roman"/>
-                <w:noProof/>
-                <w:webHidden/>
-              </w:rPr>
-              <w:instrText xml:space="preserve"> PAGEREF _Toc228264951 \h </w:instrText>
-            </w:r>
-            <w:r>
-              <w:rPr>
-                <w:rFonts w:ascii="Times New Roman" w:hAnsi="Times New Roman" w:cs="Times New Roman"/>
-                <w:noProof/>
-                <w:webHidden/>
-              </w:rPr>
-            </w:r>
-            <w:r>
-              <w:rPr>
-                <w:rFonts w:ascii="Times New Roman" w:hAnsi="Times New Roman" w:cs="Times New Roman"/>
+                <w:noProof/>
+                <w:webHidden/>
+              </w:rPr>
+              <w:instrText xml:space="preserve"> PAGEREF _Toc228301997 \h </w:instrText>
+            </w:r>
+            <w:r>
+              <w:rPr>
+                <w:noProof/>
+                <w:webHidden/>
+              </w:rPr>
+            </w:r>
+            <w:r>
+              <w:rPr>
                 <w:noProof/>
                 <w:webHidden/>
               </w:rPr>
@@ -511,7 +499,6 @@
             </w:r>
             <w:r>
               <w:rPr>
-                <w:rFonts w:ascii="Times New Roman" w:hAnsi="Times New Roman" w:cs="Times New Roman"/>
                 <w:noProof/>
                 <w:webHidden/>
               </w:rPr>
@@ -519,7 +506,6 @@
             </w:r>
             <w:r>
               <w:rPr>
-                <w:rFonts w:ascii="Times New Roman" w:hAnsi="Times New Roman" w:cs="Times New Roman"/>
                 <w:noProof/>
                 <w:webHidden/>
               </w:rPr>
@@ -534,13 +520,13 @@
               <w:tab w:val="right" w:leader="dot" w:pos="8494"/>
             </w:tabs>
             <w:rPr>
-              <w:rFonts w:ascii="Times New Roman" w:eastAsiaTheme="minorEastAsia" w:hAnsi="Times New Roman" w:cs="Times New Roman"/>
+              <w:rFonts w:asciiTheme="minorHAnsi" w:eastAsiaTheme="minorEastAsia" w:hAnsiTheme="minorHAnsi" w:cstheme="minorBidi"/>
               <w:noProof/>
               <w:kern w:val="2"/>
               <w14:ligatures w14:val="standardContextual"/>
             </w:rPr>
           </w:pPr>
-          <w:hyperlink w:anchor="_Toc228264952" w:history="1">
+          <w:hyperlink w:anchor="_Toc228301998" w:history="1">
             <w:r>
               <w:rPr>
                 <w:rStyle w:val="Hipervnculo"/>
@@ -551,7 +537,6 @@
             </w:r>
             <w:r>
               <w:rPr>
-                <w:rFonts w:ascii="Times New Roman" w:hAnsi="Times New Roman" w:cs="Times New Roman"/>
                 <w:noProof/>
                 <w:webHidden/>
               </w:rPr>
@@ -559,7 +544,6 @@
             </w:r>
             <w:r>
               <w:rPr>
-                <w:rFonts w:ascii="Times New Roman" w:hAnsi="Times New Roman" w:cs="Times New Roman"/>
                 <w:noProof/>
                 <w:webHidden/>
               </w:rPr>
@@ -567,22 +551,19 @@
             </w:r>
             <w:r>
               <w:rPr>
-                <w:rFonts w:ascii="Times New Roman" w:hAnsi="Times New Roman" w:cs="Times New Roman"/>
-                <w:noProof/>
-                <w:webHidden/>
-              </w:rPr>
-              <w:instrText xml:space="preserve"> PAGEREF _Toc228264952 \h </w:instrText>
-            </w:r>
-            <w:r>
-              <w:rPr>
-                <w:rFonts w:ascii="Times New Roman" w:hAnsi="Times New Roman" w:cs="Times New Roman"/>
-                <w:noProof/>
-                <w:webHidden/>
-              </w:rPr>
-            </w:r>
-            <w:r>
-              <w:rPr>
-                <w:rFonts w:ascii="Times New Roman" w:hAnsi="Times New Roman" w:cs="Times New Roman"/>
+                <w:noProof/>
+                <w:webHidden/>
+              </w:rPr>
+              <w:instrText xml:space="preserve"> PAGEREF _Toc228301998 \h </w:instrText>
+            </w:r>
+            <w:r>
+              <w:rPr>
+                <w:noProof/>
+                <w:webHidden/>
+              </w:rPr>
+            </w:r>
+            <w:r>
+              <w:rPr>
                 <w:noProof/>
                 <w:webHidden/>
               </w:rPr>
@@ -590,7 +571,6 @@
             </w:r>
             <w:r>
               <w:rPr>
-                <w:rFonts w:ascii="Times New Roman" w:hAnsi="Times New Roman" w:cs="Times New Roman"/>
                 <w:noProof/>
                 <w:webHidden/>
               </w:rPr>
@@ -598,7 +578,6 @@
             </w:r>
             <w:r>
               <w:rPr>
-                <w:rFonts w:ascii="Times New Roman" w:hAnsi="Times New Roman" w:cs="Times New Roman"/>
                 <w:noProof/>
                 <w:webHidden/>
               </w:rPr>
@@ -613,24 +592,23 @@
               <w:tab w:val="right" w:leader="dot" w:pos="8494"/>
             </w:tabs>
             <w:rPr>
-              <w:rFonts w:ascii="Times New Roman" w:eastAsiaTheme="minorEastAsia" w:hAnsi="Times New Roman" w:cs="Times New Roman"/>
+              <w:rFonts w:asciiTheme="minorHAnsi" w:eastAsiaTheme="minorEastAsia" w:hAnsiTheme="minorHAnsi" w:cstheme="minorBidi"/>
               <w:noProof/>
               <w:kern w:val="2"/>
               <w14:ligatures w14:val="standardContextual"/>
             </w:rPr>
           </w:pPr>
-          <w:hyperlink w:anchor="_Toc228264953" w:history="1">
+          <w:hyperlink w:anchor="_Toc228301999" w:history="1">
             <w:r>
               <w:rPr>
                 <w:rStyle w:val="Hipervnculo"/>
                 <w:rFonts w:ascii="Times New Roman" w:eastAsia="Times New Roman" w:hAnsi="Times New Roman" w:cs="Times New Roman"/>
                 <w:noProof/>
               </w:rPr>
-              <w:t>1.3 Métodos Encriptación/Hash</w:t>
-            </w:r>
-            <w:r>
-              <w:rPr>
-                <w:rFonts w:ascii="Times New Roman" w:hAnsi="Times New Roman" w:cs="Times New Roman"/>
+              <w:t>1.3 Descripción de las personas participantes en el desarrollo del sistema de información y los usuarios (Roles)</w:t>
+            </w:r>
+            <w:r>
+              <w:rPr>
                 <w:noProof/>
                 <w:webHidden/>
               </w:rPr>
@@ -638,7 +616,6 @@
             </w:r>
             <w:r>
               <w:rPr>
-                <w:rFonts w:ascii="Times New Roman" w:hAnsi="Times New Roman" w:cs="Times New Roman"/>
                 <w:noProof/>
                 <w:webHidden/>
               </w:rPr>
@@ -646,22 +623,19 @@
             </w:r>
             <w:r>
               <w:rPr>
-                <w:rFonts w:ascii="Times New Roman" w:hAnsi="Times New Roman" w:cs="Times New Roman"/>
-                <w:noProof/>
-                <w:webHidden/>
-              </w:rPr>
-              <w:instrText xml:space="preserve"> PAGEREF _Toc228264953 \h </w:instrText>
-            </w:r>
-            <w:r>
-              <w:rPr>
-                <w:rFonts w:ascii="Times New Roman" w:hAnsi="Times New Roman" w:cs="Times New Roman"/>
-                <w:noProof/>
-                <w:webHidden/>
-              </w:rPr>
-            </w:r>
-            <w:r>
-              <w:rPr>
-                <w:rFonts w:ascii="Times New Roman" w:hAnsi="Times New Roman" w:cs="Times New Roman"/>
+                <w:noProof/>
+                <w:webHidden/>
+              </w:rPr>
+              <w:instrText xml:space="preserve"> PAGEREF _Toc228301999 \h </w:instrText>
+            </w:r>
+            <w:r>
+              <w:rPr>
+                <w:noProof/>
+                <w:webHidden/>
+              </w:rPr>
+            </w:r>
+            <w:r>
+              <w:rPr>
                 <w:noProof/>
                 <w:webHidden/>
               </w:rPr>
@@ -669,7 +643,6 @@
             </w:r>
             <w:r>
               <w:rPr>
-                <w:rFonts w:ascii="Times New Roman" w:hAnsi="Times New Roman" w:cs="Times New Roman"/>
                 <w:noProof/>
                 <w:webHidden/>
               </w:rPr>
@@ -677,7 +650,78 @@
             </w:r>
             <w:r>
               <w:rPr>
-                <w:rFonts w:ascii="Times New Roman" w:hAnsi="Times New Roman" w:cs="Times New Roman"/>
+                <w:noProof/>
+                <w:webHidden/>
+              </w:rPr>
+              <w:fldChar w:fldCharType="end"/>
+            </w:r>
+          </w:hyperlink>
+        </w:p>
+        <w:p>
+          <w:pPr>
+            <w:pStyle w:val="TDC2"/>
+            <w:tabs>
+              <w:tab w:val="right" w:leader="dot" w:pos="8494"/>
+            </w:tabs>
+            <w:rPr>
+              <w:rFonts w:asciiTheme="minorHAnsi" w:eastAsiaTheme="minorEastAsia" w:hAnsiTheme="minorHAnsi" w:cstheme="minorBidi"/>
+              <w:noProof/>
+              <w:kern w:val="2"/>
+              <w14:ligatures w14:val="standardContextual"/>
+            </w:rPr>
+          </w:pPr>
+          <w:hyperlink w:anchor="_Toc228302000" w:history="1">
+            <w:r>
+              <w:rPr>
+                <w:rStyle w:val="Hipervnculo"/>
+                <w:rFonts w:ascii="Times New Roman" w:eastAsia="Times New Roman" w:hAnsi="Times New Roman" w:cs="Times New Roman"/>
+                <w:noProof/>
+              </w:rPr>
+              <w:t>1.4 Diagrama de componentes</w:t>
+            </w:r>
+            <w:r>
+              <w:rPr>
+                <w:noProof/>
+                <w:webHidden/>
+              </w:rPr>
+              <w:tab/>
+            </w:r>
+            <w:r>
+              <w:rPr>
+                <w:noProof/>
+                <w:webHidden/>
+              </w:rPr>
+              <w:fldChar w:fldCharType="begin"/>
+            </w:r>
+            <w:r>
+              <w:rPr>
+                <w:noProof/>
+                <w:webHidden/>
+              </w:rPr>
+              <w:instrText xml:space="preserve"> PAGEREF _Toc228302000 \h </w:instrText>
+            </w:r>
+            <w:r>
+              <w:rPr>
+                <w:noProof/>
+                <w:webHidden/>
+              </w:rPr>
+            </w:r>
+            <w:r>
+              <w:rPr>
+                <w:noProof/>
+                <w:webHidden/>
+              </w:rPr>
+              <w:fldChar w:fldCharType="separate"/>
+            </w:r>
+            <w:r>
+              <w:rPr>
+                <w:noProof/>
+                <w:webHidden/>
+              </w:rPr>
+              <w:t>6</w:t>
+            </w:r>
+            <w:r>
+              <w:rPr>
                 <w:noProof/>
                 <w:webHidden/>
               </w:rPr>
@@ -692,24 +736,23 @@
               <w:tab w:val="right" w:leader="dot" w:pos="8494"/>
             </w:tabs>
             <w:rPr>
-              <w:rFonts w:ascii="Times New Roman" w:eastAsiaTheme="minorEastAsia" w:hAnsi="Times New Roman" w:cs="Times New Roman"/>
+              <w:rFonts w:asciiTheme="minorHAnsi" w:eastAsiaTheme="minorEastAsia" w:hAnsiTheme="minorHAnsi" w:cstheme="minorBidi"/>
               <w:noProof/>
               <w:kern w:val="2"/>
               <w14:ligatures w14:val="standardContextual"/>
             </w:rPr>
           </w:pPr>
-          <w:hyperlink w:anchor="_Toc228264954" w:history="1">
+          <w:hyperlink w:anchor="_Toc228302001" w:history="1">
             <w:r>
               <w:rPr>
                 <w:rStyle w:val="Hipervnculo"/>
-                <w:rFonts w:ascii="Times New Roman" w:hAnsi="Times New Roman" w:cs="Times New Roman"/>
-                <w:noProof/>
-              </w:rPr>
-              <w:t>1.3.1 SHA-256</w:t>
-            </w:r>
-            <w:r>
-              <w:rPr>
-                <w:rFonts w:ascii="Times New Roman" w:hAnsi="Times New Roman" w:cs="Times New Roman"/>
+                <w:rFonts w:ascii="Times New Roman" w:eastAsia="Times New Roman" w:hAnsi="Times New Roman" w:cs="Times New Roman"/>
+                <w:noProof/>
+              </w:rPr>
+              <w:t>1.4.1 Descripción</w:t>
+            </w:r>
+            <w:r>
+              <w:rPr>
                 <w:noProof/>
                 <w:webHidden/>
               </w:rPr>
@@ -717,7 +760,6 @@
             </w:r>
             <w:r>
               <w:rPr>
-                <w:rFonts w:ascii="Times New Roman" w:hAnsi="Times New Roman" w:cs="Times New Roman"/>
                 <w:noProof/>
                 <w:webHidden/>
               </w:rPr>
@@ -725,22 +767,19 @@
             </w:r>
             <w:r>
               <w:rPr>
-                <w:rFonts w:ascii="Times New Roman" w:hAnsi="Times New Roman" w:cs="Times New Roman"/>
-                <w:noProof/>
-                <w:webHidden/>
-              </w:rPr>
-              <w:instrText xml:space="preserve"> PAGEREF _Toc228264954 \h </w:instrText>
-            </w:r>
-            <w:r>
-              <w:rPr>
-                <w:rFonts w:ascii="Times New Roman" w:hAnsi="Times New Roman" w:cs="Times New Roman"/>
-                <w:noProof/>
-                <w:webHidden/>
-              </w:rPr>
-            </w:r>
-            <w:r>
-              <w:rPr>
-                <w:rFonts w:ascii="Times New Roman" w:hAnsi="Times New Roman" w:cs="Times New Roman"/>
+                <w:noProof/>
+                <w:webHidden/>
+              </w:rPr>
+              <w:instrText xml:space="preserve"> PAGEREF _Toc228302001 \h </w:instrText>
+            </w:r>
+            <w:r>
+              <w:rPr>
+                <w:noProof/>
+                <w:webHidden/>
+              </w:rPr>
+            </w:r>
+            <w:r>
+              <w:rPr>
                 <w:noProof/>
                 <w:webHidden/>
               </w:rPr>
@@ -748,15 +787,13 @@
             </w:r>
             <w:r>
               <w:rPr>
-                <w:rFonts w:ascii="Times New Roman" w:hAnsi="Times New Roman" w:cs="Times New Roman"/>
-                <w:noProof/>
-                <w:webHidden/>
-              </w:rPr>
-              <w:t>5</w:t>
-            </w:r>
-            <w:r>
-              <w:rPr>
-                <w:rFonts w:ascii="Times New Roman" w:hAnsi="Times New Roman" w:cs="Times New Roman"/>
+                <w:noProof/>
+                <w:webHidden/>
+              </w:rPr>
+              <w:t>6</w:t>
+            </w:r>
+            <w:r>
+              <w:rPr>
                 <w:noProof/>
                 <w:webHidden/>
               </w:rPr>
@@ -771,24 +808,23 @@
               <w:tab w:val="right" w:leader="dot" w:pos="8494"/>
             </w:tabs>
             <w:rPr>
-              <w:rFonts w:ascii="Times New Roman" w:eastAsiaTheme="minorEastAsia" w:hAnsi="Times New Roman" w:cs="Times New Roman"/>
+              <w:rFonts w:asciiTheme="minorHAnsi" w:eastAsiaTheme="minorEastAsia" w:hAnsiTheme="minorHAnsi" w:cstheme="minorBidi"/>
               <w:noProof/>
               <w:kern w:val="2"/>
               <w14:ligatures w14:val="standardContextual"/>
             </w:rPr>
           </w:pPr>
-          <w:hyperlink w:anchor="_Toc228264955" w:history="1">
+          <w:hyperlink w:anchor="_Toc228302002" w:history="1">
             <w:r>
               <w:rPr>
                 <w:rStyle w:val="Hipervnculo"/>
-                <w:rFonts w:ascii="Times New Roman" w:hAnsi="Times New Roman" w:cs="Times New Roman"/>
-                <w:noProof/>
-              </w:rPr>
-              <w:t>1.3.2 ¿Cómo visualizaremos esto?</w:t>
-            </w:r>
-            <w:r>
-              <w:rPr>
-                <w:rFonts w:ascii="Times New Roman" w:hAnsi="Times New Roman" w:cs="Times New Roman"/>
+                <w:rFonts w:ascii="Times New Roman" w:eastAsia="Times New Roman" w:hAnsi="Times New Roman" w:cs="Times New Roman"/>
+                <w:noProof/>
+              </w:rPr>
+              <w:t>1.4.2 Diagrama Secuencia del Sistema Persistencia de Datos</w:t>
+            </w:r>
+            <w:r>
+              <w:rPr>
                 <w:noProof/>
                 <w:webHidden/>
               </w:rPr>
@@ -796,7 +832,6 @@
             </w:r>
             <w:r>
               <w:rPr>
-                <w:rFonts w:ascii="Times New Roman" w:hAnsi="Times New Roman" w:cs="Times New Roman"/>
                 <w:noProof/>
                 <w:webHidden/>
               </w:rPr>
@@ -804,22 +839,19 @@
             </w:r>
             <w:r>
               <w:rPr>
-                <w:rFonts w:ascii="Times New Roman" w:hAnsi="Times New Roman" w:cs="Times New Roman"/>
-                <w:noProof/>
-                <w:webHidden/>
-              </w:rPr>
-              <w:instrText xml:space="preserve"> PAGEREF _Toc228264955 \h </w:instrText>
-            </w:r>
-            <w:r>
-              <w:rPr>
-                <w:rFonts w:ascii="Times New Roman" w:hAnsi="Times New Roman" w:cs="Times New Roman"/>
-                <w:noProof/>
-                <w:webHidden/>
-              </w:rPr>
-            </w:r>
-            <w:r>
-              <w:rPr>
-                <w:rFonts w:ascii="Times New Roman" w:hAnsi="Times New Roman" w:cs="Times New Roman"/>
+                <w:noProof/>
+                <w:webHidden/>
+              </w:rPr>
+              <w:instrText xml:space="preserve"> PAGEREF _Toc228302002 \h </w:instrText>
+            </w:r>
+            <w:r>
+              <w:rPr>
+                <w:noProof/>
+                <w:webHidden/>
+              </w:rPr>
+            </w:r>
+            <w:r>
+              <w:rPr>
                 <w:noProof/>
                 <w:webHidden/>
               </w:rPr>
@@ -827,15 +859,13 @@
             </w:r>
             <w:r>
               <w:rPr>
-                <w:rFonts w:ascii="Times New Roman" w:hAnsi="Times New Roman" w:cs="Times New Roman"/>
-                <w:noProof/>
-                <w:webHidden/>
-              </w:rPr>
-              <w:t>6</w:t>
-            </w:r>
-            <w:r>
-              <w:rPr>
-                <w:rFonts w:ascii="Times New Roman" w:hAnsi="Times New Roman" w:cs="Times New Roman"/>
+                <w:noProof/>
+                <w:webHidden/>
+              </w:rPr>
+              <w:t>7</w:t>
+            </w:r>
+            <w:r>
+              <w:rPr>
                 <w:noProof/>
                 <w:webHidden/>
               </w:rPr>
@@ -850,24 +880,23 @@
               <w:tab w:val="right" w:leader="dot" w:pos="8494"/>
             </w:tabs>
             <w:rPr>
-              <w:rFonts w:ascii="Times New Roman" w:eastAsiaTheme="minorEastAsia" w:hAnsi="Times New Roman" w:cs="Times New Roman"/>
+              <w:rFonts w:asciiTheme="minorHAnsi" w:eastAsiaTheme="minorEastAsia" w:hAnsiTheme="minorHAnsi" w:cstheme="minorBidi"/>
               <w:noProof/>
               <w:kern w:val="2"/>
               <w14:ligatures w14:val="standardContextual"/>
             </w:rPr>
           </w:pPr>
-          <w:hyperlink w:anchor="_Toc228264956" w:history="1">
+          <w:hyperlink w:anchor="_Toc228302003" w:history="1">
             <w:r>
               <w:rPr>
                 <w:rStyle w:val="Hipervnculo"/>
                 <w:rFonts w:ascii="Times New Roman" w:eastAsia="Times New Roman" w:hAnsi="Times New Roman" w:cs="Times New Roman"/>
                 <w:noProof/>
               </w:rPr>
-              <w:t>1.4 Diagrama de componentes</w:t>
-            </w:r>
-            <w:r>
-              <w:rPr>
-                <w:rFonts w:ascii="Times New Roman" w:hAnsi="Times New Roman" w:cs="Times New Roman"/>
+              <w:t>1.5 Menú tentativo de navegación del sistema</w:t>
+            </w:r>
+            <w:r>
+              <w:rPr>
                 <w:noProof/>
                 <w:webHidden/>
               </w:rPr>
@@ -875,7 +904,6 @@
             </w:r>
             <w:r>
               <w:rPr>
-                <w:rFonts w:ascii="Times New Roman" w:hAnsi="Times New Roman" w:cs="Times New Roman"/>
                 <w:noProof/>
                 <w:webHidden/>
               </w:rPr>
@@ -883,22 +911,19 @@
             </w:r>
             <w:r>
               <w:rPr>
-                <w:rFonts w:ascii="Times New Roman" w:hAnsi="Times New Roman" w:cs="Times New Roman"/>
-                <w:noProof/>
-                <w:webHidden/>
-              </w:rPr>
-              <w:instrText xml:space="preserve"> PAGEREF _Toc228264956 \h </w:instrText>
-            </w:r>
-            <w:r>
-              <w:rPr>
-                <w:rFonts w:ascii="Times New Roman" w:hAnsi="Times New Roman" w:cs="Times New Roman"/>
-                <w:noProof/>
-                <w:webHidden/>
-              </w:rPr>
-            </w:r>
-            <w:r>
-              <w:rPr>
-                <w:rFonts w:ascii="Times New Roman" w:hAnsi="Times New Roman" w:cs="Times New Roman"/>
+                <w:noProof/>
+                <w:webHidden/>
+              </w:rPr>
+              <w:instrText xml:space="preserve"> PAGEREF _Toc228302003 \h </w:instrText>
+            </w:r>
+            <w:r>
+              <w:rPr>
+                <w:noProof/>
+                <w:webHidden/>
+              </w:rPr>
+            </w:r>
+            <w:r>
+              <w:rPr>
                 <w:noProof/>
                 <w:webHidden/>
               </w:rPr>
@@ -906,7 +931,6 @@
             </w:r>
             <w:r>
               <w:rPr>
-                <w:rFonts w:ascii="Times New Roman" w:hAnsi="Times New Roman" w:cs="Times New Roman"/>
                 <w:noProof/>
                 <w:webHidden/>
               </w:rPr>
@@ -914,7 +938,150 @@
             </w:r>
             <w:r>
               <w:rPr>
-                <w:rFonts w:ascii="Times New Roman" w:hAnsi="Times New Roman" w:cs="Times New Roman"/>
+                <w:noProof/>
+                <w:webHidden/>
+              </w:rPr>
+              <w:fldChar w:fldCharType="end"/>
+            </w:r>
+          </w:hyperlink>
+        </w:p>
+        <w:p>
+          <w:pPr>
+            <w:pStyle w:val="TDC2"/>
+            <w:tabs>
+              <w:tab w:val="right" w:leader="dot" w:pos="8494"/>
+            </w:tabs>
+            <w:rPr>
+              <w:rFonts w:asciiTheme="minorHAnsi" w:eastAsiaTheme="minorEastAsia" w:hAnsiTheme="minorHAnsi" w:cstheme="minorBidi"/>
+              <w:noProof/>
+              <w:kern w:val="2"/>
+              <w14:ligatures w14:val="standardContextual"/>
+            </w:rPr>
+          </w:pPr>
+          <w:hyperlink w:anchor="_Toc228302004" w:history="1">
+            <w:r>
+              <w:rPr>
+                <w:rStyle w:val="Hipervnculo"/>
+                <w:rFonts w:ascii="Times New Roman" w:eastAsia="Times New Roman" w:hAnsi="Times New Roman" w:cs="Times New Roman"/>
+                <w:noProof/>
+              </w:rPr>
+              <w:t>1.6 Diagrama de Clases General del Sistema</w:t>
+            </w:r>
+            <w:r>
+              <w:rPr>
+                <w:noProof/>
+                <w:webHidden/>
+              </w:rPr>
+              <w:tab/>
+            </w:r>
+            <w:r>
+              <w:rPr>
+                <w:noProof/>
+                <w:webHidden/>
+              </w:rPr>
+              <w:fldChar w:fldCharType="begin"/>
+            </w:r>
+            <w:r>
+              <w:rPr>
+                <w:noProof/>
+                <w:webHidden/>
+              </w:rPr>
+              <w:instrText xml:space="preserve"> PAGEREF _Toc228302004 \h </w:instrText>
+            </w:r>
+            <w:r>
+              <w:rPr>
+                <w:noProof/>
+                <w:webHidden/>
+              </w:rPr>
+            </w:r>
+            <w:r>
+              <w:rPr>
+                <w:noProof/>
+                <w:webHidden/>
+              </w:rPr>
+              <w:fldChar w:fldCharType="separate"/>
+            </w:r>
+            <w:r>
+              <w:rPr>
+                <w:noProof/>
+                <w:webHidden/>
+              </w:rPr>
+              <w:t>8</w:t>
+            </w:r>
+            <w:r>
+              <w:rPr>
+                <w:noProof/>
+                <w:webHidden/>
+              </w:rPr>
+              <w:fldChar w:fldCharType="end"/>
+            </w:r>
+          </w:hyperlink>
+        </w:p>
+        <w:p>
+          <w:pPr>
+            <w:pStyle w:val="TDC2"/>
+            <w:tabs>
+              <w:tab w:val="right" w:leader="dot" w:pos="8494"/>
+            </w:tabs>
+            <w:rPr>
+              <w:rFonts w:asciiTheme="minorHAnsi" w:eastAsiaTheme="minorEastAsia" w:hAnsiTheme="minorHAnsi" w:cstheme="minorBidi"/>
+              <w:noProof/>
+              <w:kern w:val="2"/>
+              <w14:ligatures w14:val="standardContextual"/>
+            </w:rPr>
+          </w:pPr>
+          <w:hyperlink w:anchor="_Toc228302005" w:history="1">
+            <w:r>
+              <w:rPr>
+                <w:rStyle w:val="Hipervnculo"/>
+                <w:rFonts w:ascii="Times New Roman" w:eastAsia="Times New Roman" w:hAnsi="Times New Roman" w:cs="Times New Roman"/>
+                <w:noProof/>
+              </w:rPr>
+              <w:t>1.7 Diagrama de Clases en Capas</w:t>
+            </w:r>
+            <w:r>
+              <w:rPr>
+                <w:noProof/>
+                <w:webHidden/>
+              </w:rPr>
+              <w:tab/>
+            </w:r>
+            <w:r>
+              <w:rPr>
+                <w:noProof/>
+                <w:webHidden/>
+              </w:rPr>
+              <w:fldChar w:fldCharType="begin"/>
+            </w:r>
+            <w:r>
+              <w:rPr>
+                <w:noProof/>
+                <w:webHidden/>
+              </w:rPr>
+              <w:instrText xml:space="preserve"> PAGEREF _Toc228302005 \h </w:instrText>
+            </w:r>
+            <w:r>
+              <w:rPr>
+                <w:noProof/>
+                <w:webHidden/>
+              </w:rPr>
+            </w:r>
+            <w:r>
+              <w:rPr>
+                <w:noProof/>
+                <w:webHidden/>
+              </w:rPr>
+              <w:fldChar w:fldCharType="separate"/>
+            </w:r>
+            <w:r>
+              <w:rPr>
+                <w:noProof/>
+                <w:webHidden/>
+              </w:rPr>
+              <w:t>8</w:t>
+            </w:r>
+            <w:r>
+              <w:rPr>
                 <w:noProof/>
                 <w:webHidden/>
               </w:rPr>
@@ -929,24 +1096,23 @@
               <w:tab w:val="right" w:leader="dot" w:pos="8494"/>
             </w:tabs>
             <w:rPr>
-              <w:rFonts w:ascii="Times New Roman" w:eastAsiaTheme="minorEastAsia" w:hAnsi="Times New Roman" w:cs="Times New Roman"/>
+              <w:rFonts w:asciiTheme="minorHAnsi" w:eastAsiaTheme="minorEastAsia" w:hAnsiTheme="minorHAnsi" w:cstheme="minorBidi"/>
               <w:noProof/>
               <w:kern w:val="2"/>
               <w14:ligatures w14:val="standardContextual"/>
             </w:rPr>
           </w:pPr>
-          <w:hyperlink w:anchor="_Toc228264957" w:history="1">
+          <w:hyperlink w:anchor="_Toc228302006" w:history="1">
             <w:r>
               <w:rPr>
                 <w:rStyle w:val="Hipervnculo"/>
                 <w:rFonts w:ascii="Times New Roman" w:eastAsia="Times New Roman" w:hAnsi="Times New Roman" w:cs="Times New Roman"/>
                 <w:noProof/>
               </w:rPr>
-              <w:t>1.4.1 Descripción</w:t>
-            </w:r>
-            <w:r>
-              <w:rPr>
-                <w:rFonts w:ascii="Times New Roman" w:hAnsi="Times New Roman" w:cs="Times New Roman"/>
+              <w:t>1.7.1 BE</w:t>
+            </w:r>
+            <w:r>
+              <w:rPr>
                 <w:noProof/>
                 <w:webHidden/>
               </w:rPr>
@@ -954,7 +1120,6 @@
             </w:r>
             <w:r>
               <w:rPr>
-                <w:rFonts w:ascii="Times New Roman" w:hAnsi="Times New Roman" w:cs="Times New Roman"/>
                 <w:noProof/>
                 <w:webHidden/>
               </w:rPr>
@@ -962,22 +1127,19 @@
             </w:r>
             <w:r>
               <w:rPr>
-                <w:rFonts w:ascii="Times New Roman" w:hAnsi="Times New Roman" w:cs="Times New Roman"/>
-                <w:noProof/>
-                <w:webHidden/>
-              </w:rPr>
-              <w:instrText xml:space="preserve"> PAGEREF _Toc228264957 \h </w:instrText>
-            </w:r>
-            <w:r>
-              <w:rPr>
-                <w:rFonts w:ascii="Times New Roman" w:hAnsi="Times New Roman" w:cs="Times New Roman"/>
-                <w:noProof/>
-                <w:webHidden/>
-              </w:rPr>
-            </w:r>
-            <w:r>
-              <w:rPr>
-                <w:rFonts w:ascii="Times New Roman" w:hAnsi="Times New Roman" w:cs="Times New Roman"/>
+                <w:noProof/>
+                <w:webHidden/>
+              </w:rPr>
+              <w:instrText xml:space="preserve"> PAGEREF _Toc228302006 \h </w:instrText>
+            </w:r>
+            <w:r>
+              <w:rPr>
+                <w:noProof/>
+                <w:webHidden/>
+              </w:rPr>
+            </w:r>
+            <w:r>
+              <w:rPr>
                 <w:noProof/>
                 <w:webHidden/>
               </w:rPr>
@@ -985,15 +1147,13 @@
             </w:r>
             <w:r>
               <w:rPr>
-                <w:rFonts w:ascii="Times New Roman" w:hAnsi="Times New Roman" w:cs="Times New Roman"/>
-                <w:noProof/>
-                <w:webHidden/>
-              </w:rPr>
-              <w:t>7</w:t>
-            </w:r>
-            <w:r>
-              <w:rPr>
-                <w:rFonts w:ascii="Times New Roman" w:hAnsi="Times New Roman" w:cs="Times New Roman"/>
+                <w:noProof/>
+                <w:webHidden/>
+              </w:rPr>
+              <w:t>8</w:t>
+            </w:r>
+            <w:r>
+              <w:rPr>
                 <w:noProof/>
                 <w:webHidden/>
               </w:rPr>
@@ -1008,24 +1168,23 @@
               <w:tab w:val="right" w:leader="dot" w:pos="8494"/>
             </w:tabs>
             <w:rPr>
-              <w:rFonts w:ascii="Times New Roman" w:eastAsiaTheme="minorEastAsia" w:hAnsi="Times New Roman" w:cs="Times New Roman"/>
+              <w:rFonts w:asciiTheme="minorHAnsi" w:eastAsiaTheme="minorEastAsia" w:hAnsiTheme="minorHAnsi" w:cstheme="minorBidi"/>
               <w:noProof/>
               <w:kern w:val="2"/>
               <w14:ligatures w14:val="standardContextual"/>
             </w:rPr>
           </w:pPr>
-          <w:hyperlink w:anchor="_Toc228264958" w:history="1">
+          <w:hyperlink w:anchor="_Toc228302007" w:history="1">
             <w:r>
               <w:rPr>
                 <w:rStyle w:val="Hipervnculo"/>
                 <w:rFonts w:ascii="Times New Roman" w:eastAsia="Times New Roman" w:hAnsi="Times New Roman" w:cs="Times New Roman"/>
                 <w:noProof/>
               </w:rPr>
-              <w:t>1.4.2 Diagrama Secuencia del Sistema Persistencia de Datos</w:t>
-            </w:r>
-            <w:r>
-              <w:rPr>
-                <w:rFonts w:ascii="Times New Roman" w:hAnsi="Times New Roman" w:cs="Times New Roman"/>
+              <w:t>1.7.2 BLL</w:t>
+            </w:r>
+            <w:r>
+              <w:rPr>
                 <w:noProof/>
                 <w:webHidden/>
               </w:rPr>
@@ -1033,7 +1192,6 @@
             </w:r>
             <w:r>
               <w:rPr>
-                <w:rFonts w:ascii="Times New Roman" w:hAnsi="Times New Roman" w:cs="Times New Roman"/>
                 <w:noProof/>
                 <w:webHidden/>
               </w:rPr>
@@ -1041,22 +1199,19 @@
             </w:r>
             <w:r>
               <w:rPr>
-                <w:rFonts w:ascii="Times New Roman" w:hAnsi="Times New Roman" w:cs="Times New Roman"/>
-                <w:noProof/>
-                <w:webHidden/>
-              </w:rPr>
-              <w:instrText xml:space="preserve"> PAGEREF _Toc228264958 \h </w:instrText>
-            </w:r>
-            <w:r>
-              <w:rPr>
-                <w:rFonts w:ascii="Times New Roman" w:hAnsi="Times New Roman" w:cs="Times New Roman"/>
-                <w:noProof/>
-                <w:webHidden/>
-              </w:rPr>
-            </w:r>
-            <w:r>
-              <w:rPr>
-                <w:rFonts w:ascii="Times New Roman" w:hAnsi="Times New Roman" w:cs="Times New Roman"/>
+                <w:noProof/>
+                <w:webHidden/>
+              </w:rPr>
+              <w:instrText xml:space="preserve"> PAGEREF _Toc228302007 \h </w:instrText>
+            </w:r>
+            <w:r>
+              <w:rPr>
+                <w:noProof/>
+                <w:webHidden/>
+              </w:rPr>
+            </w:r>
+            <w:r>
+              <w:rPr>
                 <w:noProof/>
                 <w:webHidden/>
               </w:rPr>
@@ -1064,15 +1219,157 @@
             </w:r>
             <w:r>
               <w:rPr>
-                <w:rFonts w:ascii="Times New Roman" w:hAnsi="Times New Roman" w:cs="Times New Roman"/>
-                <w:noProof/>
-                <w:webHidden/>
-              </w:rPr>
-              <w:t>8</w:t>
-            </w:r>
-            <w:r>
-              <w:rPr>
-                <w:rFonts w:ascii="Times New Roman" w:hAnsi="Times New Roman" w:cs="Times New Roman"/>
+                <w:noProof/>
+                <w:webHidden/>
+              </w:rPr>
+              <w:t>9</w:t>
+            </w:r>
+            <w:r>
+              <w:rPr>
+                <w:noProof/>
+                <w:webHidden/>
+              </w:rPr>
+              <w:fldChar w:fldCharType="end"/>
+            </w:r>
+          </w:hyperlink>
+        </w:p>
+        <w:p>
+          <w:pPr>
+            <w:pStyle w:val="TDC3"/>
+            <w:tabs>
+              <w:tab w:val="right" w:leader="dot" w:pos="8494"/>
+            </w:tabs>
+            <w:rPr>
+              <w:rFonts w:asciiTheme="minorHAnsi" w:eastAsiaTheme="minorEastAsia" w:hAnsiTheme="minorHAnsi" w:cstheme="minorBidi"/>
+              <w:noProof/>
+              <w:kern w:val="2"/>
+              <w14:ligatures w14:val="standardContextual"/>
+            </w:rPr>
+          </w:pPr>
+          <w:hyperlink w:anchor="_Toc228302008" w:history="1">
+            <w:r>
+              <w:rPr>
+                <w:rStyle w:val="Hipervnculo"/>
+                <w:rFonts w:ascii="Times New Roman" w:eastAsia="Times New Roman" w:hAnsi="Times New Roman" w:cs="Times New Roman"/>
+                <w:noProof/>
+              </w:rPr>
+              <w:t>1.7.3 DAL</w:t>
+            </w:r>
+            <w:r>
+              <w:rPr>
+                <w:noProof/>
+                <w:webHidden/>
+              </w:rPr>
+              <w:tab/>
+            </w:r>
+            <w:r>
+              <w:rPr>
+                <w:noProof/>
+                <w:webHidden/>
+              </w:rPr>
+              <w:fldChar w:fldCharType="begin"/>
+            </w:r>
+            <w:r>
+              <w:rPr>
+                <w:noProof/>
+                <w:webHidden/>
+              </w:rPr>
+              <w:instrText xml:space="preserve"> PAGEREF _Toc228302008 \h </w:instrText>
+            </w:r>
+            <w:r>
+              <w:rPr>
+                <w:noProof/>
+                <w:webHidden/>
+              </w:rPr>
+            </w:r>
+            <w:r>
+              <w:rPr>
+                <w:noProof/>
+                <w:webHidden/>
+              </w:rPr>
+              <w:fldChar w:fldCharType="separate"/>
+            </w:r>
+            <w:r>
+              <w:rPr>
+                <w:noProof/>
+                <w:webHidden/>
+              </w:rPr>
+              <w:t>9</w:t>
+            </w:r>
+            <w:r>
+              <w:rPr>
+                <w:noProof/>
+                <w:webHidden/>
+              </w:rPr>
+              <w:fldChar w:fldCharType="end"/>
+            </w:r>
+          </w:hyperlink>
+        </w:p>
+        <w:p>
+          <w:pPr>
+            <w:pStyle w:val="TDC3"/>
+            <w:tabs>
+              <w:tab w:val="right" w:leader="dot" w:pos="8494"/>
+            </w:tabs>
+            <w:rPr>
+              <w:rFonts w:asciiTheme="minorHAnsi" w:eastAsiaTheme="minorEastAsia" w:hAnsiTheme="minorHAnsi" w:cstheme="minorBidi"/>
+              <w:noProof/>
+              <w:kern w:val="2"/>
+              <w14:ligatures w14:val="standardContextual"/>
+            </w:rPr>
+          </w:pPr>
+          <w:hyperlink w:anchor="_Toc228302009" w:history="1">
+            <w:r>
+              <w:rPr>
+                <w:rStyle w:val="Hipervnculo"/>
+                <w:rFonts w:ascii="Times New Roman" w:eastAsia="Times New Roman" w:hAnsi="Times New Roman" w:cs="Times New Roman"/>
+                <w:noProof/>
+              </w:rPr>
+              <w:t>1.7.4 SERVICIOS</w:t>
+            </w:r>
+            <w:r>
+              <w:rPr>
+                <w:noProof/>
+                <w:webHidden/>
+              </w:rPr>
+              <w:tab/>
+            </w:r>
+            <w:r>
+              <w:rPr>
+                <w:noProof/>
+                <w:webHidden/>
+              </w:rPr>
+              <w:fldChar w:fldCharType="begin"/>
+            </w:r>
+            <w:r>
+              <w:rPr>
+                <w:noProof/>
+                <w:webHidden/>
+              </w:rPr>
+              <w:instrText xml:space="preserve"> PAGEREF _Toc228302009 \h </w:instrText>
+            </w:r>
+            <w:r>
+              <w:rPr>
+                <w:noProof/>
+                <w:webHidden/>
+              </w:rPr>
+            </w:r>
+            <w:r>
+              <w:rPr>
+                <w:noProof/>
+                <w:webHidden/>
+              </w:rPr>
+              <w:fldChar w:fldCharType="separate"/>
+            </w:r>
+            <w:r>
+              <w:rPr>
+                <w:noProof/>
+                <w:webHidden/>
+              </w:rPr>
+              <w:t>10</w:t>
+            </w:r>
+            <w:r>
+              <w:rPr>
                 <w:noProof/>
                 <w:webHidden/>
               </w:rPr>
@@ -1087,24 +1384,23 @@
               <w:tab w:val="right" w:leader="dot" w:pos="8494"/>
             </w:tabs>
             <w:rPr>
-              <w:rFonts w:ascii="Times New Roman" w:eastAsiaTheme="minorEastAsia" w:hAnsi="Times New Roman" w:cs="Times New Roman"/>
+              <w:rFonts w:asciiTheme="minorHAnsi" w:eastAsiaTheme="minorEastAsia" w:hAnsiTheme="minorHAnsi" w:cstheme="minorBidi"/>
               <w:noProof/>
               <w:kern w:val="2"/>
               <w14:ligatures w14:val="standardContextual"/>
             </w:rPr>
           </w:pPr>
-          <w:hyperlink w:anchor="_Toc228264959" w:history="1">
+          <w:hyperlink w:anchor="_Toc228302010" w:history="1">
             <w:r>
               <w:rPr>
                 <w:rStyle w:val="Hipervnculo"/>
                 <w:rFonts w:ascii="Times New Roman" w:eastAsia="Times New Roman" w:hAnsi="Times New Roman" w:cs="Times New Roman"/>
                 <w:noProof/>
               </w:rPr>
-              <w:t>1.5 Menú tentativo de navegación del sistema</w:t>
-            </w:r>
-            <w:r>
-              <w:rPr>
-                <w:rFonts w:ascii="Times New Roman" w:hAnsi="Times New Roman" w:cs="Times New Roman"/>
+              <w:t>1.8 Der General del Sistema</w:t>
+            </w:r>
+            <w:r>
+              <w:rPr>
                 <w:noProof/>
                 <w:webHidden/>
               </w:rPr>
@@ -1112,7 +1408,6 @@
             </w:r>
             <w:r>
               <w:rPr>
-                <w:rFonts w:ascii="Times New Roman" w:hAnsi="Times New Roman" w:cs="Times New Roman"/>
                 <w:noProof/>
                 <w:webHidden/>
               </w:rPr>
@@ -1120,22 +1415,19 @@
             </w:r>
             <w:r>
               <w:rPr>
-                <w:rFonts w:ascii="Times New Roman" w:hAnsi="Times New Roman" w:cs="Times New Roman"/>
-                <w:noProof/>
-                <w:webHidden/>
-              </w:rPr>
-              <w:instrText xml:space="preserve"> PAGEREF _Toc228264959 \h </w:instrText>
-            </w:r>
-            <w:r>
-              <w:rPr>
-                <w:rFonts w:ascii="Times New Roman" w:hAnsi="Times New Roman" w:cs="Times New Roman"/>
-                <w:noProof/>
-                <w:webHidden/>
-              </w:rPr>
-            </w:r>
-            <w:r>
-              <w:rPr>
-                <w:rFonts w:ascii="Times New Roman" w:hAnsi="Times New Roman" w:cs="Times New Roman"/>
+                <w:noProof/>
+                <w:webHidden/>
+              </w:rPr>
+              <w:instrText xml:space="preserve"> PAGEREF _Toc228302010 \h </w:instrText>
+            </w:r>
+            <w:r>
+              <w:rPr>
+                <w:noProof/>
+                <w:webHidden/>
+              </w:rPr>
+            </w:r>
+            <w:r>
+              <w:rPr>
                 <w:noProof/>
                 <w:webHidden/>
               </w:rPr>
@@ -1143,15 +1435,85 @@
             </w:r>
             <w:r>
               <w:rPr>
-                <w:rFonts w:ascii="Times New Roman" w:hAnsi="Times New Roman" w:cs="Times New Roman"/>
-                <w:noProof/>
-                <w:webHidden/>
-              </w:rPr>
-              <w:t>8</w:t>
-            </w:r>
-            <w:r>
-              <w:rPr>
-                <w:rFonts w:ascii="Times New Roman" w:hAnsi="Times New Roman" w:cs="Times New Roman"/>
+                <w:noProof/>
+                <w:webHidden/>
+              </w:rPr>
+              <w:t>10</w:t>
+            </w:r>
+            <w:r>
+              <w:rPr>
+                <w:noProof/>
+                <w:webHidden/>
+              </w:rPr>
+              <w:fldChar w:fldCharType="end"/>
+            </w:r>
+          </w:hyperlink>
+        </w:p>
+        <w:p>
+          <w:pPr>
+            <w:pStyle w:val="TDC1"/>
+            <w:tabs>
+              <w:tab w:val="right" w:leader="dot" w:pos="8494"/>
+            </w:tabs>
+            <w:rPr>
+              <w:rFonts w:asciiTheme="minorHAnsi" w:eastAsiaTheme="minorEastAsia" w:hAnsiTheme="minorHAnsi" w:cstheme="minorBidi"/>
+              <w:noProof/>
+              <w:kern w:val="2"/>
+              <w14:ligatures w14:val="standardContextual"/>
+            </w:rPr>
+          </w:pPr>
+          <w:hyperlink w:anchor="_Toc228302011" w:history="1">
+            <w:r>
+              <w:rPr>
+                <w:rStyle w:val="Hipervnculo"/>
+                <w:rFonts w:ascii="Times New Roman" w:eastAsia="Times New Roman" w:hAnsi="Times New Roman" w:cs="Times New Roman"/>
+                <w:noProof/>
+              </w:rPr>
+              <w:t>2. GESTIÓN DE LOG IN / LOG OUT DEL SISTEMA</w:t>
+            </w:r>
+            <w:r>
+              <w:rPr>
+                <w:noProof/>
+                <w:webHidden/>
+              </w:rPr>
+              <w:tab/>
+            </w:r>
+            <w:r>
+              <w:rPr>
+                <w:noProof/>
+                <w:webHidden/>
+              </w:rPr>
+              <w:fldChar w:fldCharType="begin"/>
+            </w:r>
+            <w:r>
+              <w:rPr>
+                <w:noProof/>
+                <w:webHidden/>
+              </w:rPr>
+              <w:instrText xml:space="preserve"> PAGEREF _Toc228302011 \h </w:instrText>
+            </w:r>
+            <w:r>
+              <w:rPr>
+                <w:noProof/>
+                <w:webHidden/>
+              </w:rPr>
+            </w:r>
+            <w:r>
+              <w:rPr>
+                <w:noProof/>
+                <w:webHidden/>
+              </w:rPr>
+              <w:fldChar w:fldCharType="separate"/>
+            </w:r>
+            <w:r>
+              <w:rPr>
+                <w:noProof/>
+                <w:webHidden/>
+              </w:rPr>
+              <w:t>11</w:t>
+            </w:r>
+            <w:r>
+              <w:rPr>
                 <w:noProof/>
                 <w:webHidden/>
               </w:rPr>
@@ -1166,24 +1528,23 @@
               <w:tab w:val="right" w:leader="dot" w:pos="8494"/>
             </w:tabs>
             <w:rPr>
-              <w:rFonts w:ascii="Times New Roman" w:eastAsiaTheme="minorEastAsia" w:hAnsi="Times New Roman" w:cs="Times New Roman"/>
+              <w:rFonts w:asciiTheme="minorHAnsi" w:eastAsiaTheme="minorEastAsia" w:hAnsiTheme="minorHAnsi" w:cstheme="minorBidi"/>
               <w:noProof/>
               <w:kern w:val="2"/>
               <w14:ligatures w14:val="standardContextual"/>
             </w:rPr>
           </w:pPr>
-          <w:hyperlink w:anchor="_Toc228264960" w:history="1">
+          <w:hyperlink w:anchor="_Toc228302012" w:history="1">
             <w:r>
               <w:rPr>
                 <w:rStyle w:val="Hipervnculo"/>
                 <w:rFonts w:ascii="Times New Roman" w:eastAsia="Times New Roman" w:hAnsi="Times New Roman" w:cs="Times New Roman"/>
                 <w:noProof/>
               </w:rPr>
-              <w:t>1.6 Diagrama de Clases General del Sistema</w:t>
-            </w:r>
-            <w:r>
-              <w:rPr>
-                <w:rFonts w:ascii="Times New Roman" w:hAnsi="Times New Roman" w:cs="Times New Roman"/>
+              <w:t>2.1 Objetivo General</w:t>
+            </w:r>
+            <w:r>
+              <w:rPr>
                 <w:noProof/>
                 <w:webHidden/>
               </w:rPr>
@@ -1191,7 +1552,6 @@
             </w:r>
             <w:r>
               <w:rPr>
-                <w:rFonts w:ascii="Times New Roman" w:hAnsi="Times New Roman" w:cs="Times New Roman"/>
                 <w:noProof/>
                 <w:webHidden/>
               </w:rPr>
@@ -1199,22 +1559,19 @@
             </w:r>
             <w:r>
               <w:rPr>
-                <w:rFonts w:ascii="Times New Roman" w:hAnsi="Times New Roman" w:cs="Times New Roman"/>
-                <w:noProof/>
-                <w:webHidden/>
-              </w:rPr>
-              <w:instrText xml:space="preserve"> PAGEREF _Toc228264960 \h </w:instrText>
-            </w:r>
-            <w:r>
-              <w:rPr>
-                <w:rFonts w:ascii="Times New Roman" w:hAnsi="Times New Roman" w:cs="Times New Roman"/>
-                <w:noProof/>
-                <w:webHidden/>
-              </w:rPr>
-            </w:r>
-            <w:r>
-              <w:rPr>
-                <w:rFonts w:ascii="Times New Roman" w:hAnsi="Times New Roman" w:cs="Times New Roman"/>
+                <w:noProof/>
+                <w:webHidden/>
+              </w:rPr>
+              <w:instrText xml:space="preserve"> PAGEREF _Toc228302012 \h </w:instrText>
+            </w:r>
+            <w:r>
+              <w:rPr>
+                <w:noProof/>
+                <w:webHidden/>
+              </w:rPr>
+            </w:r>
+            <w:r>
+              <w:rPr>
                 <w:noProof/>
                 <w:webHidden/>
               </w:rPr>
@@ -1222,15 +1579,13 @@
             </w:r>
             <w:r>
               <w:rPr>
-                <w:rFonts w:ascii="Times New Roman" w:hAnsi="Times New Roman" w:cs="Times New Roman"/>
-                <w:noProof/>
-                <w:webHidden/>
-              </w:rPr>
-              <w:t>9</w:t>
-            </w:r>
-            <w:r>
-              <w:rPr>
-                <w:rFonts w:ascii="Times New Roman" w:hAnsi="Times New Roman" w:cs="Times New Roman"/>
+                <w:noProof/>
+                <w:webHidden/>
+              </w:rPr>
+              <w:t>11</w:t>
+            </w:r>
+            <w:r>
+              <w:rPr>
                 <w:noProof/>
                 <w:webHidden/>
               </w:rPr>
@@ -1245,24 +1600,23 @@
               <w:tab w:val="right" w:leader="dot" w:pos="8494"/>
             </w:tabs>
             <w:rPr>
-              <w:rFonts w:ascii="Times New Roman" w:eastAsiaTheme="minorEastAsia" w:hAnsi="Times New Roman" w:cs="Times New Roman"/>
+              <w:rFonts w:asciiTheme="minorHAnsi" w:eastAsiaTheme="minorEastAsia" w:hAnsiTheme="minorHAnsi" w:cstheme="minorBidi"/>
               <w:noProof/>
               <w:kern w:val="2"/>
               <w14:ligatures w14:val="standardContextual"/>
             </w:rPr>
           </w:pPr>
-          <w:hyperlink w:anchor="_Toc228264961" w:history="1">
+          <w:hyperlink w:anchor="_Toc228302013" w:history="1">
             <w:r>
               <w:rPr>
                 <w:rStyle w:val="Hipervnculo"/>
                 <w:rFonts w:ascii="Times New Roman" w:eastAsia="Times New Roman" w:hAnsi="Times New Roman" w:cs="Times New Roman"/>
                 <w:noProof/>
               </w:rPr>
-              <w:t>1.7 Diagrama de Clases en Capas</w:t>
-            </w:r>
-            <w:r>
-              <w:rPr>
-                <w:rFonts w:ascii="Times New Roman" w:hAnsi="Times New Roman" w:cs="Times New Roman"/>
+              <w:t>2.2 ¿Cómo funciona?</w:t>
+            </w:r>
+            <w:r>
+              <w:rPr>
                 <w:noProof/>
                 <w:webHidden/>
               </w:rPr>
@@ -1270,7 +1624,6 @@
             </w:r>
             <w:r>
               <w:rPr>
-                <w:rFonts w:ascii="Times New Roman" w:hAnsi="Times New Roman" w:cs="Times New Roman"/>
                 <w:noProof/>
                 <w:webHidden/>
               </w:rPr>
@@ -1278,22 +1631,19 @@
             </w:r>
             <w:r>
               <w:rPr>
-                <w:rFonts w:ascii="Times New Roman" w:hAnsi="Times New Roman" w:cs="Times New Roman"/>
-                <w:noProof/>
-                <w:webHidden/>
-              </w:rPr>
-              <w:instrText xml:space="preserve"> PAGEREF _Toc228264961 \h </w:instrText>
-            </w:r>
-            <w:r>
-              <w:rPr>
-                <w:rFonts w:ascii="Times New Roman" w:hAnsi="Times New Roman" w:cs="Times New Roman"/>
-                <w:noProof/>
-                <w:webHidden/>
-              </w:rPr>
-            </w:r>
-            <w:r>
-              <w:rPr>
-                <w:rFonts w:ascii="Times New Roman" w:hAnsi="Times New Roman" w:cs="Times New Roman"/>
+                <w:noProof/>
+                <w:webHidden/>
+              </w:rPr>
+              <w:instrText xml:space="preserve"> PAGEREF _Toc228302013 \h </w:instrText>
+            </w:r>
+            <w:r>
+              <w:rPr>
+                <w:noProof/>
+                <w:webHidden/>
+              </w:rPr>
+            </w:r>
+            <w:r>
+              <w:rPr>
                 <w:noProof/>
                 <w:webHidden/>
               </w:rPr>
@@ -1301,15 +1651,85 @@
             </w:r>
             <w:r>
               <w:rPr>
-                <w:rFonts w:ascii="Times New Roman" w:hAnsi="Times New Roman" w:cs="Times New Roman"/>
-                <w:noProof/>
-                <w:webHidden/>
-              </w:rPr>
-              <w:t>9</w:t>
-            </w:r>
-            <w:r>
-              <w:rPr>
-                <w:rFonts w:ascii="Times New Roman" w:hAnsi="Times New Roman" w:cs="Times New Roman"/>
+                <w:noProof/>
+                <w:webHidden/>
+              </w:rPr>
+              <w:t>11</w:t>
+            </w:r>
+            <w:r>
+              <w:rPr>
+                <w:noProof/>
+                <w:webHidden/>
+              </w:rPr>
+              <w:fldChar w:fldCharType="end"/>
+            </w:r>
+          </w:hyperlink>
+        </w:p>
+        <w:p>
+          <w:pPr>
+            <w:pStyle w:val="TDC2"/>
+            <w:tabs>
+              <w:tab w:val="right" w:leader="dot" w:pos="8494"/>
+            </w:tabs>
+            <w:rPr>
+              <w:rFonts w:asciiTheme="minorHAnsi" w:eastAsiaTheme="minorEastAsia" w:hAnsiTheme="minorHAnsi" w:cstheme="minorBidi"/>
+              <w:noProof/>
+              <w:kern w:val="2"/>
+              <w14:ligatures w14:val="standardContextual"/>
+            </w:rPr>
+          </w:pPr>
+          <w:hyperlink w:anchor="_Toc228302014" w:history="1">
+            <w:r>
+              <w:rPr>
+                <w:rStyle w:val="Hipervnculo"/>
+                <w:rFonts w:ascii="Times New Roman" w:eastAsia="Times New Roman" w:hAnsi="Times New Roman" w:cs="Times New Roman"/>
+                <w:noProof/>
+              </w:rPr>
+              <w:t>2.3 LogIn – CU001 LogIn</w:t>
+            </w:r>
+            <w:r>
+              <w:rPr>
+                <w:noProof/>
+                <w:webHidden/>
+              </w:rPr>
+              <w:tab/>
+            </w:r>
+            <w:r>
+              <w:rPr>
+                <w:noProof/>
+                <w:webHidden/>
+              </w:rPr>
+              <w:fldChar w:fldCharType="begin"/>
+            </w:r>
+            <w:r>
+              <w:rPr>
+                <w:noProof/>
+                <w:webHidden/>
+              </w:rPr>
+              <w:instrText xml:space="preserve"> PAGEREF _Toc228302014 \h </w:instrText>
+            </w:r>
+            <w:r>
+              <w:rPr>
+                <w:noProof/>
+                <w:webHidden/>
+              </w:rPr>
+            </w:r>
+            <w:r>
+              <w:rPr>
+                <w:noProof/>
+                <w:webHidden/>
+              </w:rPr>
+              <w:fldChar w:fldCharType="separate"/>
+            </w:r>
+            <w:r>
+              <w:rPr>
+                <w:noProof/>
+                <w:webHidden/>
+              </w:rPr>
+              <w:t>12</w:t>
+            </w:r>
+            <w:r>
+              <w:rPr>
                 <w:noProof/>
                 <w:webHidden/>
               </w:rPr>
@@ -1324,24 +1744,23 @@
               <w:tab w:val="right" w:leader="dot" w:pos="8494"/>
             </w:tabs>
             <w:rPr>
-              <w:rFonts w:ascii="Times New Roman" w:eastAsiaTheme="minorEastAsia" w:hAnsi="Times New Roman" w:cs="Times New Roman"/>
+              <w:rFonts w:asciiTheme="minorHAnsi" w:eastAsiaTheme="minorEastAsia" w:hAnsiTheme="minorHAnsi" w:cstheme="minorBidi"/>
               <w:noProof/>
               <w:kern w:val="2"/>
               <w14:ligatures w14:val="standardContextual"/>
             </w:rPr>
           </w:pPr>
-          <w:hyperlink w:anchor="_Toc228264962" w:history="1">
+          <w:hyperlink w:anchor="_Toc228302015" w:history="1">
             <w:r>
               <w:rPr>
                 <w:rStyle w:val="Hipervnculo"/>
                 <w:rFonts w:ascii="Times New Roman" w:eastAsia="Times New Roman" w:hAnsi="Times New Roman" w:cs="Times New Roman"/>
                 <w:noProof/>
               </w:rPr>
-              <w:t>1.7.1 BE</w:t>
-            </w:r>
-            <w:r>
-              <w:rPr>
-                <w:rFonts w:ascii="Times New Roman" w:hAnsi="Times New Roman" w:cs="Times New Roman"/>
+              <w:t>2.3.1 Diagrama LogIn</w:t>
+            </w:r>
+            <w:r>
+              <w:rPr>
                 <w:noProof/>
                 <w:webHidden/>
               </w:rPr>
@@ -1349,7 +1768,6 @@
             </w:r>
             <w:r>
               <w:rPr>
-                <w:rFonts w:ascii="Times New Roman" w:hAnsi="Times New Roman" w:cs="Times New Roman"/>
                 <w:noProof/>
                 <w:webHidden/>
               </w:rPr>
@@ -1357,22 +1775,19 @@
             </w:r>
             <w:r>
               <w:rPr>
-                <w:rFonts w:ascii="Times New Roman" w:hAnsi="Times New Roman" w:cs="Times New Roman"/>
-                <w:noProof/>
-                <w:webHidden/>
-              </w:rPr>
-              <w:instrText xml:space="preserve"> PAGEREF _Toc228264962 \h </w:instrText>
-            </w:r>
-            <w:r>
-              <w:rPr>
-                <w:rFonts w:ascii="Times New Roman" w:hAnsi="Times New Roman" w:cs="Times New Roman"/>
-                <w:noProof/>
-                <w:webHidden/>
-              </w:rPr>
-            </w:r>
-            <w:r>
-              <w:rPr>
-                <w:rFonts w:ascii="Times New Roman" w:hAnsi="Times New Roman" w:cs="Times New Roman"/>
+                <w:noProof/>
+                <w:webHidden/>
+              </w:rPr>
+              <w:instrText xml:space="preserve"> PAGEREF _Toc228302015 \h </w:instrText>
+            </w:r>
+            <w:r>
+              <w:rPr>
+                <w:noProof/>
+                <w:webHidden/>
+              </w:rPr>
+            </w:r>
+            <w:r>
+              <w:rPr>
                 <w:noProof/>
                 <w:webHidden/>
               </w:rPr>
@@ -1380,15 +1795,13 @@
             </w:r>
             <w:r>
               <w:rPr>
-                <w:rFonts w:ascii="Times New Roman" w:hAnsi="Times New Roman" w:cs="Times New Roman"/>
-                <w:noProof/>
-                <w:webHidden/>
-              </w:rPr>
-              <w:t>9</w:t>
-            </w:r>
-            <w:r>
-              <w:rPr>
-                <w:rFonts w:ascii="Times New Roman" w:hAnsi="Times New Roman" w:cs="Times New Roman"/>
+                <w:noProof/>
+                <w:webHidden/>
+              </w:rPr>
+              <w:t>12</w:t>
+            </w:r>
+            <w:r>
+              <w:rPr>
                 <w:noProof/>
                 <w:webHidden/>
               </w:rPr>
@@ -1403,24 +1816,23 @@
               <w:tab w:val="right" w:leader="dot" w:pos="8494"/>
             </w:tabs>
             <w:rPr>
-              <w:rFonts w:ascii="Times New Roman" w:eastAsiaTheme="minorEastAsia" w:hAnsi="Times New Roman" w:cs="Times New Roman"/>
+              <w:rFonts w:asciiTheme="minorHAnsi" w:eastAsiaTheme="minorEastAsia" w:hAnsiTheme="minorHAnsi" w:cstheme="minorBidi"/>
               <w:noProof/>
               <w:kern w:val="2"/>
               <w14:ligatures w14:val="standardContextual"/>
             </w:rPr>
           </w:pPr>
-          <w:hyperlink w:anchor="_Toc228264963" w:history="1">
+          <w:hyperlink w:anchor="_Toc228302016" w:history="1">
             <w:r>
               <w:rPr>
                 <w:rStyle w:val="Hipervnculo"/>
                 <w:rFonts w:ascii="Times New Roman" w:eastAsia="Times New Roman" w:hAnsi="Times New Roman" w:cs="Times New Roman"/>
                 <w:noProof/>
               </w:rPr>
-              <w:t>1.7.2 BLL</w:t>
-            </w:r>
-            <w:r>
-              <w:rPr>
-                <w:rFonts w:ascii="Times New Roman" w:hAnsi="Times New Roman" w:cs="Times New Roman"/>
+              <w:t>2.3.2 Especificación CU</w:t>
+            </w:r>
+            <w:r>
+              <w:rPr>
                 <w:noProof/>
                 <w:webHidden/>
               </w:rPr>
@@ -1428,7 +1840,6 @@
             </w:r>
             <w:r>
               <w:rPr>
-                <w:rFonts w:ascii="Times New Roman" w:hAnsi="Times New Roman" w:cs="Times New Roman"/>
                 <w:noProof/>
                 <w:webHidden/>
               </w:rPr>
@@ -1436,22 +1847,19 @@
             </w:r>
             <w:r>
               <w:rPr>
-                <w:rFonts w:ascii="Times New Roman" w:hAnsi="Times New Roman" w:cs="Times New Roman"/>
-                <w:noProof/>
-                <w:webHidden/>
-              </w:rPr>
-              <w:instrText xml:space="preserve"> PAGEREF _Toc228264963 \h </w:instrText>
-            </w:r>
-            <w:r>
-              <w:rPr>
-                <w:rFonts w:ascii="Times New Roman" w:hAnsi="Times New Roman" w:cs="Times New Roman"/>
-                <w:noProof/>
-                <w:webHidden/>
-              </w:rPr>
-            </w:r>
-            <w:r>
-              <w:rPr>
-                <w:rFonts w:ascii="Times New Roman" w:hAnsi="Times New Roman" w:cs="Times New Roman"/>
+                <w:noProof/>
+                <w:webHidden/>
+              </w:rPr>
+              <w:instrText xml:space="preserve"> PAGEREF _Toc228302016 \h </w:instrText>
+            </w:r>
+            <w:r>
+              <w:rPr>
+                <w:noProof/>
+                <w:webHidden/>
+              </w:rPr>
+            </w:r>
+            <w:r>
+              <w:rPr>
                 <w:noProof/>
                 <w:webHidden/>
               </w:rPr>
@@ -1459,15 +1867,13 @@
             </w:r>
             <w:r>
               <w:rPr>
-                <w:rFonts w:ascii="Times New Roman" w:hAnsi="Times New Roman" w:cs="Times New Roman"/>
-                <w:noProof/>
-                <w:webHidden/>
-              </w:rPr>
-              <w:t>10</w:t>
-            </w:r>
-            <w:r>
-              <w:rPr>
-                <w:rFonts w:ascii="Times New Roman" w:hAnsi="Times New Roman" w:cs="Times New Roman"/>
+                <w:noProof/>
+                <w:webHidden/>
+              </w:rPr>
+              <w:t>12</w:t>
+            </w:r>
+            <w:r>
+              <w:rPr>
                 <w:noProof/>
                 <w:webHidden/>
               </w:rPr>
@@ -1482,24 +1888,23 @@
               <w:tab w:val="right" w:leader="dot" w:pos="8494"/>
             </w:tabs>
             <w:rPr>
-              <w:rFonts w:ascii="Times New Roman" w:eastAsiaTheme="minorEastAsia" w:hAnsi="Times New Roman" w:cs="Times New Roman"/>
+              <w:rFonts w:asciiTheme="minorHAnsi" w:eastAsiaTheme="minorEastAsia" w:hAnsiTheme="minorHAnsi" w:cstheme="minorBidi"/>
               <w:noProof/>
               <w:kern w:val="2"/>
               <w14:ligatures w14:val="standardContextual"/>
             </w:rPr>
           </w:pPr>
-          <w:hyperlink w:anchor="_Toc228264964" w:history="1">
+          <w:hyperlink w:anchor="_Toc228302017" w:history="1">
             <w:r>
               <w:rPr>
                 <w:rStyle w:val="Hipervnculo"/>
                 <w:rFonts w:ascii="Times New Roman" w:eastAsia="Times New Roman" w:hAnsi="Times New Roman" w:cs="Times New Roman"/>
                 <w:noProof/>
               </w:rPr>
-              <w:t>1.7.3 DAL</w:t>
-            </w:r>
-            <w:r>
-              <w:rPr>
-                <w:rFonts w:ascii="Times New Roman" w:hAnsi="Times New Roman" w:cs="Times New Roman"/>
+              <w:t>2.3.3 Diagrama de Secuencia del Sistema</w:t>
+            </w:r>
+            <w:r>
+              <w:rPr>
                 <w:noProof/>
                 <w:webHidden/>
               </w:rPr>
@@ -1507,7 +1912,6 @@
             </w:r>
             <w:r>
               <w:rPr>
-                <w:rFonts w:ascii="Times New Roman" w:hAnsi="Times New Roman" w:cs="Times New Roman"/>
                 <w:noProof/>
                 <w:webHidden/>
               </w:rPr>
@@ -1515,22 +1919,19 @@
             </w:r>
             <w:r>
               <w:rPr>
-                <w:rFonts w:ascii="Times New Roman" w:hAnsi="Times New Roman" w:cs="Times New Roman"/>
-                <w:noProof/>
-                <w:webHidden/>
-              </w:rPr>
-              <w:instrText xml:space="preserve"> PAGEREF _Toc228264964 \h </w:instrText>
-            </w:r>
-            <w:r>
-              <w:rPr>
-                <w:rFonts w:ascii="Times New Roman" w:hAnsi="Times New Roman" w:cs="Times New Roman"/>
-                <w:noProof/>
-                <w:webHidden/>
-              </w:rPr>
-            </w:r>
-            <w:r>
-              <w:rPr>
-                <w:rFonts w:ascii="Times New Roman" w:hAnsi="Times New Roman" w:cs="Times New Roman"/>
+                <w:noProof/>
+                <w:webHidden/>
+              </w:rPr>
+              <w:instrText xml:space="preserve"> PAGEREF _Toc228302017 \h </w:instrText>
+            </w:r>
+            <w:r>
+              <w:rPr>
+                <w:noProof/>
+                <w:webHidden/>
+              </w:rPr>
+            </w:r>
+            <w:r>
+              <w:rPr>
                 <w:noProof/>
                 <w:webHidden/>
               </w:rPr>
@@ -1538,15 +1939,13 @@
             </w:r>
             <w:r>
               <w:rPr>
-                <w:rFonts w:ascii="Times New Roman" w:hAnsi="Times New Roman" w:cs="Times New Roman"/>
-                <w:noProof/>
-                <w:webHidden/>
-              </w:rPr>
-              <w:t>10</w:t>
-            </w:r>
-            <w:r>
-              <w:rPr>
-                <w:rFonts w:ascii="Times New Roman" w:hAnsi="Times New Roman" w:cs="Times New Roman"/>
+                <w:noProof/>
+                <w:webHidden/>
+              </w:rPr>
+              <w:t>14</w:t>
+            </w:r>
+            <w:r>
+              <w:rPr>
                 <w:noProof/>
                 <w:webHidden/>
               </w:rPr>
@@ -1561,24 +1960,23 @@
               <w:tab w:val="right" w:leader="dot" w:pos="8494"/>
             </w:tabs>
             <w:rPr>
-              <w:rFonts w:ascii="Times New Roman" w:eastAsiaTheme="minorEastAsia" w:hAnsi="Times New Roman" w:cs="Times New Roman"/>
+              <w:rFonts w:asciiTheme="minorHAnsi" w:eastAsiaTheme="minorEastAsia" w:hAnsiTheme="minorHAnsi" w:cstheme="minorBidi"/>
               <w:noProof/>
               <w:kern w:val="2"/>
               <w14:ligatures w14:val="standardContextual"/>
             </w:rPr>
           </w:pPr>
-          <w:hyperlink w:anchor="_Toc228264965" w:history="1">
+          <w:hyperlink w:anchor="_Toc228302018" w:history="1">
             <w:r>
               <w:rPr>
                 <w:rStyle w:val="Hipervnculo"/>
                 <w:rFonts w:ascii="Times New Roman" w:eastAsia="Times New Roman" w:hAnsi="Times New Roman" w:cs="Times New Roman"/>
                 <w:noProof/>
               </w:rPr>
-              <w:t>1.7.4 SERVICIOS</w:t>
-            </w:r>
-            <w:r>
-              <w:rPr>
-                <w:rFonts w:ascii="Times New Roman" w:hAnsi="Times New Roman" w:cs="Times New Roman"/>
+              <w:t>2.3.4 Diagrama de Clases</w:t>
+            </w:r>
+            <w:r>
+              <w:rPr>
                 <w:noProof/>
                 <w:webHidden/>
               </w:rPr>
@@ -1586,7 +1984,6 @@
             </w:r>
             <w:r>
               <w:rPr>
-                <w:rFonts w:ascii="Times New Roman" w:hAnsi="Times New Roman" w:cs="Times New Roman"/>
                 <w:noProof/>
                 <w:webHidden/>
               </w:rPr>
@@ -1594,22 +1991,19 @@
             </w:r>
             <w:r>
               <w:rPr>
-                <w:rFonts w:ascii="Times New Roman" w:hAnsi="Times New Roman" w:cs="Times New Roman"/>
-                <w:noProof/>
-                <w:webHidden/>
-              </w:rPr>
-              <w:instrText xml:space="preserve"> PAGEREF _Toc228264965 \h </w:instrText>
-            </w:r>
-            <w:r>
-              <w:rPr>
-                <w:rFonts w:ascii="Times New Roman" w:hAnsi="Times New Roman" w:cs="Times New Roman"/>
-                <w:noProof/>
-                <w:webHidden/>
-              </w:rPr>
-            </w:r>
-            <w:r>
-              <w:rPr>
-                <w:rFonts w:ascii="Times New Roman" w:hAnsi="Times New Roman" w:cs="Times New Roman"/>
+                <w:noProof/>
+                <w:webHidden/>
+              </w:rPr>
+              <w:instrText xml:space="preserve"> PAGEREF _Toc228302018 \h </w:instrText>
+            </w:r>
+            <w:r>
+              <w:rPr>
+                <w:noProof/>
+                <w:webHidden/>
+              </w:rPr>
+            </w:r>
+            <w:r>
+              <w:rPr>
                 <w:noProof/>
                 <w:webHidden/>
               </w:rPr>
@@ -1617,15 +2011,157 @@
             </w:r>
             <w:r>
               <w:rPr>
-                <w:rFonts w:ascii="Times New Roman" w:hAnsi="Times New Roman" w:cs="Times New Roman"/>
-                <w:noProof/>
-                <w:webHidden/>
-              </w:rPr>
-              <w:t>11</w:t>
-            </w:r>
-            <w:r>
-              <w:rPr>
-                <w:rFonts w:ascii="Times New Roman" w:hAnsi="Times New Roman" w:cs="Times New Roman"/>
+                <w:noProof/>
+                <w:webHidden/>
+              </w:rPr>
+              <w:t>15</w:t>
+            </w:r>
+            <w:r>
+              <w:rPr>
+                <w:noProof/>
+                <w:webHidden/>
+              </w:rPr>
+              <w:fldChar w:fldCharType="end"/>
+            </w:r>
+          </w:hyperlink>
+        </w:p>
+        <w:p>
+          <w:pPr>
+            <w:pStyle w:val="TDC3"/>
+            <w:tabs>
+              <w:tab w:val="right" w:leader="dot" w:pos="8494"/>
+            </w:tabs>
+            <w:rPr>
+              <w:rFonts w:asciiTheme="minorHAnsi" w:eastAsiaTheme="minorEastAsia" w:hAnsiTheme="minorHAnsi" w:cstheme="minorBidi"/>
+              <w:noProof/>
+              <w:kern w:val="2"/>
+              <w14:ligatures w14:val="standardContextual"/>
+            </w:rPr>
+          </w:pPr>
+          <w:hyperlink w:anchor="_Toc228302019" w:history="1">
+            <w:r>
+              <w:rPr>
+                <w:rStyle w:val="Hipervnculo"/>
+                <w:rFonts w:ascii="Times New Roman" w:eastAsia="Times New Roman" w:hAnsi="Times New Roman" w:cs="Times New Roman"/>
+                <w:noProof/>
+              </w:rPr>
+              <w:t>2.3.5 Der</w:t>
+            </w:r>
+            <w:r>
+              <w:rPr>
+                <w:noProof/>
+                <w:webHidden/>
+              </w:rPr>
+              <w:tab/>
+            </w:r>
+            <w:r>
+              <w:rPr>
+                <w:noProof/>
+                <w:webHidden/>
+              </w:rPr>
+              <w:fldChar w:fldCharType="begin"/>
+            </w:r>
+            <w:r>
+              <w:rPr>
+                <w:noProof/>
+                <w:webHidden/>
+              </w:rPr>
+              <w:instrText xml:space="preserve"> PAGEREF _Toc228302019 \h </w:instrText>
+            </w:r>
+            <w:r>
+              <w:rPr>
+                <w:noProof/>
+                <w:webHidden/>
+              </w:rPr>
+            </w:r>
+            <w:r>
+              <w:rPr>
+                <w:noProof/>
+                <w:webHidden/>
+              </w:rPr>
+              <w:fldChar w:fldCharType="separate"/>
+            </w:r>
+            <w:r>
+              <w:rPr>
+                <w:noProof/>
+                <w:webHidden/>
+              </w:rPr>
+              <w:t>15</w:t>
+            </w:r>
+            <w:r>
+              <w:rPr>
+                <w:noProof/>
+                <w:webHidden/>
+              </w:rPr>
+              <w:fldChar w:fldCharType="end"/>
+            </w:r>
+          </w:hyperlink>
+        </w:p>
+        <w:p>
+          <w:pPr>
+            <w:pStyle w:val="TDC3"/>
+            <w:tabs>
+              <w:tab w:val="right" w:leader="dot" w:pos="8494"/>
+            </w:tabs>
+            <w:rPr>
+              <w:rFonts w:asciiTheme="minorHAnsi" w:eastAsiaTheme="minorEastAsia" w:hAnsiTheme="minorHAnsi" w:cstheme="minorBidi"/>
+              <w:noProof/>
+              <w:kern w:val="2"/>
+              <w14:ligatures w14:val="standardContextual"/>
+            </w:rPr>
+          </w:pPr>
+          <w:hyperlink w:anchor="_Toc228302020" w:history="1">
+            <w:r>
+              <w:rPr>
+                <w:rStyle w:val="Hipervnculo"/>
+                <w:rFonts w:ascii="Times New Roman" w:eastAsia="Times New Roman" w:hAnsi="Times New Roman" w:cs="Times New Roman"/>
+                <w:noProof/>
+              </w:rPr>
+              <w:t>2.3.6 Pantalla GIU</w:t>
+            </w:r>
+            <w:r>
+              <w:rPr>
+                <w:noProof/>
+                <w:webHidden/>
+              </w:rPr>
+              <w:tab/>
+            </w:r>
+            <w:r>
+              <w:rPr>
+                <w:noProof/>
+                <w:webHidden/>
+              </w:rPr>
+              <w:fldChar w:fldCharType="begin"/>
+            </w:r>
+            <w:r>
+              <w:rPr>
+                <w:noProof/>
+                <w:webHidden/>
+              </w:rPr>
+              <w:instrText xml:space="preserve"> PAGEREF _Toc228302020 \h </w:instrText>
+            </w:r>
+            <w:r>
+              <w:rPr>
+                <w:noProof/>
+                <w:webHidden/>
+              </w:rPr>
+            </w:r>
+            <w:r>
+              <w:rPr>
+                <w:noProof/>
+                <w:webHidden/>
+              </w:rPr>
+              <w:fldChar w:fldCharType="separate"/>
+            </w:r>
+            <w:r>
+              <w:rPr>
+                <w:noProof/>
+                <w:webHidden/>
+              </w:rPr>
+              <w:t>16</w:t>
+            </w:r>
+            <w:r>
+              <w:rPr>
                 <w:noProof/>
                 <w:webHidden/>
               </w:rPr>
@@ -1640,24 +2176,23 @@
               <w:tab w:val="right" w:leader="dot" w:pos="8494"/>
             </w:tabs>
             <w:rPr>
-              <w:rFonts w:ascii="Times New Roman" w:eastAsiaTheme="minorEastAsia" w:hAnsi="Times New Roman" w:cs="Times New Roman"/>
+              <w:rFonts w:asciiTheme="minorHAnsi" w:eastAsiaTheme="minorEastAsia" w:hAnsiTheme="minorHAnsi" w:cstheme="minorBidi"/>
               <w:noProof/>
               <w:kern w:val="2"/>
               <w14:ligatures w14:val="standardContextual"/>
             </w:rPr>
           </w:pPr>
-          <w:hyperlink w:anchor="_Toc228264966" w:history="1">
+          <w:hyperlink w:anchor="_Toc228302021" w:history="1">
             <w:r>
               <w:rPr>
                 <w:rStyle w:val="Hipervnculo"/>
                 <w:rFonts w:ascii="Times New Roman" w:eastAsia="Times New Roman" w:hAnsi="Times New Roman" w:cs="Times New Roman"/>
                 <w:noProof/>
               </w:rPr>
-              <w:t>1.8 Der</w:t>
-            </w:r>
-            <w:r>
-              <w:rPr>
-                <w:rFonts w:ascii="Times New Roman" w:hAnsi="Times New Roman" w:cs="Times New Roman"/>
+              <w:t>2.4 LogOut – CU002 LogOut</w:t>
+            </w:r>
+            <w:r>
+              <w:rPr>
                 <w:noProof/>
                 <w:webHidden/>
               </w:rPr>
@@ -1665,7 +2200,6 @@
             </w:r>
             <w:r>
               <w:rPr>
-                <w:rFonts w:ascii="Times New Roman" w:hAnsi="Times New Roman" w:cs="Times New Roman"/>
                 <w:noProof/>
                 <w:webHidden/>
               </w:rPr>
@@ -1673,22 +2207,19 @@
             </w:r>
             <w:r>
               <w:rPr>
-                <w:rFonts w:ascii="Times New Roman" w:hAnsi="Times New Roman" w:cs="Times New Roman"/>
-                <w:noProof/>
-                <w:webHidden/>
-              </w:rPr>
-              <w:instrText xml:space="preserve"> PAGEREF _Toc228264966 \h </w:instrText>
-            </w:r>
-            <w:r>
-              <w:rPr>
-                <w:rFonts w:ascii="Times New Roman" w:hAnsi="Times New Roman" w:cs="Times New Roman"/>
-                <w:noProof/>
-                <w:webHidden/>
-              </w:rPr>
-            </w:r>
-            <w:r>
-              <w:rPr>
-                <w:rFonts w:ascii="Times New Roman" w:hAnsi="Times New Roman" w:cs="Times New Roman"/>
+                <w:noProof/>
+                <w:webHidden/>
+              </w:rPr>
+              <w:instrText xml:space="preserve"> PAGEREF _Toc228302021 \h </w:instrText>
+            </w:r>
+            <w:r>
+              <w:rPr>
+                <w:noProof/>
+                <w:webHidden/>
+              </w:rPr>
+            </w:r>
+            <w:r>
+              <w:rPr>
                 <w:noProof/>
                 <w:webHidden/>
               </w:rPr>
@@ -1696,15 +2227,445 @@
             </w:r>
             <w:r>
               <w:rPr>
-                <w:rFonts w:ascii="Times New Roman" w:hAnsi="Times New Roman" w:cs="Times New Roman"/>
-                <w:noProof/>
-                <w:webHidden/>
-              </w:rPr>
-              <w:t>11</w:t>
-            </w:r>
-            <w:r>
-              <w:rPr>
-                <w:rFonts w:ascii="Times New Roman" w:hAnsi="Times New Roman" w:cs="Times New Roman"/>
+                <w:noProof/>
+                <w:webHidden/>
+              </w:rPr>
+              <w:t>16</w:t>
+            </w:r>
+            <w:r>
+              <w:rPr>
+                <w:noProof/>
+                <w:webHidden/>
+              </w:rPr>
+              <w:fldChar w:fldCharType="end"/>
+            </w:r>
+          </w:hyperlink>
+        </w:p>
+        <w:p>
+          <w:pPr>
+            <w:pStyle w:val="TDC3"/>
+            <w:tabs>
+              <w:tab w:val="right" w:leader="dot" w:pos="8494"/>
+            </w:tabs>
+            <w:rPr>
+              <w:rFonts w:asciiTheme="minorHAnsi" w:eastAsiaTheme="minorEastAsia" w:hAnsiTheme="minorHAnsi" w:cstheme="minorBidi"/>
+              <w:noProof/>
+              <w:kern w:val="2"/>
+              <w14:ligatures w14:val="standardContextual"/>
+            </w:rPr>
+          </w:pPr>
+          <w:hyperlink w:anchor="_Toc228302022" w:history="1">
+            <w:r>
+              <w:rPr>
+                <w:rStyle w:val="Hipervnculo"/>
+                <w:rFonts w:ascii="Times New Roman" w:eastAsia="Times New Roman" w:hAnsi="Times New Roman" w:cs="Times New Roman"/>
+                <w:noProof/>
+              </w:rPr>
+              <w:t>2.4.1 Diagrama LogOut</w:t>
+            </w:r>
+            <w:r>
+              <w:rPr>
+                <w:noProof/>
+                <w:webHidden/>
+              </w:rPr>
+              <w:tab/>
+            </w:r>
+            <w:r>
+              <w:rPr>
+                <w:noProof/>
+                <w:webHidden/>
+              </w:rPr>
+              <w:fldChar w:fldCharType="begin"/>
+            </w:r>
+            <w:r>
+              <w:rPr>
+                <w:noProof/>
+                <w:webHidden/>
+              </w:rPr>
+              <w:instrText xml:space="preserve"> PAGEREF _Toc228302022 \h </w:instrText>
+            </w:r>
+            <w:r>
+              <w:rPr>
+                <w:noProof/>
+                <w:webHidden/>
+              </w:rPr>
+            </w:r>
+            <w:r>
+              <w:rPr>
+                <w:noProof/>
+                <w:webHidden/>
+              </w:rPr>
+              <w:fldChar w:fldCharType="separate"/>
+            </w:r>
+            <w:r>
+              <w:rPr>
+                <w:noProof/>
+                <w:webHidden/>
+              </w:rPr>
+              <w:t>16</w:t>
+            </w:r>
+            <w:r>
+              <w:rPr>
+                <w:noProof/>
+                <w:webHidden/>
+              </w:rPr>
+              <w:fldChar w:fldCharType="end"/>
+            </w:r>
+          </w:hyperlink>
+        </w:p>
+        <w:p>
+          <w:pPr>
+            <w:pStyle w:val="TDC3"/>
+            <w:tabs>
+              <w:tab w:val="right" w:leader="dot" w:pos="8494"/>
+            </w:tabs>
+            <w:rPr>
+              <w:rFonts w:asciiTheme="minorHAnsi" w:eastAsiaTheme="minorEastAsia" w:hAnsiTheme="minorHAnsi" w:cstheme="minorBidi"/>
+              <w:noProof/>
+              <w:kern w:val="2"/>
+              <w14:ligatures w14:val="standardContextual"/>
+            </w:rPr>
+          </w:pPr>
+          <w:hyperlink w:anchor="_Toc228302023" w:history="1">
+            <w:r>
+              <w:rPr>
+                <w:rStyle w:val="Hipervnculo"/>
+                <w:rFonts w:ascii="Times New Roman" w:eastAsia="Times New Roman" w:hAnsi="Times New Roman" w:cs="Times New Roman"/>
+                <w:noProof/>
+              </w:rPr>
+              <w:t>2.4.2 Especificación CU</w:t>
+            </w:r>
+            <w:r>
+              <w:rPr>
+                <w:noProof/>
+                <w:webHidden/>
+              </w:rPr>
+              <w:tab/>
+            </w:r>
+            <w:r>
+              <w:rPr>
+                <w:noProof/>
+                <w:webHidden/>
+              </w:rPr>
+              <w:fldChar w:fldCharType="begin"/>
+            </w:r>
+            <w:r>
+              <w:rPr>
+                <w:noProof/>
+                <w:webHidden/>
+              </w:rPr>
+              <w:instrText xml:space="preserve"> PAGEREF _Toc228302023 \h </w:instrText>
+            </w:r>
+            <w:r>
+              <w:rPr>
+                <w:noProof/>
+                <w:webHidden/>
+              </w:rPr>
+            </w:r>
+            <w:r>
+              <w:rPr>
+                <w:noProof/>
+                <w:webHidden/>
+              </w:rPr>
+              <w:fldChar w:fldCharType="separate"/>
+            </w:r>
+            <w:r>
+              <w:rPr>
+                <w:noProof/>
+                <w:webHidden/>
+              </w:rPr>
+              <w:t>16</w:t>
+            </w:r>
+            <w:r>
+              <w:rPr>
+                <w:noProof/>
+                <w:webHidden/>
+              </w:rPr>
+              <w:fldChar w:fldCharType="end"/>
+            </w:r>
+          </w:hyperlink>
+        </w:p>
+        <w:p>
+          <w:pPr>
+            <w:pStyle w:val="TDC3"/>
+            <w:tabs>
+              <w:tab w:val="right" w:leader="dot" w:pos="8494"/>
+            </w:tabs>
+            <w:rPr>
+              <w:rFonts w:asciiTheme="minorHAnsi" w:eastAsiaTheme="minorEastAsia" w:hAnsiTheme="minorHAnsi" w:cstheme="minorBidi"/>
+              <w:noProof/>
+              <w:kern w:val="2"/>
+              <w14:ligatures w14:val="standardContextual"/>
+            </w:rPr>
+          </w:pPr>
+          <w:hyperlink w:anchor="_Toc228302024" w:history="1">
+            <w:r>
+              <w:rPr>
+                <w:rStyle w:val="Hipervnculo"/>
+                <w:rFonts w:ascii="Times New Roman" w:eastAsia="Times New Roman" w:hAnsi="Times New Roman" w:cs="Times New Roman"/>
+                <w:noProof/>
+              </w:rPr>
+              <w:t>2.4.3 Diagrama de Secuencia del Sistema</w:t>
+            </w:r>
+            <w:r>
+              <w:rPr>
+                <w:noProof/>
+                <w:webHidden/>
+              </w:rPr>
+              <w:tab/>
+            </w:r>
+            <w:r>
+              <w:rPr>
+                <w:noProof/>
+                <w:webHidden/>
+              </w:rPr>
+              <w:fldChar w:fldCharType="begin"/>
+            </w:r>
+            <w:r>
+              <w:rPr>
+                <w:noProof/>
+                <w:webHidden/>
+              </w:rPr>
+              <w:instrText xml:space="preserve"> PAGEREF _Toc228302024 \h </w:instrText>
+            </w:r>
+            <w:r>
+              <w:rPr>
+                <w:noProof/>
+                <w:webHidden/>
+              </w:rPr>
+            </w:r>
+            <w:r>
+              <w:rPr>
+                <w:noProof/>
+                <w:webHidden/>
+              </w:rPr>
+              <w:fldChar w:fldCharType="separate"/>
+            </w:r>
+            <w:r>
+              <w:rPr>
+                <w:noProof/>
+                <w:webHidden/>
+              </w:rPr>
+              <w:t>18</w:t>
+            </w:r>
+            <w:r>
+              <w:rPr>
+                <w:noProof/>
+                <w:webHidden/>
+              </w:rPr>
+              <w:fldChar w:fldCharType="end"/>
+            </w:r>
+          </w:hyperlink>
+        </w:p>
+        <w:p>
+          <w:pPr>
+            <w:pStyle w:val="TDC3"/>
+            <w:tabs>
+              <w:tab w:val="right" w:leader="dot" w:pos="8494"/>
+            </w:tabs>
+            <w:rPr>
+              <w:rFonts w:asciiTheme="minorHAnsi" w:eastAsiaTheme="minorEastAsia" w:hAnsiTheme="minorHAnsi" w:cstheme="minorBidi"/>
+              <w:noProof/>
+              <w:kern w:val="2"/>
+              <w14:ligatures w14:val="standardContextual"/>
+            </w:rPr>
+          </w:pPr>
+          <w:hyperlink w:anchor="_Toc228302025" w:history="1">
+            <w:r>
+              <w:rPr>
+                <w:rStyle w:val="Hipervnculo"/>
+                <w:rFonts w:ascii="Times New Roman" w:eastAsia="Times New Roman" w:hAnsi="Times New Roman" w:cs="Times New Roman"/>
+                <w:noProof/>
+              </w:rPr>
+              <w:t>2.4.4 Diagrama de Clases</w:t>
+            </w:r>
+            <w:r>
+              <w:rPr>
+                <w:noProof/>
+                <w:webHidden/>
+              </w:rPr>
+              <w:tab/>
+            </w:r>
+            <w:r>
+              <w:rPr>
+                <w:noProof/>
+                <w:webHidden/>
+              </w:rPr>
+              <w:fldChar w:fldCharType="begin"/>
+            </w:r>
+            <w:r>
+              <w:rPr>
+                <w:noProof/>
+                <w:webHidden/>
+              </w:rPr>
+              <w:instrText xml:space="preserve"> PAGEREF _Toc228302025 \h </w:instrText>
+            </w:r>
+            <w:r>
+              <w:rPr>
+                <w:noProof/>
+                <w:webHidden/>
+              </w:rPr>
+            </w:r>
+            <w:r>
+              <w:rPr>
+                <w:noProof/>
+                <w:webHidden/>
+              </w:rPr>
+              <w:fldChar w:fldCharType="separate"/>
+            </w:r>
+            <w:r>
+              <w:rPr>
+                <w:noProof/>
+                <w:webHidden/>
+              </w:rPr>
+              <w:t>19</w:t>
+            </w:r>
+            <w:r>
+              <w:rPr>
+                <w:noProof/>
+                <w:webHidden/>
+              </w:rPr>
+              <w:fldChar w:fldCharType="end"/>
+            </w:r>
+          </w:hyperlink>
+        </w:p>
+        <w:p>
+          <w:pPr>
+            <w:pStyle w:val="TDC3"/>
+            <w:tabs>
+              <w:tab w:val="right" w:leader="dot" w:pos="8494"/>
+            </w:tabs>
+            <w:rPr>
+              <w:rFonts w:asciiTheme="minorHAnsi" w:eastAsiaTheme="minorEastAsia" w:hAnsiTheme="minorHAnsi" w:cstheme="minorBidi"/>
+              <w:noProof/>
+              <w:kern w:val="2"/>
+              <w14:ligatures w14:val="standardContextual"/>
+            </w:rPr>
+          </w:pPr>
+          <w:hyperlink w:anchor="_Toc228302026" w:history="1">
+            <w:r>
+              <w:rPr>
+                <w:rStyle w:val="Hipervnculo"/>
+                <w:rFonts w:ascii="Times New Roman" w:eastAsia="Times New Roman" w:hAnsi="Times New Roman" w:cs="Times New Roman"/>
+                <w:noProof/>
+              </w:rPr>
+              <w:t>2.4.5 Der</w:t>
+            </w:r>
+            <w:r>
+              <w:rPr>
+                <w:noProof/>
+                <w:webHidden/>
+              </w:rPr>
+              <w:tab/>
+            </w:r>
+            <w:r>
+              <w:rPr>
+                <w:noProof/>
+                <w:webHidden/>
+              </w:rPr>
+              <w:fldChar w:fldCharType="begin"/>
+            </w:r>
+            <w:r>
+              <w:rPr>
+                <w:noProof/>
+                <w:webHidden/>
+              </w:rPr>
+              <w:instrText xml:space="preserve"> PAGEREF _Toc228302026 \h </w:instrText>
+            </w:r>
+            <w:r>
+              <w:rPr>
+                <w:noProof/>
+                <w:webHidden/>
+              </w:rPr>
+            </w:r>
+            <w:r>
+              <w:rPr>
+                <w:noProof/>
+                <w:webHidden/>
+              </w:rPr>
+              <w:fldChar w:fldCharType="separate"/>
+            </w:r>
+            <w:r>
+              <w:rPr>
+                <w:noProof/>
+                <w:webHidden/>
+              </w:rPr>
+              <w:t>19</w:t>
+            </w:r>
+            <w:r>
+              <w:rPr>
+                <w:noProof/>
+                <w:webHidden/>
+              </w:rPr>
+              <w:fldChar w:fldCharType="end"/>
+            </w:r>
+          </w:hyperlink>
+        </w:p>
+        <w:p>
+          <w:pPr>
+            <w:pStyle w:val="TDC3"/>
+            <w:tabs>
+              <w:tab w:val="right" w:leader="dot" w:pos="8494"/>
+            </w:tabs>
+            <w:rPr>
+              <w:rFonts w:asciiTheme="minorHAnsi" w:eastAsiaTheme="minorEastAsia" w:hAnsiTheme="minorHAnsi" w:cstheme="minorBidi"/>
+              <w:noProof/>
+              <w:kern w:val="2"/>
+              <w14:ligatures w14:val="standardContextual"/>
+            </w:rPr>
+          </w:pPr>
+          <w:hyperlink w:anchor="_Toc228302027" w:history="1">
+            <w:r>
+              <w:rPr>
+                <w:rStyle w:val="Hipervnculo"/>
+                <w:rFonts w:ascii="Times New Roman" w:eastAsia="Times New Roman" w:hAnsi="Times New Roman" w:cs="Times New Roman"/>
+                <w:noProof/>
+              </w:rPr>
+              <w:t>2.4.6 Pantalla GIU</w:t>
+            </w:r>
+            <w:r>
+              <w:rPr>
+                <w:noProof/>
+                <w:webHidden/>
+              </w:rPr>
+              <w:tab/>
+            </w:r>
+            <w:r>
+              <w:rPr>
+                <w:noProof/>
+                <w:webHidden/>
+              </w:rPr>
+              <w:fldChar w:fldCharType="begin"/>
+            </w:r>
+            <w:r>
+              <w:rPr>
+                <w:noProof/>
+                <w:webHidden/>
+              </w:rPr>
+              <w:instrText xml:space="preserve"> PAGEREF _Toc228302027 \h </w:instrText>
+            </w:r>
+            <w:r>
+              <w:rPr>
+                <w:noProof/>
+                <w:webHidden/>
+              </w:rPr>
+            </w:r>
+            <w:r>
+              <w:rPr>
+                <w:noProof/>
+                <w:webHidden/>
+              </w:rPr>
+              <w:fldChar w:fldCharType="separate"/>
+            </w:r>
+            <w:r>
+              <w:rPr>
+                <w:noProof/>
+                <w:webHidden/>
+              </w:rPr>
+              <w:t>20</w:t>
+            </w:r>
+            <w:r>
+              <w:rPr>
                 <w:noProof/>
                 <w:webHidden/>
               </w:rPr>
@@ -1719,24 +2680,23 @@
               <w:tab w:val="right" w:leader="dot" w:pos="8494"/>
             </w:tabs>
             <w:rPr>
-              <w:rFonts w:ascii="Times New Roman" w:eastAsiaTheme="minorEastAsia" w:hAnsi="Times New Roman" w:cs="Times New Roman"/>
+              <w:rFonts w:asciiTheme="minorHAnsi" w:eastAsiaTheme="minorEastAsia" w:hAnsiTheme="minorHAnsi" w:cstheme="minorBidi"/>
               <w:noProof/>
               <w:kern w:val="2"/>
               <w14:ligatures w14:val="standardContextual"/>
             </w:rPr>
           </w:pPr>
-          <w:hyperlink w:anchor="_Toc228264967" w:history="1">
+          <w:hyperlink w:anchor="_Toc228302028" w:history="1">
             <w:r>
               <w:rPr>
                 <w:rStyle w:val="Hipervnculo"/>
                 <w:rFonts w:ascii="Times New Roman" w:eastAsia="Times New Roman" w:hAnsi="Times New Roman" w:cs="Times New Roman"/>
                 <w:noProof/>
               </w:rPr>
-              <w:t>2. GESTIÓN DE LOG IN / LOG OUT DEL SISTEMA</w:t>
-            </w:r>
-            <w:r>
-              <w:rPr>
-                <w:rFonts w:ascii="Times New Roman" w:hAnsi="Times New Roman" w:cs="Times New Roman"/>
+              <w:t>3. GESTIÓN DE USUARIOS</w:t>
+            </w:r>
+            <w:r>
+              <w:rPr>
                 <w:noProof/>
                 <w:webHidden/>
               </w:rPr>
@@ -1744,7 +2704,6 @@
             </w:r>
             <w:r>
               <w:rPr>
-                <w:rFonts w:ascii="Times New Roman" w:hAnsi="Times New Roman" w:cs="Times New Roman"/>
                 <w:noProof/>
                 <w:webHidden/>
               </w:rPr>
@@ -1752,22 +2711,19 @@
             </w:r>
             <w:r>
               <w:rPr>
-                <w:rFonts w:ascii="Times New Roman" w:hAnsi="Times New Roman" w:cs="Times New Roman"/>
-                <w:noProof/>
-                <w:webHidden/>
-              </w:rPr>
-              <w:instrText xml:space="preserve"> PAGEREF _Toc228264967 \h </w:instrText>
-            </w:r>
-            <w:r>
-              <w:rPr>
-                <w:rFonts w:ascii="Times New Roman" w:hAnsi="Times New Roman" w:cs="Times New Roman"/>
-                <w:noProof/>
-                <w:webHidden/>
-              </w:rPr>
-            </w:r>
-            <w:r>
-              <w:rPr>
-                <w:rFonts w:ascii="Times New Roman" w:hAnsi="Times New Roman" w:cs="Times New Roman"/>
+                <w:noProof/>
+                <w:webHidden/>
+              </w:rPr>
+              <w:instrText xml:space="preserve"> PAGEREF _Toc228302028 \h </w:instrText>
+            </w:r>
+            <w:r>
+              <w:rPr>
+                <w:noProof/>
+                <w:webHidden/>
+              </w:rPr>
+            </w:r>
+            <w:r>
+              <w:rPr>
                 <w:noProof/>
                 <w:webHidden/>
               </w:rPr>
@@ -1775,15 +2731,13 @@
             </w:r>
             <w:r>
               <w:rPr>
-                <w:rFonts w:ascii="Times New Roman" w:hAnsi="Times New Roman" w:cs="Times New Roman"/>
-                <w:noProof/>
-                <w:webHidden/>
-              </w:rPr>
-              <w:t>12</w:t>
-            </w:r>
-            <w:r>
-              <w:rPr>
-                <w:rFonts w:ascii="Times New Roman" w:hAnsi="Times New Roman" w:cs="Times New Roman"/>
+                <w:noProof/>
+                <w:webHidden/>
+              </w:rPr>
+              <w:t>21</w:t>
+            </w:r>
+            <w:r>
+              <w:rPr>
                 <w:noProof/>
                 <w:webHidden/>
               </w:rPr>
@@ -1798,24 +2752,23 @@
               <w:tab w:val="right" w:leader="dot" w:pos="8494"/>
             </w:tabs>
             <w:rPr>
-              <w:rFonts w:ascii="Times New Roman" w:eastAsiaTheme="minorEastAsia" w:hAnsi="Times New Roman" w:cs="Times New Roman"/>
+              <w:rFonts w:asciiTheme="minorHAnsi" w:eastAsiaTheme="minorEastAsia" w:hAnsiTheme="minorHAnsi" w:cstheme="minorBidi"/>
               <w:noProof/>
               <w:kern w:val="2"/>
               <w14:ligatures w14:val="standardContextual"/>
             </w:rPr>
           </w:pPr>
-          <w:hyperlink w:anchor="_Toc228264968" w:history="1">
+          <w:hyperlink w:anchor="_Toc228302029" w:history="1">
             <w:r>
               <w:rPr>
                 <w:rStyle w:val="Hipervnculo"/>
                 <w:rFonts w:ascii="Times New Roman" w:eastAsia="Times New Roman" w:hAnsi="Times New Roman" w:cs="Times New Roman"/>
                 <w:noProof/>
               </w:rPr>
-              <w:t>2.1 Objetivo General</w:t>
-            </w:r>
-            <w:r>
-              <w:rPr>
-                <w:rFonts w:ascii="Times New Roman" w:hAnsi="Times New Roman" w:cs="Times New Roman"/>
+              <w:t>3.1 Objetivo General</w:t>
+            </w:r>
+            <w:r>
+              <w:rPr>
                 <w:noProof/>
                 <w:webHidden/>
               </w:rPr>
@@ -1823,7 +2776,6 @@
             </w:r>
             <w:r>
               <w:rPr>
-                <w:rFonts w:ascii="Times New Roman" w:hAnsi="Times New Roman" w:cs="Times New Roman"/>
                 <w:noProof/>
                 <w:webHidden/>
               </w:rPr>
@@ -1831,22 +2783,19 @@
             </w:r>
             <w:r>
               <w:rPr>
-                <w:rFonts w:ascii="Times New Roman" w:hAnsi="Times New Roman" w:cs="Times New Roman"/>
-                <w:noProof/>
-                <w:webHidden/>
-              </w:rPr>
-              <w:instrText xml:space="preserve"> PAGEREF _Toc228264968 \h </w:instrText>
-            </w:r>
-            <w:r>
-              <w:rPr>
-                <w:rFonts w:ascii="Times New Roman" w:hAnsi="Times New Roman" w:cs="Times New Roman"/>
-                <w:noProof/>
-                <w:webHidden/>
-              </w:rPr>
-            </w:r>
-            <w:r>
-              <w:rPr>
-                <w:rFonts w:ascii="Times New Roman" w:hAnsi="Times New Roman" w:cs="Times New Roman"/>
+                <w:noProof/>
+                <w:webHidden/>
+              </w:rPr>
+              <w:instrText xml:space="preserve"> PAGEREF _Toc228302029 \h </w:instrText>
+            </w:r>
+            <w:r>
+              <w:rPr>
+                <w:noProof/>
+                <w:webHidden/>
+              </w:rPr>
+            </w:r>
+            <w:r>
+              <w:rPr>
                 <w:noProof/>
                 <w:webHidden/>
               </w:rPr>
@@ -1854,15 +2803,13 @@
             </w:r>
             <w:r>
               <w:rPr>
-                <w:rFonts w:ascii="Times New Roman" w:hAnsi="Times New Roman" w:cs="Times New Roman"/>
-                <w:noProof/>
-                <w:webHidden/>
-              </w:rPr>
-              <w:t>12</w:t>
-            </w:r>
-            <w:r>
-              <w:rPr>
-                <w:rFonts w:ascii="Times New Roman" w:hAnsi="Times New Roman" w:cs="Times New Roman"/>
+                <w:noProof/>
+                <w:webHidden/>
+              </w:rPr>
+              <w:t>21</w:t>
+            </w:r>
+            <w:r>
+              <w:rPr>
                 <w:noProof/>
                 <w:webHidden/>
               </w:rPr>
@@ -1877,24 +2824,23 @@
               <w:tab w:val="right" w:leader="dot" w:pos="8494"/>
             </w:tabs>
             <w:rPr>
-              <w:rFonts w:ascii="Times New Roman" w:eastAsiaTheme="minorEastAsia" w:hAnsi="Times New Roman" w:cs="Times New Roman"/>
+              <w:rFonts w:asciiTheme="minorHAnsi" w:eastAsiaTheme="minorEastAsia" w:hAnsiTheme="minorHAnsi" w:cstheme="minorBidi"/>
               <w:noProof/>
               <w:kern w:val="2"/>
               <w14:ligatures w14:val="standardContextual"/>
             </w:rPr>
           </w:pPr>
-          <w:hyperlink w:anchor="_Toc228264969" w:history="1">
+          <w:hyperlink w:anchor="_Toc228302030" w:history="1">
             <w:r>
               <w:rPr>
                 <w:rStyle w:val="Hipervnculo"/>
                 <w:rFonts w:ascii="Times New Roman" w:eastAsia="Times New Roman" w:hAnsi="Times New Roman" w:cs="Times New Roman"/>
                 <w:noProof/>
               </w:rPr>
-              <w:t>2.2 ¿Cómo funciona?</w:t>
-            </w:r>
-            <w:r>
-              <w:rPr>
-                <w:rFonts w:ascii="Times New Roman" w:hAnsi="Times New Roman" w:cs="Times New Roman"/>
+              <w:t>3.2 Diagrama de Clases</w:t>
+            </w:r>
+            <w:r>
+              <w:rPr>
                 <w:noProof/>
                 <w:webHidden/>
               </w:rPr>
@@ -1902,7 +2848,6 @@
             </w:r>
             <w:r>
               <w:rPr>
-                <w:rFonts w:ascii="Times New Roman" w:hAnsi="Times New Roman" w:cs="Times New Roman"/>
                 <w:noProof/>
                 <w:webHidden/>
               </w:rPr>
@@ -1910,22 +2855,19 @@
             </w:r>
             <w:r>
               <w:rPr>
-                <w:rFonts w:ascii="Times New Roman" w:hAnsi="Times New Roman" w:cs="Times New Roman"/>
-                <w:noProof/>
-                <w:webHidden/>
-              </w:rPr>
-              <w:instrText xml:space="preserve"> PAGEREF _Toc228264969 \h </w:instrText>
-            </w:r>
-            <w:r>
-              <w:rPr>
-                <w:rFonts w:ascii="Times New Roman" w:hAnsi="Times New Roman" w:cs="Times New Roman"/>
-                <w:noProof/>
-                <w:webHidden/>
-              </w:rPr>
-            </w:r>
-            <w:r>
-              <w:rPr>
-                <w:rFonts w:ascii="Times New Roman" w:hAnsi="Times New Roman" w:cs="Times New Roman"/>
+                <w:noProof/>
+                <w:webHidden/>
+              </w:rPr>
+              <w:instrText xml:space="preserve"> PAGEREF _Toc228302030 \h </w:instrText>
+            </w:r>
+            <w:r>
+              <w:rPr>
+                <w:noProof/>
+                <w:webHidden/>
+              </w:rPr>
+            </w:r>
+            <w:r>
+              <w:rPr>
                 <w:noProof/>
                 <w:webHidden/>
               </w:rPr>
@@ -1933,15 +2875,13 @@
             </w:r>
             <w:r>
               <w:rPr>
-                <w:rFonts w:ascii="Times New Roman" w:hAnsi="Times New Roman" w:cs="Times New Roman"/>
-                <w:noProof/>
-                <w:webHidden/>
-              </w:rPr>
-              <w:t>12</w:t>
-            </w:r>
-            <w:r>
-              <w:rPr>
-                <w:rFonts w:ascii="Times New Roman" w:hAnsi="Times New Roman" w:cs="Times New Roman"/>
+                <w:noProof/>
+                <w:webHidden/>
+              </w:rPr>
+              <w:t>21</w:t>
+            </w:r>
+            <w:r>
+              <w:rPr>
                 <w:noProof/>
                 <w:webHidden/>
               </w:rPr>
@@ -1956,24 +2896,23 @@
               <w:tab w:val="right" w:leader="dot" w:pos="8494"/>
             </w:tabs>
             <w:rPr>
-              <w:rFonts w:ascii="Times New Roman" w:eastAsiaTheme="minorEastAsia" w:hAnsi="Times New Roman" w:cs="Times New Roman"/>
+              <w:rFonts w:asciiTheme="minorHAnsi" w:eastAsiaTheme="minorEastAsia" w:hAnsiTheme="minorHAnsi" w:cstheme="minorBidi"/>
               <w:noProof/>
               <w:kern w:val="2"/>
               <w14:ligatures w14:val="standardContextual"/>
             </w:rPr>
           </w:pPr>
-          <w:hyperlink w:anchor="_Toc228264970" w:history="1">
+          <w:hyperlink w:anchor="_Toc228302031" w:history="1">
             <w:r>
               <w:rPr>
                 <w:rStyle w:val="Hipervnculo"/>
                 <w:rFonts w:ascii="Times New Roman" w:eastAsia="Times New Roman" w:hAnsi="Times New Roman" w:cs="Times New Roman"/>
                 <w:noProof/>
               </w:rPr>
-              <w:t>2.3 LogIn – CU001 LogIn</w:t>
-            </w:r>
-            <w:r>
-              <w:rPr>
-                <w:rFonts w:ascii="Times New Roman" w:hAnsi="Times New Roman" w:cs="Times New Roman"/>
+              <w:t>3.3 Der</w:t>
+            </w:r>
+            <w:r>
+              <w:rPr>
                 <w:noProof/>
                 <w:webHidden/>
               </w:rPr>
@@ -1981,7 +2920,6 @@
             </w:r>
             <w:r>
               <w:rPr>
-                <w:rFonts w:ascii="Times New Roman" w:hAnsi="Times New Roman" w:cs="Times New Roman"/>
                 <w:noProof/>
                 <w:webHidden/>
               </w:rPr>
@@ -1989,22 +2927,19 @@
             </w:r>
             <w:r>
               <w:rPr>
-                <w:rFonts w:ascii="Times New Roman" w:hAnsi="Times New Roman" w:cs="Times New Roman"/>
-                <w:noProof/>
-                <w:webHidden/>
-              </w:rPr>
-              <w:instrText xml:space="preserve"> PAGEREF _Toc228264970 \h </w:instrText>
-            </w:r>
-            <w:r>
-              <w:rPr>
-                <w:rFonts w:ascii="Times New Roman" w:hAnsi="Times New Roman" w:cs="Times New Roman"/>
-                <w:noProof/>
-                <w:webHidden/>
-              </w:rPr>
-            </w:r>
-            <w:r>
-              <w:rPr>
-                <w:rFonts w:ascii="Times New Roman" w:hAnsi="Times New Roman" w:cs="Times New Roman"/>
+                <w:noProof/>
+                <w:webHidden/>
+              </w:rPr>
+              <w:instrText xml:space="preserve"> PAGEREF _Toc228302031 \h </w:instrText>
+            </w:r>
+            <w:r>
+              <w:rPr>
+                <w:noProof/>
+                <w:webHidden/>
+              </w:rPr>
+            </w:r>
+            <w:r>
+              <w:rPr>
                 <w:noProof/>
                 <w:webHidden/>
               </w:rPr>
@@ -2012,15 +2947,229 @@
             </w:r>
             <w:r>
               <w:rPr>
-                <w:rFonts w:ascii="Times New Roman" w:hAnsi="Times New Roman" w:cs="Times New Roman"/>
-                <w:noProof/>
-                <w:webHidden/>
-              </w:rPr>
-              <w:t>13</w:t>
-            </w:r>
-            <w:r>
-              <w:rPr>
-                <w:rFonts w:ascii="Times New Roman" w:hAnsi="Times New Roman" w:cs="Times New Roman"/>
+                <w:noProof/>
+                <w:webHidden/>
+              </w:rPr>
+              <w:t>22</w:t>
+            </w:r>
+            <w:r>
+              <w:rPr>
+                <w:noProof/>
+                <w:webHidden/>
+              </w:rPr>
+              <w:fldChar w:fldCharType="end"/>
+            </w:r>
+          </w:hyperlink>
+        </w:p>
+        <w:p>
+          <w:pPr>
+            <w:pStyle w:val="TDC2"/>
+            <w:tabs>
+              <w:tab w:val="right" w:leader="dot" w:pos="8494"/>
+            </w:tabs>
+            <w:rPr>
+              <w:rFonts w:asciiTheme="minorHAnsi" w:eastAsiaTheme="minorEastAsia" w:hAnsiTheme="minorHAnsi" w:cstheme="minorBidi"/>
+              <w:noProof/>
+              <w:kern w:val="2"/>
+              <w14:ligatures w14:val="standardContextual"/>
+            </w:rPr>
+          </w:pPr>
+          <w:hyperlink w:anchor="_Toc228302032" w:history="1">
+            <w:r>
+              <w:rPr>
+                <w:rStyle w:val="Hipervnculo"/>
+                <w:rFonts w:ascii="Times New Roman" w:eastAsia="Times New Roman" w:hAnsi="Times New Roman" w:cs="Times New Roman"/>
+                <w:noProof/>
+              </w:rPr>
+              <w:t>3.4 Diagrama ABM Usuario</w:t>
+            </w:r>
+            <w:r>
+              <w:rPr>
+                <w:noProof/>
+                <w:webHidden/>
+              </w:rPr>
+              <w:tab/>
+            </w:r>
+            <w:r>
+              <w:rPr>
+                <w:noProof/>
+                <w:webHidden/>
+              </w:rPr>
+              <w:fldChar w:fldCharType="begin"/>
+            </w:r>
+            <w:r>
+              <w:rPr>
+                <w:noProof/>
+                <w:webHidden/>
+              </w:rPr>
+              <w:instrText xml:space="preserve"> PAGEREF _Toc228302032 \h </w:instrText>
+            </w:r>
+            <w:r>
+              <w:rPr>
+                <w:noProof/>
+                <w:webHidden/>
+              </w:rPr>
+            </w:r>
+            <w:r>
+              <w:rPr>
+                <w:noProof/>
+                <w:webHidden/>
+              </w:rPr>
+              <w:fldChar w:fldCharType="separate"/>
+            </w:r>
+            <w:r>
+              <w:rPr>
+                <w:noProof/>
+                <w:webHidden/>
+              </w:rPr>
+              <w:t>22</w:t>
+            </w:r>
+            <w:r>
+              <w:rPr>
+                <w:noProof/>
+                <w:webHidden/>
+              </w:rPr>
+              <w:fldChar w:fldCharType="end"/>
+            </w:r>
+          </w:hyperlink>
+        </w:p>
+        <w:p>
+          <w:pPr>
+            <w:pStyle w:val="TDC2"/>
+            <w:tabs>
+              <w:tab w:val="right" w:leader="dot" w:pos="8494"/>
+            </w:tabs>
+            <w:rPr>
+              <w:rFonts w:asciiTheme="minorHAnsi" w:eastAsiaTheme="minorEastAsia" w:hAnsiTheme="minorHAnsi" w:cstheme="minorBidi"/>
+              <w:noProof/>
+              <w:kern w:val="2"/>
+              <w14:ligatures w14:val="standardContextual"/>
+            </w:rPr>
+          </w:pPr>
+          <w:hyperlink w:anchor="_Toc228302033" w:history="1">
+            <w:r>
+              <w:rPr>
+                <w:rStyle w:val="Hipervnculo"/>
+                <w:rFonts w:ascii="Times New Roman" w:eastAsia="Times New Roman" w:hAnsi="Times New Roman" w:cs="Times New Roman"/>
+                <w:noProof/>
+              </w:rPr>
+              <w:t>3.5 Pantalla GIU</w:t>
+            </w:r>
+            <w:r>
+              <w:rPr>
+                <w:noProof/>
+                <w:webHidden/>
+              </w:rPr>
+              <w:tab/>
+            </w:r>
+            <w:r>
+              <w:rPr>
+                <w:noProof/>
+                <w:webHidden/>
+              </w:rPr>
+              <w:fldChar w:fldCharType="begin"/>
+            </w:r>
+            <w:r>
+              <w:rPr>
+                <w:noProof/>
+                <w:webHidden/>
+              </w:rPr>
+              <w:instrText xml:space="preserve"> PAGEREF _Toc228302033 \h </w:instrText>
+            </w:r>
+            <w:r>
+              <w:rPr>
+                <w:noProof/>
+                <w:webHidden/>
+              </w:rPr>
+            </w:r>
+            <w:r>
+              <w:rPr>
+                <w:noProof/>
+                <w:webHidden/>
+              </w:rPr>
+              <w:fldChar w:fldCharType="separate"/>
+            </w:r>
+            <w:r>
+              <w:rPr>
+                <w:noProof/>
+                <w:webHidden/>
+              </w:rPr>
+              <w:t>23</w:t>
+            </w:r>
+            <w:r>
+              <w:rPr>
+                <w:noProof/>
+                <w:webHidden/>
+              </w:rPr>
+              <w:fldChar w:fldCharType="end"/>
+            </w:r>
+          </w:hyperlink>
+        </w:p>
+        <w:p>
+          <w:pPr>
+            <w:pStyle w:val="TDC2"/>
+            <w:tabs>
+              <w:tab w:val="right" w:leader="dot" w:pos="8494"/>
+            </w:tabs>
+            <w:rPr>
+              <w:rFonts w:asciiTheme="minorHAnsi" w:eastAsiaTheme="minorEastAsia" w:hAnsiTheme="minorHAnsi" w:cstheme="minorBidi"/>
+              <w:noProof/>
+              <w:kern w:val="2"/>
+              <w14:ligatures w14:val="standardContextual"/>
+            </w:rPr>
+          </w:pPr>
+          <w:hyperlink w:anchor="_Toc228302034" w:history="1">
+            <w:r>
+              <w:rPr>
+                <w:rStyle w:val="Hipervnculo"/>
+                <w:rFonts w:ascii="Times New Roman" w:eastAsia="Times New Roman" w:hAnsi="Times New Roman" w:cs="Times New Roman"/>
+                <w:noProof/>
+              </w:rPr>
+              <w:t>3.6 CU003 Registrar Usuario</w:t>
+            </w:r>
+            <w:r>
+              <w:rPr>
+                <w:noProof/>
+                <w:webHidden/>
+              </w:rPr>
+              <w:tab/>
+            </w:r>
+            <w:r>
+              <w:rPr>
+                <w:noProof/>
+                <w:webHidden/>
+              </w:rPr>
+              <w:fldChar w:fldCharType="begin"/>
+            </w:r>
+            <w:r>
+              <w:rPr>
+                <w:noProof/>
+                <w:webHidden/>
+              </w:rPr>
+              <w:instrText xml:space="preserve"> PAGEREF _Toc228302034 \h </w:instrText>
+            </w:r>
+            <w:r>
+              <w:rPr>
+                <w:noProof/>
+                <w:webHidden/>
+              </w:rPr>
+            </w:r>
+            <w:r>
+              <w:rPr>
+                <w:noProof/>
+                <w:webHidden/>
+              </w:rPr>
+              <w:fldChar w:fldCharType="separate"/>
+            </w:r>
+            <w:r>
+              <w:rPr>
+                <w:noProof/>
+                <w:webHidden/>
+              </w:rPr>
+              <w:t>23</w:t>
+            </w:r>
+            <w:r>
+              <w:rPr>
                 <w:noProof/>
                 <w:webHidden/>
               </w:rPr>
@@ -2035,24 +3184,23 @@
               <w:tab w:val="right" w:leader="dot" w:pos="8494"/>
             </w:tabs>
             <w:rPr>
-              <w:rFonts w:ascii="Times New Roman" w:eastAsiaTheme="minorEastAsia" w:hAnsi="Times New Roman" w:cs="Times New Roman"/>
+              <w:rFonts w:asciiTheme="minorHAnsi" w:eastAsiaTheme="minorEastAsia" w:hAnsiTheme="minorHAnsi" w:cstheme="minorBidi"/>
               <w:noProof/>
               <w:kern w:val="2"/>
               <w14:ligatures w14:val="standardContextual"/>
             </w:rPr>
           </w:pPr>
-          <w:hyperlink w:anchor="_Toc228264971" w:history="1">
+          <w:hyperlink w:anchor="_Toc228302035" w:history="1">
             <w:r>
               <w:rPr>
                 <w:rStyle w:val="Hipervnculo"/>
                 <w:rFonts w:ascii="Times New Roman" w:eastAsia="Times New Roman" w:hAnsi="Times New Roman" w:cs="Times New Roman"/>
                 <w:noProof/>
               </w:rPr>
-              <w:t>2.3.1 Diagrama LogIn</w:t>
-            </w:r>
-            <w:r>
-              <w:rPr>
-                <w:rFonts w:ascii="Times New Roman" w:hAnsi="Times New Roman" w:cs="Times New Roman"/>
+              <w:t>3.6.1 Especificación CU</w:t>
+            </w:r>
+            <w:r>
+              <w:rPr>
                 <w:noProof/>
                 <w:webHidden/>
               </w:rPr>
@@ -2060,7 +3208,6 @@
             </w:r>
             <w:r>
               <w:rPr>
-                <w:rFonts w:ascii="Times New Roman" w:hAnsi="Times New Roman" w:cs="Times New Roman"/>
                 <w:noProof/>
                 <w:webHidden/>
               </w:rPr>
@@ -2068,22 +3215,19 @@
             </w:r>
             <w:r>
               <w:rPr>
-                <w:rFonts w:ascii="Times New Roman" w:hAnsi="Times New Roman" w:cs="Times New Roman"/>
-                <w:noProof/>
-                <w:webHidden/>
-              </w:rPr>
-              <w:instrText xml:space="preserve"> PAGEREF _Toc228264971 \h </w:instrText>
-            </w:r>
-            <w:r>
-              <w:rPr>
-                <w:rFonts w:ascii="Times New Roman" w:hAnsi="Times New Roman" w:cs="Times New Roman"/>
-                <w:noProof/>
-                <w:webHidden/>
-              </w:rPr>
-            </w:r>
-            <w:r>
-              <w:rPr>
-                <w:rFonts w:ascii="Times New Roman" w:hAnsi="Times New Roman" w:cs="Times New Roman"/>
+                <w:noProof/>
+                <w:webHidden/>
+              </w:rPr>
+              <w:instrText xml:space="preserve"> PAGEREF _Toc228302035 \h </w:instrText>
+            </w:r>
+            <w:r>
+              <w:rPr>
+                <w:noProof/>
+                <w:webHidden/>
+              </w:rPr>
+            </w:r>
+            <w:r>
+              <w:rPr>
                 <w:noProof/>
                 <w:webHidden/>
               </w:rPr>
@@ -2091,15 +3235,13 @@
             </w:r>
             <w:r>
               <w:rPr>
-                <w:rFonts w:ascii="Times New Roman" w:hAnsi="Times New Roman" w:cs="Times New Roman"/>
-                <w:noProof/>
-                <w:webHidden/>
-              </w:rPr>
-              <w:t>13</w:t>
-            </w:r>
-            <w:r>
-              <w:rPr>
-                <w:rFonts w:ascii="Times New Roman" w:hAnsi="Times New Roman" w:cs="Times New Roman"/>
+                <w:noProof/>
+                <w:webHidden/>
+              </w:rPr>
+              <w:t>23</w:t>
+            </w:r>
+            <w:r>
+              <w:rPr>
                 <w:noProof/>
                 <w:webHidden/>
               </w:rPr>
@@ -2114,24 +3256,23 @@
               <w:tab w:val="right" w:leader="dot" w:pos="8494"/>
             </w:tabs>
             <w:rPr>
-              <w:rFonts w:ascii="Times New Roman" w:eastAsiaTheme="minorEastAsia" w:hAnsi="Times New Roman" w:cs="Times New Roman"/>
+              <w:rFonts w:asciiTheme="minorHAnsi" w:eastAsiaTheme="minorEastAsia" w:hAnsiTheme="minorHAnsi" w:cstheme="minorBidi"/>
               <w:noProof/>
               <w:kern w:val="2"/>
               <w14:ligatures w14:val="standardContextual"/>
             </w:rPr>
           </w:pPr>
-          <w:hyperlink w:anchor="_Toc228264972" w:history="1">
+          <w:hyperlink w:anchor="_Toc228302036" w:history="1">
             <w:r>
               <w:rPr>
                 <w:rStyle w:val="Hipervnculo"/>
                 <w:rFonts w:ascii="Times New Roman" w:eastAsia="Times New Roman" w:hAnsi="Times New Roman" w:cs="Times New Roman"/>
                 <w:noProof/>
               </w:rPr>
-              <w:t>2.3.2 Especificación CU</w:t>
-            </w:r>
-            <w:r>
-              <w:rPr>
-                <w:rFonts w:ascii="Times New Roman" w:hAnsi="Times New Roman" w:cs="Times New Roman"/>
+              <w:t>3.6.2 Diagrama Secuencia Sistema</w:t>
+            </w:r>
+            <w:r>
+              <w:rPr>
                 <w:noProof/>
                 <w:webHidden/>
               </w:rPr>
@@ -2139,7 +3280,6 @@
             </w:r>
             <w:r>
               <w:rPr>
-                <w:rFonts w:ascii="Times New Roman" w:hAnsi="Times New Roman" w:cs="Times New Roman"/>
                 <w:noProof/>
                 <w:webHidden/>
               </w:rPr>
@@ -2147,22 +3287,19 @@
             </w:r>
             <w:r>
               <w:rPr>
-                <w:rFonts w:ascii="Times New Roman" w:hAnsi="Times New Roman" w:cs="Times New Roman"/>
-                <w:noProof/>
-                <w:webHidden/>
-              </w:rPr>
-              <w:instrText xml:space="preserve"> PAGEREF _Toc228264972 \h </w:instrText>
-            </w:r>
-            <w:r>
-              <w:rPr>
-                <w:rFonts w:ascii="Times New Roman" w:hAnsi="Times New Roman" w:cs="Times New Roman"/>
-                <w:noProof/>
-                <w:webHidden/>
-              </w:rPr>
-            </w:r>
-            <w:r>
-              <w:rPr>
-                <w:rFonts w:ascii="Times New Roman" w:hAnsi="Times New Roman" w:cs="Times New Roman"/>
+                <w:noProof/>
+                <w:webHidden/>
+              </w:rPr>
+              <w:instrText xml:space="preserve"> PAGEREF _Toc228302036 \h </w:instrText>
+            </w:r>
+            <w:r>
+              <w:rPr>
+                <w:noProof/>
+                <w:webHidden/>
+              </w:rPr>
+            </w:r>
+            <w:r>
+              <w:rPr>
                 <w:noProof/>
                 <w:webHidden/>
               </w:rPr>
@@ -2170,15 +3307,85 @@
             </w:r>
             <w:r>
               <w:rPr>
-                <w:rFonts w:ascii="Times New Roman" w:hAnsi="Times New Roman" w:cs="Times New Roman"/>
-                <w:noProof/>
-                <w:webHidden/>
-              </w:rPr>
-              <w:t>13</w:t>
-            </w:r>
-            <w:r>
-              <w:rPr>
-                <w:rFonts w:ascii="Times New Roman" w:hAnsi="Times New Roman" w:cs="Times New Roman"/>
+                <w:noProof/>
+                <w:webHidden/>
+              </w:rPr>
+              <w:t>24</w:t>
+            </w:r>
+            <w:r>
+              <w:rPr>
+                <w:noProof/>
+                <w:webHidden/>
+              </w:rPr>
+              <w:fldChar w:fldCharType="end"/>
+            </w:r>
+          </w:hyperlink>
+        </w:p>
+        <w:p>
+          <w:pPr>
+            <w:pStyle w:val="TDC2"/>
+            <w:tabs>
+              <w:tab w:val="right" w:leader="dot" w:pos="8494"/>
+            </w:tabs>
+            <w:rPr>
+              <w:rFonts w:asciiTheme="minorHAnsi" w:eastAsiaTheme="minorEastAsia" w:hAnsiTheme="minorHAnsi" w:cstheme="minorBidi"/>
+              <w:noProof/>
+              <w:kern w:val="2"/>
+              <w14:ligatures w14:val="standardContextual"/>
+            </w:rPr>
+          </w:pPr>
+          <w:hyperlink w:anchor="_Toc228302037" w:history="1">
+            <w:r>
+              <w:rPr>
+                <w:rStyle w:val="Hipervnculo"/>
+                <w:rFonts w:ascii="Times New Roman" w:eastAsia="Times New Roman" w:hAnsi="Times New Roman" w:cs="Times New Roman"/>
+                <w:noProof/>
+              </w:rPr>
+              <w:t>3.7 CU004 Borrar Usuario</w:t>
+            </w:r>
+            <w:r>
+              <w:rPr>
+                <w:noProof/>
+                <w:webHidden/>
+              </w:rPr>
+              <w:tab/>
+            </w:r>
+            <w:r>
+              <w:rPr>
+                <w:noProof/>
+                <w:webHidden/>
+              </w:rPr>
+              <w:fldChar w:fldCharType="begin"/>
+            </w:r>
+            <w:r>
+              <w:rPr>
+                <w:noProof/>
+                <w:webHidden/>
+              </w:rPr>
+              <w:instrText xml:space="preserve"> PAGEREF _Toc228302037 \h </w:instrText>
+            </w:r>
+            <w:r>
+              <w:rPr>
+                <w:noProof/>
+                <w:webHidden/>
+              </w:rPr>
+            </w:r>
+            <w:r>
+              <w:rPr>
+                <w:noProof/>
+                <w:webHidden/>
+              </w:rPr>
+              <w:fldChar w:fldCharType="separate"/>
+            </w:r>
+            <w:r>
+              <w:rPr>
+                <w:noProof/>
+                <w:webHidden/>
+              </w:rPr>
+              <w:t>24</w:t>
+            </w:r>
+            <w:r>
+              <w:rPr>
                 <w:noProof/>
                 <w:webHidden/>
               </w:rPr>
@@ -2193,24 +3400,23 @@
               <w:tab w:val="right" w:leader="dot" w:pos="8494"/>
             </w:tabs>
             <w:rPr>
-              <w:rFonts w:ascii="Times New Roman" w:eastAsiaTheme="minorEastAsia" w:hAnsi="Times New Roman" w:cs="Times New Roman"/>
+              <w:rFonts w:asciiTheme="minorHAnsi" w:eastAsiaTheme="minorEastAsia" w:hAnsiTheme="minorHAnsi" w:cstheme="minorBidi"/>
               <w:noProof/>
               <w:kern w:val="2"/>
               <w14:ligatures w14:val="standardContextual"/>
             </w:rPr>
           </w:pPr>
-          <w:hyperlink w:anchor="_Toc228264973" w:history="1">
+          <w:hyperlink w:anchor="_Toc228302038" w:history="1">
             <w:r>
               <w:rPr>
                 <w:rStyle w:val="Hipervnculo"/>
                 <w:rFonts w:ascii="Times New Roman" w:eastAsia="Times New Roman" w:hAnsi="Times New Roman" w:cs="Times New Roman"/>
                 <w:noProof/>
               </w:rPr>
-              <w:t>2.3.3 Diagrama de Secuencia del Sistema</w:t>
-            </w:r>
-            <w:r>
-              <w:rPr>
-                <w:rFonts w:ascii="Times New Roman" w:hAnsi="Times New Roman" w:cs="Times New Roman"/>
+              <w:t>3.7.1 Especificación CU</w:t>
+            </w:r>
+            <w:r>
+              <w:rPr>
                 <w:noProof/>
                 <w:webHidden/>
               </w:rPr>
@@ -2218,7 +3424,6 @@
             </w:r>
             <w:r>
               <w:rPr>
-                <w:rFonts w:ascii="Times New Roman" w:hAnsi="Times New Roman" w:cs="Times New Roman"/>
                 <w:noProof/>
                 <w:webHidden/>
               </w:rPr>
@@ -2226,22 +3431,19 @@
             </w:r>
             <w:r>
               <w:rPr>
-                <w:rFonts w:ascii="Times New Roman" w:hAnsi="Times New Roman" w:cs="Times New Roman"/>
-                <w:noProof/>
-                <w:webHidden/>
-              </w:rPr>
-              <w:instrText xml:space="preserve"> PAGEREF _Toc228264973 \h </w:instrText>
-            </w:r>
-            <w:r>
-              <w:rPr>
-                <w:rFonts w:ascii="Times New Roman" w:hAnsi="Times New Roman" w:cs="Times New Roman"/>
-                <w:noProof/>
-                <w:webHidden/>
-              </w:rPr>
-            </w:r>
-            <w:r>
-              <w:rPr>
-                <w:rFonts w:ascii="Times New Roman" w:hAnsi="Times New Roman" w:cs="Times New Roman"/>
+                <w:noProof/>
+                <w:webHidden/>
+              </w:rPr>
+              <w:instrText xml:space="preserve"> PAGEREF _Toc228302038 \h </w:instrText>
+            </w:r>
+            <w:r>
+              <w:rPr>
+                <w:noProof/>
+                <w:webHidden/>
+              </w:rPr>
+            </w:r>
+            <w:r>
+              <w:rPr>
                 <w:noProof/>
                 <w:webHidden/>
               </w:rPr>
@@ -2249,15 +3451,13 @@
             </w:r>
             <w:r>
               <w:rPr>
-                <w:rFonts w:ascii="Times New Roman" w:hAnsi="Times New Roman" w:cs="Times New Roman"/>
-                <w:noProof/>
-                <w:webHidden/>
-              </w:rPr>
-              <w:t>15</w:t>
-            </w:r>
-            <w:r>
-              <w:rPr>
-                <w:rFonts w:ascii="Times New Roman" w:hAnsi="Times New Roman" w:cs="Times New Roman"/>
+                <w:noProof/>
+                <w:webHidden/>
+              </w:rPr>
+              <w:t>24</w:t>
+            </w:r>
+            <w:r>
+              <w:rPr>
                 <w:noProof/>
                 <w:webHidden/>
               </w:rPr>
@@ -2272,24 +3472,23 @@
               <w:tab w:val="right" w:leader="dot" w:pos="8494"/>
             </w:tabs>
             <w:rPr>
-              <w:rFonts w:ascii="Times New Roman" w:eastAsiaTheme="minorEastAsia" w:hAnsi="Times New Roman" w:cs="Times New Roman"/>
+              <w:rFonts w:asciiTheme="minorHAnsi" w:eastAsiaTheme="minorEastAsia" w:hAnsiTheme="minorHAnsi" w:cstheme="minorBidi"/>
               <w:noProof/>
               <w:kern w:val="2"/>
               <w14:ligatures w14:val="standardContextual"/>
             </w:rPr>
           </w:pPr>
-          <w:hyperlink w:anchor="_Toc228264974" w:history="1">
+          <w:hyperlink w:anchor="_Toc228302039" w:history="1">
             <w:r>
               <w:rPr>
                 <w:rStyle w:val="Hipervnculo"/>
                 <w:rFonts w:ascii="Times New Roman" w:eastAsia="Times New Roman" w:hAnsi="Times New Roman" w:cs="Times New Roman"/>
                 <w:noProof/>
               </w:rPr>
-              <w:t>2.3.4 Diagrama de Clases</w:t>
-            </w:r>
-            <w:r>
-              <w:rPr>
-                <w:rFonts w:ascii="Times New Roman" w:hAnsi="Times New Roman" w:cs="Times New Roman"/>
+              <w:t>3.7.2 Diagrama Secuencia Sistema</w:t>
+            </w:r>
+            <w:r>
+              <w:rPr>
                 <w:noProof/>
                 <w:webHidden/>
               </w:rPr>
@@ -2297,7 +3496,6 @@
             </w:r>
             <w:r>
               <w:rPr>
-                <w:rFonts w:ascii="Times New Roman" w:hAnsi="Times New Roman" w:cs="Times New Roman"/>
                 <w:noProof/>
                 <w:webHidden/>
               </w:rPr>
@@ -2305,22 +3503,19 @@
             </w:r>
             <w:r>
               <w:rPr>
-                <w:rFonts w:ascii="Times New Roman" w:hAnsi="Times New Roman" w:cs="Times New Roman"/>
-                <w:noProof/>
-                <w:webHidden/>
-              </w:rPr>
-              <w:instrText xml:space="preserve"> PAGEREF _Toc228264974 \h </w:instrText>
-            </w:r>
-            <w:r>
-              <w:rPr>
-                <w:rFonts w:ascii="Times New Roman" w:hAnsi="Times New Roman" w:cs="Times New Roman"/>
-                <w:noProof/>
-                <w:webHidden/>
-              </w:rPr>
-            </w:r>
-            <w:r>
-              <w:rPr>
-                <w:rFonts w:ascii="Times New Roman" w:hAnsi="Times New Roman" w:cs="Times New Roman"/>
+                <w:noProof/>
+                <w:webHidden/>
+              </w:rPr>
+              <w:instrText xml:space="preserve"> PAGEREF _Toc228302039 \h </w:instrText>
+            </w:r>
+            <w:r>
+              <w:rPr>
+                <w:noProof/>
+                <w:webHidden/>
+              </w:rPr>
+            </w:r>
+            <w:r>
+              <w:rPr>
                 <w:noProof/>
                 <w:webHidden/>
               </w:rPr>
@@ -2328,15 +3523,85 @@
             </w:r>
             <w:r>
               <w:rPr>
-                <w:rFonts w:ascii="Times New Roman" w:hAnsi="Times New Roman" w:cs="Times New Roman"/>
-                <w:noProof/>
-                <w:webHidden/>
-              </w:rPr>
-              <w:t>16</w:t>
-            </w:r>
-            <w:r>
-              <w:rPr>
-                <w:rFonts w:ascii="Times New Roman" w:hAnsi="Times New Roman" w:cs="Times New Roman"/>
+                <w:noProof/>
+                <w:webHidden/>
+              </w:rPr>
+              <w:t>25</w:t>
+            </w:r>
+            <w:r>
+              <w:rPr>
+                <w:noProof/>
+                <w:webHidden/>
+              </w:rPr>
+              <w:fldChar w:fldCharType="end"/>
+            </w:r>
+          </w:hyperlink>
+        </w:p>
+        <w:p>
+          <w:pPr>
+            <w:pStyle w:val="TDC2"/>
+            <w:tabs>
+              <w:tab w:val="right" w:leader="dot" w:pos="8494"/>
+            </w:tabs>
+            <w:rPr>
+              <w:rFonts w:asciiTheme="minorHAnsi" w:eastAsiaTheme="minorEastAsia" w:hAnsiTheme="minorHAnsi" w:cstheme="minorBidi"/>
+              <w:noProof/>
+              <w:kern w:val="2"/>
+              <w14:ligatures w14:val="standardContextual"/>
+            </w:rPr>
+          </w:pPr>
+          <w:hyperlink w:anchor="_Toc228302040" w:history="1">
+            <w:r>
+              <w:rPr>
+                <w:rStyle w:val="Hipervnculo"/>
+                <w:rFonts w:ascii="Times New Roman" w:eastAsia="Times New Roman" w:hAnsi="Times New Roman" w:cs="Times New Roman"/>
+                <w:noProof/>
+              </w:rPr>
+              <w:t>3.8 CU005 Modificación Usuario</w:t>
+            </w:r>
+            <w:r>
+              <w:rPr>
+                <w:noProof/>
+                <w:webHidden/>
+              </w:rPr>
+              <w:tab/>
+            </w:r>
+            <w:r>
+              <w:rPr>
+                <w:noProof/>
+                <w:webHidden/>
+              </w:rPr>
+              <w:fldChar w:fldCharType="begin"/>
+            </w:r>
+            <w:r>
+              <w:rPr>
+                <w:noProof/>
+                <w:webHidden/>
+              </w:rPr>
+              <w:instrText xml:space="preserve"> PAGEREF _Toc228302040 \h </w:instrText>
+            </w:r>
+            <w:r>
+              <w:rPr>
+                <w:noProof/>
+                <w:webHidden/>
+              </w:rPr>
+            </w:r>
+            <w:r>
+              <w:rPr>
+                <w:noProof/>
+                <w:webHidden/>
+              </w:rPr>
+              <w:fldChar w:fldCharType="separate"/>
+            </w:r>
+            <w:r>
+              <w:rPr>
+                <w:noProof/>
+                <w:webHidden/>
+              </w:rPr>
+              <w:t>25</w:t>
+            </w:r>
+            <w:r>
+              <w:rPr>
                 <w:noProof/>
                 <w:webHidden/>
               </w:rPr>
@@ -2351,24 +3616,23 @@
               <w:tab w:val="right" w:leader="dot" w:pos="8494"/>
             </w:tabs>
             <w:rPr>
-              <w:rFonts w:ascii="Times New Roman" w:eastAsiaTheme="minorEastAsia" w:hAnsi="Times New Roman" w:cs="Times New Roman"/>
+              <w:rFonts w:asciiTheme="minorHAnsi" w:eastAsiaTheme="minorEastAsia" w:hAnsiTheme="minorHAnsi" w:cstheme="minorBidi"/>
               <w:noProof/>
               <w:kern w:val="2"/>
               <w14:ligatures w14:val="standardContextual"/>
             </w:rPr>
           </w:pPr>
-          <w:hyperlink w:anchor="_Toc228264975" w:history="1">
+          <w:hyperlink w:anchor="_Toc228302041" w:history="1">
             <w:r>
               <w:rPr>
                 <w:rStyle w:val="Hipervnculo"/>
                 <w:rFonts w:ascii="Times New Roman" w:eastAsia="Times New Roman" w:hAnsi="Times New Roman" w:cs="Times New Roman"/>
                 <w:noProof/>
               </w:rPr>
-              <w:t>2.3.5 Der</w:t>
-            </w:r>
-            <w:r>
-              <w:rPr>
-                <w:rFonts w:ascii="Times New Roman" w:hAnsi="Times New Roman" w:cs="Times New Roman"/>
+              <w:t>3.8.1 Especificación CU</w:t>
+            </w:r>
+            <w:r>
+              <w:rPr>
                 <w:noProof/>
                 <w:webHidden/>
               </w:rPr>
@@ -2376,7 +3640,6 @@
             </w:r>
             <w:r>
               <w:rPr>
-                <w:rFonts w:ascii="Times New Roman" w:hAnsi="Times New Roman" w:cs="Times New Roman"/>
                 <w:noProof/>
                 <w:webHidden/>
               </w:rPr>
@@ -2384,22 +3647,19 @@
             </w:r>
             <w:r>
               <w:rPr>
-                <w:rFonts w:ascii="Times New Roman" w:hAnsi="Times New Roman" w:cs="Times New Roman"/>
-                <w:noProof/>
-                <w:webHidden/>
-              </w:rPr>
-              <w:instrText xml:space="preserve"> PAGEREF _Toc228264975 \h </w:instrText>
-            </w:r>
-            <w:r>
-              <w:rPr>
-                <w:rFonts w:ascii="Times New Roman" w:hAnsi="Times New Roman" w:cs="Times New Roman"/>
-                <w:noProof/>
-                <w:webHidden/>
-              </w:rPr>
-            </w:r>
-            <w:r>
-              <w:rPr>
-                <w:rFonts w:ascii="Times New Roman" w:hAnsi="Times New Roman" w:cs="Times New Roman"/>
+                <w:noProof/>
+                <w:webHidden/>
+              </w:rPr>
+              <w:instrText xml:space="preserve"> PAGEREF _Toc228302041 \h </w:instrText>
+            </w:r>
+            <w:r>
+              <w:rPr>
+                <w:noProof/>
+                <w:webHidden/>
+              </w:rPr>
+            </w:r>
+            <w:r>
+              <w:rPr>
                 <w:noProof/>
                 <w:webHidden/>
               </w:rPr>
@@ -2407,15 +3667,13 @@
             </w:r>
             <w:r>
               <w:rPr>
-                <w:rFonts w:ascii="Times New Roman" w:hAnsi="Times New Roman" w:cs="Times New Roman"/>
-                <w:noProof/>
-                <w:webHidden/>
-              </w:rPr>
-              <w:t>16</w:t>
-            </w:r>
-            <w:r>
-              <w:rPr>
-                <w:rFonts w:ascii="Times New Roman" w:hAnsi="Times New Roman" w:cs="Times New Roman"/>
+                <w:noProof/>
+                <w:webHidden/>
+              </w:rPr>
+              <w:t>25</w:t>
+            </w:r>
+            <w:r>
+              <w:rPr>
                 <w:noProof/>
                 <w:webHidden/>
               </w:rPr>
@@ -2430,24 +3688,23 @@
               <w:tab w:val="right" w:leader="dot" w:pos="8494"/>
             </w:tabs>
             <w:rPr>
-              <w:rFonts w:ascii="Times New Roman" w:eastAsiaTheme="minorEastAsia" w:hAnsi="Times New Roman" w:cs="Times New Roman"/>
+              <w:rFonts w:asciiTheme="minorHAnsi" w:eastAsiaTheme="minorEastAsia" w:hAnsiTheme="minorHAnsi" w:cstheme="minorBidi"/>
               <w:noProof/>
               <w:kern w:val="2"/>
               <w14:ligatures w14:val="standardContextual"/>
             </w:rPr>
           </w:pPr>
-          <w:hyperlink w:anchor="_Toc228264976" w:history="1">
+          <w:hyperlink w:anchor="_Toc228302042" w:history="1">
             <w:r>
               <w:rPr>
                 <w:rStyle w:val="Hipervnculo"/>
                 <w:rFonts w:ascii="Times New Roman" w:eastAsia="Times New Roman" w:hAnsi="Times New Roman" w:cs="Times New Roman"/>
                 <w:noProof/>
               </w:rPr>
-              <w:t>2.3.6 Pantalla GIU</w:t>
-            </w:r>
-            <w:r>
-              <w:rPr>
-                <w:rFonts w:ascii="Times New Roman" w:hAnsi="Times New Roman" w:cs="Times New Roman"/>
+              <w:t>3.8.2 Diagrama Secuencia Sistema</w:t>
+            </w:r>
+            <w:r>
+              <w:rPr>
                 <w:noProof/>
                 <w:webHidden/>
               </w:rPr>
@@ -2455,7 +3712,6 @@
             </w:r>
             <w:r>
               <w:rPr>
-                <w:rFonts w:ascii="Times New Roman" w:hAnsi="Times New Roman" w:cs="Times New Roman"/>
                 <w:noProof/>
                 <w:webHidden/>
               </w:rPr>
@@ -2463,22 +3719,19 @@
             </w:r>
             <w:r>
               <w:rPr>
-                <w:rFonts w:ascii="Times New Roman" w:hAnsi="Times New Roman" w:cs="Times New Roman"/>
-                <w:noProof/>
-                <w:webHidden/>
-              </w:rPr>
-              <w:instrText xml:space="preserve"> PAGEREF _Toc228264976 \h </w:instrText>
-            </w:r>
-            <w:r>
-              <w:rPr>
-                <w:rFonts w:ascii="Times New Roman" w:hAnsi="Times New Roman" w:cs="Times New Roman"/>
-                <w:noProof/>
-                <w:webHidden/>
-              </w:rPr>
-            </w:r>
-            <w:r>
-              <w:rPr>
-                <w:rFonts w:ascii="Times New Roman" w:hAnsi="Times New Roman" w:cs="Times New Roman"/>
+                <w:noProof/>
+                <w:webHidden/>
+              </w:rPr>
+              <w:instrText xml:space="preserve"> PAGEREF _Toc228302042 \h </w:instrText>
+            </w:r>
+            <w:r>
+              <w:rPr>
+                <w:noProof/>
+                <w:webHidden/>
+              </w:rPr>
+            </w:r>
+            <w:r>
+              <w:rPr>
                 <w:noProof/>
                 <w:webHidden/>
               </w:rPr>
@@ -2486,15 +3739,85 @@
             </w:r>
             <w:r>
               <w:rPr>
-                <w:rFonts w:ascii="Times New Roman" w:hAnsi="Times New Roman" w:cs="Times New Roman"/>
-                <w:noProof/>
-                <w:webHidden/>
-              </w:rPr>
-              <w:t>16</w:t>
-            </w:r>
-            <w:r>
-              <w:rPr>
-                <w:rFonts w:ascii="Times New Roman" w:hAnsi="Times New Roman" w:cs="Times New Roman"/>
+                <w:noProof/>
+                <w:webHidden/>
+              </w:rPr>
+              <w:t>26</w:t>
+            </w:r>
+            <w:r>
+              <w:rPr>
+                <w:noProof/>
+                <w:webHidden/>
+              </w:rPr>
+              <w:fldChar w:fldCharType="end"/>
+            </w:r>
+          </w:hyperlink>
+        </w:p>
+        <w:p>
+          <w:pPr>
+            <w:pStyle w:val="TDC1"/>
+            <w:tabs>
+              <w:tab w:val="right" w:leader="dot" w:pos="8494"/>
+            </w:tabs>
+            <w:rPr>
+              <w:rFonts w:asciiTheme="minorHAnsi" w:eastAsiaTheme="minorEastAsia" w:hAnsiTheme="minorHAnsi" w:cstheme="minorBidi"/>
+              <w:noProof/>
+              <w:kern w:val="2"/>
+              <w14:ligatures w14:val="standardContextual"/>
+            </w:rPr>
+          </w:pPr>
+          <w:hyperlink w:anchor="_Toc228302043" w:history="1">
+            <w:r>
+              <w:rPr>
+                <w:rStyle w:val="Hipervnculo"/>
+                <w:rFonts w:ascii="Times New Roman" w:eastAsia="Times New Roman" w:hAnsi="Times New Roman" w:cs="Times New Roman"/>
+                <w:noProof/>
+              </w:rPr>
+              <w:t>4. GESTIÓN DE BITÁCORA</w:t>
+            </w:r>
+            <w:r>
+              <w:rPr>
+                <w:noProof/>
+                <w:webHidden/>
+              </w:rPr>
+              <w:tab/>
+            </w:r>
+            <w:r>
+              <w:rPr>
+                <w:noProof/>
+                <w:webHidden/>
+              </w:rPr>
+              <w:fldChar w:fldCharType="begin"/>
+            </w:r>
+            <w:r>
+              <w:rPr>
+                <w:noProof/>
+                <w:webHidden/>
+              </w:rPr>
+              <w:instrText xml:space="preserve"> PAGEREF _Toc228302043 \h </w:instrText>
+            </w:r>
+            <w:r>
+              <w:rPr>
+                <w:noProof/>
+                <w:webHidden/>
+              </w:rPr>
+            </w:r>
+            <w:r>
+              <w:rPr>
+                <w:noProof/>
+                <w:webHidden/>
+              </w:rPr>
+              <w:fldChar w:fldCharType="separate"/>
+            </w:r>
+            <w:r>
+              <w:rPr>
+                <w:noProof/>
+                <w:webHidden/>
+              </w:rPr>
+              <w:t>26</w:t>
+            </w:r>
+            <w:r>
+              <w:rPr>
                 <w:noProof/>
                 <w:webHidden/>
               </w:rPr>
@@ -2509,24 +3832,23 @@
               <w:tab w:val="right" w:leader="dot" w:pos="8494"/>
             </w:tabs>
             <w:rPr>
-              <w:rFonts w:ascii="Times New Roman" w:eastAsiaTheme="minorEastAsia" w:hAnsi="Times New Roman" w:cs="Times New Roman"/>
+              <w:rFonts w:asciiTheme="minorHAnsi" w:eastAsiaTheme="minorEastAsia" w:hAnsiTheme="minorHAnsi" w:cstheme="minorBidi"/>
               <w:noProof/>
               <w:kern w:val="2"/>
               <w14:ligatures w14:val="standardContextual"/>
             </w:rPr>
           </w:pPr>
-          <w:hyperlink w:anchor="_Toc228264977" w:history="1">
+          <w:hyperlink w:anchor="_Toc228302044" w:history="1">
             <w:r>
               <w:rPr>
                 <w:rStyle w:val="Hipervnculo"/>
                 <w:rFonts w:ascii="Times New Roman" w:eastAsia="Times New Roman" w:hAnsi="Times New Roman" w:cs="Times New Roman"/>
                 <w:noProof/>
               </w:rPr>
-              <w:t>2.4 LogOut – CU002 LogOut</w:t>
-            </w:r>
-            <w:r>
-              <w:rPr>
-                <w:rFonts w:ascii="Times New Roman" w:hAnsi="Times New Roman" w:cs="Times New Roman"/>
+              <w:t>4.1 Bitácora</w:t>
+            </w:r>
+            <w:r>
+              <w:rPr>
                 <w:noProof/>
                 <w:webHidden/>
               </w:rPr>
@@ -2534,7 +3856,6 @@
             </w:r>
             <w:r>
               <w:rPr>
-                <w:rFonts w:ascii="Times New Roman" w:hAnsi="Times New Roman" w:cs="Times New Roman"/>
                 <w:noProof/>
                 <w:webHidden/>
               </w:rPr>
@@ -2542,22 +3863,19 @@
             </w:r>
             <w:r>
               <w:rPr>
-                <w:rFonts w:ascii="Times New Roman" w:hAnsi="Times New Roman" w:cs="Times New Roman"/>
-                <w:noProof/>
-                <w:webHidden/>
-              </w:rPr>
-              <w:instrText xml:space="preserve"> PAGEREF _Toc228264977 \h </w:instrText>
-            </w:r>
-            <w:r>
-              <w:rPr>
-                <w:rFonts w:ascii="Times New Roman" w:hAnsi="Times New Roman" w:cs="Times New Roman"/>
-                <w:noProof/>
-                <w:webHidden/>
-              </w:rPr>
-            </w:r>
-            <w:r>
-              <w:rPr>
-                <w:rFonts w:ascii="Times New Roman" w:hAnsi="Times New Roman" w:cs="Times New Roman"/>
+                <w:noProof/>
+                <w:webHidden/>
+              </w:rPr>
+              <w:instrText xml:space="preserve"> PAGEREF _Toc228302044 \h </w:instrText>
+            </w:r>
+            <w:r>
+              <w:rPr>
+                <w:noProof/>
+                <w:webHidden/>
+              </w:rPr>
+            </w:r>
+            <w:r>
+              <w:rPr>
                 <w:noProof/>
                 <w:webHidden/>
               </w:rPr>
@@ -2565,15 +3883,13 @@
             </w:r>
             <w:r>
               <w:rPr>
-                <w:rFonts w:ascii="Times New Roman" w:hAnsi="Times New Roman" w:cs="Times New Roman"/>
-                <w:noProof/>
-                <w:webHidden/>
-              </w:rPr>
-              <w:t>17</w:t>
-            </w:r>
-            <w:r>
-              <w:rPr>
-                <w:rFonts w:ascii="Times New Roman" w:hAnsi="Times New Roman" w:cs="Times New Roman"/>
+                <w:noProof/>
+                <w:webHidden/>
+              </w:rPr>
+              <w:t>26</w:t>
+            </w:r>
+            <w:r>
+              <w:rPr>
                 <w:noProof/>
                 <w:webHidden/>
               </w:rPr>
@@ -2588,24 +3904,23 @@
               <w:tab w:val="right" w:leader="dot" w:pos="8494"/>
             </w:tabs>
             <w:rPr>
-              <w:rFonts w:ascii="Times New Roman" w:eastAsiaTheme="minorEastAsia" w:hAnsi="Times New Roman" w:cs="Times New Roman"/>
+              <w:rFonts w:asciiTheme="minorHAnsi" w:eastAsiaTheme="minorEastAsia" w:hAnsiTheme="minorHAnsi" w:cstheme="minorBidi"/>
               <w:noProof/>
               <w:kern w:val="2"/>
               <w14:ligatures w14:val="standardContextual"/>
             </w:rPr>
           </w:pPr>
-          <w:hyperlink w:anchor="_Toc228264978" w:history="1">
+          <w:hyperlink w:anchor="_Toc228302045" w:history="1">
             <w:r>
               <w:rPr>
                 <w:rStyle w:val="Hipervnculo"/>
                 <w:rFonts w:ascii="Times New Roman" w:eastAsia="Times New Roman" w:hAnsi="Times New Roman" w:cs="Times New Roman"/>
                 <w:noProof/>
               </w:rPr>
-              <w:t>2.4.1 Diagrama LogOut</w:t>
-            </w:r>
-            <w:r>
-              <w:rPr>
-                <w:rFonts w:ascii="Times New Roman" w:hAnsi="Times New Roman" w:cs="Times New Roman"/>
+              <w:t>4.1.1 Descripción</w:t>
+            </w:r>
+            <w:r>
+              <w:rPr>
                 <w:noProof/>
                 <w:webHidden/>
               </w:rPr>
@@ -2613,7 +3928,6 @@
             </w:r>
             <w:r>
               <w:rPr>
-                <w:rFonts w:ascii="Times New Roman" w:hAnsi="Times New Roman" w:cs="Times New Roman"/>
                 <w:noProof/>
                 <w:webHidden/>
               </w:rPr>
@@ -2621,22 +3935,19 @@
             </w:r>
             <w:r>
               <w:rPr>
-                <w:rFonts w:ascii="Times New Roman" w:hAnsi="Times New Roman" w:cs="Times New Roman"/>
-                <w:noProof/>
-                <w:webHidden/>
-              </w:rPr>
-              <w:instrText xml:space="preserve"> PAGEREF _Toc228264978 \h </w:instrText>
-            </w:r>
-            <w:r>
-              <w:rPr>
-                <w:rFonts w:ascii="Times New Roman" w:hAnsi="Times New Roman" w:cs="Times New Roman"/>
-                <w:noProof/>
-                <w:webHidden/>
-              </w:rPr>
-            </w:r>
-            <w:r>
-              <w:rPr>
-                <w:rFonts w:ascii="Times New Roman" w:hAnsi="Times New Roman" w:cs="Times New Roman"/>
+                <w:noProof/>
+                <w:webHidden/>
+              </w:rPr>
+              <w:instrText xml:space="preserve"> PAGEREF _Toc228302045 \h </w:instrText>
+            </w:r>
+            <w:r>
+              <w:rPr>
+                <w:noProof/>
+                <w:webHidden/>
+              </w:rPr>
+            </w:r>
+            <w:r>
+              <w:rPr>
                 <w:noProof/>
                 <w:webHidden/>
               </w:rPr>
@@ -2644,15 +3955,13 @@
             </w:r>
             <w:r>
               <w:rPr>
-                <w:rFonts w:ascii="Times New Roman" w:hAnsi="Times New Roman" w:cs="Times New Roman"/>
-                <w:noProof/>
-                <w:webHidden/>
-              </w:rPr>
-              <w:t>17</w:t>
-            </w:r>
-            <w:r>
-              <w:rPr>
-                <w:rFonts w:ascii="Times New Roman" w:hAnsi="Times New Roman" w:cs="Times New Roman"/>
+                <w:noProof/>
+                <w:webHidden/>
+              </w:rPr>
+              <w:t>26</w:t>
+            </w:r>
+            <w:r>
+              <w:rPr>
                 <w:noProof/>
                 <w:webHidden/>
               </w:rPr>
@@ -2667,24 +3976,23 @@
               <w:tab w:val="right" w:leader="dot" w:pos="8494"/>
             </w:tabs>
             <w:rPr>
-              <w:rFonts w:ascii="Times New Roman" w:eastAsiaTheme="minorEastAsia" w:hAnsi="Times New Roman" w:cs="Times New Roman"/>
+              <w:rFonts w:asciiTheme="minorHAnsi" w:eastAsiaTheme="minorEastAsia" w:hAnsiTheme="minorHAnsi" w:cstheme="minorBidi"/>
               <w:noProof/>
               <w:kern w:val="2"/>
               <w14:ligatures w14:val="standardContextual"/>
             </w:rPr>
           </w:pPr>
-          <w:hyperlink w:anchor="_Toc228264979" w:history="1">
+          <w:hyperlink w:anchor="_Toc228302046" w:history="1">
             <w:r>
               <w:rPr>
                 <w:rStyle w:val="Hipervnculo"/>
                 <w:rFonts w:ascii="Times New Roman" w:eastAsia="Times New Roman" w:hAnsi="Times New Roman" w:cs="Times New Roman"/>
                 <w:noProof/>
               </w:rPr>
-              <w:t>2.4.2 Especificación CU</w:t>
-            </w:r>
-            <w:r>
-              <w:rPr>
-                <w:rFonts w:ascii="Times New Roman" w:hAnsi="Times New Roman" w:cs="Times New Roman"/>
+              <w:t>4.1.2 Diagrama de Clases</w:t>
+            </w:r>
+            <w:r>
+              <w:rPr>
                 <w:noProof/>
                 <w:webHidden/>
               </w:rPr>
@@ -2692,7 +4000,6 @@
             </w:r>
             <w:r>
               <w:rPr>
-                <w:rFonts w:ascii="Times New Roman" w:hAnsi="Times New Roman" w:cs="Times New Roman"/>
                 <w:noProof/>
                 <w:webHidden/>
               </w:rPr>
@@ -2700,22 +4007,19 @@
             </w:r>
             <w:r>
               <w:rPr>
-                <w:rFonts w:ascii="Times New Roman" w:hAnsi="Times New Roman" w:cs="Times New Roman"/>
-                <w:noProof/>
-                <w:webHidden/>
-              </w:rPr>
-              <w:instrText xml:space="preserve"> PAGEREF _Toc228264979 \h </w:instrText>
-            </w:r>
-            <w:r>
-              <w:rPr>
-                <w:rFonts w:ascii="Times New Roman" w:hAnsi="Times New Roman" w:cs="Times New Roman"/>
-                <w:noProof/>
-                <w:webHidden/>
-              </w:rPr>
-            </w:r>
-            <w:r>
-              <w:rPr>
-                <w:rFonts w:ascii="Times New Roman" w:hAnsi="Times New Roman" w:cs="Times New Roman"/>
+                <w:noProof/>
+                <w:webHidden/>
+              </w:rPr>
+              <w:instrText xml:space="preserve"> PAGEREF _Toc228302046 \h </w:instrText>
+            </w:r>
+            <w:r>
+              <w:rPr>
+                <w:noProof/>
+                <w:webHidden/>
+              </w:rPr>
+            </w:r>
+            <w:r>
+              <w:rPr>
                 <w:noProof/>
                 <w:webHidden/>
               </w:rPr>
@@ -2723,15 +4027,13 @@
             </w:r>
             <w:r>
               <w:rPr>
-                <w:rFonts w:ascii="Times New Roman" w:hAnsi="Times New Roman" w:cs="Times New Roman"/>
-                <w:noProof/>
-                <w:webHidden/>
-              </w:rPr>
-              <w:t>17</w:t>
-            </w:r>
-            <w:r>
-              <w:rPr>
-                <w:rFonts w:ascii="Times New Roman" w:hAnsi="Times New Roman" w:cs="Times New Roman"/>
+                <w:noProof/>
+                <w:webHidden/>
+              </w:rPr>
+              <w:t>27</w:t>
+            </w:r>
+            <w:r>
+              <w:rPr>
                 <w:noProof/>
                 <w:webHidden/>
               </w:rPr>
@@ -2746,24 +4048,23 @@
               <w:tab w:val="right" w:leader="dot" w:pos="8494"/>
             </w:tabs>
             <w:rPr>
-              <w:rFonts w:ascii="Times New Roman" w:eastAsiaTheme="minorEastAsia" w:hAnsi="Times New Roman" w:cs="Times New Roman"/>
+              <w:rFonts w:asciiTheme="minorHAnsi" w:eastAsiaTheme="minorEastAsia" w:hAnsiTheme="minorHAnsi" w:cstheme="minorBidi"/>
               <w:noProof/>
               <w:kern w:val="2"/>
               <w14:ligatures w14:val="standardContextual"/>
             </w:rPr>
           </w:pPr>
-          <w:hyperlink w:anchor="_Toc228264980" w:history="1">
+          <w:hyperlink w:anchor="_Toc228302047" w:history="1">
             <w:r>
               <w:rPr>
                 <w:rStyle w:val="Hipervnculo"/>
                 <w:rFonts w:ascii="Times New Roman" w:eastAsia="Times New Roman" w:hAnsi="Times New Roman" w:cs="Times New Roman"/>
                 <w:noProof/>
               </w:rPr>
-              <w:t>2.4.3 Diagrama de Secuencia del Sistema</w:t>
-            </w:r>
-            <w:r>
-              <w:rPr>
-                <w:rFonts w:ascii="Times New Roman" w:hAnsi="Times New Roman" w:cs="Times New Roman"/>
+              <w:t>4.1.3 Der</w:t>
+            </w:r>
+            <w:r>
+              <w:rPr>
                 <w:noProof/>
                 <w:webHidden/>
               </w:rPr>
@@ -2771,7 +4072,6 @@
             </w:r>
             <w:r>
               <w:rPr>
-                <w:rFonts w:ascii="Times New Roman" w:hAnsi="Times New Roman" w:cs="Times New Roman"/>
                 <w:noProof/>
                 <w:webHidden/>
               </w:rPr>
@@ -2779,22 +4079,19 @@
             </w:r>
             <w:r>
               <w:rPr>
-                <w:rFonts w:ascii="Times New Roman" w:hAnsi="Times New Roman" w:cs="Times New Roman"/>
-                <w:noProof/>
-                <w:webHidden/>
-              </w:rPr>
-              <w:instrText xml:space="preserve"> PAGEREF _Toc228264980 \h </w:instrText>
-            </w:r>
-            <w:r>
-              <w:rPr>
-                <w:rFonts w:ascii="Times New Roman" w:hAnsi="Times New Roman" w:cs="Times New Roman"/>
-                <w:noProof/>
-                <w:webHidden/>
-              </w:rPr>
-            </w:r>
-            <w:r>
-              <w:rPr>
-                <w:rFonts w:ascii="Times New Roman" w:hAnsi="Times New Roman" w:cs="Times New Roman"/>
+                <w:noProof/>
+                <w:webHidden/>
+              </w:rPr>
+              <w:instrText xml:space="preserve"> PAGEREF _Toc228302047 \h </w:instrText>
+            </w:r>
+            <w:r>
+              <w:rPr>
+                <w:noProof/>
+                <w:webHidden/>
+              </w:rPr>
+            </w:r>
+            <w:r>
+              <w:rPr>
                 <w:noProof/>
                 <w:webHidden/>
               </w:rPr>
@@ -2802,15 +4099,13 @@
             </w:r>
             <w:r>
               <w:rPr>
-                <w:rFonts w:ascii="Times New Roman" w:hAnsi="Times New Roman" w:cs="Times New Roman"/>
-                <w:noProof/>
-                <w:webHidden/>
-              </w:rPr>
-              <w:t>18</w:t>
-            </w:r>
-            <w:r>
-              <w:rPr>
-                <w:rFonts w:ascii="Times New Roman" w:hAnsi="Times New Roman" w:cs="Times New Roman"/>
+                <w:noProof/>
+                <w:webHidden/>
+              </w:rPr>
+              <w:t>27</w:t>
+            </w:r>
+            <w:r>
+              <w:rPr>
                 <w:noProof/>
                 <w:webHidden/>
               </w:rPr>
@@ -2825,24 +4120,23 @@
               <w:tab w:val="right" w:leader="dot" w:pos="8494"/>
             </w:tabs>
             <w:rPr>
-              <w:rFonts w:ascii="Times New Roman" w:eastAsiaTheme="minorEastAsia" w:hAnsi="Times New Roman" w:cs="Times New Roman"/>
+              <w:rFonts w:asciiTheme="minorHAnsi" w:eastAsiaTheme="minorEastAsia" w:hAnsiTheme="minorHAnsi" w:cstheme="minorBidi"/>
               <w:noProof/>
               <w:kern w:val="2"/>
               <w14:ligatures w14:val="standardContextual"/>
             </w:rPr>
           </w:pPr>
-          <w:hyperlink w:anchor="_Toc228264981" w:history="1">
+          <w:hyperlink w:anchor="_Toc228302048" w:history="1">
             <w:r>
               <w:rPr>
                 <w:rStyle w:val="Hipervnculo"/>
                 <w:rFonts w:ascii="Times New Roman" w:eastAsia="Times New Roman" w:hAnsi="Times New Roman" w:cs="Times New Roman"/>
                 <w:noProof/>
               </w:rPr>
-              <w:t>2.4.4 Diagrama de Clases</w:t>
-            </w:r>
-            <w:r>
-              <w:rPr>
-                <w:rFonts w:ascii="Times New Roman" w:hAnsi="Times New Roman" w:cs="Times New Roman"/>
+              <w:t>4.1.4 Diagrama de Secuencia del Sistema – Funcionamiento General Bitácora</w:t>
+            </w:r>
+            <w:r>
+              <w:rPr>
                 <w:noProof/>
                 <w:webHidden/>
               </w:rPr>
@@ -2850,7 +4144,6 @@
             </w:r>
             <w:r>
               <w:rPr>
-                <w:rFonts w:ascii="Times New Roman" w:hAnsi="Times New Roman" w:cs="Times New Roman"/>
                 <w:noProof/>
                 <w:webHidden/>
               </w:rPr>
@@ -2858,22 +4151,19 @@
             </w:r>
             <w:r>
               <w:rPr>
-                <w:rFonts w:ascii="Times New Roman" w:hAnsi="Times New Roman" w:cs="Times New Roman"/>
-                <w:noProof/>
-                <w:webHidden/>
-              </w:rPr>
-              <w:instrText xml:space="preserve"> PAGEREF _Toc228264981 \h </w:instrText>
-            </w:r>
-            <w:r>
-              <w:rPr>
-                <w:rFonts w:ascii="Times New Roman" w:hAnsi="Times New Roman" w:cs="Times New Roman"/>
-                <w:noProof/>
-                <w:webHidden/>
-              </w:rPr>
-            </w:r>
-            <w:r>
-              <w:rPr>
-                <w:rFonts w:ascii="Times New Roman" w:hAnsi="Times New Roman" w:cs="Times New Roman"/>
+                <w:noProof/>
+                <w:webHidden/>
+              </w:rPr>
+              <w:instrText xml:space="preserve"> PAGEREF _Toc228302048 \h </w:instrText>
+            </w:r>
+            <w:r>
+              <w:rPr>
+                <w:noProof/>
+                <w:webHidden/>
+              </w:rPr>
+            </w:r>
+            <w:r>
+              <w:rPr>
                 <w:noProof/>
                 <w:webHidden/>
               </w:rPr>
@@ -2881,15 +4171,13 @@
             </w:r>
             <w:r>
               <w:rPr>
-                <w:rFonts w:ascii="Times New Roman" w:hAnsi="Times New Roman" w:cs="Times New Roman"/>
-                <w:noProof/>
-                <w:webHidden/>
-              </w:rPr>
-              <w:t>19</w:t>
-            </w:r>
-            <w:r>
-              <w:rPr>
-                <w:rFonts w:ascii="Times New Roman" w:hAnsi="Times New Roman" w:cs="Times New Roman"/>
+                <w:noProof/>
+                <w:webHidden/>
+              </w:rPr>
+              <w:t>27</w:t>
+            </w:r>
+            <w:r>
+              <w:rPr>
                 <w:noProof/>
                 <w:webHidden/>
               </w:rPr>
@@ -2904,24 +4192,23 @@
               <w:tab w:val="right" w:leader="dot" w:pos="8494"/>
             </w:tabs>
             <w:rPr>
-              <w:rFonts w:ascii="Times New Roman" w:eastAsiaTheme="minorEastAsia" w:hAnsi="Times New Roman" w:cs="Times New Roman"/>
+              <w:rFonts w:asciiTheme="minorHAnsi" w:eastAsiaTheme="minorEastAsia" w:hAnsiTheme="minorHAnsi" w:cstheme="minorBidi"/>
               <w:noProof/>
               <w:kern w:val="2"/>
               <w14:ligatures w14:val="standardContextual"/>
             </w:rPr>
           </w:pPr>
-          <w:hyperlink w:anchor="_Toc228264982" w:history="1">
+          <w:hyperlink w:anchor="_Toc228302049" w:history="1">
             <w:r>
               <w:rPr>
                 <w:rStyle w:val="Hipervnculo"/>
                 <w:rFonts w:ascii="Times New Roman" w:eastAsia="Times New Roman" w:hAnsi="Times New Roman" w:cs="Times New Roman"/>
                 <w:noProof/>
               </w:rPr>
-              <w:t>2.4.5 Der</w:t>
-            </w:r>
-            <w:r>
-              <w:rPr>
-                <w:rFonts w:ascii="Times New Roman" w:hAnsi="Times New Roman" w:cs="Times New Roman"/>
+              <w:t>4.1.5 Pantalla BITÁCORA</w:t>
+            </w:r>
+            <w:r>
+              <w:rPr>
                 <w:noProof/>
                 <w:webHidden/>
               </w:rPr>
@@ -2929,7 +4216,6 @@
             </w:r>
             <w:r>
               <w:rPr>
-                <w:rFonts w:ascii="Times New Roman" w:hAnsi="Times New Roman" w:cs="Times New Roman"/>
                 <w:noProof/>
                 <w:webHidden/>
               </w:rPr>
@@ -2937,22 +4223,19 @@
             </w:r>
             <w:r>
               <w:rPr>
-                <w:rFonts w:ascii="Times New Roman" w:hAnsi="Times New Roman" w:cs="Times New Roman"/>
-                <w:noProof/>
-                <w:webHidden/>
-              </w:rPr>
-              <w:instrText xml:space="preserve"> PAGEREF _Toc228264982 \h </w:instrText>
-            </w:r>
-            <w:r>
-              <w:rPr>
-                <w:rFonts w:ascii="Times New Roman" w:hAnsi="Times New Roman" w:cs="Times New Roman"/>
-                <w:noProof/>
-                <w:webHidden/>
-              </w:rPr>
-            </w:r>
-            <w:r>
-              <w:rPr>
-                <w:rFonts w:ascii="Times New Roman" w:hAnsi="Times New Roman" w:cs="Times New Roman"/>
+                <w:noProof/>
+                <w:webHidden/>
+              </w:rPr>
+              <w:instrText xml:space="preserve"> PAGEREF _Toc228302049 \h </w:instrText>
+            </w:r>
+            <w:r>
+              <w:rPr>
+                <w:noProof/>
+                <w:webHidden/>
+              </w:rPr>
+            </w:r>
+            <w:r>
+              <w:rPr>
                 <w:noProof/>
                 <w:webHidden/>
               </w:rPr>
@@ -2960,15 +4243,157 @@
             </w:r>
             <w:r>
               <w:rPr>
-                <w:rFonts w:ascii="Times New Roman" w:hAnsi="Times New Roman" w:cs="Times New Roman"/>
-                <w:noProof/>
-                <w:webHidden/>
-              </w:rPr>
-              <w:t>20</w:t>
-            </w:r>
-            <w:r>
-              <w:rPr>
-                <w:rFonts w:ascii="Times New Roman" w:hAnsi="Times New Roman" w:cs="Times New Roman"/>
+                <w:noProof/>
+                <w:webHidden/>
+              </w:rPr>
+              <w:t>28</w:t>
+            </w:r>
+            <w:r>
+              <w:rPr>
+                <w:noProof/>
+                <w:webHidden/>
+              </w:rPr>
+              <w:fldChar w:fldCharType="end"/>
+            </w:r>
+          </w:hyperlink>
+        </w:p>
+        <w:p>
+          <w:pPr>
+            <w:pStyle w:val="TDC1"/>
+            <w:tabs>
+              <w:tab w:val="right" w:leader="dot" w:pos="8494"/>
+            </w:tabs>
+            <w:rPr>
+              <w:rFonts w:asciiTheme="minorHAnsi" w:eastAsiaTheme="minorEastAsia" w:hAnsiTheme="minorHAnsi" w:cstheme="minorBidi"/>
+              <w:noProof/>
+              <w:kern w:val="2"/>
+              <w14:ligatures w14:val="standardContextual"/>
+            </w:rPr>
+          </w:pPr>
+          <w:hyperlink w:anchor="_Toc228302050" w:history="1">
+            <w:r>
+              <w:rPr>
+                <w:rStyle w:val="Hipervnculo"/>
+                <w:rFonts w:ascii="Times New Roman" w:eastAsia="Times New Roman" w:hAnsi="Times New Roman" w:cs="Times New Roman"/>
+                <w:noProof/>
+              </w:rPr>
+              <w:t>5. GESTIÓN DE ENCRIPTADO</w:t>
+            </w:r>
+            <w:r>
+              <w:rPr>
+                <w:noProof/>
+                <w:webHidden/>
+              </w:rPr>
+              <w:tab/>
+            </w:r>
+            <w:r>
+              <w:rPr>
+                <w:noProof/>
+                <w:webHidden/>
+              </w:rPr>
+              <w:fldChar w:fldCharType="begin"/>
+            </w:r>
+            <w:r>
+              <w:rPr>
+                <w:noProof/>
+                <w:webHidden/>
+              </w:rPr>
+              <w:instrText xml:space="preserve"> PAGEREF _Toc228302050 \h </w:instrText>
+            </w:r>
+            <w:r>
+              <w:rPr>
+                <w:noProof/>
+                <w:webHidden/>
+              </w:rPr>
+            </w:r>
+            <w:r>
+              <w:rPr>
+                <w:noProof/>
+                <w:webHidden/>
+              </w:rPr>
+              <w:fldChar w:fldCharType="separate"/>
+            </w:r>
+            <w:r>
+              <w:rPr>
+                <w:noProof/>
+                <w:webHidden/>
+              </w:rPr>
+              <w:t>29</w:t>
+            </w:r>
+            <w:r>
+              <w:rPr>
+                <w:noProof/>
+                <w:webHidden/>
+              </w:rPr>
+              <w:fldChar w:fldCharType="end"/>
+            </w:r>
+          </w:hyperlink>
+        </w:p>
+        <w:p>
+          <w:pPr>
+            <w:pStyle w:val="TDC2"/>
+            <w:tabs>
+              <w:tab w:val="right" w:leader="dot" w:pos="8494"/>
+            </w:tabs>
+            <w:rPr>
+              <w:rFonts w:asciiTheme="minorHAnsi" w:eastAsiaTheme="minorEastAsia" w:hAnsiTheme="minorHAnsi" w:cstheme="minorBidi"/>
+              <w:noProof/>
+              <w:kern w:val="2"/>
+              <w14:ligatures w14:val="standardContextual"/>
+            </w:rPr>
+          </w:pPr>
+          <w:hyperlink w:anchor="_Toc228302051" w:history="1">
+            <w:r>
+              <w:rPr>
+                <w:rStyle w:val="Hipervnculo"/>
+                <w:rFonts w:ascii="Times New Roman" w:eastAsia="Times New Roman" w:hAnsi="Times New Roman" w:cs="Times New Roman"/>
+                <w:noProof/>
+              </w:rPr>
+              <w:t>5.1 Métodos Encriptación/Hash</w:t>
+            </w:r>
+            <w:r>
+              <w:rPr>
+                <w:noProof/>
+                <w:webHidden/>
+              </w:rPr>
+              <w:tab/>
+            </w:r>
+            <w:r>
+              <w:rPr>
+                <w:noProof/>
+                <w:webHidden/>
+              </w:rPr>
+              <w:fldChar w:fldCharType="begin"/>
+            </w:r>
+            <w:r>
+              <w:rPr>
+                <w:noProof/>
+                <w:webHidden/>
+              </w:rPr>
+              <w:instrText xml:space="preserve"> PAGEREF _Toc228302051 \h </w:instrText>
+            </w:r>
+            <w:r>
+              <w:rPr>
+                <w:noProof/>
+                <w:webHidden/>
+              </w:rPr>
+            </w:r>
+            <w:r>
+              <w:rPr>
+                <w:noProof/>
+                <w:webHidden/>
+              </w:rPr>
+              <w:fldChar w:fldCharType="separate"/>
+            </w:r>
+            <w:r>
+              <w:rPr>
+                <w:noProof/>
+                <w:webHidden/>
+              </w:rPr>
+              <w:t>29</w:t>
+            </w:r>
+            <w:r>
+              <w:rPr>
                 <w:noProof/>
                 <w:webHidden/>
               </w:rPr>
@@ -2983,55 +4408,194 @@
               <w:tab w:val="right" w:leader="dot" w:pos="8494"/>
             </w:tabs>
             <w:rPr>
-              <w:rFonts w:ascii="Times New Roman" w:eastAsiaTheme="minorEastAsia" w:hAnsi="Times New Roman" w:cs="Times New Roman"/>
+              <w:rFonts w:asciiTheme="minorHAnsi" w:eastAsiaTheme="minorEastAsia" w:hAnsiTheme="minorHAnsi" w:cstheme="minorBidi"/>
               <w:noProof/>
               <w:kern w:val="2"/>
               <w14:ligatures w14:val="standardContextual"/>
             </w:rPr>
           </w:pPr>
-          <w:hyperlink w:anchor="_Toc228264983" w:history="1">
+          <w:hyperlink w:anchor="_Toc228302052" w:history="1">
             <w:r>
               <w:rPr>
                 <w:rStyle w:val="Hipervnculo"/>
-                <w:rFonts w:ascii="Times New Roman" w:eastAsia="Times New Roman" w:hAnsi="Times New Roman" w:cs="Times New Roman"/>
-                <w:noProof/>
-              </w:rPr>
-              <w:t>2.4.6 Pantalla GIU</w:t>
-            </w:r>
-            <w:r>
-              <w:rPr>
                 <w:rFonts w:ascii="Times New Roman" w:hAnsi="Times New Roman" w:cs="Times New Roman"/>
                 <w:noProof/>
+              </w:rPr>
+              <w:t>5.1.1 SHA-256</w:t>
+            </w:r>
+            <w:r>
+              <w:rPr>
+                <w:noProof/>
                 <w:webHidden/>
               </w:rPr>
               <w:tab/>
             </w:r>
             <w:r>
               <w:rPr>
+                <w:noProof/>
+                <w:webHidden/>
+              </w:rPr>
+              <w:fldChar w:fldCharType="begin"/>
+            </w:r>
+            <w:r>
+              <w:rPr>
+                <w:noProof/>
+                <w:webHidden/>
+              </w:rPr>
+              <w:instrText xml:space="preserve"> PAGEREF _Toc228302052 \h </w:instrText>
+            </w:r>
+            <w:r>
+              <w:rPr>
+                <w:noProof/>
+                <w:webHidden/>
+              </w:rPr>
+            </w:r>
+            <w:r>
+              <w:rPr>
+                <w:noProof/>
+                <w:webHidden/>
+              </w:rPr>
+              <w:fldChar w:fldCharType="separate"/>
+            </w:r>
+            <w:r>
+              <w:rPr>
+                <w:noProof/>
+                <w:webHidden/>
+              </w:rPr>
+              <w:t>29</w:t>
+            </w:r>
+            <w:r>
+              <w:rPr>
+                <w:noProof/>
+                <w:webHidden/>
+              </w:rPr>
+              <w:fldChar w:fldCharType="end"/>
+            </w:r>
+          </w:hyperlink>
+        </w:p>
+        <w:p>
+          <w:pPr>
+            <w:pStyle w:val="TDC3"/>
+            <w:tabs>
+              <w:tab w:val="right" w:leader="dot" w:pos="8494"/>
+            </w:tabs>
+            <w:rPr>
+              <w:rFonts w:asciiTheme="minorHAnsi" w:eastAsiaTheme="minorEastAsia" w:hAnsiTheme="minorHAnsi" w:cstheme="minorBidi"/>
+              <w:noProof/>
+              <w:kern w:val="2"/>
+              <w14:ligatures w14:val="standardContextual"/>
+            </w:rPr>
+          </w:pPr>
+          <w:hyperlink w:anchor="_Toc228302053" w:history="1">
+            <w:r>
+              <w:rPr>
+                <w:rStyle w:val="Hipervnculo"/>
                 <w:rFonts w:ascii="Times New Roman" w:hAnsi="Times New Roman" w:cs="Times New Roman"/>
                 <w:noProof/>
+              </w:rPr>
+              <w:t>5.1.2 ¿Cómo visualizaremos esto?</w:t>
+            </w:r>
+            <w:r>
+              <w:rPr>
+                <w:noProof/>
+                <w:webHidden/>
+              </w:rPr>
+              <w:tab/>
+            </w:r>
+            <w:r>
+              <w:rPr>
+                <w:noProof/>
                 <w:webHidden/>
               </w:rPr>
               <w:fldChar w:fldCharType="begin"/>
             </w:r>
             <w:r>
               <w:rPr>
+                <w:noProof/>
+                <w:webHidden/>
+              </w:rPr>
+              <w:instrText xml:space="preserve"> PAGEREF _Toc228302053 \h </w:instrText>
+            </w:r>
+            <w:r>
+              <w:rPr>
+                <w:noProof/>
+                <w:webHidden/>
+              </w:rPr>
+            </w:r>
+            <w:r>
+              <w:rPr>
+                <w:noProof/>
+                <w:webHidden/>
+              </w:rPr>
+              <w:fldChar w:fldCharType="separate"/>
+            </w:r>
+            <w:r>
+              <w:rPr>
+                <w:noProof/>
+                <w:webHidden/>
+              </w:rPr>
+              <w:t>29</w:t>
+            </w:r>
+            <w:r>
+              <w:rPr>
+                <w:noProof/>
+                <w:webHidden/>
+              </w:rPr>
+              <w:fldChar w:fldCharType="end"/>
+            </w:r>
+          </w:hyperlink>
+        </w:p>
+        <w:p>
+          <w:pPr>
+            <w:pStyle w:val="TDC3"/>
+            <w:tabs>
+              <w:tab w:val="right" w:leader="dot" w:pos="8494"/>
+            </w:tabs>
+            <w:rPr>
+              <w:rFonts w:asciiTheme="minorHAnsi" w:eastAsiaTheme="minorEastAsia" w:hAnsiTheme="minorHAnsi" w:cstheme="minorBidi"/>
+              <w:noProof/>
+              <w:kern w:val="2"/>
+              <w14:ligatures w14:val="standardContextual"/>
+            </w:rPr>
+          </w:pPr>
+          <w:hyperlink w:anchor="_Toc228302054" w:history="1">
+            <w:r>
+              <w:rPr>
+                <w:rStyle w:val="Hipervnculo"/>
                 <w:rFonts w:ascii="Times New Roman" w:hAnsi="Times New Roman" w:cs="Times New Roman"/>
                 <w:noProof/>
-                <w:webHidden/>
-              </w:rPr>
-              <w:instrText xml:space="preserve"> PAGEREF _Toc228264983 \h </w:instrText>
-            </w:r>
-            <w:r>
-              <w:rPr>
-                <w:rFonts w:ascii="Times New Roman" w:hAnsi="Times New Roman" w:cs="Times New Roman"/>
-                <w:noProof/>
-                <w:webHidden/>
-              </w:rPr>
-            </w:r>
-            <w:r>
-              <w:rPr>
-                <w:rFonts w:ascii="Times New Roman" w:hAnsi="Times New Roman" w:cs="Times New Roman"/>
+              </w:rPr>
+              <w:t>5.1.3 Diagrama de Clases</w:t>
+            </w:r>
+            <w:r>
+              <w:rPr>
+                <w:noProof/>
+                <w:webHidden/>
+              </w:rPr>
+              <w:tab/>
+            </w:r>
+            <w:r>
+              <w:rPr>
+                <w:noProof/>
+                <w:webHidden/>
+              </w:rPr>
+              <w:fldChar w:fldCharType="begin"/>
+            </w:r>
+            <w:r>
+              <w:rPr>
+                <w:noProof/>
+                <w:webHidden/>
+              </w:rPr>
+              <w:instrText xml:space="preserve"> PAGEREF _Toc228302054 \h </w:instrText>
+            </w:r>
+            <w:r>
+              <w:rPr>
+                <w:noProof/>
+                <w:webHidden/>
+              </w:rPr>
+            </w:r>
+            <w:r>
+              <w:rPr>
                 <w:noProof/>
                 <w:webHidden/>
               </w:rPr>
@@ -3039,15 +4603,13 @@
             </w:r>
             <w:r>
               <w:rPr>
-                <w:rFonts w:ascii="Times New Roman" w:hAnsi="Times New Roman" w:cs="Times New Roman"/>
-                <w:noProof/>
-                <w:webHidden/>
-              </w:rPr>
-              <w:t>20</w:t>
-            </w:r>
-            <w:r>
-              <w:rPr>
-                <w:rFonts w:ascii="Times New Roman" w:hAnsi="Times New Roman" w:cs="Times New Roman"/>
+                <w:noProof/>
+                <w:webHidden/>
+              </w:rPr>
+              <w:t>30</w:t>
+            </w:r>
+            <w:r>
+              <w:rPr>
                 <w:noProof/>
                 <w:webHidden/>
               </w:rPr>
@@ -3062,24 +4624,23 @@
               <w:tab w:val="right" w:leader="dot" w:pos="8494"/>
             </w:tabs>
             <w:rPr>
-              <w:rFonts w:ascii="Times New Roman" w:eastAsiaTheme="minorEastAsia" w:hAnsi="Times New Roman" w:cs="Times New Roman"/>
+              <w:rFonts w:asciiTheme="minorHAnsi" w:eastAsiaTheme="minorEastAsia" w:hAnsiTheme="minorHAnsi" w:cstheme="minorBidi"/>
               <w:noProof/>
               <w:kern w:val="2"/>
               <w14:ligatures w14:val="standardContextual"/>
             </w:rPr>
           </w:pPr>
-          <w:hyperlink w:anchor="_Toc228264984" w:history="1">
+          <w:hyperlink w:anchor="_Toc228302055" w:history="1">
             <w:r>
               <w:rPr>
                 <w:rStyle w:val="Hipervnculo"/>
                 <w:rFonts w:ascii="Times New Roman" w:eastAsia="Times New Roman" w:hAnsi="Times New Roman" w:cs="Times New Roman"/>
                 <w:noProof/>
               </w:rPr>
-              <w:t>3. GESTIÓN DE USUARIOS</w:t>
-            </w:r>
-            <w:r>
-              <w:rPr>
-                <w:rFonts w:ascii="Times New Roman" w:hAnsi="Times New Roman" w:cs="Times New Roman"/>
+              <w:t>6. GESTIÓN ABM PRODUCTO</w:t>
+            </w:r>
+            <w:r>
+              <w:rPr>
                 <w:noProof/>
                 <w:webHidden/>
               </w:rPr>
@@ -3087,7 +4648,6 @@
             </w:r>
             <w:r>
               <w:rPr>
-                <w:rFonts w:ascii="Times New Roman" w:hAnsi="Times New Roman" w:cs="Times New Roman"/>
                 <w:noProof/>
                 <w:webHidden/>
               </w:rPr>
@@ -3095,22 +4655,19 @@
             </w:r>
             <w:r>
               <w:rPr>
-                <w:rFonts w:ascii="Times New Roman" w:hAnsi="Times New Roman" w:cs="Times New Roman"/>
-                <w:noProof/>
-                <w:webHidden/>
-              </w:rPr>
-              <w:instrText xml:space="preserve"> PAGEREF _Toc228264984 \h </w:instrText>
-            </w:r>
-            <w:r>
-              <w:rPr>
-                <w:rFonts w:ascii="Times New Roman" w:hAnsi="Times New Roman" w:cs="Times New Roman"/>
-                <w:noProof/>
-                <w:webHidden/>
-              </w:rPr>
-            </w:r>
-            <w:r>
-              <w:rPr>
-                <w:rFonts w:ascii="Times New Roman" w:hAnsi="Times New Roman" w:cs="Times New Roman"/>
+                <w:noProof/>
+                <w:webHidden/>
+              </w:rPr>
+              <w:instrText xml:space="preserve"> PAGEREF _Toc228302055 \h </w:instrText>
+            </w:r>
+            <w:r>
+              <w:rPr>
+                <w:noProof/>
+                <w:webHidden/>
+              </w:rPr>
+            </w:r>
+            <w:r>
+              <w:rPr>
                 <w:noProof/>
                 <w:webHidden/>
               </w:rPr>
@@ -3118,15 +4675,13 @@
             </w:r>
             <w:r>
               <w:rPr>
-                <w:rFonts w:ascii="Times New Roman" w:hAnsi="Times New Roman" w:cs="Times New Roman"/>
-                <w:noProof/>
-                <w:webHidden/>
-              </w:rPr>
-              <w:t>21</w:t>
-            </w:r>
-            <w:r>
-              <w:rPr>
-                <w:rFonts w:ascii="Times New Roman" w:hAnsi="Times New Roman" w:cs="Times New Roman"/>
+                <w:noProof/>
+                <w:webHidden/>
+              </w:rPr>
+              <w:t>30</w:t>
+            </w:r>
+            <w:r>
+              <w:rPr>
                 <w:noProof/>
                 <w:webHidden/>
               </w:rPr>
@@ -3141,24 +4696,23 @@
               <w:tab w:val="right" w:leader="dot" w:pos="8494"/>
             </w:tabs>
             <w:rPr>
-              <w:rFonts w:ascii="Times New Roman" w:eastAsiaTheme="minorEastAsia" w:hAnsi="Times New Roman" w:cs="Times New Roman"/>
+              <w:rFonts w:asciiTheme="minorHAnsi" w:eastAsiaTheme="minorEastAsia" w:hAnsiTheme="minorHAnsi" w:cstheme="minorBidi"/>
               <w:noProof/>
               <w:kern w:val="2"/>
               <w14:ligatures w14:val="standardContextual"/>
             </w:rPr>
           </w:pPr>
-          <w:hyperlink w:anchor="_Toc228264985" w:history="1">
+          <w:hyperlink w:anchor="_Toc228302056" w:history="1">
             <w:r>
               <w:rPr>
                 <w:rStyle w:val="Hipervnculo"/>
                 <w:rFonts w:ascii="Times New Roman" w:eastAsia="Times New Roman" w:hAnsi="Times New Roman" w:cs="Times New Roman"/>
                 <w:noProof/>
               </w:rPr>
-              <w:t>3.1 Objetivo General</w:t>
-            </w:r>
-            <w:r>
-              <w:rPr>
-                <w:rFonts w:ascii="Times New Roman" w:hAnsi="Times New Roman" w:cs="Times New Roman"/>
+              <w:t>6.1 Objetivo General</w:t>
+            </w:r>
+            <w:r>
+              <w:rPr>
                 <w:noProof/>
                 <w:webHidden/>
               </w:rPr>
@@ -3166,7 +4720,6 @@
             </w:r>
             <w:r>
               <w:rPr>
-                <w:rFonts w:ascii="Times New Roman" w:hAnsi="Times New Roman" w:cs="Times New Roman"/>
                 <w:noProof/>
                 <w:webHidden/>
               </w:rPr>
@@ -3174,22 +4727,19 @@
             </w:r>
             <w:r>
               <w:rPr>
-                <w:rFonts w:ascii="Times New Roman" w:hAnsi="Times New Roman" w:cs="Times New Roman"/>
-                <w:noProof/>
-                <w:webHidden/>
-              </w:rPr>
-              <w:instrText xml:space="preserve"> PAGEREF _Toc228264985 \h </w:instrText>
-            </w:r>
-            <w:r>
-              <w:rPr>
-                <w:rFonts w:ascii="Times New Roman" w:hAnsi="Times New Roman" w:cs="Times New Roman"/>
-                <w:noProof/>
-                <w:webHidden/>
-              </w:rPr>
-            </w:r>
-            <w:r>
-              <w:rPr>
-                <w:rFonts w:ascii="Times New Roman" w:hAnsi="Times New Roman" w:cs="Times New Roman"/>
+                <w:noProof/>
+                <w:webHidden/>
+              </w:rPr>
+              <w:instrText xml:space="preserve"> PAGEREF _Toc228302056 \h </w:instrText>
+            </w:r>
+            <w:r>
+              <w:rPr>
+                <w:noProof/>
+                <w:webHidden/>
+              </w:rPr>
+            </w:r>
+            <w:r>
+              <w:rPr>
                 <w:noProof/>
                 <w:webHidden/>
               </w:rPr>
@@ -3197,15 +4747,13 @@
             </w:r>
             <w:r>
               <w:rPr>
-                <w:rFonts w:ascii="Times New Roman" w:hAnsi="Times New Roman" w:cs="Times New Roman"/>
-                <w:noProof/>
-                <w:webHidden/>
-              </w:rPr>
-              <w:t>21</w:t>
-            </w:r>
-            <w:r>
-              <w:rPr>
-                <w:rFonts w:ascii="Times New Roman" w:hAnsi="Times New Roman" w:cs="Times New Roman"/>
+                <w:noProof/>
+                <w:webHidden/>
+              </w:rPr>
+              <w:t>30</w:t>
+            </w:r>
+            <w:r>
+              <w:rPr>
                 <w:noProof/>
                 <w:webHidden/>
               </w:rPr>
@@ -3220,24 +4768,23 @@
               <w:tab w:val="right" w:leader="dot" w:pos="8494"/>
             </w:tabs>
             <w:rPr>
-              <w:rFonts w:ascii="Times New Roman" w:eastAsiaTheme="minorEastAsia" w:hAnsi="Times New Roman" w:cs="Times New Roman"/>
+              <w:rFonts w:asciiTheme="minorHAnsi" w:eastAsiaTheme="minorEastAsia" w:hAnsiTheme="minorHAnsi" w:cstheme="minorBidi"/>
               <w:noProof/>
               <w:kern w:val="2"/>
               <w14:ligatures w14:val="standardContextual"/>
             </w:rPr>
           </w:pPr>
-          <w:hyperlink w:anchor="_Toc228264986" w:history="1">
+          <w:hyperlink w:anchor="_Toc228302057" w:history="1">
             <w:r>
               <w:rPr>
                 <w:rStyle w:val="Hipervnculo"/>
                 <w:rFonts w:ascii="Times New Roman" w:eastAsia="Times New Roman" w:hAnsi="Times New Roman" w:cs="Times New Roman"/>
                 <w:noProof/>
               </w:rPr>
-              <w:t>3.2 Diagrama de Clases y DER</w:t>
-            </w:r>
-            <w:r>
-              <w:rPr>
-                <w:rFonts w:ascii="Times New Roman" w:hAnsi="Times New Roman" w:cs="Times New Roman"/>
+              <w:t>6.2 Diagrama de Clases y DER</w:t>
+            </w:r>
+            <w:r>
+              <w:rPr>
                 <w:noProof/>
                 <w:webHidden/>
               </w:rPr>
@@ -3245,7 +4792,6 @@
             </w:r>
             <w:r>
               <w:rPr>
-                <w:rFonts w:ascii="Times New Roman" w:hAnsi="Times New Roman" w:cs="Times New Roman"/>
                 <w:noProof/>
                 <w:webHidden/>
               </w:rPr>
@@ -3253,22 +4799,19 @@
             </w:r>
             <w:r>
               <w:rPr>
-                <w:rFonts w:ascii="Times New Roman" w:hAnsi="Times New Roman" w:cs="Times New Roman"/>
-                <w:noProof/>
-                <w:webHidden/>
-              </w:rPr>
-              <w:instrText xml:space="preserve"> PAGEREF _Toc228264986 \h </w:instrText>
-            </w:r>
-            <w:r>
-              <w:rPr>
-                <w:rFonts w:ascii="Times New Roman" w:hAnsi="Times New Roman" w:cs="Times New Roman"/>
-                <w:noProof/>
-                <w:webHidden/>
-              </w:rPr>
-            </w:r>
-            <w:r>
-              <w:rPr>
-                <w:rFonts w:ascii="Times New Roman" w:hAnsi="Times New Roman" w:cs="Times New Roman"/>
+                <w:noProof/>
+                <w:webHidden/>
+              </w:rPr>
+              <w:instrText xml:space="preserve"> PAGEREF _Toc228302057 \h </w:instrText>
+            </w:r>
+            <w:r>
+              <w:rPr>
+                <w:noProof/>
+                <w:webHidden/>
+              </w:rPr>
+            </w:r>
+            <w:r>
+              <w:rPr>
                 <w:noProof/>
                 <w:webHidden/>
               </w:rPr>
@@ -3276,15 +4819,13 @@
             </w:r>
             <w:r>
               <w:rPr>
-                <w:rFonts w:ascii="Times New Roman" w:hAnsi="Times New Roman" w:cs="Times New Roman"/>
-                <w:noProof/>
-                <w:webHidden/>
-              </w:rPr>
-              <w:t>21</w:t>
-            </w:r>
-            <w:r>
-              <w:rPr>
-                <w:rFonts w:ascii="Times New Roman" w:hAnsi="Times New Roman" w:cs="Times New Roman"/>
+                <w:noProof/>
+                <w:webHidden/>
+              </w:rPr>
+              <w:t>30</w:t>
+            </w:r>
+            <w:r>
+              <w:rPr>
                 <w:noProof/>
                 <w:webHidden/>
               </w:rPr>
@@ -3299,24 +4840,23 @@
               <w:tab w:val="right" w:leader="dot" w:pos="8494"/>
             </w:tabs>
             <w:rPr>
-              <w:rFonts w:ascii="Times New Roman" w:eastAsiaTheme="minorEastAsia" w:hAnsi="Times New Roman" w:cs="Times New Roman"/>
+              <w:rFonts w:asciiTheme="minorHAnsi" w:eastAsiaTheme="minorEastAsia" w:hAnsiTheme="minorHAnsi" w:cstheme="minorBidi"/>
               <w:noProof/>
               <w:kern w:val="2"/>
               <w14:ligatures w14:val="standardContextual"/>
             </w:rPr>
           </w:pPr>
-          <w:hyperlink w:anchor="_Toc228264987" w:history="1">
+          <w:hyperlink w:anchor="_Toc228302058" w:history="1">
             <w:r>
               <w:rPr>
                 <w:rStyle w:val="Hipervnculo"/>
                 <w:rFonts w:ascii="Times New Roman" w:eastAsia="Times New Roman" w:hAnsi="Times New Roman" w:cs="Times New Roman"/>
                 <w:noProof/>
               </w:rPr>
-              <w:t>3.3 Diagrama ABM Usuario</w:t>
-            </w:r>
-            <w:r>
-              <w:rPr>
-                <w:rFonts w:ascii="Times New Roman" w:hAnsi="Times New Roman" w:cs="Times New Roman"/>
+              <w:t>6.3 Diagrama ABM Producto</w:t>
+            </w:r>
+            <w:r>
+              <w:rPr>
                 <w:noProof/>
                 <w:webHidden/>
               </w:rPr>
@@ -3324,7 +4864,6 @@
             </w:r>
             <w:r>
               <w:rPr>
-                <w:rFonts w:ascii="Times New Roman" w:hAnsi="Times New Roman" w:cs="Times New Roman"/>
                 <w:noProof/>
                 <w:webHidden/>
               </w:rPr>
@@ -3332,22 +4871,19 @@
             </w:r>
             <w:r>
               <w:rPr>
-                <w:rFonts w:ascii="Times New Roman" w:hAnsi="Times New Roman" w:cs="Times New Roman"/>
-                <w:noProof/>
-                <w:webHidden/>
-              </w:rPr>
-              <w:instrText xml:space="preserve"> PAGEREF _Toc228264987 \h </w:instrText>
-            </w:r>
-            <w:r>
-              <w:rPr>
-                <w:rFonts w:ascii="Times New Roman" w:hAnsi="Times New Roman" w:cs="Times New Roman"/>
-                <w:noProof/>
-                <w:webHidden/>
-              </w:rPr>
-            </w:r>
-            <w:r>
-              <w:rPr>
-                <w:rFonts w:ascii="Times New Roman" w:hAnsi="Times New Roman" w:cs="Times New Roman"/>
+                <w:noProof/>
+                <w:webHidden/>
+              </w:rPr>
+              <w:instrText xml:space="preserve"> PAGEREF _Toc228302058 \h </w:instrText>
+            </w:r>
+            <w:r>
+              <w:rPr>
+                <w:noProof/>
+                <w:webHidden/>
+              </w:rPr>
+            </w:r>
+            <w:r>
+              <w:rPr>
                 <w:noProof/>
                 <w:webHidden/>
               </w:rPr>
@@ -3355,15 +4891,13 @@
             </w:r>
             <w:r>
               <w:rPr>
-                <w:rFonts w:ascii="Times New Roman" w:hAnsi="Times New Roman" w:cs="Times New Roman"/>
-                <w:noProof/>
-                <w:webHidden/>
-              </w:rPr>
-              <w:t>21</w:t>
-            </w:r>
-            <w:r>
-              <w:rPr>
-                <w:rFonts w:ascii="Times New Roman" w:hAnsi="Times New Roman" w:cs="Times New Roman"/>
+                <w:noProof/>
+                <w:webHidden/>
+              </w:rPr>
+              <w:t>30</w:t>
+            </w:r>
+            <w:r>
+              <w:rPr>
                 <w:noProof/>
                 <w:webHidden/>
               </w:rPr>
@@ -3378,24 +4912,23 @@
               <w:tab w:val="right" w:leader="dot" w:pos="8494"/>
             </w:tabs>
             <w:rPr>
-              <w:rFonts w:ascii="Times New Roman" w:eastAsiaTheme="minorEastAsia" w:hAnsi="Times New Roman" w:cs="Times New Roman"/>
+              <w:rFonts w:asciiTheme="minorHAnsi" w:eastAsiaTheme="minorEastAsia" w:hAnsiTheme="minorHAnsi" w:cstheme="minorBidi"/>
               <w:noProof/>
               <w:kern w:val="2"/>
               <w14:ligatures w14:val="standardContextual"/>
             </w:rPr>
           </w:pPr>
-          <w:hyperlink w:anchor="_Toc228264988" w:history="1">
+          <w:hyperlink w:anchor="_Toc228302059" w:history="1">
             <w:r>
               <w:rPr>
                 <w:rStyle w:val="Hipervnculo"/>
                 <w:rFonts w:ascii="Times New Roman" w:eastAsia="Times New Roman" w:hAnsi="Times New Roman" w:cs="Times New Roman"/>
                 <w:noProof/>
               </w:rPr>
-              <w:t>3.4 Pantalla GIU</w:t>
-            </w:r>
-            <w:r>
-              <w:rPr>
-                <w:rFonts w:ascii="Times New Roman" w:hAnsi="Times New Roman" w:cs="Times New Roman"/>
+              <w:t>6.4 Pantalla GIU</w:t>
+            </w:r>
+            <w:r>
+              <w:rPr>
                 <w:noProof/>
                 <w:webHidden/>
               </w:rPr>
@@ -3403,7 +4936,6 @@
             </w:r>
             <w:r>
               <w:rPr>
-                <w:rFonts w:ascii="Times New Roman" w:hAnsi="Times New Roman" w:cs="Times New Roman"/>
                 <w:noProof/>
                 <w:webHidden/>
               </w:rPr>
@@ -3411,22 +4943,19 @@
             </w:r>
             <w:r>
               <w:rPr>
-                <w:rFonts w:ascii="Times New Roman" w:hAnsi="Times New Roman" w:cs="Times New Roman"/>
-                <w:noProof/>
-                <w:webHidden/>
-              </w:rPr>
-              <w:instrText xml:space="preserve"> PAGEREF _Toc228264988 \h </w:instrText>
-            </w:r>
-            <w:r>
-              <w:rPr>
-                <w:rFonts w:ascii="Times New Roman" w:hAnsi="Times New Roman" w:cs="Times New Roman"/>
-                <w:noProof/>
-                <w:webHidden/>
-              </w:rPr>
-            </w:r>
-            <w:r>
-              <w:rPr>
-                <w:rFonts w:ascii="Times New Roman" w:hAnsi="Times New Roman" w:cs="Times New Roman"/>
+                <w:noProof/>
+                <w:webHidden/>
+              </w:rPr>
+              <w:instrText xml:space="preserve"> PAGEREF _Toc228302059 \h </w:instrText>
+            </w:r>
+            <w:r>
+              <w:rPr>
+                <w:noProof/>
+                <w:webHidden/>
+              </w:rPr>
+            </w:r>
+            <w:r>
+              <w:rPr>
                 <w:noProof/>
                 <w:webHidden/>
               </w:rPr>
@@ -3434,15 +4963,13 @@
             </w:r>
             <w:r>
               <w:rPr>
-                <w:rFonts w:ascii="Times New Roman" w:hAnsi="Times New Roman" w:cs="Times New Roman"/>
-                <w:noProof/>
-                <w:webHidden/>
-              </w:rPr>
-              <w:t>21</w:t>
-            </w:r>
-            <w:r>
-              <w:rPr>
-                <w:rFonts w:ascii="Times New Roman" w:hAnsi="Times New Roman" w:cs="Times New Roman"/>
+                <w:noProof/>
+                <w:webHidden/>
+              </w:rPr>
+              <w:t>31</w:t>
+            </w:r>
+            <w:r>
+              <w:rPr>
                 <w:noProof/>
                 <w:webHidden/>
               </w:rPr>
@@ -3457,24 +4984,23 @@
               <w:tab w:val="right" w:leader="dot" w:pos="8494"/>
             </w:tabs>
             <w:rPr>
-              <w:rFonts w:ascii="Times New Roman" w:eastAsiaTheme="minorEastAsia" w:hAnsi="Times New Roman" w:cs="Times New Roman"/>
+              <w:rFonts w:asciiTheme="minorHAnsi" w:eastAsiaTheme="minorEastAsia" w:hAnsiTheme="minorHAnsi" w:cstheme="minorBidi"/>
               <w:noProof/>
               <w:kern w:val="2"/>
               <w14:ligatures w14:val="standardContextual"/>
             </w:rPr>
           </w:pPr>
-          <w:hyperlink w:anchor="_Toc228264989" w:history="1">
+          <w:hyperlink w:anchor="_Toc228302060" w:history="1">
             <w:r>
               <w:rPr>
                 <w:rStyle w:val="Hipervnculo"/>
                 <w:rFonts w:ascii="Times New Roman" w:eastAsia="Times New Roman" w:hAnsi="Times New Roman" w:cs="Times New Roman"/>
                 <w:noProof/>
               </w:rPr>
-              <w:t>3.5 CU003 Registrar Usuario</w:t>
-            </w:r>
-            <w:r>
-              <w:rPr>
-                <w:rFonts w:ascii="Times New Roman" w:hAnsi="Times New Roman" w:cs="Times New Roman"/>
+              <w:t>6.5 CU006 Alta Producto</w:t>
+            </w:r>
+            <w:r>
+              <w:rPr>
                 <w:noProof/>
                 <w:webHidden/>
               </w:rPr>
@@ -3482,7 +5008,6 @@
             </w:r>
             <w:r>
               <w:rPr>
-                <w:rFonts w:ascii="Times New Roman" w:hAnsi="Times New Roman" w:cs="Times New Roman"/>
                 <w:noProof/>
                 <w:webHidden/>
               </w:rPr>
@@ -3490,22 +5015,19 @@
             </w:r>
             <w:r>
               <w:rPr>
-                <w:rFonts w:ascii="Times New Roman" w:hAnsi="Times New Roman" w:cs="Times New Roman"/>
-                <w:noProof/>
-                <w:webHidden/>
-              </w:rPr>
-              <w:instrText xml:space="preserve"> PAGEREF _Toc228264989 \h </w:instrText>
-            </w:r>
-            <w:r>
-              <w:rPr>
-                <w:rFonts w:ascii="Times New Roman" w:hAnsi="Times New Roman" w:cs="Times New Roman"/>
-                <w:noProof/>
-                <w:webHidden/>
-              </w:rPr>
-            </w:r>
-            <w:r>
-              <w:rPr>
-                <w:rFonts w:ascii="Times New Roman" w:hAnsi="Times New Roman" w:cs="Times New Roman"/>
+                <w:noProof/>
+                <w:webHidden/>
+              </w:rPr>
+              <w:instrText xml:space="preserve"> PAGEREF _Toc228302060 \h </w:instrText>
+            </w:r>
+            <w:r>
+              <w:rPr>
+                <w:noProof/>
+                <w:webHidden/>
+              </w:rPr>
+            </w:r>
+            <w:r>
+              <w:rPr>
                 <w:noProof/>
                 <w:webHidden/>
               </w:rPr>
@@ -3513,15 +5035,13 @@
             </w:r>
             <w:r>
               <w:rPr>
-                <w:rFonts w:ascii="Times New Roman" w:hAnsi="Times New Roman" w:cs="Times New Roman"/>
-                <w:noProof/>
-                <w:webHidden/>
-              </w:rPr>
-              <w:t>22</w:t>
-            </w:r>
-            <w:r>
-              <w:rPr>
-                <w:rFonts w:ascii="Times New Roman" w:hAnsi="Times New Roman" w:cs="Times New Roman"/>
+                <w:noProof/>
+                <w:webHidden/>
+              </w:rPr>
+              <w:t>31</w:t>
+            </w:r>
+            <w:r>
+              <w:rPr>
                 <w:noProof/>
                 <w:webHidden/>
               </w:rPr>
@@ -3536,24 +5056,23 @@
               <w:tab w:val="right" w:leader="dot" w:pos="8494"/>
             </w:tabs>
             <w:rPr>
-              <w:rFonts w:ascii="Times New Roman" w:eastAsiaTheme="minorEastAsia" w:hAnsi="Times New Roman" w:cs="Times New Roman"/>
+              <w:rFonts w:asciiTheme="minorHAnsi" w:eastAsiaTheme="minorEastAsia" w:hAnsiTheme="minorHAnsi" w:cstheme="minorBidi"/>
               <w:noProof/>
               <w:kern w:val="2"/>
               <w14:ligatures w14:val="standardContextual"/>
             </w:rPr>
           </w:pPr>
-          <w:hyperlink w:anchor="_Toc228264990" w:history="1">
+          <w:hyperlink w:anchor="_Toc228302061" w:history="1">
             <w:r>
               <w:rPr>
                 <w:rStyle w:val="Hipervnculo"/>
                 <w:rFonts w:ascii="Times New Roman" w:eastAsia="Times New Roman" w:hAnsi="Times New Roman" w:cs="Times New Roman"/>
                 <w:noProof/>
               </w:rPr>
-              <w:t>3.5.1 Especificación CU</w:t>
-            </w:r>
-            <w:r>
-              <w:rPr>
-                <w:rFonts w:ascii="Times New Roman" w:hAnsi="Times New Roman" w:cs="Times New Roman"/>
+              <w:t>6.5.1 Especificación CU</w:t>
+            </w:r>
+            <w:r>
+              <w:rPr>
                 <w:noProof/>
                 <w:webHidden/>
               </w:rPr>
@@ -3561,7 +5080,6 @@
             </w:r>
             <w:r>
               <w:rPr>
-                <w:rFonts w:ascii="Times New Roman" w:hAnsi="Times New Roman" w:cs="Times New Roman"/>
                 <w:noProof/>
                 <w:webHidden/>
               </w:rPr>
@@ -3569,22 +5087,19 @@
             </w:r>
             <w:r>
               <w:rPr>
-                <w:rFonts w:ascii="Times New Roman" w:hAnsi="Times New Roman" w:cs="Times New Roman"/>
-                <w:noProof/>
-                <w:webHidden/>
-              </w:rPr>
-              <w:instrText xml:space="preserve"> PAGEREF _Toc228264990 \h </w:instrText>
-            </w:r>
-            <w:r>
-              <w:rPr>
-                <w:rFonts w:ascii="Times New Roman" w:hAnsi="Times New Roman" w:cs="Times New Roman"/>
-                <w:noProof/>
-                <w:webHidden/>
-              </w:rPr>
-            </w:r>
-            <w:r>
-              <w:rPr>
-                <w:rFonts w:ascii="Times New Roman" w:hAnsi="Times New Roman" w:cs="Times New Roman"/>
+                <w:noProof/>
+                <w:webHidden/>
+              </w:rPr>
+              <w:instrText xml:space="preserve"> PAGEREF _Toc228302061 \h </w:instrText>
+            </w:r>
+            <w:r>
+              <w:rPr>
+                <w:noProof/>
+                <w:webHidden/>
+              </w:rPr>
+            </w:r>
+            <w:r>
+              <w:rPr>
                 <w:noProof/>
                 <w:webHidden/>
               </w:rPr>
@@ -3592,15 +5107,13 @@
             </w:r>
             <w:r>
               <w:rPr>
-                <w:rFonts w:ascii="Times New Roman" w:hAnsi="Times New Roman" w:cs="Times New Roman"/>
-                <w:noProof/>
-                <w:webHidden/>
-              </w:rPr>
-              <w:t>22</w:t>
-            </w:r>
-            <w:r>
-              <w:rPr>
-                <w:rFonts w:ascii="Times New Roman" w:hAnsi="Times New Roman" w:cs="Times New Roman"/>
+                <w:noProof/>
+                <w:webHidden/>
+              </w:rPr>
+              <w:t>31</w:t>
+            </w:r>
+            <w:r>
+              <w:rPr>
                 <w:noProof/>
                 <w:webHidden/>
               </w:rPr>
@@ -3615,24 +5128,23 @@
               <w:tab w:val="right" w:leader="dot" w:pos="8494"/>
             </w:tabs>
             <w:rPr>
-              <w:rFonts w:ascii="Times New Roman" w:eastAsiaTheme="minorEastAsia" w:hAnsi="Times New Roman" w:cs="Times New Roman"/>
+              <w:rFonts w:asciiTheme="minorHAnsi" w:eastAsiaTheme="minorEastAsia" w:hAnsiTheme="minorHAnsi" w:cstheme="minorBidi"/>
               <w:noProof/>
               <w:kern w:val="2"/>
               <w14:ligatures w14:val="standardContextual"/>
             </w:rPr>
           </w:pPr>
-          <w:hyperlink w:anchor="_Toc228264991" w:history="1">
+          <w:hyperlink w:anchor="_Toc228302062" w:history="1">
             <w:r>
               <w:rPr>
                 <w:rStyle w:val="Hipervnculo"/>
                 <w:rFonts w:ascii="Times New Roman" w:eastAsia="Times New Roman" w:hAnsi="Times New Roman" w:cs="Times New Roman"/>
                 <w:noProof/>
               </w:rPr>
-              <w:t>3.5.2 Diagrama Secuencia Sistema</w:t>
-            </w:r>
-            <w:r>
-              <w:rPr>
-                <w:rFonts w:ascii="Times New Roman" w:hAnsi="Times New Roman" w:cs="Times New Roman"/>
+              <w:t>6.5.2 Diagrama Secuencia Sistema</w:t>
+            </w:r>
+            <w:r>
+              <w:rPr>
                 <w:noProof/>
                 <w:webHidden/>
               </w:rPr>
@@ -3640,7 +5152,6 @@
             </w:r>
             <w:r>
               <w:rPr>
-                <w:rFonts w:ascii="Times New Roman" w:hAnsi="Times New Roman" w:cs="Times New Roman"/>
                 <w:noProof/>
                 <w:webHidden/>
               </w:rPr>
@@ -3648,22 +5159,19 @@
             </w:r>
             <w:r>
               <w:rPr>
-                <w:rFonts w:ascii="Times New Roman" w:hAnsi="Times New Roman" w:cs="Times New Roman"/>
-                <w:noProof/>
-                <w:webHidden/>
-              </w:rPr>
-              <w:instrText xml:space="preserve"> PAGEREF _Toc228264991 \h </w:instrText>
-            </w:r>
-            <w:r>
-              <w:rPr>
-                <w:rFonts w:ascii="Times New Roman" w:hAnsi="Times New Roman" w:cs="Times New Roman"/>
-                <w:noProof/>
-                <w:webHidden/>
-              </w:rPr>
-            </w:r>
-            <w:r>
-              <w:rPr>
-                <w:rFonts w:ascii="Times New Roman" w:hAnsi="Times New Roman" w:cs="Times New Roman"/>
+                <w:noProof/>
+                <w:webHidden/>
+              </w:rPr>
+              <w:instrText xml:space="preserve"> PAGEREF _Toc228302062 \h </w:instrText>
+            </w:r>
+            <w:r>
+              <w:rPr>
+                <w:noProof/>
+                <w:webHidden/>
+              </w:rPr>
+            </w:r>
+            <w:r>
+              <w:rPr>
                 <w:noProof/>
                 <w:webHidden/>
               </w:rPr>
@@ -3671,15 +5179,13 @@
             </w:r>
             <w:r>
               <w:rPr>
-                <w:rFonts w:ascii="Times New Roman" w:hAnsi="Times New Roman" w:cs="Times New Roman"/>
-                <w:noProof/>
-                <w:webHidden/>
-              </w:rPr>
-              <w:t>23</w:t>
-            </w:r>
-            <w:r>
-              <w:rPr>
-                <w:rFonts w:ascii="Times New Roman" w:hAnsi="Times New Roman" w:cs="Times New Roman"/>
+                <w:noProof/>
+                <w:webHidden/>
+              </w:rPr>
+              <w:t>32</w:t>
+            </w:r>
+            <w:r>
+              <w:rPr>
                 <w:noProof/>
                 <w:webHidden/>
               </w:rPr>
@@ -3694,24 +5200,23 @@
               <w:tab w:val="right" w:leader="dot" w:pos="8494"/>
             </w:tabs>
             <w:rPr>
-              <w:rFonts w:ascii="Times New Roman" w:eastAsiaTheme="minorEastAsia" w:hAnsi="Times New Roman" w:cs="Times New Roman"/>
+              <w:rFonts w:asciiTheme="minorHAnsi" w:eastAsiaTheme="minorEastAsia" w:hAnsiTheme="minorHAnsi" w:cstheme="minorBidi"/>
               <w:noProof/>
               <w:kern w:val="2"/>
               <w14:ligatures w14:val="standardContextual"/>
             </w:rPr>
           </w:pPr>
-          <w:hyperlink w:anchor="_Toc228264992" w:history="1">
+          <w:hyperlink w:anchor="_Toc228302063" w:history="1">
             <w:r>
               <w:rPr>
                 <w:rStyle w:val="Hipervnculo"/>
                 <w:rFonts w:ascii="Times New Roman" w:eastAsia="Times New Roman" w:hAnsi="Times New Roman" w:cs="Times New Roman"/>
                 <w:noProof/>
               </w:rPr>
-              <w:t>3.6 CU004 Borrar Usuario</w:t>
-            </w:r>
-            <w:r>
-              <w:rPr>
-                <w:rFonts w:ascii="Times New Roman" w:hAnsi="Times New Roman" w:cs="Times New Roman"/>
+              <w:t>6.6 CU007 Baja Producto</w:t>
+            </w:r>
+            <w:r>
+              <w:rPr>
                 <w:noProof/>
                 <w:webHidden/>
               </w:rPr>
@@ -3719,7 +5224,6 @@
             </w:r>
             <w:r>
               <w:rPr>
-                <w:rFonts w:ascii="Times New Roman" w:hAnsi="Times New Roman" w:cs="Times New Roman"/>
                 <w:noProof/>
                 <w:webHidden/>
               </w:rPr>
@@ -3727,22 +5231,19 @@
             </w:r>
             <w:r>
               <w:rPr>
-                <w:rFonts w:ascii="Times New Roman" w:hAnsi="Times New Roman" w:cs="Times New Roman"/>
-                <w:noProof/>
-                <w:webHidden/>
-              </w:rPr>
-              <w:instrText xml:space="preserve"> PAGEREF _Toc228264992 \h </w:instrText>
-            </w:r>
-            <w:r>
-              <w:rPr>
-                <w:rFonts w:ascii="Times New Roman" w:hAnsi="Times New Roman" w:cs="Times New Roman"/>
-                <w:noProof/>
-                <w:webHidden/>
-              </w:rPr>
-            </w:r>
-            <w:r>
-              <w:rPr>
-                <w:rFonts w:ascii="Times New Roman" w:hAnsi="Times New Roman" w:cs="Times New Roman"/>
+                <w:noProof/>
+                <w:webHidden/>
+              </w:rPr>
+              <w:instrText xml:space="preserve"> PAGEREF _Toc228302063 \h </w:instrText>
+            </w:r>
+            <w:r>
+              <w:rPr>
+                <w:noProof/>
+                <w:webHidden/>
+              </w:rPr>
+            </w:r>
+            <w:r>
+              <w:rPr>
                 <w:noProof/>
                 <w:webHidden/>
               </w:rPr>
@@ -3750,15 +5251,13 @@
             </w:r>
             <w:r>
               <w:rPr>
-                <w:rFonts w:ascii="Times New Roman" w:hAnsi="Times New Roman" w:cs="Times New Roman"/>
-                <w:noProof/>
-                <w:webHidden/>
-              </w:rPr>
-              <w:t>23</w:t>
-            </w:r>
-            <w:r>
-              <w:rPr>
-                <w:rFonts w:ascii="Times New Roman" w:hAnsi="Times New Roman" w:cs="Times New Roman"/>
+                <w:noProof/>
+                <w:webHidden/>
+              </w:rPr>
+              <w:t>32</w:t>
+            </w:r>
+            <w:r>
+              <w:rPr>
                 <w:noProof/>
                 <w:webHidden/>
               </w:rPr>
@@ -3773,24 +5272,23 @@
               <w:tab w:val="right" w:leader="dot" w:pos="8494"/>
             </w:tabs>
             <w:rPr>
-              <w:rFonts w:ascii="Times New Roman" w:eastAsiaTheme="minorEastAsia" w:hAnsi="Times New Roman" w:cs="Times New Roman"/>
+              <w:rFonts w:asciiTheme="minorHAnsi" w:eastAsiaTheme="minorEastAsia" w:hAnsiTheme="minorHAnsi" w:cstheme="minorBidi"/>
               <w:noProof/>
               <w:kern w:val="2"/>
               <w14:ligatures w14:val="standardContextual"/>
             </w:rPr>
           </w:pPr>
-          <w:hyperlink w:anchor="_Toc228264993" w:history="1">
+          <w:hyperlink w:anchor="_Toc228302064" w:history="1">
             <w:r>
               <w:rPr>
                 <w:rStyle w:val="Hipervnculo"/>
                 <w:rFonts w:ascii="Times New Roman" w:eastAsia="Times New Roman" w:hAnsi="Times New Roman" w:cs="Times New Roman"/>
                 <w:noProof/>
               </w:rPr>
-              <w:t>3.5.1 Especificación CU</w:t>
-            </w:r>
-            <w:r>
-              <w:rPr>
-                <w:rFonts w:ascii="Times New Roman" w:hAnsi="Times New Roman" w:cs="Times New Roman"/>
+              <w:t>6.6.1 Especificación CU</w:t>
+            </w:r>
+            <w:r>
+              <w:rPr>
                 <w:noProof/>
                 <w:webHidden/>
               </w:rPr>
@@ -3798,7 +5296,6 @@
             </w:r>
             <w:r>
               <w:rPr>
-                <w:rFonts w:ascii="Times New Roman" w:hAnsi="Times New Roman" w:cs="Times New Roman"/>
                 <w:noProof/>
                 <w:webHidden/>
               </w:rPr>
@@ -3806,22 +5303,19 @@
             </w:r>
             <w:r>
               <w:rPr>
-                <w:rFonts w:ascii="Times New Roman" w:hAnsi="Times New Roman" w:cs="Times New Roman"/>
-                <w:noProof/>
-                <w:webHidden/>
-              </w:rPr>
-              <w:instrText xml:space="preserve"> PAGEREF _Toc228264993 \h </w:instrText>
-            </w:r>
-            <w:r>
-              <w:rPr>
-                <w:rFonts w:ascii="Times New Roman" w:hAnsi="Times New Roman" w:cs="Times New Roman"/>
-                <w:noProof/>
-                <w:webHidden/>
-              </w:rPr>
-            </w:r>
-            <w:r>
-              <w:rPr>
-                <w:rFonts w:ascii="Times New Roman" w:hAnsi="Times New Roman" w:cs="Times New Roman"/>
+                <w:noProof/>
+                <w:webHidden/>
+              </w:rPr>
+              <w:instrText xml:space="preserve"> PAGEREF _Toc228302064 \h </w:instrText>
+            </w:r>
+            <w:r>
+              <w:rPr>
+                <w:noProof/>
+                <w:webHidden/>
+              </w:rPr>
+            </w:r>
+            <w:r>
+              <w:rPr>
                 <w:noProof/>
                 <w:webHidden/>
               </w:rPr>
@@ -3829,15 +5323,13 @@
             </w:r>
             <w:r>
               <w:rPr>
-                <w:rFonts w:ascii="Times New Roman" w:hAnsi="Times New Roman" w:cs="Times New Roman"/>
-                <w:noProof/>
-                <w:webHidden/>
-              </w:rPr>
-              <w:t>23</w:t>
-            </w:r>
-            <w:r>
-              <w:rPr>
-                <w:rFonts w:ascii="Times New Roman" w:hAnsi="Times New Roman" w:cs="Times New Roman"/>
+                <w:noProof/>
+                <w:webHidden/>
+              </w:rPr>
+              <w:t>32</w:t>
+            </w:r>
+            <w:r>
+              <w:rPr>
                 <w:noProof/>
                 <w:webHidden/>
               </w:rPr>
@@ -3852,24 +5344,23 @@
               <w:tab w:val="right" w:leader="dot" w:pos="8494"/>
             </w:tabs>
             <w:rPr>
-              <w:rFonts w:ascii="Times New Roman" w:eastAsiaTheme="minorEastAsia" w:hAnsi="Times New Roman" w:cs="Times New Roman"/>
+              <w:rFonts w:asciiTheme="minorHAnsi" w:eastAsiaTheme="minorEastAsia" w:hAnsiTheme="minorHAnsi" w:cstheme="minorBidi"/>
               <w:noProof/>
               <w:kern w:val="2"/>
               <w14:ligatures w14:val="standardContextual"/>
             </w:rPr>
           </w:pPr>
-          <w:hyperlink w:anchor="_Toc228264994" w:history="1">
+          <w:hyperlink w:anchor="_Toc228302065" w:history="1">
             <w:r>
               <w:rPr>
                 <w:rStyle w:val="Hipervnculo"/>
                 <w:rFonts w:ascii="Times New Roman" w:eastAsia="Times New Roman" w:hAnsi="Times New Roman" w:cs="Times New Roman"/>
                 <w:noProof/>
               </w:rPr>
-              <w:t>3.5.2 Diagrama Secuencia Sistema</w:t>
-            </w:r>
-            <w:r>
-              <w:rPr>
-                <w:rFonts w:ascii="Times New Roman" w:hAnsi="Times New Roman" w:cs="Times New Roman"/>
+              <w:t>6.6.2 Diagrama Secuencia Sistema</w:t>
+            </w:r>
+            <w:r>
+              <w:rPr>
                 <w:noProof/>
                 <w:webHidden/>
               </w:rPr>
@@ -3877,7 +5368,6 @@
             </w:r>
             <w:r>
               <w:rPr>
-                <w:rFonts w:ascii="Times New Roman" w:hAnsi="Times New Roman" w:cs="Times New Roman"/>
                 <w:noProof/>
                 <w:webHidden/>
               </w:rPr>
@@ -3885,22 +5375,19 @@
             </w:r>
             <w:r>
               <w:rPr>
-                <w:rFonts w:ascii="Times New Roman" w:hAnsi="Times New Roman" w:cs="Times New Roman"/>
-                <w:noProof/>
-                <w:webHidden/>
-              </w:rPr>
-              <w:instrText xml:space="preserve"> PAGEREF _Toc228264994 \h </w:instrText>
-            </w:r>
-            <w:r>
-              <w:rPr>
-                <w:rFonts w:ascii="Times New Roman" w:hAnsi="Times New Roman" w:cs="Times New Roman"/>
-                <w:noProof/>
-                <w:webHidden/>
-              </w:rPr>
-            </w:r>
-            <w:r>
-              <w:rPr>
-                <w:rFonts w:ascii="Times New Roman" w:hAnsi="Times New Roman" w:cs="Times New Roman"/>
+                <w:noProof/>
+                <w:webHidden/>
+              </w:rPr>
+              <w:instrText xml:space="preserve"> PAGEREF _Toc228302065 \h </w:instrText>
+            </w:r>
+            <w:r>
+              <w:rPr>
+                <w:noProof/>
+                <w:webHidden/>
+              </w:rPr>
+            </w:r>
+            <w:r>
+              <w:rPr>
                 <w:noProof/>
                 <w:webHidden/>
               </w:rPr>
@@ -3908,15 +5395,13 @@
             </w:r>
             <w:r>
               <w:rPr>
-                <w:rFonts w:ascii="Times New Roman" w:hAnsi="Times New Roman" w:cs="Times New Roman"/>
-                <w:noProof/>
-                <w:webHidden/>
-              </w:rPr>
-              <w:t>24</w:t>
-            </w:r>
-            <w:r>
-              <w:rPr>
-                <w:rFonts w:ascii="Times New Roman" w:hAnsi="Times New Roman" w:cs="Times New Roman"/>
+                <w:noProof/>
+                <w:webHidden/>
+              </w:rPr>
+              <w:t>33</w:t>
+            </w:r>
+            <w:r>
+              <w:rPr>
                 <w:noProof/>
                 <w:webHidden/>
               </w:rPr>
@@ -3931,24 +5416,23 @@
               <w:tab w:val="right" w:leader="dot" w:pos="8494"/>
             </w:tabs>
             <w:rPr>
-              <w:rFonts w:ascii="Times New Roman" w:eastAsiaTheme="minorEastAsia" w:hAnsi="Times New Roman" w:cs="Times New Roman"/>
+              <w:rFonts w:asciiTheme="minorHAnsi" w:eastAsiaTheme="minorEastAsia" w:hAnsiTheme="minorHAnsi" w:cstheme="minorBidi"/>
               <w:noProof/>
               <w:kern w:val="2"/>
               <w14:ligatures w14:val="standardContextual"/>
             </w:rPr>
           </w:pPr>
-          <w:hyperlink w:anchor="_Toc228264995" w:history="1">
+          <w:hyperlink w:anchor="_Toc228302066" w:history="1">
             <w:r>
               <w:rPr>
                 <w:rStyle w:val="Hipervnculo"/>
                 <w:rFonts w:ascii="Times New Roman" w:eastAsia="Times New Roman" w:hAnsi="Times New Roman" w:cs="Times New Roman"/>
                 <w:noProof/>
               </w:rPr>
-              <w:t>3.6 CU005 Modificación Usuario</w:t>
-            </w:r>
-            <w:r>
-              <w:rPr>
-                <w:rFonts w:ascii="Times New Roman" w:hAnsi="Times New Roman" w:cs="Times New Roman"/>
+              <w:t>6.7 CU008 Modificación Producto</w:t>
+            </w:r>
+            <w:r>
+              <w:rPr>
                 <w:noProof/>
                 <w:webHidden/>
               </w:rPr>
@@ -3956,7 +5440,6 @@
             </w:r>
             <w:r>
               <w:rPr>
-                <w:rFonts w:ascii="Times New Roman" w:hAnsi="Times New Roman" w:cs="Times New Roman"/>
                 <w:noProof/>
                 <w:webHidden/>
               </w:rPr>
@@ -3964,22 +5447,19 @@
             </w:r>
             <w:r>
               <w:rPr>
-                <w:rFonts w:ascii="Times New Roman" w:hAnsi="Times New Roman" w:cs="Times New Roman"/>
-                <w:noProof/>
-                <w:webHidden/>
-              </w:rPr>
-              <w:instrText xml:space="preserve"> PAGEREF _Toc228264995 \h </w:instrText>
-            </w:r>
-            <w:r>
-              <w:rPr>
-                <w:rFonts w:ascii="Times New Roman" w:hAnsi="Times New Roman" w:cs="Times New Roman"/>
-                <w:noProof/>
-                <w:webHidden/>
-              </w:rPr>
-            </w:r>
-            <w:r>
-              <w:rPr>
-                <w:rFonts w:ascii="Times New Roman" w:hAnsi="Times New Roman" w:cs="Times New Roman"/>
+                <w:noProof/>
+                <w:webHidden/>
+              </w:rPr>
+              <w:instrText xml:space="preserve"> PAGEREF _Toc228302066 \h </w:instrText>
+            </w:r>
+            <w:r>
+              <w:rPr>
+                <w:noProof/>
+                <w:webHidden/>
+              </w:rPr>
+            </w:r>
+            <w:r>
+              <w:rPr>
                 <w:noProof/>
                 <w:webHidden/>
               </w:rPr>
@@ -3987,15 +5467,13 @@
             </w:r>
             <w:r>
               <w:rPr>
-                <w:rFonts w:ascii="Times New Roman" w:hAnsi="Times New Roman" w:cs="Times New Roman"/>
-                <w:noProof/>
-                <w:webHidden/>
-              </w:rPr>
-              <w:t>24</w:t>
-            </w:r>
-            <w:r>
-              <w:rPr>
-                <w:rFonts w:ascii="Times New Roman" w:hAnsi="Times New Roman" w:cs="Times New Roman"/>
+                <w:noProof/>
+                <w:webHidden/>
+              </w:rPr>
+              <w:t>33</w:t>
+            </w:r>
+            <w:r>
+              <w:rPr>
                 <w:noProof/>
                 <w:webHidden/>
               </w:rPr>
@@ -4010,24 +5488,23 @@
               <w:tab w:val="right" w:leader="dot" w:pos="8494"/>
             </w:tabs>
             <w:rPr>
-              <w:rFonts w:ascii="Times New Roman" w:eastAsiaTheme="minorEastAsia" w:hAnsi="Times New Roman" w:cs="Times New Roman"/>
+              <w:rFonts w:asciiTheme="minorHAnsi" w:eastAsiaTheme="minorEastAsia" w:hAnsiTheme="minorHAnsi" w:cstheme="minorBidi"/>
               <w:noProof/>
               <w:kern w:val="2"/>
               <w14:ligatures w14:val="standardContextual"/>
             </w:rPr>
           </w:pPr>
-          <w:hyperlink w:anchor="_Toc228264996" w:history="1">
+          <w:hyperlink w:anchor="_Toc228302067" w:history="1">
             <w:r>
               <w:rPr>
                 <w:rStyle w:val="Hipervnculo"/>
                 <w:rFonts w:ascii="Times New Roman" w:eastAsia="Times New Roman" w:hAnsi="Times New Roman" w:cs="Times New Roman"/>
                 <w:noProof/>
               </w:rPr>
-              <w:t>3.6.1 Especificación CU</w:t>
-            </w:r>
-            <w:r>
-              <w:rPr>
-                <w:rFonts w:ascii="Times New Roman" w:hAnsi="Times New Roman" w:cs="Times New Roman"/>
+              <w:t>6.7.1 Especificación CU</w:t>
+            </w:r>
+            <w:r>
+              <w:rPr>
                 <w:noProof/>
                 <w:webHidden/>
               </w:rPr>
@@ -4035,7 +5512,6 @@
             </w:r>
             <w:r>
               <w:rPr>
-                <w:rFonts w:ascii="Times New Roman" w:hAnsi="Times New Roman" w:cs="Times New Roman"/>
                 <w:noProof/>
                 <w:webHidden/>
               </w:rPr>
@@ -4043,22 +5519,19 @@
             </w:r>
             <w:r>
               <w:rPr>
-                <w:rFonts w:ascii="Times New Roman" w:hAnsi="Times New Roman" w:cs="Times New Roman"/>
-                <w:noProof/>
-                <w:webHidden/>
-              </w:rPr>
-              <w:instrText xml:space="preserve"> PAGEREF _Toc228264996 \h </w:instrText>
-            </w:r>
-            <w:r>
-              <w:rPr>
-                <w:rFonts w:ascii="Times New Roman" w:hAnsi="Times New Roman" w:cs="Times New Roman"/>
-                <w:noProof/>
-                <w:webHidden/>
-              </w:rPr>
-            </w:r>
-            <w:r>
-              <w:rPr>
-                <w:rFonts w:ascii="Times New Roman" w:hAnsi="Times New Roman" w:cs="Times New Roman"/>
+                <w:noProof/>
+                <w:webHidden/>
+              </w:rPr>
+              <w:instrText xml:space="preserve"> PAGEREF _Toc228302067 \h </w:instrText>
+            </w:r>
+            <w:r>
+              <w:rPr>
+                <w:noProof/>
+                <w:webHidden/>
+              </w:rPr>
+            </w:r>
+            <w:r>
+              <w:rPr>
                 <w:noProof/>
                 <w:webHidden/>
               </w:rPr>
@@ -4066,15 +5539,13 @@
             </w:r>
             <w:r>
               <w:rPr>
-                <w:rFonts w:ascii="Times New Roman" w:hAnsi="Times New Roman" w:cs="Times New Roman"/>
-                <w:noProof/>
-                <w:webHidden/>
-              </w:rPr>
-              <w:t>24</w:t>
-            </w:r>
-            <w:r>
-              <w:rPr>
-                <w:rFonts w:ascii="Times New Roman" w:hAnsi="Times New Roman" w:cs="Times New Roman"/>
+                <w:noProof/>
+                <w:webHidden/>
+              </w:rPr>
+              <w:t>33</w:t>
+            </w:r>
+            <w:r>
+              <w:rPr>
                 <w:noProof/>
                 <w:webHidden/>
               </w:rPr>
@@ -4089,24 +5560,23 @@
               <w:tab w:val="right" w:leader="dot" w:pos="8494"/>
             </w:tabs>
             <w:rPr>
-              <w:rFonts w:ascii="Times New Roman" w:eastAsiaTheme="minorEastAsia" w:hAnsi="Times New Roman" w:cs="Times New Roman"/>
+              <w:rFonts w:asciiTheme="minorHAnsi" w:eastAsiaTheme="minorEastAsia" w:hAnsiTheme="minorHAnsi" w:cstheme="minorBidi"/>
               <w:noProof/>
               <w:kern w:val="2"/>
               <w14:ligatures w14:val="standardContextual"/>
             </w:rPr>
           </w:pPr>
-          <w:hyperlink w:anchor="_Toc228264997" w:history="1">
+          <w:hyperlink w:anchor="_Toc228302068" w:history="1">
             <w:r>
               <w:rPr>
                 <w:rStyle w:val="Hipervnculo"/>
                 <w:rFonts w:ascii="Times New Roman" w:eastAsia="Times New Roman" w:hAnsi="Times New Roman" w:cs="Times New Roman"/>
                 <w:noProof/>
               </w:rPr>
-              <w:t>3.6.2 Diagrama Secuencia Sistema</w:t>
-            </w:r>
-            <w:r>
-              <w:rPr>
-                <w:rFonts w:ascii="Times New Roman" w:hAnsi="Times New Roman" w:cs="Times New Roman"/>
+              <w:t>6.7.2 Diagrama Secuencia Sistema</w:t>
+            </w:r>
+            <w:r>
+              <w:rPr>
                 <w:noProof/>
                 <w:webHidden/>
               </w:rPr>
@@ -4114,7 +5584,6 @@
             </w:r>
             <w:r>
               <w:rPr>
-                <w:rFonts w:ascii="Times New Roman" w:hAnsi="Times New Roman" w:cs="Times New Roman"/>
                 <w:noProof/>
                 <w:webHidden/>
               </w:rPr>
@@ -4122,22 +5591,19 @@
             </w:r>
             <w:r>
               <w:rPr>
-                <w:rFonts w:ascii="Times New Roman" w:hAnsi="Times New Roman" w:cs="Times New Roman"/>
-                <w:noProof/>
-                <w:webHidden/>
-              </w:rPr>
-              <w:instrText xml:space="preserve"> PAGEREF _Toc228264997 \h </w:instrText>
-            </w:r>
-            <w:r>
-              <w:rPr>
-                <w:rFonts w:ascii="Times New Roman" w:hAnsi="Times New Roman" w:cs="Times New Roman"/>
-                <w:noProof/>
-                <w:webHidden/>
-              </w:rPr>
-            </w:r>
-            <w:r>
-              <w:rPr>
-                <w:rFonts w:ascii="Times New Roman" w:hAnsi="Times New Roman" w:cs="Times New Roman"/>
+                <w:noProof/>
+                <w:webHidden/>
+              </w:rPr>
+              <w:instrText xml:space="preserve"> PAGEREF _Toc228302068 \h </w:instrText>
+            </w:r>
+            <w:r>
+              <w:rPr>
+                <w:noProof/>
+                <w:webHidden/>
+              </w:rPr>
+            </w:r>
+            <w:r>
+              <w:rPr>
                 <w:noProof/>
                 <w:webHidden/>
               </w:rPr>
@@ -4145,1516 +5611,13 @@
             </w:r>
             <w:r>
               <w:rPr>
-                <w:rFonts w:ascii="Times New Roman" w:hAnsi="Times New Roman" w:cs="Times New Roman"/>
-                <w:noProof/>
-                <w:webHidden/>
-              </w:rPr>
-              <w:t>25</w:t>
-            </w:r>
-            <w:r>
-              <w:rPr>
-                <w:rFonts w:ascii="Times New Roman" w:hAnsi="Times New Roman" w:cs="Times New Roman"/>
-                <w:noProof/>
-                <w:webHidden/>
-              </w:rPr>
-              <w:fldChar w:fldCharType="end"/>
-            </w:r>
-          </w:hyperlink>
-        </w:p>
-        <w:p>
-          <w:pPr>
-            <w:pStyle w:val="TDC1"/>
-            <w:tabs>
-              <w:tab w:val="right" w:leader="dot" w:pos="8494"/>
-            </w:tabs>
-            <w:rPr>
-              <w:rFonts w:ascii="Times New Roman" w:eastAsiaTheme="minorEastAsia" w:hAnsi="Times New Roman" w:cs="Times New Roman"/>
-              <w:noProof/>
-              <w:kern w:val="2"/>
-              <w14:ligatures w14:val="standardContextual"/>
-            </w:rPr>
-          </w:pPr>
-          <w:hyperlink w:anchor="_Toc228264998" w:history="1">
-            <w:r>
-              <w:rPr>
-                <w:rStyle w:val="Hipervnculo"/>
-                <w:rFonts w:ascii="Times New Roman" w:eastAsia="Times New Roman" w:hAnsi="Times New Roman" w:cs="Times New Roman"/>
-                <w:noProof/>
-              </w:rPr>
-              <w:t>4. GESTIÓN DE BITÁCORA</w:t>
-            </w:r>
-            <w:r>
-              <w:rPr>
-                <w:rFonts w:ascii="Times New Roman" w:hAnsi="Times New Roman" w:cs="Times New Roman"/>
-                <w:noProof/>
-                <w:webHidden/>
-              </w:rPr>
-              <w:tab/>
-            </w:r>
-            <w:r>
-              <w:rPr>
-                <w:rFonts w:ascii="Times New Roman" w:hAnsi="Times New Roman" w:cs="Times New Roman"/>
-                <w:noProof/>
-                <w:webHidden/>
-              </w:rPr>
-              <w:fldChar w:fldCharType="begin"/>
-            </w:r>
-            <w:r>
-              <w:rPr>
-                <w:rFonts w:ascii="Times New Roman" w:hAnsi="Times New Roman" w:cs="Times New Roman"/>
-                <w:noProof/>
-                <w:webHidden/>
-              </w:rPr>
-              <w:instrText xml:space="preserve"> PAGEREF _Toc228264998 \h </w:instrText>
-            </w:r>
-            <w:r>
-              <w:rPr>
-                <w:rFonts w:ascii="Times New Roman" w:hAnsi="Times New Roman" w:cs="Times New Roman"/>
-                <w:noProof/>
-                <w:webHidden/>
-              </w:rPr>
-            </w:r>
-            <w:r>
-              <w:rPr>
-                <w:rFonts w:ascii="Times New Roman" w:hAnsi="Times New Roman" w:cs="Times New Roman"/>
-                <w:noProof/>
-                <w:webHidden/>
-              </w:rPr>
-              <w:fldChar w:fldCharType="separate"/>
-            </w:r>
-            <w:r>
-              <w:rPr>
-                <w:rFonts w:ascii="Times New Roman" w:hAnsi="Times New Roman" w:cs="Times New Roman"/>
-                <w:noProof/>
-                <w:webHidden/>
-              </w:rPr>
-              <w:t>25</w:t>
-            </w:r>
-            <w:r>
-              <w:rPr>
-                <w:rFonts w:ascii="Times New Roman" w:hAnsi="Times New Roman" w:cs="Times New Roman"/>
-                <w:noProof/>
-                <w:webHidden/>
-              </w:rPr>
-              <w:fldChar w:fldCharType="end"/>
-            </w:r>
-          </w:hyperlink>
-        </w:p>
-        <w:p>
-          <w:pPr>
-            <w:pStyle w:val="TDC2"/>
-            <w:tabs>
-              <w:tab w:val="right" w:leader="dot" w:pos="8494"/>
-            </w:tabs>
-            <w:rPr>
-              <w:rFonts w:ascii="Times New Roman" w:eastAsiaTheme="minorEastAsia" w:hAnsi="Times New Roman" w:cs="Times New Roman"/>
-              <w:noProof/>
-              <w:kern w:val="2"/>
-              <w14:ligatures w14:val="standardContextual"/>
-            </w:rPr>
-          </w:pPr>
-          <w:hyperlink w:anchor="_Toc228264999" w:history="1">
-            <w:r>
-              <w:rPr>
-                <w:rStyle w:val="Hipervnculo"/>
-                <w:rFonts w:ascii="Times New Roman" w:eastAsia="Times New Roman" w:hAnsi="Times New Roman" w:cs="Times New Roman"/>
-                <w:noProof/>
-              </w:rPr>
-              <w:t>4.1 Bitácora</w:t>
-            </w:r>
-            <w:r>
-              <w:rPr>
-                <w:rFonts w:ascii="Times New Roman" w:hAnsi="Times New Roman" w:cs="Times New Roman"/>
-                <w:noProof/>
-                <w:webHidden/>
-              </w:rPr>
-              <w:tab/>
-            </w:r>
-            <w:r>
-              <w:rPr>
-                <w:rFonts w:ascii="Times New Roman" w:hAnsi="Times New Roman" w:cs="Times New Roman"/>
-                <w:noProof/>
-                <w:webHidden/>
-              </w:rPr>
-              <w:fldChar w:fldCharType="begin"/>
-            </w:r>
-            <w:r>
-              <w:rPr>
-                <w:rFonts w:ascii="Times New Roman" w:hAnsi="Times New Roman" w:cs="Times New Roman"/>
-                <w:noProof/>
-                <w:webHidden/>
-              </w:rPr>
-              <w:instrText xml:space="preserve"> PAGEREF _Toc228264999 \h </w:instrText>
-            </w:r>
-            <w:r>
-              <w:rPr>
-                <w:rFonts w:ascii="Times New Roman" w:hAnsi="Times New Roman" w:cs="Times New Roman"/>
-                <w:noProof/>
-                <w:webHidden/>
-              </w:rPr>
-            </w:r>
-            <w:r>
-              <w:rPr>
-                <w:rFonts w:ascii="Times New Roman" w:hAnsi="Times New Roman" w:cs="Times New Roman"/>
-                <w:noProof/>
-                <w:webHidden/>
-              </w:rPr>
-              <w:fldChar w:fldCharType="separate"/>
-            </w:r>
-            <w:r>
-              <w:rPr>
-                <w:rFonts w:ascii="Times New Roman" w:hAnsi="Times New Roman" w:cs="Times New Roman"/>
-                <w:noProof/>
-                <w:webHidden/>
-              </w:rPr>
-              <w:t>25</w:t>
-            </w:r>
-            <w:r>
-              <w:rPr>
-                <w:rFonts w:ascii="Times New Roman" w:hAnsi="Times New Roman" w:cs="Times New Roman"/>
-                <w:noProof/>
-                <w:webHidden/>
-              </w:rPr>
-              <w:fldChar w:fldCharType="end"/>
-            </w:r>
-          </w:hyperlink>
-        </w:p>
-        <w:p>
-          <w:pPr>
-            <w:pStyle w:val="TDC3"/>
-            <w:tabs>
-              <w:tab w:val="right" w:leader="dot" w:pos="8494"/>
-            </w:tabs>
-            <w:rPr>
-              <w:rFonts w:ascii="Times New Roman" w:eastAsiaTheme="minorEastAsia" w:hAnsi="Times New Roman" w:cs="Times New Roman"/>
-              <w:noProof/>
-              <w:kern w:val="2"/>
-              <w14:ligatures w14:val="standardContextual"/>
-            </w:rPr>
-          </w:pPr>
-          <w:hyperlink w:anchor="_Toc228265000" w:history="1">
-            <w:r>
-              <w:rPr>
-                <w:rStyle w:val="Hipervnculo"/>
-                <w:rFonts w:ascii="Times New Roman" w:eastAsia="Times New Roman" w:hAnsi="Times New Roman" w:cs="Times New Roman"/>
-                <w:noProof/>
-              </w:rPr>
-              <w:t>4.1.1 Descripción</w:t>
-            </w:r>
-            <w:r>
-              <w:rPr>
-                <w:rFonts w:ascii="Times New Roman" w:hAnsi="Times New Roman" w:cs="Times New Roman"/>
-                <w:noProof/>
-                <w:webHidden/>
-              </w:rPr>
-              <w:tab/>
-            </w:r>
-            <w:r>
-              <w:rPr>
-                <w:rFonts w:ascii="Times New Roman" w:hAnsi="Times New Roman" w:cs="Times New Roman"/>
-                <w:noProof/>
-                <w:webHidden/>
-              </w:rPr>
-              <w:fldChar w:fldCharType="begin"/>
-            </w:r>
-            <w:r>
-              <w:rPr>
-                <w:rFonts w:ascii="Times New Roman" w:hAnsi="Times New Roman" w:cs="Times New Roman"/>
-                <w:noProof/>
-                <w:webHidden/>
-              </w:rPr>
-              <w:instrText xml:space="preserve"> PAGEREF _Toc228265000 \h </w:instrText>
-            </w:r>
-            <w:r>
-              <w:rPr>
-                <w:rFonts w:ascii="Times New Roman" w:hAnsi="Times New Roman" w:cs="Times New Roman"/>
-                <w:noProof/>
-                <w:webHidden/>
-              </w:rPr>
-            </w:r>
-            <w:r>
-              <w:rPr>
-                <w:rFonts w:ascii="Times New Roman" w:hAnsi="Times New Roman" w:cs="Times New Roman"/>
-                <w:noProof/>
-                <w:webHidden/>
-              </w:rPr>
-              <w:fldChar w:fldCharType="separate"/>
-            </w:r>
-            <w:r>
-              <w:rPr>
-                <w:rFonts w:ascii="Times New Roman" w:hAnsi="Times New Roman" w:cs="Times New Roman"/>
-                <w:noProof/>
-                <w:webHidden/>
-              </w:rPr>
-              <w:t>25</w:t>
-            </w:r>
-            <w:r>
-              <w:rPr>
-                <w:rFonts w:ascii="Times New Roman" w:hAnsi="Times New Roman" w:cs="Times New Roman"/>
-                <w:noProof/>
-                <w:webHidden/>
-              </w:rPr>
-              <w:fldChar w:fldCharType="end"/>
-            </w:r>
-          </w:hyperlink>
-        </w:p>
-        <w:p>
-          <w:pPr>
-            <w:pStyle w:val="TDC3"/>
-            <w:tabs>
-              <w:tab w:val="right" w:leader="dot" w:pos="8494"/>
-            </w:tabs>
-            <w:rPr>
-              <w:rFonts w:ascii="Times New Roman" w:eastAsiaTheme="minorEastAsia" w:hAnsi="Times New Roman" w:cs="Times New Roman"/>
-              <w:noProof/>
-              <w:kern w:val="2"/>
-              <w14:ligatures w14:val="standardContextual"/>
-            </w:rPr>
-          </w:pPr>
-          <w:hyperlink w:anchor="_Toc228265001" w:history="1">
-            <w:r>
-              <w:rPr>
-                <w:rStyle w:val="Hipervnculo"/>
-                <w:rFonts w:ascii="Times New Roman" w:eastAsia="Times New Roman" w:hAnsi="Times New Roman" w:cs="Times New Roman"/>
-                <w:noProof/>
-              </w:rPr>
-              <w:t>4.1.2 Diagrama de Secuencia del Sistema – Funcionamiento General Bitácora</w:t>
-            </w:r>
-            <w:r>
-              <w:rPr>
-                <w:rFonts w:ascii="Times New Roman" w:hAnsi="Times New Roman" w:cs="Times New Roman"/>
-                <w:noProof/>
-                <w:webHidden/>
-              </w:rPr>
-              <w:tab/>
-            </w:r>
-            <w:r>
-              <w:rPr>
-                <w:rFonts w:ascii="Times New Roman" w:hAnsi="Times New Roman" w:cs="Times New Roman"/>
-                <w:noProof/>
-                <w:webHidden/>
-              </w:rPr>
-              <w:fldChar w:fldCharType="begin"/>
-            </w:r>
-            <w:r>
-              <w:rPr>
-                <w:rFonts w:ascii="Times New Roman" w:hAnsi="Times New Roman" w:cs="Times New Roman"/>
-                <w:noProof/>
-                <w:webHidden/>
-              </w:rPr>
-              <w:instrText xml:space="preserve"> PAGEREF _Toc228265001 \h </w:instrText>
-            </w:r>
-            <w:r>
-              <w:rPr>
-                <w:rFonts w:ascii="Times New Roman" w:hAnsi="Times New Roman" w:cs="Times New Roman"/>
-                <w:noProof/>
-                <w:webHidden/>
-              </w:rPr>
-            </w:r>
-            <w:r>
-              <w:rPr>
-                <w:rFonts w:ascii="Times New Roman" w:hAnsi="Times New Roman" w:cs="Times New Roman"/>
-                <w:noProof/>
-                <w:webHidden/>
-              </w:rPr>
-              <w:fldChar w:fldCharType="separate"/>
-            </w:r>
-            <w:r>
-              <w:rPr>
-                <w:rFonts w:ascii="Times New Roman" w:hAnsi="Times New Roman" w:cs="Times New Roman"/>
-                <w:noProof/>
-                <w:webHidden/>
-              </w:rPr>
-              <w:t>26</w:t>
-            </w:r>
-            <w:r>
-              <w:rPr>
-                <w:rFonts w:ascii="Times New Roman" w:hAnsi="Times New Roman" w:cs="Times New Roman"/>
-                <w:noProof/>
-                <w:webHidden/>
-              </w:rPr>
-              <w:fldChar w:fldCharType="end"/>
-            </w:r>
-          </w:hyperlink>
-        </w:p>
-        <w:p>
-          <w:pPr>
-            <w:pStyle w:val="TDC3"/>
-            <w:tabs>
-              <w:tab w:val="right" w:leader="dot" w:pos="8494"/>
-            </w:tabs>
-            <w:rPr>
-              <w:rFonts w:ascii="Times New Roman" w:eastAsiaTheme="minorEastAsia" w:hAnsi="Times New Roman" w:cs="Times New Roman"/>
-              <w:noProof/>
-              <w:kern w:val="2"/>
-              <w14:ligatures w14:val="standardContextual"/>
-            </w:rPr>
-          </w:pPr>
-          <w:hyperlink w:anchor="_Toc228265002" w:history="1">
-            <w:r>
-              <w:rPr>
-                <w:rStyle w:val="Hipervnculo"/>
-                <w:rFonts w:ascii="Times New Roman" w:eastAsia="Times New Roman" w:hAnsi="Times New Roman" w:cs="Times New Roman"/>
-                <w:noProof/>
-              </w:rPr>
-              <w:t>4.1.3 Pantalla BITÁCORA</w:t>
-            </w:r>
-            <w:r>
-              <w:rPr>
-                <w:rFonts w:ascii="Times New Roman" w:hAnsi="Times New Roman" w:cs="Times New Roman"/>
-                <w:noProof/>
-                <w:webHidden/>
-              </w:rPr>
-              <w:tab/>
-            </w:r>
-            <w:r>
-              <w:rPr>
-                <w:rFonts w:ascii="Times New Roman" w:hAnsi="Times New Roman" w:cs="Times New Roman"/>
-                <w:noProof/>
-                <w:webHidden/>
-              </w:rPr>
-              <w:fldChar w:fldCharType="begin"/>
-            </w:r>
-            <w:r>
-              <w:rPr>
-                <w:rFonts w:ascii="Times New Roman" w:hAnsi="Times New Roman" w:cs="Times New Roman"/>
-                <w:noProof/>
-                <w:webHidden/>
-              </w:rPr>
-              <w:instrText xml:space="preserve"> PAGEREF _Toc228265002 \h </w:instrText>
-            </w:r>
-            <w:r>
-              <w:rPr>
-                <w:rFonts w:ascii="Times New Roman" w:hAnsi="Times New Roman" w:cs="Times New Roman"/>
-                <w:noProof/>
-                <w:webHidden/>
-              </w:rPr>
-            </w:r>
-            <w:r>
-              <w:rPr>
-                <w:rFonts w:ascii="Times New Roman" w:hAnsi="Times New Roman" w:cs="Times New Roman"/>
-                <w:noProof/>
-                <w:webHidden/>
-              </w:rPr>
-              <w:fldChar w:fldCharType="separate"/>
-            </w:r>
-            <w:r>
-              <w:rPr>
-                <w:rFonts w:ascii="Times New Roman" w:hAnsi="Times New Roman" w:cs="Times New Roman"/>
-                <w:noProof/>
-                <w:webHidden/>
-              </w:rPr>
-              <w:t>26</w:t>
-            </w:r>
-            <w:r>
-              <w:rPr>
-                <w:rFonts w:ascii="Times New Roman" w:hAnsi="Times New Roman" w:cs="Times New Roman"/>
-                <w:noProof/>
-                <w:webHidden/>
-              </w:rPr>
-              <w:fldChar w:fldCharType="end"/>
-            </w:r>
-          </w:hyperlink>
-        </w:p>
-        <w:p>
-          <w:pPr>
-            <w:pStyle w:val="TDC1"/>
-            <w:tabs>
-              <w:tab w:val="right" w:leader="dot" w:pos="8494"/>
-            </w:tabs>
-            <w:rPr>
-              <w:rFonts w:ascii="Times New Roman" w:eastAsiaTheme="minorEastAsia" w:hAnsi="Times New Roman" w:cs="Times New Roman"/>
-              <w:noProof/>
-              <w:kern w:val="2"/>
-              <w14:ligatures w14:val="standardContextual"/>
-            </w:rPr>
-          </w:pPr>
-          <w:hyperlink w:anchor="_Toc228265003" w:history="1">
-            <w:r>
-              <w:rPr>
-                <w:rStyle w:val="Hipervnculo"/>
-                <w:rFonts w:ascii="Times New Roman" w:eastAsia="Times New Roman" w:hAnsi="Times New Roman" w:cs="Times New Roman"/>
-                <w:noProof/>
-              </w:rPr>
-              <w:t>5. GESTIÓN ABM PRODUCTO</w:t>
-            </w:r>
-            <w:r>
-              <w:rPr>
-                <w:rFonts w:ascii="Times New Roman" w:hAnsi="Times New Roman" w:cs="Times New Roman"/>
-                <w:noProof/>
-                <w:webHidden/>
-              </w:rPr>
-              <w:tab/>
-            </w:r>
-            <w:r>
-              <w:rPr>
-                <w:rFonts w:ascii="Times New Roman" w:hAnsi="Times New Roman" w:cs="Times New Roman"/>
-                <w:noProof/>
-                <w:webHidden/>
-              </w:rPr>
-              <w:fldChar w:fldCharType="begin"/>
-            </w:r>
-            <w:r>
-              <w:rPr>
-                <w:rFonts w:ascii="Times New Roman" w:hAnsi="Times New Roman" w:cs="Times New Roman"/>
-                <w:noProof/>
-                <w:webHidden/>
-              </w:rPr>
-              <w:instrText xml:space="preserve"> PAGEREF _Toc228265003 \h </w:instrText>
-            </w:r>
-            <w:r>
-              <w:rPr>
-                <w:rFonts w:ascii="Times New Roman" w:hAnsi="Times New Roman" w:cs="Times New Roman"/>
-                <w:noProof/>
-                <w:webHidden/>
-              </w:rPr>
-            </w:r>
-            <w:r>
-              <w:rPr>
-                <w:rFonts w:ascii="Times New Roman" w:hAnsi="Times New Roman" w:cs="Times New Roman"/>
-                <w:noProof/>
-                <w:webHidden/>
-              </w:rPr>
-              <w:fldChar w:fldCharType="separate"/>
-            </w:r>
-            <w:r>
-              <w:rPr>
-                <w:rFonts w:ascii="Times New Roman" w:hAnsi="Times New Roman" w:cs="Times New Roman"/>
-                <w:noProof/>
-                <w:webHidden/>
-              </w:rPr>
-              <w:t>27</w:t>
-            </w:r>
-            <w:r>
-              <w:rPr>
-                <w:rFonts w:ascii="Times New Roman" w:hAnsi="Times New Roman" w:cs="Times New Roman"/>
-                <w:noProof/>
-                <w:webHidden/>
-              </w:rPr>
-              <w:fldChar w:fldCharType="end"/>
-            </w:r>
-          </w:hyperlink>
-        </w:p>
-        <w:p>
-          <w:pPr>
-            <w:pStyle w:val="TDC2"/>
-            <w:tabs>
-              <w:tab w:val="right" w:leader="dot" w:pos="8494"/>
-            </w:tabs>
-            <w:rPr>
-              <w:rFonts w:ascii="Times New Roman" w:eastAsiaTheme="minorEastAsia" w:hAnsi="Times New Roman" w:cs="Times New Roman"/>
-              <w:noProof/>
-              <w:kern w:val="2"/>
-              <w14:ligatures w14:val="standardContextual"/>
-            </w:rPr>
-          </w:pPr>
-          <w:hyperlink w:anchor="_Toc228265004" w:history="1">
-            <w:r>
-              <w:rPr>
-                <w:rStyle w:val="Hipervnculo"/>
-                <w:rFonts w:ascii="Times New Roman" w:eastAsia="Times New Roman" w:hAnsi="Times New Roman" w:cs="Times New Roman"/>
-                <w:noProof/>
-              </w:rPr>
-              <w:t>5.1 Objetivo General</w:t>
-            </w:r>
-            <w:r>
-              <w:rPr>
-                <w:rFonts w:ascii="Times New Roman" w:hAnsi="Times New Roman" w:cs="Times New Roman"/>
-                <w:noProof/>
-                <w:webHidden/>
-              </w:rPr>
-              <w:tab/>
-            </w:r>
-            <w:r>
-              <w:rPr>
-                <w:rFonts w:ascii="Times New Roman" w:hAnsi="Times New Roman" w:cs="Times New Roman"/>
-                <w:noProof/>
-                <w:webHidden/>
-              </w:rPr>
-              <w:fldChar w:fldCharType="begin"/>
-            </w:r>
-            <w:r>
-              <w:rPr>
-                <w:rFonts w:ascii="Times New Roman" w:hAnsi="Times New Roman" w:cs="Times New Roman"/>
-                <w:noProof/>
-                <w:webHidden/>
-              </w:rPr>
-              <w:instrText xml:space="preserve"> PAGEREF _Toc228265004 \h </w:instrText>
-            </w:r>
-            <w:r>
-              <w:rPr>
-                <w:rFonts w:ascii="Times New Roman" w:hAnsi="Times New Roman" w:cs="Times New Roman"/>
-                <w:noProof/>
-                <w:webHidden/>
-              </w:rPr>
-            </w:r>
-            <w:r>
-              <w:rPr>
-                <w:rFonts w:ascii="Times New Roman" w:hAnsi="Times New Roman" w:cs="Times New Roman"/>
-                <w:noProof/>
-                <w:webHidden/>
-              </w:rPr>
-              <w:fldChar w:fldCharType="separate"/>
-            </w:r>
-            <w:r>
-              <w:rPr>
-                <w:rFonts w:ascii="Times New Roman" w:hAnsi="Times New Roman" w:cs="Times New Roman"/>
-                <w:noProof/>
-                <w:webHidden/>
-              </w:rPr>
-              <w:t>27</w:t>
-            </w:r>
-            <w:r>
-              <w:rPr>
-                <w:rFonts w:ascii="Times New Roman" w:hAnsi="Times New Roman" w:cs="Times New Roman"/>
-                <w:noProof/>
-                <w:webHidden/>
-              </w:rPr>
-              <w:fldChar w:fldCharType="end"/>
-            </w:r>
-          </w:hyperlink>
-        </w:p>
-        <w:p>
-          <w:pPr>
-            <w:pStyle w:val="TDC2"/>
-            <w:tabs>
-              <w:tab w:val="right" w:leader="dot" w:pos="8494"/>
-            </w:tabs>
-            <w:rPr>
-              <w:rFonts w:ascii="Times New Roman" w:eastAsiaTheme="minorEastAsia" w:hAnsi="Times New Roman" w:cs="Times New Roman"/>
-              <w:noProof/>
-              <w:kern w:val="2"/>
-              <w14:ligatures w14:val="standardContextual"/>
-            </w:rPr>
-          </w:pPr>
-          <w:hyperlink w:anchor="_Toc228265005" w:history="1">
-            <w:r>
-              <w:rPr>
-                <w:rStyle w:val="Hipervnculo"/>
-                <w:rFonts w:ascii="Times New Roman" w:eastAsia="Times New Roman" w:hAnsi="Times New Roman" w:cs="Times New Roman"/>
-                <w:noProof/>
-              </w:rPr>
-              <w:t>5.2 Diagrama de Clases y DER</w:t>
-            </w:r>
-            <w:r>
-              <w:rPr>
-                <w:rFonts w:ascii="Times New Roman" w:hAnsi="Times New Roman" w:cs="Times New Roman"/>
-                <w:noProof/>
-                <w:webHidden/>
-              </w:rPr>
-              <w:tab/>
-            </w:r>
-            <w:r>
-              <w:rPr>
-                <w:rFonts w:ascii="Times New Roman" w:hAnsi="Times New Roman" w:cs="Times New Roman"/>
-                <w:noProof/>
-                <w:webHidden/>
-              </w:rPr>
-              <w:fldChar w:fldCharType="begin"/>
-            </w:r>
-            <w:r>
-              <w:rPr>
-                <w:rFonts w:ascii="Times New Roman" w:hAnsi="Times New Roman" w:cs="Times New Roman"/>
-                <w:noProof/>
-                <w:webHidden/>
-              </w:rPr>
-              <w:instrText xml:space="preserve"> PAGEREF _Toc228265005 \h </w:instrText>
-            </w:r>
-            <w:r>
-              <w:rPr>
-                <w:rFonts w:ascii="Times New Roman" w:hAnsi="Times New Roman" w:cs="Times New Roman"/>
-                <w:noProof/>
-                <w:webHidden/>
-              </w:rPr>
-            </w:r>
-            <w:r>
-              <w:rPr>
-                <w:rFonts w:ascii="Times New Roman" w:hAnsi="Times New Roman" w:cs="Times New Roman"/>
-                <w:noProof/>
-                <w:webHidden/>
-              </w:rPr>
-              <w:fldChar w:fldCharType="separate"/>
-            </w:r>
-            <w:r>
-              <w:rPr>
-                <w:rFonts w:ascii="Times New Roman" w:hAnsi="Times New Roman" w:cs="Times New Roman"/>
-                <w:noProof/>
-                <w:webHidden/>
-              </w:rPr>
-              <w:t>27</w:t>
-            </w:r>
-            <w:r>
-              <w:rPr>
-                <w:rFonts w:ascii="Times New Roman" w:hAnsi="Times New Roman" w:cs="Times New Roman"/>
-                <w:noProof/>
-                <w:webHidden/>
-              </w:rPr>
-              <w:fldChar w:fldCharType="end"/>
-            </w:r>
-          </w:hyperlink>
-        </w:p>
-        <w:p>
-          <w:pPr>
-            <w:pStyle w:val="TDC2"/>
-            <w:tabs>
-              <w:tab w:val="right" w:leader="dot" w:pos="8494"/>
-            </w:tabs>
-            <w:rPr>
-              <w:rFonts w:ascii="Times New Roman" w:eastAsiaTheme="minorEastAsia" w:hAnsi="Times New Roman" w:cs="Times New Roman"/>
-              <w:noProof/>
-              <w:kern w:val="2"/>
-              <w14:ligatures w14:val="standardContextual"/>
-            </w:rPr>
-          </w:pPr>
-          <w:hyperlink w:anchor="_Toc228265006" w:history="1">
-            <w:r>
-              <w:rPr>
-                <w:rStyle w:val="Hipervnculo"/>
-                <w:rFonts w:ascii="Times New Roman" w:eastAsia="Times New Roman" w:hAnsi="Times New Roman" w:cs="Times New Roman"/>
-                <w:noProof/>
-              </w:rPr>
-              <w:t>5.3 Diagrama ABM Producto</w:t>
-            </w:r>
-            <w:r>
-              <w:rPr>
-                <w:rFonts w:ascii="Times New Roman" w:hAnsi="Times New Roman" w:cs="Times New Roman"/>
-                <w:noProof/>
-                <w:webHidden/>
-              </w:rPr>
-              <w:tab/>
-            </w:r>
-            <w:r>
-              <w:rPr>
-                <w:rFonts w:ascii="Times New Roman" w:hAnsi="Times New Roman" w:cs="Times New Roman"/>
-                <w:noProof/>
-                <w:webHidden/>
-              </w:rPr>
-              <w:fldChar w:fldCharType="begin"/>
-            </w:r>
-            <w:r>
-              <w:rPr>
-                <w:rFonts w:ascii="Times New Roman" w:hAnsi="Times New Roman" w:cs="Times New Roman"/>
-                <w:noProof/>
-                <w:webHidden/>
-              </w:rPr>
-              <w:instrText xml:space="preserve"> PAGEREF _Toc228265006 \h </w:instrText>
-            </w:r>
-            <w:r>
-              <w:rPr>
-                <w:rFonts w:ascii="Times New Roman" w:hAnsi="Times New Roman" w:cs="Times New Roman"/>
-                <w:noProof/>
-                <w:webHidden/>
-              </w:rPr>
-            </w:r>
-            <w:r>
-              <w:rPr>
-                <w:rFonts w:ascii="Times New Roman" w:hAnsi="Times New Roman" w:cs="Times New Roman"/>
-                <w:noProof/>
-                <w:webHidden/>
-              </w:rPr>
-              <w:fldChar w:fldCharType="separate"/>
-            </w:r>
-            <w:r>
-              <w:rPr>
-                <w:rFonts w:ascii="Times New Roman" w:hAnsi="Times New Roman" w:cs="Times New Roman"/>
-                <w:noProof/>
-                <w:webHidden/>
-              </w:rPr>
-              <w:t>27</w:t>
-            </w:r>
-            <w:r>
-              <w:rPr>
-                <w:rFonts w:ascii="Times New Roman" w:hAnsi="Times New Roman" w:cs="Times New Roman"/>
-                <w:noProof/>
-                <w:webHidden/>
-              </w:rPr>
-              <w:fldChar w:fldCharType="end"/>
-            </w:r>
-          </w:hyperlink>
-        </w:p>
-        <w:p>
-          <w:pPr>
-            <w:pStyle w:val="TDC2"/>
-            <w:tabs>
-              <w:tab w:val="right" w:leader="dot" w:pos="8494"/>
-            </w:tabs>
-            <w:rPr>
-              <w:rFonts w:ascii="Times New Roman" w:eastAsiaTheme="minorEastAsia" w:hAnsi="Times New Roman" w:cs="Times New Roman"/>
-              <w:noProof/>
-              <w:kern w:val="2"/>
-              <w14:ligatures w14:val="standardContextual"/>
-            </w:rPr>
-          </w:pPr>
-          <w:hyperlink w:anchor="_Toc228265007" w:history="1">
-            <w:r>
-              <w:rPr>
-                <w:rStyle w:val="Hipervnculo"/>
-                <w:rFonts w:ascii="Times New Roman" w:eastAsia="Times New Roman" w:hAnsi="Times New Roman" w:cs="Times New Roman"/>
-                <w:noProof/>
-              </w:rPr>
-              <w:t>5.4 Pantalla GIU</w:t>
-            </w:r>
-            <w:r>
-              <w:rPr>
-                <w:rFonts w:ascii="Times New Roman" w:hAnsi="Times New Roman" w:cs="Times New Roman"/>
-                <w:noProof/>
-                <w:webHidden/>
-              </w:rPr>
-              <w:tab/>
-            </w:r>
-            <w:r>
-              <w:rPr>
-                <w:rFonts w:ascii="Times New Roman" w:hAnsi="Times New Roman" w:cs="Times New Roman"/>
-                <w:noProof/>
-                <w:webHidden/>
-              </w:rPr>
-              <w:fldChar w:fldCharType="begin"/>
-            </w:r>
-            <w:r>
-              <w:rPr>
-                <w:rFonts w:ascii="Times New Roman" w:hAnsi="Times New Roman" w:cs="Times New Roman"/>
-                <w:noProof/>
-                <w:webHidden/>
-              </w:rPr>
-              <w:instrText xml:space="preserve"> PAGEREF _Toc228265007 \h </w:instrText>
-            </w:r>
-            <w:r>
-              <w:rPr>
-                <w:rFonts w:ascii="Times New Roman" w:hAnsi="Times New Roman" w:cs="Times New Roman"/>
-                <w:noProof/>
-                <w:webHidden/>
-              </w:rPr>
-            </w:r>
-            <w:r>
-              <w:rPr>
-                <w:rFonts w:ascii="Times New Roman" w:hAnsi="Times New Roman" w:cs="Times New Roman"/>
-                <w:noProof/>
-                <w:webHidden/>
-              </w:rPr>
-              <w:fldChar w:fldCharType="separate"/>
-            </w:r>
-            <w:r>
-              <w:rPr>
-                <w:rFonts w:ascii="Times New Roman" w:hAnsi="Times New Roman" w:cs="Times New Roman"/>
-                <w:noProof/>
-                <w:webHidden/>
-              </w:rPr>
-              <w:t>27</w:t>
-            </w:r>
-            <w:r>
-              <w:rPr>
-                <w:rFonts w:ascii="Times New Roman" w:hAnsi="Times New Roman" w:cs="Times New Roman"/>
-                <w:noProof/>
-                <w:webHidden/>
-              </w:rPr>
-              <w:fldChar w:fldCharType="end"/>
-            </w:r>
-          </w:hyperlink>
-        </w:p>
-        <w:p>
-          <w:pPr>
-            <w:pStyle w:val="TDC2"/>
-            <w:tabs>
-              <w:tab w:val="right" w:leader="dot" w:pos="8494"/>
-            </w:tabs>
-            <w:rPr>
-              <w:rFonts w:ascii="Times New Roman" w:eastAsiaTheme="minorEastAsia" w:hAnsi="Times New Roman" w:cs="Times New Roman"/>
-              <w:noProof/>
-              <w:kern w:val="2"/>
-              <w14:ligatures w14:val="standardContextual"/>
-            </w:rPr>
-          </w:pPr>
-          <w:hyperlink w:anchor="_Toc228265008" w:history="1">
-            <w:r>
-              <w:rPr>
-                <w:rStyle w:val="Hipervnculo"/>
-                <w:rFonts w:ascii="Times New Roman" w:eastAsia="Times New Roman" w:hAnsi="Times New Roman" w:cs="Times New Roman"/>
-                <w:noProof/>
-              </w:rPr>
-              <w:t>5.5 CU006 Alta Producto</w:t>
-            </w:r>
-            <w:r>
-              <w:rPr>
-                <w:rFonts w:ascii="Times New Roman" w:hAnsi="Times New Roman" w:cs="Times New Roman"/>
-                <w:noProof/>
-                <w:webHidden/>
-              </w:rPr>
-              <w:tab/>
-            </w:r>
-            <w:r>
-              <w:rPr>
-                <w:rFonts w:ascii="Times New Roman" w:hAnsi="Times New Roman" w:cs="Times New Roman"/>
-                <w:noProof/>
-                <w:webHidden/>
-              </w:rPr>
-              <w:fldChar w:fldCharType="begin"/>
-            </w:r>
-            <w:r>
-              <w:rPr>
-                <w:rFonts w:ascii="Times New Roman" w:hAnsi="Times New Roman" w:cs="Times New Roman"/>
-                <w:noProof/>
-                <w:webHidden/>
-              </w:rPr>
-              <w:instrText xml:space="preserve"> PAGEREF _Toc228265008 \h </w:instrText>
-            </w:r>
-            <w:r>
-              <w:rPr>
-                <w:rFonts w:ascii="Times New Roman" w:hAnsi="Times New Roman" w:cs="Times New Roman"/>
-                <w:noProof/>
-                <w:webHidden/>
-              </w:rPr>
-            </w:r>
-            <w:r>
-              <w:rPr>
-                <w:rFonts w:ascii="Times New Roman" w:hAnsi="Times New Roman" w:cs="Times New Roman"/>
-                <w:noProof/>
-                <w:webHidden/>
-              </w:rPr>
-              <w:fldChar w:fldCharType="separate"/>
-            </w:r>
-            <w:r>
-              <w:rPr>
-                <w:rFonts w:ascii="Times New Roman" w:hAnsi="Times New Roman" w:cs="Times New Roman"/>
-                <w:noProof/>
-                <w:webHidden/>
-              </w:rPr>
-              <w:t>27</w:t>
-            </w:r>
-            <w:r>
-              <w:rPr>
-                <w:rFonts w:ascii="Times New Roman" w:hAnsi="Times New Roman" w:cs="Times New Roman"/>
-                <w:noProof/>
-                <w:webHidden/>
-              </w:rPr>
-              <w:fldChar w:fldCharType="end"/>
-            </w:r>
-          </w:hyperlink>
-        </w:p>
-        <w:p>
-          <w:pPr>
-            <w:pStyle w:val="TDC3"/>
-            <w:tabs>
-              <w:tab w:val="right" w:leader="dot" w:pos="8494"/>
-            </w:tabs>
-            <w:rPr>
-              <w:rFonts w:ascii="Times New Roman" w:eastAsiaTheme="minorEastAsia" w:hAnsi="Times New Roman" w:cs="Times New Roman"/>
-              <w:noProof/>
-              <w:kern w:val="2"/>
-              <w14:ligatures w14:val="standardContextual"/>
-            </w:rPr>
-          </w:pPr>
-          <w:hyperlink w:anchor="_Toc228265009" w:history="1">
-            <w:r>
-              <w:rPr>
-                <w:rStyle w:val="Hipervnculo"/>
-                <w:rFonts w:ascii="Times New Roman" w:eastAsia="Times New Roman" w:hAnsi="Times New Roman" w:cs="Times New Roman"/>
-                <w:noProof/>
-              </w:rPr>
-              <w:t>5.5.1 Especificación CU</w:t>
-            </w:r>
-            <w:r>
-              <w:rPr>
-                <w:rFonts w:ascii="Times New Roman" w:hAnsi="Times New Roman" w:cs="Times New Roman"/>
-                <w:noProof/>
-                <w:webHidden/>
-              </w:rPr>
-              <w:tab/>
-            </w:r>
-            <w:r>
-              <w:rPr>
-                <w:rFonts w:ascii="Times New Roman" w:hAnsi="Times New Roman" w:cs="Times New Roman"/>
-                <w:noProof/>
-                <w:webHidden/>
-              </w:rPr>
-              <w:fldChar w:fldCharType="begin"/>
-            </w:r>
-            <w:r>
-              <w:rPr>
-                <w:rFonts w:ascii="Times New Roman" w:hAnsi="Times New Roman" w:cs="Times New Roman"/>
-                <w:noProof/>
-                <w:webHidden/>
-              </w:rPr>
-              <w:instrText xml:space="preserve"> PAGEREF _Toc228265009 \h </w:instrText>
-            </w:r>
-            <w:r>
-              <w:rPr>
-                <w:rFonts w:ascii="Times New Roman" w:hAnsi="Times New Roman" w:cs="Times New Roman"/>
-                <w:noProof/>
-                <w:webHidden/>
-              </w:rPr>
-            </w:r>
-            <w:r>
-              <w:rPr>
-                <w:rFonts w:ascii="Times New Roman" w:hAnsi="Times New Roman" w:cs="Times New Roman"/>
-                <w:noProof/>
-                <w:webHidden/>
-              </w:rPr>
-              <w:fldChar w:fldCharType="separate"/>
-            </w:r>
-            <w:r>
-              <w:rPr>
-                <w:rFonts w:ascii="Times New Roman" w:hAnsi="Times New Roman" w:cs="Times New Roman"/>
-                <w:noProof/>
-                <w:webHidden/>
-              </w:rPr>
-              <w:t>27</w:t>
-            </w:r>
-            <w:r>
-              <w:rPr>
-                <w:rFonts w:ascii="Times New Roman" w:hAnsi="Times New Roman" w:cs="Times New Roman"/>
-                <w:noProof/>
-                <w:webHidden/>
-              </w:rPr>
-              <w:fldChar w:fldCharType="end"/>
-            </w:r>
-          </w:hyperlink>
-        </w:p>
-        <w:p>
-          <w:pPr>
-            <w:pStyle w:val="TDC3"/>
-            <w:tabs>
-              <w:tab w:val="right" w:leader="dot" w:pos="8494"/>
-            </w:tabs>
-            <w:rPr>
-              <w:rFonts w:ascii="Times New Roman" w:eastAsiaTheme="minorEastAsia" w:hAnsi="Times New Roman" w:cs="Times New Roman"/>
-              <w:noProof/>
-              <w:kern w:val="2"/>
-              <w14:ligatures w14:val="standardContextual"/>
-            </w:rPr>
-          </w:pPr>
-          <w:hyperlink w:anchor="_Toc228265010" w:history="1">
-            <w:r>
-              <w:rPr>
-                <w:rStyle w:val="Hipervnculo"/>
-                <w:rFonts w:ascii="Times New Roman" w:eastAsia="Times New Roman" w:hAnsi="Times New Roman" w:cs="Times New Roman"/>
-                <w:noProof/>
-              </w:rPr>
-              <w:t>5.5.2 Diagrama Secuencia Sistema</w:t>
-            </w:r>
-            <w:r>
-              <w:rPr>
-                <w:rFonts w:ascii="Times New Roman" w:hAnsi="Times New Roman" w:cs="Times New Roman"/>
-                <w:noProof/>
-                <w:webHidden/>
-              </w:rPr>
-              <w:tab/>
-            </w:r>
-            <w:r>
-              <w:rPr>
-                <w:rFonts w:ascii="Times New Roman" w:hAnsi="Times New Roman" w:cs="Times New Roman"/>
-                <w:noProof/>
-                <w:webHidden/>
-              </w:rPr>
-              <w:fldChar w:fldCharType="begin"/>
-            </w:r>
-            <w:r>
-              <w:rPr>
-                <w:rFonts w:ascii="Times New Roman" w:hAnsi="Times New Roman" w:cs="Times New Roman"/>
-                <w:noProof/>
-                <w:webHidden/>
-              </w:rPr>
-              <w:instrText xml:space="preserve"> PAGEREF _Toc228265010 \h </w:instrText>
-            </w:r>
-            <w:r>
-              <w:rPr>
-                <w:rFonts w:ascii="Times New Roman" w:hAnsi="Times New Roman" w:cs="Times New Roman"/>
-                <w:noProof/>
-                <w:webHidden/>
-              </w:rPr>
-            </w:r>
-            <w:r>
-              <w:rPr>
-                <w:rFonts w:ascii="Times New Roman" w:hAnsi="Times New Roman" w:cs="Times New Roman"/>
-                <w:noProof/>
-                <w:webHidden/>
-              </w:rPr>
-              <w:fldChar w:fldCharType="separate"/>
-            </w:r>
-            <w:r>
-              <w:rPr>
-                <w:rFonts w:ascii="Times New Roman" w:hAnsi="Times New Roman" w:cs="Times New Roman"/>
-                <w:noProof/>
-                <w:webHidden/>
-              </w:rPr>
-              <w:t>28</w:t>
-            </w:r>
-            <w:r>
-              <w:rPr>
-                <w:rFonts w:ascii="Times New Roman" w:hAnsi="Times New Roman" w:cs="Times New Roman"/>
-                <w:noProof/>
-                <w:webHidden/>
-              </w:rPr>
-              <w:fldChar w:fldCharType="end"/>
-            </w:r>
-          </w:hyperlink>
-        </w:p>
-        <w:p>
-          <w:pPr>
-            <w:pStyle w:val="TDC2"/>
-            <w:tabs>
-              <w:tab w:val="right" w:leader="dot" w:pos="8494"/>
-            </w:tabs>
-            <w:rPr>
-              <w:rFonts w:ascii="Times New Roman" w:eastAsiaTheme="minorEastAsia" w:hAnsi="Times New Roman" w:cs="Times New Roman"/>
-              <w:noProof/>
-              <w:kern w:val="2"/>
-              <w14:ligatures w14:val="standardContextual"/>
-            </w:rPr>
-          </w:pPr>
-          <w:hyperlink w:anchor="_Toc228265011" w:history="1">
-            <w:r>
-              <w:rPr>
-                <w:rStyle w:val="Hipervnculo"/>
-                <w:rFonts w:ascii="Times New Roman" w:eastAsia="Times New Roman" w:hAnsi="Times New Roman" w:cs="Times New Roman"/>
-                <w:noProof/>
-              </w:rPr>
-              <w:t>5.6 CU007 Baja Producto</w:t>
-            </w:r>
-            <w:r>
-              <w:rPr>
-                <w:rFonts w:ascii="Times New Roman" w:hAnsi="Times New Roman" w:cs="Times New Roman"/>
-                <w:noProof/>
-                <w:webHidden/>
-              </w:rPr>
-              <w:tab/>
-            </w:r>
-            <w:r>
-              <w:rPr>
-                <w:rFonts w:ascii="Times New Roman" w:hAnsi="Times New Roman" w:cs="Times New Roman"/>
-                <w:noProof/>
-                <w:webHidden/>
-              </w:rPr>
-              <w:fldChar w:fldCharType="begin"/>
-            </w:r>
-            <w:r>
-              <w:rPr>
-                <w:rFonts w:ascii="Times New Roman" w:hAnsi="Times New Roman" w:cs="Times New Roman"/>
-                <w:noProof/>
-                <w:webHidden/>
-              </w:rPr>
-              <w:instrText xml:space="preserve"> PAGEREF _Toc228265011 \h </w:instrText>
-            </w:r>
-            <w:r>
-              <w:rPr>
-                <w:rFonts w:ascii="Times New Roman" w:hAnsi="Times New Roman" w:cs="Times New Roman"/>
-                <w:noProof/>
-                <w:webHidden/>
-              </w:rPr>
-            </w:r>
-            <w:r>
-              <w:rPr>
-                <w:rFonts w:ascii="Times New Roman" w:hAnsi="Times New Roman" w:cs="Times New Roman"/>
-                <w:noProof/>
-                <w:webHidden/>
-              </w:rPr>
-              <w:fldChar w:fldCharType="separate"/>
-            </w:r>
-            <w:r>
-              <w:rPr>
-                <w:rFonts w:ascii="Times New Roman" w:hAnsi="Times New Roman" w:cs="Times New Roman"/>
-                <w:noProof/>
-                <w:webHidden/>
-              </w:rPr>
-              <w:t>28</w:t>
-            </w:r>
-            <w:r>
-              <w:rPr>
-                <w:rFonts w:ascii="Times New Roman" w:hAnsi="Times New Roman" w:cs="Times New Roman"/>
-                <w:noProof/>
-                <w:webHidden/>
-              </w:rPr>
-              <w:fldChar w:fldCharType="end"/>
-            </w:r>
-          </w:hyperlink>
-        </w:p>
-        <w:p>
-          <w:pPr>
-            <w:pStyle w:val="TDC3"/>
-            <w:tabs>
-              <w:tab w:val="right" w:leader="dot" w:pos="8494"/>
-            </w:tabs>
-            <w:rPr>
-              <w:rFonts w:ascii="Times New Roman" w:eastAsiaTheme="minorEastAsia" w:hAnsi="Times New Roman" w:cs="Times New Roman"/>
-              <w:noProof/>
-              <w:kern w:val="2"/>
-              <w14:ligatures w14:val="standardContextual"/>
-            </w:rPr>
-          </w:pPr>
-          <w:hyperlink w:anchor="_Toc228265012" w:history="1">
-            <w:r>
-              <w:rPr>
-                <w:rStyle w:val="Hipervnculo"/>
-                <w:rFonts w:ascii="Times New Roman" w:eastAsia="Times New Roman" w:hAnsi="Times New Roman" w:cs="Times New Roman"/>
-                <w:noProof/>
-              </w:rPr>
-              <w:t>5.6.1 Especificación CU</w:t>
-            </w:r>
-            <w:r>
-              <w:rPr>
-                <w:rFonts w:ascii="Times New Roman" w:hAnsi="Times New Roman" w:cs="Times New Roman"/>
-                <w:noProof/>
-                <w:webHidden/>
-              </w:rPr>
-              <w:tab/>
-            </w:r>
-            <w:r>
-              <w:rPr>
-                <w:rFonts w:ascii="Times New Roman" w:hAnsi="Times New Roman" w:cs="Times New Roman"/>
-                <w:noProof/>
-                <w:webHidden/>
-              </w:rPr>
-              <w:fldChar w:fldCharType="begin"/>
-            </w:r>
-            <w:r>
-              <w:rPr>
-                <w:rFonts w:ascii="Times New Roman" w:hAnsi="Times New Roman" w:cs="Times New Roman"/>
-                <w:noProof/>
-                <w:webHidden/>
-              </w:rPr>
-              <w:instrText xml:space="preserve"> PAGEREF _Toc228265012 \h </w:instrText>
-            </w:r>
-            <w:r>
-              <w:rPr>
-                <w:rFonts w:ascii="Times New Roman" w:hAnsi="Times New Roman" w:cs="Times New Roman"/>
-                <w:noProof/>
-                <w:webHidden/>
-              </w:rPr>
-            </w:r>
-            <w:r>
-              <w:rPr>
-                <w:rFonts w:ascii="Times New Roman" w:hAnsi="Times New Roman" w:cs="Times New Roman"/>
-                <w:noProof/>
-                <w:webHidden/>
-              </w:rPr>
-              <w:fldChar w:fldCharType="separate"/>
-            </w:r>
-            <w:r>
-              <w:rPr>
-                <w:rFonts w:ascii="Times New Roman" w:hAnsi="Times New Roman" w:cs="Times New Roman"/>
-                <w:noProof/>
-                <w:webHidden/>
-              </w:rPr>
-              <w:t>28</w:t>
-            </w:r>
-            <w:r>
-              <w:rPr>
-                <w:rFonts w:ascii="Times New Roman" w:hAnsi="Times New Roman" w:cs="Times New Roman"/>
-                <w:noProof/>
-                <w:webHidden/>
-              </w:rPr>
-              <w:fldChar w:fldCharType="end"/>
-            </w:r>
-          </w:hyperlink>
-        </w:p>
-        <w:p>
-          <w:pPr>
-            <w:pStyle w:val="TDC3"/>
-            <w:tabs>
-              <w:tab w:val="right" w:leader="dot" w:pos="8494"/>
-            </w:tabs>
-            <w:rPr>
-              <w:rFonts w:ascii="Times New Roman" w:eastAsiaTheme="minorEastAsia" w:hAnsi="Times New Roman" w:cs="Times New Roman"/>
-              <w:noProof/>
-              <w:kern w:val="2"/>
-              <w14:ligatures w14:val="standardContextual"/>
-            </w:rPr>
-          </w:pPr>
-          <w:hyperlink w:anchor="_Toc228265013" w:history="1">
-            <w:r>
-              <w:rPr>
-                <w:rStyle w:val="Hipervnculo"/>
-                <w:rFonts w:ascii="Times New Roman" w:eastAsia="Times New Roman" w:hAnsi="Times New Roman" w:cs="Times New Roman"/>
-                <w:noProof/>
-              </w:rPr>
-              <w:t>5.6.2 Diagrama Secuencia Sistema</w:t>
-            </w:r>
-            <w:r>
-              <w:rPr>
-                <w:rFonts w:ascii="Times New Roman" w:hAnsi="Times New Roman" w:cs="Times New Roman"/>
-                <w:noProof/>
-                <w:webHidden/>
-              </w:rPr>
-              <w:tab/>
-            </w:r>
-            <w:r>
-              <w:rPr>
-                <w:rFonts w:ascii="Times New Roman" w:hAnsi="Times New Roman" w:cs="Times New Roman"/>
-                <w:noProof/>
-                <w:webHidden/>
-              </w:rPr>
-              <w:fldChar w:fldCharType="begin"/>
-            </w:r>
-            <w:r>
-              <w:rPr>
-                <w:rFonts w:ascii="Times New Roman" w:hAnsi="Times New Roman" w:cs="Times New Roman"/>
-                <w:noProof/>
-                <w:webHidden/>
-              </w:rPr>
-              <w:instrText xml:space="preserve"> PAGEREF _Toc228265013 \h </w:instrText>
-            </w:r>
-            <w:r>
-              <w:rPr>
-                <w:rFonts w:ascii="Times New Roman" w:hAnsi="Times New Roman" w:cs="Times New Roman"/>
-                <w:noProof/>
-                <w:webHidden/>
-              </w:rPr>
-            </w:r>
-            <w:r>
-              <w:rPr>
-                <w:rFonts w:ascii="Times New Roman" w:hAnsi="Times New Roman" w:cs="Times New Roman"/>
-                <w:noProof/>
-                <w:webHidden/>
-              </w:rPr>
-              <w:fldChar w:fldCharType="separate"/>
-            </w:r>
-            <w:r>
-              <w:rPr>
-                <w:rFonts w:ascii="Times New Roman" w:hAnsi="Times New Roman" w:cs="Times New Roman"/>
-                <w:noProof/>
-                <w:webHidden/>
-              </w:rPr>
-              <w:t>29</w:t>
-            </w:r>
-            <w:r>
-              <w:rPr>
-                <w:rFonts w:ascii="Times New Roman" w:hAnsi="Times New Roman" w:cs="Times New Roman"/>
-                <w:noProof/>
-                <w:webHidden/>
-              </w:rPr>
-              <w:fldChar w:fldCharType="end"/>
-            </w:r>
-          </w:hyperlink>
-        </w:p>
-        <w:p>
-          <w:pPr>
-            <w:pStyle w:val="TDC2"/>
-            <w:tabs>
-              <w:tab w:val="right" w:leader="dot" w:pos="8494"/>
-            </w:tabs>
-            <w:rPr>
-              <w:rFonts w:ascii="Times New Roman" w:eastAsiaTheme="minorEastAsia" w:hAnsi="Times New Roman" w:cs="Times New Roman"/>
-              <w:noProof/>
-              <w:kern w:val="2"/>
-              <w14:ligatures w14:val="standardContextual"/>
-            </w:rPr>
-          </w:pPr>
-          <w:hyperlink w:anchor="_Toc228265014" w:history="1">
-            <w:r>
-              <w:rPr>
-                <w:rStyle w:val="Hipervnculo"/>
-                <w:rFonts w:ascii="Times New Roman" w:eastAsia="Times New Roman" w:hAnsi="Times New Roman" w:cs="Times New Roman"/>
-                <w:noProof/>
-              </w:rPr>
-              <w:t>5.7 CU008 Modificación Producto</w:t>
-            </w:r>
-            <w:r>
-              <w:rPr>
-                <w:rFonts w:ascii="Times New Roman" w:hAnsi="Times New Roman" w:cs="Times New Roman"/>
-                <w:noProof/>
-                <w:webHidden/>
-              </w:rPr>
-              <w:tab/>
-            </w:r>
-            <w:r>
-              <w:rPr>
-                <w:rFonts w:ascii="Times New Roman" w:hAnsi="Times New Roman" w:cs="Times New Roman"/>
-                <w:noProof/>
-                <w:webHidden/>
-              </w:rPr>
-              <w:fldChar w:fldCharType="begin"/>
-            </w:r>
-            <w:r>
-              <w:rPr>
-                <w:rFonts w:ascii="Times New Roman" w:hAnsi="Times New Roman" w:cs="Times New Roman"/>
-                <w:noProof/>
-                <w:webHidden/>
-              </w:rPr>
-              <w:instrText xml:space="preserve"> PAGEREF _Toc228265014 \h </w:instrText>
-            </w:r>
-            <w:r>
-              <w:rPr>
-                <w:rFonts w:ascii="Times New Roman" w:hAnsi="Times New Roman" w:cs="Times New Roman"/>
-                <w:noProof/>
-                <w:webHidden/>
-              </w:rPr>
-            </w:r>
-            <w:r>
-              <w:rPr>
-                <w:rFonts w:ascii="Times New Roman" w:hAnsi="Times New Roman" w:cs="Times New Roman"/>
-                <w:noProof/>
-                <w:webHidden/>
-              </w:rPr>
-              <w:fldChar w:fldCharType="separate"/>
-            </w:r>
-            <w:r>
-              <w:rPr>
-                <w:rFonts w:ascii="Times New Roman" w:hAnsi="Times New Roman" w:cs="Times New Roman"/>
-                <w:noProof/>
-                <w:webHidden/>
-              </w:rPr>
-              <w:t>29</w:t>
-            </w:r>
-            <w:r>
-              <w:rPr>
-                <w:rFonts w:ascii="Times New Roman" w:hAnsi="Times New Roman" w:cs="Times New Roman"/>
-                <w:noProof/>
-                <w:webHidden/>
-              </w:rPr>
-              <w:fldChar w:fldCharType="end"/>
-            </w:r>
-          </w:hyperlink>
-        </w:p>
-        <w:p>
-          <w:pPr>
-            <w:pStyle w:val="TDC3"/>
-            <w:tabs>
-              <w:tab w:val="right" w:leader="dot" w:pos="8494"/>
-            </w:tabs>
-            <w:rPr>
-              <w:rFonts w:ascii="Times New Roman" w:eastAsiaTheme="minorEastAsia" w:hAnsi="Times New Roman" w:cs="Times New Roman"/>
-              <w:noProof/>
-              <w:kern w:val="2"/>
-              <w14:ligatures w14:val="standardContextual"/>
-            </w:rPr>
-          </w:pPr>
-          <w:hyperlink w:anchor="_Toc228265015" w:history="1">
-            <w:r>
-              <w:rPr>
-                <w:rStyle w:val="Hipervnculo"/>
-                <w:rFonts w:ascii="Times New Roman" w:eastAsia="Times New Roman" w:hAnsi="Times New Roman" w:cs="Times New Roman"/>
-                <w:noProof/>
-              </w:rPr>
-              <w:t>5.7.1 Especificación CU</w:t>
-            </w:r>
-            <w:r>
-              <w:rPr>
-                <w:rFonts w:ascii="Times New Roman" w:hAnsi="Times New Roman" w:cs="Times New Roman"/>
-                <w:noProof/>
-                <w:webHidden/>
-              </w:rPr>
-              <w:tab/>
-            </w:r>
-            <w:r>
-              <w:rPr>
-                <w:rFonts w:ascii="Times New Roman" w:hAnsi="Times New Roman" w:cs="Times New Roman"/>
-                <w:noProof/>
-                <w:webHidden/>
-              </w:rPr>
-              <w:fldChar w:fldCharType="begin"/>
-            </w:r>
-            <w:r>
-              <w:rPr>
-                <w:rFonts w:ascii="Times New Roman" w:hAnsi="Times New Roman" w:cs="Times New Roman"/>
-                <w:noProof/>
-                <w:webHidden/>
-              </w:rPr>
-              <w:instrText xml:space="preserve"> PAGEREF _Toc228265015 \h </w:instrText>
-            </w:r>
-            <w:r>
-              <w:rPr>
-                <w:rFonts w:ascii="Times New Roman" w:hAnsi="Times New Roman" w:cs="Times New Roman"/>
-                <w:noProof/>
-                <w:webHidden/>
-              </w:rPr>
-            </w:r>
-            <w:r>
-              <w:rPr>
-                <w:rFonts w:ascii="Times New Roman" w:hAnsi="Times New Roman" w:cs="Times New Roman"/>
-                <w:noProof/>
-                <w:webHidden/>
-              </w:rPr>
-              <w:fldChar w:fldCharType="separate"/>
-            </w:r>
-            <w:r>
-              <w:rPr>
-                <w:rFonts w:ascii="Times New Roman" w:hAnsi="Times New Roman" w:cs="Times New Roman"/>
-                <w:noProof/>
-                <w:webHidden/>
-              </w:rPr>
-              <w:t>29</w:t>
-            </w:r>
-            <w:r>
-              <w:rPr>
-                <w:rFonts w:ascii="Times New Roman" w:hAnsi="Times New Roman" w:cs="Times New Roman"/>
-                <w:noProof/>
-                <w:webHidden/>
-              </w:rPr>
-              <w:fldChar w:fldCharType="end"/>
-            </w:r>
-          </w:hyperlink>
-        </w:p>
-        <w:p>
-          <w:pPr>
-            <w:pStyle w:val="TDC3"/>
-            <w:tabs>
-              <w:tab w:val="right" w:leader="dot" w:pos="8494"/>
-            </w:tabs>
-            <w:rPr>
-              <w:rFonts w:ascii="Times New Roman" w:eastAsiaTheme="minorEastAsia" w:hAnsi="Times New Roman" w:cs="Times New Roman"/>
-              <w:noProof/>
-              <w:kern w:val="2"/>
-              <w14:ligatures w14:val="standardContextual"/>
-            </w:rPr>
-          </w:pPr>
-          <w:hyperlink w:anchor="_Toc228265016" w:history="1">
-            <w:r>
-              <w:rPr>
-                <w:rStyle w:val="Hipervnculo"/>
-                <w:rFonts w:ascii="Times New Roman" w:eastAsia="Times New Roman" w:hAnsi="Times New Roman" w:cs="Times New Roman"/>
-                <w:noProof/>
-              </w:rPr>
-              <w:t>5.7.2 Diagrama Secuencia Sistema</w:t>
-            </w:r>
-            <w:r>
-              <w:rPr>
-                <w:rFonts w:ascii="Times New Roman" w:hAnsi="Times New Roman" w:cs="Times New Roman"/>
-                <w:noProof/>
-                <w:webHidden/>
-              </w:rPr>
-              <w:tab/>
-            </w:r>
-            <w:r>
-              <w:rPr>
-                <w:rFonts w:ascii="Times New Roman" w:hAnsi="Times New Roman" w:cs="Times New Roman"/>
-                <w:noProof/>
-                <w:webHidden/>
-              </w:rPr>
-              <w:fldChar w:fldCharType="begin"/>
-            </w:r>
-            <w:r>
-              <w:rPr>
-                <w:rFonts w:ascii="Times New Roman" w:hAnsi="Times New Roman" w:cs="Times New Roman"/>
-                <w:noProof/>
-                <w:webHidden/>
-              </w:rPr>
-              <w:instrText xml:space="preserve"> PAGEREF _Toc228265016 \h </w:instrText>
-            </w:r>
-            <w:r>
-              <w:rPr>
-                <w:rFonts w:ascii="Times New Roman" w:hAnsi="Times New Roman" w:cs="Times New Roman"/>
-                <w:noProof/>
-                <w:webHidden/>
-              </w:rPr>
-            </w:r>
-            <w:r>
-              <w:rPr>
-                <w:rFonts w:ascii="Times New Roman" w:hAnsi="Times New Roman" w:cs="Times New Roman"/>
-                <w:noProof/>
-                <w:webHidden/>
-              </w:rPr>
-              <w:fldChar w:fldCharType="separate"/>
-            </w:r>
-            <w:r>
-              <w:rPr>
-                <w:rFonts w:ascii="Times New Roman" w:hAnsi="Times New Roman" w:cs="Times New Roman"/>
-                <w:noProof/>
-                <w:webHidden/>
-              </w:rPr>
-              <w:t>30</w:t>
-            </w:r>
-            <w:r>
-              <w:rPr>
-                <w:rFonts w:ascii="Times New Roman" w:hAnsi="Times New Roman" w:cs="Times New Roman"/>
+                <w:noProof/>
+                <w:webHidden/>
+              </w:rPr>
+              <w:t>34</w:t>
+            </w:r>
+            <w:r>
+              <w:rPr>
                 <w:noProof/>
                 <w:webHidden/>
               </w:rPr>
@@ -5704,7 +5667,7 @@
           <w:rFonts w:ascii="Times New Roman" w:eastAsia="Times New Roman" w:hAnsi="Times New Roman" w:cs="Times New Roman"/>
         </w:rPr>
       </w:pPr>
-      <w:bookmarkStart w:id="0" w:name="_Toc228264950"/>
+      <w:bookmarkStart w:id="0" w:name="_Toc228301996"/>
       <w:r>
         <w:rPr>
           <w:rFonts w:ascii="Times New Roman" w:eastAsia="Times New Roman" w:hAnsi="Times New Roman" w:cs="Times New Roman"/>
@@ -5729,7 +5692,7 @@
           <w:szCs w:val="30"/>
         </w:rPr>
       </w:pPr>
-      <w:bookmarkStart w:id="1" w:name="_Toc228264951"/>
+      <w:bookmarkStart w:id="1" w:name="_Toc228301997"/>
       <w:r>
         <w:rPr>
           <w:rFonts w:ascii="Times New Roman" w:eastAsia="Times New Roman" w:hAnsi="Times New Roman" w:cs="Times New Roman"/>
@@ -5894,7 +5857,7 @@
           <w:szCs w:val="30"/>
         </w:rPr>
       </w:pPr>
-      <w:bookmarkStart w:id="2" w:name="_Toc228264952"/>
+      <w:bookmarkStart w:id="2" w:name="_Toc228301998"/>
       <w:r>
         <w:rPr>
           <w:rFonts w:ascii="Times New Roman" w:eastAsia="Times New Roman" w:hAnsi="Times New Roman" w:cs="Times New Roman"/>
@@ -5924,6 +5887,7 @@
           <w:szCs w:val="30"/>
         </w:rPr>
       </w:pPr>
+      <w:bookmarkStart w:id="3" w:name="_Toc228301999"/>
       <w:r>
         <w:rPr>
           <w:rFonts w:ascii="Times New Roman" w:eastAsia="Times New Roman" w:hAnsi="Times New Roman" w:cs="Times New Roman"/>
@@ -5948,6 +5912,7 @@
         </w:rPr>
         <w:t xml:space="preserve"> (Roles)</w:t>
       </w:r>
+      <w:bookmarkEnd w:id="3"/>
     </w:p>
     <w:tbl>
       <w:tblPr>
@@ -6146,8 +6111,8 @@
           <w:rFonts w:ascii="Times New Roman" w:hAnsi="Times New Roman" w:cs="Times New Roman"/>
         </w:rPr>
       </w:pPr>
-      <w:bookmarkStart w:id="3" w:name="_heading=h.yptozmvsyahi" w:colFirst="0" w:colLast="0"/>
-      <w:bookmarkEnd w:id="3"/>
+      <w:bookmarkStart w:id="4" w:name="_heading=h.yptozmvsyahi" w:colFirst="0" w:colLast="0"/>
+      <w:bookmarkEnd w:id="4"/>
     </w:p>
     <w:p>
       <w:pPr>
@@ -6158,9 +6123,9 @@
           <w:szCs w:val="30"/>
         </w:rPr>
       </w:pPr>
-      <w:bookmarkStart w:id="4" w:name="_heading=h.3016uksryk99" w:colFirst="0" w:colLast="0"/>
-      <w:bookmarkStart w:id="5" w:name="_Toc228264956"/>
-      <w:bookmarkEnd w:id="4"/>
+      <w:bookmarkStart w:id="5" w:name="_heading=h.3016uksryk99" w:colFirst="0" w:colLast="0"/>
+      <w:bookmarkStart w:id="6" w:name="_Toc228302000"/>
+      <w:bookmarkEnd w:id="5"/>
       <w:r>
         <w:rPr>
           <w:rFonts w:ascii="Times New Roman" w:eastAsia="Times New Roman" w:hAnsi="Times New Roman" w:cs="Times New Roman"/>
@@ -6194,7 +6159,7 @@
         </w:rPr>
         <w:t>Diagrama de componentes</w:t>
       </w:r>
-      <w:bookmarkEnd w:id="5"/>
+      <w:bookmarkEnd w:id="6"/>
       <w:r>
         <w:rPr>
           <w:rFonts w:ascii="Times New Roman" w:eastAsia="Times New Roman" w:hAnsi="Times New Roman" w:cs="Times New Roman"/>
@@ -6281,7 +6246,7 @@
           <w:rFonts w:ascii="Times New Roman" w:eastAsia="Times New Roman" w:hAnsi="Times New Roman" w:cs="Times New Roman"/>
         </w:rPr>
       </w:pPr>
-      <w:bookmarkStart w:id="6" w:name="_Toc228264957"/>
+      <w:bookmarkStart w:id="7" w:name="_Toc228302001"/>
       <w:r>
         <w:rPr>
           <w:rFonts w:ascii="Times New Roman" w:eastAsia="Times New Roman" w:hAnsi="Times New Roman" w:cs="Times New Roman"/>
@@ -6306,7 +6271,7 @@
         </w:rPr>
         <w:t>Descripción</w:t>
       </w:r>
-      <w:bookmarkEnd w:id="6"/>
+      <w:bookmarkEnd w:id="7"/>
       <w:r>
         <w:rPr>
           <w:rFonts w:ascii="Times New Roman" w:eastAsia="Times New Roman" w:hAnsi="Times New Roman" w:cs="Times New Roman"/>
@@ -6550,7 +6515,7 @@
           <w:rFonts w:ascii="Times New Roman" w:eastAsia="Times New Roman" w:hAnsi="Times New Roman" w:cs="Times New Roman"/>
         </w:rPr>
       </w:pPr>
-      <w:bookmarkStart w:id="7" w:name="_Toc228264958"/>
+      <w:bookmarkStart w:id="8" w:name="_Toc228302002"/>
       <w:r>
         <w:rPr>
           <w:rFonts w:ascii="Times New Roman" w:eastAsia="Times New Roman" w:hAnsi="Times New Roman" w:cs="Times New Roman"/>
@@ -6569,7 +6534,7 @@
         </w:rPr>
         <w:t>.2 Diagrama Secuencia del Sistema Persistencia de Datos</w:t>
       </w:r>
-      <w:bookmarkEnd w:id="7"/>
+      <w:bookmarkEnd w:id="8"/>
     </w:p>
     <w:p>
       <w:pPr>
@@ -6650,9 +6615,9 @@
           <w:szCs w:val="30"/>
         </w:rPr>
       </w:pPr>
-      <w:bookmarkStart w:id="8" w:name="_heading=h.5twoj81j1gka" w:colFirst="0" w:colLast="0"/>
-      <w:bookmarkStart w:id="9" w:name="_Toc228264959"/>
-      <w:bookmarkEnd w:id="8"/>
+      <w:bookmarkStart w:id="9" w:name="_heading=h.5twoj81j1gka" w:colFirst="0" w:colLast="0"/>
+      <w:bookmarkStart w:id="10" w:name="_Toc228302003"/>
+      <w:bookmarkEnd w:id="9"/>
       <w:r>
         <w:rPr>
           <w:rFonts w:ascii="Times New Roman" w:eastAsia="Times New Roman" w:hAnsi="Times New Roman" w:cs="Times New Roman"/>
@@ -6701,7 +6666,7 @@
         </w:rPr>
         <w:t>tentativo de navegación del sistema</w:t>
       </w:r>
-      <w:bookmarkEnd w:id="9"/>
+      <w:bookmarkEnd w:id="10"/>
     </w:p>
     <w:p>
       <w:pPr>
@@ -6789,7 +6754,7 @@
           <w:szCs w:val="30"/>
         </w:rPr>
       </w:pPr>
-      <w:bookmarkStart w:id="10" w:name="_Toc228264960"/>
+      <w:bookmarkStart w:id="11" w:name="_Toc228302004"/>
       <w:r>
         <w:rPr>
           <w:rFonts w:ascii="Times New Roman" w:eastAsia="Times New Roman" w:hAnsi="Times New Roman" w:cs="Times New Roman"/>
@@ -6831,8 +6796,8 @@
         </w:rPr>
         <w:t xml:space="preserve"> </w:t>
       </w:r>
-      <w:bookmarkStart w:id="11" w:name="_heading=h.j8wddxeeggtw" w:colFirst="0" w:colLast="0"/>
-      <w:bookmarkEnd w:id="11"/>
+      <w:bookmarkStart w:id="12" w:name="_heading=h.j8wddxeeggtw" w:colFirst="0" w:colLast="0"/>
+      <w:bookmarkEnd w:id="12"/>
       <w:r>
         <w:rPr>
           <w:rFonts w:ascii="Times New Roman" w:eastAsia="Times New Roman" w:hAnsi="Times New Roman" w:cs="Times New Roman"/>
@@ -6841,7 +6806,7 @@
         </w:rPr>
         <w:t>General del Sistema</w:t>
       </w:r>
-      <w:bookmarkEnd w:id="10"/>
+      <w:bookmarkEnd w:id="11"/>
     </w:p>
     <w:p>
       <w:pPr>
@@ -6913,7 +6878,7 @@
           <w:szCs w:val="30"/>
         </w:rPr>
       </w:pPr>
-      <w:bookmarkStart w:id="12" w:name="_Toc228264961"/>
+      <w:bookmarkStart w:id="13" w:name="_Toc228302005"/>
       <w:r>
         <w:rPr>
           <w:rFonts w:ascii="Times New Roman" w:eastAsia="Times New Roman" w:hAnsi="Times New Roman" w:cs="Times New Roman"/>
@@ -6954,7 +6919,7 @@
         </w:rPr>
         <w:t>en Capas</w:t>
       </w:r>
-      <w:bookmarkEnd w:id="12"/>
+      <w:bookmarkEnd w:id="13"/>
     </w:p>
     <w:p>
       <w:pPr>
@@ -6963,7 +6928,7 @@
           <w:rFonts w:ascii="Times New Roman" w:eastAsia="Times New Roman" w:hAnsi="Times New Roman" w:cs="Times New Roman"/>
         </w:rPr>
       </w:pPr>
-      <w:bookmarkStart w:id="13" w:name="_Toc228264962"/>
+      <w:bookmarkStart w:id="14" w:name="_Toc228302006"/>
       <w:r>
         <w:rPr>
           <w:rFonts w:ascii="Times New Roman" w:eastAsia="Times New Roman" w:hAnsi="Times New Roman" w:cs="Times New Roman"/>
@@ -6982,7 +6947,7 @@
         </w:rPr>
         <w:t>.1 BE</w:t>
       </w:r>
-      <w:bookmarkEnd w:id="13"/>
+      <w:bookmarkEnd w:id="14"/>
     </w:p>
     <w:p>
       <w:pPr>
@@ -7052,7 +7017,7 @@
           <w:rFonts w:ascii="Times New Roman" w:eastAsia="Times New Roman" w:hAnsi="Times New Roman" w:cs="Times New Roman"/>
         </w:rPr>
       </w:pPr>
-      <w:bookmarkStart w:id="14" w:name="_Toc228264963"/>
+      <w:bookmarkStart w:id="15" w:name="_Toc228302007"/>
       <w:r>
         <w:rPr>
           <w:rFonts w:ascii="Times New Roman" w:eastAsia="Times New Roman" w:hAnsi="Times New Roman" w:cs="Times New Roman"/>
@@ -7072,7 +7037,7 @@
         </w:rPr>
         <w:t>.2 BLL</w:t>
       </w:r>
-      <w:bookmarkEnd w:id="14"/>
+      <w:bookmarkEnd w:id="15"/>
     </w:p>
     <w:p>
       <w:pPr>
@@ -7142,7 +7107,7 @@
           <w:rFonts w:ascii="Times New Roman" w:hAnsi="Times New Roman" w:cs="Times New Roman"/>
         </w:rPr>
       </w:pPr>
-      <w:bookmarkStart w:id="15" w:name="_Toc228264964"/>
+      <w:bookmarkStart w:id="16" w:name="_Toc228302008"/>
       <w:r>
         <w:rPr>
           <w:rFonts w:ascii="Times New Roman" w:eastAsia="Times New Roman" w:hAnsi="Times New Roman" w:cs="Times New Roman"/>
@@ -7161,7 +7126,7 @@
         </w:rPr>
         <w:t>.3 DAL</w:t>
       </w:r>
-      <w:bookmarkEnd w:id="15"/>
+      <w:bookmarkEnd w:id="16"/>
     </w:p>
     <w:p>
       <w:pPr>
@@ -7231,7 +7196,7 @@
           <w:rFonts w:ascii="Times New Roman" w:eastAsia="Times New Roman" w:hAnsi="Times New Roman" w:cs="Times New Roman"/>
         </w:rPr>
       </w:pPr>
-      <w:bookmarkStart w:id="16" w:name="_Toc228264965"/>
+      <w:bookmarkStart w:id="17" w:name="_Toc228302009"/>
       <w:r>
         <w:rPr>
           <w:rFonts w:ascii="Times New Roman" w:eastAsia="Times New Roman" w:hAnsi="Times New Roman" w:cs="Times New Roman"/>
@@ -7251,7 +7216,7 @@
         </w:rPr>
         <w:t>.4 SERVICIOS</w:t>
       </w:r>
-      <w:bookmarkEnd w:id="16"/>
+      <w:bookmarkEnd w:id="17"/>
     </w:p>
     <w:p>
       <w:pPr>
@@ -7323,7 +7288,7 @@
           <w:szCs w:val="30"/>
         </w:rPr>
       </w:pPr>
-      <w:bookmarkStart w:id="17" w:name="_Toc228264966"/>
+      <w:bookmarkStart w:id="18" w:name="_Toc228302010"/>
       <w:r>
         <w:rPr>
           <w:rFonts w:ascii="Times New Roman" w:eastAsia="Times New Roman" w:hAnsi="Times New Roman" w:cs="Times New Roman"/>
@@ -7348,7 +7313,6 @@
         </w:rPr>
         <w:t xml:space="preserve"> Der</w:t>
       </w:r>
-      <w:bookmarkEnd w:id="17"/>
       <w:r>
         <w:rPr>
           <w:rFonts w:ascii="Times New Roman" w:eastAsia="Times New Roman" w:hAnsi="Times New Roman" w:cs="Times New Roman"/>
@@ -7357,6 +7321,7 @@
         </w:rPr>
         <w:t xml:space="preserve"> General del Sistema</w:t>
       </w:r>
+      <w:bookmarkEnd w:id="18"/>
     </w:p>
     <w:p>
       <w:pPr>
@@ -7426,9 +7391,9 @@
           <w:rFonts w:ascii="Times New Roman" w:eastAsia="Times New Roman" w:hAnsi="Times New Roman" w:cs="Times New Roman"/>
         </w:rPr>
       </w:pPr>
-      <w:bookmarkStart w:id="18" w:name="_heading=h.bgzivhm4o7hc" w:colFirst="0" w:colLast="0"/>
-      <w:bookmarkStart w:id="19" w:name="_Toc228264967"/>
-      <w:bookmarkEnd w:id="18"/>
+      <w:bookmarkStart w:id="19" w:name="_heading=h.bgzivhm4o7hc" w:colFirst="0" w:colLast="0"/>
+      <w:bookmarkStart w:id="20" w:name="_Toc228302011"/>
+      <w:bookmarkEnd w:id="19"/>
       <w:r>
         <w:rPr>
           <w:rFonts w:ascii="Times New Roman" w:eastAsia="Times New Roman" w:hAnsi="Times New Roman" w:cs="Times New Roman"/>
@@ -7436,7 +7401,7 @@
         <w:lastRenderedPageBreak/>
         <w:t>2. GESTIÓN DE LOG IN / LOG OUT DEL SISTEMA</w:t>
       </w:r>
-      <w:bookmarkEnd w:id="19"/>
+      <w:bookmarkEnd w:id="20"/>
       <w:r>
         <w:rPr>
           <w:rFonts w:ascii="Times New Roman" w:eastAsia="Times New Roman" w:hAnsi="Times New Roman" w:cs="Times New Roman"/>
@@ -7454,7 +7419,7 @@
           <w:szCs w:val="30"/>
         </w:rPr>
       </w:pPr>
-      <w:bookmarkStart w:id="20" w:name="_Toc228264968"/>
+      <w:bookmarkStart w:id="21" w:name="_Toc228302012"/>
       <w:r>
         <w:rPr>
           <w:rFonts w:ascii="Times New Roman" w:eastAsia="Times New Roman" w:hAnsi="Times New Roman" w:cs="Times New Roman"/>
@@ -7463,7 +7428,7 @@
         </w:rPr>
         <w:t>2.1 Objetivo General</w:t>
       </w:r>
-      <w:bookmarkEnd w:id="20"/>
+      <w:bookmarkEnd w:id="21"/>
     </w:p>
     <w:p>
       <w:pPr>
@@ -7499,7 +7464,7 @@
           <w:szCs w:val="30"/>
         </w:rPr>
       </w:pPr>
-      <w:bookmarkStart w:id="21" w:name="_Toc228264969"/>
+      <w:bookmarkStart w:id="22" w:name="_Toc228302013"/>
       <w:r>
         <w:rPr>
           <w:rFonts w:ascii="Times New Roman" w:eastAsia="Times New Roman" w:hAnsi="Times New Roman" w:cs="Times New Roman"/>
@@ -7508,7 +7473,7 @@
         </w:rPr>
         <w:t>2.2 ¿Cómo funciona?</w:t>
       </w:r>
-      <w:bookmarkEnd w:id="21"/>
+      <w:bookmarkEnd w:id="22"/>
       <w:r>
         <w:rPr>
           <w:rFonts w:ascii="Times New Roman" w:eastAsia="Times New Roman" w:hAnsi="Times New Roman" w:cs="Times New Roman"/>
@@ -7694,7 +7659,35 @@
           <w:rFonts w:ascii="Times New Roman" w:eastAsia="Times New Roman" w:hAnsi="Times New Roman" w:cs="Times New Roman"/>
           <w:color w:val="000000"/>
         </w:rPr>
-        <w:t xml:space="preserve">Luego es donde el sistema valida si el usuario existe, si está habilitado, si la contraseña es correcta (Cumple criterios). </w:t>
+        <w:t xml:space="preserve">Luego es donde el sistema valida si el usuario existe, si está habilitado, si la contraseña </w:t>
+      </w:r>
+      <w:r>
+        <w:rPr>
+          <w:rFonts w:ascii="Times New Roman" w:eastAsia="Times New Roman" w:hAnsi="Times New Roman" w:cs="Times New Roman"/>
+          <w:color w:val="000000"/>
+        </w:rPr>
+        <w:t xml:space="preserve">y el formato de los datos </w:t>
+      </w:r>
+      <w:r>
+        <w:rPr>
+          <w:rFonts w:ascii="Times New Roman" w:eastAsia="Times New Roman" w:hAnsi="Times New Roman" w:cs="Times New Roman"/>
+          <w:color w:val="000000"/>
+        </w:rPr>
+        <w:t>es correct</w:t>
+      </w:r>
+      <w:r>
+        <w:rPr>
+          <w:rFonts w:ascii="Times New Roman" w:eastAsia="Times New Roman" w:hAnsi="Times New Roman" w:cs="Times New Roman"/>
+          <w:color w:val="000000"/>
+        </w:rPr>
+        <w:t>o</w:t>
+      </w:r>
+      <w:r>
+        <w:rPr>
+          <w:rFonts w:ascii="Times New Roman" w:eastAsia="Times New Roman" w:hAnsi="Times New Roman" w:cs="Times New Roman"/>
+          <w:color w:val="000000"/>
+        </w:rPr>
+        <w:t xml:space="preserve"> (Cumple criterios). </w:t>
       </w:r>
     </w:p>
     <w:p>
@@ -7802,6 +7795,78 @@
           <w:color w:val="000000"/>
         </w:rPr>
         <w:t>.</w:t>
+      </w:r>
+    </w:p>
+    <w:p>
+      <w:pPr>
+        <w:pBdr>
+          <w:top w:val="nil"/>
+          <w:left w:val="nil"/>
+          <w:bottom w:val="nil"/>
+          <w:right w:val="nil"/>
+          <w:between w:val="nil"/>
+        </w:pBdr>
+        <w:ind w:left="1080"/>
+        <w:rPr>
+          <w:rFonts w:ascii="Times New Roman" w:eastAsia="Times New Roman" w:hAnsi="Times New Roman" w:cs="Times New Roman"/>
+          <w:color w:val="000000"/>
+        </w:rPr>
+      </w:pPr>
+      <w:r>
+        <w:rPr>
+          <w:rFonts w:ascii="Times New Roman" w:eastAsia="Times New Roman" w:hAnsi="Times New Roman" w:cs="Times New Roman"/>
+          <w:color w:val="000000"/>
+        </w:rPr>
+        <w:t xml:space="preserve">A su vez en la pantalla del </w:t>
+      </w:r>
+      <w:proofErr w:type="spellStart"/>
+      <w:r>
+        <w:rPr>
+          <w:rFonts w:ascii="Times New Roman" w:eastAsia="Times New Roman" w:hAnsi="Times New Roman" w:cs="Times New Roman"/>
+          <w:color w:val="000000"/>
+        </w:rPr>
+        <w:t>LogIn</w:t>
+      </w:r>
+      <w:proofErr w:type="spellEnd"/>
+      <w:r>
+        <w:rPr>
+          <w:rFonts w:ascii="Times New Roman" w:eastAsia="Times New Roman" w:hAnsi="Times New Roman" w:cs="Times New Roman"/>
+          <w:color w:val="000000"/>
+        </w:rPr>
+        <w:t xml:space="preserve"> presentamos un botón “mostrar” para que si el usuario quiere revisar la contraseña ingresada antes de presionar el botón </w:t>
+      </w:r>
+      <w:proofErr w:type="spellStart"/>
+      <w:r>
+        <w:rPr>
+          <w:rFonts w:ascii="Times New Roman" w:eastAsia="Times New Roman" w:hAnsi="Times New Roman" w:cs="Times New Roman"/>
+          <w:color w:val="000000"/>
+        </w:rPr>
+        <w:t>LogIn</w:t>
+      </w:r>
+      <w:proofErr w:type="spellEnd"/>
+      <w:r>
+        <w:rPr>
+          <w:rFonts w:ascii="Times New Roman" w:eastAsia="Times New Roman" w:hAnsi="Times New Roman" w:cs="Times New Roman"/>
+          <w:color w:val="000000"/>
+        </w:rPr>
+        <w:t xml:space="preserve"> pueda hacerlo. Para ello debemos setear la propiedad </w:t>
+      </w:r>
+      <w:proofErr w:type="spellStart"/>
+      <w:r>
+        <w:rPr>
+          <w:rFonts w:ascii="Times New Roman" w:eastAsia="Times New Roman" w:hAnsi="Times New Roman" w:cs="Times New Roman"/>
+          <w:color w:val="000000"/>
+        </w:rPr>
+        <w:lastRenderedPageBreak/>
+        <w:t>PasswordChar</w:t>
+      </w:r>
+      <w:proofErr w:type="spellEnd"/>
+      <w:r>
+        <w:rPr>
+          <w:rFonts w:ascii="Times New Roman" w:eastAsia="Times New Roman" w:hAnsi="Times New Roman" w:cs="Times New Roman"/>
+          <w:color w:val="000000"/>
+        </w:rPr>
+        <w:t xml:space="preserve"> del TextBox en donde el usuario ingresa la contraseña como “*” por default.</w:t>
       </w:r>
     </w:p>
     <w:p>
@@ -7872,7 +7937,6 @@
           <w:bCs/>
           <w:color w:val="000000"/>
         </w:rPr>
-        <w:lastRenderedPageBreak/>
         <w:t>Proceso de Log-</w:t>
       </w:r>
       <w:proofErr w:type="spellStart"/>
@@ -7930,7 +7994,7 @@
           <w:szCs w:val="30"/>
         </w:rPr>
       </w:pPr>
-      <w:bookmarkStart w:id="22" w:name="_Toc228264970"/>
+      <w:bookmarkStart w:id="23" w:name="_Toc228302014"/>
       <w:r>
         <w:rPr>
           <w:rFonts w:ascii="Times New Roman" w:eastAsia="Times New Roman" w:hAnsi="Times New Roman" w:cs="Times New Roman"/>
@@ -7966,7 +8030,7 @@
         </w:rPr>
         <w:t>LogIn</w:t>
       </w:r>
-      <w:bookmarkEnd w:id="22"/>
+      <w:bookmarkEnd w:id="23"/>
       <w:proofErr w:type="spellEnd"/>
     </w:p>
     <w:p>
@@ -7976,7 +8040,7 @@
           <w:rFonts w:ascii="Times New Roman" w:eastAsia="Times New Roman" w:hAnsi="Times New Roman" w:cs="Times New Roman"/>
         </w:rPr>
       </w:pPr>
-      <w:bookmarkStart w:id="23" w:name="_Toc228264971"/>
+      <w:bookmarkStart w:id="24" w:name="_Toc228302015"/>
       <w:r>
         <w:rPr>
           <w:rFonts w:ascii="Times New Roman" w:eastAsia="Times New Roman" w:hAnsi="Times New Roman" w:cs="Times New Roman"/>
@@ -8008,7 +8072,7 @@
         </w:rPr>
         <w:t>n</w:t>
       </w:r>
-      <w:bookmarkEnd w:id="23"/>
+      <w:bookmarkEnd w:id="24"/>
       <w:proofErr w:type="spellEnd"/>
     </w:p>
     <w:p>
@@ -8079,7 +8143,7 @@
           <w:rFonts w:ascii="Times New Roman" w:eastAsia="Times New Roman" w:hAnsi="Times New Roman" w:cs="Times New Roman"/>
         </w:rPr>
       </w:pPr>
-      <w:bookmarkStart w:id="24" w:name="_Toc228264972"/>
+      <w:bookmarkStart w:id="25" w:name="_Toc228302016"/>
       <w:r>
         <w:rPr>
           <w:rFonts w:ascii="Times New Roman" w:eastAsia="Times New Roman" w:hAnsi="Times New Roman" w:cs="Times New Roman"/>
@@ -8098,7 +8162,7 @@
         </w:rPr>
         <w:t xml:space="preserve"> Especificación CU</w:t>
       </w:r>
-      <w:bookmarkEnd w:id="24"/>
+      <w:bookmarkEnd w:id="25"/>
     </w:p>
     <w:tbl>
       <w:tblPr>
@@ -8553,6 +8617,7 @@
                 <w:bCs/>
                 <w:color w:val="000000"/>
               </w:rPr>
+              <w:lastRenderedPageBreak/>
               <w:t>ESCENARIO PRINCIPAL: </w:t>
             </w:r>
           </w:p>
@@ -8916,7 +8981,6 @@
                 <w:bCs/>
                 <w:color w:val="000000"/>
               </w:rPr>
-              <w:lastRenderedPageBreak/>
               <w:t>FLUJOS ALTERNATIVO: </w:t>
             </w:r>
           </w:p>
@@ -8962,7 +9026,21 @@
                 <w:rFonts w:ascii="Times New Roman" w:eastAsia="Times New Roman" w:hAnsi="Times New Roman" w:cs="Times New Roman"/>
                 <w:color w:val="000000"/>
               </w:rPr>
-              <w:t xml:space="preserve">El sistema muestra en pantalla un mensaje de error: “Ingrese un correo electrónico válido” | “Ingrese una contraseña válida” </w:t>
+              <w:t>El sistema muestra en pantalla un mensaje de error: “Ingrese un correo electrónico válido” | “</w:t>
+            </w:r>
+            <w:r>
+              <w:rPr>
+                <w:rFonts w:ascii="Times New Roman" w:eastAsia="Times New Roman" w:hAnsi="Times New Roman" w:cs="Times New Roman"/>
+                <w:color w:val="000000"/>
+              </w:rPr>
+              <w:t>Ingrese una contraseña válida (Debe tener al menos 4 caracteres)</w:t>
+            </w:r>
+            <w:r>
+              <w:rPr>
+                <w:rFonts w:ascii="Times New Roman" w:eastAsia="Times New Roman" w:hAnsi="Times New Roman" w:cs="Times New Roman"/>
+                <w:color w:val="000000"/>
+              </w:rPr>
+              <w:t xml:space="preserve">” </w:t>
             </w:r>
           </w:p>
           <w:p>
@@ -9227,7 +9305,7 @@
           <w:rFonts w:ascii="Times New Roman" w:eastAsia="Times New Roman" w:hAnsi="Times New Roman" w:cs="Times New Roman"/>
         </w:rPr>
       </w:pPr>
-      <w:bookmarkStart w:id="25" w:name="_Toc228264973"/>
+      <w:bookmarkStart w:id="26" w:name="_Toc228302017"/>
       <w:r>
         <w:rPr>
           <w:rFonts w:ascii="Times New Roman" w:eastAsia="Times New Roman" w:hAnsi="Times New Roman" w:cs="Times New Roman"/>
@@ -9247,7 +9325,7 @@
         </w:rPr>
         <w:t xml:space="preserve"> Diagrama de Secuencia del Sistema</w:t>
       </w:r>
-      <w:bookmarkEnd w:id="25"/>
+      <w:bookmarkEnd w:id="26"/>
       <w:r>
         <w:rPr>
           <w:rFonts w:ascii="Times New Roman" w:eastAsia="Times New Roman" w:hAnsi="Times New Roman" w:cs="Times New Roman"/>
@@ -9323,7 +9401,7 @@
           <w:rFonts w:ascii="Times New Roman" w:eastAsia="Times New Roman" w:hAnsi="Times New Roman" w:cs="Times New Roman"/>
         </w:rPr>
       </w:pPr>
-      <w:bookmarkStart w:id="26" w:name="_Toc228264974"/>
+      <w:bookmarkStart w:id="27" w:name="_Toc228302018"/>
       <w:r>
         <w:rPr>
           <w:rFonts w:ascii="Times New Roman" w:eastAsia="Times New Roman" w:hAnsi="Times New Roman" w:cs="Times New Roman"/>
@@ -9343,7 +9421,7 @@
         </w:rPr>
         <w:t xml:space="preserve"> Diagrama de Clases</w:t>
       </w:r>
-      <w:bookmarkEnd w:id="26"/>
+      <w:bookmarkEnd w:id="27"/>
     </w:p>
     <w:p>
       <w:pPr>
@@ -9413,7 +9491,7 @@
           <w:rFonts w:ascii="Times New Roman" w:eastAsia="Times New Roman" w:hAnsi="Times New Roman" w:cs="Times New Roman"/>
         </w:rPr>
       </w:pPr>
-      <w:bookmarkStart w:id="27" w:name="_Toc228264975"/>
+      <w:bookmarkStart w:id="28" w:name="_Toc228302019"/>
       <w:r>
         <w:rPr>
           <w:rFonts w:ascii="Times New Roman" w:eastAsia="Times New Roman" w:hAnsi="Times New Roman" w:cs="Times New Roman"/>
@@ -9432,7 +9510,7 @@
         </w:rPr>
         <w:t xml:space="preserve"> Der</w:t>
       </w:r>
-      <w:bookmarkEnd w:id="27"/>
+      <w:bookmarkEnd w:id="28"/>
     </w:p>
     <w:p>
       <w:r>
@@ -9497,7 +9575,7 @@
           <w:rFonts w:ascii="Times New Roman" w:eastAsia="Times New Roman" w:hAnsi="Times New Roman" w:cs="Times New Roman"/>
         </w:rPr>
       </w:pPr>
-      <w:bookmarkStart w:id="28" w:name="_Toc228264976"/>
+      <w:bookmarkStart w:id="29" w:name="_Toc228302020"/>
       <w:r>
         <w:rPr>
           <w:rFonts w:ascii="Times New Roman" w:eastAsia="Times New Roman" w:hAnsi="Times New Roman" w:cs="Times New Roman"/>
@@ -9517,7 +9595,7 @@
         </w:rPr>
         <w:t xml:space="preserve"> Pantalla GIU</w:t>
       </w:r>
-      <w:bookmarkEnd w:id="28"/>
+      <w:bookmarkEnd w:id="29"/>
     </w:p>
     <w:p>
       <w:pPr>
@@ -9528,13 +9606,12 @@
       <w:r>
         <w:rPr>
           <w:rFonts w:ascii="Times New Roman" w:hAnsi="Times New Roman" w:cs="Times New Roman"/>
-          <w:noProof/>
         </w:rPr>
         <w:drawing>
-          <wp:inline distT="0" distB="0" distL="0" distR="0" wp14:anchorId="4320E766" wp14:editId="73CD3AB2">
-            <wp:extent cx="3525520" cy="2263148"/>
-            <wp:effectExtent l="0" t="0" r="0" b="3810"/>
-            <wp:docPr id="1860607311" name="Imagen 1"/>
+          <wp:inline distT="0" distB="0" distL="0" distR="0" wp14:anchorId="77EB63E4" wp14:editId="46F2AEF6">
+            <wp:extent cx="4533900" cy="2912594"/>
+            <wp:effectExtent l="0" t="0" r="0" b="2540"/>
+            <wp:docPr id="1138043853" name="Imagen 1"/>
             <wp:cNvGraphicFramePr>
               <a:graphicFrameLocks xmlns:a="http://schemas.openxmlformats.org/drawingml/2006/main" noChangeAspect="1"/>
             </wp:cNvGraphicFramePr>
@@ -9542,7 +9619,7 @@
               <a:graphicData uri="http://schemas.openxmlformats.org/drawingml/2006/picture">
                 <pic:pic xmlns:pic="http://schemas.openxmlformats.org/drawingml/2006/picture">
                   <pic:nvPicPr>
-                    <pic:cNvPr id="1860607311" name=""/>
+                    <pic:cNvPr id="1138043853" name=""/>
                     <pic:cNvPicPr/>
                   </pic:nvPicPr>
                   <pic:blipFill>
@@ -9554,7 +9631,7 @@
                   <pic:spPr>
                     <a:xfrm>
                       <a:off x="0" y="0"/>
-                      <a:ext cx="3536235" cy="2270026"/>
+                      <a:ext cx="4536875" cy="2914505"/>
                     </a:xfrm>
                     <a:prstGeom prst="rect">
                       <a:avLst/>
@@ -9577,7 +9654,7 @@
           <w:szCs w:val="30"/>
         </w:rPr>
       </w:pPr>
-      <w:bookmarkStart w:id="29" w:name="_Toc228264977"/>
+      <w:bookmarkStart w:id="30" w:name="_Toc228302021"/>
       <w:r>
         <w:rPr>
           <w:rFonts w:ascii="Times New Roman" w:eastAsia="Times New Roman" w:hAnsi="Times New Roman" w:cs="Times New Roman"/>
@@ -9586,7 +9663,7 @@
         </w:rPr>
         <w:t>2.4 LogOut – CU002 LogOut</w:t>
       </w:r>
-      <w:bookmarkEnd w:id="29"/>
+      <w:bookmarkEnd w:id="30"/>
     </w:p>
     <w:p>
       <w:pPr>
@@ -9595,7 +9672,7 @@
           <w:rFonts w:ascii="Times New Roman" w:eastAsia="Times New Roman" w:hAnsi="Times New Roman" w:cs="Times New Roman"/>
         </w:rPr>
       </w:pPr>
-      <w:bookmarkStart w:id="30" w:name="_Toc228264978"/>
+      <w:bookmarkStart w:id="31" w:name="_Toc228302022"/>
       <w:r>
         <w:rPr>
           <w:rFonts w:ascii="Times New Roman" w:eastAsia="Times New Roman" w:hAnsi="Times New Roman" w:cs="Times New Roman"/>
@@ -9614,7 +9691,7 @@
         </w:rPr>
         <w:t xml:space="preserve"> Diagrama LogOut</w:t>
       </w:r>
-      <w:bookmarkEnd w:id="30"/>
+      <w:bookmarkEnd w:id="31"/>
     </w:p>
     <w:p>
       <w:pPr>
@@ -9684,7 +9761,7 @@
           <w:rFonts w:ascii="Times New Roman" w:eastAsia="Times New Roman" w:hAnsi="Times New Roman" w:cs="Times New Roman"/>
         </w:rPr>
       </w:pPr>
-      <w:bookmarkStart w:id="31" w:name="_Toc228264979"/>
+      <w:bookmarkStart w:id="32" w:name="_Toc228302023"/>
       <w:r>
         <w:rPr>
           <w:rFonts w:ascii="Times New Roman" w:eastAsia="Times New Roman" w:hAnsi="Times New Roman" w:cs="Times New Roman"/>
@@ -9703,7 +9780,7 @@
         </w:rPr>
         <w:t xml:space="preserve"> Especificación CU</w:t>
       </w:r>
-      <w:bookmarkEnd w:id="31"/>
+      <w:bookmarkEnd w:id="32"/>
     </w:p>
     <w:tbl>
       <w:tblPr>
@@ -10005,6 +10082,7 @@
                 <w:bCs/>
                 <w:color w:val="000000"/>
               </w:rPr>
+              <w:lastRenderedPageBreak/>
               <w:t xml:space="preserve">PRECONDICIONES: </w:t>
             </w:r>
             <w:r>
@@ -10143,7 +10221,6 @@
                 <w:bCs/>
                 <w:color w:val="000000"/>
               </w:rPr>
-              <w:lastRenderedPageBreak/>
               <w:t>ESCENARIO PRINCIPAL: </w:t>
             </w:r>
           </w:p>
@@ -10464,11 +10541,12 @@
           <w:rFonts w:ascii="Times New Roman" w:eastAsia="Times New Roman" w:hAnsi="Times New Roman" w:cs="Times New Roman"/>
         </w:rPr>
       </w:pPr>
-      <w:bookmarkStart w:id="32" w:name="_Toc228264980"/>
-      <w:r>
-        <w:rPr>
-          <w:rFonts w:ascii="Times New Roman" w:eastAsia="Times New Roman" w:hAnsi="Times New Roman" w:cs="Times New Roman"/>
-        </w:rPr>
+      <w:bookmarkStart w:id="33" w:name="_Toc228302024"/>
+      <w:r>
+        <w:rPr>
+          <w:rFonts w:ascii="Times New Roman" w:eastAsia="Times New Roman" w:hAnsi="Times New Roman" w:cs="Times New Roman"/>
+        </w:rPr>
+        <w:lastRenderedPageBreak/>
         <w:t>2.4.</w:t>
       </w:r>
       <w:r>
@@ -10483,7 +10561,7 @@
         </w:rPr>
         <w:t xml:space="preserve"> Diagrama de Secuencia del Sistema</w:t>
       </w:r>
-      <w:bookmarkEnd w:id="32"/>
+      <w:bookmarkEnd w:id="33"/>
       <w:r>
         <w:rPr>
           <w:rFonts w:ascii="Times New Roman" w:eastAsia="Times New Roman" w:hAnsi="Times New Roman" w:cs="Times New Roman"/>
@@ -10559,7 +10637,7 @@
           <w:rFonts w:ascii="Times New Roman" w:eastAsia="Times New Roman" w:hAnsi="Times New Roman" w:cs="Times New Roman"/>
         </w:rPr>
       </w:pPr>
-      <w:bookmarkStart w:id="33" w:name="_Toc228264981"/>
+      <w:bookmarkStart w:id="34" w:name="_Toc228302025"/>
       <w:r>
         <w:rPr>
           <w:rFonts w:ascii="Times New Roman" w:eastAsia="Times New Roman" w:hAnsi="Times New Roman" w:cs="Times New Roman"/>
@@ -10579,7 +10657,7 @@
         </w:rPr>
         <w:t xml:space="preserve"> Diagrama de Clases</w:t>
       </w:r>
-      <w:bookmarkEnd w:id="33"/>
+      <w:bookmarkEnd w:id="34"/>
     </w:p>
     <w:p>
       <w:pPr>
@@ -10649,7 +10727,7 @@
           <w:rFonts w:ascii="Times New Roman" w:eastAsia="Times New Roman" w:hAnsi="Times New Roman" w:cs="Times New Roman"/>
         </w:rPr>
       </w:pPr>
-      <w:bookmarkStart w:id="34" w:name="_Toc228264982"/>
+      <w:bookmarkStart w:id="35" w:name="_Toc228302026"/>
       <w:r>
         <w:rPr>
           <w:rFonts w:ascii="Times New Roman" w:eastAsia="Times New Roman" w:hAnsi="Times New Roman" w:cs="Times New Roman"/>
@@ -10668,7 +10746,7 @@
         </w:rPr>
         <w:t xml:space="preserve"> Der</w:t>
       </w:r>
-      <w:bookmarkEnd w:id="34"/>
+      <w:bookmarkEnd w:id="35"/>
     </w:p>
     <w:p>
       <w:r>
@@ -10734,7 +10812,7 @@
           <w:color w:val="000000"/>
         </w:rPr>
       </w:pPr>
-      <w:bookmarkStart w:id="35" w:name="_Toc228264983"/>
+      <w:bookmarkStart w:id="36" w:name="_Toc228302027"/>
       <w:r>
         <w:rPr>
           <w:rFonts w:ascii="Times New Roman" w:eastAsia="Times New Roman" w:hAnsi="Times New Roman" w:cs="Times New Roman"/>
@@ -10754,7 +10832,7 @@
         </w:rPr>
         <w:t xml:space="preserve"> Pantalla GIU</w:t>
       </w:r>
-      <w:bookmarkEnd w:id="35"/>
+      <w:bookmarkEnd w:id="36"/>
     </w:p>
     <w:p>
       <w:pPr>
@@ -10827,9 +10905,9 @@
           <w:rFonts w:ascii="Times New Roman" w:eastAsia="Times New Roman" w:hAnsi="Times New Roman" w:cs="Times New Roman"/>
         </w:rPr>
       </w:pPr>
-      <w:bookmarkStart w:id="36" w:name="_heading=h.j92yilbr9zt7" w:colFirst="0" w:colLast="0"/>
-      <w:bookmarkStart w:id="37" w:name="_Toc228264984"/>
-      <w:bookmarkEnd w:id="36"/>
+      <w:bookmarkStart w:id="37" w:name="_heading=h.j92yilbr9zt7" w:colFirst="0" w:colLast="0"/>
+      <w:bookmarkStart w:id="38" w:name="_Toc228302028"/>
+      <w:bookmarkEnd w:id="37"/>
       <w:r>
         <w:rPr>
           <w:rFonts w:ascii="Times New Roman" w:eastAsia="Times New Roman" w:hAnsi="Times New Roman" w:cs="Times New Roman"/>
@@ -10854,26 +10932,6 @@
           <w:rFonts w:ascii="Times New Roman" w:eastAsia="Times New Roman" w:hAnsi="Times New Roman" w:cs="Times New Roman"/>
         </w:rPr>
         <w:t>S</w:t>
-      </w:r>
-      <w:bookmarkEnd w:id="37"/>
-    </w:p>
-    <w:p>
-      <w:pPr>
-        <w:pStyle w:val="Ttulo2"/>
-        <w:rPr>
-          <w:rFonts w:ascii="Times New Roman" w:eastAsia="Times New Roman" w:hAnsi="Times New Roman" w:cs="Times New Roman"/>
-          <w:sz w:val="30"/>
-          <w:szCs w:val="30"/>
-        </w:rPr>
-      </w:pPr>
-      <w:bookmarkStart w:id="38" w:name="_Toc228264985"/>
-      <w:r>
-        <w:rPr>
-          <w:rFonts w:ascii="Times New Roman" w:eastAsia="Times New Roman" w:hAnsi="Times New Roman" w:cs="Times New Roman"/>
-          <w:sz w:val="30"/>
-          <w:szCs w:val="30"/>
-        </w:rPr>
-        <w:t>3.1 Objetivo General</w:t>
       </w:r>
       <w:bookmarkEnd w:id="38"/>
     </w:p>
@@ -10886,15 +10944,36 @@
           <w:szCs w:val="30"/>
         </w:rPr>
       </w:pPr>
-      <w:bookmarkStart w:id="39" w:name="_Toc228264986"/>
+      <w:bookmarkStart w:id="39" w:name="_Toc228302029"/>
       <w:r>
         <w:rPr>
           <w:rFonts w:ascii="Times New Roman" w:eastAsia="Times New Roman" w:hAnsi="Times New Roman" w:cs="Times New Roman"/>
           <w:sz w:val="30"/>
           <w:szCs w:val="30"/>
         </w:rPr>
+        <w:t>3.1 Objetivo General</w:t>
+      </w:r>
+      <w:bookmarkEnd w:id="39"/>
+    </w:p>
+    <w:p>
+      <w:pPr>
+        <w:pStyle w:val="Ttulo2"/>
+        <w:rPr>
+          <w:rFonts w:ascii="Times New Roman" w:eastAsia="Times New Roman" w:hAnsi="Times New Roman" w:cs="Times New Roman"/>
+          <w:sz w:val="30"/>
+          <w:szCs w:val="30"/>
+        </w:rPr>
+      </w:pPr>
+      <w:bookmarkStart w:id="40" w:name="_Toc228302030"/>
+      <w:r>
+        <w:rPr>
+          <w:rFonts w:ascii="Times New Roman" w:eastAsia="Times New Roman" w:hAnsi="Times New Roman" w:cs="Times New Roman"/>
+          <w:sz w:val="30"/>
+          <w:szCs w:val="30"/>
+        </w:rPr>
         <w:t>3.2 Diagrama de Clases</w:t>
       </w:r>
+      <w:bookmarkEnd w:id="40"/>
     </w:p>
     <w:p>
       <w:r>
@@ -10963,6 +11042,7 @@
           <w:szCs w:val="30"/>
         </w:rPr>
       </w:pPr>
+      <w:bookmarkStart w:id="41" w:name="_Toc228302031"/>
       <w:r>
         <w:rPr>
           <w:rFonts w:ascii="Times New Roman" w:eastAsia="Times New Roman" w:hAnsi="Times New Roman" w:cs="Times New Roman"/>
@@ -10980,7 +11060,6 @@
         </w:rPr>
         <w:t>D</w:t>
       </w:r>
-      <w:bookmarkEnd w:id="39"/>
       <w:r>
         <w:rPr>
           <w:rFonts w:ascii="Times New Roman" w:eastAsia="Times New Roman" w:hAnsi="Times New Roman" w:cs="Times New Roman"/>
@@ -10989,6 +11068,7 @@
         </w:rPr>
         <w:t>er</w:t>
       </w:r>
+      <w:bookmarkEnd w:id="41"/>
     </w:p>
     <w:p>
       <w:r>
@@ -11055,7 +11135,7 @@
           <w:szCs w:val="30"/>
         </w:rPr>
       </w:pPr>
-      <w:bookmarkStart w:id="40" w:name="_Toc228264987"/>
+      <w:bookmarkStart w:id="42" w:name="_Toc228302032"/>
       <w:r>
         <w:rPr>
           <w:rFonts w:ascii="Times New Roman" w:eastAsia="Times New Roman" w:hAnsi="Times New Roman" w:cs="Times New Roman"/>
@@ -11080,7 +11160,7 @@
         </w:rPr>
         <w:t xml:space="preserve"> Diagrama ABM Usuario</w:t>
       </w:r>
-      <w:bookmarkEnd w:id="40"/>
+      <w:bookmarkEnd w:id="42"/>
       <w:r>
         <w:rPr>
           <w:rFonts w:ascii="Times New Roman" w:eastAsia="Times New Roman" w:hAnsi="Times New Roman" w:cs="Times New Roman"/>
@@ -11164,7 +11244,7 @@
           <w:szCs w:val="30"/>
         </w:rPr>
       </w:pPr>
-      <w:bookmarkStart w:id="41" w:name="_Toc228264988"/>
+      <w:bookmarkStart w:id="43" w:name="_Toc228302033"/>
       <w:r>
         <w:rPr>
           <w:rFonts w:ascii="Times New Roman" w:eastAsia="Times New Roman" w:hAnsi="Times New Roman" w:cs="Times New Roman"/>
@@ -11190,7 +11270,7 @@
         </w:rPr>
         <w:t xml:space="preserve"> Pantalla GIU</w:t>
       </w:r>
-      <w:bookmarkEnd w:id="41"/>
+      <w:bookmarkEnd w:id="43"/>
     </w:p>
     <w:p>
       <w:pPr>
@@ -11249,7 +11329,7 @@
           <w:szCs w:val="30"/>
         </w:rPr>
       </w:pPr>
-      <w:bookmarkStart w:id="42" w:name="_Toc228264989"/>
+      <w:bookmarkStart w:id="44" w:name="_Toc228302034"/>
       <w:r>
         <w:rPr>
           <w:rFonts w:ascii="Times New Roman" w:eastAsia="Times New Roman" w:hAnsi="Times New Roman" w:cs="Times New Roman"/>
@@ -11290,7 +11370,7 @@
         </w:rPr>
         <w:t xml:space="preserve"> Usuario</w:t>
       </w:r>
-      <w:bookmarkEnd w:id="42"/>
+      <w:bookmarkEnd w:id="44"/>
     </w:p>
     <w:p>
       <w:pPr>
@@ -11299,7 +11379,7 @@
           <w:rFonts w:ascii="Times New Roman" w:eastAsia="Times New Roman" w:hAnsi="Times New Roman" w:cs="Times New Roman"/>
         </w:rPr>
       </w:pPr>
-      <w:bookmarkStart w:id="43" w:name="_Toc228264990"/>
+      <w:bookmarkStart w:id="45" w:name="_Toc228302035"/>
       <w:r>
         <w:rPr>
           <w:rFonts w:ascii="Times New Roman" w:eastAsia="Times New Roman" w:hAnsi="Times New Roman" w:cs="Times New Roman"/>
@@ -11330,7 +11410,7 @@
         </w:rPr>
         <w:t xml:space="preserve"> Especificación CU</w:t>
       </w:r>
-      <w:bookmarkEnd w:id="43"/>
+      <w:bookmarkEnd w:id="45"/>
       <w:r>
         <w:rPr>
           <w:rFonts w:ascii="Times New Roman" w:eastAsia="Times New Roman" w:hAnsi="Times New Roman" w:cs="Times New Roman"/>
@@ -12165,7 +12245,7 @@
           <w:rFonts w:ascii="Times New Roman" w:eastAsia="Times New Roman" w:hAnsi="Times New Roman" w:cs="Times New Roman"/>
         </w:rPr>
       </w:pPr>
-      <w:bookmarkStart w:id="44" w:name="_Toc228264991"/>
+      <w:bookmarkStart w:id="46" w:name="_Toc228302036"/>
       <w:r>
         <w:rPr>
           <w:rFonts w:ascii="Times New Roman" w:eastAsia="Times New Roman" w:hAnsi="Times New Roman" w:cs="Times New Roman"/>
@@ -12196,7 +12276,7 @@
         </w:rPr>
         <w:t xml:space="preserve"> Diagrama Secuencia Sistema</w:t>
       </w:r>
-      <w:bookmarkEnd w:id="44"/>
+      <w:bookmarkEnd w:id="46"/>
       <w:r>
         <w:rPr>
           <w:rFonts w:ascii="Times New Roman" w:eastAsia="Times New Roman" w:hAnsi="Times New Roman" w:cs="Times New Roman"/>
@@ -12277,7 +12357,7 @@
           <w:szCs w:val="30"/>
         </w:rPr>
       </w:pPr>
-      <w:bookmarkStart w:id="45" w:name="_Toc228264992"/>
+      <w:bookmarkStart w:id="47" w:name="_Toc228302037"/>
       <w:r>
         <w:rPr>
           <w:rFonts w:ascii="Times New Roman" w:eastAsia="Times New Roman" w:hAnsi="Times New Roman" w:cs="Times New Roman"/>
@@ -12318,7 +12398,7 @@
         </w:rPr>
         <w:t xml:space="preserve"> Usuario</w:t>
       </w:r>
-      <w:bookmarkEnd w:id="45"/>
+      <w:bookmarkEnd w:id="47"/>
     </w:p>
     <w:p>
       <w:pPr>
@@ -12327,7 +12407,7 @@
           <w:rFonts w:ascii="Times New Roman" w:eastAsia="Times New Roman" w:hAnsi="Times New Roman" w:cs="Times New Roman"/>
         </w:rPr>
       </w:pPr>
-      <w:bookmarkStart w:id="46" w:name="_Toc228264993"/>
+      <w:bookmarkStart w:id="48" w:name="_Toc228302038"/>
       <w:r>
         <w:rPr>
           <w:rFonts w:ascii="Times New Roman" w:eastAsia="Times New Roman" w:hAnsi="Times New Roman" w:cs="Times New Roman"/>
@@ -12358,7 +12438,7 @@
         </w:rPr>
         <w:t xml:space="preserve"> Especificación CU</w:t>
       </w:r>
-      <w:bookmarkEnd w:id="46"/>
+      <w:bookmarkEnd w:id="48"/>
       <w:r>
         <w:rPr>
           <w:rFonts w:ascii="Times New Roman" w:eastAsia="Times New Roman" w:hAnsi="Times New Roman" w:cs="Times New Roman"/>
@@ -13195,7 +13275,7 @@
           <w:rFonts w:ascii="Times New Roman" w:eastAsia="Times New Roman" w:hAnsi="Times New Roman" w:cs="Times New Roman"/>
         </w:rPr>
       </w:pPr>
-      <w:bookmarkStart w:id="47" w:name="_Toc228264994"/>
+      <w:bookmarkStart w:id="49" w:name="_Toc228302039"/>
       <w:r>
         <w:rPr>
           <w:rFonts w:ascii="Times New Roman" w:eastAsia="Times New Roman" w:hAnsi="Times New Roman" w:cs="Times New Roman"/>
@@ -13226,7 +13306,7 @@
         </w:rPr>
         <w:t xml:space="preserve"> Diagrama Secuencia Sistema</w:t>
       </w:r>
-      <w:bookmarkEnd w:id="47"/>
+      <w:bookmarkEnd w:id="49"/>
       <w:r>
         <w:rPr>
           <w:rFonts w:ascii="Times New Roman" w:eastAsia="Times New Roman" w:hAnsi="Times New Roman" w:cs="Times New Roman"/>
@@ -13250,7 +13330,7 @@
           <w:szCs w:val="30"/>
         </w:rPr>
       </w:pPr>
-      <w:bookmarkStart w:id="48" w:name="_Toc228264995"/>
+      <w:bookmarkStart w:id="50" w:name="_Toc228302040"/>
       <w:r>
         <w:rPr>
           <w:rFonts w:ascii="Times New Roman" w:eastAsia="Times New Roman" w:hAnsi="Times New Roman" w:cs="Times New Roman"/>
@@ -13275,7 +13355,7 @@
         </w:rPr>
         <w:t xml:space="preserve"> CU005 Modificación Usuario</w:t>
       </w:r>
-      <w:bookmarkEnd w:id="48"/>
+      <w:bookmarkEnd w:id="50"/>
     </w:p>
     <w:p>
       <w:pPr>
@@ -13284,7 +13364,7 @@
           <w:rFonts w:ascii="Times New Roman" w:eastAsia="Times New Roman" w:hAnsi="Times New Roman" w:cs="Times New Roman"/>
         </w:rPr>
       </w:pPr>
-      <w:bookmarkStart w:id="49" w:name="_Toc228264996"/>
+      <w:bookmarkStart w:id="51" w:name="_Toc228302041"/>
       <w:r>
         <w:rPr>
           <w:rFonts w:ascii="Times New Roman" w:eastAsia="Times New Roman" w:hAnsi="Times New Roman" w:cs="Times New Roman"/>
@@ -13315,7 +13395,7 @@
         </w:rPr>
         <w:t xml:space="preserve"> Especificación CU</w:t>
       </w:r>
-      <w:bookmarkEnd w:id="49"/>
+      <w:bookmarkEnd w:id="51"/>
       <w:r>
         <w:rPr>
           <w:rFonts w:ascii="Times New Roman" w:eastAsia="Times New Roman" w:hAnsi="Times New Roman" w:cs="Times New Roman"/>
@@ -14220,7 +14300,7 @@
           <w:rFonts w:ascii="Times New Roman" w:eastAsia="Times New Roman" w:hAnsi="Times New Roman" w:cs="Times New Roman"/>
         </w:rPr>
       </w:pPr>
-      <w:bookmarkStart w:id="50" w:name="_Toc228264997"/>
+      <w:bookmarkStart w:id="52" w:name="_Toc228302042"/>
       <w:r>
         <w:rPr>
           <w:rFonts w:ascii="Times New Roman" w:eastAsia="Times New Roman" w:hAnsi="Times New Roman" w:cs="Times New Roman"/>
@@ -14251,7 +14331,7 @@
         </w:rPr>
         <w:t xml:space="preserve"> Diagrama Secuencia Sistema</w:t>
       </w:r>
-      <w:bookmarkEnd w:id="50"/>
+      <w:bookmarkEnd w:id="52"/>
       <w:r>
         <w:rPr>
           <w:rFonts w:ascii="Times New Roman" w:eastAsia="Times New Roman" w:hAnsi="Times New Roman" w:cs="Times New Roman"/>
@@ -14267,16 +14347,16 @@
           <w:rFonts w:ascii="Times New Roman" w:eastAsia="Times New Roman" w:hAnsi="Times New Roman" w:cs="Times New Roman"/>
         </w:rPr>
       </w:pPr>
-      <w:bookmarkStart w:id="51" w:name="_heading=h.n4iuualoax76" w:colFirst="0" w:colLast="0"/>
-      <w:bookmarkStart w:id="52" w:name="_Toc228264998"/>
-      <w:bookmarkEnd w:id="51"/>
+      <w:bookmarkStart w:id="53" w:name="_heading=h.n4iuualoax76" w:colFirst="0" w:colLast="0"/>
+      <w:bookmarkStart w:id="54" w:name="_Toc228302043"/>
+      <w:bookmarkEnd w:id="53"/>
       <w:r>
         <w:rPr>
           <w:rFonts w:ascii="Times New Roman" w:eastAsia="Times New Roman" w:hAnsi="Times New Roman" w:cs="Times New Roman"/>
         </w:rPr>
         <w:t>4. GESTIÓN DE BITÁCORA</w:t>
       </w:r>
-      <w:bookmarkEnd w:id="52"/>
+      <w:bookmarkEnd w:id="54"/>
     </w:p>
     <w:p>
       <w:pPr>
@@ -14287,7 +14367,7 @@
           <w:szCs w:val="30"/>
         </w:rPr>
       </w:pPr>
-      <w:bookmarkStart w:id="53" w:name="_Toc228264999"/>
+      <w:bookmarkStart w:id="55" w:name="_Toc228302044"/>
       <w:r>
         <w:rPr>
           <w:rFonts w:ascii="Times New Roman" w:eastAsia="Times New Roman" w:hAnsi="Times New Roman" w:cs="Times New Roman"/>
@@ -14320,7 +14400,7 @@
         </w:rPr>
         <w:t xml:space="preserve"> Bitácora</w:t>
       </w:r>
-      <w:bookmarkEnd w:id="53"/>
+      <w:bookmarkEnd w:id="55"/>
       <w:r>
         <w:rPr>
           <w:rFonts w:ascii="Times New Roman" w:eastAsia="Times New Roman" w:hAnsi="Times New Roman" w:cs="Times New Roman"/>
@@ -14337,7 +14417,7 @@
           <w:rFonts w:ascii="Times New Roman" w:eastAsia="Times New Roman" w:hAnsi="Times New Roman" w:cs="Times New Roman"/>
         </w:rPr>
       </w:pPr>
-      <w:bookmarkStart w:id="54" w:name="_Toc228265000"/>
+      <w:bookmarkStart w:id="56" w:name="_Toc228302045"/>
       <w:r>
         <w:rPr>
           <w:rFonts w:ascii="Times New Roman" w:eastAsia="Times New Roman" w:hAnsi="Times New Roman" w:cs="Times New Roman"/>
@@ -14362,7 +14442,7 @@
         </w:rPr>
         <w:t>.1 Descripción</w:t>
       </w:r>
-      <w:bookmarkEnd w:id="54"/>
+      <w:bookmarkEnd w:id="56"/>
       <w:r>
         <w:rPr>
           <w:rFonts w:ascii="Times New Roman" w:eastAsia="Times New Roman" w:hAnsi="Times New Roman" w:cs="Times New Roman"/>
@@ -14491,12 +14571,14 @@
           <w:rFonts w:ascii="Times New Roman" w:eastAsia="Times New Roman" w:hAnsi="Times New Roman" w:cs="Times New Roman"/>
         </w:rPr>
       </w:pPr>
+      <w:bookmarkStart w:id="57" w:name="_Toc228302046"/>
       <w:r>
         <w:rPr>
           <w:rFonts w:ascii="Times New Roman" w:eastAsia="Times New Roman" w:hAnsi="Times New Roman" w:cs="Times New Roman"/>
         </w:rPr>
         <w:t>4.1.2 Diagrama de Clases</w:t>
       </w:r>
+      <w:bookmarkEnd w:id="57"/>
     </w:p>
     <w:p>
       <w:pPr>
@@ -14571,12 +14653,14 @@
           <w:rFonts w:ascii="Times New Roman" w:eastAsia="Times New Roman" w:hAnsi="Times New Roman" w:cs="Times New Roman"/>
         </w:rPr>
       </w:pPr>
+      <w:bookmarkStart w:id="58" w:name="_Toc228302047"/>
       <w:r>
         <w:rPr>
           <w:rFonts w:ascii="Times New Roman" w:eastAsia="Times New Roman" w:hAnsi="Times New Roman" w:cs="Times New Roman"/>
         </w:rPr>
         <w:t>4.1.3 Der</w:t>
       </w:r>
+      <w:bookmarkEnd w:id="58"/>
     </w:p>
     <w:p>
       <w:pPr>
@@ -14651,7 +14735,7 @@
           <w:rFonts w:ascii="Times New Roman" w:eastAsia="Times New Roman" w:hAnsi="Times New Roman" w:cs="Times New Roman"/>
         </w:rPr>
       </w:pPr>
-      <w:bookmarkStart w:id="55" w:name="_Toc228265001"/>
+      <w:bookmarkStart w:id="59" w:name="_Toc228302048"/>
       <w:r>
         <w:rPr>
           <w:rFonts w:ascii="Times New Roman" w:eastAsia="Times New Roman" w:hAnsi="Times New Roman" w:cs="Times New Roman"/>
@@ -14688,7 +14772,7 @@
         </w:rPr>
         <w:t xml:space="preserve"> Diagrama de Secuencia del Sistema – Funcionamiento General Bitácora</w:t>
       </w:r>
-      <w:bookmarkEnd w:id="55"/>
+      <w:bookmarkEnd w:id="59"/>
     </w:p>
     <w:p>
       <w:pPr>
@@ -14772,7 +14856,7 @@
           <w:rFonts w:ascii="Times New Roman" w:eastAsia="Times New Roman" w:hAnsi="Times New Roman" w:cs="Times New Roman"/>
         </w:rPr>
       </w:pPr>
-      <w:bookmarkStart w:id="56" w:name="_Toc228265002"/>
+      <w:bookmarkStart w:id="60" w:name="_Toc228302049"/>
       <w:r>
         <w:rPr>
           <w:rFonts w:ascii="Times New Roman" w:eastAsia="Times New Roman" w:hAnsi="Times New Roman" w:cs="Times New Roman"/>
@@ -14809,7 +14893,7 @@
         </w:rPr>
         <w:t xml:space="preserve"> Pantalla BITÁCORA</w:t>
       </w:r>
-      <w:bookmarkEnd w:id="56"/>
+      <w:bookmarkEnd w:id="60"/>
     </w:p>
     <w:p>
       <w:pPr>
@@ -14873,6 +14957,7 @@
           <w:rFonts w:ascii="Times New Roman" w:eastAsia="Times New Roman" w:hAnsi="Times New Roman" w:cs="Times New Roman"/>
         </w:rPr>
       </w:pPr>
+      <w:bookmarkStart w:id="61" w:name="_Toc228302050"/>
       <w:r>
         <w:rPr>
           <w:rFonts w:ascii="Times New Roman" w:eastAsia="Times New Roman" w:hAnsi="Times New Roman" w:cs="Times New Roman"/>
@@ -14886,6 +14971,7 @@
         </w:rPr>
         <w:t>GESTIÓN DE ENCRIPTADO</w:t>
       </w:r>
+      <w:bookmarkEnd w:id="61"/>
     </w:p>
     <w:p>
       <w:pPr>
@@ -14896,7 +14982,7 @@
           <w:szCs w:val="30"/>
         </w:rPr>
       </w:pPr>
-      <w:bookmarkStart w:id="57" w:name="_Toc228264953"/>
+      <w:bookmarkStart w:id="62" w:name="_Toc228302051"/>
       <w:r>
         <w:rPr>
           <w:rFonts w:ascii="Times New Roman" w:eastAsia="Times New Roman" w:hAnsi="Times New Roman" w:cs="Times New Roman"/>
@@ -14929,7 +15015,7 @@
         </w:rPr>
         <w:t xml:space="preserve"> Métodos Encriptación/Hash</w:t>
       </w:r>
-      <w:bookmarkEnd w:id="57"/>
+      <w:bookmarkEnd w:id="62"/>
       <w:r>
         <w:rPr>
           <w:rFonts w:ascii="Times New Roman" w:eastAsia="Times New Roman" w:hAnsi="Times New Roman" w:cs="Times New Roman"/>
@@ -14946,7 +15032,7 @@
           <w:rFonts w:ascii="Times New Roman" w:hAnsi="Times New Roman" w:cs="Times New Roman"/>
         </w:rPr>
       </w:pPr>
-      <w:bookmarkStart w:id="58" w:name="_Toc228264954"/>
+      <w:bookmarkStart w:id="63" w:name="_Toc228302052"/>
       <w:r>
         <w:rPr>
           <w:rFonts w:ascii="Times New Roman" w:hAnsi="Times New Roman" w:cs="Times New Roman"/>
@@ -14971,7 +15057,7 @@
         </w:rPr>
         <w:t>.1 SHA-256</w:t>
       </w:r>
-      <w:bookmarkEnd w:id="58"/>
+      <w:bookmarkEnd w:id="63"/>
     </w:p>
     <w:p>
       <w:pPr>
@@ -15128,7 +15214,7 @@
           <w:rFonts w:ascii="Times New Roman" w:hAnsi="Times New Roman" w:cs="Times New Roman"/>
         </w:rPr>
       </w:pPr>
-      <w:bookmarkStart w:id="59" w:name="_Toc228264955"/>
+      <w:bookmarkStart w:id="64" w:name="_Toc228302053"/>
       <w:r>
         <w:rPr>
           <w:rFonts w:ascii="Times New Roman" w:hAnsi="Times New Roman" w:cs="Times New Roman"/>
@@ -15153,7 +15239,7 @@
         </w:rPr>
         <w:t>.2 ¿Cómo visualizaremos esto?</w:t>
       </w:r>
-      <w:bookmarkEnd w:id="59"/>
+      <w:bookmarkEnd w:id="64"/>
     </w:p>
     <w:p>
       <w:pPr>
@@ -15232,6 +15318,7 @@
           <w:rFonts w:ascii="Times New Roman" w:hAnsi="Times New Roman" w:cs="Times New Roman"/>
         </w:rPr>
       </w:pPr>
+      <w:bookmarkStart w:id="65" w:name="_Toc228302054"/>
       <w:r>
         <w:rPr>
           <w:rFonts w:ascii="Times New Roman" w:hAnsi="Times New Roman" w:cs="Times New Roman"/>
@@ -15239,6 +15326,7 @@
         <w:lastRenderedPageBreak/>
         <w:t>5.1.3 Diagrama de Clases</w:t>
       </w:r>
+      <w:bookmarkEnd w:id="65"/>
     </w:p>
     <w:p>
       <w:r>
@@ -15328,7 +15416,7 @@
           <w:rFonts w:ascii="Times New Roman" w:eastAsia="Times New Roman" w:hAnsi="Times New Roman" w:cs="Times New Roman"/>
         </w:rPr>
       </w:pPr>
-      <w:bookmarkStart w:id="60" w:name="_Toc228265003"/>
+      <w:bookmarkStart w:id="66" w:name="_Toc228302055"/>
       <w:r>
         <w:rPr>
           <w:rFonts w:ascii="Times New Roman" w:eastAsia="Times New Roman" w:hAnsi="Times New Roman" w:cs="Times New Roman"/>
@@ -15341,7 +15429,7 @@
         </w:rPr>
         <w:t>. GESTIÓN ABM PRODUCTO</w:t>
       </w:r>
-      <w:bookmarkEnd w:id="60"/>
+      <w:bookmarkEnd w:id="66"/>
     </w:p>
     <w:p>
       <w:pPr>
@@ -15352,7 +15440,7 @@
           <w:szCs w:val="30"/>
         </w:rPr>
       </w:pPr>
-      <w:bookmarkStart w:id="61" w:name="_Toc228265004"/>
+      <w:bookmarkStart w:id="67" w:name="_Toc228302056"/>
       <w:r>
         <w:rPr>
           <w:rFonts w:ascii="Times New Roman" w:eastAsia="Times New Roman" w:hAnsi="Times New Roman" w:cs="Times New Roman"/>
@@ -15369,7 +15457,7 @@
         </w:rPr>
         <w:t>.1 Objetivo General</w:t>
       </w:r>
-      <w:bookmarkEnd w:id="61"/>
+      <w:bookmarkEnd w:id="67"/>
     </w:p>
     <w:p>
       <w:pPr>
@@ -15380,7 +15468,7 @@
           <w:szCs w:val="30"/>
         </w:rPr>
       </w:pPr>
-      <w:bookmarkStart w:id="62" w:name="_Toc228265005"/>
+      <w:bookmarkStart w:id="68" w:name="_Toc228302057"/>
       <w:r>
         <w:rPr>
           <w:rFonts w:ascii="Times New Roman" w:eastAsia="Times New Roman" w:hAnsi="Times New Roman" w:cs="Times New Roman"/>
@@ -15397,7 +15485,7 @@
         </w:rPr>
         <w:t>.2 Diagrama de Clases y DER</w:t>
       </w:r>
-      <w:bookmarkEnd w:id="62"/>
+      <w:bookmarkEnd w:id="68"/>
     </w:p>
     <w:p>
       <w:pPr>
@@ -15408,7 +15496,7 @@
           <w:szCs w:val="30"/>
         </w:rPr>
       </w:pPr>
-      <w:bookmarkStart w:id="63" w:name="_Toc228265006"/>
+      <w:bookmarkStart w:id="69" w:name="_Toc228302058"/>
       <w:r>
         <w:rPr>
           <w:rFonts w:ascii="Times New Roman" w:eastAsia="Times New Roman" w:hAnsi="Times New Roman" w:cs="Times New Roman"/>
@@ -15425,7 +15513,7 @@
         </w:rPr>
         <w:t>.3 Diagrama ABM Producto</w:t>
       </w:r>
-      <w:bookmarkEnd w:id="63"/>
+      <w:bookmarkEnd w:id="69"/>
     </w:p>
     <w:p>
       <w:pPr>
@@ -15499,7 +15587,7 @@
           <w:szCs w:val="30"/>
         </w:rPr>
       </w:pPr>
-      <w:bookmarkStart w:id="64" w:name="_Toc228265007"/>
+      <w:bookmarkStart w:id="70" w:name="_Toc228302059"/>
       <w:r>
         <w:rPr>
           <w:rFonts w:ascii="Times New Roman" w:eastAsia="Times New Roman" w:hAnsi="Times New Roman" w:cs="Times New Roman"/>
@@ -15517,7 +15605,7 @@
         </w:rPr>
         <w:t>.4 Pantalla GIU</w:t>
       </w:r>
-      <w:bookmarkEnd w:id="64"/>
+      <w:bookmarkEnd w:id="70"/>
     </w:p>
     <w:p>
       <w:pPr>
@@ -15576,7 +15664,7 @@
           <w:szCs w:val="30"/>
         </w:rPr>
       </w:pPr>
-      <w:bookmarkStart w:id="65" w:name="_Toc228265008"/>
+      <w:bookmarkStart w:id="71" w:name="_Toc228302060"/>
       <w:r>
         <w:rPr>
           <w:rFonts w:ascii="Times New Roman" w:eastAsia="Times New Roman" w:hAnsi="Times New Roman" w:cs="Times New Roman"/>
@@ -15609,7 +15697,7 @@
         </w:rPr>
         <w:t xml:space="preserve"> Alta Producto</w:t>
       </w:r>
-      <w:bookmarkEnd w:id="65"/>
+      <w:bookmarkEnd w:id="71"/>
     </w:p>
     <w:p>
       <w:pPr>
@@ -15618,7 +15706,7 @@
           <w:rFonts w:ascii="Times New Roman" w:eastAsia="Times New Roman" w:hAnsi="Times New Roman" w:cs="Times New Roman"/>
         </w:rPr>
       </w:pPr>
-      <w:bookmarkStart w:id="66" w:name="_Toc228265009"/>
+      <w:bookmarkStart w:id="72" w:name="_Toc228302061"/>
       <w:r>
         <w:rPr>
           <w:rFonts w:ascii="Times New Roman" w:eastAsia="Times New Roman" w:hAnsi="Times New Roman" w:cs="Times New Roman"/>
@@ -15655,7 +15743,7 @@
         </w:rPr>
         <w:t xml:space="preserve"> Especificación CU</w:t>
       </w:r>
-      <w:bookmarkEnd w:id="66"/>
+      <w:bookmarkEnd w:id="72"/>
       <w:r>
         <w:rPr>
           <w:rFonts w:ascii="Times New Roman" w:eastAsia="Times New Roman" w:hAnsi="Times New Roman" w:cs="Times New Roman"/>
@@ -16430,7 +16518,7 @@
           <w:rFonts w:ascii="Times New Roman" w:eastAsia="Times New Roman" w:hAnsi="Times New Roman" w:cs="Times New Roman"/>
         </w:rPr>
       </w:pPr>
-      <w:bookmarkStart w:id="67" w:name="_Toc228265010"/>
+      <w:bookmarkStart w:id="73" w:name="_Toc228302062"/>
       <w:r>
         <w:rPr>
           <w:rFonts w:ascii="Times New Roman" w:eastAsia="Times New Roman" w:hAnsi="Times New Roman" w:cs="Times New Roman"/>
@@ -16467,7 +16555,7 @@
         </w:rPr>
         <w:t xml:space="preserve"> Diagrama Secuencia Sistema</w:t>
       </w:r>
-      <w:bookmarkEnd w:id="67"/>
+      <w:bookmarkEnd w:id="73"/>
       <w:r>
         <w:rPr>
           <w:rFonts w:ascii="Times New Roman" w:eastAsia="Times New Roman" w:hAnsi="Times New Roman" w:cs="Times New Roman"/>
@@ -16491,7 +16579,7 @@
           <w:szCs w:val="30"/>
         </w:rPr>
       </w:pPr>
-      <w:bookmarkStart w:id="68" w:name="_Toc228265011"/>
+      <w:bookmarkStart w:id="74" w:name="_Toc228302063"/>
       <w:r>
         <w:rPr>
           <w:rFonts w:ascii="Times New Roman" w:eastAsia="Times New Roman" w:hAnsi="Times New Roman" w:cs="Times New Roman"/>
@@ -16524,7 +16612,7 @@
         </w:rPr>
         <w:t xml:space="preserve"> Baja Producto</w:t>
       </w:r>
-      <w:bookmarkEnd w:id="68"/>
+      <w:bookmarkEnd w:id="74"/>
     </w:p>
     <w:p>
       <w:pPr>
@@ -16533,7 +16621,7 @@
           <w:rFonts w:ascii="Times New Roman" w:eastAsia="Times New Roman" w:hAnsi="Times New Roman" w:cs="Times New Roman"/>
         </w:rPr>
       </w:pPr>
-      <w:bookmarkStart w:id="69" w:name="_Toc228265012"/>
+      <w:bookmarkStart w:id="75" w:name="_Toc228302064"/>
       <w:r>
         <w:rPr>
           <w:rFonts w:ascii="Times New Roman" w:eastAsia="Times New Roman" w:hAnsi="Times New Roman" w:cs="Times New Roman"/>
@@ -16558,7 +16646,7 @@
         </w:rPr>
         <w:t xml:space="preserve"> Especificación CU</w:t>
       </w:r>
-      <w:bookmarkEnd w:id="69"/>
+      <w:bookmarkEnd w:id="75"/>
       <w:r>
         <w:rPr>
           <w:rFonts w:ascii="Times New Roman" w:eastAsia="Times New Roman" w:hAnsi="Times New Roman" w:cs="Times New Roman"/>
@@ -17327,7 +17415,7 @@
           <w:rFonts w:ascii="Times New Roman" w:eastAsia="Times New Roman" w:hAnsi="Times New Roman" w:cs="Times New Roman"/>
         </w:rPr>
       </w:pPr>
-      <w:bookmarkStart w:id="70" w:name="_Toc228265013"/>
+      <w:bookmarkStart w:id="76" w:name="_Toc228302065"/>
       <w:r>
         <w:rPr>
           <w:rFonts w:ascii="Times New Roman" w:eastAsia="Times New Roman" w:hAnsi="Times New Roman" w:cs="Times New Roman"/>
@@ -17353,7 +17441,7 @@
         </w:rPr>
         <w:t xml:space="preserve"> Diagrama Secuencia Sistema</w:t>
       </w:r>
-      <w:bookmarkEnd w:id="70"/>
+      <w:bookmarkEnd w:id="76"/>
       <w:r>
         <w:rPr>
           <w:rFonts w:ascii="Times New Roman" w:eastAsia="Times New Roman" w:hAnsi="Times New Roman" w:cs="Times New Roman"/>
@@ -17377,7 +17465,7 @@
           <w:szCs w:val="30"/>
         </w:rPr>
       </w:pPr>
-      <w:bookmarkStart w:id="71" w:name="_Toc228265014"/>
+      <w:bookmarkStart w:id="77" w:name="_Toc228302066"/>
       <w:r>
         <w:rPr>
           <w:rFonts w:ascii="Times New Roman" w:eastAsia="Times New Roman" w:hAnsi="Times New Roman" w:cs="Times New Roman"/>
@@ -17410,7 +17498,7 @@
         </w:rPr>
         <w:t xml:space="preserve"> Modificación Producto</w:t>
       </w:r>
-      <w:bookmarkEnd w:id="71"/>
+      <w:bookmarkEnd w:id="77"/>
     </w:p>
     <w:p>
       <w:pPr>
@@ -17419,7 +17507,7 @@
           <w:rFonts w:ascii="Times New Roman" w:eastAsia="Times New Roman" w:hAnsi="Times New Roman" w:cs="Times New Roman"/>
         </w:rPr>
       </w:pPr>
-      <w:bookmarkStart w:id="72" w:name="_Toc228265015"/>
+      <w:bookmarkStart w:id="78" w:name="_Toc228302067"/>
       <w:r>
         <w:rPr>
           <w:rFonts w:ascii="Times New Roman" w:eastAsia="Times New Roman" w:hAnsi="Times New Roman" w:cs="Times New Roman"/>
@@ -17444,7 +17532,7 @@
         </w:rPr>
         <w:t xml:space="preserve"> Especificación CU</w:t>
       </w:r>
-      <w:bookmarkEnd w:id="72"/>
+      <w:bookmarkEnd w:id="78"/>
       <w:r>
         <w:rPr>
           <w:rFonts w:ascii="Times New Roman" w:eastAsia="Times New Roman" w:hAnsi="Times New Roman" w:cs="Times New Roman"/>
@@ -18336,7 +18424,7 @@
           <w:rFonts w:ascii="Times New Roman" w:eastAsia="Times New Roman" w:hAnsi="Times New Roman" w:cs="Times New Roman"/>
         </w:rPr>
       </w:pPr>
-      <w:bookmarkStart w:id="73" w:name="_Toc228265016"/>
+      <w:bookmarkStart w:id="79" w:name="_Toc228302068"/>
       <w:r>
         <w:rPr>
           <w:rFonts w:ascii="Times New Roman" w:eastAsia="Times New Roman" w:hAnsi="Times New Roman" w:cs="Times New Roman"/>
@@ -18362,7 +18450,7 @@
         </w:rPr>
         <w:t xml:space="preserve"> Diagrama Secuencia Sistema</w:t>
       </w:r>
-      <w:bookmarkEnd w:id="73"/>
+      <w:bookmarkEnd w:id="79"/>
       <w:r>
         <w:rPr>
           <w:rFonts w:ascii="Times New Roman" w:eastAsia="Times New Roman" w:hAnsi="Times New Roman" w:cs="Times New Roman"/>
@@ -18383,8 +18471,8 @@
           <w:rFonts w:ascii="Times New Roman" w:eastAsia="Times New Roman" w:hAnsi="Times New Roman" w:cs="Times New Roman"/>
         </w:rPr>
       </w:pPr>
-      <w:bookmarkStart w:id="74" w:name="_heading=h.1i76v4y45w99" w:colFirst="0" w:colLast="0"/>
-      <w:bookmarkEnd w:id="74"/>
+      <w:bookmarkStart w:id="80" w:name="_heading=h.1i76v4y45w99" w:colFirst="0" w:colLast="0"/>
+      <w:bookmarkEnd w:id="80"/>
       <w:r>
         <w:rPr>
           <w:rFonts w:ascii="Times New Roman" w:eastAsia="Times New Roman" w:hAnsi="Times New Roman" w:cs="Times New Roman"/>
@@ -18398,8 +18486,8 @@
           <w:rFonts w:ascii="Times New Roman" w:eastAsia="Times New Roman" w:hAnsi="Times New Roman" w:cs="Times New Roman"/>
         </w:rPr>
       </w:pPr>
-      <w:bookmarkStart w:id="75" w:name="_heading=h.hhqoi4rm2sb1" w:colFirst="0" w:colLast="0"/>
-      <w:bookmarkEnd w:id="75"/>
+      <w:bookmarkStart w:id="81" w:name="_heading=h.hhqoi4rm2sb1" w:colFirst="0" w:colLast="0"/>
+      <w:bookmarkEnd w:id="81"/>
       <w:r>
         <w:rPr>
           <w:rFonts w:ascii="Times New Roman" w:eastAsia="Times New Roman" w:hAnsi="Times New Roman" w:cs="Times New Roman"/>
@@ -18413,16 +18501,16 @@
           <w:rFonts w:ascii="Times New Roman" w:eastAsia="Times New Roman" w:hAnsi="Times New Roman" w:cs="Times New Roman"/>
         </w:rPr>
       </w:pPr>
-      <w:bookmarkStart w:id="76" w:name="_heading=h.lauevyhhs0nn" w:colFirst="0" w:colLast="0"/>
-      <w:bookmarkEnd w:id="76"/>
+      <w:bookmarkStart w:id="82" w:name="_heading=h.lauevyhhs0nn" w:colFirst="0" w:colLast="0"/>
+      <w:bookmarkEnd w:id="82"/>
       <w:r>
         <w:rPr>
           <w:rFonts w:ascii="Times New Roman" w:eastAsia="Times New Roman" w:hAnsi="Times New Roman" w:cs="Times New Roman"/>
         </w:rPr>
         <w:t>GESTIÓN DE CAMBIOS</w:t>
       </w:r>
-      <w:bookmarkStart w:id="77" w:name="_heading=h.296gxyxbbv0m" w:colFirst="0" w:colLast="0"/>
-      <w:bookmarkEnd w:id="77"/>
+      <w:bookmarkStart w:id="83" w:name="_heading=h.296gxyxbbv0m" w:colFirst="0" w:colLast="0"/>
+      <w:bookmarkEnd w:id="83"/>
     </w:p>
     <w:sectPr>
       <w:headerReference w:type="default" r:id="rId35"/>
@@ -22142,7 +22230,6 @@
   <w:style w:type="character" w:default="1" w:styleId="Fuentedeprrafopredeter">
     <w:name w:val="Default Paragraph Font"/>
     <w:uiPriority w:val="1"/>
-    <w:semiHidden/>
     <w:unhideWhenUsed/>
   </w:style>
   <w:style w:type="table" w:default="1" w:styleId="Tablanormal">
@@ -22812,28 +22899,28 @@
 </file>
 
 <file path=customXml/item1.xml><?xml version="1.0" encoding="utf-8"?>
-<b:Sources xmlns:b="http://schemas.openxmlformats.org/officeDocument/2006/bibliography" xmlns="http://schemas.openxmlformats.org/officeDocument/2006/bibliography" SelectedStyle="\APASixthEditionOfficeOnline.xsl" StyleName="APA" Version="6"/>
-</file>
-
-<file path=customXml/item2.xml><?xml version="1.0" encoding="utf-8"?>
 <go:gDocsCustomXmlDataStorage xmlns:go="http://customooxmlschemas.google.com/" xmlns:r="http://schemas.openxmlformats.org/officeDocument/2006/relationships" uri="GoogleDocsCustomDataVersion2">
   <go:docsCustomData xmlns:go="http://customooxmlschemas.google.com/" roundtripDataSignature="AMtx7mg9ViIy0TFX1PbiokUHW0+gEHD0DQ==">CgMxLjAyDmgueXB0b3ptdnN5YWhpMg5oLjMwMTZ1a3NyeWs5OTIOaC41dHdvajgxajFna2EyDmguajh3ZGR4ZWVnZ3R3Mg5oLmJneml2aG00bzdoYzIOaC5qOTJ5aWxicjl6dDcyDmgubjRpdXVhbG9heDc2Mg5oLjFpNzZ2NHk0NXc5OTIOaC5oaHFvaTRybTJzYjEyDmgubGF1ZXZ5aGhzMG5uMg5oLjI5Nmd4eXhiYnYwbTgAciExNlVkVkNiWlZIdUNvcHFuMnNIenVkMWZoTjV5TjIzLW4=</go:docsCustomData>
 </go:gDocsCustomXmlDataStorage>
 </file>
 
-<file path=customXml/itemProps1.xml><?xml version="1.0" encoding="utf-8"?>
-<ds:datastoreItem xmlns:ds="http://schemas.openxmlformats.org/officeDocument/2006/customXml" ds:itemID="{98C402C2-0B0B-45E1-8B8A-FD895BAD112E}">
-  <ds:schemaRefs>
-    <ds:schemaRef ds:uri="http://schemas.openxmlformats.org/officeDocument/2006/bibliography"/>
-  </ds:schemaRefs>
-</ds:datastoreItem>
+<file path=customXml/item2.xml><?xml version="1.0" encoding="utf-8"?>
+<b:Sources xmlns:b="http://schemas.openxmlformats.org/officeDocument/2006/bibliography" xmlns="http://schemas.openxmlformats.org/officeDocument/2006/bibliography" SelectedStyle="\APASixthEditionOfficeOnline.xsl" StyleName="APA" Version="6"/>
 </file>
 
-<file path=customXml/itemProps2.xml><?xml version="1.0" encoding="utf-8"?>
+<file path=customXml/itemProps1.xml><?xml version="1.0" encoding="utf-8"?>
 <ds:datastoreItem xmlns:ds="http://schemas.openxmlformats.org/officeDocument/2006/customXml" ds:itemID="{11111111-1234-1234-1234-123412341234}">
   <ds:schemaRefs>
     <ds:schemaRef ds:uri="http://customooxmlschemas.google.com/"/>
     <ds:schemaRef ds:uri="http://schemas.openxmlformats.org/officeDocument/2006/relationships"/>
   </ds:schemaRefs>
 </ds:datastoreItem>
+</file>
+
+<file path=customXml/itemProps2.xml><?xml version="1.0" encoding="utf-8"?>
+<ds:datastoreItem xmlns:ds="http://schemas.openxmlformats.org/officeDocument/2006/customXml" ds:itemID="{98C402C2-0B0B-45E1-8B8A-FD895BAD112E}">
+  <ds:schemaRefs>
+    <ds:schemaRef ds:uri="http://schemas.openxmlformats.org/officeDocument/2006/bibliography"/>
+  </ds:schemaRefs>
+</ds:datastoreItem>
 </file>
--- a/Documentación/ProyectoIS 2026 CAJAL-FERNANDEZ.docx
+++ b/Documentación/ProyectoIS 2026 CAJAL-FERNANDEZ.docx
@@ -5791,9 +5791,16 @@
           <w:rFonts w:ascii="Times New Roman" w:eastAsia="Times New Roman" w:hAnsi="Times New Roman" w:cs="Times New Roman"/>
           <w:color w:val="000000"/>
         </w:rPr>
-        <w:t>LogIn-Out</w:t>
+        <w:t>LogIn</w:t>
       </w:r>
       <w:proofErr w:type="spellEnd"/>
+      <w:r>
+        <w:rPr>
+          <w:rFonts w:ascii="Times New Roman" w:eastAsia="Times New Roman" w:hAnsi="Times New Roman" w:cs="Times New Roman"/>
+          <w:color w:val="000000"/>
+        </w:rPr>
+        <w:t>-Out</w:t>
+      </w:r>
       <w:r>
         <w:rPr>
           <w:rFonts w:ascii="Times New Roman" w:eastAsia="Times New Roman" w:hAnsi="Times New Roman" w:cs="Times New Roman"/>
@@ -6624,6 +6631,7 @@
           <w:sz w:val="30"/>
           <w:szCs w:val="30"/>
         </w:rPr>
+        <w:lastRenderedPageBreak/>
         <w:t>1.</w:t>
       </w:r>
       <w:r>
@@ -6678,14 +6686,13 @@
       </w:pPr>
       <w:r>
         <w:rPr>
-          <w:rFonts w:ascii="Times New Roman" w:hAnsi="Times New Roman" w:cs="Times New Roman"/>
           <w:noProof/>
         </w:rPr>
         <w:drawing>
-          <wp:inline distT="0" distB="0" distL="0" distR="0" wp14:anchorId="268C9BD2" wp14:editId="6811BA1E">
-            <wp:extent cx="4373082" cy="2270760"/>
-            <wp:effectExtent l="0" t="0" r="8890" b="0"/>
-            <wp:docPr id="1218404601" name="Imagen 1"/>
+          <wp:inline distT="0" distB="0" distL="0" distR="0" wp14:anchorId="19336355" wp14:editId="545E9CAF">
+            <wp:extent cx="5400040" cy="4914900"/>
+            <wp:effectExtent l="0" t="0" r="0" b="0"/>
+            <wp:docPr id="1850972525" name="Imagen 1"/>
             <wp:cNvGraphicFramePr>
               <a:graphicFrameLocks xmlns:a="http://schemas.openxmlformats.org/drawingml/2006/main" noChangeAspect="1"/>
             </wp:cNvGraphicFramePr>
@@ -6693,36 +6700,23 @@
               <a:graphicData uri="http://schemas.openxmlformats.org/drawingml/2006/picture">
                 <pic:pic xmlns:pic="http://schemas.openxmlformats.org/drawingml/2006/picture">
                   <pic:nvPicPr>
-                    <pic:cNvPr id="0" name="Picture 1"/>
-                    <pic:cNvPicPr>
-                      <a:picLocks noChangeAspect="1" noChangeArrowheads="1"/>
-                    </pic:cNvPicPr>
+                    <pic:cNvPr id="1850972525" name=""/>
+                    <pic:cNvPicPr/>
                   </pic:nvPicPr>
                   <pic:blipFill>
-                    <a:blip r:embed="rId13">
-                      <a:extLst>
-                        <a:ext uri="{28A0092B-C50C-407E-A947-70E740481C1C}">
-                          <a14:useLocalDpi xmlns:a14="http://schemas.microsoft.com/office/drawing/2010/main" val="0"/>
-                        </a:ext>
-                      </a:extLst>
-                    </a:blip>
-                    <a:srcRect/>
+                    <a:blip r:embed="rId13"/>
                     <a:stretch>
                       <a:fillRect/>
                     </a:stretch>
                   </pic:blipFill>
-                  <pic:spPr bwMode="auto">
+                  <pic:spPr>
                     <a:xfrm>
                       <a:off x="0" y="0"/>
-                      <a:ext cx="4394603" cy="2281935"/>
+                      <a:ext cx="5400040" cy="4914900"/>
                     </a:xfrm>
                     <a:prstGeom prst="rect">
                       <a:avLst/>
                     </a:prstGeom>
-                    <a:noFill/>
-                    <a:ln>
-                      <a:noFill/>
-                    </a:ln>
                   </pic:spPr>
                 </pic:pic>
               </a:graphicData>
@@ -7849,7 +7843,23 @@
           <w:rFonts w:ascii="Times New Roman" w:eastAsia="Times New Roman" w:hAnsi="Times New Roman" w:cs="Times New Roman"/>
           <w:color w:val="000000"/>
         </w:rPr>
-        <w:t xml:space="preserve"> pueda hacerlo. Para ello debemos setear la propiedad </w:t>
+        <w:t xml:space="preserve"> pueda hacerlo. Para ello debemos </w:t>
+      </w:r>
+      <w:proofErr w:type="spellStart"/>
+      <w:r>
+        <w:rPr>
+          <w:rFonts w:ascii="Times New Roman" w:eastAsia="Times New Roman" w:hAnsi="Times New Roman" w:cs="Times New Roman"/>
+          <w:color w:val="000000"/>
+        </w:rPr>
+        <w:t>setear</w:t>
+      </w:r>
+      <w:proofErr w:type="spellEnd"/>
+      <w:r>
+        <w:rPr>
+          <w:rFonts w:ascii="Times New Roman" w:eastAsia="Times New Roman" w:hAnsi="Times New Roman" w:cs="Times New Roman"/>
+          <w:color w:val="000000"/>
+        </w:rPr>
+        <w:t xml:space="preserve"> la propiedad </w:t>
       </w:r>
       <w:proofErr w:type="spellStart"/>
       <w:r>
@@ -7937,27 +7947,7 @@
           <w:bCs/>
           <w:color w:val="000000"/>
         </w:rPr>
-        <w:t>Proceso de Log-</w:t>
-      </w:r>
-      <w:proofErr w:type="spellStart"/>
-      <w:r>
-        <w:rPr>
-          <w:rFonts w:ascii="Times New Roman" w:eastAsia="Times New Roman" w:hAnsi="Times New Roman" w:cs="Times New Roman"/>
-          <w:b/>
-          <w:bCs/>
-          <w:color w:val="000000"/>
-        </w:rPr>
-        <w:t>Out</w:t>
-      </w:r>
-      <w:proofErr w:type="spellEnd"/>
-      <w:r>
-        <w:rPr>
-          <w:rFonts w:ascii="Times New Roman" w:eastAsia="Times New Roman" w:hAnsi="Times New Roman" w:cs="Times New Roman"/>
-          <w:b/>
-          <w:bCs/>
-          <w:color w:val="000000"/>
-        </w:rPr>
-        <w:t>:</w:t>
+        <w:t>Proceso de Log-Out:</w:t>
       </w:r>
       <w:r>
         <w:rPr>
@@ -9606,6 +9596,7 @@
       <w:r>
         <w:rPr>
           <w:rFonts w:ascii="Times New Roman" w:hAnsi="Times New Roman" w:cs="Times New Roman"/>
+          <w:noProof/>
         </w:rPr>
         <w:drawing>
           <wp:inline distT="0" distB="0" distL="0" distR="0" wp14:anchorId="77EB63E4" wp14:editId="46F2AEF6">
@@ -11049,7 +11040,6 @@
           <w:sz w:val="30"/>
           <w:szCs w:val="30"/>
         </w:rPr>
-        <w:lastRenderedPageBreak/>
         <w:t xml:space="preserve">3.3 </w:t>
       </w:r>
       <w:r>
@@ -15177,21 +15167,7 @@
         <w:rPr>
           <w:rFonts w:ascii="Times New Roman" w:hAnsi="Times New Roman" w:cs="Times New Roman"/>
         </w:rPr>
-        <w:t>Hash (</w:t>
-      </w:r>
-      <w:proofErr w:type="spellStart"/>
-      <w:r>
-        <w:rPr>
-          <w:rFonts w:ascii="Times New Roman" w:hAnsi="Times New Roman" w:cs="Times New Roman"/>
-        </w:rPr>
-        <w:t>string</w:t>
-      </w:r>
-      <w:proofErr w:type="spellEnd"/>
-      <w:r>
-        <w:rPr>
-          <w:rFonts w:ascii="Times New Roman" w:hAnsi="Times New Roman" w:cs="Times New Roman"/>
-        </w:rPr>
-        <w:t xml:space="preserve"> input): Este método toma una cadena de texto (como una contraseña en texto plano) y la convierte en un hash de 256 bits utilizando el algoritmo SHA-256. </w:t>
+        <w:t xml:space="preserve">Hash (string input): Este método toma una cadena de texto (como una contraseña en texto plano) y la convierte en un hash de 256 bits utilizando el algoritmo SHA-256. </w:t>
       </w:r>
     </w:p>
     <w:p>
@@ -22230,6 +22206,7 @@
   <w:style w:type="character" w:default="1" w:styleId="Fuentedeprrafopredeter">
     <w:name w:val="Default Paragraph Font"/>
     <w:uiPriority w:val="1"/>
+    <w:semiHidden/>
     <w:unhideWhenUsed/>
   </w:style>
   <w:style w:type="table" w:default="1" w:styleId="Tablanormal">
@@ -22899,28 +22876,28 @@
 </file>
 
 <file path=customXml/item1.xml><?xml version="1.0" encoding="utf-8"?>
+<b:Sources xmlns:b="http://schemas.openxmlformats.org/officeDocument/2006/bibliography" xmlns="http://schemas.openxmlformats.org/officeDocument/2006/bibliography" SelectedStyle="\APASixthEditionOfficeOnline.xsl" StyleName="APA" Version="6"/>
+</file>
+
+<file path=customXml/item2.xml><?xml version="1.0" encoding="utf-8"?>
 <go:gDocsCustomXmlDataStorage xmlns:go="http://customooxmlschemas.google.com/" xmlns:r="http://schemas.openxmlformats.org/officeDocument/2006/relationships" uri="GoogleDocsCustomDataVersion2">
   <go:docsCustomData xmlns:go="http://customooxmlschemas.google.com/" roundtripDataSignature="AMtx7mg9ViIy0TFX1PbiokUHW0+gEHD0DQ==">CgMxLjAyDmgueXB0b3ptdnN5YWhpMg5oLjMwMTZ1a3NyeWs5OTIOaC41dHdvajgxajFna2EyDmguajh3ZGR4ZWVnZ3R3Mg5oLmJneml2aG00bzdoYzIOaC5qOTJ5aWxicjl6dDcyDmgubjRpdXVhbG9heDc2Mg5oLjFpNzZ2NHk0NXc5OTIOaC5oaHFvaTRybTJzYjEyDmgubGF1ZXZ5aGhzMG5uMg5oLjI5Nmd4eXhiYnYwbTgAciExNlVkVkNiWlZIdUNvcHFuMnNIenVkMWZoTjV5TjIzLW4=</go:docsCustomData>
 </go:gDocsCustomXmlDataStorage>
 </file>
 
-<file path=customXml/item2.xml><?xml version="1.0" encoding="utf-8"?>
-<b:Sources xmlns:b="http://schemas.openxmlformats.org/officeDocument/2006/bibliography" xmlns="http://schemas.openxmlformats.org/officeDocument/2006/bibliography" SelectedStyle="\APASixthEditionOfficeOnline.xsl" StyleName="APA" Version="6"/>
+<file path=customXml/itemProps1.xml><?xml version="1.0" encoding="utf-8"?>
+<ds:datastoreItem xmlns:ds="http://schemas.openxmlformats.org/officeDocument/2006/customXml" ds:itemID="{98C402C2-0B0B-45E1-8B8A-FD895BAD112E}">
+  <ds:schemaRefs>
+    <ds:schemaRef ds:uri="http://schemas.openxmlformats.org/officeDocument/2006/bibliography"/>
+  </ds:schemaRefs>
+</ds:datastoreItem>
 </file>
 
-<file path=customXml/itemProps1.xml><?xml version="1.0" encoding="utf-8"?>
+<file path=customXml/itemProps2.xml><?xml version="1.0" encoding="utf-8"?>
 <ds:datastoreItem xmlns:ds="http://schemas.openxmlformats.org/officeDocument/2006/customXml" ds:itemID="{11111111-1234-1234-1234-123412341234}">
   <ds:schemaRefs>
     <ds:schemaRef ds:uri="http://customooxmlschemas.google.com/"/>
     <ds:schemaRef ds:uri="http://schemas.openxmlformats.org/officeDocument/2006/relationships"/>
   </ds:schemaRefs>
 </ds:datastoreItem>
-</file>
-
-<file path=customXml/itemProps2.xml><?xml version="1.0" encoding="utf-8"?>
-<ds:datastoreItem xmlns:ds="http://schemas.openxmlformats.org/officeDocument/2006/customXml" ds:itemID="{98C402C2-0B0B-45E1-8B8A-FD895BAD112E}">
-  <ds:schemaRefs>
-    <ds:schemaRef ds:uri="http://schemas.openxmlformats.org/officeDocument/2006/bibliography"/>
-  </ds:schemaRefs>
-</ds:datastoreItem>
 </file>
--- a/Documentación/ProyectoIS 2026 CAJAL-FERNANDEZ.docx
+++ b/Documentación/ProyectoIS 2026 CAJAL-FERNANDEZ.docx
@@ -5783,23 +5783,7 @@
           <w:rFonts w:ascii="Times New Roman" w:eastAsia="Times New Roman" w:hAnsi="Times New Roman" w:cs="Times New Roman"/>
           <w:color w:val="000000"/>
         </w:rPr>
-        <w:t>Registro/</w:t>
-      </w:r>
-      <w:proofErr w:type="spellStart"/>
-      <w:r>
-        <w:rPr>
-          <w:rFonts w:ascii="Times New Roman" w:eastAsia="Times New Roman" w:hAnsi="Times New Roman" w:cs="Times New Roman"/>
-          <w:color w:val="000000"/>
-        </w:rPr>
-        <w:t>LogIn</w:t>
-      </w:r>
-      <w:proofErr w:type="spellEnd"/>
-      <w:r>
-        <w:rPr>
-          <w:rFonts w:ascii="Times New Roman" w:eastAsia="Times New Roman" w:hAnsi="Times New Roman" w:cs="Times New Roman"/>
-          <w:color w:val="000000"/>
-        </w:rPr>
-        <w:t>-Out</w:t>
+        <w:t>Registro/LogIn-Out</w:t>
       </w:r>
       <w:r>
         <w:rPr>
@@ -7547,23 +7531,7 @@
           <w:rFonts w:ascii="Times New Roman" w:eastAsia="Times New Roman" w:hAnsi="Times New Roman" w:cs="Times New Roman"/>
           <w:color w:val="000000"/>
         </w:rPr>
-        <w:t xml:space="preserve"> Al iniciar el sistema, se carga la interfaz de </w:t>
-      </w:r>
-      <w:proofErr w:type="spellStart"/>
-      <w:r>
-        <w:rPr>
-          <w:rFonts w:ascii="Times New Roman" w:eastAsia="Times New Roman" w:hAnsi="Times New Roman" w:cs="Times New Roman"/>
-          <w:color w:val="000000"/>
-        </w:rPr>
-        <w:t>LogIn</w:t>
-      </w:r>
-      <w:proofErr w:type="spellEnd"/>
-      <w:r>
-        <w:rPr>
-          <w:rFonts w:ascii="Times New Roman" w:eastAsia="Times New Roman" w:hAnsi="Times New Roman" w:cs="Times New Roman"/>
-          <w:color w:val="000000"/>
-        </w:rPr>
-        <w:t xml:space="preserve"> y se presenta al usuario como pantalla principal. En esta etapa no hay ninguna sesión activa ni conexión abierta con la base de datos. Por el momento no se realiza ninguna validación de permisos hasta que el usuario intenta autenticarse. Este enfoque busca minimizar el uso de recursos y mantener la seguridad hasta que se confirme la identidad del usuario. </w:t>
+        <w:t xml:space="preserve"> Al iniciar el sistema, se carga la interfaz de LogIn y se presenta al usuario como pantalla principal. En esta etapa no hay ninguna sesión activa ni conexión abierta con la base de datos. Por el momento no se realiza ninguna validación de permisos hasta que el usuario intenta autenticarse. Este enfoque busca minimizar el uso de recursos y mantener la seguridad hasta que se confirme la identidad del usuario. </w:t>
       </w:r>
     </w:p>
     <w:p>
@@ -7811,72 +7779,15 @@
           <w:rFonts w:ascii="Times New Roman" w:eastAsia="Times New Roman" w:hAnsi="Times New Roman" w:cs="Times New Roman"/>
           <w:color w:val="000000"/>
         </w:rPr>
-        <w:t xml:space="preserve">A su vez en la pantalla del </w:t>
-      </w:r>
-      <w:proofErr w:type="spellStart"/>
+        <w:t xml:space="preserve">A su vez en la pantalla del LogIn presentamos un botón “mostrar” para que si el usuario quiere revisar la contraseña ingresada antes de presionar el botón LogIn pueda hacerlo. Para ello debemos setear la propiedad </w:t>
+      </w:r>
       <w:r>
         <w:rPr>
           <w:rFonts w:ascii="Times New Roman" w:eastAsia="Times New Roman" w:hAnsi="Times New Roman" w:cs="Times New Roman"/>
           <w:color w:val="000000"/>
         </w:rPr>
-        <w:t>LogIn</w:t>
-      </w:r>
-      <w:proofErr w:type="spellEnd"/>
-      <w:r>
-        <w:rPr>
-          <w:rFonts w:ascii="Times New Roman" w:eastAsia="Times New Roman" w:hAnsi="Times New Roman" w:cs="Times New Roman"/>
-          <w:color w:val="000000"/>
-        </w:rPr>
-        <w:t xml:space="preserve"> presentamos un botón “mostrar” para que si el usuario quiere revisar la contraseña ingresada antes de presionar el botón </w:t>
-      </w:r>
-      <w:proofErr w:type="spellStart"/>
-      <w:r>
-        <w:rPr>
-          <w:rFonts w:ascii="Times New Roman" w:eastAsia="Times New Roman" w:hAnsi="Times New Roman" w:cs="Times New Roman"/>
-          <w:color w:val="000000"/>
-        </w:rPr>
-        <w:t>LogIn</w:t>
-      </w:r>
-      <w:proofErr w:type="spellEnd"/>
-      <w:r>
-        <w:rPr>
-          <w:rFonts w:ascii="Times New Roman" w:eastAsia="Times New Roman" w:hAnsi="Times New Roman" w:cs="Times New Roman"/>
-          <w:color w:val="000000"/>
-        </w:rPr>
-        <w:t xml:space="preserve"> pueda hacerlo. Para ello debemos </w:t>
-      </w:r>
-      <w:proofErr w:type="spellStart"/>
-      <w:r>
-        <w:rPr>
-          <w:rFonts w:ascii="Times New Roman" w:eastAsia="Times New Roman" w:hAnsi="Times New Roman" w:cs="Times New Roman"/>
-          <w:color w:val="000000"/>
-        </w:rPr>
-        <w:t>setear</w:t>
-      </w:r>
-      <w:proofErr w:type="spellEnd"/>
-      <w:r>
-        <w:rPr>
-          <w:rFonts w:ascii="Times New Roman" w:eastAsia="Times New Roman" w:hAnsi="Times New Roman" w:cs="Times New Roman"/>
-          <w:color w:val="000000"/>
-        </w:rPr>
-        <w:t xml:space="preserve"> la propiedad </w:t>
-      </w:r>
-      <w:proofErr w:type="spellStart"/>
-      <w:r>
-        <w:rPr>
-          <w:rFonts w:ascii="Times New Roman" w:eastAsia="Times New Roman" w:hAnsi="Times New Roman" w:cs="Times New Roman"/>
-          <w:color w:val="000000"/>
-        </w:rPr>
         <w:lastRenderedPageBreak/>
-        <w:t>PasswordChar</w:t>
-      </w:r>
-      <w:proofErr w:type="spellEnd"/>
-      <w:r>
-        <w:rPr>
-          <w:rFonts w:ascii="Times New Roman" w:eastAsia="Times New Roman" w:hAnsi="Times New Roman" w:cs="Times New Roman"/>
-          <w:color w:val="000000"/>
-        </w:rPr>
-        <w:t xml:space="preserve"> del TextBox en donde el usuario ingresa la contraseña como “*” por default.</w:t>
+        <w:t>PasswordChar del TextBox en donde el usuario ingresa la contraseña como “*” por default.</w:t>
       </w:r>
     </w:p>
     <w:p>
@@ -7991,37 +7902,9 @@
           <w:sz w:val="30"/>
           <w:szCs w:val="30"/>
         </w:rPr>
-        <w:t xml:space="preserve">2.3 </w:t>
-      </w:r>
-      <w:proofErr w:type="spellStart"/>
-      <w:r>
-        <w:rPr>
-          <w:rFonts w:ascii="Times New Roman" w:eastAsia="Times New Roman" w:hAnsi="Times New Roman" w:cs="Times New Roman"/>
-          <w:sz w:val="30"/>
-          <w:szCs w:val="30"/>
-        </w:rPr>
-        <w:t>LogIn</w:t>
-      </w:r>
-      <w:proofErr w:type="spellEnd"/>
-      <w:r>
-        <w:rPr>
-          <w:rFonts w:ascii="Times New Roman" w:eastAsia="Times New Roman" w:hAnsi="Times New Roman" w:cs="Times New Roman"/>
-          <w:sz w:val="30"/>
-          <w:szCs w:val="30"/>
-        </w:rPr>
-        <w:t xml:space="preserve"> – CU001 </w:t>
-      </w:r>
-      <w:proofErr w:type="spellStart"/>
-      <w:r>
-        <w:rPr>
-          <w:rFonts w:ascii="Times New Roman" w:eastAsia="Times New Roman" w:hAnsi="Times New Roman" w:cs="Times New Roman"/>
-          <w:sz w:val="30"/>
-          <w:szCs w:val="30"/>
-        </w:rPr>
-        <w:t>LogIn</w:t>
+        <w:t>2.3 LogIn – CU001 LogIn</w:t>
       </w:r>
       <w:bookmarkEnd w:id="23"/>
-      <w:proofErr w:type="spellEnd"/>
     </w:p>
     <w:p>
       <w:pPr>
@@ -8047,14 +7930,7 @@
         <w:rPr>
           <w:rFonts w:ascii="Times New Roman" w:eastAsia="Times New Roman" w:hAnsi="Times New Roman" w:cs="Times New Roman"/>
         </w:rPr>
-        <w:t xml:space="preserve"> Diagrama </w:t>
-      </w:r>
-      <w:proofErr w:type="spellStart"/>
-      <w:r>
-        <w:rPr>
-          <w:rFonts w:ascii="Times New Roman" w:eastAsia="Times New Roman" w:hAnsi="Times New Roman" w:cs="Times New Roman"/>
-        </w:rPr>
-        <w:t>LogI</w:t>
+        <w:t xml:space="preserve"> Diagrama LogI</w:t>
       </w:r>
       <w:r>
         <w:rPr>
@@ -8063,7 +7939,6 @@
         <w:t>n</w:t>
       </w:r>
       <w:bookmarkEnd w:id="24"/>
-      <w:proofErr w:type="spellEnd"/>
     </w:p>
     <w:p>
       <w:pPr>
@@ -8206,17 +8081,8 @@
                 <w:rFonts w:ascii="Times New Roman" w:eastAsia="Times New Roman" w:hAnsi="Times New Roman" w:cs="Times New Roman"/>
                 <w:color w:val="000000"/>
               </w:rPr>
-              <w:t xml:space="preserve">CU 001 – </w:t>
-            </w:r>
-            <w:proofErr w:type="spellStart"/>
-            <w:r>
-              <w:rPr>
-                <w:rFonts w:ascii="Times New Roman" w:eastAsia="Times New Roman" w:hAnsi="Times New Roman" w:cs="Times New Roman"/>
-                <w:color w:val="000000"/>
-              </w:rPr>
-              <w:t>LogIn</w:t>
-            </w:r>
-            <w:proofErr w:type="spellEnd"/>
+              <w:t>CU 001 – LogIn</w:t>
+            </w:r>
             <w:r>
               <w:rPr>
                 <w:rFonts w:ascii="Times New Roman" w:eastAsia="Times New Roman" w:hAnsi="Times New Roman" w:cs="Times New Roman"/>
@@ -8632,27 +8498,7 @@
                 <w:sz w:val="22"/>
                 <w:szCs w:val="22"/>
               </w:rPr>
-              <w:t>El usuario ingresa al sistema y se le presenta la pantalla principal del mismo “</w:t>
-            </w:r>
-            <w:proofErr w:type="spellStart"/>
-            <w:r>
-              <w:rPr>
-                <w:rFonts w:ascii="Times New Roman" w:eastAsia="Times New Roman" w:hAnsi="Times New Roman" w:cs="Times New Roman"/>
-                <w:color w:val="000000"/>
-                <w:sz w:val="22"/>
-                <w:szCs w:val="22"/>
-              </w:rPr>
-              <w:t>LogIn</w:t>
-            </w:r>
-            <w:proofErr w:type="spellEnd"/>
-            <w:r>
-              <w:rPr>
-                <w:rFonts w:ascii="Times New Roman" w:eastAsia="Times New Roman" w:hAnsi="Times New Roman" w:cs="Times New Roman"/>
-                <w:color w:val="000000"/>
-                <w:sz w:val="22"/>
-                <w:szCs w:val="22"/>
-              </w:rPr>
-              <w:t>”.</w:t>
+              <w:t>El usuario ingresa al sistema y se le presenta la pantalla principal del mismo “LogIn”.</w:t>
             </w:r>
           </w:p>
           <w:p>
@@ -10572,10 +10418,10 @@
           <w:noProof/>
         </w:rPr>
         <w:drawing>
-          <wp:inline distT="0" distB="0" distL="0" distR="0" wp14:anchorId="595748D0" wp14:editId="6B4729BB">
-            <wp:extent cx="5400040" cy="3974465"/>
-            <wp:effectExtent l="0" t="0" r="0" b="6985"/>
-            <wp:docPr id="1237775139" name="Imagen 3"/>
+          <wp:inline distT="0" distB="0" distL="0" distR="0" wp14:anchorId="225A0E85" wp14:editId="5E994E1B">
+            <wp:extent cx="5400040" cy="4670425"/>
+            <wp:effectExtent l="0" t="0" r="0" b="0"/>
+            <wp:docPr id="182538268" name="Imagen 1"/>
             <wp:cNvGraphicFramePr>
               <a:graphicFrameLocks xmlns:a="http://schemas.openxmlformats.org/drawingml/2006/main" noChangeAspect="1"/>
             </wp:cNvGraphicFramePr>
@@ -10583,7 +10429,7 @@
               <a:graphicData uri="http://schemas.openxmlformats.org/drawingml/2006/picture">
                 <pic:pic xmlns:pic="http://schemas.openxmlformats.org/drawingml/2006/picture">
                   <pic:nvPicPr>
-                    <pic:cNvPr id="0" name="Picture 3"/>
+                    <pic:cNvPr id="0" name="Picture 1"/>
                     <pic:cNvPicPr>
                       <a:picLocks noChangeAspect="1" noChangeArrowheads="1"/>
                     </pic:cNvPicPr>
@@ -10604,7 +10450,7 @@
                   <pic:spPr bwMode="auto">
                     <a:xfrm>
                       <a:off x="0" y="0"/>
-                      <a:ext cx="5400040" cy="3974465"/>
+                      <a:ext cx="5400040" cy="4670425"/>
                     </a:xfrm>
                     <a:prstGeom prst="rect">
                       <a:avLst/>
@@ -11040,6 +10886,7 @@
           <w:sz w:val="30"/>
           <w:szCs w:val="30"/>
         </w:rPr>
+        <w:lastRenderedPageBreak/>
         <w:t xml:space="preserve">3.3 </w:t>
       </w:r>
       <w:r>
@@ -15059,21 +14906,7 @@
         <w:rPr>
           <w:rFonts w:ascii="Times New Roman" w:hAnsi="Times New Roman" w:cs="Times New Roman"/>
         </w:rPr>
-        <w:t xml:space="preserve">Con el objetivo de garantizar la seguridad de las contraseñas de los usuarios, en este proyecto se aplica el algoritmo SHA-256, encargado de transformar una cadena de texto en un valor de longitud determinado, denominado "hash". Este es un algoritmo de </w:t>
-      </w:r>
-      <w:proofErr w:type="spellStart"/>
-      <w:r>
-        <w:rPr>
-          <w:rFonts w:ascii="Times New Roman" w:hAnsi="Times New Roman" w:cs="Times New Roman"/>
-        </w:rPr>
-        <w:t>hashing</w:t>
-      </w:r>
-      <w:proofErr w:type="spellEnd"/>
-      <w:r>
-        <w:rPr>
-          <w:rFonts w:ascii="Times New Roman" w:hAnsi="Times New Roman" w:cs="Times New Roman"/>
-        </w:rPr>
-        <w:t xml:space="preserve"> unidireccional, lo que significa que no es posible desencriptar el hash para obtener la contraseña original. </w:t>
+        <w:t xml:space="preserve">Con el objetivo de garantizar la seguridad de las contraseñas de los usuarios, en este proyecto se aplica el algoritmo SHA-256, encargado de transformar una cadena de texto en un valor de longitud determinado, denominado "hash". Este es un algoritmo de hashing unidireccional, lo que significa que no es posible desencriptar el hash para obtener la contraseña original. </w:t>
       </w:r>
     </w:p>
     <w:p>
@@ -15086,35 +14919,7 @@
         <w:rPr>
           <w:rFonts w:ascii="Times New Roman" w:hAnsi="Times New Roman" w:cs="Times New Roman"/>
         </w:rPr>
-        <w:t xml:space="preserve">Tanto para la creación de usuarios como para el logueo en el sistema de estos mismos, se deberá ingresar una clave. Esta clave será </w:t>
-      </w:r>
-      <w:proofErr w:type="spellStart"/>
-      <w:r>
-        <w:rPr>
-          <w:rFonts w:ascii="Times New Roman" w:hAnsi="Times New Roman" w:cs="Times New Roman"/>
-        </w:rPr>
-        <w:t>hasheada</w:t>
-      </w:r>
-      <w:proofErr w:type="spellEnd"/>
-      <w:r>
-        <w:rPr>
-          <w:rFonts w:ascii="Times New Roman" w:hAnsi="Times New Roman" w:cs="Times New Roman"/>
-        </w:rPr>
-        <w:t xml:space="preserve"> por el algoritmo SHA-256 y será guardada en la base de datos. Un usuario que requiera iniciar sesión deberá ingresar su clave, en la interfaz de Inicio de sesión, el valor que coloque como clave, al seleccionar “Iniciar Sesión” será </w:t>
-      </w:r>
-      <w:proofErr w:type="spellStart"/>
-      <w:r>
-        <w:rPr>
-          <w:rFonts w:ascii="Times New Roman" w:hAnsi="Times New Roman" w:cs="Times New Roman"/>
-        </w:rPr>
-        <w:t>hasheado</w:t>
-      </w:r>
-      <w:proofErr w:type="spellEnd"/>
-      <w:r>
-        <w:rPr>
-          <w:rFonts w:ascii="Times New Roman" w:hAnsi="Times New Roman" w:cs="Times New Roman"/>
-        </w:rPr>
-        <w:t xml:space="preserve"> y comparado con el valor que se encuentre en la base de datos. Si estos valores coinciden, la sesión es iniciada, en el caso contrario donde no coincidan, se mostrará al usuario un error de contraseña incorrecta. </w:t>
+        <w:t xml:space="preserve">Tanto para la creación de usuarios como para el logueo en el sistema de estos mismos, se deberá ingresar una clave. Esta clave será hasheada por el algoritmo SHA-256 y será guardada en la base de datos. Un usuario que requiera iniciar sesión deberá ingresar su clave, en la interfaz de Inicio de sesión, el valor que coloque como clave, al seleccionar “Iniciar Sesión” será hasheado y comparado con el valor que se encuentre en la base de datos. Si estos valores coinciden, la sesión es iniciada, en el caso contrario donde no coincidan, se mostrará al usuario un error de contraseña incorrecta. </w:t>
       </w:r>
     </w:p>
     <w:p>
@@ -15136,25 +14941,7 @@
           <w:b/>
           <w:bCs/>
         </w:rPr>
-        <w:t xml:space="preserve">Método de la clase </w:t>
-      </w:r>
-      <w:proofErr w:type="spellStart"/>
-      <w:r>
-        <w:rPr>
-          <w:rFonts w:ascii="Times New Roman" w:hAnsi="Times New Roman" w:cs="Times New Roman"/>
-          <w:b/>
-          <w:bCs/>
-        </w:rPr>
-        <w:t>Encriptador</w:t>
-      </w:r>
-      <w:proofErr w:type="spellEnd"/>
-      <w:r>
-        <w:rPr>
-          <w:rFonts w:ascii="Times New Roman" w:hAnsi="Times New Roman" w:cs="Times New Roman"/>
-          <w:b/>
-          <w:bCs/>
-        </w:rPr>
-        <w:t xml:space="preserve">: </w:t>
+        <w:t xml:space="preserve">Método de la clase Encriptador: </w:t>
       </w:r>
     </w:p>
     <w:p>
@@ -22876,28 +22663,28 @@
 </file>
 
 <file path=customXml/item1.xml><?xml version="1.0" encoding="utf-8"?>
-<b:Sources xmlns:b="http://schemas.openxmlformats.org/officeDocument/2006/bibliography" xmlns="http://schemas.openxmlformats.org/officeDocument/2006/bibliography" SelectedStyle="\APASixthEditionOfficeOnline.xsl" StyleName="APA" Version="6"/>
-</file>
-
-<file path=customXml/item2.xml><?xml version="1.0" encoding="utf-8"?>
 <go:gDocsCustomXmlDataStorage xmlns:go="http://customooxmlschemas.google.com/" xmlns:r="http://schemas.openxmlformats.org/officeDocument/2006/relationships" uri="GoogleDocsCustomDataVersion2">
   <go:docsCustomData xmlns:go="http://customooxmlschemas.google.com/" roundtripDataSignature="AMtx7mg9ViIy0TFX1PbiokUHW0+gEHD0DQ==">CgMxLjAyDmgueXB0b3ptdnN5YWhpMg5oLjMwMTZ1a3NyeWs5OTIOaC41dHdvajgxajFna2EyDmguajh3ZGR4ZWVnZ3R3Mg5oLmJneml2aG00bzdoYzIOaC5qOTJ5aWxicjl6dDcyDmgubjRpdXVhbG9heDc2Mg5oLjFpNzZ2NHk0NXc5OTIOaC5oaHFvaTRybTJzYjEyDmgubGF1ZXZ5aGhzMG5uMg5oLjI5Nmd4eXhiYnYwbTgAciExNlVkVkNiWlZIdUNvcHFuMnNIenVkMWZoTjV5TjIzLW4=</go:docsCustomData>
 </go:gDocsCustomXmlDataStorage>
 </file>
 
-<file path=customXml/itemProps1.xml><?xml version="1.0" encoding="utf-8"?>
-<ds:datastoreItem xmlns:ds="http://schemas.openxmlformats.org/officeDocument/2006/customXml" ds:itemID="{98C402C2-0B0B-45E1-8B8A-FD895BAD112E}">
-  <ds:schemaRefs>
-    <ds:schemaRef ds:uri="http://schemas.openxmlformats.org/officeDocument/2006/bibliography"/>
-  </ds:schemaRefs>
-</ds:datastoreItem>
+<file path=customXml/item2.xml><?xml version="1.0" encoding="utf-8"?>
+<b:Sources xmlns:b="http://schemas.openxmlformats.org/officeDocument/2006/bibliography" xmlns="http://schemas.openxmlformats.org/officeDocument/2006/bibliography" SelectedStyle="\APASixthEditionOfficeOnline.xsl" StyleName="APA" Version="6"/>
 </file>
 
-<file path=customXml/itemProps2.xml><?xml version="1.0" encoding="utf-8"?>
+<file path=customXml/itemProps1.xml><?xml version="1.0" encoding="utf-8"?>
 <ds:datastoreItem xmlns:ds="http://schemas.openxmlformats.org/officeDocument/2006/customXml" ds:itemID="{11111111-1234-1234-1234-123412341234}">
   <ds:schemaRefs>
     <ds:schemaRef ds:uri="http://customooxmlschemas.google.com/"/>
     <ds:schemaRef ds:uri="http://schemas.openxmlformats.org/officeDocument/2006/relationships"/>
   </ds:schemaRefs>
 </ds:datastoreItem>
+</file>
+
+<file path=customXml/itemProps2.xml><?xml version="1.0" encoding="utf-8"?>
+<ds:datastoreItem xmlns:ds="http://schemas.openxmlformats.org/officeDocument/2006/customXml" ds:itemID="{98C402C2-0B0B-45E1-8B8A-FD895BAD112E}">
+  <ds:schemaRefs>
+    <ds:schemaRef ds:uri="http://schemas.openxmlformats.org/officeDocument/2006/bibliography"/>
+  </ds:schemaRefs>
+</ds:datastoreItem>
 </file>